--- a/Djangopythonservieques.docx
+++ b/Djangopythonservieques.docx
@@ -286,6 +286,91 @@
       <w:r>
         <w:rPr>
           <w:rFonts w:ascii="Times New Roman" w:eastAsia="Times New Roman" w:hAnsi="Times New Roman" w:cs="Times New Roman"/>
+          <w:noProof/>
+          <w:sz w:val="24"/>
+          <w:szCs w:val="24"/>
+          <w:lang w:eastAsia="en-IN"/>
+        </w:rPr>
+        <mc:AlternateContent>
+          <mc:Choice Requires="wps">
+            <w:drawing>
+              <wp:anchor distT="0" distB="0" distL="114300" distR="114300" simplePos="0" relativeHeight="251659264" behindDoc="0" locked="0" layoutInCell="1" allowOverlap="1" wp14:anchorId="7A77FD42" wp14:editId="45803117">
+                <wp:simplePos x="0" y="0"/>
+                <wp:positionH relativeFrom="column">
+                  <wp:posOffset>-384810</wp:posOffset>
+                </wp:positionH>
+                <wp:positionV relativeFrom="paragraph">
+                  <wp:posOffset>184785</wp:posOffset>
+                </wp:positionV>
+                <wp:extent cx="3865034" cy="4233"/>
+                <wp:effectExtent l="57150" t="57150" r="59690" b="53340"/>
+                <wp:wrapNone/>
+                <wp:docPr id="1" name="Straight Connector 1"/>
+                <wp:cNvGraphicFramePr/>
+                <a:graphic xmlns:a="http://schemas.openxmlformats.org/drawingml/2006/main">
+                  <a:graphicData uri="http://schemas.microsoft.com/office/word/2010/wordprocessingShape">
+                    <wps:wsp>
+                      <wps:cNvCnPr/>
+                      <wps:spPr>
+                        <a:xfrm flipV="1">
+                          <a:off x="0" y="0"/>
+                          <a:ext cx="3865034" cy="4233"/>
+                        </a:xfrm>
+                        <a:prstGeom prst="line">
+                          <a:avLst/>
+                        </a:prstGeom>
+                        <a:ln w="12700">
+                          <a:solidFill>
+                            <a:schemeClr val="accent3"/>
+                          </a:solidFill>
+                        </a:ln>
+                        <a:scene3d>
+                          <a:camera prst="orthographicFront"/>
+                          <a:lightRig rig="threePt" dir="t"/>
+                        </a:scene3d>
+                        <a:sp3d>
+                          <a:bevelT prst="relaxedInset"/>
+                        </a:sp3d>
+                      </wps:spPr>
+                      <wps:style>
+                        <a:lnRef idx="1">
+                          <a:schemeClr val="accent1"/>
+                        </a:lnRef>
+                        <a:fillRef idx="0">
+                          <a:schemeClr val="accent1"/>
+                        </a:fillRef>
+                        <a:effectRef idx="0">
+                          <a:schemeClr val="accent1"/>
+                        </a:effectRef>
+                        <a:fontRef idx="minor">
+                          <a:schemeClr val="tx1"/>
+                        </a:fontRef>
+                      </wps:style>
+                      <wps:bodyPr/>
+                    </wps:wsp>
+                  </a:graphicData>
+                </a:graphic>
+                <wp14:sizeRelH relativeFrom="margin">
+                  <wp14:pctWidth>0</wp14:pctWidth>
+                </wp14:sizeRelH>
+                <wp14:sizeRelV relativeFrom="margin">
+                  <wp14:pctHeight>0</wp14:pctHeight>
+                </wp14:sizeRelV>
+              </wp:anchor>
+            </w:drawing>
+          </mc:Choice>
+          <mc:Fallback>
+            <w:pict>
+              <v:line w14:anchorId="6751A2F4" id="Straight Connector 1" o:spid="_x0000_s1026" style="position:absolute;flip:y;z-index:251659264;visibility:visible;mso-wrap-style:square;mso-width-percent:0;mso-height-percent:0;mso-wrap-distance-left:9pt;mso-wrap-distance-top:0;mso-wrap-distance-right:9pt;mso-wrap-distance-bottom:0;mso-position-horizontal:absolute;mso-position-horizontal-relative:text;mso-position-vertical:absolute;mso-position-vertical-relative:text;mso-width-percent:0;mso-height-percent:0;mso-width-relative:margin;mso-height-relative:margin" from="-30.3pt,14.55pt" to="274.05pt,14.9pt" o:gfxdata="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" strokecolor="#a5a5a5 [3206]" strokeweight="1pt">
+                <v:stroke joinstyle="miter"/>
+              </v:line>
+            </w:pict>
+          </mc:Fallback>
+        </mc:AlternateContent>
+      </w:r>
+      <w:r>
+        <w:rPr>
+          <w:rFonts w:ascii="Times New Roman" w:eastAsia="Times New Roman" w:hAnsi="Times New Roman" w:cs="Times New Roman"/>
           <w:sz w:val="24"/>
           <w:szCs w:val="24"/>
           <w:lang w:eastAsia="en-IN"/>
@@ -5596,7 +5681,7 @@
       </w:pPr>
       <w:r>
         <w:pict w14:anchorId="5217E1A9">
-          <v:rect id="_x0000_i1045" style="width:0;height:1.5pt" o:hralign="center" o:hrstd="t" o:hr="t" fillcolor="#a0a0a0" stroked="f"/>
+          <v:rect id="_x0000_i1038" style="width:0;height:1.5pt" o:hralign="center" o:hrstd="t" o:hr="t" fillcolor="#a0a0a0" stroked="f"/>
         </w:pict>
       </w:r>
     </w:p>
@@ -6103,7 +6188,7 @@
       </w:pPr>
       <w:r>
         <w:pict w14:anchorId="7938DEFE">
-          <v:rect id="_x0000_i1046" style="width:0;height:1.5pt" o:hralign="center" o:hrstd="t" o:hr="t" fillcolor="#a0a0a0" stroked="f"/>
+          <v:rect id="_x0000_i1039" style="width:0;height:1.5pt" o:hralign="center" o:hrstd="t" o:hr="t" fillcolor="#a0a0a0" stroked="f"/>
         </w:pict>
       </w:r>
     </w:p>
@@ -7209,7 +7294,7 @@
       </w:pPr>
       <w:r>
         <w:pict w14:anchorId="5012CA28">
-          <v:rect id="_x0000_i1049" style="width:0;height:1.5pt" o:hralign="center" o:hrstd="t" o:hr="t" fillcolor="#a0a0a0" stroked="f"/>
+          <v:rect id="_x0000_i1040" style="width:0;height:1.5pt" o:hralign="center" o:hrstd="t" o:hr="t" fillcolor="#a0a0a0" stroked="f"/>
         </w:pict>
       </w:r>
     </w:p>
@@ -7301,7 +7386,7 @@
       <w:r>
         <w:lastRenderedPageBreak/>
         <w:pict w14:anchorId="7BE24FF2">
-          <v:rect id="_x0000_i1050" style="width:0;height:1.5pt" o:hralign="center" o:hrstd="t" o:hr="t" fillcolor="#a0a0a0" stroked="f"/>
+          <v:rect id="_x0000_i1041" style="width:0;height:1.5pt" o:hralign="center" o:hrstd="t" o:hr="t" fillcolor="#a0a0a0" stroked="f"/>
         </w:pict>
       </w:r>
     </w:p>
@@ -9571,7 +9656,7 @@
         </w:rPr>
         <w:lastRenderedPageBreak/>
         <w:pict w14:anchorId="00DF8BE0">
-          <v:rect id="_x0000_i1053" style="width:0;height:1.5pt" o:hralign="center" o:hrstd="t" o:hr="t" fillcolor="#a0a0a0" stroked="f"/>
+          <v:rect id="_x0000_i1042" style="width:0;height:1.5pt" o:hralign="center" o:hrstd="t" o:hr="t" fillcolor="#a0a0a0" stroked="f"/>
         </w:pict>
       </w:r>
     </w:p>
@@ -10446,7 +10531,7 @@
           <w:lang w:eastAsia="en-IN"/>
         </w:rPr>
         <w:pict w14:anchorId="1B05D324">
-          <v:rect id="_x0000_i1054" style="width:0;height:1.5pt" o:hralign="center" o:hrstd="t" o:hr="t" fillcolor="#a0a0a0" stroked="f"/>
+          <v:rect id="_x0000_i1043" style="width:0;height:1.5pt" o:hralign="center" o:hrstd="t" o:hr="t" fillcolor="#a0a0a0" stroked="f"/>
         </w:pict>
       </w:r>
     </w:p>

--- a/Djangopythonservieques.docx
+++ b/Djangopythonservieques.docx
@@ -286,6 +286,102 @@
       <w:r>
         <w:rPr>
           <w:rFonts w:ascii="Times New Roman" w:eastAsia="Times New Roman" w:hAnsi="Times New Roman" w:cs="Times New Roman"/>
+          <w:sz w:val="24"/>
+          <w:szCs w:val="24"/>
+          <w:lang w:eastAsia="en-IN"/>
+        </w:rPr>
+        <w:t xml:space="preserve">Find pair with given sum </w:t>
+      </w:r>
+    </w:p>
+    <w:p>
+      <w:pPr>
+        <w:numPr>
+          <w:ilvl w:val="0"/>
+          <w:numId w:val="1"/>
+        </w:numPr>
+        <w:spacing w:before="100" w:beforeAutospacing="1" w:after="100" w:afterAutospacing="1" w:line="240" w:lineRule="auto"/>
+        <w:rPr>
+          <w:rFonts w:ascii="Times New Roman" w:eastAsia="Times New Roman" w:hAnsi="Times New Roman" w:cs="Times New Roman"/>
+          <w:sz w:val="24"/>
+          <w:szCs w:val="24"/>
+          <w:lang w:eastAsia="en-IN"/>
+        </w:rPr>
+      </w:pPr>
+      <w:r>
+        <w:rPr>
+          <w:rFonts w:ascii="Times New Roman" w:eastAsia="Times New Roman" w:hAnsi="Times New Roman" w:cs="Times New Roman"/>
+          <w:sz w:val="24"/>
+          <w:szCs w:val="24"/>
+          <w:lang w:eastAsia="en-IN"/>
+        </w:rPr>
+        <w:t xml:space="preserve">Find all pairs with sum = k </w:t>
+      </w:r>
+    </w:p>
+    <w:p>
+      <w:pPr>
+        <w:numPr>
+          <w:ilvl w:val="0"/>
+          <w:numId w:val="1"/>
+        </w:numPr>
+        <w:spacing w:before="100" w:beforeAutospacing="1" w:after="100" w:afterAutospacing="1" w:line="240" w:lineRule="auto"/>
+        <w:rPr>
+          <w:rFonts w:ascii="Times New Roman" w:eastAsia="Times New Roman" w:hAnsi="Times New Roman" w:cs="Times New Roman"/>
+          <w:sz w:val="24"/>
+          <w:szCs w:val="24"/>
+          <w:lang w:eastAsia="en-IN"/>
+        </w:rPr>
+      </w:pPr>
+      <w:r>
+        <w:rPr>
+          <w:rFonts w:ascii="Times New Roman" w:eastAsia="Times New Roman" w:hAnsi="Times New Roman" w:cs="Times New Roman"/>
+          <w:sz w:val="24"/>
+          <w:szCs w:val="24"/>
+          <w:lang w:eastAsia="en-IN"/>
+        </w:rPr>
+        <w:t xml:space="preserve">Find maximum difference between elements </w:t>
+      </w:r>
+    </w:p>
+    <w:p>
+      <w:pPr>
+        <w:numPr>
+          <w:ilvl w:val="0"/>
+          <w:numId w:val="1"/>
+        </w:numPr>
+        <w:spacing w:before="100" w:beforeAutospacing="1" w:after="100" w:afterAutospacing="1" w:line="240" w:lineRule="auto"/>
+        <w:rPr>
+          <w:rFonts w:ascii="Times New Roman" w:eastAsia="Times New Roman" w:hAnsi="Times New Roman" w:cs="Times New Roman"/>
+          <w:sz w:val="24"/>
+          <w:szCs w:val="24"/>
+          <w:lang w:eastAsia="en-IN"/>
+        </w:rPr>
+      </w:pPr>
+      <w:r>
+        <w:rPr>
+          <w:rFonts w:ascii="Times New Roman" w:eastAsia="Times New Roman" w:hAnsi="Times New Roman" w:cs="Times New Roman"/>
+          <w:sz w:val="24"/>
+          <w:szCs w:val="24"/>
+          <w:lang w:eastAsia="en-IN"/>
+        </w:rPr>
+        <w:t xml:space="preserve">Find longest increasing sequence </w:t>
+      </w:r>
+    </w:p>
+    <w:p>
+      <w:pPr>
+        <w:numPr>
+          <w:ilvl w:val="0"/>
+          <w:numId w:val="1"/>
+        </w:numPr>
+        <w:spacing w:before="100" w:beforeAutospacing="1" w:after="100" w:afterAutospacing="1" w:line="240" w:lineRule="auto"/>
+        <w:rPr>
+          <w:rFonts w:ascii="Times New Roman" w:eastAsia="Times New Roman" w:hAnsi="Times New Roman" w:cs="Times New Roman"/>
+          <w:sz w:val="24"/>
+          <w:szCs w:val="24"/>
+          <w:lang w:eastAsia="en-IN"/>
+        </w:rPr>
+      </w:pPr>
+      <w:r>
+        <w:rPr>
+          <w:rFonts w:ascii="Times New Roman" w:eastAsia="Times New Roman" w:hAnsi="Times New Roman" w:cs="Times New Roman"/>
           <w:noProof/>
           <w:sz w:val="24"/>
           <w:szCs w:val="24"/>
@@ -294,13 +390,13 @@
         <mc:AlternateContent>
           <mc:Choice Requires="wps">
             <w:drawing>
-              <wp:anchor distT="0" distB="0" distL="114300" distR="114300" simplePos="0" relativeHeight="251659264" behindDoc="0" locked="0" layoutInCell="1" allowOverlap="1" wp14:anchorId="7A77FD42" wp14:editId="45803117">
+              <wp:anchor distT="0" distB="0" distL="114300" distR="114300" simplePos="0" relativeHeight="251659264" behindDoc="0" locked="0" layoutInCell="1" allowOverlap="1" wp14:anchorId="7A77FD42" wp14:editId="5FB38281">
                 <wp:simplePos x="0" y="0"/>
                 <wp:positionH relativeFrom="column">
-                  <wp:posOffset>-384810</wp:posOffset>
+                  <wp:posOffset>-350520</wp:posOffset>
                 </wp:positionH>
                 <wp:positionV relativeFrom="paragraph">
-                  <wp:posOffset>184785</wp:posOffset>
+                  <wp:posOffset>178011</wp:posOffset>
                 </wp:positionV>
                 <wp:extent cx="3865034" cy="4233"/>
                 <wp:effectExtent l="57150" t="57150" r="59690" b="53340"/>
@@ -361,109 +457,13 @@
           </mc:Choice>
           <mc:Fallback>
             <w:pict>
-              <v:line w14:anchorId="6751A2F4" id="Straight Connector 1" o:spid="_x0000_s1026" style="position:absolute;flip:y;z-index:251659264;visibility:visible;mso-wrap-style:square;mso-width-percent:0;mso-height-percent:0;mso-wrap-distance-left:9pt;mso-wrap-distance-top:0;mso-wrap-distance-right:9pt;mso-wrap-distance-bottom:0;mso-position-horizontal:absolute;mso-position-horizontal-relative:text;mso-position-vertical:absolute;mso-position-vertical-relative:text;mso-width-percent:0;mso-height-percent:0;mso-width-relative:margin;mso-height-relative:margin" from="-30.3pt,14.55pt" to="274.05pt,14.9pt" o:gfxdata="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" strokecolor="#a5a5a5 [3206]" strokeweight="1pt">
+              <v:line w14:anchorId="7C923CC9" id="Straight Connector 1" o:spid="_x0000_s1026" style="position:absolute;flip:y;z-index:251659264;visibility:visible;mso-wrap-style:square;mso-width-percent:0;mso-height-percent:0;mso-wrap-distance-left:9pt;mso-wrap-distance-top:0;mso-wrap-distance-right:9pt;mso-wrap-distance-bottom:0;mso-position-horizontal:absolute;mso-position-horizontal-relative:text;mso-position-vertical:absolute;mso-position-vertical-relative:text;mso-width-percent:0;mso-height-percent:0;mso-width-relative:margin;mso-height-relative:margin" from="-27.6pt,14pt" to="276.75pt,14.35pt" o:gfxdata="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" strokecolor="#a5a5a5 [3206]" strokeweight="1pt">
                 <v:stroke joinstyle="miter"/>
               </v:line>
             </w:pict>
           </mc:Fallback>
         </mc:AlternateContent>
       </w:r>
-      <w:r>
-        <w:rPr>
-          <w:rFonts w:ascii="Times New Roman" w:eastAsia="Times New Roman" w:hAnsi="Times New Roman" w:cs="Times New Roman"/>
-          <w:sz w:val="24"/>
-          <w:szCs w:val="24"/>
-          <w:lang w:eastAsia="en-IN"/>
-        </w:rPr>
-        <w:t xml:space="preserve">Find pair with given sum </w:t>
-      </w:r>
-    </w:p>
-    <w:p>
-      <w:pPr>
-        <w:numPr>
-          <w:ilvl w:val="0"/>
-          <w:numId w:val="1"/>
-        </w:numPr>
-        <w:spacing w:before="100" w:beforeAutospacing="1" w:after="100" w:afterAutospacing="1" w:line="240" w:lineRule="auto"/>
-        <w:rPr>
-          <w:rFonts w:ascii="Times New Roman" w:eastAsia="Times New Roman" w:hAnsi="Times New Roman" w:cs="Times New Roman"/>
-          <w:sz w:val="24"/>
-          <w:szCs w:val="24"/>
-          <w:lang w:eastAsia="en-IN"/>
-        </w:rPr>
-      </w:pPr>
-      <w:r>
-        <w:rPr>
-          <w:rFonts w:ascii="Times New Roman" w:eastAsia="Times New Roman" w:hAnsi="Times New Roman" w:cs="Times New Roman"/>
-          <w:sz w:val="24"/>
-          <w:szCs w:val="24"/>
-          <w:lang w:eastAsia="en-IN"/>
-        </w:rPr>
-        <w:t xml:space="preserve">Find all pairs with sum = k </w:t>
-      </w:r>
-    </w:p>
-    <w:p>
-      <w:pPr>
-        <w:numPr>
-          <w:ilvl w:val="0"/>
-          <w:numId w:val="1"/>
-        </w:numPr>
-        <w:spacing w:before="100" w:beforeAutospacing="1" w:after="100" w:afterAutospacing="1" w:line="240" w:lineRule="auto"/>
-        <w:rPr>
-          <w:rFonts w:ascii="Times New Roman" w:eastAsia="Times New Roman" w:hAnsi="Times New Roman" w:cs="Times New Roman"/>
-          <w:sz w:val="24"/>
-          <w:szCs w:val="24"/>
-          <w:lang w:eastAsia="en-IN"/>
-        </w:rPr>
-      </w:pPr>
-      <w:r>
-        <w:rPr>
-          <w:rFonts w:ascii="Times New Roman" w:eastAsia="Times New Roman" w:hAnsi="Times New Roman" w:cs="Times New Roman"/>
-          <w:sz w:val="24"/>
-          <w:szCs w:val="24"/>
-          <w:lang w:eastAsia="en-IN"/>
-        </w:rPr>
-        <w:t xml:space="preserve">Find maximum difference between elements </w:t>
-      </w:r>
-    </w:p>
-    <w:p>
-      <w:pPr>
-        <w:numPr>
-          <w:ilvl w:val="0"/>
-          <w:numId w:val="1"/>
-        </w:numPr>
-        <w:spacing w:before="100" w:beforeAutospacing="1" w:after="100" w:afterAutospacing="1" w:line="240" w:lineRule="auto"/>
-        <w:rPr>
-          <w:rFonts w:ascii="Times New Roman" w:eastAsia="Times New Roman" w:hAnsi="Times New Roman" w:cs="Times New Roman"/>
-          <w:sz w:val="24"/>
-          <w:szCs w:val="24"/>
-          <w:lang w:eastAsia="en-IN"/>
-        </w:rPr>
-      </w:pPr>
-      <w:r>
-        <w:rPr>
-          <w:rFonts w:ascii="Times New Roman" w:eastAsia="Times New Roman" w:hAnsi="Times New Roman" w:cs="Times New Roman"/>
-          <w:sz w:val="24"/>
-          <w:szCs w:val="24"/>
-          <w:lang w:eastAsia="en-IN"/>
-        </w:rPr>
-        <w:t xml:space="preserve">Find longest increasing sequence </w:t>
-      </w:r>
-    </w:p>
-    <w:p>
-      <w:pPr>
-        <w:numPr>
-          <w:ilvl w:val="0"/>
-          <w:numId w:val="1"/>
-        </w:numPr>
-        <w:spacing w:before="100" w:beforeAutospacing="1" w:after="100" w:afterAutospacing="1" w:line="240" w:lineRule="auto"/>
-        <w:rPr>
-          <w:rFonts w:ascii="Times New Roman" w:eastAsia="Times New Roman" w:hAnsi="Times New Roman" w:cs="Times New Roman"/>
-          <w:sz w:val="24"/>
-          <w:szCs w:val="24"/>
-          <w:lang w:eastAsia="en-IN"/>
-        </w:rPr>
-      </w:pPr>
       <w:r>
         <w:rPr>
           <w:rFonts w:ascii="Times New Roman" w:eastAsia="Times New Roman" w:hAnsi="Times New Roman" w:cs="Times New Roman"/>

--- a/Djangopythonservieques.docx
+++ b/Djangopythonservieques.docx
@@ -382,6 +382,102 @@
       <w:r>
         <w:rPr>
           <w:rFonts w:ascii="Times New Roman" w:eastAsia="Times New Roman" w:hAnsi="Times New Roman" w:cs="Times New Roman"/>
+          <w:sz w:val="24"/>
+          <w:szCs w:val="24"/>
+          <w:lang w:eastAsia="en-IN"/>
+        </w:rPr>
+        <w:t xml:space="preserve">Replace element with next greater element </w:t>
+      </w:r>
+    </w:p>
+    <w:p>
+      <w:pPr>
+        <w:numPr>
+          <w:ilvl w:val="0"/>
+          <w:numId w:val="1"/>
+        </w:numPr>
+        <w:spacing w:before="100" w:beforeAutospacing="1" w:after="100" w:afterAutospacing="1" w:line="240" w:lineRule="auto"/>
+        <w:rPr>
+          <w:rFonts w:ascii="Times New Roman" w:eastAsia="Times New Roman" w:hAnsi="Times New Roman" w:cs="Times New Roman"/>
+          <w:sz w:val="24"/>
+          <w:szCs w:val="24"/>
+          <w:lang w:eastAsia="en-IN"/>
+        </w:rPr>
+      </w:pPr>
+      <w:r>
+        <w:rPr>
+          <w:rFonts w:ascii="Times New Roman" w:eastAsia="Times New Roman" w:hAnsi="Times New Roman" w:cs="Times New Roman"/>
+          <w:sz w:val="24"/>
+          <w:szCs w:val="24"/>
+          <w:lang w:eastAsia="en-IN"/>
+        </w:rPr>
+        <w:t xml:space="preserve">Replace element with previous smaller element </w:t>
+      </w:r>
+    </w:p>
+    <w:p>
+      <w:pPr>
+        <w:numPr>
+          <w:ilvl w:val="0"/>
+          <w:numId w:val="1"/>
+        </w:numPr>
+        <w:spacing w:before="100" w:beforeAutospacing="1" w:after="100" w:afterAutospacing="1" w:line="240" w:lineRule="auto"/>
+        <w:rPr>
+          <w:rFonts w:ascii="Times New Roman" w:eastAsia="Times New Roman" w:hAnsi="Times New Roman" w:cs="Times New Roman"/>
+          <w:sz w:val="24"/>
+          <w:szCs w:val="24"/>
+          <w:lang w:eastAsia="en-IN"/>
+        </w:rPr>
+      </w:pPr>
+      <w:r>
+        <w:rPr>
+          <w:rFonts w:ascii="Times New Roman" w:eastAsia="Times New Roman" w:hAnsi="Times New Roman" w:cs="Times New Roman"/>
+          <w:sz w:val="24"/>
+          <w:szCs w:val="24"/>
+          <w:lang w:eastAsia="en-IN"/>
+        </w:rPr>
+        <w:t xml:space="preserve">Find equilibrium index </w:t>
+      </w:r>
+    </w:p>
+    <w:p>
+      <w:pPr>
+        <w:numPr>
+          <w:ilvl w:val="0"/>
+          <w:numId w:val="1"/>
+        </w:numPr>
+        <w:spacing w:before="100" w:beforeAutospacing="1" w:after="100" w:afterAutospacing="1" w:line="240" w:lineRule="auto"/>
+        <w:rPr>
+          <w:rFonts w:ascii="Times New Roman" w:eastAsia="Times New Roman" w:hAnsi="Times New Roman" w:cs="Times New Roman"/>
+          <w:sz w:val="24"/>
+          <w:szCs w:val="24"/>
+          <w:lang w:eastAsia="en-IN"/>
+        </w:rPr>
+      </w:pPr>
+      <w:r>
+        <w:rPr>
+          <w:rFonts w:ascii="Times New Roman" w:eastAsia="Times New Roman" w:hAnsi="Times New Roman" w:cs="Times New Roman"/>
+          <w:sz w:val="24"/>
+          <w:szCs w:val="24"/>
+          <w:lang w:eastAsia="en-IN"/>
+        </w:rPr>
+        <w:t xml:space="preserve">Swap first and last element </w:t>
+      </w:r>
+    </w:p>
+    <w:p>
+      <w:pPr>
+        <w:numPr>
+          <w:ilvl w:val="0"/>
+          <w:numId w:val="1"/>
+        </w:numPr>
+        <w:spacing w:before="100" w:beforeAutospacing="1" w:after="100" w:afterAutospacing="1" w:line="240" w:lineRule="auto"/>
+        <w:rPr>
+          <w:rFonts w:ascii="Times New Roman" w:eastAsia="Times New Roman" w:hAnsi="Times New Roman" w:cs="Times New Roman"/>
+          <w:sz w:val="24"/>
+          <w:szCs w:val="24"/>
+          <w:lang w:eastAsia="en-IN"/>
+        </w:rPr>
+      </w:pPr>
+      <w:r>
+        <w:rPr>
+          <w:rFonts w:ascii="Times New Roman" w:eastAsia="Times New Roman" w:hAnsi="Times New Roman" w:cs="Times New Roman"/>
           <w:noProof/>
           <w:sz w:val="24"/>
           <w:szCs w:val="24"/>
@@ -390,15 +486,212 @@
         <mc:AlternateContent>
           <mc:Choice Requires="wps">
             <w:drawing>
-              <wp:anchor distT="0" distB="0" distL="114300" distR="114300" simplePos="0" relativeHeight="251659264" behindDoc="0" locked="0" layoutInCell="1" allowOverlap="1" wp14:anchorId="7A77FD42" wp14:editId="5FB38281">
+              <wp:anchor distT="0" distB="0" distL="114300" distR="114300" simplePos="0" relativeHeight="251660288" behindDoc="0" locked="0" layoutInCell="1" allowOverlap="1" wp14:anchorId="425B0A6F" wp14:editId="2F872C7F">
                 <wp:simplePos x="0" y="0"/>
                 <wp:positionH relativeFrom="column">
-                  <wp:posOffset>-350520</wp:posOffset>
+                  <wp:posOffset>118533</wp:posOffset>
                 </wp:positionH>
                 <wp:positionV relativeFrom="paragraph">
-                  <wp:posOffset>178011</wp:posOffset>
+                  <wp:posOffset>169333</wp:posOffset>
                 </wp:positionV>
-                <wp:extent cx="3865034" cy="4233"/>
+                <wp:extent cx="3064510" cy="563034"/>
+                <wp:effectExtent l="0" t="0" r="21590" b="27940"/>
+                <wp:wrapNone/>
+                <wp:docPr id="2" name="Rectangle 2"/>
+                <wp:cNvGraphicFramePr/>
+                <a:graphic xmlns:a="http://schemas.openxmlformats.org/drawingml/2006/main">
+                  <a:graphicData uri="http://schemas.microsoft.com/office/word/2010/wordprocessingShape">
+                    <wps:wsp>
+                      <wps:cNvSpPr/>
+                      <wps:spPr>
+                        <a:xfrm>
+                          <a:off x="0" y="0"/>
+                          <a:ext cx="3064510" cy="563034"/>
+                        </a:xfrm>
+                        <a:prstGeom prst="rect">
+                          <a:avLst/>
+                        </a:prstGeom>
+                        <a:noFill/>
+                      </wps:spPr>
+                      <wps:style>
+                        <a:lnRef idx="2">
+                          <a:schemeClr val="accent6"/>
+                        </a:lnRef>
+                        <a:fillRef idx="1">
+                          <a:schemeClr val="lt1"/>
+                        </a:fillRef>
+                        <a:effectRef idx="0">
+                          <a:schemeClr val="accent6"/>
+                        </a:effectRef>
+                        <a:fontRef idx="minor">
+                          <a:schemeClr val="dk1"/>
+                        </a:fontRef>
+                      </wps:style>
+                      <wps:bodyPr rot="0" spcFirstLastPara="0" vertOverflow="overflow" horzOverflow="overflow" vert="horz" wrap="square" lIns="91440" tIns="45720" rIns="91440" bIns="45720" numCol="1" spcCol="0" rtlCol="0" fromWordArt="0" anchor="ctr" anchorCtr="0" forceAA="0" compatLnSpc="1">
+                        <a:prstTxWarp prst="textNoShape">
+                          <a:avLst/>
+                        </a:prstTxWarp>
+                        <a:noAutofit/>
+                      </wps:bodyPr>
+                    </wps:wsp>
+                  </a:graphicData>
+                </a:graphic>
+                <wp14:sizeRelV relativeFrom="margin">
+                  <wp14:pctHeight>0</wp14:pctHeight>
+                </wp14:sizeRelV>
+              </wp:anchor>
+            </w:drawing>
+          </mc:Choice>
+          <mc:Fallback>
+            <w:pict>
+              <v:rect w14:anchorId="1156C0B7" id="Rectangle 2" o:spid="_x0000_s1026" style="position:absolute;margin-left:9.35pt;margin-top:13.35pt;width:241.3pt;height:44.35pt;z-index:251660288;visibility:visible;mso-wrap-style:square;mso-height-percent:0;mso-wrap-distance-left:9pt;mso-wrap-distance-top:0;mso-wrap-distance-right:9pt;mso-wrap-distance-bottom:0;mso-position-horizontal:absolute;mso-position-horizontal-relative:text;mso-position-vertical:absolute;mso-position-vertical-relative:text;mso-height-percent:0;mso-height-relative:margin;v-text-anchor:middle" o:gfxdata="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" filled="f" strokecolor="#70ad47 [3209]" strokeweight="1pt"/>
+            </w:pict>
+          </mc:Fallback>
+        </mc:AlternateContent>
+      </w:r>
+      <w:r>
+        <w:rPr>
+          <w:rFonts w:ascii="Times New Roman" w:eastAsia="Times New Roman" w:hAnsi="Times New Roman" w:cs="Times New Roman"/>
+          <w:sz w:val="24"/>
+          <w:szCs w:val="24"/>
+          <w:lang w:eastAsia="en-IN"/>
+        </w:rPr>
+        <w:t xml:space="preserve">Swap largest and smallest element </w:t>
+      </w:r>
+    </w:p>
+    <w:p>
+      <w:pPr>
+        <w:numPr>
+          <w:ilvl w:val="0"/>
+          <w:numId w:val="1"/>
+        </w:numPr>
+        <w:spacing w:before="100" w:beforeAutospacing="1" w:after="100" w:afterAutospacing="1" w:line="240" w:lineRule="auto"/>
+        <w:rPr>
+          <w:rFonts w:ascii="Times New Roman" w:eastAsia="Times New Roman" w:hAnsi="Times New Roman" w:cs="Times New Roman"/>
+          <w:sz w:val="24"/>
+          <w:szCs w:val="24"/>
+          <w:lang w:eastAsia="en-IN"/>
+        </w:rPr>
+      </w:pPr>
+      <w:r>
+        <w:rPr>
+          <w:rFonts w:ascii="Times New Roman" w:eastAsia="Times New Roman" w:hAnsi="Times New Roman" w:cs="Times New Roman"/>
+          <w:sz w:val="24"/>
+          <w:szCs w:val="24"/>
+          <w:lang w:eastAsia="en-IN"/>
+        </w:rPr>
+        <w:t xml:space="preserve">Zigzag arrange (&gt; &lt; &gt; &lt;) </w:t>
+      </w:r>
+    </w:p>
+    <w:p>
+      <w:pPr>
+        <w:numPr>
+          <w:ilvl w:val="0"/>
+          <w:numId w:val="1"/>
+        </w:numPr>
+        <w:spacing w:before="100" w:beforeAutospacing="1" w:after="100" w:afterAutospacing="1" w:line="240" w:lineRule="auto"/>
+        <w:rPr>
+          <w:rFonts w:ascii="Times New Roman" w:eastAsia="Times New Roman" w:hAnsi="Times New Roman" w:cs="Times New Roman"/>
+          <w:sz w:val="24"/>
+          <w:szCs w:val="24"/>
+          <w:lang w:eastAsia="en-IN"/>
+        </w:rPr>
+      </w:pPr>
+      <w:r>
+        <w:rPr>
+          <w:rFonts w:ascii="Times New Roman" w:eastAsia="Times New Roman" w:hAnsi="Times New Roman" w:cs="Times New Roman"/>
+          <w:sz w:val="24"/>
+          <w:szCs w:val="24"/>
+          <w:lang w:eastAsia="en-IN"/>
+        </w:rPr>
+        <w:t xml:space="preserve">Sort only even elements </w:t>
+      </w:r>
+      <w:r>
+        <w:rPr>
+          <w:rFonts w:ascii="Times New Roman" w:eastAsia="Times New Roman" w:hAnsi="Times New Roman" w:cs="Times New Roman"/>
+          <w:sz w:val="24"/>
+          <w:szCs w:val="24"/>
+          <w:lang w:eastAsia="en-IN"/>
+        </w:rPr>
+        <w:t>----</w:t>
+      </w:r>
+      <w:r>
+        <w:rPr>
+          <w:rFonts w:ascii="Times New Roman" w:eastAsia="Times New Roman" w:hAnsi="Times New Roman" w:cs="Times New Roman"/>
+          <w:sz w:val="24"/>
+          <w:szCs w:val="24"/>
+          <w:lang w:eastAsia="en-IN"/>
+        </w:rPr>
+        <w:sym w:font="Wingdings" w:char="F0E0"/>
+      </w:r>
+      <w:r>
+        <w:rPr>
+          <w:rFonts w:ascii="Times New Roman" w:eastAsia="Times New Roman" w:hAnsi="Times New Roman" w:cs="Times New Roman"/>
+          <w:sz w:val="24"/>
+          <w:szCs w:val="24"/>
+          <w:lang w:eastAsia="en-IN"/>
+        </w:rPr>
+        <w:t>To Do</w:t>
+      </w:r>
+    </w:p>
+    <w:p>
+      <w:pPr>
+        <w:numPr>
+          <w:ilvl w:val="0"/>
+          <w:numId w:val="1"/>
+        </w:numPr>
+        <w:spacing w:before="100" w:beforeAutospacing="1" w:after="100" w:afterAutospacing="1" w:line="240" w:lineRule="auto"/>
+        <w:rPr>
+          <w:rFonts w:ascii="Times New Roman" w:eastAsia="Times New Roman" w:hAnsi="Times New Roman" w:cs="Times New Roman"/>
+          <w:sz w:val="24"/>
+          <w:szCs w:val="24"/>
+          <w:lang w:eastAsia="en-IN"/>
+        </w:rPr>
+      </w:pPr>
+      <w:r>
+        <w:rPr>
+          <w:rFonts w:ascii="Times New Roman" w:eastAsia="Times New Roman" w:hAnsi="Times New Roman" w:cs="Times New Roman"/>
+          <w:sz w:val="24"/>
+          <w:szCs w:val="24"/>
+          <w:lang w:eastAsia="en-IN"/>
+        </w:rPr>
+        <w:t xml:space="preserve">Merge two sorted lists </w:t>
+      </w:r>
+    </w:p>
+    <w:p>
+      <w:pPr>
+        <w:numPr>
+          <w:ilvl w:val="0"/>
+          <w:numId w:val="1"/>
+        </w:numPr>
+        <w:spacing w:before="100" w:beforeAutospacing="1" w:after="100" w:afterAutospacing="1" w:line="240" w:lineRule="auto"/>
+        <w:rPr>
+          <w:rFonts w:ascii="Times New Roman" w:eastAsia="Times New Roman" w:hAnsi="Times New Roman" w:cs="Times New Roman"/>
+          <w:sz w:val="24"/>
+          <w:szCs w:val="24"/>
+          <w:lang w:eastAsia="en-IN"/>
+        </w:rPr>
+      </w:pPr>
+      <w:r>
+        <w:rPr>
+          <w:rFonts w:ascii="Times New Roman" w:eastAsia="Times New Roman" w:hAnsi="Times New Roman" w:cs="Times New Roman"/>
+          <w:noProof/>
+          <w:sz w:val="24"/>
+          <w:szCs w:val="24"/>
+          <w:lang w:eastAsia="en-IN"/>
+        </w:rPr>
+        <mc:AlternateContent>
+          <mc:Choice Requires="wps">
+            <w:drawing>
+              <wp:anchor distT="0" distB="0" distL="114300" distR="114300" simplePos="0" relativeHeight="251659264" behindDoc="0" locked="0" layoutInCell="1" allowOverlap="1" wp14:anchorId="7A77FD42" wp14:editId="495F2836">
+                <wp:simplePos x="0" y="0"/>
+                <wp:positionH relativeFrom="column">
+                  <wp:posOffset>-540596</wp:posOffset>
+                </wp:positionH>
+                <wp:positionV relativeFrom="paragraph">
+                  <wp:posOffset>189441</wp:posOffset>
+                </wp:positionV>
+                <wp:extent cx="3864610" cy="3810"/>
                 <wp:effectExtent l="57150" t="57150" r="59690" b="53340"/>
                 <wp:wrapNone/>
                 <wp:docPr id="1" name="Straight Connector 1"/>
@@ -410,7 +703,7 @@
                       <wps:spPr>
                         <a:xfrm flipV="1">
                           <a:off x="0" y="0"/>
-                          <a:ext cx="3865034" cy="4233"/>
+                          <a:ext cx="3864610" cy="3810"/>
                         </a:xfrm>
                         <a:prstGeom prst="line">
                           <a:avLst/>
@@ -457,7 +750,7 @@
           </mc:Choice>
           <mc:Fallback>
             <w:pict>
-              <v:line w14:anchorId="7C923CC9" id="Straight Connector 1" o:spid="_x0000_s1026" style="position:absolute;flip:y;z-index:251659264;visibility:visible;mso-wrap-style:square;mso-width-percent:0;mso-height-percent:0;mso-wrap-distance-left:9pt;mso-wrap-distance-top:0;mso-wrap-distance-right:9pt;mso-wrap-distance-bottom:0;mso-position-horizontal:absolute;mso-position-horizontal-relative:text;mso-position-vertical:absolute;mso-position-vertical-relative:text;mso-width-percent:0;mso-height-percent:0;mso-width-relative:margin;mso-height-relative:margin" from="-27.6pt,14pt" to="276.75pt,14.35pt" o:gfxdata="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" strokecolor="#a5a5a5 [3206]" strokeweight="1pt">
+              <v:line w14:anchorId="0D0E06D5" id="Straight Connector 1" o:spid="_x0000_s1026" style="position:absolute;flip:y;z-index:251659264;visibility:visible;mso-wrap-style:square;mso-width-percent:0;mso-height-percent:0;mso-wrap-distance-left:9pt;mso-wrap-distance-top:0;mso-wrap-distance-right:9pt;mso-wrap-distance-bottom:0;mso-position-horizontal:absolute;mso-position-horizontal-relative:text;mso-position-vertical:absolute;mso-position-vertical-relative:text;mso-width-percent:0;mso-height-percent:0;mso-width-relative:margin;mso-height-relative:margin" from="-42.55pt,14.9pt" to="261.75pt,15.2pt" o:gfxdata="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" strokecolor="#a5a5a5 [3206]" strokeweight="1pt">
                 <v:stroke joinstyle="miter"/>
               </v:line>
             </w:pict>
@@ -471,198 +764,6 @@
           <w:szCs w:val="24"/>
           <w:lang w:eastAsia="en-IN"/>
         </w:rPr>
-        <w:t xml:space="preserve">Replace element with next greater element </w:t>
-      </w:r>
-    </w:p>
-    <w:p>
-      <w:pPr>
-        <w:numPr>
-          <w:ilvl w:val="0"/>
-          <w:numId w:val="1"/>
-        </w:numPr>
-        <w:spacing w:before="100" w:beforeAutospacing="1" w:after="100" w:afterAutospacing="1" w:line="240" w:lineRule="auto"/>
-        <w:rPr>
-          <w:rFonts w:ascii="Times New Roman" w:eastAsia="Times New Roman" w:hAnsi="Times New Roman" w:cs="Times New Roman"/>
-          <w:sz w:val="24"/>
-          <w:szCs w:val="24"/>
-          <w:lang w:eastAsia="en-IN"/>
-        </w:rPr>
-      </w:pPr>
-      <w:r>
-        <w:rPr>
-          <w:rFonts w:ascii="Times New Roman" w:eastAsia="Times New Roman" w:hAnsi="Times New Roman" w:cs="Times New Roman"/>
-          <w:sz w:val="24"/>
-          <w:szCs w:val="24"/>
-          <w:lang w:eastAsia="en-IN"/>
-        </w:rPr>
-        <w:t xml:space="preserve">Replace element with previous smaller element </w:t>
-      </w:r>
-    </w:p>
-    <w:p>
-      <w:pPr>
-        <w:numPr>
-          <w:ilvl w:val="0"/>
-          <w:numId w:val="1"/>
-        </w:numPr>
-        <w:spacing w:before="100" w:beforeAutospacing="1" w:after="100" w:afterAutospacing="1" w:line="240" w:lineRule="auto"/>
-        <w:rPr>
-          <w:rFonts w:ascii="Times New Roman" w:eastAsia="Times New Roman" w:hAnsi="Times New Roman" w:cs="Times New Roman"/>
-          <w:sz w:val="24"/>
-          <w:szCs w:val="24"/>
-          <w:lang w:eastAsia="en-IN"/>
-        </w:rPr>
-      </w:pPr>
-      <w:r>
-        <w:rPr>
-          <w:rFonts w:ascii="Times New Roman" w:eastAsia="Times New Roman" w:hAnsi="Times New Roman" w:cs="Times New Roman"/>
-          <w:sz w:val="24"/>
-          <w:szCs w:val="24"/>
-          <w:lang w:eastAsia="en-IN"/>
-        </w:rPr>
-        <w:t xml:space="preserve">Find equilibrium index </w:t>
-      </w:r>
-    </w:p>
-    <w:p>
-      <w:pPr>
-        <w:numPr>
-          <w:ilvl w:val="0"/>
-          <w:numId w:val="1"/>
-        </w:numPr>
-        <w:spacing w:before="100" w:beforeAutospacing="1" w:after="100" w:afterAutospacing="1" w:line="240" w:lineRule="auto"/>
-        <w:rPr>
-          <w:rFonts w:ascii="Times New Roman" w:eastAsia="Times New Roman" w:hAnsi="Times New Roman" w:cs="Times New Roman"/>
-          <w:sz w:val="24"/>
-          <w:szCs w:val="24"/>
-          <w:lang w:eastAsia="en-IN"/>
-        </w:rPr>
-      </w:pPr>
-      <w:r>
-        <w:rPr>
-          <w:rFonts w:ascii="Times New Roman" w:eastAsia="Times New Roman" w:hAnsi="Times New Roman" w:cs="Times New Roman"/>
-          <w:sz w:val="24"/>
-          <w:szCs w:val="24"/>
-          <w:lang w:eastAsia="en-IN"/>
-        </w:rPr>
-        <w:t xml:space="preserve">Swap first and last element </w:t>
-      </w:r>
-    </w:p>
-    <w:p>
-      <w:pPr>
-        <w:numPr>
-          <w:ilvl w:val="0"/>
-          <w:numId w:val="1"/>
-        </w:numPr>
-        <w:spacing w:before="100" w:beforeAutospacing="1" w:after="100" w:afterAutospacing="1" w:line="240" w:lineRule="auto"/>
-        <w:rPr>
-          <w:rFonts w:ascii="Times New Roman" w:eastAsia="Times New Roman" w:hAnsi="Times New Roman" w:cs="Times New Roman"/>
-          <w:sz w:val="24"/>
-          <w:szCs w:val="24"/>
-          <w:lang w:eastAsia="en-IN"/>
-        </w:rPr>
-      </w:pPr>
-      <w:r>
-        <w:rPr>
-          <w:rFonts w:ascii="Times New Roman" w:eastAsia="Times New Roman" w:hAnsi="Times New Roman" w:cs="Times New Roman"/>
-          <w:sz w:val="24"/>
-          <w:szCs w:val="24"/>
-          <w:lang w:eastAsia="en-IN"/>
-        </w:rPr>
-        <w:t xml:space="preserve">Swap largest and smallest element </w:t>
-      </w:r>
-    </w:p>
-    <w:p>
-      <w:pPr>
-        <w:numPr>
-          <w:ilvl w:val="0"/>
-          <w:numId w:val="1"/>
-        </w:numPr>
-        <w:spacing w:before="100" w:beforeAutospacing="1" w:after="100" w:afterAutospacing="1" w:line="240" w:lineRule="auto"/>
-        <w:rPr>
-          <w:rFonts w:ascii="Times New Roman" w:eastAsia="Times New Roman" w:hAnsi="Times New Roman" w:cs="Times New Roman"/>
-          <w:sz w:val="24"/>
-          <w:szCs w:val="24"/>
-          <w:lang w:eastAsia="en-IN"/>
-        </w:rPr>
-      </w:pPr>
-      <w:r>
-        <w:rPr>
-          <w:rFonts w:ascii="Times New Roman" w:eastAsia="Times New Roman" w:hAnsi="Times New Roman" w:cs="Times New Roman"/>
-          <w:sz w:val="24"/>
-          <w:szCs w:val="24"/>
-          <w:lang w:eastAsia="en-IN"/>
-        </w:rPr>
-        <w:t xml:space="preserve">Zigzag arrange (&gt; &lt; &gt; &lt;) </w:t>
-      </w:r>
-    </w:p>
-    <w:p>
-      <w:pPr>
-        <w:numPr>
-          <w:ilvl w:val="0"/>
-          <w:numId w:val="1"/>
-        </w:numPr>
-        <w:spacing w:before="100" w:beforeAutospacing="1" w:after="100" w:afterAutospacing="1" w:line="240" w:lineRule="auto"/>
-        <w:rPr>
-          <w:rFonts w:ascii="Times New Roman" w:eastAsia="Times New Roman" w:hAnsi="Times New Roman" w:cs="Times New Roman"/>
-          <w:sz w:val="24"/>
-          <w:szCs w:val="24"/>
-          <w:lang w:eastAsia="en-IN"/>
-        </w:rPr>
-      </w:pPr>
-      <w:r>
-        <w:rPr>
-          <w:rFonts w:ascii="Times New Roman" w:eastAsia="Times New Roman" w:hAnsi="Times New Roman" w:cs="Times New Roman"/>
-          <w:sz w:val="24"/>
-          <w:szCs w:val="24"/>
-          <w:lang w:eastAsia="en-IN"/>
-        </w:rPr>
-        <w:t xml:space="preserve">Sort only even elements </w:t>
-      </w:r>
-    </w:p>
-    <w:p>
-      <w:pPr>
-        <w:numPr>
-          <w:ilvl w:val="0"/>
-          <w:numId w:val="1"/>
-        </w:numPr>
-        <w:spacing w:before="100" w:beforeAutospacing="1" w:after="100" w:afterAutospacing="1" w:line="240" w:lineRule="auto"/>
-        <w:rPr>
-          <w:rFonts w:ascii="Times New Roman" w:eastAsia="Times New Roman" w:hAnsi="Times New Roman" w:cs="Times New Roman"/>
-          <w:sz w:val="24"/>
-          <w:szCs w:val="24"/>
-          <w:lang w:eastAsia="en-IN"/>
-        </w:rPr>
-      </w:pPr>
-      <w:r>
-        <w:rPr>
-          <w:rFonts w:ascii="Times New Roman" w:eastAsia="Times New Roman" w:hAnsi="Times New Roman" w:cs="Times New Roman"/>
-          <w:sz w:val="24"/>
-          <w:szCs w:val="24"/>
-          <w:lang w:eastAsia="en-IN"/>
-        </w:rPr>
-        <w:t xml:space="preserve">Merge two sorted lists </w:t>
-      </w:r>
-    </w:p>
-    <w:p>
-      <w:pPr>
-        <w:numPr>
-          <w:ilvl w:val="0"/>
-          <w:numId w:val="1"/>
-        </w:numPr>
-        <w:spacing w:before="100" w:beforeAutospacing="1" w:after="100" w:afterAutospacing="1" w:line="240" w:lineRule="auto"/>
-        <w:rPr>
-          <w:rFonts w:ascii="Times New Roman" w:eastAsia="Times New Roman" w:hAnsi="Times New Roman" w:cs="Times New Roman"/>
-          <w:sz w:val="24"/>
-          <w:szCs w:val="24"/>
-          <w:lang w:eastAsia="en-IN"/>
-        </w:rPr>
-      </w:pPr>
-      <w:r>
-        <w:rPr>
-          <w:rFonts w:ascii="Times New Roman" w:eastAsia="Times New Roman" w:hAnsi="Times New Roman" w:cs="Times New Roman"/>
-          <w:sz w:val="24"/>
-          <w:szCs w:val="24"/>
-          <w:lang w:eastAsia="en-IN"/>
-        </w:rPr>
         <w:t xml:space="preserve">Find pair whose sum is closest to k </w:t>
       </w:r>
     </w:p>
@@ -2565,27 +2666,7 @@
           <w:szCs w:val="24"/>
           <w:lang w:eastAsia="en-IN"/>
         </w:rPr>
-        <w:t xml:space="preserve">Replace elements </w:t>
-      </w:r>
-      <w:proofErr w:type="gramStart"/>
-      <w:r>
-        <w:rPr>
-          <w:rFonts w:ascii="Times New Roman" w:eastAsia="Times New Roman" w:hAnsi="Times New Roman" w:cs="Times New Roman"/>
-          <w:sz w:val="24"/>
-          <w:szCs w:val="24"/>
-          <w:lang w:eastAsia="en-IN"/>
-        </w:rPr>
-        <w:t>whose</w:t>
-      </w:r>
-      <w:proofErr w:type="gramEnd"/>
-      <w:r>
-        <w:rPr>
-          <w:rFonts w:ascii="Times New Roman" w:eastAsia="Times New Roman" w:hAnsi="Times New Roman" w:cs="Times New Roman"/>
-          <w:sz w:val="24"/>
-          <w:szCs w:val="24"/>
-          <w:lang w:eastAsia="en-IN"/>
-        </w:rPr>
-        <w:t xml:space="preserve"> binary 1-count is prime </w:t>
+        <w:t xml:space="preserve">Replace elements whose binary 1-count is prime </w:t>
       </w:r>
     </w:p>
     <w:p>
@@ -2633,27 +2714,7 @@
           <w:szCs w:val="24"/>
           <w:lang w:eastAsia="en-IN"/>
         </w:rPr>
-        <w:t>Count square-</w:t>
-      </w:r>
-      <w:proofErr w:type="spellStart"/>
-      <w:r>
-        <w:rPr>
-          <w:rFonts w:ascii="Times New Roman" w:eastAsia="Times New Roman" w:hAnsi="Times New Roman" w:cs="Times New Roman"/>
-          <w:sz w:val="24"/>
-          <w:szCs w:val="24"/>
-          <w:lang w:eastAsia="en-IN"/>
-        </w:rPr>
-        <w:t>root</w:t>
-      </w:r>
-      <w:proofErr w:type="spellEnd"/>
-      <w:r>
-        <w:rPr>
-          <w:rFonts w:ascii="Times New Roman" w:eastAsia="Times New Roman" w:hAnsi="Times New Roman" w:cs="Times New Roman"/>
-          <w:sz w:val="24"/>
-          <w:szCs w:val="24"/>
-          <w:lang w:eastAsia="en-IN"/>
-        </w:rPr>
-        <w:t xml:space="preserve"> digit sums that are even </w:t>
+        <w:t xml:space="preserve">Count square-root digit sums that are even </w:t>
       </w:r>
     </w:p>
     <w:p>
@@ -2798,33 +2859,7 @@
           <w:szCs w:val="48"/>
           <w:lang w:eastAsia="en-IN"/>
         </w:rPr>
-        <w:t>Interview-</w:t>
-      </w:r>
-      <w:proofErr w:type="spellStart"/>
-      <w:r>
-        <w:rPr>
-          <w:rFonts w:ascii="Times New Roman" w:eastAsia="Times New Roman" w:hAnsi="Times New Roman" w:cs="Times New Roman"/>
-          <w:b/>
-          <w:bCs/>
-          <w:kern w:val="36"/>
-          <w:sz w:val="48"/>
-          <w:szCs w:val="48"/>
-          <w:lang w:eastAsia="en-IN"/>
-        </w:rPr>
-        <w:t>Favorite</w:t>
-      </w:r>
-      <w:proofErr w:type="spellEnd"/>
-      <w:r>
-        <w:rPr>
-          <w:rFonts w:ascii="Times New Roman" w:eastAsia="Times New Roman" w:hAnsi="Times New Roman" w:cs="Times New Roman"/>
-          <w:b/>
-          <w:bCs/>
-          <w:kern w:val="36"/>
-          <w:sz w:val="48"/>
-          <w:szCs w:val="48"/>
-          <w:lang w:eastAsia="en-IN"/>
-        </w:rPr>
-        <w:t xml:space="preserve"> Questions (101–120)</w:t>
+        <w:t>Interview-Favorite Questions (101–120)</w:t>
       </w:r>
     </w:p>
     <w:p>
@@ -3558,15 +3593,7 @@
         <w:t>service-based company Python interviews</w:t>
       </w:r>
       <w:r>
-        <w:t xml:space="preserve"> (TCS, Infosys, Wipro, Cognizant, Accenture, Capgemini, </w:t>
-      </w:r>
-      <w:proofErr w:type="spellStart"/>
-      <w:r>
-        <w:t>LTIMindtree</w:t>
-      </w:r>
-      <w:proofErr w:type="spellEnd"/>
-      <w:r>
-        <w:t>, HCL, Tech Mahindra, etc.), these are the questions that repeatedly show up and have a very high probability of being asked.</w:t>
+        <w:t xml:space="preserve"> (TCS, Infosys, Wipro, Cognizant, Accenture, Capgemini, LTIMindtree, HCL, Tech Mahindra, etc.), these are the questions that repeatedly show up and have a very high probability of being asked.</w:t>
       </w:r>
     </w:p>
     <w:p>
@@ -3574,15 +3601,7 @@
         <w:pStyle w:val="NormalWeb"/>
       </w:pPr>
       <w:r>
-        <w:t xml:space="preserve">Based on your </w:t>
-      </w:r>
-      <w:proofErr w:type="gramStart"/>
-      <w:r>
-        <w:t>document ,</w:t>
-      </w:r>
-      <w:proofErr w:type="gramEnd"/>
-      <w:r>
-        <w:t xml:space="preserve"> focus on adding these:</w:t>
+        <w:t>Based on your document , focus on adding these:</w:t>
       </w:r>
     </w:p>
     <w:p>
@@ -3795,15 +3814,7 @@
       </w:pPr>
       <w:r>
         <w:lastRenderedPageBreak/>
-        <w:t>String compression (</w:t>
-      </w:r>
-      <w:proofErr w:type="spellStart"/>
-      <w:r>
-        <w:t>aaabbc</w:t>
-      </w:r>
-      <w:proofErr w:type="spellEnd"/>
-      <w:r>
-        <w:t xml:space="preserve"> → a3b2c1) </w:t>
+        <w:t xml:space="preserve">String compression (aaabbc → a3b2c1) </w:t>
       </w:r>
     </w:p>
     <w:p>
@@ -4506,15 +4517,7 @@
         <w:pStyle w:val="Heading2"/>
       </w:pPr>
       <w:r>
-        <w:t xml:space="preserve">Service-Based </w:t>
-      </w:r>
-      <w:proofErr w:type="spellStart"/>
-      <w:r>
-        <w:t>Favorite</w:t>
-      </w:r>
-      <w:proofErr w:type="spellEnd"/>
-      <w:r>
-        <w:t xml:space="preserve"> Logic Questions</w:t>
+        <w:t>Service-Based Favorite Logic Questions</w:t>
       </w:r>
     </w:p>
     <w:p>
@@ -4537,13 +4540,8 @@
         </w:numPr>
         <w:spacing w:before="100" w:beforeAutospacing="1" w:after="100" w:afterAutospacing="1"/>
       </w:pPr>
-      <w:proofErr w:type="spellStart"/>
-      <w:r>
-        <w:t>Kadane's</w:t>
-      </w:r>
-      <w:proofErr w:type="spellEnd"/>
-      <w:r>
-        <w:t xml:space="preserve"> Algorithm (maximum subarray sum) </w:t>
+      <w:r>
+        <w:t xml:space="preserve">Kadane's Algorithm (maximum subarray sum) </w:t>
       </w:r>
     </w:p>
     <w:p>
@@ -4681,13 +4679,8 @@
         <w:pStyle w:val="Heading2"/>
       </w:pPr>
       <w:r>
-        <w:t xml:space="preserve">Django/Python Interview </w:t>
-      </w:r>
-      <w:proofErr w:type="spellStart"/>
-      <w:r>
-        <w:t>Favorites</w:t>
-      </w:r>
-      <w:proofErr w:type="spellEnd"/>
+        <w:t>Django/Python Interview Favorites</w:t>
+      </w:r>
     </w:p>
     <w:p>
       <w:pPr>
@@ -4861,15 +4854,7 @@
         <w:spacing w:before="100" w:beforeAutospacing="1" w:after="100" w:afterAutospacing="1"/>
       </w:pPr>
       <w:r>
-        <w:t xml:space="preserve">Difference between </w:t>
-      </w:r>
-      <w:proofErr w:type="gramStart"/>
-      <w:r>
-        <w:t>append(</w:t>
-      </w:r>
-      <w:proofErr w:type="gramEnd"/>
-      <w:r>
-        <w:t xml:space="preserve">) and extend() </w:t>
+        <w:t xml:space="preserve">Difference between append() and extend() </w:t>
       </w:r>
     </w:p>
     <w:p>
@@ -4881,15 +4866,7 @@
         <w:spacing w:before="100" w:beforeAutospacing="1" w:after="100" w:afterAutospacing="1"/>
       </w:pPr>
       <w:r>
-        <w:t xml:space="preserve">Difference between </w:t>
-      </w:r>
-      <w:proofErr w:type="gramStart"/>
-      <w:r>
-        <w:t>remove(</w:t>
-      </w:r>
-      <w:proofErr w:type="gramEnd"/>
-      <w:r>
-        <w:t xml:space="preserve">), pop(), discard() </w:t>
+        <w:t xml:space="preserve">Difference between remove(), pop(), discard() </w:t>
       </w:r>
     </w:p>
     <w:p>
@@ -4912,13 +4889,8 @@
         </w:numPr>
         <w:spacing w:before="100" w:beforeAutospacing="1" w:after="100" w:afterAutospacing="1"/>
       </w:pPr>
-      <w:proofErr w:type="gramStart"/>
-      <w:r>
-        <w:t>map(</w:t>
-      </w:r>
-      <w:proofErr w:type="gramEnd"/>
-      <w:r>
-        <w:t xml:space="preserve">), filter(), reduce() </w:t>
+      <w:r>
+        <w:t xml:space="preserve">map(), filter(), reduce() </w:t>
       </w:r>
     </w:p>
     <w:p>
@@ -4929,13 +4901,8 @@
         </w:numPr>
         <w:spacing w:before="100" w:beforeAutospacing="1" w:after="100" w:afterAutospacing="1"/>
       </w:pPr>
-      <w:proofErr w:type="gramStart"/>
-      <w:r>
-        <w:t>zip(</w:t>
-      </w:r>
-      <w:proofErr w:type="gramEnd"/>
-      <w:r>
-        <w:t xml:space="preserve">) function </w:t>
+      <w:r>
+        <w:t xml:space="preserve">zip() function </w:t>
       </w:r>
     </w:p>
     <w:p>
@@ -4946,13 +4913,8 @@
         </w:numPr>
         <w:spacing w:before="100" w:beforeAutospacing="1" w:after="100" w:afterAutospacing="1"/>
       </w:pPr>
-      <w:proofErr w:type="gramStart"/>
-      <w:r>
-        <w:t>enumerate(</w:t>
-      </w:r>
-      <w:proofErr w:type="gramEnd"/>
-      <w:r>
-        <w:t xml:space="preserve">) </w:t>
+      <w:r>
+        <w:t xml:space="preserve">enumerate() </w:t>
       </w:r>
     </w:p>
     <w:p>
@@ -4964,25 +4926,7 @@
         <w:spacing w:before="100" w:beforeAutospacing="1" w:after="100" w:afterAutospacing="1"/>
       </w:pPr>
       <w:r>
-        <w:t>*</w:t>
-      </w:r>
-      <w:proofErr w:type="spellStart"/>
-      <w:proofErr w:type="gramStart"/>
-      <w:r>
-        <w:t>args</w:t>
-      </w:r>
-      <w:proofErr w:type="spellEnd"/>
-      <w:proofErr w:type="gramEnd"/>
-      <w:r>
-        <w:t xml:space="preserve"> and **</w:t>
-      </w:r>
-      <w:proofErr w:type="spellStart"/>
-      <w:r>
-        <w:t>kwargs</w:t>
-      </w:r>
-      <w:proofErr w:type="spellEnd"/>
-      <w:r>
-        <w:t xml:space="preserve"> </w:t>
+        <w:t xml:space="preserve">*args and **kwargs </w:t>
       </w:r>
     </w:p>
     <w:p>
@@ -5165,13 +5109,8 @@
         </w:numPr>
         <w:spacing w:before="100" w:beforeAutospacing="1" w:after="100" w:afterAutospacing="1"/>
       </w:pPr>
-      <w:proofErr w:type="spellStart"/>
-      <w:r>
-        <w:t>Kadane's</w:t>
-      </w:r>
-      <w:proofErr w:type="spellEnd"/>
-      <w:r>
-        <w:t xml:space="preserve"> Algorithm </w:t>
+      <w:r>
+        <w:t xml:space="preserve">Kadane's Algorithm </w:t>
       </w:r>
     </w:p>
     <w:p>
@@ -5315,25 +5254,7 @@
         <w:spacing w:before="100" w:beforeAutospacing="1" w:after="100" w:afterAutospacing="1"/>
       </w:pPr>
       <w:r>
-        <w:t>*</w:t>
-      </w:r>
-      <w:proofErr w:type="spellStart"/>
-      <w:proofErr w:type="gramStart"/>
-      <w:r>
-        <w:t>args</w:t>
-      </w:r>
-      <w:proofErr w:type="spellEnd"/>
-      <w:proofErr w:type="gramEnd"/>
-      <w:r>
-        <w:t xml:space="preserve"> and **</w:t>
-      </w:r>
-      <w:proofErr w:type="spellStart"/>
-      <w:r>
-        <w:t>kwargs</w:t>
-      </w:r>
-      <w:proofErr w:type="spellEnd"/>
-      <w:r>
-        <w:t xml:space="preserve"> </w:t>
+        <w:t xml:space="preserve">*args and **kwargs </w:t>
       </w:r>
     </w:p>
     <w:p>
@@ -5524,15 +5445,7 @@
         <w:spacing w:before="100" w:beforeAutospacing="1" w:after="100" w:afterAutospacing="1" w:line="240" w:lineRule="auto"/>
       </w:pPr>
       <w:r>
-        <w:t>List/</w:t>
-      </w:r>
-      <w:proofErr w:type="spellStart"/>
-      <w:r>
-        <w:t>Dict</w:t>
-      </w:r>
-      <w:proofErr w:type="spellEnd"/>
-      <w:r>
-        <w:t xml:space="preserve">/Set/Tuple </w:t>
+        <w:t xml:space="preserve">List/Dict/Set/Tuple </w:t>
       </w:r>
     </w:p>
     <w:p>
@@ -5806,14 +5719,12 @@
       <w:r>
         <w:t>Constructor (</w:t>
       </w:r>
-      <w:proofErr w:type="spellStart"/>
       <w:r>
         <w:rPr>
           <w:rStyle w:val="Strong"/>
         </w:rPr>
         <w:t>init</w:t>
       </w:r>
-      <w:proofErr w:type="spellEnd"/>
       <w:r>
         <w:t xml:space="preserve">) </w:t>
       </w:r>
@@ -6079,15 +5990,7 @@
         <w:spacing w:before="100" w:beforeAutospacing="1" w:after="100" w:afterAutospacing="1" w:line="240" w:lineRule="auto"/>
       </w:pPr>
       <w:r>
-        <w:t xml:space="preserve">with </w:t>
-      </w:r>
-      <w:proofErr w:type="gramStart"/>
-      <w:r>
-        <w:t>open(</w:t>
-      </w:r>
-      <w:proofErr w:type="gramEnd"/>
-      <w:r>
-        <w:t xml:space="preserve">) </w:t>
+        <w:t xml:space="preserve">with open() </w:t>
       </w:r>
     </w:p>
     <w:p>
@@ -7944,25 +7847,14 @@
           <w:lang w:eastAsia="en-IN"/>
         </w:rPr>
       </w:pPr>
-      <w:proofErr w:type="spellStart"/>
-      <w:r>
-        <w:rPr>
-          <w:rFonts w:ascii="Times New Roman" w:eastAsia="Times New Roman" w:hAnsi="Times New Roman" w:cs="Times New Roman"/>
-          <w:sz w:val="24"/>
-          <w:szCs w:val="24"/>
-          <w:lang w:eastAsia="en-IN"/>
-        </w:rPr>
-        <w:t>Kadane's</w:t>
-      </w:r>
-      <w:proofErr w:type="spellEnd"/>
-      <w:r>
-        <w:rPr>
-          <w:rFonts w:ascii="Times New Roman" w:eastAsia="Times New Roman" w:hAnsi="Times New Roman" w:cs="Times New Roman"/>
-          <w:sz w:val="24"/>
-          <w:szCs w:val="24"/>
-          <w:lang w:eastAsia="en-IN"/>
-        </w:rPr>
-        <w:t xml:space="preserve"> Algorithm </w:t>
+      <w:r>
+        <w:rPr>
+          <w:rFonts w:ascii="Times New Roman" w:eastAsia="Times New Roman" w:hAnsi="Times New Roman" w:cs="Times New Roman"/>
+          <w:sz w:val="24"/>
+          <w:szCs w:val="24"/>
+          <w:lang w:eastAsia="en-IN"/>
+        </w:rPr>
+        <w:t xml:space="preserve">Kadane's Algorithm </w:t>
       </w:r>
     </w:p>
     <w:p>
@@ -8355,25 +8247,14 @@
           <w:lang w:eastAsia="en-IN"/>
         </w:rPr>
       </w:pPr>
-      <w:proofErr w:type="spellStart"/>
-      <w:r>
-        <w:rPr>
-          <w:rFonts w:ascii="Times New Roman" w:eastAsia="Times New Roman" w:hAnsi="Times New Roman" w:cs="Times New Roman"/>
-          <w:sz w:val="24"/>
-          <w:szCs w:val="24"/>
-          <w:lang w:eastAsia="en-IN"/>
-        </w:rPr>
-        <w:t>Kadane's</w:t>
-      </w:r>
-      <w:proofErr w:type="spellEnd"/>
-      <w:r>
-        <w:rPr>
-          <w:rFonts w:ascii="Times New Roman" w:eastAsia="Times New Roman" w:hAnsi="Times New Roman" w:cs="Times New Roman"/>
-          <w:sz w:val="24"/>
-          <w:szCs w:val="24"/>
-          <w:lang w:eastAsia="en-IN"/>
-        </w:rPr>
-        <w:t xml:space="preserve"> Algorithm </w:t>
+      <w:r>
+        <w:rPr>
+          <w:rFonts w:ascii="Times New Roman" w:eastAsia="Times New Roman" w:hAnsi="Times New Roman" w:cs="Times New Roman"/>
+          <w:sz w:val="24"/>
+          <w:szCs w:val="24"/>
+          <w:lang w:eastAsia="en-IN"/>
+        </w:rPr>
+        <w:t xml:space="preserve">Kadane's Algorithm </w:t>
       </w:r>
     </w:p>
     <w:p>
@@ -8563,47 +8444,7 @@
           <w:szCs w:val="24"/>
           <w:lang w:eastAsia="en-IN"/>
         </w:rPr>
-        <w:t>*</w:t>
-      </w:r>
-      <w:proofErr w:type="spellStart"/>
-      <w:r>
-        <w:rPr>
-          <w:rFonts w:ascii="Times New Roman" w:eastAsia="Times New Roman" w:hAnsi="Times New Roman" w:cs="Times New Roman"/>
-          <w:sz w:val="24"/>
-          <w:szCs w:val="24"/>
-          <w:lang w:eastAsia="en-IN"/>
-        </w:rPr>
-        <w:t>args</w:t>
-      </w:r>
-      <w:proofErr w:type="spellEnd"/>
-      <w:r>
-        <w:rPr>
-          <w:rFonts w:ascii="Times New Roman" w:eastAsia="Times New Roman" w:hAnsi="Times New Roman" w:cs="Times New Roman"/>
-          <w:sz w:val="24"/>
-          <w:szCs w:val="24"/>
-          <w:lang w:eastAsia="en-IN"/>
-        </w:rPr>
-        <w:t xml:space="preserve"> / **</w:t>
-      </w:r>
-      <w:proofErr w:type="spellStart"/>
-      <w:r>
-        <w:rPr>
-          <w:rFonts w:ascii="Times New Roman" w:eastAsia="Times New Roman" w:hAnsi="Times New Roman" w:cs="Times New Roman"/>
-          <w:sz w:val="24"/>
-          <w:szCs w:val="24"/>
-          <w:lang w:eastAsia="en-IN"/>
-        </w:rPr>
-        <w:t>kwargs</w:t>
-      </w:r>
-      <w:proofErr w:type="spellEnd"/>
-      <w:r>
-        <w:rPr>
-          <w:rFonts w:ascii="Times New Roman" w:eastAsia="Times New Roman" w:hAnsi="Times New Roman" w:cs="Times New Roman"/>
-          <w:sz w:val="24"/>
-          <w:szCs w:val="24"/>
-          <w:lang w:eastAsia="en-IN"/>
-        </w:rPr>
-        <w:t xml:space="preserve"> </w:t>
+        <w:t xml:space="preserve">*args / **kwargs </w:t>
       </w:r>
     </w:p>
     <w:p>
@@ -8991,25 +8832,14 @@
           <w:lang w:eastAsia="en-IN"/>
         </w:rPr>
       </w:pPr>
-      <w:proofErr w:type="gramStart"/>
-      <w:r>
-        <w:rPr>
-          <w:rFonts w:ascii="Times New Roman" w:eastAsia="Times New Roman" w:hAnsi="Times New Roman" w:cs="Times New Roman"/>
-          <w:sz w:val="24"/>
-          <w:szCs w:val="24"/>
-          <w:lang w:eastAsia="en-IN"/>
-        </w:rPr>
-        <w:t>So</w:t>
-      </w:r>
-      <w:proofErr w:type="gramEnd"/>
-      <w:r>
-        <w:rPr>
-          <w:rFonts w:ascii="Times New Roman" w:eastAsia="Times New Roman" w:hAnsi="Times New Roman" w:cs="Times New Roman"/>
-          <w:sz w:val="24"/>
-          <w:szCs w:val="24"/>
-          <w:lang w:eastAsia="en-IN"/>
-        </w:rPr>
-        <w:t xml:space="preserve"> unless you're targeting tougher product-company interviews, </w:t>
+      <w:r>
+        <w:rPr>
+          <w:rFonts w:ascii="Times New Roman" w:eastAsia="Times New Roman" w:hAnsi="Times New Roman" w:cs="Times New Roman"/>
+          <w:sz w:val="24"/>
+          <w:szCs w:val="24"/>
+          <w:lang w:eastAsia="en-IN"/>
+        </w:rPr>
+        <w:t xml:space="preserve">So unless you're targeting tougher product-company interviews, </w:t>
       </w:r>
       <w:r>
         <w:rPr>
@@ -9049,47 +8879,7 @@
           <w:szCs w:val="24"/>
           <w:lang w:eastAsia="en-IN"/>
         </w:rPr>
-        <w:t xml:space="preserve">ok </w:t>
-      </w:r>
-      <w:proofErr w:type="spellStart"/>
-      <w:r>
-        <w:rPr>
-          <w:rFonts w:ascii="Times New Roman" w:eastAsia="Times New Roman" w:hAnsi="Times New Roman" w:cs="Times New Roman"/>
-          <w:sz w:val="24"/>
-          <w:szCs w:val="24"/>
-          <w:lang w:eastAsia="en-IN"/>
-        </w:rPr>
-        <w:t>i</w:t>
-      </w:r>
-      <w:proofErr w:type="spellEnd"/>
-      <w:r>
-        <w:rPr>
-          <w:rFonts w:ascii="Times New Roman" w:eastAsia="Times New Roman" w:hAnsi="Times New Roman" w:cs="Times New Roman"/>
-          <w:sz w:val="24"/>
-          <w:szCs w:val="24"/>
-          <w:lang w:eastAsia="en-IN"/>
-        </w:rPr>
-        <w:t xml:space="preserve"> have made all the question from my list and some ques </w:t>
-      </w:r>
-      <w:proofErr w:type="gramStart"/>
-      <w:r>
-        <w:rPr>
-          <w:rFonts w:ascii="Times New Roman" w:eastAsia="Times New Roman" w:hAnsi="Times New Roman" w:cs="Times New Roman"/>
-          <w:sz w:val="24"/>
-          <w:szCs w:val="24"/>
-          <w:lang w:eastAsia="en-IN"/>
-        </w:rPr>
-        <w:t>logic</w:t>
-      </w:r>
-      <w:proofErr w:type="gramEnd"/>
-      <w:r>
-        <w:rPr>
-          <w:rFonts w:ascii="Times New Roman" w:eastAsia="Times New Roman" w:hAnsi="Times New Roman" w:cs="Times New Roman"/>
-          <w:sz w:val="24"/>
-          <w:szCs w:val="24"/>
-          <w:lang w:eastAsia="en-IN"/>
-        </w:rPr>
-        <w:t xml:space="preserve"> are clear but some of not is not clear</w:t>
+        <w:t>ok i have made all the question from my list and some ques logic are clear but some of not is not clear</w:t>
       </w:r>
     </w:p>
     <w:p>
@@ -10325,27 +10115,7 @@
           <w:szCs w:val="24"/>
           <w:lang w:eastAsia="en-IN"/>
         </w:rPr>
-        <w:t>Maximum Sum Subarray (</w:t>
-      </w:r>
-      <w:proofErr w:type="spellStart"/>
-      <w:r>
-        <w:rPr>
-          <w:rFonts w:ascii="Times New Roman" w:eastAsia="Times New Roman" w:hAnsi="Times New Roman" w:cs="Times New Roman"/>
-          <w:sz w:val="24"/>
-          <w:szCs w:val="24"/>
-          <w:lang w:eastAsia="en-IN"/>
-        </w:rPr>
-        <w:t>Kadane</w:t>
-      </w:r>
-      <w:proofErr w:type="spellEnd"/>
-      <w:r>
-        <w:rPr>
-          <w:rFonts w:ascii="Times New Roman" w:eastAsia="Times New Roman" w:hAnsi="Times New Roman" w:cs="Times New Roman"/>
-          <w:sz w:val="24"/>
-          <w:szCs w:val="24"/>
-          <w:lang w:eastAsia="en-IN"/>
-        </w:rPr>
-        <w:t xml:space="preserve">) </w:t>
+        <w:t xml:space="preserve">Maximum Sum Subarray (Kadane) </w:t>
       </w:r>
     </w:p>
     <w:p>

--- a/Djangopythonservieques.docx
+++ b/Djangopythonservieques.docx
@@ -675,6 +675,102 @@
       <w:r>
         <w:rPr>
           <w:rFonts w:ascii="Times New Roman" w:eastAsia="Times New Roman" w:hAnsi="Times New Roman" w:cs="Times New Roman"/>
+          <w:sz w:val="24"/>
+          <w:szCs w:val="24"/>
+          <w:lang w:eastAsia="en-IN"/>
+        </w:rPr>
+        <w:t xml:space="preserve">Find pair whose sum is closest to k </w:t>
+      </w:r>
+    </w:p>
+    <w:p>
+      <w:pPr>
+        <w:numPr>
+          <w:ilvl w:val="0"/>
+          <w:numId w:val="1"/>
+        </w:numPr>
+        <w:spacing w:before="100" w:beforeAutospacing="1" w:after="100" w:afterAutospacing="1" w:line="240" w:lineRule="auto"/>
+        <w:rPr>
+          <w:rFonts w:ascii="Times New Roman" w:eastAsia="Times New Roman" w:hAnsi="Times New Roman" w:cs="Times New Roman"/>
+          <w:sz w:val="24"/>
+          <w:szCs w:val="24"/>
+          <w:lang w:eastAsia="en-IN"/>
+        </w:rPr>
+      </w:pPr>
+      <w:r>
+        <w:rPr>
+          <w:rFonts w:ascii="Times New Roman" w:eastAsia="Times New Roman" w:hAnsi="Times New Roman" w:cs="Times New Roman"/>
+          <w:sz w:val="24"/>
+          <w:szCs w:val="24"/>
+          <w:lang w:eastAsia="en-IN"/>
+        </w:rPr>
+        <w:t xml:space="preserve">Find pair whose product is minimum </w:t>
+      </w:r>
+    </w:p>
+    <w:p>
+      <w:pPr>
+        <w:numPr>
+          <w:ilvl w:val="0"/>
+          <w:numId w:val="1"/>
+        </w:numPr>
+        <w:spacing w:before="100" w:beforeAutospacing="1" w:after="100" w:afterAutospacing="1" w:line="240" w:lineRule="auto"/>
+        <w:rPr>
+          <w:rFonts w:ascii="Times New Roman" w:eastAsia="Times New Roman" w:hAnsi="Times New Roman" w:cs="Times New Roman"/>
+          <w:sz w:val="24"/>
+          <w:szCs w:val="24"/>
+          <w:lang w:eastAsia="en-IN"/>
+        </w:rPr>
+      </w:pPr>
+      <w:r>
+        <w:rPr>
+          <w:rFonts w:ascii="Times New Roman" w:eastAsia="Times New Roman" w:hAnsi="Times New Roman" w:cs="Times New Roman"/>
+          <w:sz w:val="24"/>
+          <w:szCs w:val="24"/>
+          <w:lang w:eastAsia="en-IN"/>
+        </w:rPr>
+        <w:t xml:space="preserve">Count pairs with both numbers prime </w:t>
+      </w:r>
+    </w:p>
+    <w:p>
+      <w:pPr>
+        <w:numPr>
+          <w:ilvl w:val="0"/>
+          <w:numId w:val="1"/>
+        </w:numPr>
+        <w:spacing w:before="100" w:beforeAutospacing="1" w:after="100" w:afterAutospacing="1" w:line="240" w:lineRule="auto"/>
+        <w:rPr>
+          <w:rFonts w:ascii="Times New Roman" w:eastAsia="Times New Roman" w:hAnsi="Times New Roman" w:cs="Times New Roman"/>
+          <w:sz w:val="24"/>
+          <w:szCs w:val="24"/>
+          <w:lang w:eastAsia="en-IN"/>
+        </w:rPr>
+      </w:pPr>
+      <w:r>
+        <w:rPr>
+          <w:rFonts w:ascii="Times New Roman" w:eastAsia="Times New Roman" w:hAnsi="Times New Roman" w:cs="Times New Roman"/>
+          <w:sz w:val="24"/>
+          <w:szCs w:val="24"/>
+          <w:lang w:eastAsia="en-IN"/>
+        </w:rPr>
+        <w:t xml:space="preserve">Find pair with same last digit </w:t>
+      </w:r>
+    </w:p>
+    <w:p>
+      <w:pPr>
+        <w:numPr>
+          <w:ilvl w:val="0"/>
+          <w:numId w:val="1"/>
+        </w:numPr>
+        <w:spacing w:before="100" w:beforeAutospacing="1" w:after="100" w:afterAutospacing="1" w:line="240" w:lineRule="auto"/>
+        <w:rPr>
+          <w:rFonts w:ascii="Times New Roman" w:eastAsia="Times New Roman" w:hAnsi="Times New Roman" w:cs="Times New Roman"/>
+          <w:sz w:val="24"/>
+          <w:szCs w:val="24"/>
+          <w:lang w:eastAsia="en-IN"/>
+        </w:rPr>
+      </w:pPr>
+      <w:r>
+        <w:rPr>
+          <w:rFonts w:ascii="Times New Roman" w:eastAsia="Times New Roman" w:hAnsi="Times New Roman" w:cs="Times New Roman"/>
           <w:noProof/>
           <w:sz w:val="24"/>
           <w:szCs w:val="24"/>
@@ -683,13 +779,13 @@
         <mc:AlternateContent>
           <mc:Choice Requires="wps">
             <w:drawing>
-              <wp:anchor distT="0" distB="0" distL="114300" distR="114300" simplePos="0" relativeHeight="251659264" behindDoc="0" locked="0" layoutInCell="1" allowOverlap="1" wp14:anchorId="7A77FD42" wp14:editId="495F2836">
+              <wp:anchor distT="0" distB="0" distL="114300" distR="114300" simplePos="0" relativeHeight="251659264" behindDoc="0" locked="0" layoutInCell="1" allowOverlap="1" wp14:anchorId="7A77FD42" wp14:editId="26CC256C">
                 <wp:simplePos x="0" y="0"/>
                 <wp:positionH relativeFrom="column">
-                  <wp:posOffset>-540596</wp:posOffset>
+                  <wp:posOffset>-481119</wp:posOffset>
                 </wp:positionH>
                 <wp:positionV relativeFrom="paragraph">
-                  <wp:posOffset>189441</wp:posOffset>
+                  <wp:posOffset>173778</wp:posOffset>
                 </wp:positionV>
                 <wp:extent cx="3864610" cy="3810"/>
                 <wp:effectExtent l="57150" t="57150" r="59690" b="53340"/>
@@ -750,7 +846,7 @@
           </mc:Choice>
           <mc:Fallback>
             <w:pict>
-              <v:line w14:anchorId="0D0E06D5" id="Straight Connector 1" o:spid="_x0000_s1026" style="position:absolute;flip:y;z-index:251659264;visibility:visible;mso-wrap-style:square;mso-width-percent:0;mso-height-percent:0;mso-wrap-distance-left:9pt;mso-wrap-distance-top:0;mso-wrap-distance-right:9pt;mso-wrap-distance-bottom:0;mso-position-horizontal:absolute;mso-position-horizontal-relative:text;mso-position-vertical:absolute;mso-position-vertical-relative:text;mso-width-percent:0;mso-height-percent:0;mso-width-relative:margin;mso-height-relative:margin" from="-42.55pt,14.9pt" to="261.75pt,15.2pt" o:gfxdata="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" strokecolor="#a5a5a5 [3206]" strokeweight="1pt">
+              <v:line w14:anchorId="31325BFE" id="Straight Connector 1" o:spid="_x0000_s1026" style="position:absolute;flip:y;z-index:251659264;visibility:visible;mso-wrap-style:square;mso-width-percent:0;mso-height-percent:0;mso-wrap-distance-left:9pt;mso-wrap-distance-top:0;mso-wrap-distance-right:9pt;mso-wrap-distance-bottom:0;mso-position-horizontal:absolute;mso-position-horizontal-relative:text;mso-position-vertical:absolute;mso-position-vertical-relative:text;mso-width-percent:0;mso-height-percent:0;mso-width-relative:margin;mso-height-relative:margin" from="-37.9pt,13.7pt" to="266.4pt,14pt" o:gfxdata="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" strokecolor="#a5a5a5 [3206]" strokeweight="1pt">
                 <v:stroke joinstyle="miter"/>
               </v:line>
             </w:pict>
@@ -764,102 +860,6 @@
           <w:szCs w:val="24"/>
           <w:lang w:eastAsia="en-IN"/>
         </w:rPr>
-        <w:t xml:space="preserve">Find pair whose sum is closest to k </w:t>
-      </w:r>
-    </w:p>
-    <w:p>
-      <w:pPr>
-        <w:numPr>
-          <w:ilvl w:val="0"/>
-          <w:numId w:val="1"/>
-        </w:numPr>
-        <w:spacing w:before="100" w:beforeAutospacing="1" w:after="100" w:afterAutospacing="1" w:line="240" w:lineRule="auto"/>
-        <w:rPr>
-          <w:rFonts w:ascii="Times New Roman" w:eastAsia="Times New Roman" w:hAnsi="Times New Roman" w:cs="Times New Roman"/>
-          <w:sz w:val="24"/>
-          <w:szCs w:val="24"/>
-          <w:lang w:eastAsia="en-IN"/>
-        </w:rPr>
-      </w:pPr>
-      <w:r>
-        <w:rPr>
-          <w:rFonts w:ascii="Times New Roman" w:eastAsia="Times New Roman" w:hAnsi="Times New Roman" w:cs="Times New Roman"/>
-          <w:sz w:val="24"/>
-          <w:szCs w:val="24"/>
-          <w:lang w:eastAsia="en-IN"/>
-        </w:rPr>
-        <w:t xml:space="preserve">Find pair whose product is minimum </w:t>
-      </w:r>
-    </w:p>
-    <w:p>
-      <w:pPr>
-        <w:numPr>
-          <w:ilvl w:val="0"/>
-          <w:numId w:val="1"/>
-        </w:numPr>
-        <w:spacing w:before="100" w:beforeAutospacing="1" w:after="100" w:afterAutospacing="1" w:line="240" w:lineRule="auto"/>
-        <w:rPr>
-          <w:rFonts w:ascii="Times New Roman" w:eastAsia="Times New Roman" w:hAnsi="Times New Roman" w:cs="Times New Roman"/>
-          <w:sz w:val="24"/>
-          <w:szCs w:val="24"/>
-          <w:lang w:eastAsia="en-IN"/>
-        </w:rPr>
-      </w:pPr>
-      <w:r>
-        <w:rPr>
-          <w:rFonts w:ascii="Times New Roman" w:eastAsia="Times New Roman" w:hAnsi="Times New Roman" w:cs="Times New Roman"/>
-          <w:sz w:val="24"/>
-          <w:szCs w:val="24"/>
-          <w:lang w:eastAsia="en-IN"/>
-        </w:rPr>
-        <w:t xml:space="preserve">Count pairs with both numbers prime </w:t>
-      </w:r>
-    </w:p>
-    <w:p>
-      <w:pPr>
-        <w:numPr>
-          <w:ilvl w:val="0"/>
-          <w:numId w:val="1"/>
-        </w:numPr>
-        <w:spacing w:before="100" w:beforeAutospacing="1" w:after="100" w:afterAutospacing="1" w:line="240" w:lineRule="auto"/>
-        <w:rPr>
-          <w:rFonts w:ascii="Times New Roman" w:eastAsia="Times New Roman" w:hAnsi="Times New Roman" w:cs="Times New Roman"/>
-          <w:sz w:val="24"/>
-          <w:szCs w:val="24"/>
-          <w:lang w:eastAsia="en-IN"/>
-        </w:rPr>
-      </w:pPr>
-      <w:r>
-        <w:rPr>
-          <w:rFonts w:ascii="Times New Roman" w:eastAsia="Times New Roman" w:hAnsi="Times New Roman" w:cs="Times New Roman"/>
-          <w:sz w:val="24"/>
-          <w:szCs w:val="24"/>
-          <w:lang w:eastAsia="en-IN"/>
-        </w:rPr>
-        <w:t xml:space="preserve">Find pair with same last digit </w:t>
-      </w:r>
-    </w:p>
-    <w:p>
-      <w:pPr>
-        <w:numPr>
-          <w:ilvl w:val="0"/>
-          <w:numId w:val="1"/>
-        </w:numPr>
-        <w:spacing w:before="100" w:beforeAutospacing="1" w:after="100" w:afterAutospacing="1" w:line="240" w:lineRule="auto"/>
-        <w:rPr>
-          <w:rFonts w:ascii="Times New Roman" w:eastAsia="Times New Roman" w:hAnsi="Times New Roman" w:cs="Times New Roman"/>
-          <w:sz w:val="24"/>
-          <w:szCs w:val="24"/>
-          <w:lang w:eastAsia="en-IN"/>
-        </w:rPr>
-      </w:pPr>
-      <w:r>
-        <w:rPr>
-          <w:rFonts w:ascii="Times New Roman" w:eastAsia="Times New Roman" w:hAnsi="Times New Roman" w:cs="Times New Roman"/>
-          <w:sz w:val="24"/>
-          <w:szCs w:val="24"/>
-          <w:lang w:eastAsia="en-IN"/>
-        </w:rPr>
         <w:t xml:space="preserve">Count pairs where one is square of another </w:t>
       </w:r>
     </w:p>
@@ -2666,7 +2666,27 @@
           <w:szCs w:val="24"/>
           <w:lang w:eastAsia="en-IN"/>
         </w:rPr>
-        <w:t xml:space="preserve">Replace elements whose binary 1-count is prime </w:t>
+        <w:t xml:space="preserve">Replace elements </w:t>
+      </w:r>
+      <w:proofErr w:type="gramStart"/>
+      <w:r>
+        <w:rPr>
+          <w:rFonts w:ascii="Times New Roman" w:eastAsia="Times New Roman" w:hAnsi="Times New Roman" w:cs="Times New Roman"/>
+          <w:sz w:val="24"/>
+          <w:szCs w:val="24"/>
+          <w:lang w:eastAsia="en-IN"/>
+        </w:rPr>
+        <w:t>whose</w:t>
+      </w:r>
+      <w:proofErr w:type="gramEnd"/>
+      <w:r>
+        <w:rPr>
+          <w:rFonts w:ascii="Times New Roman" w:eastAsia="Times New Roman" w:hAnsi="Times New Roman" w:cs="Times New Roman"/>
+          <w:sz w:val="24"/>
+          <w:szCs w:val="24"/>
+          <w:lang w:eastAsia="en-IN"/>
+        </w:rPr>
+        <w:t xml:space="preserve"> binary 1-count is prime </w:t>
       </w:r>
     </w:p>
     <w:p>
@@ -2714,7 +2734,27 @@
           <w:szCs w:val="24"/>
           <w:lang w:eastAsia="en-IN"/>
         </w:rPr>
-        <w:t xml:space="preserve">Count square-root digit sums that are even </w:t>
+        <w:t>Count square-</w:t>
+      </w:r>
+      <w:proofErr w:type="spellStart"/>
+      <w:r>
+        <w:rPr>
+          <w:rFonts w:ascii="Times New Roman" w:eastAsia="Times New Roman" w:hAnsi="Times New Roman" w:cs="Times New Roman"/>
+          <w:sz w:val="24"/>
+          <w:szCs w:val="24"/>
+          <w:lang w:eastAsia="en-IN"/>
+        </w:rPr>
+        <w:t>root</w:t>
+      </w:r>
+      <w:proofErr w:type="spellEnd"/>
+      <w:r>
+        <w:rPr>
+          <w:rFonts w:ascii="Times New Roman" w:eastAsia="Times New Roman" w:hAnsi="Times New Roman" w:cs="Times New Roman"/>
+          <w:sz w:val="24"/>
+          <w:szCs w:val="24"/>
+          <w:lang w:eastAsia="en-IN"/>
+        </w:rPr>
+        <w:t xml:space="preserve"> digit sums that are even </w:t>
       </w:r>
     </w:p>
     <w:p>
@@ -2859,7 +2899,33 @@
           <w:szCs w:val="48"/>
           <w:lang w:eastAsia="en-IN"/>
         </w:rPr>
-        <w:t>Interview-Favorite Questions (101–120)</w:t>
+        <w:t>Interview-</w:t>
+      </w:r>
+      <w:proofErr w:type="spellStart"/>
+      <w:r>
+        <w:rPr>
+          <w:rFonts w:ascii="Times New Roman" w:eastAsia="Times New Roman" w:hAnsi="Times New Roman" w:cs="Times New Roman"/>
+          <w:b/>
+          <w:bCs/>
+          <w:kern w:val="36"/>
+          <w:sz w:val="48"/>
+          <w:szCs w:val="48"/>
+          <w:lang w:eastAsia="en-IN"/>
+        </w:rPr>
+        <w:t>Favorite</w:t>
+      </w:r>
+      <w:proofErr w:type="spellEnd"/>
+      <w:r>
+        <w:rPr>
+          <w:rFonts w:ascii="Times New Roman" w:eastAsia="Times New Roman" w:hAnsi="Times New Roman" w:cs="Times New Roman"/>
+          <w:b/>
+          <w:bCs/>
+          <w:kern w:val="36"/>
+          <w:sz w:val="48"/>
+          <w:szCs w:val="48"/>
+          <w:lang w:eastAsia="en-IN"/>
+        </w:rPr>
+        <w:t xml:space="preserve"> Questions (101–120)</w:t>
       </w:r>
     </w:p>
     <w:p>
@@ -3593,7 +3659,15 @@
         <w:t>service-based company Python interviews</w:t>
       </w:r>
       <w:r>
-        <w:t xml:space="preserve"> (TCS, Infosys, Wipro, Cognizant, Accenture, Capgemini, LTIMindtree, HCL, Tech Mahindra, etc.), these are the questions that repeatedly show up and have a very high probability of being asked.</w:t>
+        <w:t xml:space="preserve"> (TCS, Infosys, Wipro, Cognizant, Accenture, Capgemini, </w:t>
+      </w:r>
+      <w:proofErr w:type="spellStart"/>
+      <w:r>
+        <w:t>LTIMindtree</w:t>
+      </w:r>
+      <w:proofErr w:type="spellEnd"/>
+      <w:r>
+        <w:t>, HCL, Tech Mahindra, etc.), these are the questions that repeatedly show up and have a very high probability of being asked.</w:t>
       </w:r>
     </w:p>
     <w:p>
@@ -3601,7 +3675,15 @@
         <w:pStyle w:val="NormalWeb"/>
       </w:pPr>
       <w:r>
-        <w:t>Based on your document , focus on adding these:</w:t>
+        <w:t xml:space="preserve">Based on your </w:t>
+      </w:r>
+      <w:proofErr w:type="gramStart"/>
+      <w:r>
+        <w:t>document ,</w:t>
+      </w:r>
+      <w:proofErr w:type="gramEnd"/>
+      <w:r>
+        <w:t xml:space="preserve"> focus on adding these:</w:t>
       </w:r>
     </w:p>
     <w:p>
@@ -3814,7 +3896,15 @@
       </w:pPr>
       <w:r>
         <w:lastRenderedPageBreak/>
-        <w:t xml:space="preserve">String compression (aaabbc → a3b2c1) </w:t>
+        <w:t>String compression (</w:t>
+      </w:r>
+      <w:proofErr w:type="spellStart"/>
+      <w:r>
+        <w:t>aaabbc</w:t>
+      </w:r>
+      <w:proofErr w:type="spellEnd"/>
+      <w:r>
+        <w:t xml:space="preserve"> → a3b2c1) </w:t>
       </w:r>
     </w:p>
     <w:p>
@@ -4517,7 +4607,15 @@
         <w:pStyle w:val="Heading2"/>
       </w:pPr>
       <w:r>
-        <w:t>Service-Based Favorite Logic Questions</w:t>
+        <w:t xml:space="preserve">Service-Based </w:t>
+      </w:r>
+      <w:proofErr w:type="spellStart"/>
+      <w:r>
+        <w:t>Favorite</w:t>
+      </w:r>
+      <w:proofErr w:type="spellEnd"/>
+      <w:r>
+        <w:t xml:space="preserve"> Logic Questions</w:t>
       </w:r>
     </w:p>
     <w:p>
@@ -4540,8 +4638,13 @@
         </w:numPr>
         <w:spacing w:before="100" w:beforeAutospacing="1" w:after="100" w:afterAutospacing="1"/>
       </w:pPr>
-      <w:r>
-        <w:t xml:space="preserve">Kadane's Algorithm (maximum subarray sum) </w:t>
+      <w:proofErr w:type="spellStart"/>
+      <w:r>
+        <w:t>Kadane's</w:t>
+      </w:r>
+      <w:proofErr w:type="spellEnd"/>
+      <w:r>
+        <w:t xml:space="preserve"> Algorithm (maximum subarray sum) </w:t>
       </w:r>
     </w:p>
     <w:p>
@@ -4679,8 +4782,13 @@
         <w:pStyle w:val="Heading2"/>
       </w:pPr>
       <w:r>
-        <w:t>Django/Python Interview Favorites</w:t>
-      </w:r>
+        <w:t xml:space="preserve">Django/Python Interview </w:t>
+      </w:r>
+      <w:proofErr w:type="spellStart"/>
+      <w:r>
+        <w:t>Favorites</w:t>
+      </w:r>
+      <w:proofErr w:type="spellEnd"/>
     </w:p>
     <w:p>
       <w:pPr>
@@ -4854,7 +4962,15 @@
         <w:spacing w:before="100" w:beforeAutospacing="1" w:after="100" w:afterAutospacing="1"/>
       </w:pPr>
       <w:r>
-        <w:t xml:space="preserve">Difference between append() and extend() </w:t>
+        <w:t xml:space="preserve">Difference between </w:t>
+      </w:r>
+      <w:proofErr w:type="gramStart"/>
+      <w:r>
+        <w:t>append(</w:t>
+      </w:r>
+      <w:proofErr w:type="gramEnd"/>
+      <w:r>
+        <w:t xml:space="preserve">) and extend() </w:t>
       </w:r>
     </w:p>
     <w:p>
@@ -4866,7 +4982,15 @@
         <w:spacing w:before="100" w:beforeAutospacing="1" w:after="100" w:afterAutospacing="1"/>
       </w:pPr>
       <w:r>
-        <w:t xml:space="preserve">Difference between remove(), pop(), discard() </w:t>
+        <w:t xml:space="preserve">Difference between </w:t>
+      </w:r>
+      <w:proofErr w:type="gramStart"/>
+      <w:r>
+        <w:t>remove(</w:t>
+      </w:r>
+      <w:proofErr w:type="gramEnd"/>
+      <w:r>
+        <w:t xml:space="preserve">), pop(), discard() </w:t>
       </w:r>
     </w:p>
     <w:p>
@@ -4889,8 +5013,13 @@
         </w:numPr>
         <w:spacing w:before="100" w:beforeAutospacing="1" w:after="100" w:afterAutospacing="1"/>
       </w:pPr>
-      <w:r>
-        <w:t xml:space="preserve">map(), filter(), reduce() </w:t>
+      <w:proofErr w:type="gramStart"/>
+      <w:r>
+        <w:t>map(</w:t>
+      </w:r>
+      <w:proofErr w:type="gramEnd"/>
+      <w:r>
+        <w:t xml:space="preserve">), filter(), reduce() </w:t>
       </w:r>
     </w:p>
     <w:p>
@@ -4901,8 +5030,13 @@
         </w:numPr>
         <w:spacing w:before="100" w:beforeAutospacing="1" w:after="100" w:afterAutospacing="1"/>
       </w:pPr>
-      <w:r>
-        <w:t xml:space="preserve">zip() function </w:t>
+      <w:proofErr w:type="gramStart"/>
+      <w:r>
+        <w:t>zip(</w:t>
+      </w:r>
+      <w:proofErr w:type="gramEnd"/>
+      <w:r>
+        <w:t xml:space="preserve">) function </w:t>
       </w:r>
     </w:p>
     <w:p>
@@ -4913,8 +5047,13 @@
         </w:numPr>
         <w:spacing w:before="100" w:beforeAutospacing="1" w:after="100" w:afterAutospacing="1"/>
       </w:pPr>
-      <w:r>
-        <w:t xml:space="preserve">enumerate() </w:t>
+      <w:proofErr w:type="gramStart"/>
+      <w:r>
+        <w:t>enumerate(</w:t>
+      </w:r>
+      <w:proofErr w:type="gramEnd"/>
+      <w:r>
+        <w:t xml:space="preserve">) </w:t>
       </w:r>
     </w:p>
     <w:p>
@@ -4926,7 +5065,25 @@
         <w:spacing w:before="100" w:beforeAutospacing="1" w:after="100" w:afterAutospacing="1"/>
       </w:pPr>
       <w:r>
-        <w:t xml:space="preserve">*args and **kwargs </w:t>
+        <w:t>*</w:t>
+      </w:r>
+      <w:proofErr w:type="spellStart"/>
+      <w:proofErr w:type="gramStart"/>
+      <w:r>
+        <w:t>args</w:t>
+      </w:r>
+      <w:proofErr w:type="spellEnd"/>
+      <w:proofErr w:type="gramEnd"/>
+      <w:r>
+        <w:t xml:space="preserve"> and **</w:t>
+      </w:r>
+      <w:proofErr w:type="spellStart"/>
+      <w:r>
+        <w:t>kwargs</w:t>
+      </w:r>
+      <w:proofErr w:type="spellEnd"/>
+      <w:r>
+        <w:t xml:space="preserve"> </w:t>
       </w:r>
     </w:p>
     <w:p>
@@ -5109,8 +5266,13 @@
         </w:numPr>
         <w:spacing w:before="100" w:beforeAutospacing="1" w:after="100" w:afterAutospacing="1"/>
       </w:pPr>
-      <w:r>
-        <w:t xml:space="preserve">Kadane's Algorithm </w:t>
+      <w:proofErr w:type="spellStart"/>
+      <w:r>
+        <w:t>Kadane's</w:t>
+      </w:r>
+      <w:proofErr w:type="spellEnd"/>
+      <w:r>
+        <w:t xml:space="preserve"> Algorithm </w:t>
       </w:r>
     </w:p>
     <w:p>
@@ -5254,7 +5416,25 @@
         <w:spacing w:before="100" w:beforeAutospacing="1" w:after="100" w:afterAutospacing="1"/>
       </w:pPr>
       <w:r>
-        <w:t xml:space="preserve">*args and **kwargs </w:t>
+        <w:t>*</w:t>
+      </w:r>
+      <w:proofErr w:type="spellStart"/>
+      <w:proofErr w:type="gramStart"/>
+      <w:r>
+        <w:t>args</w:t>
+      </w:r>
+      <w:proofErr w:type="spellEnd"/>
+      <w:proofErr w:type="gramEnd"/>
+      <w:r>
+        <w:t xml:space="preserve"> and **</w:t>
+      </w:r>
+      <w:proofErr w:type="spellStart"/>
+      <w:r>
+        <w:t>kwargs</w:t>
+      </w:r>
+      <w:proofErr w:type="spellEnd"/>
+      <w:r>
+        <w:t xml:space="preserve"> </w:t>
       </w:r>
     </w:p>
     <w:p>
@@ -5445,7 +5625,15 @@
         <w:spacing w:before="100" w:beforeAutospacing="1" w:after="100" w:afterAutospacing="1" w:line="240" w:lineRule="auto"/>
       </w:pPr>
       <w:r>
-        <w:t xml:space="preserve">List/Dict/Set/Tuple </w:t>
+        <w:t>List/</w:t>
+      </w:r>
+      <w:proofErr w:type="spellStart"/>
+      <w:r>
+        <w:t>Dict</w:t>
+      </w:r>
+      <w:proofErr w:type="spellEnd"/>
+      <w:r>
+        <w:t xml:space="preserve">/Set/Tuple </w:t>
       </w:r>
     </w:p>
     <w:p>
@@ -5719,12 +5907,14 @@
       <w:r>
         <w:t>Constructor (</w:t>
       </w:r>
+      <w:proofErr w:type="spellStart"/>
       <w:r>
         <w:rPr>
           <w:rStyle w:val="Strong"/>
         </w:rPr>
         <w:t>init</w:t>
       </w:r>
+      <w:proofErr w:type="spellEnd"/>
       <w:r>
         <w:t xml:space="preserve">) </w:t>
       </w:r>
@@ -5990,7 +6180,15 @@
         <w:spacing w:before="100" w:beforeAutospacing="1" w:after="100" w:afterAutospacing="1" w:line="240" w:lineRule="auto"/>
       </w:pPr>
       <w:r>
-        <w:t xml:space="preserve">with open() </w:t>
+        <w:t xml:space="preserve">with </w:t>
+      </w:r>
+      <w:proofErr w:type="gramStart"/>
+      <w:r>
+        <w:t>open(</w:t>
+      </w:r>
+      <w:proofErr w:type="gramEnd"/>
+      <w:r>
+        <w:t xml:space="preserve">) </w:t>
       </w:r>
     </w:p>
     <w:p>
@@ -7847,14 +8045,25 @@
           <w:lang w:eastAsia="en-IN"/>
         </w:rPr>
       </w:pPr>
-      <w:r>
-        <w:rPr>
-          <w:rFonts w:ascii="Times New Roman" w:eastAsia="Times New Roman" w:hAnsi="Times New Roman" w:cs="Times New Roman"/>
-          <w:sz w:val="24"/>
-          <w:szCs w:val="24"/>
-          <w:lang w:eastAsia="en-IN"/>
-        </w:rPr>
-        <w:t xml:space="preserve">Kadane's Algorithm </w:t>
+      <w:proofErr w:type="spellStart"/>
+      <w:r>
+        <w:rPr>
+          <w:rFonts w:ascii="Times New Roman" w:eastAsia="Times New Roman" w:hAnsi="Times New Roman" w:cs="Times New Roman"/>
+          <w:sz w:val="24"/>
+          <w:szCs w:val="24"/>
+          <w:lang w:eastAsia="en-IN"/>
+        </w:rPr>
+        <w:t>Kadane's</w:t>
+      </w:r>
+      <w:proofErr w:type="spellEnd"/>
+      <w:r>
+        <w:rPr>
+          <w:rFonts w:ascii="Times New Roman" w:eastAsia="Times New Roman" w:hAnsi="Times New Roman" w:cs="Times New Roman"/>
+          <w:sz w:val="24"/>
+          <w:szCs w:val="24"/>
+          <w:lang w:eastAsia="en-IN"/>
+        </w:rPr>
+        <w:t xml:space="preserve"> Algorithm </w:t>
       </w:r>
     </w:p>
     <w:p>
@@ -8247,14 +8456,25 @@
           <w:lang w:eastAsia="en-IN"/>
         </w:rPr>
       </w:pPr>
-      <w:r>
-        <w:rPr>
-          <w:rFonts w:ascii="Times New Roman" w:eastAsia="Times New Roman" w:hAnsi="Times New Roman" w:cs="Times New Roman"/>
-          <w:sz w:val="24"/>
-          <w:szCs w:val="24"/>
-          <w:lang w:eastAsia="en-IN"/>
-        </w:rPr>
-        <w:t xml:space="preserve">Kadane's Algorithm </w:t>
+      <w:proofErr w:type="spellStart"/>
+      <w:r>
+        <w:rPr>
+          <w:rFonts w:ascii="Times New Roman" w:eastAsia="Times New Roman" w:hAnsi="Times New Roman" w:cs="Times New Roman"/>
+          <w:sz w:val="24"/>
+          <w:szCs w:val="24"/>
+          <w:lang w:eastAsia="en-IN"/>
+        </w:rPr>
+        <w:t>Kadane's</w:t>
+      </w:r>
+      <w:proofErr w:type="spellEnd"/>
+      <w:r>
+        <w:rPr>
+          <w:rFonts w:ascii="Times New Roman" w:eastAsia="Times New Roman" w:hAnsi="Times New Roman" w:cs="Times New Roman"/>
+          <w:sz w:val="24"/>
+          <w:szCs w:val="24"/>
+          <w:lang w:eastAsia="en-IN"/>
+        </w:rPr>
+        <w:t xml:space="preserve"> Algorithm </w:t>
       </w:r>
     </w:p>
     <w:p>
@@ -8444,7 +8664,47 @@
           <w:szCs w:val="24"/>
           <w:lang w:eastAsia="en-IN"/>
         </w:rPr>
-        <w:t xml:space="preserve">*args / **kwargs </w:t>
+        <w:t>*</w:t>
+      </w:r>
+      <w:proofErr w:type="spellStart"/>
+      <w:r>
+        <w:rPr>
+          <w:rFonts w:ascii="Times New Roman" w:eastAsia="Times New Roman" w:hAnsi="Times New Roman" w:cs="Times New Roman"/>
+          <w:sz w:val="24"/>
+          <w:szCs w:val="24"/>
+          <w:lang w:eastAsia="en-IN"/>
+        </w:rPr>
+        <w:t>args</w:t>
+      </w:r>
+      <w:proofErr w:type="spellEnd"/>
+      <w:r>
+        <w:rPr>
+          <w:rFonts w:ascii="Times New Roman" w:eastAsia="Times New Roman" w:hAnsi="Times New Roman" w:cs="Times New Roman"/>
+          <w:sz w:val="24"/>
+          <w:szCs w:val="24"/>
+          <w:lang w:eastAsia="en-IN"/>
+        </w:rPr>
+        <w:t xml:space="preserve"> / **</w:t>
+      </w:r>
+      <w:proofErr w:type="spellStart"/>
+      <w:r>
+        <w:rPr>
+          <w:rFonts w:ascii="Times New Roman" w:eastAsia="Times New Roman" w:hAnsi="Times New Roman" w:cs="Times New Roman"/>
+          <w:sz w:val="24"/>
+          <w:szCs w:val="24"/>
+          <w:lang w:eastAsia="en-IN"/>
+        </w:rPr>
+        <w:t>kwargs</w:t>
+      </w:r>
+      <w:proofErr w:type="spellEnd"/>
+      <w:r>
+        <w:rPr>
+          <w:rFonts w:ascii="Times New Roman" w:eastAsia="Times New Roman" w:hAnsi="Times New Roman" w:cs="Times New Roman"/>
+          <w:sz w:val="24"/>
+          <w:szCs w:val="24"/>
+          <w:lang w:eastAsia="en-IN"/>
+        </w:rPr>
+        <w:t xml:space="preserve"> </w:t>
       </w:r>
     </w:p>
     <w:p>
@@ -8832,14 +9092,25 @@
           <w:lang w:eastAsia="en-IN"/>
         </w:rPr>
       </w:pPr>
-      <w:r>
-        <w:rPr>
-          <w:rFonts w:ascii="Times New Roman" w:eastAsia="Times New Roman" w:hAnsi="Times New Roman" w:cs="Times New Roman"/>
-          <w:sz w:val="24"/>
-          <w:szCs w:val="24"/>
-          <w:lang w:eastAsia="en-IN"/>
-        </w:rPr>
-        <w:t xml:space="preserve">So unless you're targeting tougher product-company interviews, </w:t>
+      <w:proofErr w:type="gramStart"/>
+      <w:r>
+        <w:rPr>
+          <w:rFonts w:ascii="Times New Roman" w:eastAsia="Times New Roman" w:hAnsi="Times New Roman" w:cs="Times New Roman"/>
+          <w:sz w:val="24"/>
+          <w:szCs w:val="24"/>
+          <w:lang w:eastAsia="en-IN"/>
+        </w:rPr>
+        <w:t>So</w:t>
+      </w:r>
+      <w:proofErr w:type="gramEnd"/>
+      <w:r>
+        <w:rPr>
+          <w:rFonts w:ascii="Times New Roman" w:eastAsia="Times New Roman" w:hAnsi="Times New Roman" w:cs="Times New Roman"/>
+          <w:sz w:val="24"/>
+          <w:szCs w:val="24"/>
+          <w:lang w:eastAsia="en-IN"/>
+        </w:rPr>
+        <w:t xml:space="preserve"> unless you're targeting tougher product-company interviews, </w:t>
       </w:r>
       <w:r>
         <w:rPr>
@@ -8879,7 +9150,47 @@
           <w:szCs w:val="24"/>
           <w:lang w:eastAsia="en-IN"/>
         </w:rPr>
-        <w:t>ok i have made all the question from my list and some ques logic are clear but some of not is not clear</w:t>
+        <w:t xml:space="preserve">ok </w:t>
+      </w:r>
+      <w:proofErr w:type="spellStart"/>
+      <w:r>
+        <w:rPr>
+          <w:rFonts w:ascii="Times New Roman" w:eastAsia="Times New Roman" w:hAnsi="Times New Roman" w:cs="Times New Roman"/>
+          <w:sz w:val="24"/>
+          <w:szCs w:val="24"/>
+          <w:lang w:eastAsia="en-IN"/>
+        </w:rPr>
+        <w:t>i</w:t>
+      </w:r>
+      <w:proofErr w:type="spellEnd"/>
+      <w:r>
+        <w:rPr>
+          <w:rFonts w:ascii="Times New Roman" w:eastAsia="Times New Roman" w:hAnsi="Times New Roman" w:cs="Times New Roman"/>
+          <w:sz w:val="24"/>
+          <w:szCs w:val="24"/>
+          <w:lang w:eastAsia="en-IN"/>
+        </w:rPr>
+        <w:t xml:space="preserve"> have made all the question from my list and some ques </w:t>
+      </w:r>
+      <w:proofErr w:type="gramStart"/>
+      <w:r>
+        <w:rPr>
+          <w:rFonts w:ascii="Times New Roman" w:eastAsia="Times New Roman" w:hAnsi="Times New Roman" w:cs="Times New Roman"/>
+          <w:sz w:val="24"/>
+          <w:szCs w:val="24"/>
+          <w:lang w:eastAsia="en-IN"/>
+        </w:rPr>
+        <w:t>logic</w:t>
+      </w:r>
+      <w:proofErr w:type="gramEnd"/>
+      <w:r>
+        <w:rPr>
+          <w:rFonts w:ascii="Times New Roman" w:eastAsia="Times New Roman" w:hAnsi="Times New Roman" w:cs="Times New Roman"/>
+          <w:sz w:val="24"/>
+          <w:szCs w:val="24"/>
+          <w:lang w:eastAsia="en-IN"/>
+        </w:rPr>
+        <w:t xml:space="preserve"> are clear but some of not is not clear</w:t>
       </w:r>
     </w:p>
     <w:p>
@@ -10115,7 +10426,27 @@
           <w:szCs w:val="24"/>
           <w:lang w:eastAsia="en-IN"/>
         </w:rPr>
-        <w:t xml:space="preserve">Maximum Sum Subarray (Kadane) </w:t>
+        <w:t>Maximum Sum Subarray (</w:t>
+      </w:r>
+      <w:proofErr w:type="spellStart"/>
+      <w:r>
+        <w:rPr>
+          <w:rFonts w:ascii="Times New Roman" w:eastAsia="Times New Roman" w:hAnsi="Times New Roman" w:cs="Times New Roman"/>
+          <w:sz w:val="24"/>
+          <w:szCs w:val="24"/>
+          <w:lang w:eastAsia="en-IN"/>
+        </w:rPr>
+        <w:t>Kadane</w:t>
+      </w:r>
+      <w:proofErr w:type="spellEnd"/>
+      <w:r>
+        <w:rPr>
+          <w:rFonts w:ascii="Times New Roman" w:eastAsia="Times New Roman" w:hAnsi="Times New Roman" w:cs="Times New Roman"/>
+          <w:sz w:val="24"/>
+          <w:szCs w:val="24"/>
+          <w:lang w:eastAsia="en-IN"/>
+        </w:rPr>
+        <w:t xml:space="preserve">) </w:t>
       </w:r>
     </w:p>
     <w:p>

--- a/Djangopythonservieques.docx
+++ b/Djangopythonservieques.docx
@@ -771,6 +771,150 @@
       <w:r>
         <w:rPr>
           <w:rFonts w:ascii="Times New Roman" w:eastAsia="Times New Roman" w:hAnsi="Times New Roman" w:cs="Times New Roman"/>
+          <w:sz w:val="24"/>
+          <w:szCs w:val="24"/>
+          <w:lang w:eastAsia="en-IN"/>
+        </w:rPr>
+        <w:t xml:space="preserve">Count pairs where one is square of another </w:t>
+      </w:r>
+    </w:p>
+    <w:p>
+      <w:pPr>
+        <w:numPr>
+          <w:ilvl w:val="0"/>
+          <w:numId w:val="1"/>
+        </w:numPr>
+        <w:spacing w:before="100" w:beforeAutospacing="1" w:after="100" w:afterAutospacing="1" w:line="240" w:lineRule="auto"/>
+        <w:rPr>
+          <w:rFonts w:ascii="Times New Roman" w:eastAsia="Times New Roman" w:hAnsi="Times New Roman" w:cs="Times New Roman"/>
+          <w:sz w:val="24"/>
+          <w:szCs w:val="24"/>
+          <w:lang w:eastAsia="en-IN"/>
+        </w:rPr>
+      </w:pPr>
+      <w:r>
+        <w:rPr>
+          <w:rFonts w:ascii="Times New Roman" w:eastAsia="Times New Roman" w:hAnsi="Times New Roman" w:cs="Times New Roman"/>
+          <w:sz w:val="24"/>
+          <w:szCs w:val="24"/>
+          <w:lang w:eastAsia="en-IN"/>
+        </w:rPr>
+        <w:t xml:space="preserve">Find triplet with maximum sum </w:t>
+      </w:r>
+    </w:p>
+    <w:p>
+      <w:pPr>
+        <w:numPr>
+          <w:ilvl w:val="0"/>
+          <w:numId w:val="1"/>
+        </w:numPr>
+        <w:spacing w:before="100" w:beforeAutospacing="1" w:after="100" w:afterAutospacing="1" w:line="240" w:lineRule="auto"/>
+        <w:rPr>
+          <w:rFonts w:ascii="Times New Roman" w:eastAsia="Times New Roman" w:hAnsi="Times New Roman" w:cs="Times New Roman"/>
+          <w:sz w:val="24"/>
+          <w:szCs w:val="24"/>
+          <w:lang w:eastAsia="en-IN"/>
+        </w:rPr>
+      </w:pPr>
+      <w:r>
+        <w:rPr>
+          <w:rFonts w:ascii="Times New Roman" w:eastAsia="Times New Roman" w:hAnsi="Times New Roman" w:cs="Times New Roman"/>
+          <w:sz w:val="24"/>
+          <w:szCs w:val="24"/>
+          <w:lang w:eastAsia="en-IN"/>
+        </w:rPr>
+        <w:t xml:space="preserve">Count triplets with all distinct values </w:t>
+      </w:r>
+    </w:p>
+    <w:p>
+      <w:pPr>
+        <w:numPr>
+          <w:ilvl w:val="0"/>
+          <w:numId w:val="1"/>
+        </w:numPr>
+        <w:spacing w:before="100" w:beforeAutospacing="1" w:after="100" w:afterAutospacing="1" w:line="240" w:lineRule="auto"/>
+        <w:rPr>
+          <w:rFonts w:ascii="Times New Roman" w:eastAsia="Times New Roman" w:hAnsi="Times New Roman" w:cs="Times New Roman"/>
+          <w:sz w:val="24"/>
+          <w:szCs w:val="24"/>
+          <w:lang w:eastAsia="en-IN"/>
+        </w:rPr>
+      </w:pPr>
+      <w:r>
+        <w:rPr>
+          <w:rFonts w:ascii="Times New Roman" w:eastAsia="Times New Roman" w:hAnsi="Times New Roman" w:cs="Times New Roman"/>
+          <w:sz w:val="24"/>
+          <w:szCs w:val="24"/>
+          <w:lang w:eastAsia="en-IN"/>
+        </w:rPr>
+        <w:t xml:space="preserve">Find pair with GCD &gt; 1 </w:t>
+      </w:r>
+    </w:p>
+    <w:p>
+      <w:pPr>
+        <w:numPr>
+          <w:ilvl w:val="0"/>
+          <w:numId w:val="1"/>
+        </w:numPr>
+        <w:spacing w:before="100" w:beforeAutospacing="1" w:after="100" w:afterAutospacing="1" w:line="240" w:lineRule="auto"/>
+        <w:rPr>
+          <w:rFonts w:ascii="Times New Roman" w:eastAsia="Times New Roman" w:hAnsi="Times New Roman" w:cs="Times New Roman"/>
+          <w:sz w:val="24"/>
+          <w:szCs w:val="24"/>
+          <w:lang w:eastAsia="en-IN"/>
+        </w:rPr>
+      </w:pPr>
+      <w:r>
+        <w:rPr>
+          <w:rFonts w:ascii="Times New Roman" w:eastAsia="Times New Roman" w:hAnsi="Times New Roman" w:cs="Times New Roman"/>
+          <w:sz w:val="24"/>
+          <w:szCs w:val="24"/>
+          <w:lang w:eastAsia="en-IN"/>
+        </w:rPr>
+        <w:t xml:space="preserve">Find pair with minimum absolute difference </w:t>
+      </w:r>
+    </w:p>
+    <w:p>
+      <w:pPr>
+        <w:numPr>
+          <w:ilvl w:val="0"/>
+          <w:numId w:val="1"/>
+        </w:numPr>
+        <w:spacing w:before="100" w:beforeAutospacing="1" w:after="100" w:afterAutospacing="1" w:line="240" w:lineRule="auto"/>
+        <w:rPr>
+          <w:rFonts w:ascii="Times New Roman" w:eastAsia="Times New Roman" w:hAnsi="Times New Roman" w:cs="Times New Roman"/>
+          <w:sz w:val="24"/>
+          <w:szCs w:val="24"/>
+          <w:lang w:eastAsia="en-IN"/>
+        </w:rPr>
+      </w:pPr>
+      <w:r>
+        <w:rPr>
+          <w:rFonts w:ascii="Times New Roman" w:eastAsia="Times New Roman" w:hAnsi="Times New Roman" w:cs="Times New Roman"/>
+          <w:sz w:val="24"/>
+          <w:szCs w:val="24"/>
+          <w:lang w:eastAsia="en-IN"/>
+        </w:rPr>
+        <w:t xml:space="preserve">Print all pairs with equal sum </w:t>
+      </w:r>
+    </w:p>
+    <w:p>
+      <w:pPr>
+        <w:numPr>
+          <w:ilvl w:val="0"/>
+          <w:numId w:val="1"/>
+        </w:numPr>
+        <w:spacing w:before="100" w:beforeAutospacing="1" w:after="100" w:afterAutospacing="1" w:line="240" w:lineRule="auto"/>
+        <w:rPr>
+          <w:rFonts w:ascii="Times New Roman" w:eastAsia="Times New Roman" w:hAnsi="Times New Roman" w:cs="Times New Roman"/>
+          <w:sz w:val="24"/>
+          <w:szCs w:val="24"/>
+          <w:lang w:eastAsia="en-IN"/>
+        </w:rPr>
+      </w:pPr>
+      <w:r>
+        <w:rPr>
+          <w:rFonts w:ascii="Times New Roman" w:eastAsia="Times New Roman" w:hAnsi="Times New Roman" w:cs="Times New Roman"/>
           <w:noProof/>
           <w:sz w:val="24"/>
           <w:szCs w:val="24"/>
@@ -779,13 +923,13 @@
         <mc:AlternateContent>
           <mc:Choice Requires="wps">
             <w:drawing>
-              <wp:anchor distT="0" distB="0" distL="114300" distR="114300" simplePos="0" relativeHeight="251659264" behindDoc="0" locked="0" layoutInCell="1" allowOverlap="1" wp14:anchorId="7A77FD42" wp14:editId="26CC256C">
+              <wp:anchor distT="0" distB="0" distL="114300" distR="114300" simplePos="0" relativeHeight="251659264" behindDoc="0" locked="0" layoutInCell="1" allowOverlap="1" wp14:anchorId="7A77FD42" wp14:editId="1AB2B9D0">
                 <wp:simplePos x="0" y="0"/>
                 <wp:positionH relativeFrom="column">
-                  <wp:posOffset>-481119</wp:posOffset>
+                  <wp:posOffset>-412539</wp:posOffset>
                 </wp:positionH>
                 <wp:positionV relativeFrom="paragraph">
-                  <wp:posOffset>173778</wp:posOffset>
+                  <wp:posOffset>175260</wp:posOffset>
                 </wp:positionV>
                 <wp:extent cx="3864610" cy="3810"/>
                 <wp:effectExtent l="57150" t="57150" r="59690" b="53340"/>
@@ -846,157 +990,13 @@
           </mc:Choice>
           <mc:Fallback>
             <w:pict>
-              <v:line w14:anchorId="31325BFE" id="Straight Connector 1" o:spid="_x0000_s1026" style="position:absolute;flip:y;z-index:251659264;visibility:visible;mso-wrap-style:square;mso-width-percent:0;mso-height-percent:0;mso-wrap-distance-left:9pt;mso-wrap-distance-top:0;mso-wrap-distance-right:9pt;mso-wrap-distance-bottom:0;mso-position-horizontal:absolute;mso-position-horizontal-relative:text;mso-position-vertical:absolute;mso-position-vertical-relative:text;mso-width-percent:0;mso-height-percent:0;mso-width-relative:margin;mso-height-relative:margin" from="-37.9pt,13.7pt" to="266.4pt,14pt" o:gfxdata="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" strokecolor="#a5a5a5 [3206]" strokeweight="1pt">
+              <v:line w14:anchorId="7C9CDC2C" id="Straight Connector 1" o:spid="_x0000_s1026" style="position:absolute;flip:y;z-index:251659264;visibility:visible;mso-wrap-style:square;mso-width-percent:0;mso-height-percent:0;mso-wrap-distance-left:9pt;mso-wrap-distance-top:0;mso-wrap-distance-right:9pt;mso-wrap-distance-bottom:0;mso-position-horizontal:absolute;mso-position-horizontal-relative:text;mso-position-vertical:absolute;mso-position-vertical-relative:text;mso-width-percent:0;mso-height-percent:0;mso-width-relative:margin;mso-height-relative:margin" from="-32.5pt,13.8pt" to="271.8pt,14.1pt" o:gfxdata="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" strokecolor="#a5a5a5 [3206]" strokeweight="1pt">
                 <v:stroke joinstyle="miter"/>
               </v:line>
             </w:pict>
           </mc:Fallback>
         </mc:AlternateContent>
       </w:r>
-      <w:r>
-        <w:rPr>
-          <w:rFonts w:ascii="Times New Roman" w:eastAsia="Times New Roman" w:hAnsi="Times New Roman" w:cs="Times New Roman"/>
-          <w:sz w:val="24"/>
-          <w:szCs w:val="24"/>
-          <w:lang w:eastAsia="en-IN"/>
-        </w:rPr>
-        <w:t xml:space="preserve">Count pairs where one is square of another </w:t>
-      </w:r>
-    </w:p>
-    <w:p>
-      <w:pPr>
-        <w:numPr>
-          <w:ilvl w:val="0"/>
-          <w:numId w:val="1"/>
-        </w:numPr>
-        <w:spacing w:before="100" w:beforeAutospacing="1" w:after="100" w:afterAutospacing="1" w:line="240" w:lineRule="auto"/>
-        <w:rPr>
-          <w:rFonts w:ascii="Times New Roman" w:eastAsia="Times New Roman" w:hAnsi="Times New Roman" w:cs="Times New Roman"/>
-          <w:sz w:val="24"/>
-          <w:szCs w:val="24"/>
-          <w:lang w:eastAsia="en-IN"/>
-        </w:rPr>
-      </w:pPr>
-      <w:r>
-        <w:rPr>
-          <w:rFonts w:ascii="Times New Roman" w:eastAsia="Times New Roman" w:hAnsi="Times New Roman" w:cs="Times New Roman"/>
-          <w:sz w:val="24"/>
-          <w:szCs w:val="24"/>
-          <w:lang w:eastAsia="en-IN"/>
-        </w:rPr>
-        <w:t xml:space="preserve">Find triplet with maximum sum </w:t>
-      </w:r>
-    </w:p>
-    <w:p>
-      <w:pPr>
-        <w:numPr>
-          <w:ilvl w:val="0"/>
-          <w:numId w:val="1"/>
-        </w:numPr>
-        <w:spacing w:before="100" w:beforeAutospacing="1" w:after="100" w:afterAutospacing="1" w:line="240" w:lineRule="auto"/>
-        <w:rPr>
-          <w:rFonts w:ascii="Times New Roman" w:eastAsia="Times New Roman" w:hAnsi="Times New Roman" w:cs="Times New Roman"/>
-          <w:sz w:val="24"/>
-          <w:szCs w:val="24"/>
-          <w:lang w:eastAsia="en-IN"/>
-        </w:rPr>
-      </w:pPr>
-      <w:r>
-        <w:rPr>
-          <w:rFonts w:ascii="Times New Roman" w:eastAsia="Times New Roman" w:hAnsi="Times New Roman" w:cs="Times New Roman"/>
-          <w:sz w:val="24"/>
-          <w:szCs w:val="24"/>
-          <w:lang w:eastAsia="en-IN"/>
-        </w:rPr>
-        <w:t xml:space="preserve">Count triplets with all distinct values </w:t>
-      </w:r>
-    </w:p>
-    <w:p>
-      <w:pPr>
-        <w:numPr>
-          <w:ilvl w:val="0"/>
-          <w:numId w:val="1"/>
-        </w:numPr>
-        <w:spacing w:before="100" w:beforeAutospacing="1" w:after="100" w:afterAutospacing="1" w:line="240" w:lineRule="auto"/>
-        <w:rPr>
-          <w:rFonts w:ascii="Times New Roman" w:eastAsia="Times New Roman" w:hAnsi="Times New Roman" w:cs="Times New Roman"/>
-          <w:sz w:val="24"/>
-          <w:szCs w:val="24"/>
-          <w:lang w:eastAsia="en-IN"/>
-        </w:rPr>
-      </w:pPr>
-      <w:r>
-        <w:rPr>
-          <w:rFonts w:ascii="Times New Roman" w:eastAsia="Times New Roman" w:hAnsi="Times New Roman" w:cs="Times New Roman"/>
-          <w:sz w:val="24"/>
-          <w:szCs w:val="24"/>
-          <w:lang w:eastAsia="en-IN"/>
-        </w:rPr>
-        <w:t xml:space="preserve">Find pair with GCD &gt; 1 </w:t>
-      </w:r>
-    </w:p>
-    <w:p>
-      <w:pPr>
-        <w:numPr>
-          <w:ilvl w:val="0"/>
-          <w:numId w:val="1"/>
-        </w:numPr>
-        <w:spacing w:before="100" w:beforeAutospacing="1" w:after="100" w:afterAutospacing="1" w:line="240" w:lineRule="auto"/>
-        <w:rPr>
-          <w:rFonts w:ascii="Times New Roman" w:eastAsia="Times New Roman" w:hAnsi="Times New Roman" w:cs="Times New Roman"/>
-          <w:sz w:val="24"/>
-          <w:szCs w:val="24"/>
-          <w:lang w:eastAsia="en-IN"/>
-        </w:rPr>
-      </w:pPr>
-      <w:r>
-        <w:rPr>
-          <w:rFonts w:ascii="Times New Roman" w:eastAsia="Times New Roman" w:hAnsi="Times New Roman" w:cs="Times New Roman"/>
-          <w:sz w:val="24"/>
-          <w:szCs w:val="24"/>
-          <w:lang w:eastAsia="en-IN"/>
-        </w:rPr>
-        <w:t xml:space="preserve">Find pair with minimum absolute difference </w:t>
-      </w:r>
-    </w:p>
-    <w:p>
-      <w:pPr>
-        <w:numPr>
-          <w:ilvl w:val="0"/>
-          <w:numId w:val="1"/>
-        </w:numPr>
-        <w:spacing w:before="100" w:beforeAutospacing="1" w:after="100" w:afterAutospacing="1" w:line="240" w:lineRule="auto"/>
-        <w:rPr>
-          <w:rFonts w:ascii="Times New Roman" w:eastAsia="Times New Roman" w:hAnsi="Times New Roman" w:cs="Times New Roman"/>
-          <w:sz w:val="24"/>
-          <w:szCs w:val="24"/>
-          <w:lang w:eastAsia="en-IN"/>
-        </w:rPr>
-      </w:pPr>
-      <w:r>
-        <w:rPr>
-          <w:rFonts w:ascii="Times New Roman" w:eastAsia="Times New Roman" w:hAnsi="Times New Roman" w:cs="Times New Roman"/>
-          <w:sz w:val="24"/>
-          <w:szCs w:val="24"/>
-          <w:lang w:eastAsia="en-IN"/>
-        </w:rPr>
-        <w:t xml:space="preserve">Print all pairs with equal sum </w:t>
-      </w:r>
-    </w:p>
-    <w:p>
-      <w:pPr>
-        <w:numPr>
-          <w:ilvl w:val="0"/>
-          <w:numId w:val="1"/>
-        </w:numPr>
-        <w:spacing w:before="100" w:beforeAutospacing="1" w:after="100" w:afterAutospacing="1" w:line="240" w:lineRule="auto"/>
-        <w:rPr>
-          <w:rFonts w:ascii="Times New Roman" w:eastAsia="Times New Roman" w:hAnsi="Times New Roman" w:cs="Times New Roman"/>
-          <w:sz w:val="24"/>
-          <w:szCs w:val="24"/>
-          <w:lang w:eastAsia="en-IN"/>
-        </w:rPr>
-      </w:pPr>
       <w:r>
         <w:rPr>
           <w:rFonts w:ascii="Times New Roman" w:eastAsia="Times New Roman" w:hAnsi="Times New Roman" w:cs="Times New Roman"/>

--- a/Djangopythonservieques.docx
+++ b/Djangopythonservieques.docx
@@ -915,6 +915,30 @@
       <w:r>
         <w:rPr>
           <w:rFonts w:ascii="Times New Roman" w:eastAsia="Times New Roman" w:hAnsi="Times New Roman" w:cs="Times New Roman"/>
+          <w:sz w:val="24"/>
+          <w:szCs w:val="24"/>
+          <w:lang w:eastAsia="en-IN"/>
+        </w:rPr>
+        <w:t xml:space="preserve">Reverse only first half of list </w:t>
+      </w:r>
+    </w:p>
+    <w:p>
+      <w:pPr>
+        <w:numPr>
+          <w:ilvl w:val="0"/>
+          <w:numId w:val="1"/>
+        </w:numPr>
+        <w:spacing w:before="100" w:beforeAutospacing="1" w:after="100" w:afterAutospacing="1" w:line="240" w:lineRule="auto"/>
+        <w:rPr>
+          <w:rFonts w:ascii="Times New Roman" w:eastAsia="Times New Roman" w:hAnsi="Times New Roman" w:cs="Times New Roman"/>
+          <w:sz w:val="24"/>
+          <w:szCs w:val="24"/>
+          <w:lang w:eastAsia="en-IN"/>
+        </w:rPr>
+      </w:pPr>
+      <w:r>
+        <w:rPr>
+          <w:rFonts w:ascii="Times New Roman" w:eastAsia="Times New Roman" w:hAnsi="Times New Roman" w:cs="Times New Roman"/>
           <w:noProof/>
           <w:sz w:val="24"/>
           <w:szCs w:val="24"/>
@@ -923,13 +947,163 @@
         <mc:AlternateContent>
           <mc:Choice Requires="wps">
             <w:drawing>
-              <wp:anchor distT="0" distB="0" distL="114300" distR="114300" simplePos="0" relativeHeight="251659264" behindDoc="0" locked="0" layoutInCell="1" allowOverlap="1" wp14:anchorId="7A77FD42" wp14:editId="1AB2B9D0">
+              <wp:anchor distT="0" distB="0" distL="114300" distR="114300" simplePos="0" relativeHeight="251661312" behindDoc="0" locked="0" layoutInCell="1" allowOverlap="1" wp14:anchorId="0A3CF04A" wp14:editId="38100255">
                 <wp:simplePos x="0" y="0"/>
                 <wp:positionH relativeFrom="column">
-                  <wp:posOffset>-412539</wp:posOffset>
+                  <wp:posOffset>80222</wp:posOffset>
                 </wp:positionH>
                 <wp:positionV relativeFrom="paragraph">
-                  <wp:posOffset>175260</wp:posOffset>
+                  <wp:posOffset>152612</wp:posOffset>
+                </wp:positionV>
+                <wp:extent cx="3069166" cy="385234"/>
+                <wp:effectExtent l="0" t="0" r="17145" b="15240"/>
+                <wp:wrapNone/>
+                <wp:docPr id="3" name="Rectangle 3"/>
+                <wp:cNvGraphicFramePr/>
+                <a:graphic xmlns:a="http://schemas.openxmlformats.org/drawingml/2006/main">
+                  <a:graphicData uri="http://schemas.microsoft.com/office/word/2010/wordprocessingShape">
+                    <wps:wsp>
+                      <wps:cNvSpPr/>
+                      <wps:spPr>
+                        <a:xfrm>
+                          <a:off x="0" y="0"/>
+                          <a:ext cx="3069166" cy="385234"/>
+                        </a:xfrm>
+                        <a:prstGeom prst="rect">
+                          <a:avLst/>
+                        </a:prstGeom>
+                        <a:noFill/>
+                        <a:ln>
+                          <a:solidFill>
+                            <a:srgbClr val="00B0F0"/>
+                          </a:solidFill>
+                        </a:ln>
+                      </wps:spPr>
+                      <wps:style>
+                        <a:lnRef idx="2">
+                          <a:schemeClr val="accent1">
+                            <a:shade val="50000"/>
+                          </a:schemeClr>
+                        </a:lnRef>
+                        <a:fillRef idx="1">
+                          <a:schemeClr val="accent1"/>
+                        </a:fillRef>
+                        <a:effectRef idx="0">
+                          <a:schemeClr val="accent1"/>
+                        </a:effectRef>
+                        <a:fontRef idx="minor">
+                          <a:schemeClr val="lt1"/>
+                        </a:fontRef>
+                      </wps:style>
+                      <wps:bodyPr rot="0" spcFirstLastPara="0" vertOverflow="overflow" horzOverflow="overflow" vert="horz" wrap="square" lIns="91440" tIns="45720" rIns="91440" bIns="45720" numCol="1" spcCol="0" rtlCol="0" fromWordArt="0" anchor="ctr" anchorCtr="0" forceAA="0" compatLnSpc="1">
+                        <a:prstTxWarp prst="textNoShape">
+                          <a:avLst/>
+                        </a:prstTxWarp>
+                        <a:noAutofit/>
+                      </wps:bodyPr>
+                    </wps:wsp>
+                  </a:graphicData>
+                </a:graphic>
+              </wp:anchor>
+            </w:drawing>
+          </mc:Choice>
+          <mc:Fallback>
+            <w:pict>
+              <v:rect w14:anchorId="2FBE318F" id="Rectangle 3" o:spid="_x0000_s1026" style="position:absolute;margin-left:6.3pt;margin-top:12pt;width:241.65pt;height:30.35pt;z-index:251661312;visibility:visible;mso-wrap-style:square;mso-wrap-distance-left:9pt;mso-wrap-distance-top:0;mso-wrap-distance-right:9pt;mso-wrap-distance-bottom:0;mso-position-horizontal:absolute;mso-position-horizontal-relative:text;mso-position-vertical:absolute;mso-position-vertical-relative:text;v-text-anchor:middle" o:gfxdata="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" filled="f" strokecolor="#00b0f0" strokeweight="1pt"/>
+            </w:pict>
+          </mc:Fallback>
+        </mc:AlternateContent>
+      </w:r>
+      <w:r>
+        <w:rPr>
+          <w:rFonts w:ascii="Times New Roman" w:eastAsia="Times New Roman" w:hAnsi="Times New Roman" w:cs="Times New Roman"/>
+          <w:sz w:val="24"/>
+          <w:szCs w:val="24"/>
+          <w:lang w:eastAsia="en-IN"/>
+        </w:rPr>
+        <w:t xml:space="preserve">Reverse only second half of list </w:t>
+      </w:r>
+    </w:p>
+    <w:p>
+      <w:pPr>
+        <w:numPr>
+          <w:ilvl w:val="0"/>
+          <w:numId w:val="1"/>
+        </w:numPr>
+        <w:spacing w:before="100" w:beforeAutospacing="1" w:after="100" w:afterAutospacing="1" w:line="240" w:lineRule="auto"/>
+        <w:rPr>
+          <w:rFonts w:ascii="Times New Roman" w:eastAsia="Times New Roman" w:hAnsi="Times New Roman" w:cs="Times New Roman"/>
+          <w:sz w:val="24"/>
+          <w:szCs w:val="24"/>
+          <w:lang w:eastAsia="en-IN"/>
+        </w:rPr>
+      </w:pPr>
+      <w:r>
+        <w:rPr>
+          <w:rFonts w:ascii="Times New Roman" w:eastAsia="Times New Roman" w:hAnsi="Times New Roman" w:cs="Times New Roman"/>
+          <w:sz w:val="24"/>
+          <w:szCs w:val="24"/>
+          <w:lang w:eastAsia="en-IN"/>
+        </w:rPr>
+        <w:t xml:space="preserve">Put even numbers first, odd later </w:t>
+      </w:r>
+    </w:p>
+    <w:p>
+      <w:pPr>
+        <w:numPr>
+          <w:ilvl w:val="0"/>
+          <w:numId w:val="1"/>
+        </w:numPr>
+        <w:spacing w:before="100" w:beforeAutospacing="1" w:after="100" w:afterAutospacing="1" w:line="240" w:lineRule="auto"/>
+        <w:rPr>
+          <w:rFonts w:ascii="Times New Roman" w:eastAsia="Times New Roman" w:hAnsi="Times New Roman" w:cs="Times New Roman"/>
+          <w:sz w:val="24"/>
+          <w:szCs w:val="24"/>
+          <w:lang w:eastAsia="en-IN"/>
+        </w:rPr>
+      </w:pPr>
+      <w:r>
+        <w:rPr>
+          <w:rFonts w:ascii="Times New Roman" w:eastAsia="Times New Roman" w:hAnsi="Times New Roman" w:cs="Times New Roman"/>
+          <w:sz w:val="24"/>
+          <w:szCs w:val="24"/>
+          <w:lang w:eastAsia="en-IN"/>
+        </w:rPr>
+        <w:t xml:space="preserve">Arrange positives first, negatives later </w:t>
+      </w:r>
+    </w:p>
+    <w:p>
+      <w:pPr>
+        <w:numPr>
+          <w:ilvl w:val="0"/>
+          <w:numId w:val="1"/>
+        </w:numPr>
+        <w:spacing w:before="100" w:beforeAutospacing="1" w:after="100" w:afterAutospacing="1" w:line="240" w:lineRule="auto"/>
+        <w:rPr>
+          <w:rFonts w:ascii="Times New Roman" w:eastAsia="Times New Roman" w:hAnsi="Times New Roman" w:cs="Times New Roman"/>
+          <w:sz w:val="24"/>
+          <w:szCs w:val="24"/>
+          <w:lang w:eastAsia="en-IN"/>
+        </w:rPr>
+      </w:pPr>
+      <w:r>
+        <w:rPr>
+          <w:rFonts w:ascii="Times New Roman" w:eastAsia="Times New Roman" w:hAnsi="Times New Roman" w:cs="Times New Roman"/>
+          <w:noProof/>
+          <w:sz w:val="24"/>
+          <w:szCs w:val="24"/>
+          <w:lang w:eastAsia="en-IN"/>
+        </w:rPr>
+        <mc:AlternateContent>
+          <mc:Choice Requires="wps">
+            <w:drawing>
+              <wp:anchor distT="0" distB="0" distL="114300" distR="114300" simplePos="0" relativeHeight="251659264" behindDoc="0" locked="0" layoutInCell="1" allowOverlap="1" wp14:anchorId="7A77FD42" wp14:editId="11AFEE98">
+                <wp:simplePos x="0" y="0"/>
+                <wp:positionH relativeFrom="column">
+                  <wp:posOffset>-344381</wp:posOffset>
+                </wp:positionH>
+                <wp:positionV relativeFrom="paragraph">
+                  <wp:posOffset>172720</wp:posOffset>
                 </wp:positionV>
                 <wp:extent cx="3864610" cy="3810"/>
                 <wp:effectExtent l="57150" t="57150" r="59690" b="53340"/>
@@ -990,109 +1164,13 @@
           </mc:Choice>
           <mc:Fallback>
             <w:pict>
-              <v:line w14:anchorId="7C9CDC2C" id="Straight Connector 1" o:spid="_x0000_s1026" style="position:absolute;flip:y;z-index:251659264;visibility:visible;mso-wrap-style:square;mso-width-percent:0;mso-height-percent:0;mso-wrap-distance-left:9pt;mso-wrap-distance-top:0;mso-wrap-distance-right:9pt;mso-wrap-distance-bottom:0;mso-position-horizontal:absolute;mso-position-horizontal-relative:text;mso-position-vertical:absolute;mso-position-vertical-relative:text;mso-width-percent:0;mso-height-percent:0;mso-width-relative:margin;mso-height-relative:margin" from="-32.5pt,13.8pt" to="271.8pt,14.1pt" o:gfxdata="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" strokecolor="#a5a5a5 [3206]" strokeweight="1pt">
+              <v:line w14:anchorId="4BA10F18" id="Straight Connector 1" o:spid="_x0000_s1026" style="position:absolute;flip:y;z-index:251659264;visibility:visible;mso-wrap-style:square;mso-width-percent:0;mso-height-percent:0;mso-wrap-distance-left:9pt;mso-wrap-distance-top:0;mso-wrap-distance-right:9pt;mso-wrap-distance-bottom:0;mso-position-horizontal:absolute;mso-position-horizontal-relative:text;mso-position-vertical:absolute;mso-position-vertical-relative:text;mso-width-percent:0;mso-height-percent:0;mso-width-relative:margin;mso-height-relative:margin" from="-27.1pt,13.6pt" to="277.2pt,13.9pt" o:gfxdata="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" strokecolor="#a5a5a5 [3206]" strokeweight="1pt">
                 <v:stroke joinstyle="miter"/>
               </v:line>
             </w:pict>
           </mc:Fallback>
         </mc:AlternateContent>
       </w:r>
-      <w:r>
-        <w:rPr>
-          <w:rFonts w:ascii="Times New Roman" w:eastAsia="Times New Roman" w:hAnsi="Times New Roman" w:cs="Times New Roman"/>
-          <w:sz w:val="24"/>
-          <w:szCs w:val="24"/>
-          <w:lang w:eastAsia="en-IN"/>
-        </w:rPr>
-        <w:t xml:space="preserve">Reverse only first half of list </w:t>
-      </w:r>
-    </w:p>
-    <w:p>
-      <w:pPr>
-        <w:numPr>
-          <w:ilvl w:val="0"/>
-          <w:numId w:val="1"/>
-        </w:numPr>
-        <w:spacing w:before="100" w:beforeAutospacing="1" w:after="100" w:afterAutospacing="1" w:line="240" w:lineRule="auto"/>
-        <w:rPr>
-          <w:rFonts w:ascii="Times New Roman" w:eastAsia="Times New Roman" w:hAnsi="Times New Roman" w:cs="Times New Roman"/>
-          <w:sz w:val="24"/>
-          <w:szCs w:val="24"/>
-          <w:lang w:eastAsia="en-IN"/>
-        </w:rPr>
-      </w:pPr>
-      <w:r>
-        <w:rPr>
-          <w:rFonts w:ascii="Times New Roman" w:eastAsia="Times New Roman" w:hAnsi="Times New Roman" w:cs="Times New Roman"/>
-          <w:sz w:val="24"/>
-          <w:szCs w:val="24"/>
-          <w:lang w:eastAsia="en-IN"/>
-        </w:rPr>
-        <w:t xml:space="preserve">Reverse only second half of list </w:t>
-      </w:r>
-    </w:p>
-    <w:p>
-      <w:pPr>
-        <w:numPr>
-          <w:ilvl w:val="0"/>
-          <w:numId w:val="1"/>
-        </w:numPr>
-        <w:spacing w:before="100" w:beforeAutospacing="1" w:after="100" w:afterAutospacing="1" w:line="240" w:lineRule="auto"/>
-        <w:rPr>
-          <w:rFonts w:ascii="Times New Roman" w:eastAsia="Times New Roman" w:hAnsi="Times New Roman" w:cs="Times New Roman"/>
-          <w:sz w:val="24"/>
-          <w:szCs w:val="24"/>
-          <w:lang w:eastAsia="en-IN"/>
-        </w:rPr>
-      </w:pPr>
-      <w:r>
-        <w:rPr>
-          <w:rFonts w:ascii="Times New Roman" w:eastAsia="Times New Roman" w:hAnsi="Times New Roman" w:cs="Times New Roman"/>
-          <w:sz w:val="24"/>
-          <w:szCs w:val="24"/>
-          <w:lang w:eastAsia="en-IN"/>
-        </w:rPr>
-        <w:t xml:space="preserve">Put even numbers first, odd later </w:t>
-      </w:r>
-    </w:p>
-    <w:p>
-      <w:pPr>
-        <w:numPr>
-          <w:ilvl w:val="0"/>
-          <w:numId w:val="1"/>
-        </w:numPr>
-        <w:spacing w:before="100" w:beforeAutospacing="1" w:after="100" w:afterAutospacing="1" w:line="240" w:lineRule="auto"/>
-        <w:rPr>
-          <w:rFonts w:ascii="Times New Roman" w:eastAsia="Times New Roman" w:hAnsi="Times New Roman" w:cs="Times New Roman"/>
-          <w:sz w:val="24"/>
-          <w:szCs w:val="24"/>
-          <w:lang w:eastAsia="en-IN"/>
-        </w:rPr>
-      </w:pPr>
-      <w:r>
-        <w:rPr>
-          <w:rFonts w:ascii="Times New Roman" w:eastAsia="Times New Roman" w:hAnsi="Times New Roman" w:cs="Times New Roman"/>
-          <w:sz w:val="24"/>
-          <w:szCs w:val="24"/>
-          <w:lang w:eastAsia="en-IN"/>
-        </w:rPr>
-        <w:t xml:space="preserve">Arrange positives first, negatives later </w:t>
-      </w:r>
-    </w:p>
-    <w:p>
-      <w:pPr>
-        <w:numPr>
-          <w:ilvl w:val="0"/>
-          <w:numId w:val="1"/>
-        </w:numPr>
-        <w:spacing w:before="100" w:beforeAutospacing="1" w:after="100" w:afterAutospacing="1" w:line="240" w:lineRule="auto"/>
-        <w:rPr>
-          <w:rFonts w:ascii="Times New Roman" w:eastAsia="Times New Roman" w:hAnsi="Times New Roman" w:cs="Times New Roman"/>
-          <w:sz w:val="24"/>
-          <w:szCs w:val="24"/>
-          <w:lang w:eastAsia="en-IN"/>
-        </w:rPr>
-      </w:pPr>
       <w:r>
         <w:rPr>
           <w:rFonts w:ascii="Times New Roman" w:eastAsia="Times New Roman" w:hAnsi="Times New Roman" w:cs="Times New Roman"/>

--- a/Djangopythonservieques.docx
+++ b/Djangopythonservieques.docx
@@ -1009,7 +1009,7 @@
           </mc:Choice>
           <mc:Fallback>
             <w:pict>
-              <v:rect w14:anchorId="2FBE318F" id="Rectangle 3" o:spid="_x0000_s1026" style="position:absolute;margin-left:6.3pt;margin-top:12pt;width:241.65pt;height:30.35pt;z-index:251661312;visibility:visible;mso-wrap-style:square;mso-wrap-distance-left:9pt;mso-wrap-distance-top:0;mso-wrap-distance-right:9pt;mso-wrap-distance-bottom:0;mso-position-horizontal:absolute;mso-position-horizontal-relative:text;mso-position-vertical:absolute;mso-position-vertical-relative:text;v-text-anchor:middle" o:gfxdata="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" filled="f" strokecolor="#00b0f0" strokeweight="1pt"/>
+              <v:rect w14:anchorId="06ECE526" id="Rectangle 3" o:spid="_x0000_s1026" style="position:absolute;margin-left:6.3pt;margin-top:12pt;width:241.65pt;height:30.35pt;z-index:251661312;visibility:visible;mso-wrap-style:square;mso-wrap-distance-left:9pt;mso-wrap-distance-top:0;mso-wrap-distance-right:9pt;mso-wrap-distance-bottom:0;mso-position-horizontal:absolute;mso-position-horizontal-relative:text;mso-position-vertical:absolute;mso-position-vertical-relative:text;v-text-anchor:middle" o:gfxdata="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" filled="f" strokecolor="#00b0f0" strokeweight="1pt"/>
             </w:pict>
           </mc:Fallback>
         </mc:AlternateContent>
@@ -1089,6 +1089,54 @@
       <w:r>
         <w:rPr>
           <w:rFonts w:ascii="Times New Roman" w:eastAsia="Times New Roman" w:hAnsi="Times New Roman" w:cs="Times New Roman"/>
+          <w:sz w:val="24"/>
+          <w:szCs w:val="24"/>
+          <w:lang w:eastAsia="en-IN"/>
+        </w:rPr>
+        <w:t xml:space="preserve">Find all subarrays with sum = k </w:t>
+      </w:r>
+    </w:p>
+    <w:p>
+      <w:pPr>
+        <w:numPr>
+          <w:ilvl w:val="0"/>
+          <w:numId w:val="1"/>
+        </w:numPr>
+        <w:spacing w:before="100" w:beforeAutospacing="1" w:after="100" w:afterAutospacing="1" w:line="240" w:lineRule="auto"/>
+        <w:rPr>
+          <w:rFonts w:ascii="Times New Roman" w:eastAsia="Times New Roman" w:hAnsi="Times New Roman" w:cs="Times New Roman"/>
+          <w:sz w:val="24"/>
+          <w:szCs w:val="24"/>
+          <w:lang w:eastAsia="en-IN"/>
+        </w:rPr>
+      </w:pPr>
+      <w:r>
+        <w:rPr>
+          <w:rFonts w:ascii="Times New Roman" w:eastAsia="Times New Roman" w:hAnsi="Times New Roman" w:cs="Times New Roman"/>
+          <w:sz w:val="24"/>
+          <w:szCs w:val="24"/>
+          <w:lang w:eastAsia="en-IN"/>
+        </w:rPr>
+        <w:t xml:space="preserve">Find longest subarray with equal 0s and 1s </w:t>
+      </w:r>
+    </w:p>
+    <w:p>
+      <w:pPr>
+        <w:numPr>
+          <w:ilvl w:val="0"/>
+          <w:numId w:val="1"/>
+        </w:numPr>
+        <w:spacing w:before="100" w:beforeAutospacing="1" w:after="100" w:afterAutospacing="1" w:line="240" w:lineRule="auto"/>
+        <w:rPr>
+          <w:rFonts w:ascii="Times New Roman" w:eastAsia="Times New Roman" w:hAnsi="Times New Roman" w:cs="Times New Roman"/>
+          <w:sz w:val="24"/>
+          <w:szCs w:val="24"/>
+          <w:lang w:eastAsia="en-IN"/>
+        </w:rPr>
+      </w:pPr>
+      <w:r>
+        <w:rPr>
+          <w:rFonts w:ascii="Times New Roman" w:eastAsia="Times New Roman" w:hAnsi="Times New Roman" w:cs="Times New Roman"/>
           <w:noProof/>
           <w:sz w:val="24"/>
           <w:szCs w:val="24"/>
@@ -1097,13 +1145,13 @@
         <mc:AlternateContent>
           <mc:Choice Requires="wps">
             <w:drawing>
-              <wp:anchor distT="0" distB="0" distL="114300" distR="114300" simplePos="0" relativeHeight="251659264" behindDoc="0" locked="0" layoutInCell="1" allowOverlap="1" wp14:anchorId="7A77FD42" wp14:editId="11AFEE98">
+              <wp:anchor distT="0" distB="0" distL="114300" distR="114300" simplePos="0" relativeHeight="251659264" behindDoc="0" locked="0" layoutInCell="1" allowOverlap="1" wp14:anchorId="7A77FD42" wp14:editId="042AA96D">
                 <wp:simplePos x="0" y="0"/>
                 <wp:positionH relativeFrom="column">
-                  <wp:posOffset>-344381</wp:posOffset>
+                  <wp:posOffset>-377825</wp:posOffset>
                 </wp:positionH>
                 <wp:positionV relativeFrom="paragraph">
-                  <wp:posOffset>172720</wp:posOffset>
+                  <wp:posOffset>156421</wp:posOffset>
                 </wp:positionV>
                 <wp:extent cx="3864610" cy="3810"/>
                 <wp:effectExtent l="57150" t="57150" r="59690" b="53340"/>
@@ -1164,61 +1212,13 @@
           </mc:Choice>
           <mc:Fallback>
             <w:pict>
-              <v:line w14:anchorId="4BA10F18" id="Straight Connector 1" o:spid="_x0000_s1026" style="position:absolute;flip:y;z-index:251659264;visibility:visible;mso-wrap-style:square;mso-width-percent:0;mso-height-percent:0;mso-wrap-distance-left:9pt;mso-wrap-distance-top:0;mso-wrap-distance-right:9pt;mso-wrap-distance-bottom:0;mso-position-horizontal:absolute;mso-position-horizontal-relative:text;mso-position-vertical:absolute;mso-position-vertical-relative:text;mso-width-percent:0;mso-height-percent:0;mso-width-relative:margin;mso-height-relative:margin" from="-27.1pt,13.6pt" to="277.2pt,13.9pt" o:gfxdata="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" strokecolor="#a5a5a5 [3206]" strokeweight="1pt">
+              <v:line w14:anchorId="3A4AD4D5" id="Straight Connector 1" o:spid="_x0000_s1026" style="position:absolute;flip:y;z-index:251659264;visibility:visible;mso-wrap-style:square;mso-width-percent:0;mso-height-percent:0;mso-wrap-distance-left:9pt;mso-wrap-distance-top:0;mso-wrap-distance-right:9pt;mso-wrap-distance-bottom:0;mso-position-horizontal:absolute;mso-position-horizontal-relative:text;mso-position-vertical:absolute;mso-position-vertical-relative:text;mso-width-percent:0;mso-height-percent:0;mso-width-relative:margin;mso-height-relative:margin" from="-29.75pt,12.3pt" to="274.55pt,12.6pt" o:gfxdata="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" strokecolor="#a5a5a5 [3206]" strokeweight="1pt">
                 <v:stroke joinstyle="miter"/>
               </v:line>
             </w:pict>
           </mc:Fallback>
         </mc:AlternateContent>
       </w:r>
-      <w:r>
-        <w:rPr>
-          <w:rFonts w:ascii="Times New Roman" w:eastAsia="Times New Roman" w:hAnsi="Times New Roman" w:cs="Times New Roman"/>
-          <w:sz w:val="24"/>
-          <w:szCs w:val="24"/>
-          <w:lang w:eastAsia="en-IN"/>
-        </w:rPr>
-        <w:t xml:space="preserve">Find all subarrays with sum = k </w:t>
-      </w:r>
-    </w:p>
-    <w:p>
-      <w:pPr>
-        <w:numPr>
-          <w:ilvl w:val="0"/>
-          <w:numId w:val="1"/>
-        </w:numPr>
-        <w:spacing w:before="100" w:beforeAutospacing="1" w:after="100" w:afterAutospacing="1" w:line="240" w:lineRule="auto"/>
-        <w:rPr>
-          <w:rFonts w:ascii="Times New Roman" w:eastAsia="Times New Roman" w:hAnsi="Times New Roman" w:cs="Times New Roman"/>
-          <w:sz w:val="24"/>
-          <w:szCs w:val="24"/>
-          <w:lang w:eastAsia="en-IN"/>
-        </w:rPr>
-      </w:pPr>
-      <w:r>
-        <w:rPr>
-          <w:rFonts w:ascii="Times New Roman" w:eastAsia="Times New Roman" w:hAnsi="Times New Roman" w:cs="Times New Roman"/>
-          <w:sz w:val="24"/>
-          <w:szCs w:val="24"/>
-          <w:lang w:eastAsia="en-IN"/>
-        </w:rPr>
-        <w:t xml:space="preserve">Find longest subarray with equal 0s and 1s </w:t>
-      </w:r>
-    </w:p>
-    <w:p>
-      <w:pPr>
-        <w:numPr>
-          <w:ilvl w:val="0"/>
-          <w:numId w:val="1"/>
-        </w:numPr>
-        <w:spacing w:before="100" w:beforeAutospacing="1" w:after="100" w:afterAutospacing="1" w:line="240" w:lineRule="auto"/>
-        <w:rPr>
-          <w:rFonts w:ascii="Times New Roman" w:eastAsia="Times New Roman" w:hAnsi="Times New Roman" w:cs="Times New Roman"/>
-          <w:sz w:val="24"/>
-          <w:szCs w:val="24"/>
-          <w:lang w:eastAsia="en-IN"/>
-        </w:rPr>
-      </w:pPr>
       <w:r>
         <w:rPr>
           <w:rFonts w:ascii="Times New Roman" w:eastAsia="Times New Roman" w:hAnsi="Times New Roman" w:cs="Times New Roman"/>

--- a/Djangopythonservieques.docx
+++ b/Djangopythonservieques.docx
@@ -1137,91 +1137,6 @@
       <w:r>
         <w:rPr>
           <w:rFonts w:ascii="Times New Roman" w:eastAsia="Times New Roman" w:hAnsi="Times New Roman" w:cs="Times New Roman"/>
-          <w:noProof/>
-          <w:sz w:val="24"/>
-          <w:szCs w:val="24"/>
-          <w:lang w:eastAsia="en-IN"/>
-        </w:rPr>
-        <mc:AlternateContent>
-          <mc:Choice Requires="wps">
-            <w:drawing>
-              <wp:anchor distT="0" distB="0" distL="114300" distR="114300" simplePos="0" relativeHeight="251659264" behindDoc="0" locked="0" layoutInCell="1" allowOverlap="1" wp14:anchorId="7A77FD42" wp14:editId="042AA96D">
-                <wp:simplePos x="0" y="0"/>
-                <wp:positionH relativeFrom="column">
-                  <wp:posOffset>-377825</wp:posOffset>
-                </wp:positionH>
-                <wp:positionV relativeFrom="paragraph">
-                  <wp:posOffset>156421</wp:posOffset>
-                </wp:positionV>
-                <wp:extent cx="3864610" cy="3810"/>
-                <wp:effectExtent l="57150" t="57150" r="59690" b="53340"/>
-                <wp:wrapNone/>
-                <wp:docPr id="1" name="Straight Connector 1"/>
-                <wp:cNvGraphicFramePr/>
-                <a:graphic xmlns:a="http://schemas.openxmlformats.org/drawingml/2006/main">
-                  <a:graphicData uri="http://schemas.microsoft.com/office/word/2010/wordprocessingShape">
-                    <wps:wsp>
-                      <wps:cNvCnPr/>
-                      <wps:spPr>
-                        <a:xfrm flipV="1">
-                          <a:off x="0" y="0"/>
-                          <a:ext cx="3864610" cy="3810"/>
-                        </a:xfrm>
-                        <a:prstGeom prst="line">
-                          <a:avLst/>
-                        </a:prstGeom>
-                        <a:ln w="12700">
-                          <a:solidFill>
-                            <a:schemeClr val="accent3"/>
-                          </a:solidFill>
-                        </a:ln>
-                        <a:scene3d>
-                          <a:camera prst="orthographicFront"/>
-                          <a:lightRig rig="threePt" dir="t"/>
-                        </a:scene3d>
-                        <a:sp3d>
-                          <a:bevelT prst="relaxedInset"/>
-                        </a:sp3d>
-                      </wps:spPr>
-                      <wps:style>
-                        <a:lnRef idx="1">
-                          <a:schemeClr val="accent1"/>
-                        </a:lnRef>
-                        <a:fillRef idx="0">
-                          <a:schemeClr val="accent1"/>
-                        </a:fillRef>
-                        <a:effectRef idx="0">
-                          <a:schemeClr val="accent1"/>
-                        </a:effectRef>
-                        <a:fontRef idx="minor">
-                          <a:schemeClr val="tx1"/>
-                        </a:fontRef>
-                      </wps:style>
-                      <wps:bodyPr/>
-                    </wps:wsp>
-                  </a:graphicData>
-                </a:graphic>
-                <wp14:sizeRelH relativeFrom="margin">
-                  <wp14:pctWidth>0</wp14:pctWidth>
-                </wp14:sizeRelH>
-                <wp14:sizeRelV relativeFrom="margin">
-                  <wp14:pctHeight>0</wp14:pctHeight>
-                </wp14:sizeRelV>
-              </wp:anchor>
-            </w:drawing>
-          </mc:Choice>
-          <mc:Fallback>
-            <w:pict>
-              <v:line w14:anchorId="3A4AD4D5" id="Straight Connector 1" o:spid="_x0000_s1026" style="position:absolute;flip:y;z-index:251659264;visibility:visible;mso-wrap-style:square;mso-width-percent:0;mso-height-percent:0;mso-wrap-distance-left:9pt;mso-wrap-distance-top:0;mso-wrap-distance-right:9pt;mso-wrap-distance-bottom:0;mso-position-horizontal:absolute;mso-position-horizontal-relative:text;mso-position-vertical:absolute;mso-position-vertical-relative:text;mso-width-percent:0;mso-height-percent:0;mso-width-relative:margin;mso-height-relative:margin" from="-29.75pt,12.3pt" to="274.55pt,12.6pt" o:gfxdata="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" strokecolor="#a5a5a5 [3206]" strokeweight="1pt">
-                <v:stroke joinstyle="miter"/>
-              </v:line>
-            </w:pict>
-          </mc:Fallback>
-        </mc:AlternateContent>
-      </w:r>
-      <w:r>
-        <w:rPr>
-          <w:rFonts w:ascii="Times New Roman" w:eastAsia="Times New Roman" w:hAnsi="Times New Roman" w:cs="Times New Roman"/>
           <w:sz w:val="24"/>
           <w:szCs w:val="24"/>
           <w:lang w:eastAsia="en-IN"/>
@@ -2744,27 +2659,7 @@
           <w:szCs w:val="24"/>
           <w:lang w:eastAsia="en-IN"/>
         </w:rPr>
-        <w:t xml:space="preserve">Replace elements </w:t>
-      </w:r>
-      <w:proofErr w:type="gramStart"/>
-      <w:r>
-        <w:rPr>
-          <w:rFonts w:ascii="Times New Roman" w:eastAsia="Times New Roman" w:hAnsi="Times New Roman" w:cs="Times New Roman"/>
-          <w:sz w:val="24"/>
-          <w:szCs w:val="24"/>
-          <w:lang w:eastAsia="en-IN"/>
-        </w:rPr>
-        <w:t>whose</w:t>
-      </w:r>
-      <w:proofErr w:type="gramEnd"/>
-      <w:r>
-        <w:rPr>
-          <w:rFonts w:ascii="Times New Roman" w:eastAsia="Times New Roman" w:hAnsi="Times New Roman" w:cs="Times New Roman"/>
-          <w:sz w:val="24"/>
-          <w:szCs w:val="24"/>
-          <w:lang w:eastAsia="en-IN"/>
-        </w:rPr>
-        <w:t xml:space="preserve"> binary 1-count is prime </w:t>
+        <w:t xml:space="preserve">Replace elements whose binary 1-count is prime </w:t>
       </w:r>
     </w:p>
     <w:p>
@@ -2812,27 +2707,7 @@
           <w:szCs w:val="24"/>
           <w:lang w:eastAsia="en-IN"/>
         </w:rPr>
-        <w:t>Count square-</w:t>
-      </w:r>
-      <w:proofErr w:type="spellStart"/>
-      <w:r>
-        <w:rPr>
-          <w:rFonts w:ascii="Times New Roman" w:eastAsia="Times New Roman" w:hAnsi="Times New Roman" w:cs="Times New Roman"/>
-          <w:sz w:val="24"/>
-          <w:szCs w:val="24"/>
-          <w:lang w:eastAsia="en-IN"/>
-        </w:rPr>
-        <w:t>root</w:t>
-      </w:r>
-      <w:proofErr w:type="spellEnd"/>
-      <w:r>
-        <w:rPr>
-          <w:rFonts w:ascii="Times New Roman" w:eastAsia="Times New Roman" w:hAnsi="Times New Roman" w:cs="Times New Roman"/>
-          <w:sz w:val="24"/>
-          <w:szCs w:val="24"/>
-          <w:lang w:eastAsia="en-IN"/>
-        </w:rPr>
-        <w:t xml:space="preserve"> digit sums that are even </w:t>
+        <w:t xml:space="preserve">Count square-root digit sums that are even </w:t>
       </w:r>
     </w:p>
     <w:p>
@@ -2977,33 +2852,7 @@
           <w:szCs w:val="48"/>
           <w:lang w:eastAsia="en-IN"/>
         </w:rPr>
-        <w:t>Interview-</w:t>
-      </w:r>
-      <w:proofErr w:type="spellStart"/>
-      <w:r>
-        <w:rPr>
-          <w:rFonts w:ascii="Times New Roman" w:eastAsia="Times New Roman" w:hAnsi="Times New Roman" w:cs="Times New Roman"/>
-          <w:b/>
-          <w:bCs/>
-          <w:kern w:val="36"/>
-          <w:sz w:val="48"/>
-          <w:szCs w:val="48"/>
-          <w:lang w:eastAsia="en-IN"/>
-        </w:rPr>
-        <w:t>Favorite</w:t>
-      </w:r>
-      <w:proofErr w:type="spellEnd"/>
-      <w:r>
-        <w:rPr>
-          <w:rFonts w:ascii="Times New Roman" w:eastAsia="Times New Roman" w:hAnsi="Times New Roman" w:cs="Times New Roman"/>
-          <w:b/>
-          <w:bCs/>
-          <w:kern w:val="36"/>
-          <w:sz w:val="48"/>
-          <w:szCs w:val="48"/>
-          <w:lang w:eastAsia="en-IN"/>
-        </w:rPr>
-        <w:t xml:space="preserve"> Questions (101–120)</w:t>
+        <w:t>Interview-Favorite Questions (101–120)</w:t>
       </w:r>
     </w:p>
     <w:p>
@@ -3737,15 +3586,7 @@
         <w:t>service-based company Python interviews</w:t>
       </w:r>
       <w:r>
-        <w:t xml:space="preserve"> (TCS, Infosys, Wipro, Cognizant, Accenture, Capgemini, </w:t>
-      </w:r>
-      <w:proofErr w:type="spellStart"/>
-      <w:r>
-        <w:t>LTIMindtree</w:t>
-      </w:r>
-      <w:proofErr w:type="spellEnd"/>
-      <w:r>
-        <w:t>, HCL, Tech Mahindra, etc.), these are the questions that repeatedly show up and have a very high probability of being asked.</w:t>
+        <w:t xml:space="preserve"> (TCS, Infosys, Wipro, Cognizant, Accenture, Capgemini, LTIMindtree, HCL, Tech Mahindra, etc.), these are the questions that repeatedly show up and have a very high probability of being asked.</w:t>
       </w:r>
     </w:p>
     <w:p>
@@ -3753,15 +3594,7 @@
         <w:pStyle w:val="NormalWeb"/>
       </w:pPr>
       <w:r>
-        <w:t xml:space="preserve">Based on your </w:t>
-      </w:r>
-      <w:proofErr w:type="gramStart"/>
-      <w:r>
-        <w:t>document ,</w:t>
-      </w:r>
-      <w:proofErr w:type="gramEnd"/>
-      <w:r>
-        <w:t xml:space="preserve"> focus on adding these:</w:t>
+        <w:t>Based on your document , focus on adding these:</w:t>
       </w:r>
     </w:p>
     <w:p>
@@ -3974,15 +3807,7 @@
       </w:pPr>
       <w:r>
         <w:lastRenderedPageBreak/>
-        <w:t>String compression (</w:t>
-      </w:r>
-      <w:proofErr w:type="spellStart"/>
-      <w:r>
-        <w:t>aaabbc</w:t>
-      </w:r>
-      <w:proofErr w:type="spellEnd"/>
-      <w:r>
-        <w:t xml:space="preserve"> → a3b2c1) </w:t>
+        <w:t xml:space="preserve">String compression (aaabbc → a3b2c1) </w:t>
       </w:r>
     </w:p>
     <w:p>
@@ -4685,15 +4510,7 @@
         <w:pStyle w:val="Heading2"/>
       </w:pPr>
       <w:r>
-        <w:t xml:space="preserve">Service-Based </w:t>
-      </w:r>
-      <w:proofErr w:type="spellStart"/>
-      <w:r>
-        <w:t>Favorite</w:t>
-      </w:r>
-      <w:proofErr w:type="spellEnd"/>
-      <w:r>
-        <w:t xml:space="preserve"> Logic Questions</w:t>
+        <w:t>Service-Based Favorite Logic Questions</w:t>
       </w:r>
     </w:p>
     <w:p>
@@ -4716,13 +4533,8 @@
         </w:numPr>
         <w:spacing w:before="100" w:beforeAutospacing="1" w:after="100" w:afterAutospacing="1"/>
       </w:pPr>
-      <w:proofErr w:type="spellStart"/>
-      <w:r>
-        <w:t>Kadane's</w:t>
-      </w:r>
-      <w:proofErr w:type="spellEnd"/>
-      <w:r>
-        <w:t xml:space="preserve"> Algorithm (maximum subarray sum) </w:t>
+      <w:r>
+        <w:t xml:space="preserve">Kadane's Algorithm (maximum subarray sum) </w:t>
       </w:r>
     </w:p>
     <w:p>
@@ -4860,13 +4672,8 @@
         <w:pStyle w:val="Heading2"/>
       </w:pPr>
       <w:r>
-        <w:t xml:space="preserve">Django/Python Interview </w:t>
-      </w:r>
-      <w:proofErr w:type="spellStart"/>
-      <w:r>
-        <w:t>Favorites</w:t>
-      </w:r>
-      <w:proofErr w:type="spellEnd"/>
+        <w:t>Django/Python Interview Favorites</w:t>
+      </w:r>
     </w:p>
     <w:p>
       <w:pPr>
@@ -5040,15 +4847,7 @@
         <w:spacing w:before="100" w:beforeAutospacing="1" w:after="100" w:afterAutospacing="1"/>
       </w:pPr>
       <w:r>
-        <w:t xml:space="preserve">Difference between </w:t>
-      </w:r>
-      <w:proofErr w:type="gramStart"/>
-      <w:r>
-        <w:t>append(</w:t>
-      </w:r>
-      <w:proofErr w:type="gramEnd"/>
-      <w:r>
-        <w:t xml:space="preserve">) and extend() </w:t>
+        <w:t xml:space="preserve">Difference between append() and extend() </w:t>
       </w:r>
     </w:p>
     <w:p>
@@ -5060,15 +4859,7 @@
         <w:spacing w:before="100" w:beforeAutospacing="1" w:after="100" w:afterAutospacing="1"/>
       </w:pPr>
       <w:r>
-        <w:t xml:space="preserve">Difference between </w:t>
-      </w:r>
-      <w:proofErr w:type="gramStart"/>
-      <w:r>
-        <w:t>remove(</w:t>
-      </w:r>
-      <w:proofErr w:type="gramEnd"/>
-      <w:r>
-        <w:t xml:space="preserve">), pop(), discard() </w:t>
+        <w:t xml:space="preserve">Difference between remove(), pop(), discard() </w:t>
       </w:r>
     </w:p>
     <w:p>
@@ -5091,13 +4882,8 @@
         </w:numPr>
         <w:spacing w:before="100" w:beforeAutospacing="1" w:after="100" w:afterAutospacing="1"/>
       </w:pPr>
-      <w:proofErr w:type="gramStart"/>
-      <w:r>
-        <w:t>map(</w:t>
-      </w:r>
-      <w:proofErr w:type="gramEnd"/>
-      <w:r>
-        <w:t xml:space="preserve">), filter(), reduce() </w:t>
+      <w:r>
+        <w:t xml:space="preserve">map(), filter(), reduce() </w:t>
       </w:r>
     </w:p>
     <w:p>
@@ -5108,13 +4894,8 @@
         </w:numPr>
         <w:spacing w:before="100" w:beforeAutospacing="1" w:after="100" w:afterAutospacing="1"/>
       </w:pPr>
-      <w:proofErr w:type="gramStart"/>
-      <w:r>
-        <w:t>zip(</w:t>
-      </w:r>
-      <w:proofErr w:type="gramEnd"/>
-      <w:r>
-        <w:t xml:space="preserve">) function </w:t>
+      <w:r>
+        <w:t xml:space="preserve">zip() function </w:t>
       </w:r>
     </w:p>
     <w:p>
@@ -5125,13 +4906,8 @@
         </w:numPr>
         <w:spacing w:before="100" w:beforeAutospacing="1" w:after="100" w:afterAutospacing="1"/>
       </w:pPr>
-      <w:proofErr w:type="gramStart"/>
-      <w:r>
-        <w:t>enumerate(</w:t>
-      </w:r>
-      <w:proofErr w:type="gramEnd"/>
-      <w:r>
-        <w:t xml:space="preserve">) </w:t>
+      <w:r>
+        <w:t xml:space="preserve">enumerate() </w:t>
       </w:r>
     </w:p>
     <w:p>
@@ -5143,25 +4919,7 @@
         <w:spacing w:before="100" w:beforeAutospacing="1" w:after="100" w:afterAutospacing="1"/>
       </w:pPr>
       <w:r>
-        <w:t>*</w:t>
-      </w:r>
-      <w:proofErr w:type="spellStart"/>
-      <w:proofErr w:type="gramStart"/>
-      <w:r>
-        <w:t>args</w:t>
-      </w:r>
-      <w:proofErr w:type="spellEnd"/>
-      <w:proofErr w:type="gramEnd"/>
-      <w:r>
-        <w:t xml:space="preserve"> and **</w:t>
-      </w:r>
-      <w:proofErr w:type="spellStart"/>
-      <w:r>
-        <w:t>kwargs</w:t>
-      </w:r>
-      <w:proofErr w:type="spellEnd"/>
-      <w:r>
-        <w:t xml:space="preserve"> </w:t>
+        <w:t xml:space="preserve">*args and **kwargs </w:t>
       </w:r>
     </w:p>
     <w:p>
@@ -5344,13 +5102,8 @@
         </w:numPr>
         <w:spacing w:before="100" w:beforeAutospacing="1" w:after="100" w:afterAutospacing="1"/>
       </w:pPr>
-      <w:proofErr w:type="spellStart"/>
-      <w:r>
-        <w:t>Kadane's</w:t>
-      </w:r>
-      <w:proofErr w:type="spellEnd"/>
-      <w:r>
-        <w:t xml:space="preserve"> Algorithm </w:t>
+      <w:r>
+        <w:t xml:space="preserve">Kadane's Algorithm </w:t>
       </w:r>
     </w:p>
     <w:p>
@@ -5494,25 +5247,7 @@
         <w:spacing w:before="100" w:beforeAutospacing="1" w:after="100" w:afterAutospacing="1"/>
       </w:pPr>
       <w:r>
-        <w:t>*</w:t>
-      </w:r>
-      <w:proofErr w:type="spellStart"/>
-      <w:proofErr w:type="gramStart"/>
-      <w:r>
-        <w:t>args</w:t>
-      </w:r>
-      <w:proofErr w:type="spellEnd"/>
-      <w:proofErr w:type="gramEnd"/>
-      <w:r>
-        <w:t xml:space="preserve"> and **</w:t>
-      </w:r>
-      <w:proofErr w:type="spellStart"/>
-      <w:r>
-        <w:t>kwargs</w:t>
-      </w:r>
-      <w:proofErr w:type="spellEnd"/>
-      <w:r>
-        <w:t xml:space="preserve"> </w:t>
+        <w:t xml:space="preserve">*args and **kwargs </w:t>
       </w:r>
     </w:p>
     <w:p>
@@ -5703,15 +5438,7 @@
         <w:spacing w:before="100" w:beforeAutospacing="1" w:after="100" w:afterAutospacing="1" w:line="240" w:lineRule="auto"/>
       </w:pPr>
       <w:r>
-        <w:t>List/</w:t>
-      </w:r>
-      <w:proofErr w:type="spellStart"/>
-      <w:r>
-        <w:t>Dict</w:t>
-      </w:r>
-      <w:proofErr w:type="spellEnd"/>
-      <w:r>
-        <w:t xml:space="preserve">/Set/Tuple </w:t>
+        <w:t xml:space="preserve">List/Dict/Set/Tuple </w:t>
       </w:r>
     </w:p>
     <w:p>
@@ -5985,14 +5712,12 @@
       <w:r>
         <w:t>Constructor (</w:t>
       </w:r>
-      <w:proofErr w:type="spellStart"/>
       <w:r>
         <w:rPr>
           <w:rStyle w:val="Strong"/>
         </w:rPr>
         <w:t>init</w:t>
       </w:r>
-      <w:proofErr w:type="spellEnd"/>
       <w:r>
         <w:t xml:space="preserve">) </w:t>
       </w:r>
@@ -6258,15 +5983,7 @@
         <w:spacing w:before="100" w:beforeAutospacing="1" w:after="100" w:afterAutospacing="1" w:line="240" w:lineRule="auto"/>
       </w:pPr>
       <w:r>
-        <w:t xml:space="preserve">with </w:t>
-      </w:r>
-      <w:proofErr w:type="gramStart"/>
-      <w:r>
-        <w:t>open(</w:t>
-      </w:r>
-      <w:proofErr w:type="gramEnd"/>
-      <w:r>
-        <w:t xml:space="preserve">) </w:t>
+        <w:t xml:space="preserve">with open() </w:t>
       </w:r>
     </w:p>
     <w:p>
@@ -8123,25 +7840,14 @@
           <w:lang w:eastAsia="en-IN"/>
         </w:rPr>
       </w:pPr>
-      <w:proofErr w:type="spellStart"/>
-      <w:r>
-        <w:rPr>
-          <w:rFonts w:ascii="Times New Roman" w:eastAsia="Times New Roman" w:hAnsi="Times New Roman" w:cs="Times New Roman"/>
-          <w:sz w:val="24"/>
-          <w:szCs w:val="24"/>
-          <w:lang w:eastAsia="en-IN"/>
-        </w:rPr>
-        <w:t>Kadane's</w:t>
-      </w:r>
-      <w:proofErr w:type="spellEnd"/>
-      <w:r>
-        <w:rPr>
-          <w:rFonts w:ascii="Times New Roman" w:eastAsia="Times New Roman" w:hAnsi="Times New Roman" w:cs="Times New Roman"/>
-          <w:sz w:val="24"/>
-          <w:szCs w:val="24"/>
-          <w:lang w:eastAsia="en-IN"/>
-        </w:rPr>
-        <w:t xml:space="preserve"> Algorithm </w:t>
+      <w:r>
+        <w:rPr>
+          <w:rFonts w:ascii="Times New Roman" w:eastAsia="Times New Roman" w:hAnsi="Times New Roman" w:cs="Times New Roman"/>
+          <w:sz w:val="24"/>
+          <w:szCs w:val="24"/>
+          <w:lang w:eastAsia="en-IN"/>
+        </w:rPr>
+        <w:t xml:space="preserve">Kadane's Algorithm </w:t>
       </w:r>
     </w:p>
     <w:p>
@@ -8534,25 +8240,14 @@
           <w:lang w:eastAsia="en-IN"/>
         </w:rPr>
       </w:pPr>
-      <w:proofErr w:type="spellStart"/>
-      <w:r>
-        <w:rPr>
-          <w:rFonts w:ascii="Times New Roman" w:eastAsia="Times New Roman" w:hAnsi="Times New Roman" w:cs="Times New Roman"/>
-          <w:sz w:val="24"/>
-          <w:szCs w:val="24"/>
-          <w:lang w:eastAsia="en-IN"/>
-        </w:rPr>
-        <w:t>Kadane's</w:t>
-      </w:r>
-      <w:proofErr w:type="spellEnd"/>
-      <w:r>
-        <w:rPr>
-          <w:rFonts w:ascii="Times New Roman" w:eastAsia="Times New Roman" w:hAnsi="Times New Roman" w:cs="Times New Roman"/>
-          <w:sz w:val="24"/>
-          <w:szCs w:val="24"/>
-          <w:lang w:eastAsia="en-IN"/>
-        </w:rPr>
-        <w:t xml:space="preserve"> Algorithm </w:t>
+      <w:r>
+        <w:rPr>
+          <w:rFonts w:ascii="Times New Roman" w:eastAsia="Times New Roman" w:hAnsi="Times New Roman" w:cs="Times New Roman"/>
+          <w:sz w:val="24"/>
+          <w:szCs w:val="24"/>
+          <w:lang w:eastAsia="en-IN"/>
+        </w:rPr>
+        <w:t xml:space="preserve">Kadane's Algorithm </w:t>
       </w:r>
     </w:p>
     <w:p>
@@ -8742,47 +8437,7 @@
           <w:szCs w:val="24"/>
           <w:lang w:eastAsia="en-IN"/>
         </w:rPr>
-        <w:t>*</w:t>
-      </w:r>
-      <w:proofErr w:type="spellStart"/>
-      <w:r>
-        <w:rPr>
-          <w:rFonts w:ascii="Times New Roman" w:eastAsia="Times New Roman" w:hAnsi="Times New Roman" w:cs="Times New Roman"/>
-          <w:sz w:val="24"/>
-          <w:szCs w:val="24"/>
-          <w:lang w:eastAsia="en-IN"/>
-        </w:rPr>
-        <w:t>args</w:t>
-      </w:r>
-      <w:proofErr w:type="spellEnd"/>
-      <w:r>
-        <w:rPr>
-          <w:rFonts w:ascii="Times New Roman" w:eastAsia="Times New Roman" w:hAnsi="Times New Roman" w:cs="Times New Roman"/>
-          <w:sz w:val="24"/>
-          <w:szCs w:val="24"/>
-          <w:lang w:eastAsia="en-IN"/>
-        </w:rPr>
-        <w:t xml:space="preserve"> / **</w:t>
-      </w:r>
-      <w:proofErr w:type="spellStart"/>
-      <w:r>
-        <w:rPr>
-          <w:rFonts w:ascii="Times New Roman" w:eastAsia="Times New Roman" w:hAnsi="Times New Roman" w:cs="Times New Roman"/>
-          <w:sz w:val="24"/>
-          <w:szCs w:val="24"/>
-          <w:lang w:eastAsia="en-IN"/>
-        </w:rPr>
-        <w:t>kwargs</w:t>
-      </w:r>
-      <w:proofErr w:type="spellEnd"/>
-      <w:r>
-        <w:rPr>
-          <w:rFonts w:ascii="Times New Roman" w:eastAsia="Times New Roman" w:hAnsi="Times New Roman" w:cs="Times New Roman"/>
-          <w:sz w:val="24"/>
-          <w:szCs w:val="24"/>
-          <w:lang w:eastAsia="en-IN"/>
-        </w:rPr>
-        <w:t xml:space="preserve"> </w:t>
+        <w:t xml:space="preserve">*args / **kwargs </w:t>
       </w:r>
     </w:p>
     <w:p>
@@ -9170,25 +8825,14 @@
           <w:lang w:eastAsia="en-IN"/>
         </w:rPr>
       </w:pPr>
-      <w:proofErr w:type="gramStart"/>
-      <w:r>
-        <w:rPr>
-          <w:rFonts w:ascii="Times New Roman" w:eastAsia="Times New Roman" w:hAnsi="Times New Roman" w:cs="Times New Roman"/>
-          <w:sz w:val="24"/>
-          <w:szCs w:val="24"/>
-          <w:lang w:eastAsia="en-IN"/>
-        </w:rPr>
-        <w:t>So</w:t>
-      </w:r>
-      <w:proofErr w:type="gramEnd"/>
-      <w:r>
-        <w:rPr>
-          <w:rFonts w:ascii="Times New Roman" w:eastAsia="Times New Roman" w:hAnsi="Times New Roman" w:cs="Times New Roman"/>
-          <w:sz w:val="24"/>
-          <w:szCs w:val="24"/>
-          <w:lang w:eastAsia="en-IN"/>
-        </w:rPr>
-        <w:t xml:space="preserve"> unless you're targeting tougher product-company interviews, </w:t>
+      <w:r>
+        <w:rPr>
+          <w:rFonts w:ascii="Times New Roman" w:eastAsia="Times New Roman" w:hAnsi="Times New Roman" w:cs="Times New Roman"/>
+          <w:sz w:val="24"/>
+          <w:szCs w:val="24"/>
+          <w:lang w:eastAsia="en-IN"/>
+        </w:rPr>
+        <w:t xml:space="preserve">So unless you're targeting tougher product-company interviews, </w:t>
       </w:r>
       <w:r>
         <w:rPr>
@@ -9228,47 +8872,7 @@
           <w:szCs w:val="24"/>
           <w:lang w:eastAsia="en-IN"/>
         </w:rPr>
-        <w:t xml:space="preserve">ok </w:t>
-      </w:r>
-      <w:proofErr w:type="spellStart"/>
-      <w:r>
-        <w:rPr>
-          <w:rFonts w:ascii="Times New Roman" w:eastAsia="Times New Roman" w:hAnsi="Times New Roman" w:cs="Times New Roman"/>
-          <w:sz w:val="24"/>
-          <w:szCs w:val="24"/>
-          <w:lang w:eastAsia="en-IN"/>
-        </w:rPr>
-        <w:t>i</w:t>
-      </w:r>
-      <w:proofErr w:type="spellEnd"/>
-      <w:r>
-        <w:rPr>
-          <w:rFonts w:ascii="Times New Roman" w:eastAsia="Times New Roman" w:hAnsi="Times New Roman" w:cs="Times New Roman"/>
-          <w:sz w:val="24"/>
-          <w:szCs w:val="24"/>
-          <w:lang w:eastAsia="en-IN"/>
-        </w:rPr>
-        <w:t xml:space="preserve"> have made all the question from my list and some ques </w:t>
-      </w:r>
-      <w:proofErr w:type="gramStart"/>
-      <w:r>
-        <w:rPr>
-          <w:rFonts w:ascii="Times New Roman" w:eastAsia="Times New Roman" w:hAnsi="Times New Roman" w:cs="Times New Roman"/>
-          <w:sz w:val="24"/>
-          <w:szCs w:val="24"/>
-          <w:lang w:eastAsia="en-IN"/>
-        </w:rPr>
-        <w:t>logic</w:t>
-      </w:r>
-      <w:proofErr w:type="gramEnd"/>
-      <w:r>
-        <w:rPr>
-          <w:rFonts w:ascii="Times New Roman" w:eastAsia="Times New Roman" w:hAnsi="Times New Roman" w:cs="Times New Roman"/>
-          <w:sz w:val="24"/>
-          <w:szCs w:val="24"/>
-          <w:lang w:eastAsia="en-IN"/>
-        </w:rPr>
-        <w:t xml:space="preserve"> are clear but some of not is not clear</w:t>
+        <w:t>ok i have made all the question from my list and some ques logic are clear but some of not is not clear</w:t>
       </w:r>
     </w:p>
     <w:p>
@@ -10504,27 +10108,7 @@
           <w:szCs w:val="24"/>
           <w:lang w:eastAsia="en-IN"/>
         </w:rPr>
-        <w:t>Maximum Sum Subarray (</w:t>
-      </w:r>
-      <w:proofErr w:type="spellStart"/>
-      <w:r>
-        <w:rPr>
-          <w:rFonts w:ascii="Times New Roman" w:eastAsia="Times New Roman" w:hAnsi="Times New Roman" w:cs="Times New Roman"/>
-          <w:sz w:val="24"/>
-          <w:szCs w:val="24"/>
-          <w:lang w:eastAsia="en-IN"/>
-        </w:rPr>
-        <w:t>Kadane</w:t>
-      </w:r>
-      <w:proofErr w:type="spellEnd"/>
-      <w:r>
-        <w:rPr>
-          <w:rFonts w:ascii="Times New Roman" w:eastAsia="Times New Roman" w:hAnsi="Times New Roman" w:cs="Times New Roman"/>
-          <w:sz w:val="24"/>
-          <w:szCs w:val="24"/>
-          <w:lang w:eastAsia="en-IN"/>
-        </w:rPr>
-        <w:t xml:space="preserve">) </w:t>
+        <w:t xml:space="preserve">Maximum Sum Subarray (Kadane) </w:t>
       </w:r>
     </w:p>
     <w:p>

--- a/Djangopythonservieques.docx
+++ b/Djangopythonservieques.docx
@@ -1620,6 +1620,82 @@
       <w:r>
         <w:rPr>
           <w:rFonts w:ascii="Times New Roman" w:eastAsia="Times New Roman" w:hAnsi="Times New Roman" w:cs="Times New Roman"/>
+          <w:noProof/>
+          <w:sz w:val="24"/>
+          <w:szCs w:val="24"/>
+          <w:lang w:eastAsia="en-IN"/>
+        </w:rPr>
+        <mc:AlternateContent>
+          <mc:Choice Requires="wps">
+            <w:drawing>
+              <wp:anchor distT="0" distB="0" distL="114300" distR="114300" simplePos="0" relativeHeight="251662336" behindDoc="0" locked="0" layoutInCell="1" allowOverlap="1" wp14:anchorId="32C9AB9C" wp14:editId="17D6A5DE">
+                <wp:simplePos x="0" y="0"/>
+                <wp:positionH relativeFrom="column">
+                  <wp:posOffset>-575310</wp:posOffset>
+                </wp:positionH>
+                <wp:positionV relativeFrom="paragraph">
+                  <wp:posOffset>184150</wp:posOffset>
+                </wp:positionV>
+                <wp:extent cx="5469466" cy="21166"/>
+                <wp:effectExtent l="209550" t="228600" r="264795" b="245745"/>
+                <wp:wrapNone/>
+                <wp:docPr id="1" name="Straight Connector 1"/>
+                <wp:cNvGraphicFramePr/>
+                <a:graphic xmlns:a="http://schemas.openxmlformats.org/drawingml/2006/main">
+                  <a:graphicData uri="http://schemas.microsoft.com/office/word/2010/wordprocessingShape">
+                    <wps:wsp>
+                      <wps:cNvCnPr/>
+                      <wps:spPr>
+                        <a:xfrm>
+                          <a:off x="0" y="0"/>
+                          <a:ext cx="5469466" cy="21166"/>
+                        </a:xfrm>
+                        <a:prstGeom prst="line">
+                          <a:avLst/>
+                        </a:prstGeom>
+                        <a:ln w="19050"/>
+                        <a:effectLst>
+                          <a:glow rad="228600">
+                            <a:schemeClr val="accent3">
+                              <a:satMod val="175000"/>
+                              <a:alpha val="40000"/>
+                            </a:schemeClr>
+                          </a:glow>
+                        </a:effectLst>
+                      </wps:spPr>
+                      <wps:style>
+                        <a:lnRef idx="1">
+                          <a:schemeClr val="accent1"/>
+                        </a:lnRef>
+                        <a:fillRef idx="0">
+                          <a:schemeClr val="accent1"/>
+                        </a:fillRef>
+                        <a:effectRef idx="0">
+                          <a:schemeClr val="accent1"/>
+                        </a:effectRef>
+                        <a:fontRef idx="minor">
+                          <a:schemeClr val="tx1"/>
+                        </a:fontRef>
+                      </wps:style>
+                      <wps:bodyPr/>
+                    </wps:wsp>
+                  </a:graphicData>
+                </a:graphic>
+              </wp:anchor>
+            </w:drawing>
+          </mc:Choice>
+          <mc:Fallback>
+            <w:pict>
+              <v:line w14:anchorId="3D5061ED" id="Straight Connector 1" o:spid="_x0000_s1026" style="position:absolute;z-index:251662336;visibility:visible;mso-wrap-style:square;mso-wrap-distance-left:9pt;mso-wrap-distance-top:0;mso-wrap-distance-right:9pt;mso-wrap-distance-bottom:0;mso-position-horizontal:absolute;mso-position-horizontal-relative:text;mso-position-vertical:absolute;mso-position-vertical-relative:text" from="-45.3pt,14.5pt" to="385.35pt,16.15pt" o:gfxdata="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" strokecolor="#4472c4 [3204]" strokeweight="1.5pt">
+                <v:stroke joinstyle="miter"/>
+              </v:line>
+            </w:pict>
+          </mc:Fallback>
+        </mc:AlternateContent>
+      </w:r>
+      <w:r>
+        <w:rPr>
+          <w:rFonts w:ascii="Times New Roman" w:eastAsia="Times New Roman" w:hAnsi="Times New Roman" w:cs="Times New Roman"/>
           <w:sz w:val="24"/>
           <w:szCs w:val="24"/>
           <w:lang w:eastAsia="en-IN"/>
@@ -2659,7 +2735,27 @@
           <w:szCs w:val="24"/>
           <w:lang w:eastAsia="en-IN"/>
         </w:rPr>
-        <w:t xml:space="preserve">Replace elements whose binary 1-count is prime </w:t>
+        <w:t xml:space="preserve">Replace elements </w:t>
+      </w:r>
+      <w:proofErr w:type="gramStart"/>
+      <w:r>
+        <w:rPr>
+          <w:rFonts w:ascii="Times New Roman" w:eastAsia="Times New Roman" w:hAnsi="Times New Roman" w:cs="Times New Roman"/>
+          <w:sz w:val="24"/>
+          <w:szCs w:val="24"/>
+          <w:lang w:eastAsia="en-IN"/>
+        </w:rPr>
+        <w:t>whose</w:t>
+      </w:r>
+      <w:proofErr w:type="gramEnd"/>
+      <w:r>
+        <w:rPr>
+          <w:rFonts w:ascii="Times New Roman" w:eastAsia="Times New Roman" w:hAnsi="Times New Roman" w:cs="Times New Roman"/>
+          <w:sz w:val="24"/>
+          <w:szCs w:val="24"/>
+          <w:lang w:eastAsia="en-IN"/>
+        </w:rPr>
+        <w:t xml:space="preserve"> binary 1-count is prime </w:t>
       </w:r>
     </w:p>
     <w:p>
@@ -2707,7 +2803,27 @@
           <w:szCs w:val="24"/>
           <w:lang w:eastAsia="en-IN"/>
         </w:rPr>
-        <w:t xml:space="preserve">Count square-root digit sums that are even </w:t>
+        <w:t>Count square-</w:t>
+      </w:r>
+      <w:proofErr w:type="spellStart"/>
+      <w:r>
+        <w:rPr>
+          <w:rFonts w:ascii="Times New Roman" w:eastAsia="Times New Roman" w:hAnsi="Times New Roman" w:cs="Times New Roman"/>
+          <w:sz w:val="24"/>
+          <w:szCs w:val="24"/>
+          <w:lang w:eastAsia="en-IN"/>
+        </w:rPr>
+        <w:t>root</w:t>
+      </w:r>
+      <w:proofErr w:type="spellEnd"/>
+      <w:r>
+        <w:rPr>
+          <w:rFonts w:ascii="Times New Roman" w:eastAsia="Times New Roman" w:hAnsi="Times New Roman" w:cs="Times New Roman"/>
+          <w:sz w:val="24"/>
+          <w:szCs w:val="24"/>
+          <w:lang w:eastAsia="en-IN"/>
+        </w:rPr>
+        <w:t xml:space="preserve"> digit sums that are even </w:t>
       </w:r>
     </w:p>
     <w:p>
@@ -2852,7 +2968,33 @@
           <w:szCs w:val="48"/>
           <w:lang w:eastAsia="en-IN"/>
         </w:rPr>
-        <w:t>Interview-Favorite Questions (101–120)</w:t>
+        <w:t>Interview-</w:t>
+      </w:r>
+      <w:proofErr w:type="spellStart"/>
+      <w:r>
+        <w:rPr>
+          <w:rFonts w:ascii="Times New Roman" w:eastAsia="Times New Roman" w:hAnsi="Times New Roman" w:cs="Times New Roman"/>
+          <w:b/>
+          <w:bCs/>
+          <w:kern w:val="36"/>
+          <w:sz w:val="48"/>
+          <w:szCs w:val="48"/>
+          <w:lang w:eastAsia="en-IN"/>
+        </w:rPr>
+        <w:t>Favorite</w:t>
+      </w:r>
+      <w:proofErr w:type="spellEnd"/>
+      <w:r>
+        <w:rPr>
+          <w:rFonts w:ascii="Times New Roman" w:eastAsia="Times New Roman" w:hAnsi="Times New Roman" w:cs="Times New Roman"/>
+          <w:b/>
+          <w:bCs/>
+          <w:kern w:val="36"/>
+          <w:sz w:val="48"/>
+          <w:szCs w:val="48"/>
+          <w:lang w:eastAsia="en-IN"/>
+        </w:rPr>
+        <w:t xml:space="preserve"> Questions (101–120)</w:t>
       </w:r>
     </w:p>
     <w:p>
@@ -3586,7 +3728,15 @@
         <w:t>service-based company Python interviews</w:t>
       </w:r>
       <w:r>
-        <w:t xml:space="preserve"> (TCS, Infosys, Wipro, Cognizant, Accenture, Capgemini, LTIMindtree, HCL, Tech Mahindra, etc.), these are the questions that repeatedly show up and have a very high probability of being asked.</w:t>
+        <w:t xml:space="preserve"> (TCS, Infosys, Wipro, Cognizant, Accenture, Capgemini, </w:t>
+      </w:r>
+      <w:proofErr w:type="spellStart"/>
+      <w:r>
+        <w:t>LTIMindtree</w:t>
+      </w:r>
+      <w:proofErr w:type="spellEnd"/>
+      <w:r>
+        <w:t>, HCL, Tech Mahindra, etc.), these are the questions that repeatedly show up and have a very high probability of being asked.</w:t>
       </w:r>
     </w:p>
     <w:p>
@@ -3594,7 +3744,15 @@
         <w:pStyle w:val="NormalWeb"/>
       </w:pPr>
       <w:r>
-        <w:t>Based on your document , focus on adding these:</w:t>
+        <w:t xml:space="preserve">Based on your </w:t>
+      </w:r>
+      <w:proofErr w:type="gramStart"/>
+      <w:r>
+        <w:t>document ,</w:t>
+      </w:r>
+      <w:proofErr w:type="gramEnd"/>
+      <w:r>
+        <w:t xml:space="preserve"> focus on adding these:</w:t>
       </w:r>
     </w:p>
     <w:p>
@@ -3807,7 +3965,15 @@
       </w:pPr>
       <w:r>
         <w:lastRenderedPageBreak/>
-        <w:t xml:space="preserve">String compression (aaabbc → a3b2c1) </w:t>
+        <w:t>String compression (</w:t>
+      </w:r>
+      <w:proofErr w:type="spellStart"/>
+      <w:r>
+        <w:t>aaabbc</w:t>
+      </w:r>
+      <w:proofErr w:type="spellEnd"/>
+      <w:r>
+        <w:t xml:space="preserve"> → a3b2c1) </w:t>
       </w:r>
     </w:p>
     <w:p>
@@ -4510,7 +4676,15 @@
         <w:pStyle w:val="Heading2"/>
       </w:pPr>
       <w:r>
-        <w:t>Service-Based Favorite Logic Questions</w:t>
+        <w:t xml:space="preserve">Service-Based </w:t>
+      </w:r>
+      <w:proofErr w:type="spellStart"/>
+      <w:r>
+        <w:t>Favorite</w:t>
+      </w:r>
+      <w:proofErr w:type="spellEnd"/>
+      <w:r>
+        <w:t xml:space="preserve"> Logic Questions</w:t>
       </w:r>
     </w:p>
     <w:p>
@@ -4533,8 +4707,13 @@
         </w:numPr>
         <w:spacing w:before="100" w:beforeAutospacing="1" w:after="100" w:afterAutospacing="1"/>
       </w:pPr>
-      <w:r>
-        <w:t xml:space="preserve">Kadane's Algorithm (maximum subarray sum) </w:t>
+      <w:proofErr w:type="spellStart"/>
+      <w:r>
+        <w:t>Kadane's</w:t>
+      </w:r>
+      <w:proofErr w:type="spellEnd"/>
+      <w:r>
+        <w:t xml:space="preserve"> Algorithm (maximum subarray sum) </w:t>
       </w:r>
     </w:p>
     <w:p>
@@ -4672,8 +4851,13 @@
         <w:pStyle w:val="Heading2"/>
       </w:pPr>
       <w:r>
-        <w:t>Django/Python Interview Favorites</w:t>
-      </w:r>
+        <w:t xml:space="preserve">Django/Python Interview </w:t>
+      </w:r>
+      <w:proofErr w:type="spellStart"/>
+      <w:r>
+        <w:t>Favorites</w:t>
+      </w:r>
+      <w:proofErr w:type="spellEnd"/>
     </w:p>
     <w:p>
       <w:pPr>
@@ -4847,7 +5031,15 @@
         <w:spacing w:before="100" w:beforeAutospacing="1" w:after="100" w:afterAutospacing="1"/>
       </w:pPr>
       <w:r>
-        <w:t xml:space="preserve">Difference between append() and extend() </w:t>
+        <w:t xml:space="preserve">Difference between </w:t>
+      </w:r>
+      <w:proofErr w:type="gramStart"/>
+      <w:r>
+        <w:t>append(</w:t>
+      </w:r>
+      <w:proofErr w:type="gramEnd"/>
+      <w:r>
+        <w:t xml:space="preserve">) and extend() </w:t>
       </w:r>
     </w:p>
     <w:p>
@@ -4859,7 +5051,15 @@
         <w:spacing w:before="100" w:beforeAutospacing="1" w:after="100" w:afterAutospacing="1"/>
       </w:pPr>
       <w:r>
-        <w:t xml:space="preserve">Difference between remove(), pop(), discard() </w:t>
+        <w:t xml:space="preserve">Difference between </w:t>
+      </w:r>
+      <w:proofErr w:type="gramStart"/>
+      <w:r>
+        <w:t>remove(</w:t>
+      </w:r>
+      <w:proofErr w:type="gramEnd"/>
+      <w:r>
+        <w:t xml:space="preserve">), pop(), discard() </w:t>
       </w:r>
     </w:p>
     <w:p>
@@ -4882,8 +5082,13 @@
         </w:numPr>
         <w:spacing w:before="100" w:beforeAutospacing="1" w:after="100" w:afterAutospacing="1"/>
       </w:pPr>
-      <w:r>
-        <w:t xml:space="preserve">map(), filter(), reduce() </w:t>
+      <w:proofErr w:type="gramStart"/>
+      <w:r>
+        <w:t>map(</w:t>
+      </w:r>
+      <w:proofErr w:type="gramEnd"/>
+      <w:r>
+        <w:t xml:space="preserve">), filter(), reduce() </w:t>
       </w:r>
     </w:p>
     <w:p>
@@ -4894,8 +5099,13 @@
         </w:numPr>
         <w:spacing w:before="100" w:beforeAutospacing="1" w:after="100" w:afterAutospacing="1"/>
       </w:pPr>
-      <w:r>
-        <w:t xml:space="preserve">zip() function </w:t>
+      <w:proofErr w:type="gramStart"/>
+      <w:r>
+        <w:t>zip(</w:t>
+      </w:r>
+      <w:proofErr w:type="gramEnd"/>
+      <w:r>
+        <w:t xml:space="preserve">) function </w:t>
       </w:r>
     </w:p>
     <w:p>
@@ -4906,8 +5116,13 @@
         </w:numPr>
         <w:spacing w:before="100" w:beforeAutospacing="1" w:after="100" w:afterAutospacing="1"/>
       </w:pPr>
-      <w:r>
-        <w:t xml:space="preserve">enumerate() </w:t>
+      <w:proofErr w:type="gramStart"/>
+      <w:r>
+        <w:t>enumerate(</w:t>
+      </w:r>
+      <w:proofErr w:type="gramEnd"/>
+      <w:r>
+        <w:t xml:space="preserve">) </w:t>
       </w:r>
     </w:p>
     <w:p>
@@ -4919,7 +5134,25 @@
         <w:spacing w:before="100" w:beforeAutospacing="1" w:after="100" w:afterAutospacing="1"/>
       </w:pPr>
       <w:r>
-        <w:t xml:space="preserve">*args and **kwargs </w:t>
+        <w:t>*</w:t>
+      </w:r>
+      <w:proofErr w:type="spellStart"/>
+      <w:proofErr w:type="gramStart"/>
+      <w:r>
+        <w:t>args</w:t>
+      </w:r>
+      <w:proofErr w:type="spellEnd"/>
+      <w:proofErr w:type="gramEnd"/>
+      <w:r>
+        <w:t xml:space="preserve"> and **</w:t>
+      </w:r>
+      <w:proofErr w:type="spellStart"/>
+      <w:r>
+        <w:t>kwargs</w:t>
+      </w:r>
+      <w:proofErr w:type="spellEnd"/>
+      <w:r>
+        <w:t xml:space="preserve"> </w:t>
       </w:r>
     </w:p>
     <w:p>
@@ -5102,8 +5335,13 @@
         </w:numPr>
         <w:spacing w:before="100" w:beforeAutospacing="1" w:after="100" w:afterAutospacing="1"/>
       </w:pPr>
-      <w:r>
-        <w:t xml:space="preserve">Kadane's Algorithm </w:t>
+      <w:proofErr w:type="spellStart"/>
+      <w:r>
+        <w:t>Kadane's</w:t>
+      </w:r>
+      <w:proofErr w:type="spellEnd"/>
+      <w:r>
+        <w:t xml:space="preserve"> Algorithm </w:t>
       </w:r>
     </w:p>
     <w:p>
@@ -5247,7 +5485,25 @@
         <w:spacing w:before="100" w:beforeAutospacing="1" w:after="100" w:afterAutospacing="1"/>
       </w:pPr>
       <w:r>
-        <w:t xml:space="preserve">*args and **kwargs </w:t>
+        <w:t>*</w:t>
+      </w:r>
+      <w:proofErr w:type="spellStart"/>
+      <w:proofErr w:type="gramStart"/>
+      <w:r>
+        <w:t>args</w:t>
+      </w:r>
+      <w:proofErr w:type="spellEnd"/>
+      <w:proofErr w:type="gramEnd"/>
+      <w:r>
+        <w:t xml:space="preserve"> and **</w:t>
+      </w:r>
+      <w:proofErr w:type="spellStart"/>
+      <w:r>
+        <w:t>kwargs</w:t>
+      </w:r>
+      <w:proofErr w:type="spellEnd"/>
+      <w:r>
+        <w:t xml:space="preserve"> </w:t>
       </w:r>
     </w:p>
     <w:p>
@@ -5438,7 +5694,15 @@
         <w:spacing w:before="100" w:beforeAutospacing="1" w:after="100" w:afterAutospacing="1" w:line="240" w:lineRule="auto"/>
       </w:pPr>
       <w:r>
-        <w:t xml:space="preserve">List/Dict/Set/Tuple </w:t>
+        <w:t>List/</w:t>
+      </w:r>
+      <w:proofErr w:type="spellStart"/>
+      <w:r>
+        <w:t>Dict</w:t>
+      </w:r>
+      <w:proofErr w:type="spellEnd"/>
+      <w:r>
+        <w:t xml:space="preserve">/Set/Tuple </w:t>
       </w:r>
     </w:p>
     <w:p>
@@ -5712,12 +5976,14 @@
       <w:r>
         <w:t>Constructor (</w:t>
       </w:r>
+      <w:proofErr w:type="spellStart"/>
       <w:r>
         <w:rPr>
           <w:rStyle w:val="Strong"/>
         </w:rPr>
         <w:t>init</w:t>
       </w:r>
+      <w:proofErr w:type="spellEnd"/>
       <w:r>
         <w:t xml:space="preserve">) </w:t>
       </w:r>
@@ -5983,7 +6249,15 @@
         <w:spacing w:before="100" w:beforeAutospacing="1" w:after="100" w:afterAutospacing="1" w:line="240" w:lineRule="auto"/>
       </w:pPr>
       <w:r>
-        <w:t xml:space="preserve">with open() </w:t>
+        <w:t xml:space="preserve">with </w:t>
+      </w:r>
+      <w:proofErr w:type="gramStart"/>
+      <w:r>
+        <w:t>open(</w:t>
+      </w:r>
+      <w:proofErr w:type="gramEnd"/>
+      <w:r>
+        <w:t xml:space="preserve">) </w:t>
       </w:r>
     </w:p>
     <w:p>
@@ -7840,14 +8114,25 @@
           <w:lang w:eastAsia="en-IN"/>
         </w:rPr>
       </w:pPr>
-      <w:r>
-        <w:rPr>
-          <w:rFonts w:ascii="Times New Roman" w:eastAsia="Times New Roman" w:hAnsi="Times New Roman" w:cs="Times New Roman"/>
-          <w:sz w:val="24"/>
-          <w:szCs w:val="24"/>
-          <w:lang w:eastAsia="en-IN"/>
-        </w:rPr>
-        <w:t xml:space="preserve">Kadane's Algorithm </w:t>
+      <w:proofErr w:type="spellStart"/>
+      <w:r>
+        <w:rPr>
+          <w:rFonts w:ascii="Times New Roman" w:eastAsia="Times New Roman" w:hAnsi="Times New Roman" w:cs="Times New Roman"/>
+          <w:sz w:val="24"/>
+          <w:szCs w:val="24"/>
+          <w:lang w:eastAsia="en-IN"/>
+        </w:rPr>
+        <w:t>Kadane's</w:t>
+      </w:r>
+      <w:proofErr w:type="spellEnd"/>
+      <w:r>
+        <w:rPr>
+          <w:rFonts w:ascii="Times New Roman" w:eastAsia="Times New Roman" w:hAnsi="Times New Roman" w:cs="Times New Roman"/>
+          <w:sz w:val="24"/>
+          <w:szCs w:val="24"/>
+          <w:lang w:eastAsia="en-IN"/>
+        </w:rPr>
+        <w:t xml:space="preserve"> Algorithm </w:t>
       </w:r>
     </w:p>
     <w:p>
@@ -8240,14 +8525,25 @@
           <w:lang w:eastAsia="en-IN"/>
         </w:rPr>
       </w:pPr>
-      <w:r>
-        <w:rPr>
-          <w:rFonts w:ascii="Times New Roman" w:eastAsia="Times New Roman" w:hAnsi="Times New Roman" w:cs="Times New Roman"/>
-          <w:sz w:val="24"/>
-          <w:szCs w:val="24"/>
-          <w:lang w:eastAsia="en-IN"/>
-        </w:rPr>
-        <w:t xml:space="preserve">Kadane's Algorithm </w:t>
+      <w:proofErr w:type="spellStart"/>
+      <w:r>
+        <w:rPr>
+          <w:rFonts w:ascii="Times New Roman" w:eastAsia="Times New Roman" w:hAnsi="Times New Roman" w:cs="Times New Roman"/>
+          <w:sz w:val="24"/>
+          <w:szCs w:val="24"/>
+          <w:lang w:eastAsia="en-IN"/>
+        </w:rPr>
+        <w:t>Kadane's</w:t>
+      </w:r>
+      <w:proofErr w:type="spellEnd"/>
+      <w:r>
+        <w:rPr>
+          <w:rFonts w:ascii="Times New Roman" w:eastAsia="Times New Roman" w:hAnsi="Times New Roman" w:cs="Times New Roman"/>
+          <w:sz w:val="24"/>
+          <w:szCs w:val="24"/>
+          <w:lang w:eastAsia="en-IN"/>
+        </w:rPr>
+        <w:t xml:space="preserve"> Algorithm </w:t>
       </w:r>
     </w:p>
     <w:p>
@@ -8437,7 +8733,47 @@
           <w:szCs w:val="24"/>
           <w:lang w:eastAsia="en-IN"/>
         </w:rPr>
-        <w:t xml:space="preserve">*args / **kwargs </w:t>
+        <w:t>*</w:t>
+      </w:r>
+      <w:proofErr w:type="spellStart"/>
+      <w:r>
+        <w:rPr>
+          <w:rFonts w:ascii="Times New Roman" w:eastAsia="Times New Roman" w:hAnsi="Times New Roman" w:cs="Times New Roman"/>
+          <w:sz w:val="24"/>
+          <w:szCs w:val="24"/>
+          <w:lang w:eastAsia="en-IN"/>
+        </w:rPr>
+        <w:t>args</w:t>
+      </w:r>
+      <w:proofErr w:type="spellEnd"/>
+      <w:r>
+        <w:rPr>
+          <w:rFonts w:ascii="Times New Roman" w:eastAsia="Times New Roman" w:hAnsi="Times New Roman" w:cs="Times New Roman"/>
+          <w:sz w:val="24"/>
+          <w:szCs w:val="24"/>
+          <w:lang w:eastAsia="en-IN"/>
+        </w:rPr>
+        <w:t xml:space="preserve"> / **</w:t>
+      </w:r>
+      <w:proofErr w:type="spellStart"/>
+      <w:r>
+        <w:rPr>
+          <w:rFonts w:ascii="Times New Roman" w:eastAsia="Times New Roman" w:hAnsi="Times New Roman" w:cs="Times New Roman"/>
+          <w:sz w:val="24"/>
+          <w:szCs w:val="24"/>
+          <w:lang w:eastAsia="en-IN"/>
+        </w:rPr>
+        <w:t>kwargs</w:t>
+      </w:r>
+      <w:proofErr w:type="spellEnd"/>
+      <w:r>
+        <w:rPr>
+          <w:rFonts w:ascii="Times New Roman" w:eastAsia="Times New Roman" w:hAnsi="Times New Roman" w:cs="Times New Roman"/>
+          <w:sz w:val="24"/>
+          <w:szCs w:val="24"/>
+          <w:lang w:eastAsia="en-IN"/>
+        </w:rPr>
+        <w:t xml:space="preserve"> </w:t>
       </w:r>
     </w:p>
     <w:p>
@@ -8825,14 +9161,25 @@
           <w:lang w:eastAsia="en-IN"/>
         </w:rPr>
       </w:pPr>
-      <w:r>
-        <w:rPr>
-          <w:rFonts w:ascii="Times New Roman" w:eastAsia="Times New Roman" w:hAnsi="Times New Roman" w:cs="Times New Roman"/>
-          <w:sz w:val="24"/>
-          <w:szCs w:val="24"/>
-          <w:lang w:eastAsia="en-IN"/>
-        </w:rPr>
-        <w:t xml:space="preserve">So unless you're targeting tougher product-company interviews, </w:t>
+      <w:proofErr w:type="gramStart"/>
+      <w:r>
+        <w:rPr>
+          <w:rFonts w:ascii="Times New Roman" w:eastAsia="Times New Roman" w:hAnsi="Times New Roman" w:cs="Times New Roman"/>
+          <w:sz w:val="24"/>
+          <w:szCs w:val="24"/>
+          <w:lang w:eastAsia="en-IN"/>
+        </w:rPr>
+        <w:t>So</w:t>
+      </w:r>
+      <w:proofErr w:type="gramEnd"/>
+      <w:r>
+        <w:rPr>
+          <w:rFonts w:ascii="Times New Roman" w:eastAsia="Times New Roman" w:hAnsi="Times New Roman" w:cs="Times New Roman"/>
+          <w:sz w:val="24"/>
+          <w:szCs w:val="24"/>
+          <w:lang w:eastAsia="en-IN"/>
+        </w:rPr>
+        <w:t xml:space="preserve"> unless you're targeting tougher product-company interviews, </w:t>
       </w:r>
       <w:r>
         <w:rPr>
@@ -8872,7 +9219,47 @@
           <w:szCs w:val="24"/>
           <w:lang w:eastAsia="en-IN"/>
         </w:rPr>
-        <w:t>ok i have made all the question from my list and some ques logic are clear but some of not is not clear</w:t>
+        <w:t xml:space="preserve">ok </w:t>
+      </w:r>
+      <w:proofErr w:type="spellStart"/>
+      <w:r>
+        <w:rPr>
+          <w:rFonts w:ascii="Times New Roman" w:eastAsia="Times New Roman" w:hAnsi="Times New Roman" w:cs="Times New Roman"/>
+          <w:sz w:val="24"/>
+          <w:szCs w:val="24"/>
+          <w:lang w:eastAsia="en-IN"/>
+        </w:rPr>
+        <w:t>i</w:t>
+      </w:r>
+      <w:proofErr w:type="spellEnd"/>
+      <w:r>
+        <w:rPr>
+          <w:rFonts w:ascii="Times New Roman" w:eastAsia="Times New Roman" w:hAnsi="Times New Roman" w:cs="Times New Roman"/>
+          <w:sz w:val="24"/>
+          <w:szCs w:val="24"/>
+          <w:lang w:eastAsia="en-IN"/>
+        </w:rPr>
+        <w:t xml:space="preserve"> have made all the question from my list and some ques </w:t>
+      </w:r>
+      <w:proofErr w:type="gramStart"/>
+      <w:r>
+        <w:rPr>
+          <w:rFonts w:ascii="Times New Roman" w:eastAsia="Times New Roman" w:hAnsi="Times New Roman" w:cs="Times New Roman"/>
+          <w:sz w:val="24"/>
+          <w:szCs w:val="24"/>
+          <w:lang w:eastAsia="en-IN"/>
+        </w:rPr>
+        <w:t>logic</w:t>
+      </w:r>
+      <w:proofErr w:type="gramEnd"/>
+      <w:r>
+        <w:rPr>
+          <w:rFonts w:ascii="Times New Roman" w:eastAsia="Times New Roman" w:hAnsi="Times New Roman" w:cs="Times New Roman"/>
+          <w:sz w:val="24"/>
+          <w:szCs w:val="24"/>
+          <w:lang w:eastAsia="en-IN"/>
+        </w:rPr>
+        <w:t xml:space="preserve"> are clear but some of not is not clear</w:t>
       </w:r>
     </w:p>
     <w:p>
@@ -10108,7 +10495,27 @@
           <w:szCs w:val="24"/>
           <w:lang w:eastAsia="en-IN"/>
         </w:rPr>
-        <w:t xml:space="preserve">Maximum Sum Subarray (Kadane) </w:t>
+        <w:t>Maximum Sum Subarray (</w:t>
+      </w:r>
+      <w:proofErr w:type="spellStart"/>
+      <w:r>
+        <w:rPr>
+          <w:rFonts w:ascii="Times New Roman" w:eastAsia="Times New Roman" w:hAnsi="Times New Roman" w:cs="Times New Roman"/>
+          <w:sz w:val="24"/>
+          <w:szCs w:val="24"/>
+          <w:lang w:eastAsia="en-IN"/>
+        </w:rPr>
+        <w:t>Kadane</w:t>
+      </w:r>
+      <w:proofErr w:type="spellEnd"/>
+      <w:r>
+        <w:rPr>
+          <w:rFonts w:ascii="Times New Roman" w:eastAsia="Times New Roman" w:hAnsi="Times New Roman" w:cs="Times New Roman"/>
+          <w:sz w:val="24"/>
+          <w:szCs w:val="24"/>
+          <w:lang w:eastAsia="en-IN"/>
+        </w:rPr>
+        <w:t xml:space="preserve">) </w:t>
       </w:r>
     </w:p>
     <w:p>

--- a/Djangopythonservieques.docx
+++ b/Djangopythonservieques.docx
@@ -1620,6 +1620,102 @@
       <w:r>
         <w:rPr>
           <w:rFonts w:ascii="Times New Roman" w:eastAsia="Times New Roman" w:hAnsi="Times New Roman" w:cs="Times New Roman"/>
+          <w:sz w:val="24"/>
+          <w:szCs w:val="24"/>
+          <w:lang w:eastAsia="en-IN"/>
+        </w:rPr>
+        <w:t xml:space="preserve">Find first element whose frequency &gt; average frequency </w:t>
+      </w:r>
+    </w:p>
+    <w:p>
+      <w:pPr>
+        <w:numPr>
+          <w:ilvl w:val="0"/>
+          <w:numId w:val="3"/>
+        </w:numPr>
+        <w:spacing w:before="100" w:beforeAutospacing="1" w:after="100" w:afterAutospacing="1" w:line="240" w:lineRule="auto"/>
+        <w:rPr>
+          <w:rFonts w:ascii="Times New Roman" w:eastAsia="Times New Roman" w:hAnsi="Times New Roman" w:cs="Times New Roman"/>
+          <w:sz w:val="24"/>
+          <w:szCs w:val="24"/>
+          <w:lang w:eastAsia="en-IN"/>
+        </w:rPr>
+      </w:pPr>
+      <w:r>
+        <w:rPr>
+          <w:rFonts w:ascii="Times New Roman" w:eastAsia="Times New Roman" w:hAnsi="Times New Roman" w:cs="Times New Roman"/>
+          <w:sz w:val="24"/>
+          <w:szCs w:val="24"/>
+          <w:lang w:eastAsia="en-IN"/>
+        </w:rPr>
+        <w:t xml:space="preserve">Count distinct repeated elements </w:t>
+      </w:r>
+    </w:p>
+    <w:p>
+      <w:pPr>
+        <w:numPr>
+          <w:ilvl w:val="0"/>
+          <w:numId w:val="3"/>
+        </w:numPr>
+        <w:spacing w:before="100" w:beforeAutospacing="1" w:after="100" w:afterAutospacing="1" w:line="240" w:lineRule="auto"/>
+        <w:rPr>
+          <w:rFonts w:ascii="Times New Roman" w:eastAsia="Times New Roman" w:hAnsi="Times New Roman" w:cs="Times New Roman"/>
+          <w:sz w:val="24"/>
+          <w:szCs w:val="24"/>
+          <w:lang w:eastAsia="en-IN"/>
+        </w:rPr>
+      </w:pPr>
+      <w:r>
+        <w:rPr>
+          <w:rFonts w:ascii="Times New Roman" w:eastAsia="Times New Roman" w:hAnsi="Times New Roman" w:cs="Times New Roman"/>
+          <w:sz w:val="24"/>
+          <w:szCs w:val="24"/>
+          <w:lang w:eastAsia="en-IN"/>
+        </w:rPr>
+        <w:t xml:space="preserve">Find first element whose frequency is odd and &gt; average </w:t>
+      </w:r>
+    </w:p>
+    <w:p>
+      <w:pPr>
+        <w:numPr>
+          <w:ilvl w:val="0"/>
+          <w:numId w:val="3"/>
+        </w:numPr>
+        <w:spacing w:before="100" w:beforeAutospacing="1" w:after="100" w:afterAutospacing="1" w:line="240" w:lineRule="auto"/>
+        <w:rPr>
+          <w:rFonts w:ascii="Times New Roman" w:eastAsia="Times New Roman" w:hAnsi="Times New Roman" w:cs="Times New Roman"/>
+          <w:sz w:val="24"/>
+          <w:szCs w:val="24"/>
+          <w:lang w:eastAsia="en-IN"/>
+        </w:rPr>
+      </w:pPr>
+      <w:r>
+        <w:rPr>
+          <w:rFonts w:ascii="Times New Roman" w:eastAsia="Times New Roman" w:hAnsi="Times New Roman" w:cs="Times New Roman"/>
+          <w:sz w:val="24"/>
+          <w:szCs w:val="24"/>
+          <w:lang w:eastAsia="en-IN"/>
+        </w:rPr>
+        <w:t xml:space="preserve">Arrange array according to frequency </w:t>
+      </w:r>
+    </w:p>
+    <w:p>
+      <w:pPr>
+        <w:numPr>
+          <w:ilvl w:val="0"/>
+          <w:numId w:val="3"/>
+        </w:numPr>
+        <w:spacing w:before="100" w:beforeAutospacing="1" w:after="100" w:afterAutospacing="1" w:line="240" w:lineRule="auto"/>
+        <w:rPr>
+          <w:rFonts w:ascii="Times New Roman" w:eastAsia="Times New Roman" w:hAnsi="Times New Roman" w:cs="Times New Roman"/>
+          <w:sz w:val="24"/>
+          <w:szCs w:val="24"/>
+          <w:lang w:eastAsia="en-IN"/>
+        </w:rPr>
+      </w:pPr>
+      <w:r>
+        <w:rPr>
+          <w:rFonts w:ascii="Times New Roman" w:eastAsia="Times New Roman" w:hAnsi="Times New Roman" w:cs="Times New Roman"/>
           <w:noProof/>
           <w:sz w:val="24"/>
           <w:szCs w:val="24"/>
@@ -1628,13 +1724,302 @@
         <mc:AlternateContent>
           <mc:Choice Requires="wps">
             <w:drawing>
-              <wp:anchor distT="0" distB="0" distL="114300" distR="114300" simplePos="0" relativeHeight="251662336" behindDoc="0" locked="0" layoutInCell="1" allowOverlap="1" wp14:anchorId="32C9AB9C" wp14:editId="17D6A5DE">
+              <wp:anchor distT="0" distB="0" distL="114300" distR="114300" simplePos="0" relativeHeight="251663360" behindDoc="0" locked="0" layoutInCell="1" allowOverlap="1" wp14:anchorId="5AFCDA79" wp14:editId="10FAAE8C">
                 <wp:simplePos x="0" y="0"/>
                 <wp:positionH relativeFrom="column">
-                  <wp:posOffset>-575310</wp:posOffset>
+                  <wp:posOffset>148167</wp:posOffset>
                 </wp:positionH>
                 <wp:positionV relativeFrom="paragraph">
-                  <wp:posOffset>184150</wp:posOffset>
+                  <wp:posOffset>169333</wp:posOffset>
+                </wp:positionV>
+                <wp:extent cx="3666066" cy="1054100"/>
+                <wp:effectExtent l="0" t="0" r="10795" b="12700"/>
+                <wp:wrapNone/>
+                <wp:docPr id="4" name="Rectangle 4"/>
+                <wp:cNvGraphicFramePr/>
+                <a:graphic xmlns:a="http://schemas.openxmlformats.org/drawingml/2006/main">
+                  <a:graphicData uri="http://schemas.microsoft.com/office/word/2010/wordprocessingShape">
+                    <wps:wsp>
+                      <wps:cNvSpPr/>
+                      <wps:spPr>
+                        <a:xfrm>
+                          <a:off x="0" y="0"/>
+                          <a:ext cx="3666066" cy="1054100"/>
+                        </a:xfrm>
+                        <a:prstGeom prst="rect">
+                          <a:avLst/>
+                        </a:prstGeom>
+                        <a:noFill/>
+                      </wps:spPr>
+                      <wps:style>
+                        <a:lnRef idx="2">
+                          <a:schemeClr val="accent1">
+                            <a:shade val="50000"/>
+                          </a:schemeClr>
+                        </a:lnRef>
+                        <a:fillRef idx="1">
+                          <a:schemeClr val="accent1"/>
+                        </a:fillRef>
+                        <a:effectRef idx="0">
+                          <a:schemeClr val="accent1"/>
+                        </a:effectRef>
+                        <a:fontRef idx="minor">
+                          <a:schemeClr val="lt1"/>
+                        </a:fontRef>
+                      </wps:style>
+                      <wps:bodyPr rot="0" spcFirstLastPara="0" vertOverflow="overflow" horzOverflow="overflow" vert="horz" wrap="square" lIns="91440" tIns="45720" rIns="91440" bIns="45720" numCol="1" spcCol="0" rtlCol="0" fromWordArt="0" anchor="ctr" anchorCtr="0" forceAA="0" compatLnSpc="1">
+                        <a:prstTxWarp prst="textNoShape">
+                          <a:avLst/>
+                        </a:prstTxWarp>
+                        <a:noAutofit/>
+                      </wps:bodyPr>
+                    </wps:wsp>
+                  </a:graphicData>
+                </a:graphic>
+              </wp:anchor>
+            </w:drawing>
+          </mc:Choice>
+          <mc:Fallback>
+            <w:pict>
+              <v:rect w14:anchorId="7AC79E59" id="Rectangle 4" o:spid="_x0000_s1026" style="position:absolute;margin-left:11.65pt;margin-top:13.35pt;width:288.65pt;height:83pt;z-index:251663360;visibility:visible;mso-wrap-style:square;mso-wrap-distance-left:9pt;mso-wrap-distance-top:0;mso-wrap-distance-right:9pt;mso-wrap-distance-bottom:0;mso-position-horizontal:absolute;mso-position-horizontal-relative:text;mso-position-vertical:absolute;mso-position-vertical-relative:text;v-text-anchor:middle" o:gfxdata="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" filled="f" strokecolor="#1f3763 [1604]" strokeweight="1pt"/>
+            </w:pict>
+          </mc:Fallback>
+        </mc:AlternateContent>
+      </w:r>
+      <w:r>
+        <w:rPr>
+          <w:rFonts w:ascii="Times New Roman" w:eastAsia="Times New Roman" w:hAnsi="Times New Roman" w:cs="Times New Roman"/>
+          <w:sz w:val="24"/>
+          <w:szCs w:val="24"/>
+          <w:lang w:eastAsia="en-IN"/>
+        </w:rPr>
+        <w:t xml:space="preserve">Find majority element (&gt; n/2) </w:t>
+      </w:r>
+    </w:p>
+    <w:p>
+      <w:pPr>
+        <w:numPr>
+          <w:ilvl w:val="0"/>
+          <w:numId w:val="3"/>
+        </w:numPr>
+        <w:spacing w:before="100" w:beforeAutospacing="1" w:after="100" w:afterAutospacing="1" w:line="240" w:lineRule="auto"/>
+        <w:rPr>
+          <w:rFonts w:ascii="Times New Roman" w:eastAsia="Times New Roman" w:hAnsi="Times New Roman" w:cs="Times New Roman"/>
+          <w:sz w:val="24"/>
+          <w:szCs w:val="24"/>
+          <w:lang w:eastAsia="en-IN"/>
+        </w:rPr>
+      </w:pPr>
+      <w:r>
+        <w:rPr>
+          <w:rFonts w:ascii="Times New Roman" w:eastAsia="Times New Roman" w:hAnsi="Times New Roman" w:cs="Times New Roman"/>
+          <w:sz w:val="24"/>
+          <w:szCs w:val="24"/>
+          <w:lang w:eastAsia="en-IN"/>
+        </w:rPr>
+        <w:t xml:space="preserve">Find element occurring odd number of times </w:t>
+      </w:r>
+    </w:p>
+    <w:p>
+      <w:pPr>
+        <w:numPr>
+          <w:ilvl w:val="0"/>
+          <w:numId w:val="3"/>
+        </w:numPr>
+        <w:spacing w:before="100" w:beforeAutospacing="1" w:after="100" w:afterAutospacing="1" w:line="240" w:lineRule="auto"/>
+        <w:rPr>
+          <w:rFonts w:ascii="Times New Roman" w:eastAsia="Times New Roman" w:hAnsi="Times New Roman" w:cs="Times New Roman"/>
+          <w:sz w:val="24"/>
+          <w:szCs w:val="24"/>
+          <w:lang w:eastAsia="en-IN"/>
+        </w:rPr>
+      </w:pPr>
+      <w:r>
+        <w:rPr>
+          <w:rFonts w:ascii="Times New Roman" w:eastAsia="Times New Roman" w:hAnsi="Times New Roman" w:cs="Times New Roman"/>
+          <w:sz w:val="24"/>
+          <w:szCs w:val="24"/>
+          <w:lang w:eastAsia="en-IN"/>
+        </w:rPr>
+        <w:t xml:space="preserve">Rearrange array so duplicates come together </w:t>
+      </w:r>
+    </w:p>
+    <w:p>
+      <w:pPr>
+        <w:numPr>
+          <w:ilvl w:val="0"/>
+          <w:numId w:val="3"/>
+        </w:numPr>
+        <w:spacing w:before="100" w:beforeAutospacing="1" w:after="100" w:afterAutospacing="1" w:line="240" w:lineRule="auto"/>
+        <w:rPr>
+          <w:rFonts w:ascii="Times New Roman" w:eastAsia="Times New Roman" w:hAnsi="Times New Roman" w:cs="Times New Roman"/>
+          <w:sz w:val="24"/>
+          <w:szCs w:val="24"/>
+          <w:lang w:eastAsia="en-IN"/>
+        </w:rPr>
+      </w:pPr>
+      <w:r>
+        <w:rPr>
+          <w:rFonts w:ascii="Times New Roman" w:eastAsia="Times New Roman" w:hAnsi="Times New Roman" w:cs="Times New Roman"/>
+          <w:sz w:val="24"/>
+          <w:szCs w:val="24"/>
+          <w:lang w:eastAsia="en-IN"/>
+        </w:rPr>
+        <w:t xml:space="preserve">Rearrange array so no adjacent elements are equal </w:t>
+      </w:r>
+    </w:p>
+    <w:p>
+      <w:pPr>
+        <w:numPr>
+          <w:ilvl w:val="0"/>
+          <w:numId w:val="3"/>
+        </w:numPr>
+        <w:spacing w:before="100" w:beforeAutospacing="1" w:after="100" w:afterAutospacing="1" w:line="240" w:lineRule="auto"/>
+        <w:rPr>
+          <w:rFonts w:ascii="Times New Roman" w:eastAsia="Times New Roman" w:hAnsi="Times New Roman" w:cs="Times New Roman"/>
+          <w:sz w:val="24"/>
+          <w:szCs w:val="24"/>
+          <w:lang w:eastAsia="en-IN"/>
+        </w:rPr>
+      </w:pPr>
+      <w:r>
+        <w:rPr>
+          <w:rFonts w:ascii="Times New Roman" w:eastAsia="Times New Roman" w:hAnsi="Times New Roman" w:cs="Times New Roman"/>
+          <w:sz w:val="24"/>
+          <w:szCs w:val="24"/>
+          <w:lang w:eastAsia="en-IN"/>
+        </w:rPr>
+        <w:t xml:space="preserve">Keep only values appearing exactly twice </w:t>
+      </w:r>
+    </w:p>
+    <w:p>
+      <w:pPr>
+        <w:numPr>
+          <w:ilvl w:val="0"/>
+          <w:numId w:val="3"/>
+        </w:numPr>
+        <w:spacing w:before="100" w:beforeAutospacing="1" w:after="100" w:afterAutospacing="1" w:line="240" w:lineRule="auto"/>
+        <w:rPr>
+          <w:rFonts w:ascii="Times New Roman" w:eastAsia="Times New Roman" w:hAnsi="Times New Roman" w:cs="Times New Roman"/>
+          <w:sz w:val="24"/>
+          <w:szCs w:val="24"/>
+          <w:lang w:eastAsia="en-IN"/>
+        </w:rPr>
+      </w:pPr>
+      <w:r>
+        <w:rPr>
+          <w:rFonts w:ascii="Times New Roman" w:eastAsia="Times New Roman" w:hAnsi="Times New Roman" w:cs="Times New Roman"/>
+          <w:sz w:val="24"/>
+          <w:szCs w:val="24"/>
+          <w:lang w:eastAsia="en-IN"/>
+        </w:rPr>
+        <w:t xml:space="preserve">Remove first duplicate occurrence </w:t>
+      </w:r>
+    </w:p>
+    <w:p>
+      <w:pPr>
+        <w:numPr>
+          <w:ilvl w:val="0"/>
+          <w:numId w:val="3"/>
+        </w:numPr>
+        <w:spacing w:before="100" w:beforeAutospacing="1" w:after="100" w:afterAutospacing="1" w:line="240" w:lineRule="auto"/>
+        <w:rPr>
+          <w:rFonts w:ascii="Times New Roman" w:eastAsia="Times New Roman" w:hAnsi="Times New Roman" w:cs="Times New Roman"/>
+          <w:sz w:val="24"/>
+          <w:szCs w:val="24"/>
+          <w:lang w:eastAsia="en-IN"/>
+        </w:rPr>
+      </w:pPr>
+      <w:r>
+        <w:rPr>
+          <w:rFonts w:ascii="Times New Roman" w:eastAsia="Times New Roman" w:hAnsi="Times New Roman" w:cs="Times New Roman"/>
+          <w:sz w:val="24"/>
+          <w:szCs w:val="24"/>
+          <w:lang w:eastAsia="en-IN"/>
+        </w:rPr>
+        <w:t xml:space="preserve">Count frequencies manually </w:t>
+      </w:r>
+    </w:p>
+    <w:p>
+      <w:pPr>
+        <w:numPr>
+          <w:ilvl w:val="0"/>
+          <w:numId w:val="3"/>
+        </w:numPr>
+        <w:spacing w:before="100" w:beforeAutospacing="1" w:after="100" w:afterAutospacing="1" w:line="240" w:lineRule="auto"/>
+        <w:rPr>
+          <w:rFonts w:ascii="Times New Roman" w:eastAsia="Times New Roman" w:hAnsi="Times New Roman" w:cs="Times New Roman"/>
+          <w:sz w:val="24"/>
+          <w:szCs w:val="24"/>
+          <w:lang w:eastAsia="en-IN"/>
+        </w:rPr>
+      </w:pPr>
+      <w:r>
+        <w:rPr>
+          <w:rFonts w:ascii="Times New Roman" w:eastAsia="Times New Roman" w:hAnsi="Times New Roman" w:cs="Times New Roman"/>
+          <w:sz w:val="24"/>
+          <w:szCs w:val="24"/>
+          <w:lang w:eastAsia="en-IN"/>
+        </w:rPr>
+        <w:t xml:space="preserve">Group numbers by digit count </w:t>
+      </w:r>
+    </w:p>
+    <w:p>
+      <w:pPr>
+        <w:numPr>
+          <w:ilvl w:val="0"/>
+          <w:numId w:val="3"/>
+        </w:numPr>
+        <w:spacing w:before="100" w:beforeAutospacing="1" w:after="100" w:afterAutospacing="1" w:line="240" w:lineRule="auto"/>
+        <w:rPr>
+          <w:rFonts w:ascii="Times New Roman" w:eastAsia="Times New Roman" w:hAnsi="Times New Roman" w:cs="Times New Roman"/>
+          <w:sz w:val="24"/>
+          <w:szCs w:val="24"/>
+          <w:lang w:eastAsia="en-IN"/>
+        </w:rPr>
+      </w:pPr>
+      <w:r>
+        <w:rPr>
+          <w:rFonts w:ascii="Times New Roman" w:eastAsia="Times New Roman" w:hAnsi="Times New Roman" w:cs="Times New Roman"/>
+          <w:sz w:val="24"/>
+          <w:szCs w:val="24"/>
+          <w:lang w:eastAsia="en-IN"/>
+        </w:rPr>
+        <w:t xml:space="preserve">Group numbers by digit sum </w:t>
+      </w:r>
+    </w:p>
+    <w:p>
+      <w:pPr>
+        <w:numPr>
+          <w:ilvl w:val="0"/>
+          <w:numId w:val="3"/>
+        </w:numPr>
+        <w:spacing w:before="100" w:beforeAutospacing="1" w:after="100" w:afterAutospacing="1" w:line="240" w:lineRule="auto"/>
+        <w:rPr>
+          <w:rFonts w:ascii="Times New Roman" w:eastAsia="Times New Roman" w:hAnsi="Times New Roman" w:cs="Times New Roman"/>
+          <w:sz w:val="24"/>
+          <w:szCs w:val="24"/>
+          <w:lang w:eastAsia="en-IN"/>
+        </w:rPr>
+      </w:pPr>
+      <w:r>
+        <w:rPr>
+          <w:rFonts w:ascii="Times New Roman" w:eastAsia="Times New Roman" w:hAnsi="Times New Roman" w:cs="Times New Roman"/>
+          <w:noProof/>
+          <w:sz w:val="24"/>
+          <w:szCs w:val="24"/>
+          <w:lang w:eastAsia="en-IN"/>
+        </w:rPr>
+        <mc:AlternateContent>
+          <mc:Choice Requires="wps">
+            <w:drawing>
+              <wp:anchor distT="0" distB="0" distL="114300" distR="114300" simplePos="0" relativeHeight="251662336" behindDoc="0" locked="0" layoutInCell="1" allowOverlap="1" wp14:anchorId="32C9AB9C" wp14:editId="6E26E537">
+                <wp:simplePos x="0" y="0"/>
+                <wp:positionH relativeFrom="column">
+                  <wp:posOffset>-591608</wp:posOffset>
+                </wp:positionH>
+                <wp:positionV relativeFrom="paragraph">
+                  <wp:posOffset>174625</wp:posOffset>
                 </wp:positionV>
                 <wp:extent cx="5469466" cy="21166"/>
                 <wp:effectExtent l="209550" t="228600" r="264795" b="245745"/>
@@ -1686,325 +2071,13 @@
           </mc:Choice>
           <mc:Fallback>
             <w:pict>
-              <v:line w14:anchorId="3D5061ED" id="Straight Connector 1" o:spid="_x0000_s1026" style="position:absolute;z-index:251662336;visibility:visible;mso-wrap-style:square;mso-wrap-distance-left:9pt;mso-wrap-distance-top:0;mso-wrap-distance-right:9pt;mso-wrap-distance-bottom:0;mso-position-horizontal:absolute;mso-position-horizontal-relative:text;mso-position-vertical:absolute;mso-position-vertical-relative:text" from="-45.3pt,14.5pt" to="385.35pt,16.15pt" o:gfxdata="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" strokecolor="#4472c4 [3204]" strokeweight="1.5pt">
+              <v:line w14:anchorId="1750FA8A" id="Straight Connector 1" o:spid="_x0000_s1026" style="position:absolute;z-index:251662336;visibility:visible;mso-wrap-style:square;mso-wrap-distance-left:9pt;mso-wrap-distance-top:0;mso-wrap-distance-right:9pt;mso-wrap-distance-bottom:0;mso-position-horizontal:absolute;mso-position-horizontal-relative:text;mso-position-vertical:absolute;mso-position-vertical-relative:text" from="-46.6pt,13.75pt" to="384.05pt,15.4pt" o:gfxdata="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" strokecolor="#4472c4 [3204]" strokeweight="1.5pt">
                 <v:stroke joinstyle="miter"/>
               </v:line>
             </w:pict>
           </mc:Fallback>
         </mc:AlternateContent>
       </w:r>
-      <w:r>
-        <w:rPr>
-          <w:rFonts w:ascii="Times New Roman" w:eastAsia="Times New Roman" w:hAnsi="Times New Roman" w:cs="Times New Roman"/>
-          <w:sz w:val="24"/>
-          <w:szCs w:val="24"/>
-          <w:lang w:eastAsia="en-IN"/>
-        </w:rPr>
-        <w:t xml:space="preserve">Find first element whose frequency &gt; average frequency </w:t>
-      </w:r>
-    </w:p>
-    <w:p>
-      <w:pPr>
-        <w:numPr>
-          <w:ilvl w:val="0"/>
-          <w:numId w:val="3"/>
-        </w:numPr>
-        <w:spacing w:before="100" w:beforeAutospacing="1" w:after="100" w:afterAutospacing="1" w:line="240" w:lineRule="auto"/>
-        <w:rPr>
-          <w:rFonts w:ascii="Times New Roman" w:eastAsia="Times New Roman" w:hAnsi="Times New Roman" w:cs="Times New Roman"/>
-          <w:sz w:val="24"/>
-          <w:szCs w:val="24"/>
-          <w:lang w:eastAsia="en-IN"/>
-        </w:rPr>
-      </w:pPr>
-      <w:r>
-        <w:rPr>
-          <w:rFonts w:ascii="Times New Roman" w:eastAsia="Times New Roman" w:hAnsi="Times New Roman" w:cs="Times New Roman"/>
-          <w:sz w:val="24"/>
-          <w:szCs w:val="24"/>
-          <w:lang w:eastAsia="en-IN"/>
-        </w:rPr>
-        <w:t xml:space="preserve">Count distinct repeated elements </w:t>
-      </w:r>
-    </w:p>
-    <w:p>
-      <w:pPr>
-        <w:numPr>
-          <w:ilvl w:val="0"/>
-          <w:numId w:val="3"/>
-        </w:numPr>
-        <w:spacing w:before="100" w:beforeAutospacing="1" w:after="100" w:afterAutospacing="1" w:line="240" w:lineRule="auto"/>
-        <w:rPr>
-          <w:rFonts w:ascii="Times New Roman" w:eastAsia="Times New Roman" w:hAnsi="Times New Roman" w:cs="Times New Roman"/>
-          <w:sz w:val="24"/>
-          <w:szCs w:val="24"/>
-          <w:lang w:eastAsia="en-IN"/>
-        </w:rPr>
-      </w:pPr>
-      <w:r>
-        <w:rPr>
-          <w:rFonts w:ascii="Times New Roman" w:eastAsia="Times New Roman" w:hAnsi="Times New Roman" w:cs="Times New Roman"/>
-          <w:sz w:val="24"/>
-          <w:szCs w:val="24"/>
-          <w:lang w:eastAsia="en-IN"/>
-        </w:rPr>
-        <w:t xml:space="preserve">Find first element whose frequency is odd and &gt; average </w:t>
-      </w:r>
-    </w:p>
-    <w:p>
-      <w:pPr>
-        <w:numPr>
-          <w:ilvl w:val="0"/>
-          <w:numId w:val="3"/>
-        </w:numPr>
-        <w:spacing w:before="100" w:beforeAutospacing="1" w:after="100" w:afterAutospacing="1" w:line="240" w:lineRule="auto"/>
-        <w:rPr>
-          <w:rFonts w:ascii="Times New Roman" w:eastAsia="Times New Roman" w:hAnsi="Times New Roman" w:cs="Times New Roman"/>
-          <w:sz w:val="24"/>
-          <w:szCs w:val="24"/>
-          <w:lang w:eastAsia="en-IN"/>
-        </w:rPr>
-      </w:pPr>
-      <w:r>
-        <w:rPr>
-          <w:rFonts w:ascii="Times New Roman" w:eastAsia="Times New Roman" w:hAnsi="Times New Roman" w:cs="Times New Roman"/>
-          <w:sz w:val="24"/>
-          <w:szCs w:val="24"/>
-          <w:lang w:eastAsia="en-IN"/>
-        </w:rPr>
-        <w:t xml:space="preserve">Arrange array according to frequency </w:t>
-      </w:r>
-    </w:p>
-    <w:p>
-      <w:pPr>
-        <w:numPr>
-          <w:ilvl w:val="0"/>
-          <w:numId w:val="3"/>
-        </w:numPr>
-        <w:spacing w:before="100" w:beforeAutospacing="1" w:after="100" w:afterAutospacing="1" w:line="240" w:lineRule="auto"/>
-        <w:rPr>
-          <w:rFonts w:ascii="Times New Roman" w:eastAsia="Times New Roman" w:hAnsi="Times New Roman" w:cs="Times New Roman"/>
-          <w:sz w:val="24"/>
-          <w:szCs w:val="24"/>
-          <w:lang w:eastAsia="en-IN"/>
-        </w:rPr>
-      </w:pPr>
-      <w:r>
-        <w:rPr>
-          <w:rFonts w:ascii="Times New Roman" w:eastAsia="Times New Roman" w:hAnsi="Times New Roman" w:cs="Times New Roman"/>
-          <w:sz w:val="24"/>
-          <w:szCs w:val="24"/>
-          <w:lang w:eastAsia="en-IN"/>
-        </w:rPr>
-        <w:t xml:space="preserve">Find majority element (&gt; n/2) </w:t>
-      </w:r>
-    </w:p>
-    <w:p>
-      <w:pPr>
-        <w:numPr>
-          <w:ilvl w:val="0"/>
-          <w:numId w:val="3"/>
-        </w:numPr>
-        <w:spacing w:before="100" w:beforeAutospacing="1" w:after="100" w:afterAutospacing="1" w:line="240" w:lineRule="auto"/>
-        <w:rPr>
-          <w:rFonts w:ascii="Times New Roman" w:eastAsia="Times New Roman" w:hAnsi="Times New Roman" w:cs="Times New Roman"/>
-          <w:sz w:val="24"/>
-          <w:szCs w:val="24"/>
-          <w:lang w:eastAsia="en-IN"/>
-        </w:rPr>
-      </w:pPr>
-      <w:r>
-        <w:rPr>
-          <w:rFonts w:ascii="Times New Roman" w:eastAsia="Times New Roman" w:hAnsi="Times New Roman" w:cs="Times New Roman"/>
-          <w:sz w:val="24"/>
-          <w:szCs w:val="24"/>
-          <w:lang w:eastAsia="en-IN"/>
-        </w:rPr>
-        <w:t xml:space="preserve">Find element occurring odd number of times </w:t>
-      </w:r>
-    </w:p>
-    <w:p>
-      <w:pPr>
-        <w:numPr>
-          <w:ilvl w:val="0"/>
-          <w:numId w:val="3"/>
-        </w:numPr>
-        <w:spacing w:before="100" w:beforeAutospacing="1" w:after="100" w:afterAutospacing="1" w:line="240" w:lineRule="auto"/>
-        <w:rPr>
-          <w:rFonts w:ascii="Times New Roman" w:eastAsia="Times New Roman" w:hAnsi="Times New Roman" w:cs="Times New Roman"/>
-          <w:sz w:val="24"/>
-          <w:szCs w:val="24"/>
-          <w:lang w:eastAsia="en-IN"/>
-        </w:rPr>
-      </w:pPr>
-      <w:r>
-        <w:rPr>
-          <w:rFonts w:ascii="Times New Roman" w:eastAsia="Times New Roman" w:hAnsi="Times New Roman" w:cs="Times New Roman"/>
-          <w:sz w:val="24"/>
-          <w:szCs w:val="24"/>
-          <w:lang w:eastAsia="en-IN"/>
-        </w:rPr>
-        <w:t xml:space="preserve">Rearrange array so duplicates come together </w:t>
-      </w:r>
-    </w:p>
-    <w:p>
-      <w:pPr>
-        <w:numPr>
-          <w:ilvl w:val="0"/>
-          <w:numId w:val="3"/>
-        </w:numPr>
-        <w:spacing w:before="100" w:beforeAutospacing="1" w:after="100" w:afterAutospacing="1" w:line="240" w:lineRule="auto"/>
-        <w:rPr>
-          <w:rFonts w:ascii="Times New Roman" w:eastAsia="Times New Roman" w:hAnsi="Times New Roman" w:cs="Times New Roman"/>
-          <w:sz w:val="24"/>
-          <w:szCs w:val="24"/>
-          <w:lang w:eastAsia="en-IN"/>
-        </w:rPr>
-      </w:pPr>
-      <w:r>
-        <w:rPr>
-          <w:rFonts w:ascii="Times New Roman" w:eastAsia="Times New Roman" w:hAnsi="Times New Roman" w:cs="Times New Roman"/>
-          <w:sz w:val="24"/>
-          <w:szCs w:val="24"/>
-          <w:lang w:eastAsia="en-IN"/>
-        </w:rPr>
-        <w:t xml:space="preserve">Rearrange array so no adjacent elements are equal </w:t>
-      </w:r>
-    </w:p>
-    <w:p>
-      <w:pPr>
-        <w:numPr>
-          <w:ilvl w:val="0"/>
-          <w:numId w:val="3"/>
-        </w:numPr>
-        <w:spacing w:before="100" w:beforeAutospacing="1" w:after="100" w:afterAutospacing="1" w:line="240" w:lineRule="auto"/>
-        <w:rPr>
-          <w:rFonts w:ascii="Times New Roman" w:eastAsia="Times New Roman" w:hAnsi="Times New Roman" w:cs="Times New Roman"/>
-          <w:sz w:val="24"/>
-          <w:szCs w:val="24"/>
-          <w:lang w:eastAsia="en-IN"/>
-        </w:rPr>
-      </w:pPr>
-      <w:r>
-        <w:rPr>
-          <w:rFonts w:ascii="Times New Roman" w:eastAsia="Times New Roman" w:hAnsi="Times New Roman" w:cs="Times New Roman"/>
-          <w:sz w:val="24"/>
-          <w:szCs w:val="24"/>
-          <w:lang w:eastAsia="en-IN"/>
-        </w:rPr>
-        <w:t xml:space="preserve">Keep only values appearing exactly twice </w:t>
-      </w:r>
-    </w:p>
-    <w:p>
-      <w:pPr>
-        <w:numPr>
-          <w:ilvl w:val="0"/>
-          <w:numId w:val="3"/>
-        </w:numPr>
-        <w:spacing w:before="100" w:beforeAutospacing="1" w:after="100" w:afterAutospacing="1" w:line="240" w:lineRule="auto"/>
-        <w:rPr>
-          <w:rFonts w:ascii="Times New Roman" w:eastAsia="Times New Roman" w:hAnsi="Times New Roman" w:cs="Times New Roman"/>
-          <w:sz w:val="24"/>
-          <w:szCs w:val="24"/>
-          <w:lang w:eastAsia="en-IN"/>
-        </w:rPr>
-      </w:pPr>
-      <w:r>
-        <w:rPr>
-          <w:rFonts w:ascii="Times New Roman" w:eastAsia="Times New Roman" w:hAnsi="Times New Roman" w:cs="Times New Roman"/>
-          <w:sz w:val="24"/>
-          <w:szCs w:val="24"/>
-          <w:lang w:eastAsia="en-IN"/>
-        </w:rPr>
-        <w:t xml:space="preserve">Remove first duplicate occurrence </w:t>
-      </w:r>
-    </w:p>
-    <w:p>
-      <w:pPr>
-        <w:numPr>
-          <w:ilvl w:val="0"/>
-          <w:numId w:val="3"/>
-        </w:numPr>
-        <w:spacing w:before="100" w:beforeAutospacing="1" w:after="100" w:afterAutospacing="1" w:line="240" w:lineRule="auto"/>
-        <w:rPr>
-          <w:rFonts w:ascii="Times New Roman" w:eastAsia="Times New Roman" w:hAnsi="Times New Roman" w:cs="Times New Roman"/>
-          <w:sz w:val="24"/>
-          <w:szCs w:val="24"/>
-          <w:lang w:eastAsia="en-IN"/>
-        </w:rPr>
-      </w:pPr>
-      <w:r>
-        <w:rPr>
-          <w:rFonts w:ascii="Times New Roman" w:eastAsia="Times New Roman" w:hAnsi="Times New Roman" w:cs="Times New Roman"/>
-          <w:sz w:val="24"/>
-          <w:szCs w:val="24"/>
-          <w:lang w:eastAsia="en-IN"/>
-        </w:rPr>
-        <w:t xml:space="preserve">Count frequencies manually </w:t>
-      </w:r>
-    </w:p>
-    <w:p>
-      <w:pPr>
-        <w:numPr>
-          <w:ilvl w:val="0"/>
-          <w:numId w:val="3"/>
-        </w:numPr>
-        <w:spacing w:before="100" w:beforeAutospacing="1" w:after="100" w:afterAutospacing="1" w:line="240" w:lineRule="auto"/>
-        <w:rPr>
-          <w:rFonts w:ascii="Times New Roman" w:eastAsia="Times New Roman" w:hAnsi="Times New Roman" w:cs="Times New Roman"/>
-          <w:sz w:val="24"/>
-          <w:szCs w:val="24"/>
-          <w:lang w:eastAsia="en-IN"/>
-        </w:rPr>
-      </w:pPr>
-      <w:r>
-        <w:rPr>
-          <w:rFonts w:ascii="Times New Roman" w:eastAsia="Times New Roman" w:hAnsi="Times New Roman" w:cs="Times New Roman"/>
-          <w:sz w:val="24"/>
-          <w:szCs w:val="24"/>
-          <w:lang w:eastAsia="en-IN"/>
-        </w:rPr>
-        <w:t xml:space="preserve">Group numbers by digit count </w:t>
-      </w:r>
-    </w:p>
-    <w:p>
-      <w:pPr>
-        <w:numPr>
-          <w:ilvl w:val="0"/>
-          <w:numId w:val="3"/>
-        </w:numPr>
-        <w:spacing w:before="100" w:beforeAutospacing="1" w:after="100" w:afterAutospacing="1" w:line="240" w:lineRule="auto"/>
-        <w:rPr>
-          <w:rFonts w:ascii="Times New Roman" w:eastAsia="Times New Roman" w:hAnsi="Times New Roman" w:cs="Times New Roman"/>
-          <w:sz w:val="24"/>
-          <w:szCs w:val="24"/>
-          <w:lang w:eastAsia="en-IN"/>
-        </w:rPr>
-      </w:pPr>
-      <w:r>
-        <w:rPr>
-          <w:rFonts w:ascii="Times New Roman" w:eastAsia="Times New Roman" w:hAnsi="Times New Roman" w:cs="Times New Roman"/>
-          <w:sz w:val="24"/>
-          <w:szCs w:val="24"/>
-          <w:lang w:eastAsia="en-IN"/>
-        </w:rPr>
-        <w:t xml:space="preserve">Group numbers by digit sum </w:t>
-      </w:r>
-    </w:p>
-    <w:p>
-      <w:pPr>
-        <w:numPr>
-          <w:ilvl w:val="0"/>
-          <w:numId w:val="3"/>
-        </w:numPr>
-        <w:spacing w:before="100" w:beforeAutospacing="1" w:after="100" w:afterAutospacing="1" w:line="240" w:lineRule="auto"/>
-        <w:rPr>
-          <w:rFonts w:ascii="Times New Roman" w:eastAsia="Times New Roman" w:hAnsi="Times New Roman" w:cs="Times New Roman"/>
-          <w:sz w:val="24"/>
-          <w:szCs w:val="24"/>
-          <w:lang w:eastAsia="en-IN"/>
-        </w:rPr>
-      </w:pPr>
       <w:r>
         <w:rPr>
           <w:rFonts w:ascii="Times New Roman" w:eastAsia="Times New Roman" w:hAnsi="Times New Roman" w:cs="Times New Roman"/>

--- a/Djangopythonservieques.docx
+++ b/Djangopythonservieques.docx
@@ -2005,6 +2005,100 @@
       <w:r>
         <w:rPr>
           <w:rFonts w:ascii="Times New Roman" w:eastAsia="Times New Roman" w:hAnsi="Times New Roman" w:cs="Times New Roman"/>
+          <w:sz w:val="24"/>
+          <w:szCs w:val="24"/>
+          <w:lang w:eastAsia="en-IN"/>
+        </w:rPr>
+        <w:t xml:space="preserve">Find all pairs having same digit sum </w:t>
+      </w:r>
+    </w:p>
+    <w:p>
+      <w:pPr>
+        <w:numPr>
+          <w:ilvl w:val="0"/>
+          <w:numId w:val="3"/>
+        </w:numPr>
+        <w:spacing w:before="100" w:beforeAutospacing="1" w:after="100" w:afterAutospacing="1" w:line="240" w:lineRule="auto"/>
+        <w:rPr>
+          <w:rFonts w:ascii="Times New Roman" w:eastAsia="Times New Roman" w:hAnsi="Times New Roman" w:cs="Times New Roman"/>
+          <w:sz w:val="24"/>
+          <w:szCs w:val="24"/>
+          <w:lang w:eastAsia="en-IN"/>
+        </w:rPr>
+      </w:pPr>
+      <w:r>
+        <w:rPr>
+          <w:rFonts w:ascii="Times New Roman" w:eastAsia="Times New Roman" w:hAnsi="Times New Roman" w:cs="Times New Roman"/>
+          <w:sz w:val="24"/>
+          <w:szCs w:val="24"/>
+          <w:lang w:eastAsia="en-IN"/>
+        </w:rPr>
+        <w:t xml:space="preserve">Arrange by closeness to average </w:t>
+      </w:r>
+    </w:p>
+    <w:p>
+      <w:pPr>
+        <w:numPr>
+          <w:ilvl w:val="0"/>
+          <w:numId w:val="3"/>
+        </w:numPr>
+        <w:spacing w:before="100" w:beforeAutospacing="1" w:after="100" w:afterAutospacing="1" w:line="240" w:lineRule="auto"/>
+        <w:rPr>
+          <w:rFonts w:ascii="Times New Roman" w:eastAsia="Times New Roman" w:hAnsi="Times New Roman" w:cs="Times New Roman"/>
+          <w:sz w:val="24"/>
+          <w:szCs w:val="24"/>
+          <w:lang w:eastAsia="en-IN"/>
+        </w:rPr>
+      </w:pPr>
+      <w:r>
+        <w:rPr>
+          <w:rFonts w:ascii="Times New Roman" w:eastAsia="Times New Roman" w:hAnsi="Times New Roman" w:cs="Times New Roman"/>
+          <w:sz w:val="24"/>
+          <w:szCs w:val="24"/>
+          <w:lang w:eastAsia="en-IN"/>
+        </w:rPr>
+        <w:t xml:space="preserve">Arrange by distance from median </w:t>
+      </w:r>
+    </w:p>
+    <w:p>
+      <w:pPr>
+        <w:spacing w:after="0" w:line="240" w:lineRule="auto"/>
+        <w:rPr>
+          <w:rFonts w:ascii="Times New Roman" w:eastAsia="Times New Roman" w:hAnsi="Times New Roman" w:cs="Times New Roman"/>
+          <w:sz w:val="24"/>
+          <w:szCs w:val="24"/>
+          <w:lang w:eastAsia="en-IN"/>
+        </w:rPr>
+      </w:pPr>
+      <w:r>
+        <w:rPr>
+          <w:rFonts w:ascii="Times New Roman" w:eastAsia="Times New Roman" w:hAnsi="Times New Roman" w:cs="Times New Roman"/>
+          <w:sz w:val="24"/>
+          <w:szCs w:val="24"/>
+          <w:lang w:eastAsia="en-IN"/>
+        </w:rPr>
+        <w:pict w14:anchorId="00CAC2C1">
+          <v:rect id="_x0000_i1027" style="width:0;height:1.5pt" o:hralign="center" o:hrstd="t" o:hr="t" fillcolor="#a0a0a0" stroked="f"/>
+        </w:pict>
+      </w:r>
+    </w:p>
+    <w:p>
+      <w:pPr>
+        <w:spacing w:before="100" w:beforeAutospacing="1" w:after="100" w:afterAutospacing="1" w:line="240" w:lineRule="auto"/>
+        <w:outlineLvl w:val="0"/>
+        <w:rPr>
+          <w:rFonts w:ascii="Times New Roman" w:eastAsia="Times New Roman" w:hAnsi="Times New Roman" w:cs="Times New Roman"/>
+          <w:b/>
+          <w:bCs/>
+          <w:kern w:val="36"/>
+          <w:sz w:val="48"/>
+          <w:szCs w:val="48"/>
+          <w:lang w:eastAsia="en-IN"/>
+        </w:rPr>
+      </w:pPr>
+      <w:r>
+        <w:rPr>
+          <w:rFonts w:ascii="Times New Roman" w:eastAsia="Times New Roman" w:hAnsi="Times New Roman" w:cs="Times New Roman"/>
           <w:noProof/>
           <w:sz w:val="24"/>
           <w:szCs w:val="24"/>
@@ -2013,13 +2107,13 @@
         <mc:AlternateContent>
           <mc:Choice Requires="wps">
             <w:drawing>
-              <wp:anchor distT="0" distB="0" distL="114300" distR="114300" simplePos="0" relativeHeight="251662336" behindDoc="0" locked="0" layoutInCell="1" allowOverlap="1" wp14:anchorId="32C9AB9C" wp14:editId="6E26E537">
+              <wp:anchor distT="0" distB="0" distL="114300" distR="114300" simplePos="0" relativeHeight="251662336" behindDoc="0" locked="0" layoutInCell="1" allowOverlap="1" wp14:anchorId="32C9AB9C" wp14:editId="49B9C407">
                 <wp:simplePos x="0" y="0"/>
                 <wp:positionH relativeFrom="column">
-                  <wp:posOffset>-591608</wp:posOffset>
+                  <wp:posOffset>-561551</wp:posOffset>
                 </wp:positionH>
                 <wp:positionV relativeFrom="paragraph">
-                  <wp:posOffset>174625</wp:posOffset>
+                  <wp:posOffset>625051</wp:posOffset>
                 </wp:positionV>
                 <wp:extent cx="5469466" cy="21166"/>
                 <wp:effectExtent l="209550" t="228600" r="264795" b="245745"/>
@@ -2071,107 +2165,13 @@
           </mc:Choice>
           <mc:Fallback>
             <w:pict>
-              <v:line w14:anchorId="1750FA8A" id="Straight Connector 1" o:spid="_x0000_s1026" style="position:absolute;z-index:251662336;visibility:visible;mso-wrap-style:square;mso-wrap-distance-left:9pt;mso-wrap-distance-top:0;mso-wrap-distance-right:9pt;mso-wrap-distance-bottom:0;mso-position-horizontal:absolute;mso-position-horizontal-relative:text;mso-position-vertical:absolute;mso-position-vertical-relative:text" from="-46.6pt,13.75pt" to="384.05pt,15.4pt" o:gfxdata="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" strokecolor="#4472c4 [3204]" strokeweight="1.5pt">
+              <v:line w14:anchorId="1F683B39" id="Straight Connector 1" o:spid="_x0000_s1026" style="position:absolute;z-index:251662336;visibility:visible;mso-wrap-style:square;mso-wrap-distance-left:9pt;mso-wrap-distance-top:0;mso-wrap-distance-right:9pt;mso-wrap-distance-bottom:0;mso-position-horizontal:absolute;mso-position-horizontal-relative:text;mso-position-vertical:absolute;mso-position-vertical-relative:text" from="-44.2pt,49.2pt" to="386.45pt,50.85pt" o:gfxdata="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" strokecolor="#4472c4 [3204]" strokeweight="1.5pt">
                 <v:stroke joinstyle="miter"/>
               </v:line>
             </w:pict>
           </mc:Fallback>
         </mc:AlternateContent>
       </w:r>
-      <w:r>
-        <w:rPr>
-          <w:rFonts w:ascii="Times New Roman" w:eastAsia="Times New Roman" w:hAnsi="Times New Roman" w:cs="Times New Roman"/>
-          <w:sz w:val="24"/>
-          <w:szCs w:val="24"/>
-          <w:lang w:eastAsia="en-IN"/>
-        </w:rPr>
-        <w:t xml:space="preserve">Find all pairs having same digit sum </w:t>
-      </w:r>
-    </w:p>
-    <w:p>
-      <w:pPr>
-        <w:numPr>
-          <w:ilvl w:val="0"/>
-          <w:numId w:val="3"/>
-        </w:numPr>
-        <w:spacing w:before="100" w:beforeAutospacing="1" w:after="100" w:afterAutospacing="1" w:line="240" w:lineRule="auto"/>
-        <w:rPr>
-          <w:rFonts w:ascii="Times New Roman" w:eastAsia="Times New Roman" w:hAnsi="Times New Roman" w:cs="Times New Roman"/>
-          <w:sz w:val="24"/>
-          <w:szCs w:val="24"/>
-          <w:lang w:eastAsia="en-IN"/>
-        </w:rPr>
-      </w:pPr>
-      <w:r>
-        <w:rPr>
-          <w:rFonts w:ascii="Times New Roman" w:eastAsia="Times New Roman" w:hAnsi="Times New Roman" w:cs="Times New Roman"/>
-          <w:sz w:val="24"/>
-          <w:szCs w:val="24"/>
-          <w:lang w:eastAsia="en-IN"/>
-        </w:rPr>
-        <w:t xml:space="preserve">Arrange by closeness to average </w:t>
-      </w:r>
-    </w:p>
-    <w:p>
-      <w:pPr>
-        <w:numPr>
-          <w:ilvl w:val="0"/>
-          <w:numId w:val="3"/>
-        </w:numPr>
-        <w:spacing w:before="100" w:beforeAutospacing="1" w:after="100" w:afterAutospacing="1" w:line="240" w:lineRule="auto"/>
-        <w:rPr>
-          <w:rFonts w:ascii="Times New Roman" w:eastAsia="Times New Roman" w:hAnsi="Times New Roman" w:cs="Times New Roman"/>
-          <w:sz w:val="24"/>
-          <w:szCs w:val="24"/>
-          <w:lang w:eastAsia="en-IN"/>
-        </w:rPr>
-      </w:pPr>
-      <w:r>
-        <w:rPr>
-          <w:rFonts w:ascii="Times New Roman" w:eastAsia="Times New Roman" w:hAnsi="Times New Roman" w:cs="Times New Roman"/>
-          <w:sz w:val="24"/>
-          <w:szCs w:val="24"/>
-          <w:lang w:eastAsia="en-IN"/>
-        </w:rPr>
-        <w:t xml:space="preserve">Arrange by distance from median </w:t>
-      </w:r>
-    </w:p>
-    <w:p>
-      <w:pPr>
-        <w:spacing w:after="0" w:line="240" w:lineRule="auto"/>
-        <w:rPr>
-          <w:rFonts w:ascii="Times New Roman" w:eastAsia="Times New Roman" w:hAnsi="Times New Roman" w:cs="Times New Roman"/>
-          <w:sz w:val="24"/>
-          <w:szCs w:val="24"/>
-          <w:lang w:eastAsia="en-IN"/>
-        </w:rPr>
-      </w:pPr>
-      <w:r>
-        <w:rPr>
-          <w:rFonts w:ascii="Times New Roman" w:eastAsia="Times New Roman" w:hAnsi="Times New Roman" w:cs="Times New Roman"/>
-          <w:sz w:val="24"/>
-          <w:szCs w:val="24"/>
-          <w:lang w:eastAsia="en-IN"/>
-        </w:rPr>
-        <w:pict w14:anchorId="00CAC2C1">
-          <v:rect id="_x0000_i1027" style="width:0;height:1.5pt" o:hralign="center" o:hrstd="t" o:hr="t" fillcolor="#a0a0a0" stroked="f"/>
-        </w:pict>
-      </w:r>
-    </w:p>
-    <w:p>
-      <w:pPr>
-        <w:spacing w:before="100" w:beforeAutospacing="1" w:after="100" w:afterAutospacing="1" w:line="240" w:lineRule="auto"/>
-        <w:outlineLvl w:val="0"/>
-        <w:rPr>
-          <w:rFonts w:ascii="Times New Roman" w:eastAsia="Times New Roman" w:hAnsi="Times New Roman" w:cs="Times New Roman"/>
-          <w:b/>
-          <w:bCs/>
-          <w:kern w:val="36"/>
-          <w:sz w:val="48"/>
-          <w:szCs w:val="48"/>
-          <w:lang w:eastAsia="en-IN"/>
-        </w:rPr>
-      </w:pPr>
       <w:r>
         <w:rPr>
           <w:rFonts w:ascii="Times New Roman" w:eastAsia="Times New Roman" w:hAnsi="Times New Roman" w:cs="Times New Roman"/>

--- a/Djangopythonservieques.docx
+++ b/Djangopythonservieques.docx
@@ -2099,6 +2099,162 @@
       <w:r>
         <w:rPr>
           <w:rFonts w:ascii="Times New Roman" w:eastAsia="Times New Roman" w:hAnsi="Times New Roman" w:cs="Times New Roman"/>
+          <w:b/>
+          <w:bCs/>
+          <w:kern w:val="36"/>
+          <w:sz w:val="48"/>
+          <w:szCs w:val="48"/>
+          <w:lang w:eastAsia="en-IN"/>
+        </w:rPr>
+        <w:t>Subarray Problems (71–90)</w:t>
+      </w:r>
+    </w:p>
+    <w:p>
+      <w:pPr>
+        <w:numPr>
+          <w:ilvl w:val="0"/>
+          <w:numId w:val="4"/>
+        </w:numPr>
+        <w:spacing w:before="100" w:beforeAutospacing="1" w:after="100" w:afterAutospacing="1" w:line="240" w:lineRule="auto"/>
+        <w:rPr>
+          <w:rFonts w:ascii="Times New Roman" w:eastAsia="Times New Roman" w:hAnsi="Times New Roman" w:cs="Times New Roman"/>
+          <w:sz w:val="24"/>
+          <w:szCs w:val="24"/>
+          <w:lang w:eastAsia="en-IN"/>
+        </w:rPr>
+      </w:pPr>
+      <w:r>
+        <w:rPr>
+          <w:rFonts w:ascii="Times New Roman" w:eastAsia="Times New Roman" w:hAnsi="Times New Roman" w:cs="Times New Roman"/>
+          <w:sz w:val="24"/>
+          <w:szCs w:val="24"/>
+          <w:lang w:eastAsia="en-IN"/>
+        </w:rPr>
+        <w:t xml:space="preserve">Longest consecutive increasing subarray </w:t>
+      </w:r>
+    </w:p>
+    <w:p>
+      <w:pPr>
+        <w:numPr>
+          <w:ilvl w:val="0"/>
+          <w:numId w:val="4"/>
+        </w:numPr>
+        <w:spacing w:before="100" w:beforeAutospacing="1" w:after="100" w:afterAutospacing="1" w:line="240" w:lineRule="auto"/>
+        <w:rPr>
+          <w:rFonts w:ascii="Times New Roman" w:eastAsia="Times New Roman" w:hAnsi="Times New Roman" w:cs="Times New Roman"/>
+          <w:sz w:val="24"/>
+          <w:szCs w:val="24"/>
+          <w:lang w:eastAsia="en-IN"/>
+        </w:rPr>
+      </w:pPr>
+      <w:r>
+        <w:rPr>
+          <w:rFonts w:ascii="Times New Roman" w:eastAsia="Times New Roman" w:hAnsi="Times New Roman" w:cs="Times New Roman"/>
+          <w:sz w:val="24"/>
+          <w:szCs w:val="24"/>
+          <w:lang w:eastAsia="en-IN"/>
+        </w:rPr>
+        <w:t xml:space="preserve">Longest consecutive decreasing subarray </w:t>
+      </w:r>
+    </w:p>
+    <w:p>
+      <w:pPr>
+        <w:numPr>
+          <w:ilvl w:val="0"/>
+          <w:numId w:val="4"/>
+        </w:numPr>
+        <w:spacing w:before="100" w:beforeAutospacing="1" w:after="100" w:afterAutospacing="1" w:line="240" w:lineRule="auto"/>
+        <w:rPr>
+          <w:rFonts w:ascii="Times New Roman" w:eastAsia="Times New Roman" w:hAnsi="Times New Roman" w:cs="Times New Roman"/>
+          <w:sz w:val="24"/>
+          <w:szCs w:val="24"/>
+          <w:lang w:eastAsia="en-IN"/>
+        </w:rPr>
+      </w:pPr>
+      <w:r>
+        <w:rPr>
+          <w:rFonts w:ascii="Times New Roman" w:eastAsia="Times New Roman" w:hAnsi="Times New Roman" w:cs="Times New Roman"/>
+          <w:sz w:val="24"/>
+          <w:szCs w:val="24"/>
+          <w:lang w:eastAsia="en-IN"/>
+        </w:rPr>
+        <w:t xml:space="preserve">Reverse subarray having maximum sum </w:t>
+      </w:r>
+    </w:p>
+    <w:p>
+      <w:pPr>
+        <w:numPr>
+          <w:ilvl w:val="0"/>
+          <w:numId w:val="4"/>
+        </w:numPr>
+        <w:spacing w:before="100" w:beforeAutospacing="1" w:after="100" w:afterAutospacing="1" w:line="240" w:lineRule="auto"/>
+        <w:rPr>
+          <w:rFonts w:ascii="Times New Roman" w:eastAsia="Times New Roman" w:hAnsi="Times New Roman" w:cs="Times New Roman"/>
+          <w:sz w:val="24"/>
+          <w:szCs w:val="24"/>
+          <w:lang w:eastAsia="en-IN"/>
+        </w:rPr>
+      </w:pPr>
+      <w:r>
+        <w:rPr>
+          <w:rFonts w:ascii="Times New Roman" w:eastAsia="Times New Roman" w:hAnsi="Times New Roman" w:cs="Times New Roman"/>
+          <w:sz w:val="24"/>
+          <w:szCs w:val="24"/>
+          <w:lang w:eastAsia="en-IN"/>
+        </w:rPr>
+        <w:t xml:space="preserve">Rotate subarray having maximum sum </w:t>
+      </w:r>
+    </w:p>
+    <w:p>
+      <w:pPr>
+        <w:numPr>
+          <w:ilvl w:val="0"/>
+          <w:numId w:val="4"/>
+        </w:numPr>
+        <w:spacing w:before="100" w:beforeAutospacing="1" w:after="100" w:afterAutospacing="1" w:line="240" w:lineRule="auto"/>
+        <w:rPr>
+          <w:rFonts w:ascii="Times New Roman" w:eastAsia="Times New Roman" w:hAnsi="Times New Roman" w:cs="Times New Roman"/>
+          <w:sz w:val="24"/>
+          <w:szCs w:val="24"/>
+          <w:lang w:eastAsia="en-IN"/>
+        </w:rPr>
+      </w:pPr>
+      <w:r>
+        <w:rPr>
+          <w:rFonts w:ascii="Times New Roman" w:eastAsia="Times New Roman" w:hAnsi="Times New Roman" w:cs="Times New Roman"/>
+          <w:sz w:val="24"/>
+          <w:szCs w:val="24"/>
+          <w:lang w:eastAsia="en-IN"/>
+        </w:rPr>
+        <w:t xml:space="preserve">Longest mountain subarray </w:t>
+      </w:r>
+      <w:r>
+        <w:rPr>
+          <w:rFonts w:ascii="Times New Roman" w:eastAsia="Times New Roman" w:hAnsi="Times New Roman" w:cs="Times New Roman"/>
+          <w:sz w:val="24"/>
+          <w:szCs w:val="24"/>
+          <w:lang w:eastAsia="en-IN"/>
+        </w:rPr>
+        <w:t>(# not done)</w:t>
+      </w:r>
+    </w:p>
+    <w:p>
+      <w:pPr>
+        <w:numPr>
+          <w:ilvl w:val="0"/>
+          <w:numId w:val="4"/>
+        </w:numPr>
+        <w:spacing w:before="100" w:beforeAutospacing="1" w:after="100" w:afterAutospacing="1" w:line="240" w:lineRule="auto"/>
+        <w:rPr>
+          <w:rFonts w:ascii="Times New Roman" w:eastAsia="Times New Roman" w:hAnsi="Times New Roman" w:cs="Times New Roman"/>
+          <w:sz w:val="24"/>
+          <w:szCs w:val="24"/>
+          <w:lang w:eastAsia="en-IN"/>
+        </w:rPr>
+      </w:pPr>
+      <w:r>
+        <w:rPr>
+          <w:rFonts w:ascii="Times New Roman" w:eastAsia="Times New Roman" w:hAnsi="Times New Roman" w:cs="Times New Roman"/>
           <w:noProof/>
           <w:sz w:val="24"/>
           <w:szCs w:val="24"/>
@@ -2107,13 +2263,13 @@
         <mc:AlternateContent>
           <mc:Choice Requires="wps">
             <w:drawing>
-              <wp:anchor distT="0" distB="0" distL="114300" distR="114300" simplePos="0" relativeHeight="251662336" behindDoc="0" locked="0" layoutInCell="1" allowOverlap="1" wp14:anchorId="32C9AB9C" wp14:editId="49B9C407">
+              <wp:anchor distT="0" distB="0" distL="114300" distR="114300" simplePos="0" relativeHeight="251662336" behindDoc="0" locked="0" layoutInCell="1" allowOverlap="1" wp14:anchorId="32C9AB9C" wp14:editId="75710B80">
                 <wp:simplePos x="0" y="0"/>
                 <wp:positionH relativeFrom="column">
-                  <wp:posOffset>-561551</wp:posOffset>
+                  <wp:posOffset>-578274</wp:posOffset>
                 </wp:positionH>
                 <wp:positionV relativeFrom="paragraph">
-                  <wp:posOffset>625051</wp:posOffset>
+                  <wp:posOffset>160020</wp:posOffset>
                 </wp:positionV>
                 <wp:extent cx="5469466" cy="21166"/>
                 <wp:effectExtent l="209550" t="228600" r="264795" b="245745"/>
@@ -2165,160 +2321,13 @@
           </mc:Choice>
           <mc:Fallback>
             <w:pict>
-              <v:line w14:anchorId="1F683B39" id="Straight Connector 1" o:spid="_x0000_s1026" style="position:absolute;z-index:251662336;visibility:visible;mso-wrap-style:square;mso-wrap-distance-left:9pt;mso-wrap-distance-top:0;mso-wrap-distance-right:9pt;mso-wrap-distance-bottom:0;mso-position-horizontal:absolute;mso-position-horizontal-relative:text;mso-position-vertical:absolute;mso-position-vertical-relative:text" from="-44.2pt,49.2pt" to="386.45pt,50.85pt" o:gfxdata="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" strokecolor="#4472c4 [3204]" strokeweight="1.5pt">
+              <v:line w14:anchorId="571BD64A" id="Straight Connector 1" o:spid="_x0000_s1026" style="position:absolute;z-index:251662336;visibility:visible;mso-wrap-style:square;mso-wrap-distance-left:9pt;mso-wrap-distance-top:0;mso-wrap-distance-right:9pt;mso-wrap-distance-bottom:0;mso-position-horizontal:absolute;mso-position-horizontal-relative:text;mso-position-vertical:absolute;mso-position-vertical-relative:text" from="-45.55pt,12.6pt" to="385.1pt,14.25pt" o:gfxdata="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" strokecolor="#4472c4 [3204]" strokeweight="1.5pt">
                 <v:stroke joinstyle="miter"/>
               </v:line>
             </w:pict>
           </mc:Fallback>
         </mc:AlternateContent>
       </w:r>
-      <w:r>
-        <w:rPr>
-          <w:rFonts w:ascii="Times New Roman" w:eastAsia="Times New Roman" w:hAnsi="Times New Roman" w:cs="Times New Roman"/>
-          <w:b/>
-          <w:bCs/>
-          <w:kern w:val="36"/>
-          <w:sz w:val="48"/>
-          <w:szCs w:val="48"/>
-          <w:lang w:eastAsia="en-IN"/>
-        </w:rPr>
-        <w:t>Subarray Problems (71–90)</w:t>
-      </w:r>
-    </w:p>
-    <w:p>
-      <w:pPr>
-        <w:numPr>
-          <w:ilvl w:val="0"/>
-          <w:numId w:val="4"/>
-        </w:numPr>
-        <w:spacing w:before="100" w:beforeAutospacing="1" w:after="100" w:afterAutospacing="1" w:line="240" w:lineRule="auto"/>
-        <w:rPr>
-          <w:rFonts w:ascii="Times New Roman" w:eastAsia="Times New Roman" w:hAnsi="Times New Roman" w:cs="Times New Roman"/>
-          <w:sz w:val="24"/>
-          <w:szCs w:val="24"/>
-          <w:lang w:eastAsia="en-IN"/>
-        </w:rPr>
-      </w:pPr>
-      <w:r>
-        <w:rPr>
-          <w:rFonts w:ascii="Times New Roman" w:eastAsia="Times New Roman" w:hAnsi="Times New Roman" w:cs="Times New Roman"/>
-          <w:sz w:val="24"/>
-          <w:szCs w:val="24"/>
-          <w:lang w:eastAsia="en-IN"/>
-        </w:rPr>
-        <w:t xml:space="preserve">Longest consecutive increasing subarray </w:t>
-      </w:r>
-    </w:p>
-    <w:p>
-      <w:pPr>
-        <w:numPr>
-          <w:ilvl w:val="0"/>
-          <w:numId w:val="4"/>
-        </w:numPr>
-        <w:spacing w:before="100" w:beforeAutospacing="1" w:after="100" w:afterAutospacing="1" w:line="240" w:lineRule="auto"/>
-        <w:rPr>
-          <w:rFonts w:ascii="Times New Roman" w:eastAsia="Times New Roman" w:hAnsi="Times New Roman" w:cs="Times New Roman"/>
-          <w:sz w:val="24"/>
-          <w:szCs w:val="24"/>
-          <w:lang w:eastAsia="en-IN"/>
-        </w:rPr>
-      </w:pPr>
-      <w:r>
-        <w:rPr>
-          <w:rFonts w:ascii="Times New Roman" w:eastAsia="Times New Roman" w:hAnsi="Times New Roman" w:cs="Times New Roman"/>
-          <w:sz w:val="24"/>
-          <w:szCs w:val="24"/>
-          <w:lang w:eastAsia="en-IN"/>
-        </w:rPr>
-        <w:t xml:space="preserve">Longest consecutive decreasing subarray </w:t>
-      </w:r>
-    </w:p>
-    <w:p>
-      <w:pPr>
-        <w:numPr>
-          <w:ilvl w:val="0"/>
-          <w:numId w:val="4"/>
-        </w:numPr>
-        <w:spacing w:before="100" w:beforeAutospacing="1" w:after="100" w:afterAutospacing="1" w:line="240" w:lineRule="auto"/>
-        <w:rPr>
-          <w:rFonts w:ascii="Times New Roman" w:eastAsia="Times New Roman" w:hAnsi="Times New Roman" w:cs="Times New Roman"/>
-          <w:sz w:val="24"/>
-          <w:szCs w:val="24"/>
-          <w:lang w:eastAsia="en-IN"/>
-        </w:rPr>
-      </w:pPr>
-      <w:r>
-        <w:rPr>
-          <w:rFonts w:ascii="Times New Roman" w:eastAsia="Times New Roman" w:hAnsi="Times New Roman" w:cs="Times New Roman"/>
-          <w:sz w:val="24"/>
-          <w:szCs w:val="24"/>
-          <w:lang w:eastAsia="en-IN"/>
-        </w:rPr>
-        <w:t xml:space="preserve">Reverse subarray having maximum sum </w:t>
-      </w:r>
-    </w:p>
-    <w:p>
-      <w:pPr>
-        <w:numPr>
-          <w:ilvl w:val="0"/>
-          <w:numId w:val="4"/>
-        </w:numPr>
-        <w:spacing w:before="100" w:beforeAutospacing="1" w:after="100" w:afterAutospacing="1" w:line="240" w:lineRule="auto"/>
-        <w:rPr>
-          <w:rFonts w:ascii="Times New Roman" w:eastAsia="Times New Roman" w:hAnsi="Times New Roman" w:cs="Times New Roman"/>
-          <w:sz w:val="24"/>
-          <w:szCs w:val="24"/>
-          <w:lang w:eastAsia="en-IN"/>
-        </w:rPr>
-      </w:pPr>
-      <w:r>
-        <w:rPr>
-          <w:rFonts w:ascii="Times New Roman" w:eastAsia="Times New Roman" w:hAnsi="Times New Roman" w:cs="Times New Roman"/>
-          <w:sz w:val="24"/>
-          <w:szCs w:val="24"/>
-          <w:lang w:eastAsia="en-IN"/>
-        </w:rPr>
-        <w:t xml:space="preserve">Rotate subarray having maximum sum </w:t>
-      </w:r>
-    </w:p>
-    <w:p>
-      <w:pPr>
-        <w:numPr>
-          <w:ilvl w:val="0"/>
-          <w:numId w:val="4"/>
-        </w:numPr>
-        <w:spacing w:before="100" w:beforeAutospacing="1" w:after="100" w:afterAutospacing="1" w:line="240" w:lineRule="auto"/>
-        <w:rPr>
-          <w:rFonts w:ascii="Times New Roman" w:eastAsia="Times New Roman" w:hAnsi="Times New Roman" w:cs="Times New Roman"/>
-          <w:sz w:val="24"/>
-          <w:szCs w:val="24"/>
-          <w:lang w:eastAsia="en-IN"/>
-        </w:rPr>
-      </w:pPr>
-      <w:r>
-        <w:rPr>
-          <w:rFonts w:ascii="Times New Roman" w:eastAsia="Times New Roman" w:hAnsi="Times New Roman" w:cs="Times New Roman"/>
-          <w:sz w:val="24"/>
-          <w:szCs w:val="24"/>
-          <w:lang w:eastAsia="en-IN"/>
-        </w:rPr>
-        <w:t xml:space="preserve">Longest mountain subarray </w:t>
-      </w:r>
-    </w:p>
-    <w:p>
-      <w:pPr>
-        <w:numPr>
-          <w:ilvl w:val="0"/>
-          <w:numId w:val="4"/>
-        </w:numPr>
-        <w:spacing w:before="100" w:beforeAutospacing="1" w:after="100" w:afterAutospacing="1" w:line="240" w:lineRule="auto"/>
-        <w:rPr>
-          <w:rFonts w:ascii="Times New Roman" w:eastAsia="Times New Roman" w:hAnsi="Times New Roman" w:cs="Times New Roman"/>
-          <w:sz w:val="24"/>
-          <w:szCs w:val="24"/>
-          <w:lang w:eastAsia="en-IN"/>
-        </w:rPr>
-      </w:pPr>
       <w:r>
         <w:rPr>
           <w:rFonts w:ascii="Times New Roman" w:eastAsia="Times New Roman" w:hAnsi="Times New Roman" w:cs="Times New Roman"/>

--- a/Djangopythonservieques.docx
+++ b/Djangopythonservieques.docx
@@ -939,84 +939,6 @@
       <w:r>
         <w:rPr>
           <w:rFonts w:ascii="Times New Roman" w:eastAsia="Times New Roman" w:hAnsi="Times New Roman" w:cs="Times New Roman"/>
-          <w:noProof/>
-          <w:sz w:val="24"/>
-          <w:szCs w:val="24"/>
-          <w:lang w:eastAsia="en-IN"/>
-        </w:rPr>
-        <mc:AlternateContent>
-          <mc:Choice Requires="wps">
-            <w:drawing>
-              <wp:anchor distT="0" distB="0" distL="114300" distR="114300" simplePos="0" relativeHeight="251661312" behindDoc="0" locked="0" layoutInCell="1" allowOverlap="1" wp14:anchorId="0A3CF04A" wp14:editId="38100255">
-                <wp:simplePos x="0" y="0"/>
-                <wp:positionH relativeFrom="column">
-                  <wp:posOffset>80222</wp:posOffset>
-                </wp:positionH>
-                <wp:positionV relativeFrom="paragraph">
-                  <wp:posOffset>152612</wp:posOffset>
-                </wp:positionV>
-                <wp:extent cx="3069166" cy="385234"/>
-                <wp:effectExtent l="0" t="0" r="17145" b="15240"/>
-                <wp:wrapNone/>
-                <wp:docPr id="3" name="Rectangle 3"/>
-                <wp:cNvGraphicFramePr/>
-                <a:graphic xmlns:a="http://schemas.openxmlformats.org/drawingml/2006/main">
-                  <a:graphicData uri="http://schemas.microsoft.com/office/word/2010/wordprocessingShape">
-                    <wps:wsp>
-                      <wps:cNvSpPr/>
-                      <wps:spPr>
-                        <a:xfrm>
-                          <a:off x="0" y="0"/>
-                          <a:ext cx="3069166" cy="385234"/>
-                        </a:xfrm>
-                        <a:prstGeom prst="rect">
-                          <a:avLst/>
-                        </a:prstGeom>
-                        <a:noFill/>
-                        <a:ln>
-                          <a:solidFill>
-                            <a:srgbClr val="00B0F0"/>
-                          </a:solidFill>
-                        </a:ln>
-                      </wps:spPr>
-                      <wps:style>
-                        <a:lnRef idx="2">
-                          <a:schemeClr val="accent1">
-                            <a:shade val="50000"/>
-                          </a:schemeClr>
-                        </a:lnRef>
-                        <a:fillRef idx="1">
-                          <a:schemeClr val="accent1"/>
-                        </a:fillRef>
-                        <a:effectRef idx="0">
-                          <a:schemeClr val="accent1"/>
-                        </a:effectRef>
-                        <a:fontRef idx="minor">
-                          <a:schemeClr val="lt1"/>
-                        </a:fontRef>
-                      </wps:style>
-                      <wps:bodyPr rot="0" spcFirstLastPara="0" vertOverflow="overflow" horzOverflow="overflow" vert="horz" wrap="square" lIns="91440" tIns="45720" rIns="91440" bIns="45720" numCol="1" spcCol="0" rtlCol="0" fromWordArt="0" anchor="ctr" anchorCtr="0" forceAA="0" compatLnSpc="1">
-                        <a:prstTxWarp prst="textNoShape">
-                          <a:avLst/>
-                        </a:prstTxWarp>
-                        <a:noAutofit/>
-                      </wps:bodyPr>
-                    </wps:wsp>
-                  </a:graphicData>
-                </a:graphic>
-              </wp:anchor>
-            </w:drawing>
-          </mc:Choice>
-          <mc:Fallback>
-            <w:pict>
-              <v:rect w14:anchorId="06ECE526" id="Rectangle 3" o:spid="_x0000_s1026" style="position:absolute;margin-left:6.3pt;margin-top:12pt;width:241.65pt;height:30.35pt;z-index:251661312;visibility:visible;mso-wrap-style:square;mso-wrap-distance-left:9pt;mso-wrap-distance-top:0;mso-wrap-distance-right:9pt;mso-wrap-distance-bottom:0;mso-position-horizontal:absolute;mso-position-horizontal-relative:text;mso-position-vertical:absolute;mso-position-vertical-relative:text;v-text-anchor:middle" o:gfxdata="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" filled="f" strokecolor="#00b0f0" strokeweight="1pt"/>
-            </w:pict>
-          </mc:Fallback>
-        </mc:AlternateContent>
-      </w:r>
-      <w:r>
-        <w:rPr>
-          <w:rFonts w:ascii="Times New Roman" w:eastAsia="Times New Roman" w:hAnsi="Times New Roman" w:cs="Times New Roman"/>
           <w:sz w:val="24"/>
           <w:szCs w:val="24"/>
           <w:lang w:eastAsia="en-IN"/>
@@ -1716,79 +1638,6 @@
       <w:r>
         <w:rPr>
           <w:rFonts w:ascii="Times New Roman" w:eastAsia="Times New Roman" w:hAnsi="Times New Roman" w:cs="Times New Roman"/>
-          <w:noProof/>
-          <w:sz w:val="24"/>
-          <w:szCs w:val="24"/>
-          <w:lang w:eastAsia="en-IN"/>
-        </w:rPr>
-        <mc:AlternateContent>
-          <mc:Choice Requires="wps">
-            <w:drawing>
-              <wp:anchor distT="0" distB="0" distL="114300" distR="114300" simplePos="0" relativeHeight="251663360" behindDoc="0" locked="0" layoutInCell="1" allowOverlap="1" wp14:anchorId="5AFCDA79" wp14:editId="10FAAE8C">
-                <wp:simplePos x="0" y="0"/>
-                <wp:positionH relativeFrom="column">
-                  <wp:posOffset>148167</wp:posOffset>
-                </wp:positionH>
-                <wp:positionV relativeFrom="paragraph">
-                  <wp:posOffset>169333</wp:posOffset>
-                </wp:positionV>
-                <wp:extent cx="3666066" cy="1054100"/>
-                <wp:effectExtent l="0" t="0" r="10795" b="12700"/>
-                <wp:wrapNone/>
-                <wp:docPr id="4" name="Rectangle 4"/>
-                <wp:cNvGraphicFramePr/>
-                <a:graphic xmlns:a="http://schemas.openxmlformats.org/drawingml/2006/main">
-                  <a:graphicData uri="http://schemas.microsoft.com/office/word/2010/wordprocessingShape">
-                    <wps:wsp>
-                      <wps:cNvSpPr/>
-                      <wps:spPr>
-                        <a:xfrm>
-                          <a:off x="0" y="0"/>
-                          <a:ext cx="3666066" cy="1054100"/>
-                        </a:xfrm>
-                        <a:prstGeom prst="rect">
-                          <a:avLst/>
-                        </a:prstGeom>
-                        <a:noFill/>
-                      </wps:spPr>
-                      <wps:style>
-                        <a:lnRef idx="2">
-                          <a:schemeClr val="accent1">
-                            <a:shade val="50000"/>
-                          </a:schemeClr>
-                        </a:lnRef>
-                        <a:fillRef idx="1">
-                          <a:schemeClr val="accent1"/>
-                        </a:fillRef>
-                        <a:effectRef idx="0">
-                          <a:schemeClr val="accent1"/>
-                        </a:effectRef>
-                        <a:fontRef idx="minor">
-                          <a:schemeClr val="lt1"/>
-                        </a:fontRef>
-                      </wps:style>
-                      <wps:bodyPr rot="0" spcFirstLastPara="0" vertOverflow="overflow" horzOverflow="overflow" vert="horz" wrap="square" lIns="91440" tIns="45720" rIns="91440" bIns="45720" numCol="1" spcCol="0" rtlCol="0" fromWordArt="0" anchor="ctr" anchorCtr="0" forceAA="0" compatLnSpc="1">
-                        <a:prstTxWarp prst="textNoShape">
-                          <a:avLst/>
-                        </a:prstTxWarp>
-                        <a:noAutofit/>
-                      </wps:bodyPr>
-                    </wps:wsp>
-                  </a:graphicData>
-                </a:graphic>
-              </wp:anchor>
-            </w:drawing>
-          </mc:Choice>
-          <mc:Fallback>
-            <w:pict>
-              <v:rect w14:anchorId="7AC79E59" id="Rectangle 4" o:spid="_x0000_s1026" style="position:absolute;margin-left:11.65pt;margin-top:13.35pt;width:288.65pt;height:83pt;z-index:251663360;visibility:visible;mso-wrap-style:square;mso-wrap-distance-left:9pt;mso-wrap-distance-top:0;mso-wrap-distance-right:9pt;mso-wrap-distance-bottom:0;mso-position-horizontal:absolute;mso-position-horizontal-relative:text;mso-position-vertical:absolute;mso-position-vertical-relative:text;v-text-anchor:middle" o:gfxdata="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" filled="f" strokecolor="#1f3763 [1604]" strokeweight="1pt"/>
-            </w:pict>
-          </mc:Fallback>
-        </mc:AlternateContent>
-      </w:r>
-      <w:r>
-        <w:rPr>
-          <w:rFonts w:ascii="Times New Roman" w:eastAsia="Times New Roman" w:hAnsi="Times New Roman" w:cs="Times New Roman"/>
           <w:sz w:val="24"/>
           <w:szCs w:val="24"/>
           <w:lang w:eastAsia="en-IN"/>
@@ -2227,15 +2076,6 @@
           <w:lang w:eastAsia="en-IN"/>
         </w:rPr>
         <w:t xml:space="preserve">Longest mountain subarray </w:t>
-      </w:r>
-      <w:r>
-        <w:rPr>
-          <w:rFonts w:ascii="Times New Roman" w:eastAsia="Times New Roman" w:hAnsi="Times New Roman" w:cs="Times New Roman"/>
-          <w:sz w:val="24"/>
-          <w:szCs w:val="24"/>
-          <w:lang w:eastAsia="en-IN"/>
-        </w:rPr>
-        <w:t>(# not done)</w:t>
       </w:r>
     </w:p>
     <w:p>
@@ -2817,27 +2657,7 @@
           <w:szCs w:val="24"/>
           <w:lang w:eastAsia="en-IN"/>
         </w:rPr>
-        <w:t xml:space="preserve">Replace elements </w:t>
-      </w:r>
-      <w:proofErr w:type="gramStart"/>
-      <w:r>
-        <w:rPr>
-          <w:rFonts w:ascii="Times New Roman" w:eastAsia="Times New Roman" w:hAnsi="Times New Roman" w:cs="Times New Roman"/>
-          <w:sz w:val="24"/>
-          <w:szCs w:val="24"/>
-          <w:lang w:eastAsia="en-IN"/>
-        </w:rPr>
-        <w:t>whose</w:t>
-      </w:r>
-      <w:proofErr w:type="gramEnd"/>
-      <w:r>
-        <w:rPr>
-          <w:rFonts w:ascii="Times New Roman" w:eastAsia="Times New Roman" w:hAnsi="Times New Roman" w:cs="Times New Roman"/>
-          <w:sz w:val="24"/>
-          <w:szCs w:val="24"/>
-          <w:lang w:eastAsia="en-IN"/>
-        </w:rPr>
-        <w:t xml:space="preserve"> binary 1-count is prime </w:t>
+        <w:t xml:space="preserve">Replace elements whose binary 1-count is prime </w:t>
       </w:r>
     </w:p>
     <w:p>
@@ -3826,15 +3646,7 @@
         <w:pStyle w:val="NormalWeb"/>
       </w:pPr>
       <w:r>
-        <w:t xml:space="preserve">Based on your </w:t>
-      </w:r>
-      <w:proofErr w:type="gramStart"/>
-      <w:r>
-        <w:t>document ,</w:t>
-      </w:r>
-      <w:proofErr w:type="gramEnd"/>
-      <w:r>
-        <w:t xml:space="preserve"> focus on adding these:</w:t>
+        <w:t>Based on your document , focus on adding these:</w:t>
       </w:r>
     </w:p>
     <w:p>
@@ -5113,15 +4925,7 @@
         <w:spacing w:before="100" w:beforeAutospacing="1" w:after="100" w:afterAutospacing="1"/>
       </w:pPr>
       <w:r>
-        <w:t xml:space="preserve">Difference between </w:t>
-      </w:r>
-      <w:proofErr w:type="gramStart"/>
-      <w:r>
-        <w:t>append(</w:t>
-      </w:r>
-      <w:proofErr w:type="gramEnd"/>
-      <w:r>
-        <w:t xml:space="preserve">) and extend() </w:t>
+        <w:t xml:space="preserve">Difference between append() and extend() </w:t>
       </w:r>
     </w:p>
     <w:p>
@@ -5133,15 +4937,7 @@
         <w:spacing w:before="100" w:beforeAutospacing="1" w:after="100" w:afterAutospacing="1"/>
       </w:pPr>
       <w:r>
-        <w:t xml:space="preserve">Difference between </w:t>
-      </w:r>
-      <w:proofErr w:type="gramStart"/>
-      <w:r>
-        <w:t>remove(</w:t>
-      </w:r>
-      <w:proofErr w:type="gramEnd"/>
-      <w:r>
-        <w:t xml:space="preserve">), pop(), discard() </w:t>
+        <w:t xml:space="preserve">Difference between remove(), pop(), discard() </w:t>
       </w:r>
     </w:p>
     <w:p>
@@ -5164,13 +4960,8 @@
         </w:numPr>
         <w:spacing w:before="100" w:beforeAutospacing="1" w:after="100" w:afterAutospacing="1"/>
       </w:pPr>
-      <w:proofErr w:type="gramStart"/>
-      <w:r>
-        <w:t>map(</w:t>
-      </w:r>
-      <w:proofErr w:type="gramEnd"/>
-      <w:r>
-        <w:t xml:space="preserve">), filter(), reduce() </w:t>
+      <w:r>
+        <w:t xml:space="preserve">map(), filter(), reduce() </w:t>
       </w:r>
     </w:p>
     <w:p>
@@ -5181,13 +4972,8 @@
         </w:numPr>
         <w:spacing w:before="100" w:beforeAutospacing="1" w:after="100" w:afterAutospacing="1"/>
       </w:pPr>
-      <w:proofErr w:type="gramStart"/>
-      <w:r>
-        <w:t>zip(</w:t>
-      </w:r>
-      <w:proofErr w:type="gramEnd"/>
-      <w:r>
-        <w:t xml:space="preserve">) function </w:t>
+      <w:r>
+        <w:t xml:space="preserve">zip() function </w:t>
       </w:r>
     </w:p>
     <w:p>
@@ -5198,13 +4984,8 @@
         </w:numPr>
         <w:spacing w:before="100" w:beforeAutospacing="1" w:after="100" w:afterAutospacing="1"/>
       </w:pPr>
-      <w:proofErr w:type="gramStart"/>
-      <w:r>
-        <w:t>enumerate(</w:t>
-      </w:r>
-      <w:proofErr w:type="gramEnd"/>
-      <w:r>
-        <w:t xml:space="preserve">) </w:t>
+      <w:r>
+        <w:t xml:space="preserve">enumerate() </w:t>
       </w:r>
     </w:p>
     <w:p>
@@ -5219,12 +5000,10 @@
         <w:t>*</w:t>
       </w:r>
       <w:proofErr w:type="spellStart"/>
-      <w:proofErr w:type="gramStart"/>
       <w:r>
         <w:t>args</w:t>
       </w:r>
       <w:proofErr w:type="spellEnd"/>
-      <w:proofErr w:type="gramEnd"/>
       <w:r>
         <w:t xml:space="preserve"> and **</w:t>
       </w:r>
@@ -5570,12 +5349,10 @@
         <w:t>*</w:t>
       </w:r>
       <w:proofErr w:type="spellStart"/>
-      <w:proofErr w:type="gramStart"/>
       <w:r>
         <w:t>args</w:t>
       </w:r>
       <w:proofErr w:type="spellEnd"/>
-      <w:proofErr w:type="gramEnd"/>
       <w:r>
         <w:t xml:space="preserve"> and **</w:t>
       </w:r>
@@ -6331,15 +6108,7 @@
         <w:spacing w:before="100" w:beforeAutospacing="1" w:after="100" w:afterAutospacing="1" w:line="240" w:lineRule="auto"/>
       </w:pPr>
       <w:r>
-        <w:t xml:space="preserve">with </w:t>
-      </w:r>
-      <w:proofErr w:type="gramStart"/>
-      <w:r>
-        <w:t>open(</w:t>
-      </w:r>
-      <w:proofErr w:type="gramEnd"/>
-      <w:r>
-        <w:t xml:space="preserve">) </w:t>
+        <w:t xml:space="preserve">with open() </w:t>
       </w:r>
     </w:p>
     <w:p>
@@ -9243,25 +9012,14 @@
           <w:lang w:eastAsia="en-IN"/>
         </w:rPr>
       </w:pPr>
-      <w:proofErr w:type="gramStart"/>
-      <w:r>
-        <w:rPr>
-          <w:rFonts w:ascii="Times New Roman" w:eastAsia="Times New Roman" w:hAnsi="Times New Roman" w:cs="Times New Roman"/>
-          <w:sz w:val="24"/>
-          <w:szCs w:val="24"/>
-          <w:lang w:eastAsia="en-IN"/>
-        </w:rPr>
-        <w:t>So</w:t>
-      </w:r>
-      <w:proofErr w:type="gramEnd"/>
-      <w:r>
-        <w:rPr>
-          <w:rFonts w:ascii="Times New Roman" w:eastAsia="Times New Roman" w:hAnsi="Times New Roman" w:cs="Times New Roman"/>
-          <w:sz w:val="24"/>
-          <w:szCs w:val="24"/>
-          <w:lang w:eastAsia="en-IN"/>
-        </w:rPr>
-        <w:t xml:space="preserve"> unless you're targeting tougher product-company interviews, </w:t>
+      <w:r>
+        <w:rPr>
+          <w:rFonts w:ascii="Times New Roman" w:eastAsia="Times New Roman" w:hAnsi="Times New Roman" w:cs="Times New Roman"/>
+          <w:sz w:val="24"/>
+          <w:szCs w:val="24"/>
+          <w:lang w:eastAsia="en-IN"/>
+        </w:rPr>
+        <w:t xml:space="preserve">So unless you're targeting tougher product-company interviews, </w:t>
       </w:r>
       <w:r>
         <w:rPr>
@@ -9321,27 +9079,7 @@
           <w:szCs w:val="24"/>
           <w:lang w:eastAsia="en-IN"/>
         </w:rPr>
-        <w:t xml:space="preserve"> have made all the question from my list and some ques </w:t>
-      </w:r>
-      <w:proofErr w:type="gramStart"/>
-      <w:r>
-        <w:rPr>
-          <w:rFonts w:ascii="Times New Roman" w:eastAsia="Times New Roman" w:hAnsi="Times New Roman" w:cs="Times New Roman"/>
-          <w:sz w:val="24"/>
-          <w:szCs w:val="24"/>
-          <w:lang w:eastAsia="en-IN"/>
-        </w:rPr>
-        <w:t>logic</w:t>
-      </w:r>
-      <w:proofErr w:type="gramEnd"/>
-      <w:r>
-        <w:rPr>
-          <w:rFonts w:ascii="Times New Roman" w:eastAsia="Times New Roman" w:hAnsi="Times New Roman" w:cs="Times New Roman"/>
-          <w:sz w:val="24"/>
-          <w:szCs w:val="24"/>
-          <w:lang w:eastAsia="en-IN"/>
-        </w:rPr>
-        <w:t xml:space="preserve"> are clear but some of not is not clear</w:t>
+        <w:t xml:space="preserve"> have made all the question from my list and some ques logic are clear but some of not is not clear</w:t>
       </w:r>
     </w:p>
     <w:p>

--- a/Djangopythonservieques.docx
+++ b/Djangopythonservieques.docx
@@ -2095,6 +2095,175 @@
       <w:r>
         <w:rPr>
           <w:rFonts w:ascii="Times New Roman" w:eastAsia="Times New Roman" w:hAnsi="Times New Roman" w:cs="Times New Roman"/>
+          <w:sz w:val="24"/>
+          <w:szCs w:val="24"/>
+          <w:lang w:eastAsia="en-IN"/>
+        </w:rPr>
+        <w:t xml:space="preserve">Reverse every subarray whose sum is prime </w:t>
+      </w:r>
+    </w:p>
+    <w:p>
+      <w:pPr>
+        <w:numPr>
+          <w:ilvl w:val="0"/>
+          <w:numId w:val="4"/>
+        </w:numPr>
+        <w:spacing w:before="100" w:beforeAutospacing="1" w:after="100" w:afterAutospacing="1" w:line="240" w:lineRule="auto"/>
+        <w:rPr>
+          <w:rFonts w:ascii="Times New Roman" w:eastAsia="Times New Roman" w:hAnsi="Times New Roman" w:cs="Times New Roman"/>
+          <w:sz w:val="24"/>
+          <w:szCs w:val="24"/>
+          <w:lang w:eastAsia="en-IN"/>
+        </w:rPr>
+      </w:pPr>
+      <w:r>
+        <w:rPr>
+          <w:rFonts w:ascii="Times New Roman" w:eastAsia="Times New Roman" w:hAnsi="Times New Roman" w:cs="Times New Roman"/>
+          <w:sz w:val="24"/>
+          <w:szCs w:val="24"/>
+          <w:lang w:eastAsia="en-IN"/>
+        </w:rPr>
+        <w:t xml:space="preserve">Partition array into maximum increasing chunks </w:t>
+      </w:r>
+    </w:p>
+    <w:p>
+      <w:pPr>
+        <w:numPr>
+          <w:ilvl w:val="0"/>
+          <w:numId w:val="4"/>
+        </w:numPr>
+        <w:spacing w:before="100" w:beforeAutospacing="1" w:after="100" w:afterAutospacing="1" w:line="240" w:lineRule="auto"/>
+        <w:rPr>
+          <w:rFonts w:ascii="Times New Roman" w:eastAsia="Times New Roman" w:hAnsi="Times New Roman" w:cs="Times New Roman"/>
+          <w:sz w:val="24"/>
+          <w:szCs w:val="24"/>
+          <w:lang w:eastAsia="en-IN"/>
+        </w:rPr>
+      </w:pPr>
+      <w:r>
+        <w:rPr>
+          <w:rFonts w:ascii="Times New Roman" w:eastAsia="Times New Roman" w:hAnsi="Times New Roman" w:cs="Times New Roman"/>
+          <w:sz w:val="24"/>
+          <w:szCs w:val="24"/>
+          <w:lang w:eastAsia="en-IN"/>
+        </w:rPr>
+        <w:t xml:space="preserve">Rotate longest increasing subarray </w:t>
+      </w:r>
+    </w:p>
+    <w:p>
+      <w:pPr>
+        <w:numPr>
+          <w:ilvl w:val="0"/>
+          <w:numId w:val="4"/>
+        </w:numPr>
+        <w:spacing w:before="100" w:beforeAutospacing="1" w:after="100" w:afterAutospacing="1" w:line="240" w:lineRule="auto"/>
+        <w:rPr>
+          <w:rFonts w:ascii="Times New Roman" w:eastAsia="Times New Roman" w:hAnsi="Times New Roman" w:cs="Times New Roman"/>
+          <w:sz w:val="24"/>
+          <w:szCs w:val="24"/>
+          <w:lang w:eastAsia="en-IN"/>
+        </w:rPr>
+      </w:pPr>
+      <w:r>
+        <w:rPr>
+          <w:rFonts w:ascii="Times New Roman" w:eastAsia="Times New Roman" w:hAnsi="Times New Roman" w:cs="Times New Roman"/>
+          <w:sz w:val="24"/>
+          <w:szCs w:val="24"/>
+          <w:lang w:eastAsia="en-IN"/>
+        </w:rPr>
+        <w:t xml:space="preserve">Find subarray with sum closest to zero </w:t>
+      </w:r>
+    </w:p>
+    <w:p>
+      <w:pPr>
+        <w:numPr>
+          <w:ilvl w:val="0"/>
+          <w:numId w:val="4"/>
+        </w:numPr>
+        <w:spacing w:before="100" w:beforeAutospacing="1" w:after="100" w:afterAutospacing="1" w:line="240" w:lineRule="auto"/>
+        <w:rPr>
+          <w:rFonts w:ascii="Times New Roman" w:eastAsia="Times New Roman" w:hAnsi="Times New Roman" w:cs="Times New Roman"/>
+          <w:sz w:val="24"/>
+          <w:szCs w:val="24"/>
+          <w:lang w:eastAsia="en-IN"/>
+        </w:rPr>
+      </w:pPr>
+      <w:r>
+        <w:rPr>
+          <w:rFonts w:ascii="Times New Roman" w:eastAsia="Times New Roman" w:hAnsi="Times New Roman" w:cs="Times New Roman"/>
+          <w:sz w:val="24"/>
+          <w:szCs w:val="24"/>
+          <w:lang w:eastAsia="en-IN"/>
+        </w:rPr>
+        <w:lastRenderedPageBreak/>
+        <w:t xml:space="preserve">Find longest subarray with equal even and odd elements </w:t>
+      </w:r>
+    </w:p>
+    <w:p>
+      <w:pPr>
+        <w:numPr>
+          <w:ilvl w:val="0"/>
+          <w:numId w:val="4"/>
+        </w:numPr>
+        <w:spacing w:before="100" w:beforeAutospacing="1" w:after="100" w:afterAutospacing="1" w:line="240" w:lineRule="auto"/>
+        <w:rPr>
+          <w:rFonts w:ascii="Times New Roman" w:eastAsia="Times New Roman" w:hAnsi="Times New Roman" w:cs="Times New Roman"/>
+          <w:sz w:val="24"/>
+          <w:szCs w:val="24"/>
+          <w:lang w:eastAsia="en-IN"/>
+        </w:rPr>
+      </w:pPr>
+      <w:r>
+        <w:rPr>
+          <w:rFonts w:ascii="Times New Roman" w:eastAsia="Times New Roman" w:hAnsi="Times New Roman" w:cs="Times New Roman"/>
+          <w:sz w:val="24"/>
+          <w:szCs w:val="24"/>
+          <w:lang w:eastAsia="en-IN"/>
+        </w:rPr>
+        <w:t xml:space="preserve">Find subarray where first and last element are equal </w:t>
+      </w:r>
+    </w:p>
+    <w:p>
+      <w:pPr>
+        <w:numPr>
+          <w:ilvl w:val="0"/>
+          <w:numId w:val="4"/>
+        </w:numPr>
+        <w:spacing w:before="100" w:beforeAutospacing="1" w:after="100" w:afterAutospacing="1" w:line="240" w:lineRule="auto"/>
+        <w:rPr>
+          <w:rFonts w:ascii="Times New Roman" w:eastAsia="Times New Roman" w:hAnsi="Times New Roman" w:cs="Times New Roman"/>
+          <w:sz w:val="24"/>
+          <w:szCs w:val="24"/>
+          <w:lang w:eastAsia="en-IN"/>
+        </w:rPr>
+      </w:pPr>
+      <w:r>
+        <w:rPr>
+          <w:rFonts w:ascii="Times New Roman" w:eastAsia="Times New Roman" w:hAnsi="Times New Roman" w:cs="Times New Roman"/>
+          <w:sz w:val="24"/>
+          <w:szCs w:val="24"/>
+          <w:lang w:eastAsia="en-IN"/>
+        </w:rPr>
+        <w:t xml:space="preserve">Find maximum product subarray and reverse it </w:t>
+      </w:r>
+    </w:p>
+    <w:p>
+      <w:pPr>
+        <w:numPr>
+          <w:ilvl w:val="0"/>
+          <w:numId w:val="4"/>
+        </w:numPr>
+        <w:spacing w:before="100" w:beforeAutospacing="1" w:after="100" w:afterAutospacing="1" w:line="240" w:lineRule="auto"/>
+        <w:rPr>
+          <w:rFonts w:ascii="Times New Roman" w:eastAsia="Times New Roman" w:hAnsi="Times New Roman" w:cs="Times New Roman"/>
+          <w:sz w:val="24"/>
+          <w:szCs w:val="24"/>
+          <w:lang w:eastAsia="en-IN"/>
+        </w:rPr>
+      </w:pPr>
+      <w:r>
+        <w:rPr>
+          <w:rFonts w:ascii="Times New Roman" w:eastAsia="Times New Roman" w:hAnsi="Times New Roman" w:cs="Times New Roman"/>
           <w:noProof/>
           <w:sz w:val="24"/>
           <w:szCs w:val="24"/>
@@ -2103,16 +2272,16 @@
         <mc:AlternateContent>
           <mc:Choice Requires="wps">
             <w:drawing>
-              <wp:anchor distT="0" distB="0" distL="114300" distR="114300" simplePos="0" relativeHeight="251662336" behindDoc="0" locked="0" layoutInCell="1" allowOverlap="1" wp14:anchorId="32C9AB9C" wp14:editId="75710B80">
+              <wp:anchor distT="0" distB="0" distL="114300" distR="114300" simplePos="0" relativeHeight="251662336" behindDoc="0" locked="0" layoutInCell="1" allowOverlap="1" wp14:anchorId="32C9AB9C" wp14:editId="7191CCBF">
                 <wp:simplePos x="0" y="0"/>
                 <wp:positionH relativeFrom="column">
-                  <wp:posOffset>-578274</wp:posOffset>
+                  <wp:posOffset>-556260</wp:posOffset>
                 </wp:positionH>
                 <wp:positionV relativeFrom="paragraph">
-                  <wp:posOffset>160020</wp:posOffset>
+                  <wp:posOffset>179282</wp:posOffset>
                 </wp:positionV>
                 <wp:extent cx="5469466" cy="21166"/>
-                <wp:effectExtent l="209550" t="228600" r="264795" b="245745"/>
+                <wp:effectExtent l="0" t="0" r="36195" b="36195"/>
                 <wp:wrapNone/>
                 <wp:docPr id="1" name="Straight Connector 1"/>
                 <wp:cNvGraphicFramePr/>
@@ -2128,15 +2297,8 @@
                         <a:prstGeom prst="line">
                           <a:avLst/>
                         </a:prstGeom>
-                        <a:ln w="19050"/>
-                        <a:effectLst>
-                          <a:glow rad="228600">
-                            <a:schemeClr val="accent3">
-                              <a:satMod val="175000"/>
-                              <a:alpha val="40000"/>
-                            </a:schemeClr>
-                          </a:glow>
-                        </a:effectLst>
+                        <a:ln w="6350"/>
+                        <a:effectLst/>
                       </wps:spPr>
                       <wps:style>
                         <a:lnRef idx="1">
@@ -2161,7 +2323,7 @@
           </mc:Choice>
           <mc:Fallback>
             <w:pict>
-              <v:line w14:anchorId="571BD64A" id="Straight Connector 1" o:spid="_x0000_s1026" style="position:absolute;z-index:251662336;visibility:visible;mso-wrap-style:square;mso-wrap-distance-left:9pt;mso-wrap-distance-top:0;mso-wrap-distance-right:9pt;mso-wrap-distance-bottom:0;mso-position-horizontal:absolute;mso-position-horizontal-relative:text;mso-position-vertical:absolute;mso-position-vertical-relative:text" from="-45.55pt,12.6pt" to="385.1pt,14.25pt" o:gfxdata="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" strokecolor="#4472c4 [3204]" strokeweight="1.5pt">
+              <v:line w14:anchorId="166D2BD4" id="Straight Connector 1" o:spid="_x0000_s1026" style="position:absolute;z-index:251662336;visibility:visible;mso-wrap-style:square;mso-wrap-distance-left:9pt;mso-wrap-distance-top:0;mso-wrap-distance-right:9pt;mso-wrap-distance-bottom:0;mso-position-horizontal:absolute;mso-position-horizontal-relative:text;mso-position-vertical:absolute;mso-position-vertical-relative:text" from="-43.8pt,14.1pt" to="386.85pt,15.75pt" o:gfxdata="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" strokecolor="#4472c4 [3204]" strokeweight=".5pt">
                 <v:stroke joinstyle="miter"/>
               </v:line>
             </w:pict>
@@ -2175,175 +2337,6 @@
           <w:szCs w:val="24"/>
           <w:lang w:eastAsia="en-IN"/>
         </w:rPr>
-        <w:t xml:space="preserve">Reverse every subarray whose sum is prime </w:t>
-      </w:r>
-    </w:p>
-    <w:p>
-      <w:pPr>
-        <w:numPr>
-          <w:ilvl w:val="0"/>
-          <w:numId w:val="4"/>
-        </w:numPr>
-        <w:spacing w:before="100" w:beforeAutospacing="1" w:after="100" w:afterAutospacing="1" w:line="240" w:lineRule="auto"/>
-        <w:rPr>
-          <w:rFonts w:ascii="Times New Roman" w:eastAsia="Times New Roman" w:hAnsi="Times New Roman" w:cs="Times New Roman"/>
-          <w:sz w:val="24"/>
-          <w:szCs w:val="24"/>
-          <w:lang w:eastAsia="en-IN"/>
-        </w:rPr>
-      </w:pPr>
-      <w:r>
-        <w:rPr>
-          <w:rFonts w:ascii="Times New Roman" w:eastAsia="Times New Roman" w:hAnsi="Times New Roman" w:cs="Times New Roman"/>
-          <w:sz w:val="24"/>
-          <w:szCs w:val="24"/>
-          <w:lang w:eastAsia="en-IN"/>
-        </w:rPr>
-        <w:t xml:space="preserve">Partition array into maximum increasing chunks </w:t>
-      </w:r>
-    </w:p>
-    <w:p>
-      <w:pPr>
-        <w:numPr>
-          <w:ilvl w:val="0"/>
-          <w:numId w:val="4"/>
-        </w:numPr>
-        <w:spacing w:before="100" w:beforeAutospacing="1" w:after="100" w:afterAutospacing="1" w:line="240" w:lineRule="auto"/>
-        <w:rPr>
-          <w:rFonts w:ascii="Times New Roman" w:eastAsia="Times New Roman" w:hAnsi="Times New Roman" w:cs="Times New Roman"/>
-          <w:sz w:val="24"/>
-          <w:szCs w:val="24"/>
-          <w:lang w:eastAsia="en-IN"/>
-        </w:rPr>
-      </w:pPr>
-      <w:r>
-        <w:rPr>
-          <w:rFonts w:ascii="Times New Roman" w:eastAsia="Times New Roman" w:hAnsi="Times New Roman" w:cs="Times New Roman"/>
-          <w:sz w:val="24"/>
-          <w:szCs w:val="24"/>
-          <w:lang w:eastAsia="en-IN"/>
-        </w:rPr>
-        <w:t xml:space="preserve">Rotate longest increasing subarray </w:t>
-      </w:r>
-    </w:p>
-    <w:p>
-      <w:pPr>
-        <w:numPr>
-          <w:ilvl w:val="0"/>
-          <w:numId w:val="4"/>
-        </w:numPr>
-        <w:spacing w:before="100" w:beforeAutospacing="1" w:after="100" w:afterAutospacing="1" w:line="240" w:lineRule="auto"/>
-        <w:rPr>
-          <w:rFonts w:ascii="Times New Roman" w:eastAsia="Times New Roman" w:hAnsi="Times New Roman" w:cs="Times New Roman"/>
-          <w:sz w:val="24"/>
-          <w:szCs w:val="24"/>
-          <w:lang w:eastAsia="en-IN"/>
-        </w:rPr>
-      </w:pPr>
-      <w:r>
-        <w:rPr>
-          <w:rFonts w:ascii="Times New Roman" w:eastAsia="Times New Roman" w:hAnsi="Times New Roman" w:cs="Times New Roman"/>
-          <w:sz w:val="24"/>
-          <w:szCs w:val="24"/>
-          <w:lang w:eastAsia="en-IN"/>
-        </w:rPr>
-        <w:t xml:space="preserve">Find subarray with sum closest to zero </w:t>
-      </w:r>
-    </w:p>
-    <w:p>
-      <w:pPr>
-        <w:numPr>
-          <w:ilvl w:val="0"/>
-          <w:numId w:val="4"/>
-        </w:numPr>
-        <w:spacing w:before="100" w:beforeAutospacing="1" w:after="100" w:afterAutospacing="1" w:line="240" w:lineRule="auto"/>
-        <w:rPr>
-          <w:rFonts w:ascii="Times New Roman" w:eastAsia="Times New Roman" w:hAnsi="Times New Roman" w:cs="Times New Roman"/>
-          <w:sz w:val="24"/>
-          <w:szCs w:val="24"/>
-          <w:lang w:eastAsia="en-IN"/>
-        </w:rPr>
-      </w:pPr>
-      <w:r>
-        <w:rPr>
-          <w:rFonts w:ascii="Times New Roman" w:eastAsia="Times New Roman" w:hAnsi="Times New Roman" w:cs="Times New Roman"/>
-          <w:sz w:val="24"/>
-          <w:szCs w:val="24"/>
-          <w:lang w:eastAsia="en-IN"/>
-        </w:rPr>
-        <w:lastRenderedPageBreak/>
-        <w:t xml:space="preserve">Find longest subarray with equal even and odd elements </w:t>
-      </w:r>
-    </w:p>
-    <w:p>
-      <w:pPr>
-        <w:numPr>
-          <w:ilvl w:val="0"/>
-          <w:numId w:val="4"/>
-        </w:numPr>
-        <w:spacing w:before="100" w:beforeAutospacing="1" w:after="100" w:afterAutospacing="1" w:line="240" w:lineRule="auto"/>
-        <w:rPr>
-          <w:rFonts w:ascii="Times New Roman" w:eastAsia="Times New Roman" w:hAnsi="Times New Roman" w:cs="Times New Roman"/>
-          <w:sz w:val="24"/>
-          <w:szCs w:val="24"/>
-          <w:lang w:eastAsia="en-IN"/>
-        </w:rPr>
-      </w:pPr>
-      <w:r>
-        <w:rPr>
-          <w:rFonts w:ascii="Times New Roman" w:eastAsia="Times New Roman" w:hAnsi="Times New Roman" w:cs="Times New Roman"/>
-          <w:sz w:val="24"/>
-          <w:szCs w:val="24"/>
-          <w:lang w:eastAsia="en-IN"/>
-        </w:rPr>
-        <w:t xml:space="preserve">Find subarray where first and last element are equal </w:t>
-      </w:r>
-    </w:p>
-    <w:p>
-      <w:pPr>
-        <w:numPr>
-          <w:ilvl w:val="0"/>
-          <w:numId w:val="4"/>
-        </w:numPr>
-        <w:spacing w:before="100" w:beforeAutospacing="1" w:after="100" w:afterAutospacing="1" w:line="240" w:lineRule="auto"/>
-        <w:rPr>
-          <w:rFonts w:ascii="Times New Roman" w:eastAsia="Times New Roman" w:hAnsi="Times New Roman" w:cs="Times New Roman"/>
-          <w:sz w:val="24"/>
-          <w:szCs w:val="24"/>
-          <w:lang w:eastAsia="en-IN"/>
-        </w:rPr>
-      </w:pPr>
-      <w:r>
-        <w:rPr>
-          <w:rFonts w:ascii="Times New Roman" w:eastAsia="Times New Roman" w:hAnsi="Times New Roman" w:cs="Times New Roman"/>
-          <w:sz w:val="24"/>
-          <w:szCs w:val="24"/>
-          <w:lang w:eastAsia="en-IN"/>
-        </w:rPr>
-        <w:t xml:space="preserve">Find maximum product subarray and reverse it </w:t>
-      </w:r>
-    </w:p>
-    <w:p>
-      <w:pPr>
-        <w:numPr>
-          <w:ilvl w:val="0"/>
-          <w:numId w:val="4"/>
-        </w:numPr>
-        <w:spacing w:before="100" w:beforeAutospacing="1" w:after="100" w:afterAutospacing="1" w:line="240" w:lineRule="auto"/>
-        <w:rPr>
-          <w:rFonts w:ascii="Times New Roman" w:eastAsia="Times New Roman" w:hAnsi="Times New Roman" w:cs="Times New Roman"/>
-          <w:sz w:val="24"/>
-          <w:szCs w:val="24"/>
-          <w:lang w:eastAsia="en-IN"/>
-        </w:rPr>
-      </w:pPr>
-      <w:r>
-        <w:rPr>
-          <w:rFonts w:ascii="Times New Roman" w:eastAsia="Times New Roman" w:hAnsi="Times New Roman" w:cs="Times New Roman"/>
-          <w:sz w:val="24"/>
-          <w:szCs w:val="24"/>
-          <w:lang w:eastAsia="en-IN"/>
-        </w:rPr>
         <w:t xml:space="preserve">Find longest consecutive sequence </w:t>
       </w:r>
     </w:p>
@@ -2657,7 +2650,27 @@
           <w:szCs w:val="24"/>
           <w:lang w:eastAsia="en-IN"/>
         </w:rPr>
-        <w:t xml:space="preserve">Replace elements whose binary 1-count is prime </w:t>
+        <w:t xml:space="preserve">Replace elements </w:t>
+      </w:r>
+      <w:proofErr w:type="gramStart"/>
+      <w:r>
+        <w:rPr>
+          <w:rFonts w:ascii="Times New Roman" w:eastAsia="Times New Roman" w:hAnsi="Times New Roman" w:cs="Times New Roman"/>
+          <w:sz w:val="24"/>
+          <w:szCs w:val="24"/>
+          <w:lang w:eastAsia="en-IN"/>
+        </w:rPr>
+        <w:t>whose</w:t>
+      </w:r>
+      <w:proofErr w:type="gramEnd"/>
+      <w:r>
+        <w:rPr>
+          <w:rFonts w:ascii="Times New Roman" w:eastAsia="Times New Roman" w:hAnsi="Times New Roman" w:cs="Times New Roman"/>
+          <w:sz w:val="24"/>
+          <w:szCs w:val="24"/>
+          <w:lang w:eastAsia="en-IN"/>
+        </w:rPr>
+        <w:t xml:space="preserve"> binary 1-count is prime </w:t>
       </w:r>
     </w:p>
     <w:p>
@@ -3646,7 +3659,15 @@
         <w:pStyle w:val="NormalWeb"/>
       </w:pPr>
       <w:r>
-        <w:t>Based on your document , focus on adding these:</w:t>
+        <w:t xml:space="preserve">Based on your </w:t>
+      </w:r>
+      <w:proofErr w:type="gramStart"/>
+      <w:r>
+        <w:t>document ,</w:t>
+      </w:r>
+      <w:proofErr w:type="gramEnd"/>
+      <w:r>
+        <w:t xml:space="preserve"> focus on adding these:</w:t>
       </w:r>
     </w:p>
     <w:p>
@@ -4925,7 +4946,15 @@
         <w:spacing w:before="100" w:beforeAutospacing="1" w:after="100" w:afterAutospacing="1"/>
       </w:pPr>
       <w:r>
-        <w:t xml:space="preserve">Difference between append() and extend() </w:t>
+        <w:t xml:space="preserve">Difference between </w:t>
+      </w:r>
+      <w:proofErr w:type="gramStart"/>
+      <w:r>
+        <w:t>append(</w:t>
+      </w:r>
+      <w:proofErr w:type="gramEnd"/>
+      <w:r>
+        <w:t xml:space="preserve">) and extend() </w:t>
       </w:r>
     </w:p>
     <w:p>
@@ -4937,7 +4966,15 @@
         <w:spacing w:before="100" w:beforeAutospacing="1" w:after="100" w:afterAutospacing="1"/>
       </w:pPr>
       <w:r>
-        <w:t xml:space="preserve">Difference between remove(), pop(), discard() </w:t>
+        <w:t xml:space="preserve">Difference between </w:t>
+      </w:r>
+      <w:proofErr w:type="gramStart"/>
+      <w:r>
+        <w:t>remove(</w:t>
+      </w:r>
+      <w:proofErr w:type="gramEnd"/>
+      <w:r>
+        <w:t xml:space="preserve">), pop(), discard() </w:t>
       </w:r>
     </w:p>
     <w:p>
@@ -4960,8 +4997,13 @@
         </w:numPr>
         <w:spacing w:before="100" w:beforeAutospacing="1" w:after="100" w:afterAutospacing="1"/>
       </w:pPr>
-      <w:r>
-        <w:t xml:space="preserve">map(), filter(), reduce() </w:t>
+      <w:proofErr w:type="gramStart"/>
+      <w:r>
+        <w:t>map(</w:t>
+      </w:r>
+      <w:proofErr w:type="gramEnd"/>
+      <w:r>
+        <w:t xml:space="preserve">), filter(), reduce() </w:t>
       </w:r>
     </w:p>
     <w:p>
@@ -4972,8 +5014,13 @@
         </w:numPr>
         <w:spacing w:before="100" w:beforeAutospacing="1" w:after="100" w:afterAutospacing="1"/>
       </w:pPr>
-      <w:r>
-        <w:t xml:space="preserve">zip() function </w:t>
+      <w:proofErr w:type="gramStart"/>
+      <w:r>
+        <w:t>zip(</w:t>
+      </w:r>
+      <w:proofErr w:type="gramEnd"/>
+      <w:r>
+        <w:t xml:space="preserve">) function </w:t>
       </w:r>
     </w:p>
     <w:p>
@@ -4984,8 +5031,13 @@
         </w:numPr>
         <w:spacing w:before="100" w:beforeAutospacing="1" w:after="100" w:afterAutospacing="1"/>
       </w:pPr>
-      <w:r>
-        <w:t xml:space="preserve">enumerate() </w:t>
+      <w:proofErr w:type="gramStart"/>
+      <w:r>
+        <w:t>enumerate(</w:t>
+      </w:r>
+      <w:proofErr w:type="gramEnd"/>
+      <w:r>
+        <w:t xml:space="preserve">) </w:t>
       </w:r>
     </w:p>
     <w:p>
@@ -5000,10 +5052,12 @@
         <w:t>*</w:t>
       </w:r>
       <w:proofErr w:type="spellStart"/>
+      <w:proofErr w:type="gramStart"/>
       <w:r>
         <w:t>args</w:t>
       </w:r>
       <w:proofErr w:type="spellEnd"/>
+      <w:proofErr w:type="gramEnd"/>
       <w:r>
         <w:t xml:space="preserve"> and **</w:t>
       </w:r>
@@ -5349,10 +5403,12 @@
         <w:t>*</w:t>
       </w:r>
       <w:proofErr w:type="spellStart"/>
+      <w:proofErr w:type="gramStart"/>
       <w:r>
         <w:t>args</w:t>
       </w:r>
       <w:proofErr w:type="spellEnd"/>
+      <w:proofErr w:type="gramEnd"/>
       <w:r>
         <w:t xml:space="preserve"> and **</w:t>
       </w:r>
@@ -6108,7 +6164,15 @@
         <w:spacing w:before="100" w:beforeAutospacing="1" w:after="100" w:afterAutospacing="1" w:line="240" w:lineRule="auto"/>
       </w:pPr>
       <w:r>
-        <w:t xml:space="preserve">with open() </w:t>
+        <w:t xml:space="preserve">with </w:t>
+      </w:r>
+      <w:proofErr w:type="gramStart"/>
+      <w:r>
+        <w:t>open(</w:t>
+      </w:r>
+      <w:proofErr w:type="gramEnd"/>
+      <w:r>
+        <w:t xml:space="preserve">) </w:t>
       </w:r>
     </w:p>
     <w:p>
@@ -9012,14 +9076,25 @@
           <w:lang w:eastAsia="en-IN"/>
         </w:rPr>
       </w:pPr>
-      <w:r>
-        <w:rPr>
-          <w:rFonts w:ascii="Times New Roman" w:eastAsia="Times New Roman" w:hAnsi="Times New Roman" w:cs="Times New Roman"/>
-          <w:sz w:val="24"/>
-          <w:szCs w:val="24"/>
-          <w:lang w:eastAsia="en-IN"/>
-        </w:rPr>
-        <w:t xml:space="preserve">So unless you're targeting tougher product-company interviews, </w:t>
+      <w:proofErr w:type="gramStart"/>
+      <w:r>
+        <w:rPr>
+          <w:rFonts w:ascii="Times New Roman" w:eastAsia="Times New Roman" w:hAnsi="Times New Roman" w:cs="Times New Roman"/>
+          <w:sz w:val="24"/>
+          <w:szCs w:val="24"/>
+          <w:lang w:eastAsia="en-IN"/>
+        </w:rPr>
+        <w:t>So</w:t>
+      </w:r>
+      <w:proofErr w:type="gramEnd"/>
+      <w:r>
+        <w:rPr>
+          <w:rFonts w:ascii="Times New Roman" w:eastAsia="Times New Roman" w:hAnsi="Times New Roman" w:cs="Times New Roman"/>
+          <w:sz w:val="24"/>
+          <w:szCs w:val="24"/>
+          <w:lang w:eastAsia="en-IN"/>
+        </w:rPr>
+        <w:t xml:space="preserve"> unless you're targeting tougher product-company interviews, </w:t>
       </w:r>
       <w:r>
         <w:rPr>
@@ -9079,7 +9154,27 @@
           <w:szCs w:val="24"/>
           <w:lang w:eastAsia="en-IN"/>
         </w:rPr>
-        <w:t xml:space="preserve"> have made all the question from my list and some ques logic are clear but some of not is not clear</w:t>
+        <w:t xml:space="preserve"> have made all the question from my list and some ques </w:t>
+      </w:r>
+      <w:proofErr w:type="gramStart"/>
+      <w:r>
+        <w:rPr>
+          <w:rFonts w:ascii="Times New Roman" w:eastAsia="Times New Roman" w:hAnsi="Times New Roman" w:cs="Times New Roman"/>
+          <w:sz w:val="24"/>
+          <w:szCs w:val="24"/>
+          <w:lang w:eastAsia="en-IN"/>
+        </w:rPr>
+        <w:t>logic</w:t>
+      </w:r>
+      <w:proofErr w:type="gramEnd"/>
+      <w:r>
+        <w:rPr>
+          <w:rFonts w:ascii="Times New Roman" w:eastAsia="Times New Roman" w:hAnsi="Times New Roman" w:cs="Times New Roman"/>
+          <w:sz w:val="24"/>
+          <w:szCs w:val="24"/>
+          <w:lang w:eastAsia="en-IN"/>
+        </w:rPr>
+        <w:t xml:space="preserve"> are clear but some of not is not clear</w:t>
       </w:r>
     </w:p>
     <w:p>

--- a/Djangopythonservieques.docx
+++ b/Djangopythonservieques.docx
@@ -2264,6 +2264,220 @@
       <w:r>
         <w:rPr>
           <w:rFonts w:ascii="Times New Roman" w:eastAsia="Times New Roman" w:hAnsi="Times New Roman" w:cs="Times New Roman"/>
+          <w:sz w:val="24"/>
+          <w:szCs w:val="24"/>
+          <w:lang w:eastAsia="en-IN"/>
+        </w:rPr>
+        <w:t xml:space="preserve">Find longest consecutive sequence </w:t>
+      </w:r>
+    </w:p>
+    <w:p>
+      <w:pPr>
+        <w:numPr>
+          <w:ilvl w:val="0"/>
+          <w:numId w:val="4"/>
+        </w:numPr>
+        <w:spacing w:before="100" w:beforeAutospacing="1" w:after="100" w:afterAutospacing="1" w:line="240" w:lineRule="auto"/>
+        <w:rPr>
+          <w:rFonts w:ascii="Times New Roman" w:eastAsia="Times New Roman" w:hAnsi="Times New Roman" w:cs="Times New Roman"/>
+          <w:sz w:val="24"/>
+          <w:szCs w:val="24"/>
+          <w:lang w:eastAsia="en-IN"/>
+        </w:rPr>
+      </w:pPr>
+      <w:r>
+        <w:rPr>
+          <w:rFonts w:ascii="Times New Roman" w:eastAsia="Times New Roman" w:hAnsi="Times New Roman" w:cs="Times New Roman"/>
+          <w:sz w:val="24"/>
+          <w:szCs w:val="24"/>
+          <w:lang w:eastAsia="en-IN"/>
+        </w:rPr>
+        <w:t xml:space="preserve">Longest alternating even-odd subarray </w:t>
+      </w:r>
+    </w:p>
+    <w:p>
+      <w:pPr>
+        <w:numPr>
+          <w:ilvl w:val="0"/>
+          <w:numId w:val="4"/>
+        </w:numPr>
+        <w:spacing w:before="100" w:beforeAutospacing="1" w:after="100" w:afterAutospacing="1" w:line="240" w:lineRule="auto"/>
+        <w:rPr>
+          <w:rFonts w:ascii="Times New Roman" w:eastAsia="Times New Roman" w:hAnsi="Times New Roman" w:cs="Times New Roman"/>
+          <w:sz w:val="24"/>
+          <w:szCs w:val="24"/>
+          <w:lang w:eastAsia="en-IN"/>
+        </w:rPr>
+      </w:pPr>
+      <w:r>
+        <w:rPr>
+          <w:rFonts w:ascii="Times New Roman" w:eastAsia="Times New Roman" w:hAnsi="Times New Roman" w:cs="Times New Roman"/>
+          <w:sz w:val="24"/>
+          <w:szCs w:val="24"/>
+          <w:lang w:eastAsia="en-IN"/>
+        </w:rPr>
+        <w:t xml:space="preserve">Find all equilibrium indices </w:t>
+      </w:r>
+    </w:p>
+    <w:p>
+      <w:pPr>
+        <w:numPr>
+          <w:ilvl w:val="0"/>
+          <w:numId w:val="4"/>
+        </w:numPr>
+        <w:spacing w:before="100" w:beforeAutospacing="1" w:after="100" w:afterAutospacing="1" w:line="240" w:lineRule="auto"/>
+        <w:rPr>
+          <w:rFonts w:ascii="Times New Roman" w:eastAsia="Times New Roman" w:hAnsi="Times New Roman" w:cs="Times New Roman"/>
+          <w:sz w:val="24"/>
+          <w:szCs w:val="24"/>
+          <w:lang w:eastAsia="en-IN"/>
+        </w:rPr>
+      </w:pPr>
+      <w:r>
+        <w:rPr>
+          <w:rFonts w:ascii="Times New Roman" w:eastAsia="Times New Roman" w:hAnsi="Times New Roman" w:cs="Times New Roman"/>
+          <w:sz w:val="24"/>
+          <w:szCs w:val="24"/>
+          <w:lang w:eastAsia="en-IN"/>
+        </w:rPr>
+        <w:t xml:space="preserve">Find leaders in array </w:t>
+      </w:r>
+    </w:p>
+    <w:p>
+      <w:pPr>
+        <w:numPr>
+          <w:ilvl w:val="0"/>
+          <w:numId w:val="4"/>
+        </w:numPr>
+        <w:spacing w:before="100" w:beforeAutospacing="1" w:after="100" w:afterAutospacing="1" w:line="240" w:lineRule="auto"/>
+        <w:rPr>
+          <w:rFonts w:ascii="Times New Roman" w:eastAsia="Times New Roman" w:hAnsi="Times New Roman" w:cs="Times New Roman"/>
+          <w:sz w:val="24"/>
+          <w:szCs w:val="24"/>
+          <w:lang w:eastAsia="en-IN"/>
+        </w:rPr>
+      </w:pPr>
+      <w:r>
+        <w:rPr>
+          <w:rFonts w:ascii="Times New Roman" w:eastAsia="Times New Roman" w:hAnsi="Times New Roman" w:cs="Times New Roman"/>
+          <w:sz w:val="24"/>
+          <w:szCs w:val="24"/>
+          <w:lang w:eastAsia="en-IN"/>
+        </w:rPr>
+        <w:t xml:space="preserve">Find all triplets with sum = 0 </w:t>
+      </w:r>
+    </w:p>
+    <w:p>
+      <w:pPr>
+        <w:numPr>
+          <w:ilvl w:val="0"/>
+          <w:numId w:val="4"/>
+        </w:numPr>
+        <w:spacing w:before="100" w:beforeAutospacing="1" w:after="100" w:afterAutospacing="1" w:line="240" w:lineRule="auto"/>
+        <w:rPr>
+          <w:rFonts w:ascii="Times New Roman" w:eastAsia="Times New Roman" w:hAnsi="Times New Roman" w:cs="Times New Roman"/>
+          <w:sz w:val="24"/>
+          <w:szCs w:val="24"/>
+          <w:lang w:eastAsia="en-IN"/>
+        </w:rPr>
+      </w:pPr>
+      <w:r>
+        <w:rPr>
+          <w:rFonts w:ascii="Times New Roman" w:eastAsia="Times New Roman" w:hAnsi="Times New Roman" w:cs="Times New Roman"/>
+          <w:sz w:val="24"/>
+          <w:szCs w:val="24"/>
+          <w:lang w:eastAsia="en-IN"/>
+        </w:rPr>
+        <w:t xml:space="preserve">Find triplet whose sum equals target </w:t>
+      </w:r>
+    </w:p>
+    <w:p>
+      <w:pPr>
+        <w:numPr>
+          <w:ilvl w:val="0"/>
+          <w:numId w:val="4"/>
+        </w:numPr>
+        <w:spacing w:before="100" w:beforeAutospacing="1" w:after="100" w:afterAutospacing="1" w:line="240" w:lineRule="auto"/>
+        <w:rPr>
+          <w:rFonts w:ascii="Times New Roman" w:eastAsia="Times New Roman" w:hAnsi="Times New Roman" w:cs="Times New Roman"/>
+          <w:sz w:val="24"/>
+          <w:szCs w:val="24"/>
+          <w:lang w:eastAsia="en-IN"/>
+        </w:rPr>
+      </w:pPr>
+      <w:r>
+        <w:rPr>
+          <w:rFonts w:ascii="Times New Roman" w:eastAsia="Times New Roman" w:hAnsi="Times New Roman" w:cs="Times New Roman"/>
+          <w:sz w:val="24"/>
+          <w:szCs w:val="24"/>
+          <w:lang w:eastAsia="en-IN"/>
+        </w:rPr>
+        <w:t xml:space="preserve">Find triplet with maximum sum </w:t>
+      </w:r>
+    </w:p>
+    <w:p>
+      <w:pPr>
+        <w:numPr>
+          <w:ilvl w:val="0"/>
+          <w:numId w:val="4"/>
+        </w:numPr>
+        <w:spacing w:before="100" w:beforeAutospacing="1" w:after="100" w:afterAutospacing="1" w:line="240" w:lineRule="auto"/>
+        <w:rPr>
+          <w:rFonts w:ascii="Times New Roman" w:eastAsia="Times New Roman" w:hAnsi="Times New Roman" w:cs="Times New Roman"/>
+          <w:sz w:val="24"/>
+          <w:szCs w:val="24"/>
+          <w:lang w:eastAsia="en-IN"/>
+        </w:rPr>
+      </w:pPr>
+      <w:r>
+        <w:rPr>
+          <w:rFonts w:ascii="Times New Roman" w:eastAsia="Times New Roman" w:hAnsi="Times New Roman" w:cs="Times New Roman"/>
+          <w:sz w:val="24"/>
+          <w:szCs w:val="24"/>
+          <w:lang w:eastAsia="en-IN"/>
+        </w:rPr>
+        <w:t xml:space="preserve">Count triplets with all distinct values </w:t>
+      </w:r>
+    </w:p>
+    <w:p>
+      <w:pPr>
+        <w:spacing w:after="0" w:line="240" w:lineRule="auto"/>
+        <w:rPr>
+          <w:rFonts w:ascii="Times New Roman" w:eastAsia="Times New Roman" w:hAnsi="Times New Roman" w:cs="Times New Roman"/>
+          <w:sz w:val="24"/>
+          <w:szCs w:val="24"/>
+          <w:lang w:eastAsia="en-IN"/>
+        </w:rPr>
+      </w:pPr>
+      <w:r>
+        <w:rPr>
+          <w:rFonts w:ascii="Times New Roman" w:eastAsia="Times New Roman" w:hAnsi="Times New Roman" w:cs="Times New Roman"/>
+          <w:sz w:val="24"/>
+          <w:szCs w:val="24"/>
+          <w:lang w:eastAsia="en-IN"/>
+        </w:rPr>
+        <w:pict w14:anchorId="7D9E0A73">
+          <v:rect id="_x0000_i1028" style="width:0;height:1.5pt" o:hralign="center" o:hrstd="t" o:hr="t" fillcolor="#a0a0a0" stroked="f"/>
+        </w:pict>
+      </w:r>
+    </w:p>
+    <w:p>
+      <w:pPr>
+        <w:spacing w:before="100" w:beforeAutospacing="1" w:after="100" w:afterAutospacing="1" w:line="240" w:lineRule="auto"/>
+        <w:outlineLvl w:val="0"/>
+        <w:rPr>
+          <w:rFonts w:ascii="Times New Roman" w:eastAsia="Times New Roman" w:hAnsi="Times New Roman" w:cs="Times New Roman"/>
+          <w:b/>
+          <w:bCs/>
+          <w:kern w:val="36"/>
+          <w:sz w:val="48"/>
+          <w:szCs w:val="48"/>
+          <w:lang w:eastAsia="en-IN"/>
+        </w:rPr>
+      </w:pPr>
+      <w:r>
+        <w:rPr>
+          <w:rFonts w:ascii="Times New Roman" w:eastAsia="Times New Roman" w:hAnsi="Times New Roman" w:cs="Times New Roman"/>
           <w:noProof/>
           <w:sz w:val="24"/>
           <w:szCs w:val="24"/>
@@ -2272,13 +2486,13 @@
         <mc:AlternateContent>
           <mc:Choice Requires="wps">
             <w:drawing>
-              <wp:anchor distT="0" distB="0" distL="114300" distR="114300" simplePos="0" relativeHeight="251662336" behindDoc="0" locked="0" layoutInCell="1" allowOverlap="1" wp14:anchorId="32C9AB9C" wp14:editId="7191CCBF">
+              <wp:anchor distT="0" distB="0" distL="114300" distR="114300" simplePos="0" relativeHeight="251662336" behindDoc="0" locked="0" layoutInCell="1" allowOverlap="1" wp14:anchorId="32C9AB9C" wp14:editId="57A1EEEE">
                 <wp:simplePos x="0" y="0"/>
                 <wp:positionH relativeFrom="column">
-                  <wp:posOffset>-556260</wp:posOffset>
+                  <wp:posOffset>-543560</wp:posOffset>
                 </wp:positionH>
                 <wp:positionV relativeFrom="paragraph">
-                  <wp:posOffset>179282</wp:posOffset>
+                  <wp:posOffset>549063</wp:posOffset>
                 </wp:positionV>
                 <wp:extent cx="5469466" cy="21166"/>
                 <wp:effectExtent l="0" t="0" r="36195" b="36195"/>
@@ -2323,227 +2537,13 @@
           </mc:Choice>
           <mc:Fallback>
             <w:pict>
-              <v:line w14:anchorId="166D2BD4" id="Straight Connector 1" o:spid="_x0000_s1026" style="position:absolute;z-index:251662336;visibility:visible;mso-wrap-style:square;mso-wrap-distance-left:9pt;mso-wrap-distance-top:0;mso-wrap-distance-right:9pt;mso-wrap-distance-bottom:0;mso-position-horizontal:absolute;mso-position-horizontal-relative:text;mso-position-vertical:absolute;mso-position-vertical-relative:text" from="-43.8pt,14.1pt" to="386.85pt,15.75pt" o:gfxdata="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" strokecolor="#4472c4 [3204]" strokeweight=".5pt">
+              <v:line w14:anchorId="5F0583A4" id="Straight Connector 1" o:spid="_x0000_s1026" style="position:absolute;z-index:251662336;visibility:visible;mso-wrap-style:square;mso-wrap-distance-left:9pt;mso-wrap-distance-top:0;mso-wrap-distance-right:9pt;mso-wrap-distance-bottom:0;mso-position-horizontal:absolute;mso-position-horizontal-relative:text;mso-position-vertical:absolute;mso-position-vertical-relative:text" from="-42.8pt,43.25pt" to="387.85pt,44.9pt" o:gfxdata="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" strokecolor="#4472c4 [3204]" strokeweight=".5pt">
                 <v:stroke joinstyle="miter"/>
               </v:line>
             </w:pict>
           </mc:Fallback>
         </mc:AlternateContent>
       </w:r>
-      <w:r>
-        <w:rPr>
-          <w:rFonts w:ascii="Times New Roman" w:eastAsia="Times New Roman" w:hAnsi="Times New Roman" w:cs="Times New Roman"/>
-          <w:sz w:val="24"/>
-          <w:szCs w:val="24"/>
-          <w:lang w:eastAsia="en-IN"/>
-        </w:rPr>
-        <w:t xml:space="preserve">Find longest consecutive sequence </w:t>
-      </w:r>
-    </w:p>
-    <w:p>
-      <w:pPr>
-        <w:numPr>
-          <w:ilvl w:val="0"/>
-          <w:numId w:val="4"/>
-        </w:numPr>
-        <w:spacing w:before="100" w:beforeAutospacing="1" w:after="100" w:afterAutospacing="1" w:line="240" w:lineRule="auto"/>
-        <w:rPr>
-          <w:rFonts w:ascii="Times New Roman" w:eastAsia="Times New Roman" w:hAnsi="Times New Roman" w:cs="Times New Roman"/>
-          <w:sz w:val="24"/>
-          <w:szCs w:val="24"/>
-          <w:lang w:eastAsia="en-IN"/>
-        </w:rPr>
-      </w:pPr>
-      <w:r>
-        <w:rPr>
-          <w:rFonts w:ascii="Times New Roman" w:eastAsia="Times New Roman" w:hAnsi="Times New Roman" w:cs="Times New Roman"/>
-          <w:sz w:val="24"/>
-          <w:szCs w:val="24"/>
-          <w:lang w:eastAsia="en-IN"/>
-        </w:rPr>
-        <w:t xml:space="preserve">Longest alternating even-odd subarray </w:t>
-      </w:r>
-    </w:p>
-    <w:p>
-      <w:pPr>
-        <w:numPr>
-          <w:ilvl w:val="0"/>
-          <w:numId w:val="4"/>
-        </w:numPr>
-        <w:spacing w:before="100" w:beforeAutospacing="1" w:after="100" w:afterAutospacing="1" w:line="240" w:lineRule="auto"/>
-        <w:rPr>
-          <w:rFonts w:ascii="Times New Roman" w:eastAsia="Times New Roman" w:hAnsi="Times New Roman" w:cs="Times New Roman"/>
-          <w:sz w:val="24"/>
-          <w:szCs w:val="24"/>
-          <w:lang w:eastAsia="en-IN"/>
-        </w:rPr>
-      </w:pPr>
-      <w:r>
-        <w:rPr>
-          <w:rFonts w:ascii="Times New Roman" w:eastAsia="Times New Roman" w:hAnsi="Times New Roman" w:cs="Times New Roman"/>
-          <w:sz w:val="24"/>
-          <w:szCs w:val="24"/>
-          <w:lang w:eastAsia="en-IN"/>
-        </w:rPr>
-        <w:t xml:space="preserve">Find all equilibrium indices </w:t>
-      </w:r>
-    </w:p>
-    <w:p>
-      <w:pPr>
-        <w:numPr>
-          <w:ilvl w:val="0"/>
-          <w:numId w:val="4"/>
-        </w:numPr>
-        <w:spacing w:before="100" w:beforeAutospacing="1" w:after="100" w:afterAutospacing="1" w:line="240" w:lineRule="auto"/>
-        <w:rPr>
-          <w:rFonts w:ascii="Times New Roman" w:eastAsia="Times New Roman" w:hAnsi="Times New Roman" w:cs="Times New Roman"/>
-          <w:sz w:val="24"/>
-          <w:szCs w:val="24"/>
-          <w:lang w:eastAsia="en-IN"/>
-        </w:rPr>
-      </w:pPr>
-      <w:r>
-        <w:rPr>
-          <w:rFonts w:ascii="Times New Roman" w:eastAsia="Times New Roman" w:hAnsi="Times New Roman" w:cs="Times New Roman"/>
-          <w:sz w:val="24"/>
-          <w:szCs w:val="24"/>
-          <w:lang w:eastAsia="en-IN"/>
-        </w:rPr>
-        <w:t xml:space="preserve">Find leaders in array </w:t>
-      </w:r>
-    </w:p>
-    <w:p>
-      <w:pPr>
-        <w:numPr>
-          <w:ilvl w:val="0"/>
-          <w:numId w:val="4"/>
-        </w:numPr>
-        <w:spacing w:before="100" w:beforeAutospacing="1" w:after="100" w:afterAutospacing="1" w:line="240" w:lineRule="auto"/>
-        <w:rPr>
-          <w:rFonts w:ascii="Times New Roman" w:eastAsia="Times New Roman" w:hAnsi="Times New Roman" w:cs="Times New Roman"/>
-          <w:sz w:val="24"/>
-          <w:szCs w:val="24"/>
-          <w:lang w:eastAsia="en-IN"/>
-        </w:rPr>
-      </w:pPr>
-      <w:r>
-        <w:rPr>
-          <w:rFonts w:ascii="Times New Roman" w:eastAsia="Times New Roman" w:hAnsi="Times New Roman" w:cs="Times New Roman"/>
-          <w:sz w:val="24"/>
-          <w:szCs w:val="24"/>
-          <w:lang w:eastAsia="en-IN"/>
-        </w:rPr>
-        <w:t xml:space="preserve">Find all triplets with sum = 0 </w:t>
-      </w:r>
-    </w:p>
-    <w:p>
-      <w:pPr>
-        <w:numPr>
-          <w:ilvl w:val="0"/>
-          <w:numId w:val="4"/>
-        </w:numPr>
-        <w:spacing w:before="100" w:beforeAutospacing="1" w:after="100" w:afterAutospacing="1" w:line="240" w:lineRule="auto"/>
-        <w:rPr>
-          <w:rFonts w:ascii="Times New Roman" w:eastAsia="Times New Roman" w:hAnsi="Times New Roman" w:cs="Times New Roman"/>
-          <w:sz w:val="24"/>
-          <w:szCs w:val="24"/>
-          <w:lang w:eastAsia="en-IN"/>
-        </w:rPr>
-      </w:pPr>
-      <w:r>
-        <w:rPr>
-          <w:rFonts w:ascii="Times New Roman" w:eastAsia="Times New Roman" w:hAnsi="Times New Roman" w:cs="Times New Roman"/>
-          <w:sz w:val="24"/>
-          <w:szCs w:val="24"/>
-          <w:lang w:eastAsia="en-IN"/>
-        </w:rPr>
-        <w:t xml:space="preserve">Find triplet whose sum equals target </w:t>
-      </w:r>
-    </w:p>
-    <w:p>
-      <w:pPr>
-        <w:numPr>
-          <w:ilvl w:val="0"/>
-          <w:numId w:val="4"/>
-        </w:numPr>
-        <w:spacing w:before="100" w:beforeAutospacing="1" w:after="100" w:afterAutospacing="1" w:line="240" w:lineRule="auto"/>
-        <w:rPr>
-          <w:rFonts w:ascii="Times New Roman" w:eastAsia="Times New Roman" w:hAnsi="Times New Roman" w:cs="Times New Roman"/>
-          <w:sz w:val="24"/>
-          <w:szCs w:val="24"/>
-          <w:lang w:eastAsia="en-IN"/>
-        </w:rPr>
-      </w:pPr>
-      <w:r>
-        <w:rPr>
-          <w:rFonts w:ascii="Times New Roman" w:eastAsia="Times New Roman" w:hAnsi="Times New Roman" w:cs="Times New Roman"/>
-          <w:sz w:val="24"/>
-          <w:szCs w:val="24"/>
-          <w:lang w:eastAsia="en-IN"/>
-        </w:rPr>
-        <w:t xml:space="preserve">Find triplet with maximum sum </w:t>
-      </w:r>
-    </w:p>
-    <w:p>
-      <w:pPr>
-        <w:numPr>
-          <w:ilvl w:val="0"/>
-          <w:numId w:val="4"/>
-        </w:numPr>
-        <w:spacing w:before="100" w:beforeAutospacing="1" w:after="100" w:afterAutospacing="1" w:line="240" w:lineRule="auto"/>
-        <w:rPr>
-          <w:rFonts w:ascii="Times New Roman" w:eastAsia="Times New Roman" w:hAnsi="Times New Roman" w:cs="Times New Roman"/>
-          <w:sz w:val="24"/>
-          <w:szCs w:val="24"/>
-          <w:lang w:eastAsia="en-IN"/>
-        </w:rPr>
-      </w:pPr>
-      <w:r>
-        <w:rPr>
-          <w:rFonts w:ascii="Times New Roman" w:eastAsia="Times New Roman" w:hAnsi="Times New Roman" w:cs="Times New Roman"/>
-          <w:sz w:val="24"/>
-          <w:szCs w:val="24"/>
-          <w:lang w:eastAsia="en-IN"/>
-        </w:rPr>
-        <w:t xml:space="preserve">Count triplets with all distinct values </w:t>
-      </w:r>
-    </w:p>
-    <w:p>
-      <w:pPr>
-        <w:spacing w:after="0" w:line="240" w:lineRule="auto"/>
-        <w:rPr>
-          <w:rFonts w:ascii="Times New Roman" w:eastAsia="Times New Roman" w:hAnsi="Times New Roman" w:cs="Times New Roman"/>
-          <w:sz w:val="24"/>
-          <w:szCs w:val="24"/>
-          <w:lang w:eastAsia="en-IN"/>
-        </w:rPr>
-      </w:pPr>
-      <w:r>
-        <w:rPr>
-          <w:rFonts w:ascii="Times New Roman" w:eastAsia="Times New Roman" w:hAnsi="Times New Roman" w:cs="Times New Roman"/>
-          <w:sz w:val="24"/>
-          <w:szCs w:val="24"/>
-          <w:lang w:eastAsia="en-IN"/>
-        </w:rPr>
-        <w:pict w14:anchorId="7D9E0A73">
-          <v:rect id="_x0000_i1028" style="width:0;height:1.5pt" o:hralign="center" o:hrstd="t" o:hr="t" fillcolor="#a0a0a0" stroked="f"/>
-        </w:pict>
-      </w:r>
-    </w:p>
-    <w:p>
-      <w:pPr>
-        <w:spacing w:before="100" w:beforeAutospacing="1" w:after="100" w:afterAutospacing="1" w:line="240" w:lineRule="auto"/>
-        <w:outlineLvl w:val="0"/>
-        <w:rPr>
-          <w:rFonts w:ascii="Times New Roman" w:eastAsia="Times New Roman" w:hAnsi="Times New Roman" w:cs="Times New Roman"/>
-          <w:b/>
-          <w:bCs/>
-          <w:kern w:val="36"/>
-          <w:sz w:val="48"/>
-          <w:szCs w:val="48"/>
-          <w:lang w:eastAsia="en-IN"/>
-        </w:rPr>
-      </w:pPr>
       <w:r>
         <w:rPr>
           <w:rFonts w:ascii="Times New Roman" w:eastAsia="Times New Roman" w:hAnsi="Times New Roman" w:cs="Times New Roman"/>

--- a/Djangopythonservieques.docx
+++ b/Djangopythonservieques.docx
@@ -2478,6 +2478,388 @@
       <w:r>
         <w:rPr>
           <w:rFonts w:ascii="Times New Roman" w:eastAsia="Times New Roman" w:hAnsi="Times New Roman" w:cs="Times New Roman"/>
+          <w:b/>
+          <w:bCs/>
+          <w:kern w:val="36"/>
+          <w:sz w:val="48"/>
+          <w:szCs w:val="48"/>
+          <w:lang w:eastAsia="en-IN"/>
+        </w:rPr>
+        <w:t>Prime Number Based (91–100)</w:t>
+      </w:r>
+    </w:p>
+    <w:p>
+      <w:pPr>
+        <w:numPr>
+          <w:ilvl w:val="0"/>
+          <w:numId w:val="5"/>
+        </w:numPr>
+        <w:spacing w:before="100" w:beforeAutospacing="1" w:after="100" w:afterAutospacing="1" w:line="240" w:lineRule="auto"/>
+        <w:rPr>
+          <w:rFonts w:ascii="Times New Roman" w:eastAsia="Times New Roman" w:hAnsi="Times New Roman" w:cs="Times New Roman"/>
+          <w:sz w:val="24"/>
+          <w:szCs w:val="24"/>
+          <w:lang w:eastAsia="en-IN"/>
+        </w:rPr>
+      </w:pPr>
+      <w:r>
+        <w:rPr>
+          <w:rFonts w:ascii="Times New Roman" w:eastAsia="Times New Roman" w:hAnsi="Times New Roman" w:cs="Times New Roman"/>
+          <w:sz w:val="24"/>
+          <w:szCs w:val="24"/>
+          <w:lang w:eastAsia="en-IN"/>
+        </w:rPr>
+        <w:t xml:space="preserve">Keep only composite numbers </w:t>
+      </w:r>
+    </w:p>
+    <w:p>
+      <w:pPr>
+        <w:numPr>
+          <w:ilvl w:val="0"/>
+          <w:numId w:val="5"/>
+        </w:numPr>
+        <w:spacing w:before="100" w:beforeAutospacing="1" w:after="100" w:afterAutospacing="1" w:line="240" w:lineRule="auto"/>
+        <w:rPr>
+          <w:rFonts w:ascii="Times New Roman" w:eastAsia="Times New Roman" w:hAnsi="Times New Roman" w:cs="Times New Roman"/>
+          <w:sz w:val="24"/>
+          <w:szCs w:val="24"/>
+          <w:lang w:eastAsia="en-IN"/>
+        </w:rPr>
+      </w:pPr>
+      <w:r>
+        <w:rPr>
+          <w:rFonts w:ascii="Times New Roman" w:eastAsia="Times New Roman" w:hAnsi="Times New Roman" w:cs="Times New Roman"/>
+          <w:sz w:val="24"/>
+          <w:szCs w:val="24"/>
+          <w:lang w:eastAsia="en-IN"/>
+        </w:rPr>
+        <w:t xml:space="preserve">Count pairs where both numbers are prime </w:t>
+      </w:r>
+    </w:p>
+    <w:p>
+      <w:pPr>
+        <w:numPr>
+          <w:ilvl w:val="0"/>
+          <w:numId w:val="5"/>
+        </w:numPr>
+        <w:spacing w:before="100" w:beforeAutospacing="1" w:after="100" w:afterAutospacing="1" w:line="240" w:lineRule="auto"/>
+        <w:rPr>
+          <w:rFonts w:ascii="Times New Roman" w:eastAsia="Times New Roman" w:hAnsi="Times New Roman" w:cs="Times New Roman"/>
+          <w:sz w:val="24"/>
+          <w:szCs w:val="24"/>
+          <w:lang w:eastAsia="en-IN"/>
+        </w:rPr>
+      </w:pPr>
+      <w:r>
+        <w:rPr>
+          <w:rFonts w:ascii="Times New Roman" w:eastAsia="Times New Roman" w:hAnsi="Times New Roman" w:cs="Times New Roman"/>
+          <w:sz w:val="24"/>
+          <w:szCs w:val="24"/>
+          <w:lang w:eastAsia="en-IN"/>
+        </w:rPr>
+        <w:t xml:space="preserve">Rotate only prime numbers </w:t>
+      </w:r>
+    </w:p>
+    <w:p>
+      <w:pPr>
+        <w:numPr>
+          <w:ilvl w:val="0"/>
+          <w:numId w:val="5"/>
+        </w:numPr>
+        <w:spacing w:before="100" w:beforeAutospacing="1" w:after="100" w:afterAutospacing="1" w:line="240" w:lineRule="auto"/>
+        <w:rPr>
+          <w:rFonts w:ascii="Times New Roman" w:eastAsia="Times New Roman" w:hAnsi="Times New Roman" w:cs="Times New Roman"/>
+          <w:sz w:val="24"/>
+          <w:szCs w:val="24"/>
+          <w:lang w:eastAsia="en-IN"/>
+        </w:rPr>
+      </w:pPr>
+      <w:r>
+        <w:rPr>
+          <w:rFonts w:ascii="Times New Roman" w:eastAsia="Times New Roman" w:hAnsi="Times New Roman" w:cs="Times New Roman"/>
+          <w:sz w:val="24"/>
+          <w:szCs w:val="24"/>
+          <w:lang w:eastAsia="en-IN"/>
+        </w:rPr>
+        <w:t xml:space="preserve">Replace elements </w:t>
+      </w:r>
+      <w:proofErr w:type="gramStart"/>
+      <w:r>
+        <w:rPr>
+          <w:rFonts w:ascii="Times New Roman" w:eastAsia="Times New Roman" w:hAnsi="Times New Roman" w:cs="Times New Roman"/>
+          <w:sz w:val="24"/>
+          <w:szCs w:val="24"/>
+          <w:lang w:eastAsia="en-IN"/>
+        </w:rPr>
+        <w:t>whose</w:t>
+      </w:r>
+      <w:proofErr w:type="gramEnd"/>
+      <w:r>
+        <w:rPr>
+          <w:rFonts w:ascii="Times New Roman" w:eastAsia="Times New Roman" w:hAnsi="Times New Roman" w:cs="Times New Roman"/>
+          <w:sz w:val="24"/>
+          <w:szCs w:val="24"/>
+          <w:lang w:eastAsia="en-IN"/>
+        </w:rPr>
+        <w:t xml:space="preserve"> binary 1-count is prime </w:t>
+      </w:r>
+    </w:p>
+    <w:p>
+      <w:pPr>
+        <w:numPr>
+          <w:ilvl w:val="0"/>
+          <w:numId w:val="5"/>
+        </w:numPr>
+        <w:spacing w:before="100" w:beforeAutospacing="1" w:after="100" w:afterAutospacing="1" w:line="240" w:lineRule="auto"/>
+        <w:rPr>
+          <w:rFonts w:ascii="Times New Roman" w:eastAsia="Times New Roman" w:hAnsi="Times New Roman" w:cs="Times New Roman"/>
+          <w:sz w:val="24"/>
+          <w:szCs w:val="24"/>
+          <w:lang w:eastAsia="en-IN"/>
+        </w:rPr>
+      </w:pPr>
+      <w:r>
+        <w:rPr>
+          <w:rFonts w:ascii="Times New Roman" w:eastAsia="Times New Roman" w:hAnsi="Times New Roman" w:cs="Times New Roman"/>
+          <w:sz w:val="24"/>
+          <w:szCs w:val="24"/>
+          <w:lang w:eastAsia="en-IN"/>
+        </w:rPr>
+        <w:t xml:space="preserve">Reverse elements at prime indexes </w:t>
+      </w:r>
+    </w:p>
+    <w:p>
+      <w:pPr>
+        <w:numPr>
+          <w:ilvl w:val="0"/>
+          <w:numId w:val="5"/>
+        </w:numPr>
+        <w:spacing w:before="100" w:beforeAutospacing="1" w:after="100" w:afterAutospacing="1" w:line="240" w:lineRule="auto"/>
+        <w:rPr>
+          <w:rFonts w:ascii="Times New Roman" w:eastAsia="Times New Roman" w:hAnsi="Times New Roman" w:cs="Times New Roman"/>
+          <w:sz w:val="24"/>
+          <w:szCs w:val="24"/>
+          <w:lang w:eastAsia="en-IN"/>
+        </w:rPr>
+      </w:pPr>
+      <w:r>
+        <w:rPr>
+          <w:rFonts w:ascii="Times New Roman" w:eastAsia="Times New Roman" w:hAnsi="Times New Roman" w:cs="Times New Roman"/>
+          <w:sz w:val="24"/>
+          <w:szCs w:val="24"/>
+          <w:lang w:eastAsia="en-IN"/>
+        </w:rPr>
+        <w:t>Count square-</w:t>
+      </w:r>
+      <w:proofErr w:type="spellStart"/>
+      <w:r>
+        <w:rPr>
+          <w:rFonts w:ascii="Times New Roman" w:eastAsia="Times New Roman" w:hAnsi="Times New Roman" w:cs="Times New Roman"/>
+          <w:sz w:val="24"/>
+          <w:szCs w:val="24"/>
+          <w:lang w:eastAsia="en-IN"/>
+        </w:rPr>
+        <w:t>root</w:t>
+      </w:r>
+      <w:proofErr w:type="spellEnd"/>
+      <w:r>
+        <w:rPr>
+          <w:rFonts w:ascii="Times New Roman" w:eastAsia="Times New Roman" w:hAnsi="Times New Roman" w:cs="Times New Roman"/>
+          <w:sz w:val="24"/>
+          <w:szCs w:val="24"/>
+          <w:lang w:eastAsia="en-IN"/>
+        </w:rPr>
+        <w:t xml:space="preserve"> digit sums that are even </w:t>
+      </w:r>
+    </w:p>
+    <w:p>
+      <w:pPr>
+        <w:numPr>
+          <w:ilvl w:val="0"/>
+          <w:numId w:val="5"/>
+        </w:numPr>
+        <w:spacing w:before="100" w:beforeAutospacing="1" w:after="100" w:afterAutospacing="1" w:line="240" w:lineRule="auto"/>
+        <w:rPr>
+          <w:rFonts w:ascii="Times New Roman" w:eastAsia="Times New Roman" w:hAnsi="Times New Roman" w:cs="Times New Roman"/>
+          <w:sz w:val="24"/>
+          <w:szCs w:val="24"/>
+          <w:lang w:eastAsia="en-IN"/>
+        </w:rPr>
+      </w:pPr>
+      <w:r>
+        <w:rPr>
+          <w:rFonts w:ascii="Times New Roman" w:eastAsia="Times New Roman" w:hAnsi="Times New Roman" w:cs="Times New Roman"/>
+          <w:sz w:val="24"/>
+          <w:szCs w:val="24"/>
+          <w:lang w:eastAsia="en-IN"/>
+        </w:rPr>
+        <w:t xml:space="preserve">Find pair with GCD &gt; 1 </w:t>
+      </w:r>
+    </w:p>
+    <w:p>
+      <w:pPr>
+        <w:numPr>
+          <w:ilvl w:val="0"/>
+          <w:numId w:val="5"/>
+        </w:numPr>
+        <w:spacing w:before="100" w:beforeAutospacing="1" w:after="100" w:afterAutospacing="1" w:line="240" w:lineRule="auto"/>
+        <w:rPr>
+          <w:rFonts w:ascii="Times New Roman" w:eastAsia="Times New Roman" w:hAnsi="Times New Roman" w:cs="Times New Roman"/>
+          <w:sz w:val="24"/>
+          <w:szCs w:val="24"/>
+          <w:lang w:eastAsia="en-IN"/>
+        </w:rPr>
+      </w:pPr>
+      <w:r>
+        <w:rPr>
+          <w:rFonts w:ascii="Times New Roman" w:eastAsia="Times New Roman" w:hAnsi="Times New Roman" w:cs="Times New Roman"/>
+          <w:sz w:val="24"/>
+          <w:szCs w:val="24"/>
+          <w:lang w:eastAsia="en-IN"/>
+        </w:rPr>
+        <w:t xml:space="preserve">Move perfect squares to front </w:t>
+      </w:r>
+    </w:p>
+    <w:p>
+      <w:pPr>
+        <w:numPr>
+          <w:ilvl w:val="0"/>
+          <w:numId w:val="5"/>
+        </w:numPr>
+        <w:spacing w:before="100" w:beforeAutospacing="1" w:after="100" w:afterAutospacing="1" w:line="240" w:lineRule="auto"/>
+        <w:rPr>
+          <w:rFonts w:ascii="Times New Roman" w:eastAsia="Times New Roman" w:hAnsi="Times New Roman" w:cs="Times New Roman"/>
+          <w:sz w:val="24"/>
+          <w:szCs w:val="24"/>
+          <w:lang w:eastAsia="en-IN"/>
+        </w:rPr>
+      </w:pPr>
+      <w:r>
+        <w:rPr>
+          <w:rFonts w:ascii="Times New Roman" w:eastAsia="Times New Roman" w:hAnsi="Times New Roman" w:cs="Times New Roman"/>
+          <w:sz w:val="24"/>
+          <w:szCs w:val="24"/>
+          <w:lang w:eastAsia="en-IN"/>
+        </w:rPr>
+        <w:t xml:space="preserve">Reverse subarrays whose sum is prime </w:t>
+      </w:r>
+    </w:p>
+    <w:p>
+      <w:pPr>
+        <w:numPr>
+          <w:ilvl w:val="0"/>
+          <w:numId w:val="5"/>
+        </w:numPr>
+        <w:spacing w:before="100" w:beforeAutospacing="1" w:after="100" w:afterAutospacing="1" w:line="240" w:lineRule="auto"/>
+        <w:rPr>
+          <w:rFonts w:ascii="Times New Roman" w:eastAsia="Times New Roman" w:hAnsi="Times New Roman" w:cs="Times New Roman"/>
+          <w:sz w:val="24"/>
+          <w:szCs w:val="24"/>
+          <w:lang w:eastAsia="en-IN"/>
+        </w:rPr>
+      </w:pPr>
+      <w:r>
+        <w:rPr>
+          <w:rFonts w:ascii="Times New Roman" w:eastAsia="Times New Roman" w:hAnsi="Times New Roman" w:cs="Times New Roman"/>
+          <w:sz w:val="24"/>
+          <w:szCs w:val="24"/>
+          <w:lang w:eastAsia="en-IN"/>
+        </w:rPr>
+        <w:t xml:space="preserve">Prime frequency-based replacement </w:t>
+      </w:r>
+    </w:p>
+    <w:p>
+      <w:pPr>
+        <w:spacing w:after="0" w:line="240" w:lineRule="auto"/>
+        <w:rPr>
+          <w:rFonts w:ascii="Times New Roman" w:eastAsia="Times New Roman" w:hAnsi="Times New Roman" w:cs="Times New Roman"/>
+          <w:sz w:val="24"/>
+          <w:szCs w:val="24"/>
+          <w:lang w:eastAsia="en-IN"/>
+        </w:rPr>
+      </w:pPr>
+      <w:r>
+        <w:rPr>
+          <w:rFonts w:ascii="Times New Roman" w:eastAsia="Times New Roman" w:hAnsi="Times New Roman" w:cs="Times New Roman"/>
+          <w:sz w:val="24"/>
+          <w:szCs w:val="24"/>
+          <w:lang w:eastAsia="en-IN"/>
+        </w:rPr>
+        <w:pict w14:anchorId="3303E1A7">
+          <v:rect id="_x0000_i1048" style="width:0;height:1.5pt" o:hralign="center" o:hrstd="t" o:hr="t" fillcolor="#a0a0a0" stroked="f"/>
+        </w:pict>
+      </w:r>
+    </w:p>
+    <w:p>
+      <w:pPr>
+        <w:spacing w:before="100" w:beforeAutospacing="1" w:after="100" w:afterAutospacing="1" w:line="240" w:lineRule="auto"/>
+        <w:outlineLvl w:val="0"/>
+        <w:rPr>
+          <w:rFonts w:ascii="Times New Roman" w:eastAsia="Times New Roman" w:hAnsi="Times New Roman" w:cs="Times New Roman"/>
+          <w:b/>
+          <w:bCs/>
+          <w:kern w:val="36"/>
+          <w:sz w:val="48"/>
+          <w:szCs w:val="48"/>
+          <w:lang w:eastAsia="en-IN"/>
+        </w:rPr>
+      </w:pPr>
+      <w:r>
+        <w:rPr>
+          <w:rFonts w:ascii="Times New Roman" w:eastAsia="Times New Roman" w:hAnsi="Times New Roman" w:cs="Times New Roman"/>
+          <w:b/>
+          <w:bCs/>
+          <w:kern w:val="36"/>
+          <w:sz w:val="48"/>
+          <w:szCs w:val="48"/>
+          <w:lang w:eastAsia="en-IN"/>
+        </w:rPr>
+        <w:t>Interview-</w:t>
+      </w:r>
+      <w:proofErr w:type="spellStart"/>
+      <w:r>
+        <w:rPr>
+          <w:rFonts w:ascii="Times New Roman" w:eastAsia="Times New Roman" w:hAnsi="Times New Roman" w:cs="Times New Roman"/>
+          <w:b/>
+          <w:bCs/>
+          <w:kern w:val="36"/>
+          <w:sz w:val="48"/>
+          <w:szCs w:val="48"/>
+          <w:lang w:eastAsia="en-IN"/>
+        </w:rPr>
+        <w:t>Favorite</w:t>
+      </w:r>
+      <w:proofErr w:type="spellEnd"/>
+      <w:r>
+        <w:rPr>
+          <w:rFonts w:ascii="Times New Roman" w:eastAsia="Times New Roman" w:hAnsi="Times New Roman" w:cs="Times New Roman"/>
+          <w:b/>
+          <w:bCs/>
+          <w:kern w:val="36"/>
+          <w:sz w:val="48"/>
+          <w:szCs w:val="48"/>
+          <w:lang w:eastAsia="en-IN"/>
+        </w:rPr>
+        <w:t xml:space="preserve"> Questions (101–120)</w:t>
+      </w:r>
+    </w:p>
+    <w:p>
+      <w:pPr>
+        <w:numPr>
+          <w:ilvl w:val="0"/>
+          <w:numId w:val="6"/>
+        </w:numPr>
+        <w:spacing w:before="100" w:beforeAutospacing="1" w:after="100" w:afterAutospacing="1" w:line="240" w:lineRule="auto"/>
+        <w:rPr>
+          <w:rFonts w:ascii="Times New Roman" w:eastAsia="Times New Roman" w:hAnsi="Times New Roman" w:cs="Times New Roman"/>
+          <w:sz w:val="24"/>
+          <w:szCs w:val="24"/>
+          <w:lang w:eastAsia="en-IN"/>
+        </w:rPr>
+      </w:pPr>
+      <w:r>
+        <w:rPr>
+          <w:rFonts w:ascii="Times New Roman" w:eastAsia="Times New Roman" w:hAnsi="Times New Roman" w:cs="Times New Roman"/>
           <w:noProof/>
           <w:sz w:val="24"/>
           <w:szCs w:val="24"/>
@@ -2486,13 +2868,13 @@
         <mc:AlternateContent>
           <mc:Choice Requires="wps">
             <w:drawing>
-              <wp:anchor distT="0" distB="0" distL="114300" distR="114300" simplePos="0" relativeHeight="251662336" behindDoc="0" locked="0" layoutInCell="1" allowOverlap="1" wp14:anchorId="32C9AB9C" wp14:editId="57A1EEEE">
+              <wp:anchor distT="0" distB="0" distL="114300" distR="114300" simplePos="0" relativeHeight="251662336" behindDoc="0" locked="0" layoutInCell="1" allowOverlap="1" wp14:anchorId="32C9AB9C" wp14:editId="7E8091A3">
                 <wp:simplePos x="0" y="0"/>
-                <wp:positionH relativeFrom="column">
-                  <wp:posOffset>-543560</wp:posOffset>
+                <wp:positionH relativeFrom="page">
+                  <wp:align>left</wp:align>
                 </wp:positionH>
                 <wp:positionV relativeFrom="paragraph">
-                  <wp:posOffset>549063</wp:posOffset>
+                  <wp:posOffset>180975</wp:posOffset>
                 </wp:positionV>
                 <wp:extent cx="5469466" cy="21166"/>
                 <wp:effectExtent l="0" t="0" r="36195" b="36195"/>
@@ -2537,395 +2919,14 @@
           </mc:Choice>
           <mc:Fallback>
             <w:pict>
-              <v:line w14:anchorId="5F0583A4" id="Straight Connector 1" o:spid="_x0000_s1026" style="position:absolute;z-index:251662336;visibility:visible;mso-wrap-style:square;mso-wrap-distance-left:9pt;mso-wrap-distance-top:0;mso-wrap-distance-right:9pt;mso-wrap-distance-bottom:0;mso-position-horizontal:absolute;mso-position-horizontal-relative:text;mso-position-vertical:absolute;mso-position-vertical-relative:text" from="-42.8pt,43.25pt" to="387.85pt,44.9pt" o:gfxdata="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" strokecolor="#4472c4 [3204]" strokeweight=".5pt">
+              <v:line w14:anchorId="428D4F92" id="Straight Connector 1" o:spid="_x0000_s1026" style="position:absolute;z-index:251662336;visibility:visible;mso-wrap-style:square;mso-wrap-distance-left:9pt;mso-wrap-distance-top:0;mso-wrap-distance-right:9pt;mso-wrap-distance-bottom:0;mso-position-horizontal:left;mso-position-horizontal-relative:page;mso-position-vertical:absolute;mso-position-vertical-relative:text" from="0,14.25pt" to="430.65pt,15.9pt" o:gfxdata="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" strokecolor="#4472c4 [3204]" strokeweight=".5pt">
                 <v:stroke joinstyle="miter"/>
+                <w10:wrap anchorx="page"/>
               </v:line>
             </w:pict>
           </mc:Fallback>
         </mc:AlternateContent>
       </w:r>
-      <w:r>
-        <w:rPr>
-          <w:rFonts w:ascii="Times New Roman" w:eastAsia="Times New Roman" w:hAnsi="Times New Roman" w:cs="Times New Roman"/>
-          <w:b/>
-          <w:bCs/>
-          <w:kern w:val="36"/>
-          <w:sz w:val="48"/>
-          <w:szCs w:val="48"/>
-          <w:lang w:eastAsia="en-IN"/>
-        </w:rPr>
-        <w:t>Prime Number Based (91–100)</w:t>
-      </w:r>
-    </w:p>
-    <w:p>
-      <w:pPr>
-        <w:numPr>
-          <w:ilvl w:val="0"/>
-          <w:numId w:val="5"/>
-        </w:numPr>
-        <w:spacing w:before="100" w:beforeAutospacing="1" w:after="100" w:afterAutospacing="1" w:line="240" w:lineRule="auto"/>
-        <w:rPr>
-          <w:rFonts w:ascii="Times New Roman" w:eastAsia="Times New Roman" w:hAnsi="Times New Roman" w:cs="Times New Roman"/>
-          <w:sz w:val="24"/>
-          <w:szCs w:val="24"/>
-          <w:lang w:eastAsia="en-IN"/>
-        </w:rPr>
-      </w:pPr>
-      <w:r>
-        <w:rPr>
-          <w:rFonts w:ascii="Times New Roman" w:eastAsia="Times New Roman" w:hAnsi="Times New Roman" w:cs="Times New Roman"/>
-          <w:sz w:val="24"/>
-          <w:szCs w:val="24"/>
-          <w:lang w:eastAsia="en-IN"/>
-        </w:rPr>
-        <w:t xml:space="preserve">Keep only composite numbers </w:t>
-      </w:r>
-    </w:p>
-    <w:p>
-      <w:pPr>
-        <w:numPr>
-          <w:ilvl w:val="0"/>
-          <w:numId w:val="5"/>
-        </w:numPr>
-        <w:spacing w:before="100" w:beforeAutospacing="1" w:after="100" w:afterAutospacing="1" w:line="240" w:lineRule="auto"/>
-        <w:rPr>
-          <w:rFonts w:ascii="Times New Roman" w:eastAsia="Times New Roman" w:hAnsi="Times New Roman" w:cs="Times New Roman"/>
-          <w:sz w:val="24"/>
-          <w:szCs w:val="24"/>
-          <w:lang w:eastAsia="en-IN"/>
-        </w:rPr>
-      </w:pPr>
-      <w:r>
-        <w:rPr>
-          <w:rFonts w:ascii="Times New Roman" w:eastAsia="Times New Roman" w:hAnsi="Times New Roman" w:cs="Times New Roman"/>
-          <w:sz w:val="24"/>
-          <w:szCs w:val="24"/>
-          <w:lang w:eastAsia="en-IN"/>
-        </w:rPr>
-        <w:t xml:space="preserve">Count pairs where both numbers are prime </w:t>
-      </w:r>
-    </w:p>
-    <w:p>
-      <w:pPr>
-        <w:numPr>
-          <w:ilvl w:val="0"/>
-          <w:numId w:val="5"/>
-        </w:numPr>
-        <w:spacing w:before="100" w:beforeAutospacing="1" w:after="100" w:afterAutospacing="1" w:line="240" w:lineRule="auto"/>
-        <w:rPr>
-          <w:rFonts w:ascii="Times New Roman" w:eastAsia="Times New Roman" w:hAnsi="Times New Roman" w:cs="Times New Roman"/>
-          <w:sz w:val="24"/>
-          <w:szCs w:val="24"/>
-          <w:lang w:eastAsia="en-IN"/>
-        </w:rPr>
-      </w:pPr>
-      <w:r>
-        <w:rPr>
-          <w:rFonts w:ascii="Times New Roman" w:eastAsia="Times New Roman" w:hAnsi="Times New Roman" w:cs="Times New Roman"/>
-          <w:sz w:val="24"/>
-          <w:szCs w:val="24"/>
-          <w:lang w:eastAsia="en-IN"/>
-        </w:rPr>
-        <w:t xml:space="preserve">Rotate only prime numbers </w:t>
-      </w:r>
-    </w:p>
-    <w:p>
-      <w:pPr>
-        <w:numPr>
-          <w:ilvl w:val="0"/>
-          <w:numId w:val="5"/>
-        </w:numPr>
-        <w:spacing w:before="100" w:beforeAutospacing="1" w:after="100" w:afterAutospacing="1" w:line="240" w:lineRule="auto"/>
-        <w:rPr>
-          <w:rFonts w:ascii="Times New Roman" w:eastAsia="Times New Roman" w:hAnsi="Times New Roman" w:cs="Times New Roman"/>
-          <w:sz w:val="24"/>
-          <w:szCs w:val="24"/>
-          <w:lang w:eastAsia="en-IN"/>
-        </w:rPr>
-      </w:pPr>
-      <w:r>
-        <w:rPr>
-          <w:rFonts w:ascii="Times New Roman" w:eastAsia="Times New Roman" w:hAnsi="Times New Roman" w:cs="Times New Roman"/>
-          <w:sz w:val="24"/>
-          <w:szCs w:val="24"/>
-          <w:lang w:eastAsia="en-IN"/>
-        </w:rPr>
-        <w:t xml:space="preserve">Replace elements </w:t>
-      </w:r>
-      <w:proofErr w:type="gramStart"/>
-      <w:r>
-        <w:rPr>
-          <w:rFonts w:ascii="Times New Roman" w:eastAsia="Times New Roman" w:hAnsi="Times New Roman" w:cs="Times New Roman"/>
-          <w:sz w:val="24"/>
-          <w:szCs w:val="24"/>
-          <w:lang w:eastAsia="en-IN"/>
-        </w:rPr>
-        <w:t>whose</w:t>
-      </w:r>
-      <w:proofErr w:type="gramEnd"/>
-      <w:r>
-        <w:rPr>
-          <w:rFonts w:ascii="Times New Roman" w:eastAsia="Times New Roman" w:hAnsi="Times New Roman" w:cs="Times New Roman"/>
-          <w:sz w:val="24"/>
-          <w:szCs w:val="24"/>
-          <w:lang w:eastAsia="en-IN"/>
-        </w:rPr>
-        <w:t xml:space="preserve"> binary 1-count is prime </w:t>
-      </w:r>
-    </w:p>
-    <w:p>
-      <w:pPr>
-        <w:numPr>
-          <w:ilvl w:val="0"/>
-          <w:numId w:val="5"/>
-        </w:numPr>
-        <w:spacing w:before="100" w:beforeAutospacing="1" w:after="100" w:afterAutospacing="1" w:line="240" w:lineRule="auto"/>
-        <w:rPr>
-          <w:rFonts w:ascii="Times New Roman" w:eastAsia="Times New Roman" w:hAnsi="Times New Roman" w:cs="Times New Roman"/>
-          <w:sz w:val="24"/>
-          <w:szCs w:val="24"/>
-          <w:lang w:eastAsia="en-IN"/>
-        </w:rPr>
-      </w:pPr>
-      <w:r>
-        <w:rPr>
-          <w:rFonts w:ascii="Times New Roman" w:eastAsia="Times New Roman" w:hAnsi="Times New Roman" w:cs="Times New Roman"/>
-          <w:sz w:val="24"/>
-          <w:szCs w:val="24"/>
-          <w:lang w:eastAsia="en-IN"/>
-        </w:rPr>
-        <w:t xml:space="preserve">Reverse elements at prime indexes </w:t>
-      </w:r>
-    </w:p>
-    <w:p>
-      <w:pPr>
-        <w:numPr>
-          <w:ilvl w:val="0"/>
-          <w:numId w:val="5"/>
-        </w:numPr>
-        <w:spacing w:before="100" w:beforeAutospacing="1" w:after="100" w:afterAutospacing="1" w:line="240" w:lineRule="auto"/>
-        <w:rPr>
-          <w:rFonts w:ascii="Times New Roman" w:eastAsia="Times New Roman" w:hAnsi="Times New Roman" w:cs="Times New Roman"/>
-          <w:sz w:val="24"/>
-          <w:szCs w:val="24"/>
-          <w:lang w:eastAsia="en-IN"/>
-        </w:rPr>
-      </w:pPr>
-      <w:r>
-        <w:rPr>
-          <w:rFonts w:ascii="Times New Roman" w:eastAsia="Times New Roman" w:hAnsi="Times New Roman" w:cs="Times New Roman"/>
-          <w:sz w:val="24"/>
-          <w:szCs w:val="24"/>
-          <w:lang w:eastAsia="en-IN"/>
-        </w:rPr>
-        <w:t>Count square-</w:t>
-      </w:r>
-      <w:proofErr w:type="spellStart"/>
-      <w:r>
-        <w:rPr>
-          <w:rFonts w:ascii="Times New Roman" w:eastAsia="Times New Roman" w:hAnsi="Times New Roman" w:cs="Times New Roman"/>
-          <w:sz w:val="24"/>
-          <w:szCs w:val="24"/>
-          <w:lang w:eastAsia="en-IN"/>
-        </w:rPr>
-        <w:t>root</w:t>
-      </w:r>
-      <w:proofErr w:type="spellEnd"/>
-      <w:r>
-        <w:rPr>
-          <w:rFonts w:ascii="Times New Roman" w:eastAsia="Times New Roman" w:hAnsi="Times New Roman" w:cs="Times New Roman"/>
-          <w:sz w:val="24"/>
-          <w:szCs w:val="24"/>
-          <w:lang w:eastAsia="en-IN"/>
-        </w:rPr>
-        <w:t xml:space="preserve"> digit sums that are even </w:t>
-      </w:r>
-    </w:p>
-    <w:p>
-      <w:pPr>
-        <w:numPr>
-          <w:ilvl w:val="0"/>
-          <w:numId w:val="5"/>
-        </w:numPr>
-        <w:spacing w:before="100" w:beforeAutospacing="1" w:after="100" w:afterAutospacing="1" w:line="240" w:lineRule="auto"/>
-        <w:rPr>
-          <w:rFonts w:ascii="Times New Roman" w:eastAsia="Times New Roman" w:hAnsi="Times New Roman" w:cs="Times New Roman"/>
-          <w:sz w:val="24"/>
-          <w:szCs w:val="24"/>
-          <w:lang w:eastAsia="en-IN"/>
-        </w:rPr>
-      </w:pPr>
-      <w:r>
-        <w:rPr>
-          <w:rFonts w:ascii="Times New Roman" w:eastAsia="Times New Roman" w:hAnsi="Times New Roman" w:cs="Times New Roman"/>
-          <w:sz w:val="24"/>
-          <w:szCs w:val="24"/>
-          <w:lang w:eastAsia="en-IN"/>
-        </w:rPr>
-        <w:t xml:space="preserve">Find pair with GCD &gt; 1 </w:t>
-      </w:r>
-    </w:p>
-    <w:p>
-      <w:pPr>
-        <w:numPr>
-          <w:ilvl w:val="0"/>
-          <w:numId w:val="5"/>
-        </w:numPr>
-        <w:spacing w:before="100" w:beforeAutospacing="1" w:after="100" w:afterAutospacing="1" w:line="240" w:lineRule="auto"/>
-        <w:rPr>
-          <w:rFonts w:ascii="Times New Roman" w:eastAsia="Times New Roman" w:hAnsi="Times New Roman" w:cs="Times New Roman"/>
-          <w:sz w:val="24"/>
-          <w:szCs w:val="24"/>
-          <w:lang w:eastAsia="en-IN"/>
-        </w:rPr>
-      </w:pPr>
-      <w:r>
-        <w:rPr>
-          <w:rFonts w:ascii="Times New Roman" w:eastAsia="Times New Roman" w:hAnsi="Times New Roman" w:cs="Times New Roman"/>
-          <w:sz w:val="24"/>
-          <w:szCs w:val="24"/>
-          <w:lang w:eastAsia="en-IN"/>
-        </w:rPr>
-        <w:t xml:space="preserve">Move perfect squares to front </w:t>
-      </w:r>
-    </w:p>
-    <w:p>
-      <w:pPr>
-        <w:numPr>
-          <w:ilvl w:val="0"/>
-          <w:numId w:val="5"/>
-        </w:numPr>
-        <w:spacing w:before="100" w:beforeAutospacing="1" w:after="100" w:afterAutospacing="1" w:line="240" w:lineRule="auto"/>
-        <w:rPr>
-          <w:rFonts w:ascii="Times New Roman" w:eastAsia="Times New Roman" w:hAnsi="Times New Roman" w:cs="Times New Roman"/>
-          <w:sz w:val="24"/>
-          <w:szCs w:val="24"/>
-          <w:lang w:eastAsia="en-IN"/>
-        </w:rPr>
-      </w:pPr>
-      <w:r>
-        <w:rPr>
-          <w:rFonts w:ascii="Times New Roman" w:eastAsia="Times New Roman" w:hAnsi="Times New Roman" w:cs="Times New Roman"/>
-          <w:sz w:val="24"/>
-          <w:szCs w:val="24"/>
-          <w:lang w:eastAsia="en-IN"/>
-        </w:rPr>
-        <w:t xml:space="preserve">Reverse subarrays whose sum is prime </w:t>
-      </w:r>
-    </w:p>
-    <w:p>
-      <w:pPr>
-        <w:numPr>
-          <w:ilvl w:val="0"/>
-          <w:numId w:val="5"/>
-        </w:numPr>
-        <w:spacing w:before="100" w:beforeAutospacing="1" w:after="100" w:afterAutospacing="1" w:line="240" w:lineRule="auto"/>
-        <w:rPr>
-          <w:rFonts w:ascii="Times New Roman" w:eastAsia="Times New Roman" w:hAnsi="Times New Roman" w:cs="Times New Roman"/>
-          <w:sz w:val="24"/>
-          <w:szCs w:val="24"/>
-          <w:lang w:eastAsia="en-IN"/>
-        </w:rPr>
-      </w:pPr>
-      <w:r>
-        <w:rPr>
-          <w:rFonts w:ascii="Times New Roman" w:eastAsia="Times New Roman" w:hAnsi="Times New Roman" w:cs="Times New Roman"/>
-          <w:sz w:val="24"/>
-          <w:szCs w:val="24"/>
-          <w:lang w:eastAsia="en-IN"/>
-        </w:rPr>
-        <w:t xml:space="preserve">Prime frequency-based replacement </w:t>
-      </w:r>
-    </w:p>
-    <w:p>
-      <w:pPr>
-        <w:spacing w:after="0" w:line="240" w:lineRule="auto"/>
-        <w:rPr>
-          <w:rFonts w:ascii="Times New Roman" w:eastAsia="Times New Roman" w:hAnsi="Times New Roman" w:cs="Times New Roman"/>
-          <w:sz w:val="24"/>
-          <w:szCs w:val="24"/>
-          <w:lang w:eastAsia="en-IN"/>
-        </w:rPr>
-      </w:pPr>
-      <w:r>
-        <w:rPr>
-          <w:rFonts w:ascii="Times New Roman" w:eastAsia="Times New Roman" w:hAnsi="Times New Roman" w:cs="Times New Roman"/>
-          <w:sz w:val="24"/>
-          <w:szCs w:val="24"/>
-          <w:lang w:eastAsia="en-IN"/>
-        </w:rPr>
-        <w:pict w14:anchorId="3303E1A7">
-          <v:rect id="_x0000_i1029" style="width:0;height:1.5pt" o:hralign="center" o:hrstd="t" o:hr="t" fillcolor="#a0a0a0" stroked="f"/>
-        </w:pict>
-      </w:r>
-    </w:p>
-    <w:p>
-      <w:pPr>
-        <w:spacing w:before="100" w:beforeAutospacing="1" w:after="100" w:afterAutospacing="1" w:line="240" w:lineRule="auto"/>
-        <w:outlineLvl w:val="0"/>
-        <w:rPr>
-          <w:rFonts w:ascii="Times New Roman" w:eastAsia="Times New Roman" w:hAnsi="Times New Roman" w:cs="Times New Roman"/>
-          <w:b/>
-          <w:bCs/>
-          <w:kern w:val="36"/>
-          <w:sz w:val="48"/>
-          <w:szCs w:val="48"/>
-          <w:lang w:eastAsia="en-IN"/>
-        </w:rPr>
-      </w:pPr>
-      <w:r>
-        <w:rPr>
-          <w:rFonts w:ascii="Times New Roman" w:eastAsia="Times New Roman" w:hAnsi="Times New Roman" w:cs="Times New Roman"/>
-          <w:b/>
-          <w:bCs/>
-          <w:kern w:val="36"/>
-          <w:sz w:val="48"/>
-          <w:szCs w:val="48"/>
-          <w:lang w:eastAsia="en-IN"/>
-        </w:rPr>
-        <w:t>Interview-</w:t>
-      </w:r>
-      <w:proofErr w:type="spellStart"/>
-      <w:r>
-        <w:rPr>
-          <w:rFonts w:ascii="Times New Roman" w:eastAsia="Times New Roman" w:hAnsi="Times New Roman" w:cs="Times New Roman"/>
-          <w:b/>
-          <w:bCs/>
-          <w:kern w:val="36"/>
-          <w:sz w:val="48"/>
-          <w:szCs w:val="48"/>
-          <w:lang w:eastAsia="en-IN"/>
-        </w:rPr>
-        <w:t>Favorite</w:t>
-      </w:r>
-      <w:proofErr w:type="spellEnd"/>
-      <w:r>
-        <w:rPr>
-          <w:rFonts w:ascii="Times New Roman" w:eastAsia="Times New Roman" w:hAnsi="Times New Roman" w:cs="Times New Roman"/>
-          <w:b/>
-          <w:bCs/>
-          <w:kern w:val="36"/>
-          <w:sz w:val="48"/>
-          <w:szCs w:val="48"/>
-          <w:lang w:eastAsia="en-IN"/>
-        </w:rPr>
-        <w:t xml:space="preserve"> Questions (101–120)</w:t>
-      </w:r>
-    </w:p>
-    <w:p>
-      <w:pPr>
-        <w:numPr>
-          <w:ilvl w:val="0"/>
-          <w:numId w:val="6"/>
-        </w:numPr>
-        <w:spacing w:before="100" w:beforeAutospacing="1" w:after="100" w:afterAutospacing="1" w:line="240" w:lineRule="auto"/>
-        <w:rPr>
-          <w:rFonts w:ascii="Times New Roman" w:eastAsia="Times New Roman" w:hAnsi="Times New Roman" w:cs="Times New Roman"/>
-          <w:sz w:val="24"/>
-          <w:szCs w:val="24"/>
-          <w:lang w:eastAsia="en-IN"/>
-        </w:rPr>
-      </w:pPr>
       <w:r>
         <w:rPr>
           <w:rFonts w:ascii="Times New Roman" w:eastAsia="Times New Roman" w:hAnsi="Times New Roman" w:cs="Times New Roman"/>

--- a/Djangopythonservieques.docx
+++ b/Djangopythonservieques.docx
@@ -2860,6 +2860,198 @@
       <w:r>
         <w:rPr>
           <w:rFonts w:ascii="Times New Roman" w:eastAsia="Times New Roman" w:hAnsi="Times New Roman" w:cs="Times New Roman"/>
+          <w:sz w:val="24"/>
+          <w:szCs w:val="24"/>
+          <w:lang w:eastAsia="en-IN"/>
+        </w:rPr>
+        <w:t xml:space="preserve">Two Sum </w:t>
+      </w:r>
+    </w:p>
+    <w:p>
+      <w:pPr>
+        <w:numPr>
+          <w:ilvl w:val="0"/>
+          <w:numId w:val="6"/>
+        </w:numPr>
+        <w:spacing w:before="100" w:beforeAutospacing="1" w:after="100" w:afterAutospacing="1" w:line="240" w:lineRule="auto"/>
+        <w:rPr>
+          <w:rFonts w:ascii="Times New Roman" w:eastAsia="Times New Roman" w:hAnsi="Times New Roman" w:cs="Times New Roman"/>
+          <w:sz w:val="24"/>
+          <w:szCs w:val="24"/>
+          <w:lang w:eastAsia="en-IN"/>
+        </w:rPr>
+      </w:pPr>
+      <w:r>
+        <w:rPr>
+          <w:rFonts w:ascii="Times New Roman" w:eastAsia="Times New Roman" w:hAnsi="Times New Roman" w:cs="Times New Roman"/>
+          <w:sz w:val="24"/>
+          <w:szCs w:val="24"/>
+          <w:lang w:eastAsia="en-IN"/>
+        </w:rPr>
+        <w:t xml:space="preserve">Merge Sorted Arrays </w:t>
+      </w:r>
+    </w:p>
+    <w:p>
+      <w:pPr>
+        <w:numPr>
+          <w:ilvl w:val="0"/>
+          <w:numId w:val="6"/>
+        </w:numPr>
+        <w:spacing w:before="100" w:beforeAutospacing="1" w:after="100" w:afterAutospacing="1" w:line="240" w:lineRule="auto"/>
+        <w:rPr>
+          <w:rFonts w:ascii="Times New Roman" w:eastAsia="Times New Roman" w:hAnsi="Times New Roman" w:cs="Times New Roman"/>
+          <w:sz w:val="24"/>
+          <w:szCs w:val="24"/>
+          <w:lang w:eastAsia="en-IN"/>
+        </w:rPr>
+      </w:pPr>
+      <w:r>
+        <w:rPr>
+          <w:rFonts w:ascii="Times New Roman" w:eastAsia="Times New Roman" w:hAnsi="Times New Roman" w:cs="Times New Roman"/>
+          <w:sz w:val="24"/>
+          <w:szCs w:val="24"/>
+          <w:lang w:eastAsia="en-IN"/>
+        </w:rPr>
+        <w:t xml:space="preserve">Next Greater Element </w:t>
+      </w:r>
+    </w:p>
+    <w:p>
+      <w:pPr>
+        <w:numPr>
+          <w:ilvl w:val="0"/>
+          <w:numId w:val="6"/>
+        </w:numPr>
+        <w:spacing w:before="100" w:beforeAutospacing="1" w:after="100" w:afterAutospacing="1" w:line="240" w:lineRule="auto"/>
+        <w:rPr>
+          <w:rFonts w:ascii="Times New Roman" w:eastAsia="Times New Roman" w:hAnsi="Times New Roman" w:cs="Times New Roman"/>
+          <w:sz w:val="24"/>
+          <w:szCs w:val="24"/>
+          <w:lang w:eastAsia="en-IN"/>
+        </w:rPr>
+      </w:pPr>
+      <w:r>
+        <w:rPr>
+          <w:rFonts w:ascii="Times New Roman" w:eastAsia="Times New Roman" w:hAnsi="Times New Roman" w:cs="Times New Roman"/>
+          <w:sz w:val="24"/>
+          <w:szCs w:val="24"/>
+          <w:lang w:eastAsia="en-IN"/>
+        </w:rPr>
+        <w:t xml:space="preserve">Previous Smaller Element </w:t>
+      </w:r>
+    </w:p>
+    <w:p>
+      <w:pPr>
+        <w:numPr>
+          <w:ilvl w:val="0"/>
+          <w:numId w:val="6"/>
+        </w:numPr>
+        <w:spacing w:before="100" w:beforeAutospacing="1" w:after="100" w:afterAutospacing="1" w:line="240" w:lineRule="auto"/>
+        <w:rPr>
+          <w:rFonts w:ascii="Times New Roman" w:eastAsia="Times New Roman" w:hAnsi="Times New Roman" w:cs="Times New Roman"/>
+          <w:sz w:val="24"/>
+          <w:szCs w:val="24"/>
+          <w:lang w:eastAsia="en-IN"/>
+        </w:rPr>
+      </w:pPr>
+      <w:r>
+        <w:rPr>
+          <w:rFonts w:ascii="Times New Roman" w:eastAsia="Times New Roman" w:hAnsi="Times New Roman" w:cs="Times New Roman"/>
+          <w:sz w:val="24"/>
+          <w:szCs w:val="24"/>
+          <w:lang w:eastAsia="en-IN"/>
+        </w:rPr>
+        <w:t xml:space="preserve">Majority Element </w:t>
+      </w:r>
+    </w:p>
+    <w:p>
+      <w:pPr>
+        <w:numPr>
+          <w:ilvl w:val="0"/>
+          <w:numId w:val="6"/>
+        </w:numPr>
+        <w:spacing w:before="100" w:beforeAutospacing="1" w:after="100" w:afterAutospacing="1" w:line="240" w:lineRule="auto"/>
+        <w:rPr>
+          <w:rFonts w:ascii="Times New Roman" w:eastAsia="Times New Roman" w:hAnsi="Times New Roman" w:cs="Times New Roman"/>
+          <w:sz w:val="24"/>
+          <w:szCs w:val="24"/>
+          <w:lang w:eastAsia="en-IN"/>
+        </w:rPr>
+      </w:pPr>
+      <w:r>
+        <w:rPr>
+          <w:rFonts w:ascii="Times New Roman" w:eastAsia="Times New Roman" w:hAnsi="Times New Roman" w:cs="Times New Roman"/>
+          <w:sz w:val="24"/>
+          <w:szCs w:val="24"/>
+          <w:lang w:eastAsia="en-IN"/>
+        </w:rPr>
+        <w:t xml:space="preserve">Leaders in Array </w:t>
+      </w:r>
+    </w:p>
+    <w:p>
+      <w:pPr>
+        <w:numPr>
+          <w:ilvl w:val="0"/>
+          <w:numId w:val="6"/>
+        </w:numPr>
+        <w:spacing w:before="100" w:beforeAutospacing="1" w:after="100" w:afterAutospacing="1" w:line="240" w:lineRule="auto"/>
+        <w:rPr>
+          <w:rFonts w:ascii="Times New Roman" w:eastAsia="Times New Roman" w:hAnsi="Times New Roman" w:cs="Times New Roman"/>
+          <w:sz w:val="24"/>
+          <w:szCs w:val="24"/>
+          <w:lang w:eastAsia="en-IN"/>
+        </w:rPr>
+      </w:pPr>
+      <w:r>
+        <w:rPr>
+          <w:rFonts w:ascii="Times New Roman" w:eastAsia="Times New Roman" w:hAnsi="Times New Roman" w:cs="Times New Roman"/>
+          <w:sz w:val="24"/>
+          <w:szCs w:val="24"/>
+          <w:lang w:eastAsia="en-IN"/>
+        </w:rPr>
+        <w:t xml:space="preserve">Equilibrium Index </w:t>
+      </w:r>
+    </w:p>
+    <w:p>
+      <w:pPr>
+        <w:numPr>
+          <w:ilvl w:val="0"/>
+          <w:numId w:val="6"/>
+        </w:numPr>
+        <w:spacing w:before="100" w:beforeAutospacing="1" w:after="100" w:afterAutospacing="1" w:line="240" w:lineRule="auto"/>
+        <w:rPr>
+          <w:rFonts w:ascii="Times New Roman" w:eastAsia="Times New Roman" w:hAnsi="Times New Roman" w:cs="Times New Roman"/>
+          <w:sz w:val="24"/>
+          <w:szCs w:val="24"/>
+          <w:lang w:eastAsia="en-IN"/>
+        </w:rPr>
+      </w:pPr>
+      <w:r>
+        <w:rPr>
+          <w:rFonts w:ascii="Times New Roman" w:eastAsia="Times New Roman" w:hAnsi="Times New Roman" w:cs="Times New Roman"/>
+          <w:sz w:val="24"/>
+          <w:szCs w:val="24"/>
+          <w:lang w:eastAsia="en-IN"/>
+        </w:rPr>
+        <w:t xml:space="preserve">Longest Consecutive Sequence </w:t>
+      </w:r>
+    </w:p>
+    <w:p>
+      <w:pPr>
+        <w:numPr>
+          <w:ilvl w:val="0"/>
+          <w:numId w:val="6"/>
+        </w:numPr>
+        <w:spacing w:before="100" w:beforeAutospacing="1" w:after="100" w:afterAutospacing="1" w:line="240" w:lineRule="auto"/>
+        <w:rPr>
+          <w:rFonts w:ascii="Times New Roman" w:eastAsia="Times New Roman" w:hAnsi="Times New Roman" w:cs="Times New Roman"/>
+          <w:sz w:val="24"/>
+          <w:szCs w:val="24"/>
+          <w:lang w:eastAsia="en-IN"/>
+        </w:rPr>
+      </w:pPr>
+      <w:r>
+        <w:rPr>
+          <w:rFonts w:ascii="Times New Roman" w:eastAsia="Times New Roman" w:hAnsi="Times New Roman" w:cs="Times New Roman"/>
           <w:noProof/>
           <w:sz w:val="24"/>
           <w:szCs w:val="24"/>
@@ -2868,16 +3060,16 @@
         <mc:AlternateContent>
           <mc:Choice Requires="wps">
             <w:drawing>
-              <wp:anchor distT="0" distB="0" distL="114300" distR="114300" simplePos="0" relativeHeight="251661312" behindDoc="0" locked="0" layoutInCell="1" allowOverlap="1" wp14:anchorId="1DC73C47" wp14:editId="1A5B6831">
+              <wp:anchor distT="0" distB="0" distL="114300" distR="114300" simplePos="0" relativeHeight="251661312" behindDoc="0" locked="0" layoutInCell="1" allowOverlap="1" wp14:anchorId="1DC73C47" wp14:editId="096FEBC8">
                 <wp:simplePos x="0" y="0"/>
                 <wp:positionH relativeFrom="column">
                   <wp:posOffset>787400</wp:posOffset>
                 </wp:positionH>
                 <wp:positionV relativeFrom="paragraph">
-                  <wp:posOffset>175048</wp:posOffset>
+                  <wp:posOffset>4868</wp:posOffset>
                 </wp:positionV>
-                <wp:extent cx="3699933" cy="1591734"/>
-                <wp:effectExtent l="0" t="0" r="15240" b="27940"/>
+                <wp:extent cx="3699510" cy="660400"/>
+                <wp:effectExtent l="0" t="0" r="15240" b="25400"/>
                 <wp:wrapNone/>
                 <wp:docPr id="3" name="Rectangle 3"/>
                 <wp:cNvGraphicFramePr/>
@@ -2888,7 +3080,7 @@
                       <wps:spPr>
                         <a:xfrm>
                           <a:off x="0" y="0"/>
-                          <a:ext cx="3699933" cy="1591734"/>
+                          <a:ext cx="3699510" cy="660400"/>
                         </a:xfrm>
                         <a:prstGeom prst="rect">
                           <a:avLst/>
@@ -2925,208 +3117,19 @@
                     </wps:wsp>
                   </a:graphicData>
                 </a:graphic>
+                <wp14:sizeRelV relativeFrom="margin">
+                  <wp14:pctHeight>0</wp14:pctHeight>
+                </wp14:sizeRelV>
               </wp:anchor>
             </w:drawing>
           </mc:Choice>
           <mc:Fallback>
             <w:pict>
-              <v:rect w14:anchorId="5B1A15D2" id="Rectangle 3" o:spid="_x0000_s1026" style="position:absolute;margin-left:62pt;margin-top:13.8pt;width:291.35pt;height:125.35pt;z-index:251661312;visibility:visible;mso-wrap-style:square;mso-wrap-distance-left:9pt;mso-wrap-distance-top:0;mso-wrap-distance-right:9pt;mso-wrap-distance-bottom:0;mso-position-horizontal:absolute;mso-position-horizontal-relative:text;mso-position-vertical:absolute;mso-position-vertical-relative:text;v-text-anchor:middle" o:gfxdata="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" filled="f" strokecolor="yellow" strokeweight="1pt"/>
+              <v:rect w14:anchorId="404699A3" id="Rectangle 3" o:spid="_x0000_s1026" style="position:absolute;margin-left:62pt;margin-top:.4pt;width:291.3pt;height:52pt;z-index:251661312;visibility:visible;mso-wrap-style:square;mso-height-percent:0;mso-wrap-distance-left:9pt;mso-wrap-distance-top:0;mso-wrap-distance-right:9pt;mso-wrap-distance-bottom:0;mso-position-horizontal:absolute;mso-position-horizontal-relative:text;mso-position-vertical:absolute;mso-position-vertical-relative:text;mso-height-percent:0;mso-height-relative:margin;v-text-anchor:middle" o:gfxdata="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" filled="f" strokecolor="yellow" strokeweight="1pt"/>
             </w:pict>
           </mc:Fallback>
         </mc:AlternateContent>
       </w:r>
-      <w:r>
-        <w:rPr>
-          <w:rFonts w:ascii="Times New Roman" w:eastAsia="Times New Roman" w:hAnsi="Times New Roman" w:cs="Times New Roman"/>
-          <w:sz w:val="24"/>
-          <w:szCs w:val="24"/>
-          <w:lang w:eastAsia="en-IN"/>
-        </w:rPr>
-        <w:t xml:space="preserve">Two Sum </w:t>
-      </w:r>
-    </w:p>
-    <w:p>
-      <w:pPr>
-        <w:numPr>
-          <w:ilvl w:val="0"/>
-          <w:numId w:val="6"/>
-        </w:numPr>
-        <w:spacing w:before="100" w:beforeAutospacing="1" w:after="100" w:afterAutospacing="1" w:line="240" w:lineRule="auto"/>
-        <w:rPr>
-          <w:rFonts w:ascii="Times New Roman" w:eastAsia="Times New Roman" w:hAnsi="Times New Roman" w:cs="Times New Roman"/>
-          <w:sz w:val="24"/>
-          <w:szCs w:val="24"/>
-          <w:lang w:eastAsia="en-IN"/>
-        </w:rPr>
-      </w:pPr>
-      <w:r>
-        <w:rPr>
-          <w:rFonts w:ascii="Times New Roman" w:eastAsia="Times New Roman" w:hAnsi="Times New Roman" w:cs="Times New Roman"/>
-          <w:sz w:val="24"/>
-          <w:szCs w:val="24"/>
-          <w:lang w:eastAsia="en-IN"/>
-        </w:rPr>
-        <w:t xml:space="preserve">Merge Sorted Arrays </w:t>
-      </w:r>
-    </w:p>
-    <w:p>
-      <w:pPr>
-        <w:numPr>
-          <w:ilvl w:val="0"/>
-          <w:numId w:val="6"/>
-        </w:numPr>
-        <w:spacing w:before="100" w:beforeAutospacing="1" w:after="100" w:afterAutospacing="1" w:line="240" w:lineRule="auto"/>
-        <w:rPr>
-          <w:rFonts w:ascii="Times New Roman" w:eastAsia="Times New Roman" w:hAnsi="Times New Roman" w:cs="Times New Roman"/>
-          <w:sz w:val="24"/>
-          <w:szCs w:val="24"/>
-          <w:lang w:eastAsia="en-IN"/>
-        </w:rPr>
-      </w:pPr>
-      <w:r>
-        <w:rPr>
-          <w:rFonts w:ascii="Times New Roman" w:eastAsia="Times New Roman" w:hAnsi="Times New Roman" w:cs="Times New Roman"/>
-          <w:sz w:val="24"/>
-          <w:szCs w:val="24"/>
-          <w:lang w:eastAsia="en-IN"/>
-        </w:rPr>
-        <w:t xml:space="preserve">Next Greater Element </w:t>
-      </w:r>
-    </w:p>
-    <w:p>
-      <w:pPr>
-        <w:numPr>
-          <w:ilvl w:val="0"/>
-          <w:numId w:val="6"/>
-        </w:numPr>
-        <w:spacing w:before="100" w:beforeAutospacing="1" w:after="100" w:afterAutospacing="1" w:line="240" w:lineRule="auto"/>
-        <w:rPr>
-          <w:rFonts w:ascii="Times New Roman" w:eastAsia="Times New Roman" w:hAnsi="Times New Roman" w:cs="Times New Roman"/>
-          <w:sz w:val="24"/>
-          <w:szCs w:val="24"/>
-          <w:lang w:eastAsia="en-IN"/>
-        </w:rPr>
-      </w:pPr>
-      <w:r>
-        <w:rPr>
-          <w:rFonts w:ascii="Times New Roman" w:eastAsia="Times New Roman" w:hAnsi="Times New Roman" w:cs="Times New Roman"/>
-          <w:sz w:val="24"/>
-          <w:szCs w:val="24"/>
-          <w:lang w:eastAsia="en-IN"/>
-        </w:rPr>
-        <w:t xml:space="preserve">Previous Smaller Element </w:t>
-      </w:r>
-    </w:p>
-    <w:p>
-      <w:pPr>
-        <w:numPr>
-          <w:ilvl w:val="0"/>
-          <w:numId w:val="6"/>
-        </w:numPr>
-        <w:spacing w:before="100" w:beforeAutospacing="1" w:after="100" w:afterAutospacing="1" w:line="240" w:lineRule="auto"/>
-        <w:rPr>
-          <w:rFonts w:ascii="Times New Roman" w:eastAsia="Times New Roman" w:hAnsi="Times New Roman" w:cs="Times New Roman"/>
-          <w:sz w:val="24"/>
-          <w:szCs w:val="24"/>
-          <w:lang w:eastAsia="en-IN"/>
-        </w:rPr>
-      </w:pPr>
-      <w:r>
-        <w:rPr>
-          <w:rFonts w:ascii="Times New Roman" w:eastAsia="Times New Roman" w:hAnsi="Times New Roman" w:cs="Times New Roman"/>
-          <w:sz w:val="24"/>
-          <w:szCs w:val="24"/>
-          <w:lang w:eastAsia="en-IN"/>
-        </w:rPr>
-        <w:t xml:space="preserve">Majority Element </w:t>
-      </w:r>
-    </w:p>
-    <w:p>
-      <w:pPr>
-        <w:numPr>
-          <w:ilvl w:val="0"/>
-          <w:numId w:val="6"/>
-        </w:numPr>
-        <w:spacing w:before="100" w:beforeAutospacing="1" w:after="100" w:afterAutospacing="1" w:line="240" w:lineRule="auto"/>
-        <w:rPr>
-          <w:rFonts w:ascii="Times New Roman" w:eastAsia="Times New Roman" w:hAnsi="Times New Roman" w:cs="Times New Roman"/>
-          <w:sz w:val="24"/>
-          <w:szCs w:val="24"/>
-          <w:lang w:eastAsia="en-IN"/>
-        </w:rPr>
-      </w:pPr>
-      <w:r>
-        <w:rPr>
-          <w:rFonts w:ascii="Times New Roman" w:eastAsia="Times New Roman" w:hAnsi="Times New Roman" w:cs="Times New Roman"/>
-          <w:sz w:val="24"/>
-          <w:szCs w:val="24"/>
-          <w:lang w:eastAsia="en-IN"/>
-        </w:rPr>
-        <w:t xml:space="preserve">Leaders in Array </w:t>
-      </w:r>
-    </w:p>
-    <w:p>
-      <w:pPr>
-        <w:numPr>
-          <w:ilvl w:val="0"/>
-          <w:numId w:val="6"/>
-        </w:numPr>
-        <w:spacing w:before="100" w:beforeAutospacing="1" w:after="100" w:afterAutospacing="1" w:line="240" w:lineRule="auto"/>
-        <w:rPr>
-          <w:rFonts w:ascii="Times New Roman" w:eastAsia="Times New Roman" w:hAnsi="Times New Roman" w:cs="Times New Roman"/>
-          <w:sz w:val="24"/>
-          <w:szCs w:val="24"/>
-          <w:lang w:eastAsia="en-IN"/>
-        </w:rPr>
-      </w:pPr>
-      <w:r>
-        <w:rPr>
-          <w:rFonts w:ascii="Times New Roman" w:eastAsia="Times New Roman" w:hAnsi="Times New Roman" w:cs="Times New Roman"/>
-          <w:sz w:val="24"/>
-          <w:szCs w:val="24"/>
-          <w:lang w:eastAsia="en-IN"/>
-        </w:rPr>
-        <w:t xml:space="preserve">Equilibrium Index </w:t>
-      </w:r>
-    </w:p>
-    <w:p>
-      <w:pPr>
-        <w:numPr>
-          <w:ilvl w:val="0"/>
-          <w:numId w:val="6"/>
-        </w:numPr>
-        <w:spacing w:before="100" w:beforeAutospacing="1" w:after="100" w:afterAutospacing="1" w:line="240" w:lineRule="auto"/>
-        <w:rPr>
-          <w:rFonts w:ascii="Times New Roman" w:eastAsia="Times New Roman" w:hAnsi="Times New Roman" w:cs="Times New Roman"/>
-          <w:sz w:val="24"/>
-          <w:szCs w:val="24"/>
-          <w:lang w:eastAsia="en-IN"/>
-        </w:rPr>
-      </w:pPr>
-      <w:r>
-        <w:rPr>
-          <w:rFonts w:ascii="Times New Roman" w:eastAsia="Times New Roman" w:hAnsi="Times New Roman" w:cs="Times New Roman"/>
-          <w:sz w:val="24"/>
-          <w:szCs w:val="24"/>
-          <w:lang w:eastAsia="en-IN"/>
-        </w:rPr>
-        <w:t xml:space="preserve">Longest Consecutive Sequence </w:t>
-      </w:r>
-    </w:p>
-    <w:p>
-      <w:pPr>
-        <w:numPr>
-          <w:ilvl w:val="0"/>
-          <w:numId w:val="6"/>
-        </w:numPr>
-        <w:spacing w:before="100" w:beforeAutospacing="1" w:after="100" w:afterAutospacing="1" w:line="240" w:lineRule="auto"/>
-        <w:rPr>
-          <w:rFonts w:ascii="Times New Roman" w:eastAsia="Times New Roman" w:hAnsi="Times New Roman" w:cs="Times New Roman"/>
-          <w:sz w:val="24"/>
-          <w:szCs w:val="24"/>
-          <w:lang w:eastAsia="en-IN"/>
-        </w:rPr>
-      </w:pPr>
       <w:r>
         <w:rPr>
           <w:rFonts w:ascii="Times New Roman" w:eastAsia="Times New Roman" w:hAnsi="Times New Roman" w:cs="Times New Roman"/>
@@ -3813,303 +3816,2322 @@
       </w:pPr>
       <w:r>
         <w:pict w14:anchorId="5CC947EC">
+          <v:rect id="_x0000_i1030" style="width:0;height:1.5pt" o:hralign="center" o:hrstd="t" o:hr="t" fillcolor="#a0a0a0" stroked="f"/>
+        </w:pict>
+      </w:r>
+    </w:p>
+    <w:p>
+      <w:pPr>
+        <w:pStyle w:val="Heading1"/>
+      </w:pPr>
+      <w:r>
+        <w:t xml:space="preserve">2. Frequency Dictionary </w:t>
+      </w:r>
+      <w:r>
+        <w:rPr>
+          <w:rFonts w:ascii="Segoe UI Emoji" w:hAnsi="Segoe UI Emoji" w:cs="Segoe UI Emoji"/>
+        </w:rPr>
+        <w:t>⭐⭐⭐⭐⭐</w:t>
+      </w:r>
+    </w:p>
+    <w:p>
+      <w:pPr>
+        <w:pStyle w:val="NormalWeb"/>
+      </w:pPr>
+      <w:r>
+        <w:t xml:space="preserve">Ye service-based interviews ka favourite pattern </w:t>
+      </w:r>
+      <w:proofErr w:type="spellStart"/>
+      <w:r>
+        <w:t>hai</w:t>
+      </w:r>
+      <w:proofErr w:type="spellEnd"/>
+      <w:r>
+        <w:t>.</w:t>
+      </w:r>
+    </w:p>
+    <w:p>
+      <w:pPr>
+        <w:numPr>
+          <w:ilvl w:val="0"/>
+          <w:numId w:val="59"/>
+        </w:numPr>
+        <w:spacing w:before="100" w:beforeAutospacing="1" w:after="100" w:afterAutospacing="1" w:line="240" w:lineRule="auto"/>
+      </w:pPr>
+      <w:r>
+        <w:t xml:space="preserve">Frequency Count </w:t>
+      </w:r>
+    </w:p>
+    <w:p>
+      <w:pPr>
+        <w:numPr>
+          <w:ilvl w:val="0"/>
+          <w:numId w:val="59"/>
+        </w:numPr>
+        <w:spacing w:before="100" w:beforeAutospacing="1" w:after="100" w:afterAutospacing="1" w:line="240" w:lineRule="auto"/>
+      </w:pPr>
+      <w:r>
+        <w:t xml:space="preserve">Character Frequency </w:t>
+      </w:r>
+    </w:p>
+    <w:p>
+      <w:pPr>
+        <w:numPr>
+          <w:ilvl w:val="0"/>
+          <w:numId w:val="59"/>
+        </w:numPr>
+        <w:spacing w:before="100" w:beforeAutospacing="1" w:after="100" w:afterAutospacing="1" w:line="240" w:lineRule="auto"/>
+      </w:pPr>
+      <w:r>
+        <w:t xml:space="preserve">Word Frequency </w:t>
+      </w:r>
+    </w:p>
+    <w:p>
+      <w:pPr>
+        <w:numPr>
+          <w:ilvl w:val="0"/>
+          <w:numId w:val="59"/>
+        </w:numPr>
+        <w:spacing w:before="100" w:beforeAutospacing="1" w:after="100" w:afterAutospacing="1" w:line="240" w:lineRule="auto"/>
+      </w:pPr>
+      <w:r>
+        <w:t xml:space="preserve">Maximum Frequency </w:t>
+      </w:r>
+    </w:p>
+    <w:p>
+      <w:pPr>
+        <w:numPr>
+          <w:ilvl w:val="0"/>
+          <w:numId w:val="59"/>
+        </w:numPr>
+        <w:spacing w:before="100" w:beforeAutospacing="1" w:after="100" w:afterAutospacing="1" w:line="240" w:lineRule="auto"/>
+      </w:pPr>
+      <w:r>
+        <w:t xml:space="preserve">Minimum Frequency </w:t>
+      </w:r>
+    </w:p>
+    <w:p>
+      <w:pPr>
+        <w:numPr>
+          <w:ilvl w:val="0"/>
+          <w:numId w:val="59"/>
+        </w:numPr>
+        <w:spacing w:before="100" w:beforeAutospacing="1" w:after="100" w:afterAutospacing="1" w:line="240" w:lineRule="auto"/>
+      </w:pPr>
+      <w:r>
+        <w:t xml:space="preserve">First Non-Repeating </w:t>
+      </w:r>
+    </w:p>
+    <w:p>
+      <w:pPr>
+        <w:numPr>
+          <w:ilvl w:val="0"/>
+          <w:numId w:val="59"/>
+        </w:numPr>
+        <w:spacing w:before="100" w:beforeAutospacing="1" w:after="100" w:afterAutospacing="1" w:line="240" w:lineRule="auto"/>
+      </w:pPr>
+      <w:r>
+        <w:lastRenderedPageBreak/>
+        <w:t xml:space="preserve">First Repeating </w:t>
+      </w:r>
+    </w:p>
+    <w:p>
+      <w:pPr>
+        <w:numPr>
+          <w:ilvl w:val="0"/>
+          <w:numId w:val="59"/>
+        </w:numPr>
+        <w:spacing w:before="100" w:beforeAutospacing="1" w:after="100" w:afterAutospacing="1" w:line="240" w:lineRule="auto"/>
+      </w:pPr>
+      <w:r>
+        <w:t xml:space="preserve">Remove Duplicates </w:t>
+      </w:r>
+    </w:p>
+    <w:p>
+      <w:pPr>
+        <w:numPr>
+          <w:ilvl w:val="0"/>
+          <w:numId w:val="59"/>
+        </w:numPr>
+        <w:spacing w:before="100" w:beforeAutospacing="1" w:after="100" w:afterAutospacing="1" w:line="240" w:lineRule="auto"/>
+      </w:pPr>
+      <w:r>
+        <w:t xml:space="preserve">Count Duplicates </w:t>
+      </w:r>
+    </w:p>
+    <w:p>
+      <w:pPr>
+        <w:numPr>
+          <w:ilvl w:val="0"/>
+          <w:numId w:val="59"/>
+        </w:numPr>
+        <w:spacing w:before="100" w:beforeAutospacing="1" w:after="100" w:afterAutospacing="1" w:line="240" w:lineRule="auto"/>
+      </w:pPr>
+      <w:r>
+        <w:t xml:space="preserve">Even Frequency </w:t>
+      </w:r>
+    </w:p>
+    <w:p>
+      <w:pPr>
+        <w:numPr>
+          <w:ilvl w:val="0"/>
+          <w:numId w:val="59"/>
+        </w:numPr>
+        <w:spacing w:before="100" w:beforeAutospacing="1" w:after="100" w:afterAutospacing="1" w:line="240" w:lineRule="auto"/>
+      </w:pPr>
+      <w:r>
+        <w:t xml:space="preserve">Odd Frequency </w:t>
+      </w:r>
+    </w:p>
+    <w:p>
+      <w:pPr>
+        <w:numPr>
+          <w:ilvl w:val="0"/>
+          <w:numId w:val="59"/>
+        </w:numPr>
+        <w:spacing w:before="100" w:beforeAutospacing="1" w:after="100" w:afterAutospacing="1" w:line="240" w:lineRule="auto"/>
+      </w:pPr>
+      <w:r>
+        <w:t xml:space="preserve">Prime Frequency </w:t>
+      </w:r>
+    </w:p>
+    <w:p>
+      <w:pPr>
+        <w:numPr>
+          <w:ilvl w:val="0"/>
+          <w:numId w:val="59"/>
+        </w:numPr>
+        <w:spacing w:before="100" w:beforeAutospacing="1" w:after="100" w:afterAutospacing="1" w:line="240" w:lineRule="auto"/>
+      </w:pPr>
+      <w:r>
+        <w:t xml:space="preserve">Replace Prime Frequency </w:t>
+      </w:r>
+    </w:p>
+    <w:p>
+      <w:pPr>
+        <w:numPr>
+          <w:ilvl w:val="0"/>
+          <w:numId w:val="59"/>
+        </w:numPr>
+        <w:spacing w:before="100" w:beforeAutospacing="1" w:after="100" w:afterAutospacing="1" w:line="240" w:lineRule="auto"/>
+      </w:pPr>
+      <w:r>
+        <w:t xml:space="preserve">Frequency Sort </w:t>
+      </w:r>
+    </w:p>
+    <w:p>
+      <w:pPr>
+        <w:numPr>
+          <w:ilvl w:val="0"/>
+          <w:numId w:val="59"/>
+        </w:numPr>
+        <w:spacing w:before="100" w:beforeAutospacing="1" w:after="100" w:afterAutospacing="1" w:line="240" w:lineRule="auto"/>
+      </w:pPr>
+      <w:r>
+        <w:t xml:space="preserve">Group By Frequency </w:t>
+      </w:r>
+    </w:p>
+    <w:p>
+      <w:pPr>
+        <w:numPr>
+          <w:ilvl w:val="0"/>
+          <w:numId w:val="59"/>
+        </w:numPr>
+        <w:spacing w:before="100" w:beforeAutospacing="1" w:after="100" w:afterAutospacing="1" w:line="240" w:lineRule="auto"/>
+      </w:pPr>
+      <w:r>
+        <w:t xml:space="preserve">Group By Digit Count </w:t>
+      </w:r>
+    </w:p>
+    <w:p>
+      <w:pPr>
+        <w:numPr>
+          <w:ilvl w:val="0"/>
+          <w:numId w:val="59"/>
+        </w:numPr>
+        <w:spacing w:before="100" w:beforeAutospacing="1" w:after="100" w:afterAutospacing="1" w:line="240" w:lineRule="auto"/>
+      </w:pPr>
+      <w:r>
+        <w:t xml:space="preserve">Group By Digit Sum </w:t>
+      </w:r>
+    </w:p>
+    <w:p>
+      <w:pPr>
+        <w:numPr>
+          <w:ilvl w:val="0"/>
+          <w:numId w:val="59"/>
+        </w:numPr>
+        <w:spacing w:before="100" w:beforeAutospacing="1" w:after="100" w:afterAutospacing="1" w:line="240" w:lineRule="auto"/>
+      </w:pPr>
+      <w:r>
+        <w:t xml:space="preserve">Count Anagrams </w:t>
+      </w:r>
+    </w:p>
+    <w:p>
+      <w:pPr>
+        <w:numPr>
+          <w:ilvl w:val="0"/>
+          <w:numId w:val="59"/>
+        </w:numPr>
+        <w:spacing w:before="100" w:beforeAutospacing="1" w:after="100" w:afterAutospacing="1" w:line="240" w:lineRule="auto"/>
+      </w:pPr>
+      <w:r>
+        <w:t xml:space="preserve">Check Anagram </w:t>
+      </w:r>
+    </w:p>
+    <w:p>
+      <w:pPr>
+        <w:numPr>
+          <w:ilvl w:val="0"/>
+          <w:numId w:val="59"/>
+        </w:numPr>
+        <w:spacing w:before="100" w:beforeAutospacing="1" w:after="100" w:afterAutospacing="1" w:line="240" w:lineRule="auto"/>
+      </w:pPr>
+      <w:r>
+        <w:t xml:space="preserve">Common Elements </w:t>
+      </w:r>
+    </w:p>
+    <w:p>
+      <w:pPr>
+        <w:numPr>
+          <w:ilvl w:val="0"/>
+          <w:numId w:val="59"/>
+        </w:numPr>
+        <w:spacing w:before="100" w:beforeAutospacing="1" w:after="100" w:afterAutospacing="1" w:line="240" w:lineRule="auto"/>
+      </w:pPr>
+      <w:r>
+        <w:t xml:space="preserve">Intersection </w:t>
+      </w:r>
+    </w:p>
+    <w:p>
+      <w:pPr>
+        <w:numPr>
+          <w:ilvl w:val="0"/>
+          <w:numId w:val="59"/>
+        </w:numPr>
+        <w:spacing w:before="100" w:beforeAutospacing="1" w:after="100" w:afterAutospacing="1" w:line="240" w:lineRule="auto"/>
+      </w:pPr>
+      <w:r>
+        <w:t xml:space="preserve">Union </w:t>
+      </w:r>
+    </w:p>
+    <w:p>
+      <w:pPr>
+        <w:spacing w:after="0"/>
+      </w:pPr>
+      <w:r>
+        <w:pict w14:anchorId="30D92232">
+          <v:rect id="_x0000_i1031" style="width:0;height:1.5pt" o:hralign="center" o:hrstd="t" o:hr="t" fillcolor="#a0a0a0" stroked="f"/>
+        </w:pict>
+      </w:r>
+    </w:p>
+    <w:p>
+      <w:pPr>
+        <w:pStyle w:val="Heading1"/>
+      </w:pPr>
+      <w:r>
+        <w:t xml:space="preserve">3. HashMap (Two Sum Pattern) </w:t>
+      </w:r>
+      <w:r>
+        <w:rPr>
+          <w:rFonts w:ascii="Segoe UI Emoji" w:hAnsi="Segoe UI Emoji" w:cs="Segoe UI Emoji"/>
+        </w:rPr>
+        <w:t>⭐⭐⭐⭐⭐</w:t>
+      </w:r>
+    </w:p>
+    <w:p>
+      <w:pPr>
+        <w:pStyle w:val="NormalWeb"/>
+      </w:pPr>
+      <w:r>
+        <w:t>Bahut important.</w:t>
+      </w:r>
+    </w:p>
+    <w:p>
+      <w:pPr>
+        <w:numPr>
+          <w:ilvl w:val="0"/>
+          <w:numId w:val="60"/>
+        </w:numPr>
+        <w:spacing w:before="100" w:beforeAutospacing="1" w:after="100" w:afterAutospacing="1" w:line="240" w:lineRule="auto"/>
+      </w:pPr>
+      <w:r>
+        <w:t xml:space="preserve">Two Sum </w:t>
+      </w:r>
+    </w:p>
+    <w:p>
+      <w:pPr>
+        <w:numPr>
+          <w:ilvl w:val="0"/>
+          <w:numId w:val="60"/>
+        </w:numPr>
+        <w:spacing w:before="100" w:beforeAutospacing="1" w:after="100" w:afterAutospacing="1" w:line="240" w:lineRule="auto"/>
+      </w:pPr>
+      <w:r>
+        <w:t xml:space="preserve">Two Difference </w:t>
+      </w:r>
+    </w:p>
+    <w:p>
+      <w:pPr>
+        <w:numPr>
+          <w:ilvl w:val="0"/>
+          <w:numId w:val="60"/>
+        </w:numPr>
+        <w:spacing w:before="100" w:beforeAutospacing="1" w:after="100" w:afterAutospacing="1" w:line="240" w:lineRule="auto"/>
+      </w:pPr>
+      <w:r>
+        <w:t xml:space="preserve">Pair Product </w:t>
+      </w:r>
+    </w:p>
+    <w:p>
+      <w:pPr>
+        <w:numPr>
+          <w:ilvl w:val="0"/>
+          <w:numId w:val="60"/>
+        </w:numPr>
+        <w:spacing w:before="100" w:beforeAutospacing="1" w:after="100" w:afterAutospacing="1" w:line="240" w:lineRule="auto"/>
+      </w:pPr>
+      <w:r>
+        <w:t xml:space="preserve">Pair XOR </w:t>
+      </w:r>
+    </w:p>
+    <w:p>
+      <w:pPr>
+        <w:numPr>
+          <w:ilvl w:val="0"/>
+          <w:numId w:val="60"/>
+        </w:numPr>
+        <w:spacing w:before="100" w:beforeAutospacing="1" w:after="100" w:afterAutospacing="1" w:line="240" w:lineRule="auto"/>
+      </w:pPr>
+      <w:r>
+        <w:t xml:space="preserve">Pair Equals Target </w:t>
+      </w:r>
+    </w:p>
+    <w:p>
+      <w:pPr>
+        <w:numPr>
+          <w:ilvl w:val="0"/>
+          <w:numId w:val="60"/>
+        </w:numPr>
+        <w:spacing w:before="100" w:beforeAutospacing="1" w:after="100" w:afterAutospacing="1" w:line="240" w:lineRule="auto"/>
+      </w:pPr>
+      <w:r>
+        <w:t xml:space="preserve">Three Sum </w:t>
+      </w:r>
+    </w:p>
+    <w:p>
+      <w:pPr>
+        <w:numPr>
+          <w:ilvl w:val="0"/>
+          <w:numId w:val="60"/>
+        </w:numPr>
+        <w:spacing w:before="100" w:beforeAutospacing="1" w:after="100" w:afterAutospacing="1" w:line="240" w:lineRule="auto"/>
+      </w:pPr>
+      <w:r>
+        <w:t xml:space="preserve">Four Sum (Basic Idea) </w:t>
+      </w:r>
+    </w:p>
+    <w:p>
+      <w:pPr>
+        <w:numPr>
+          <w:ilvl w:val="0"/>
+          <w:numId w:val="60"/>
+        </w:numPr>
+        <w:spacing w:before="100" w:beforeAutospacing="1" w:after="100" w:afterAutospacing="1" w:line="240" w:lineRule="auto"/>
+      </w:pPr>
+      <w:r>
+        <w:t xml:space="preserve">Contains Duplicate </w:t>
+      </w:r>
+    </w:p>
+    <w:p>
+      <w:pPr>
+        <w:numPr>
+          <w:ilvl w:val="0"/>
+          <w:numId w:val="60"/>
+        </w:numPr>
+        <w:spacing w:before="100" w:beforeAutospacing="1" w:after="100" w:afterAutospacing="1" w:line="240" w:lineRule="auto"/>
+      </w:pPr>
+      <w:r>
+        <w:t xml:space="preserve">Contains Nearby Duplicate </w:t>
+      </w:r>
+    </w:p>
+    <w:p>
+      <w:pPr>
+        <w:numPr>
+          <w:ilvl w:val="0"/>
+          <w:numId w:val="60"/>
+        </w:numPr>
+        <w:spacing w:before="100" w:beforeAutospacing="1" w:after="100" w:afterAutospacing="1" w:line="240" w:lineRule="auto"/>
+      </w:pPr>
+      <w:r>
+        <w:t xml:space="preserve">Happy Number </w:t>
+      </w:r>
+    </w:p>
+    <w:p>
+      <w:pPr>
+        <w:numPr>
+          <w:ilvl w:val="0"/>
+          <w:numId w:val="60"/>
+        </w:numPr>
+        <w:spacing w:before="100" w:beforeAutospacing="1" w:after="100" w:afterAutospacing="1" w:line="240" w:lineRule="auto"/>
+      </w:pPr>
+      <w:r>
+        <w:t xml:space="preserve">Longest Consecutive Sequence </w:t>
+      </w:r>
+    </w:p>
+    <w:p>
+      <w:pPr>
+        <w:numPr>
+          <w:ilvl w:val="0"/>
+          <w:numId w:val="60"/>
+        </w:numPr>
+        <w:spacing w:before="100" w:beforeAutospacing="1" w:after="100" w:afterAutospacing="1" w:line="240" w:lineRule="auto"/>
+      </w:pPr>
+      <w:r>
+        <w:t xml:space="preserve">Missing Number </w:t>
+      </w:r>
+    </w:p>
+    <w:p>
+      <w:pPr>
+        <w:numPr>
+          <w:ilvl w:val="0"/>
+          <w:numId w:val="60"/>
+        </w:numPr>
+        <w:spacing w:before="100" w:beforeAutospacing="1" w:after="100" w:afterAutospacing="1" w:line="240" w:lineRule="auto"/>
+      </w:pPr>
+      <w:r>
+        <w:t xml:space="preserve">Duplicate Number </w:t>
+      </w:r>
+    </w:p>
+    <w:p>
+      <w:pPr>
+        <w:numPr>
+          <w:ilvl w:val="0"/>
+          <w:numId w:val="60"/>
+        </w:numPr>
+        <w:spacing w:before="100" w:beforeAutospacing="1" w:after="100" w:afterAutospacing="1" w:line="240" w:lineRule="auto"/>
+      </w:pPr>
+      <w:r>
+        <w:t xml:space="preserve">Count Pairs </w:t>
+      </w:r>
+    </w:p>
+    <w:p>
+      <w:pPr>
+        <w:spacing w:after="0"/>
+      </w:pPr>
+      <w:r>
+        <w:pict w14:anchorId="15019C80">
+          <v:rect id="_x0000_i1032" style="width:0;height:1.5pt" o:hralign="center" o:hrstd="t" o:hr="t" fillcolor="#a0a0a0" stroked="f"/>
+        </w:pict>
+      </w:r>
+    </w:p>
+    <w:p>
+      <w:pPr>
+        <w:pStyle w:val="Heading1"/>
+      </w:pPr>
+      <w:r>
+        <w:t xml:space="preserve">4. Two Pointers </w:t>
+      </w:r>
+      <w:r>
+        <w:rPr>
+          <w:rFonts w:ascii="Segoe UI Emoji" w:hAnsi="Segoe UI Emoji" w:cs="Segoe UI Emoji"/>
+        </w:rPr>
+        <w:t>⭐⭐⭐⭐⭐</w:t>
+      </w:r>
+    </w:p>
+    <w:p>
+      <w:pPr>
+        <w:pStyle w:val="NormalWeb"/>
+      </w:pPr>
+      <w:r>
+        <w:t xml:space="preserve">Bahut companies </w:t>
+      </w:r>
+      <w:proofErr w:type="spellStart"/>
+      <w:r>
+        <w:t>poochti</w:t>
+      </w:r>
+      <w:proofErr w:type="spellEnd"/>
+      <w:r>
+        <w:t xml:space="preserve"> hain.</w:t>
+      </w:r>
+    </w:p>
+    <w:p>
+      <w:pPr>
+        <w:numPr>
+          <w:ilvl w:val="0"/>
+          <w:numId w:val="61"/>
+        </w:numPr>
+        <w:spacing w:before="100" w:beforeAutospacing="1" w:after="100" w:afterAutospacing="1" w:line="240" w:lineRule="auto"/>
+      </w:pPr>
+      <w:r>
+        <w:t xml:space="preserve">Reverse Array </w:t>
+      </w:r>
+    </w:p>
+    <w:p>
+      <w:pPr>
+        <w:numPr>
+          <w:ilvl w:val="0"/>
+          <w:numId w:val="61"/>
+        </w:numPr>
+        <w:spacing w:before="100" w:beforeAutospacing="1" w:after="100" w:afterAutospacing="1" w:line="240" w:lineRule="auto"/>
+      </w:pPr>
+      <w:r>
+        <w:t xml:space="preserve">Reverse String </w:t>
+      </w:r>
+    </w:p>
+    <w:p>
+      <w:pPr>
+        <w:numPr>
+          <w:ilvl w:val="0"/>
+          <w:numId w:val="61"/>
+        </w:numPr>
+        <w:spacing w:before="100" w:beforeAutospacing="1" w:after="100" w:afterAutospacing="1" w:line="240" w:lineRule="auto"/>
+      </w:pPr>
+      <w:r>
+        <w:lastRenderedPageBreak/>
+        <w:t xml:space="preserve">Palindrome </w:t>
+      </w:r>
+    </w:p>
+    <w:p>
+      <w:pPr>
+        <w:numPr>
+          <w:ilvl w:val="0"/>
+          <w:numId w:val="61"/>
+        </w:numPr>
+        <w:spacing w:before="100" w:beforeAutospacing="1" w:after="100" w:afterAutospacing="1" w:line="240" w:lineRule="auto"/>
+      </w:pPr>
+      <w:r>
+        <w:t xml:space="preserve">Valid Palindrome </w:t>
+      </w:r>
+    </w:p>
+    <w:p>
+      <w:pPr>
+        <w:numPr>
+          <w:ilvl w:val="0"/>
+          <w:numId w:val="61"/>
+        </w:numPr>
+        <w:spacing w:before="100" w:beforeAutospacing="1" w:after="100" w:afterAutospacing="1" w:line="240" w:lineRule="auto"/>
+      </w:pPr>
+      <w:r>
+        <w:t xml:space="preserve">Move Zeros </w:t>
+      </w:r>
+    </w:p>
+    <w:p>
+      <w:pPr>
+        <w:numPr>
+          <w:ilvl w:val="0"/>
+          <w:numId w:val="61"/>
+        </w:numPr>
+        <w:spacing w:before="100" w:beforeAutospacing="1" w:after="100" w:afterAutospacing="1" w:line="240" w:lineRule="auto"/>
+      </w:pPr>
+      <w:r>
+        <w:t xml:space="preserve">Remove Duplicates </w:t>
+      </w:r>
+    </w:p>
+    <w:p>
+      <w:pPr>
+        <w:numPr>
+          <w:ilvl w:val="0"/>
+          <w:numId w:val="61"/>
+        </w:numPr>
+        <w:spacing w:before="100" w:beforeAutospacing="1" w:after="100" w:afterAutospacing="1" w:line="240" w:lineRule="auto"/>
+      </w:pPr>
+      <w:r>
+        <w:t xml:space="preserve">Remove Element </w:t>
+      </w:r>
+    </w:p>
+    <w:p>
+      <w:pPr>
+        <w:numPr>
+          <w:ilvl w:val="0"/>
+          <w:numId w:val="61"/>
+        </w:numPr>
+        <w:spacing w:before="100" w:beforeAutospacing="1" w:after="100" w:afterAutospacing="1" w:line="240" w:lineRule="auto"/>
+      </w:pPr>
+      <w:r>
+        <w:t xml:space="preserve">Sorted Two Sum </w:t>
+      </w:r>
+    </w:p>
+    <w:p>
+      <w:pPr>
+        <w:numPr>
+          <w:ilvl w:val="0"/>
+          <w:numId w:val="61"/>
+        </w:numPr>
+        <w:spacing w:before="100" w:beforeAutospacing="1" w:after="100" w:afterAutospacing="1" w:line="240" w:lineRule="auto"/>
+      </w:pPr>
+      <w:r>
+        <w:t xml:space="preserve">Merge Sorted Arrays </w:t>
+      </w:r>
+    </w:p>
+    <w:p>
+      <w:pPr>
+        <w:numPr>
+          <w:ilvl w:val="0"/>
+          <w:numId w:val="61"/>
+        </w:numPr>
+        <w:spacing w:before="100" w:beforeAutospacing="1" w:after="100" w:afterAutospacing="1" w:line="240" w:lineRule="auto"/>
+      </w:pPr>
+      <w:r>
+        <w:t xml:space="preserve">Container With Most Water (Basic) </w:t>
+      </w:r>
+    </w:p>
+    <w:p>
+      <w:pPr>
+        <w:numPr>
+          <w:ilvl w:val="0"/>
+          <w:numId w:val="61"/>
+        </w:numPr>
+        <w:spacing w:before="100" w:beforeAutospacing="1" w:after="100" w:afterAutospacing="1" w:line="240" w:lineRule="auto"/>
+      </w:pPr>
+      <w:r>
+        <w:t xml:space="preserve">Squares of Sorted Array </w:t>
+      </w:r>
+    </w:p>
+    <w:p>
+      <w:pPr>
+        <w:numPr>
+          <w:ilvl w:val="0"/>
+          <w:numId w:val="61"/>
+        </w:numPr>
+        <w:spacing w:before="100" w:beforeAutospacing="1" w:after="100" w:afterAutospacing="1" w:line="240" w:lineRule="auto"/>
+      </w:pPr>
+      <w:r>
+        <w:t xml:space="preserve">Dutch National Flag (0,1,2 Sort) </w:t>
+      </w:r>
+    </w:p>
+    <w:p>
+      <w:pPr>
+        <w:spacing w:after="0"/>
+      </w:pPr>
+      <w:r>
+        <w:pict w14:anchorId="79DDA726">
+          <v:rect id="_x0000_i1033" style="width:0;height:1.5pt" o:hralign="center" o:hrstd="t" o:hr="t" fillcolor="#a0a0a0" stroked="f"/>
+        </w:pict>
+      </w:r>
+    </w:p>
+    <w:p>
+      <w:pPr>
+        <w:pStyle w:val="Heading1"/>
+      </w:pPr>
+      <w:r>
+        <w:t xml:space="preserve">5. Sliding Window </w:t>
+      </w:r>
+      <w:r>
+        <w:rPr>
+          <w:rFonts w:ascii="Segoe UI Emoji" w:hAnsi="Segoe UI Emoji" w:cs="Segoe UI Emoji"/>
+        </w:rPr>
+        <w:t>⭐⭐⭐⭐⭐</w:t>
+      </w:r>
+    </w:p>
+    <w:p>
+      <w:pPr>
+        <w:pStyle w:val="NormalWeb"/>
+      </w:pPr>
+      <w:r>
+        <w:t>Most asked pattern.</w:t>
+      </w:r>
+    </w:p>
+    <w:p>
+      <w:pPr>
+        <w:numPr>
+          <w:ilvl w:val="0"/>
+          <w:numId w:val="62"/>
+        </w:numPr>
+        <w:spacing w:before="100" w:beforeAutospacing="1" w:after="100" w:afterAutospacing="1" w:line="240" w:lineRule="auto"/>
+      </w:pPr>
+      <w:r>
+        <w:t xml:space="preserve">Maximum Sum Subarray of Size K </w:t>
+      </w:r>
+    </w:p>
+    <w:p>
+      <w:pPr>
+        <w:numPr>
+          <w:ilvl w:val="0"/>
+          <w:numId w:val="62"/>
+        </w:numPr>
+        <w:spacing w:before="100" w:beforeAutospacing="1" w:after="100" w:afterAutospacing="1" w:line="240" w:lineRule="auto"/>
+      </w:pPr>
+      <w:r>
+        <w:t xml:space="preserve">Minimum Sum Subarray </w:t>
+      </w:r>
+    </w:p>
+    <w:p>
+      <w:pPr>
+        <w:numPr>
+          <w:ilvl w:val="0"/>
+          <w:numId w:val="62"/>
+        </w:numPr>
+        <w:spacing w:before="100" w:beforeAutospacing="1" w:after="100" w:afterAutospacing="1" w:line="240" w:lineRule="auto"/>
+      </w:pPr>
+      <w:r>
+        <w:t xml:space="preserve">First Negative in Window </w:t>
+      </w:r>
+    </w:p>
+    <w:p>
+      <w:pPr>
+        <w:numPr>
+          <w:ilvl w:val="0"/>
+          <w:numId w:val="62"/>
+        </w:numPr>
+        <w:spacing w:before="100" w:beforeAutospacing="1" w:after="100" w:afterAutospacing="1" w:line="240" w:lineRule="auto"/>
+      </w:pPr>
+      <w:r>
+        <w:t xml:space="preserve">Maximum in Window </w:t>
+      </w:r>
+    </w:p>
+    <w:p>
+      <w:pPr>
+        <w:numPr>
+          <w:ilvl w:val="0"/>
+          <w:numId w:val="62"/>
+        </w:numPr>
+        <w:spacing w:before="100" w:beforeAutospacing="1" w:after="100" w:afterAutospacing="1" w:line="240" w:lineRule="auto"/>
+      </w:pPr>
+      <w:r>
+        <w:t xml:space="preserve">Longest Substring Without Repeat </w:t>
+      </w:r>
+    </w:p>
+    <w:p>
+      <w:pPr>
+        <w:numPr>
+          <w:ilvl w:val="0"/>
+          <w:numId w:val="62"/>
+        </w:numPr>
+        <w:spacing w:before="100" w:beforeAutospacing="1" w:after="100" w:afterAutospacing="1" w:line="240" w:lineRule="auto"/>
+      </w:pPr>
+      <w:r>
+        <w:t xml:space="preserve">Longest Unique Substring </w:t>
+      </w:r>
+    </w:p>
+    <w:p>
+      <w:pPr>
+        <w:numPr>
+          <w:ilvl w:val="0"/>
+          <w:numId w:val="62"/>
+        </w:numPr>
+        <w:spacing w:before="100" w:beforeAutospacing="1" w:after="100" w:afterAutospacing="1" w:line="240" w:lineRule="auto"/>
+      </w:pPr>
+      <w:r>
+        <w:t xml:space="preserve">Longest Ones </w:t>
+      </w:r>
+    </w:p>
+    <w:p>
+      <w:pPr>
+        <w:numPr>
+          <w:ilvl w:val="0"/>
+          <w:numId w:val="62"/>
+        </w:numPr>
+        <w:spacing w:before="100" w:beforeAutospacing="1" w:after="100" w:afterAutospacing="1" w:line="240" w:lineRule="auto"/>
+      </w:pPr>
+      <w:r>
+        <w:t xml:space="preserve">Maximum Consecutive Ones </w:t>
+      </w:r>
+    </w:p>
+    <w:p>
+      <w:pPr>
+        <w:numPr>
+          <w:ilvl w:val="0"/>
+          <w:numId w:val="62"/>
+        </w:numPr>
+        <w:spacing w:before="100" w:beforeAutospacing="1" w:after="100" w:afterAutospacing="1" w:line="240" w:lineRule="auto"/>
+      </w:pPr>
+      <w:r>
+        <w:t xml:space="preserve">Fruits Into Basket </w:t>
+      </w:r>
+    </w:p>
+    <w:p>
+      <w:pPr>
+        <w:numPr>
+          <w:ilvl w:val="0"/>
+          <w:numId w:val="62"/>
+        </w:numPr>
+        <w:spacing w:before="100" w:beforeAutospacing="1" w:after="100" w:afterAutospacing="1" w:line="240" w:lineRule="auto"/>
+      </w:pPr>
+      <w:r>
+        <w:t xml:space="preserve">Smallest Window </w:t>
+      </w:r>
+    </w:p>
+    <w:p>
+      <w:pPr>
+        <w:numPr>
+          <w:ilvl w:val="0"/>
+          <w:numId w:val="62"/>
+        </w:numPr>
+        <w:spacing w:before="100" w:beforeAutospacing="1" w:after="100" w:afterAutospacing="1" w:line="240" w:lineRule="auto"/>
+      </w:pPr>
+      <w:r>
+        <w:t xml:space="preserve">Minimum Window Substring (Basic Idea) </w:t>
+      </w:r>
+    </w:p>
+    <w:p>
+      <w:pPr>
+        <w:spacing w:after="0"/>
+      </w:pPr>
+      <w:r>
+        <w:pict w14:anchorId="4762560A">
+          <v:rect id="_x0000_i1034" style="width:0;height:1.5pt" o:hralign="center" o:hrstd="t" o:hr="t" fillcolor="#a0a0a0" stroked="f"/>
+        </w:pict>
+      </w:r>
+    </w:p>
+    <w:p>
+      <w:pPr>
+        <w:pStyle w:val="Heading1"/>
+      </w:pPr>
+      <w:r>
+        <w:t xml:space="preserve">6. Prefix Sum </w:t>
+      </w:r>
+      <w:r>
+        <w:rPr>
+          <w:rFonts w:ascii="Segoe UI Emoji" w:hAnsi="Segoe UI Emoji" w:cs="Segoe UI Emoji"/>
+        </w:rPr>
+        <w:t>⭐⭐⭐⭐</w:t>
+      </w:r>
+      <w:r>
+        <w:rPr>
+          <w:rFonts w:ascii="Segoe UI Symbol" w:hAnsi="Segoe UI Symbol" w:cs="Segoe UI Symbol"/>
+        </w:rPr>
+        <w:t>☆</w:t>
+      </w:r>
+    </w:p>
+    <w:p>
+      <w:pPr>
+        <w:numPr>
+          <w:ilvl w:val="0"/>
+          <w:numId w:val="63"/>
+        </w:numPr>
+        <w:spacing w:before="100" w:beforeAutospacing="1" w:after="100" w:afterAutospacing="1" w:line="240" w:lineRule="auto"/>
+      </w:pPr>
+      <w:r>
+        <w:t xml:space="preserve">Prefix Sum </w:t>
+      </w:r>
+    </w:p>
+    <w:p>
+      <w:pPr>
+        <w:numPr>
+          <w:ilvl w:val="0"/>
+          <w:numId w:val="63"/>
+        </w:numPr>
+        <w:spacing w:before="100" w:beforeAutospacing="1" w:after="100" w:afterAutospacing="1" w:line="240" w:lineRule="auto"/>
+      </w:pPr>
+      <w:r>
+        <w:t xml:space="preserve">Range Sum Query </w:t>
+      </w:r>
+    </w:p>
+    <w:p>
+      <w:pPr>
+        <w:numPr>
+          <w:ilvl w:val="0"/>
+          <w:numId w:val="63"/>
+        </w:numPr>
+        <w:spacing w:before="100" w:beforeAutospacing="1" w:after="100" w:afterAutospacing="1" w:line="240" w:lineRule="auto"/>
+      </w:pPr>
+      <w:r>
+        <w:t xml:space="preserve">Equilibrium Index </w:t>
+      </w:r>
+    </w:p>
+    <w:p>
+      <w:pPr>
+        <w:numPr>
+          <w:ilvl w:val="0"/>
+          <w:numId w:val="63"/>
+        </w:numPr>
+        <w:spacing w:before="100" w:beforeAutospacing="1" w:after="100" w:afterAutospacing="1" w:line="240" w:lineRule="auto"/>
+      </w:pPr>
+      <w:r>
+        <w:t xml:space="preserve">Subarray Sum = K </w:t>
+      </w:r>
+    </w:p>
+    <w:p>
+      <w:pPr>
+        <w:numPr>
+          <w:ilvl w:val="0"/>
+          <w:numId w:val="63"/>
+        </w:numPr>
+        <w:spacing w:before="100" w:beforeAutospacing="1" w:after="100" w:afterAutospacing="1" w:line="240" w:lineRule="auto"/>
+      </w:pPr>
+      <w:r>
+        <w:t xml:space="preserve">Count Subarrays </w:t>
+      </w:r>
+    </w:p>
+    <w:p>
+      <w:pPr>
+        <w:numPr>
+          <w:ilvl w:val="0"/>
+          <w:numId w:val="63"/>
+        </w:numPr>
+        <w:spacing w:before="100" w:beforeAutospacing="1" w:after="100" w:afterAutospacing="1" w:line="240" w:lineRule="auto"/>
+      </w:pPr>
+      <w:r>
+        <w:t xml:space="preserve">Running Sum </w:t>
+      </w:r>
+    </w:p>
+    <w:p>
+      <w:pPr>
+        <w:numPr>
+          <w:ilvl w:val="0"/>
+          <w:numId w:val="63"/>
+        </w:numPr>
+        <w:spacing w:before="100" w:beforeAutospacing="1" w:after="100" w:afterAutospacing="1" w:line="240" w:lineRule="auto"/>
+      </w:pPr>
+      <w:r>
+        <w:t xml:space="preserve">Product Except Self (Idea) </w:t>
+      </w:r>
+    </w:p>
+    <w:p>
+      <w:pPr>
+        <w:numPr>
+          <w:ilvl w:val="0"/>
+          <w:numId w:val="63"/>
+        </w:numPr>
+        <w:spacing w:before="100" w:beforeAutospacing="1" w:after="100" w:afterAutospacing="1" w:line="240" w:lineRule="auto"/>
+      </w:pPr>
+      <w:r>
+        <w:t xml:space="preserve">Difference Array (Basic) </w:t>
+      </w:r>
+    </w:p>
+    <w:p>
+      <w:pPr>
+        <w:spacing w:after="0"/>
+      </w:pPr>
+      <w:r>
+        <w:pict w14:anchorId="228B9394">
+          <v:rect id="_x0000_i1035" style="width:0;height:1.5pt" o:hralign="center" o:hrstd="t" o:hr="t" fillcolor="#a0a0a0" stroked="f"/>
+        </w:pict>
+      </w:r>
+    </w:p>
+    <w:p>
+      <w:pPr>
+        <w:pStyle w:val="Heading1"/>
+      </w:pPr>
+      <w:r>
+        <w:t xml:space="preserve">7. Stack </w:t>
+      </w:r>
+      <w:r>
+        <w:rPr>
+          <w:rFonts w:ascii="Segoe UI Emoji" w:hAnsi="Segoe UI Emoji" w:cs="Segoe UI Emoji"/>
+        </w:rPr>
+        <w:t>⭐⭐⭐⭐⭐</w:t>
+      </w:r>
+    </w:p>
+    <w:p>
+      <w:pPr>
+        <w:pStyle w:val="NormalWeb"/>
+      </w:pPr>
+      <w:r>
+        <w:t>Very common.</w:t>
+      </w:r>
+    </w:p>
+    <w:p>
+      <w:pPr>
+        <w:numPr>
+          <w:ilvl w:val="0"/>
+          <w:numId w:val="64"/>
+        </w:numPr>
+        <w:spacing w:before="100" w:beforeAutospacing="1" w:after="100" w:afterAutospacing="1" w:line="240" w:lineRule="auto"/>
+      </w:pPr>
+      <w:r>
+        <w:lastRenderedPageBreak/>
+        <w:t xml:space="preserve">Valid Parentheses </w:t>
+      </w:r>
+      <w:r>
+        <w:rPr>
+          <w:rFonts w:ascii="Segoe UI Emoji" w:hAnsi="Segoe UI Emoji" w:cs="Segoe UI Emoji"/>
+        </w:rPr>
+        <w:t>⭐</w:t>
+      </w:r>
+      <w:r>
+        <w:t xml:space="preserve"> </w:t>
+      </w:r>
+    </w:p>
+    <w:p>
+      <w:pPr>
+        <w:numPr>
+          <w:ilvl w:val="0"/>
+          <w:numId w:val="64"/>
+        </w:numPr>
+        <w:spacing w:before="100" w:beforeAutospacing="1" w:after="100" w:afterAutospacing="1" w:line="240" w:lineRule="auto"/>
+      </w:pPr>
+      <w:r>
+        <w:t xml:space="preserve">Next Greater Element </w:t>
+      </w:r>
+      <w:r>
+        <w:rPr>
+          <w:rFonts w:ascii="Segoe UI Emoji" w:hAnsi="Segoe UI Emoji" w:cs="Segoe UI Emoji"/>
+        </w:rPr>
+        <w:t>⭐</w:t>
+      </w:r>
+      <w:r>
+        <w:t xml:space="preserve"> </w:t>
+      </w:r>
+    </w:p>
+    <w:p>
+      <w:pPr>
+        <w:numPr>
+          <w:ilvl w:val="0"/>
+          <w:numId w:val="64"/>
+        </w:numPr>
+        <w:spacing w:before="100" w:beforeAutospacing="1" w:after="100" w:afterAutospacing="1" w:line="240" w:lineRule="auto"/>
+      </w:pPr>
+      <w:r>
+        <w:t xml:space="preserve">Previous Greater Element </w:t>
+      </w:r>
+    </w:p>
+    <w:p>
+      <w:pPr>
+        <w:numPr>
+          <w:ilvl w:val="0"/>
+          <w:numId w:val="64"/>
+        </w:numPr>
+        <w:spacing w:before="100" w:beforeAutospacing="1" w:after="100" w:afterAutospacing="1" w:line="240" w:lineRule="auto"/>
+      </w:pPr>
+      <w:r>
+        <w:t xml:space="preserve">Next Smaller Element </w:t>
+      </w:r>
+    </w:p>
+    <w:p>
+      <w:pPr>
+        <w:numPr>
+          <w:ilvl w:val="0"/>
+          <w:numId w:val="64"/>
+        </w:numPr>
+        <w:spacing w:before="100" w:beforeAutospacing="1" w:after="100" w:afterAutospacing="1" w:line="240" w:lineRule="auto"/>
+      </w:pPr>
+      <w:r>
+        <w:t xml:space="preserve">Previous Smaller Element </w:t>
+      </w:r>
+    </w:p>
+    <w:p>
+      <w:pPr>
+        <w:numPr>
+          <w:ilvl w:val="0"/>
+          <w:numId w:val="64"/>
+        </w:numPr>
+        <w:spacing w:before="100" w:beforeAutospacing="1" w:after="100" w:afterAutospacing="1" w:line="240" w:lineRule="auto"/>
+      </w:pPr>
+      <w:r>
+        <w:t xml:space="preserve">Stock Span </w:t>
+      </w:r>
+      <w:r>
+        <w:rPr>
+          <w:rFonts w:ascii="Segoe UI Emoji" w:hAnsi="Segoe UI Emoji" w:cs="Segoe UI Emoji"/>
+        </w:rPr>
+        <w:t>⭐</w:t>
+      </w:r>
+      <w:r>
+        <w:t xml:space="preserve"> </w:t>
+      </w:r>
+    </w:p>
+    <w:p>
+      <w:pPr>
+        <w:numPr>
+          <w:ilvl w:val="0"/>
+          <w:numId w:val="64"/>
+        </w:numPr>
+        <w:spacing w:before="100" w:beforeAutospacing="1" w:after="100" w:afterAutospacing="1" w:line="240" w:lineRule="auto"/>
+      </w:pPr>
+      <w:r>
+        <w:t xml:space="preserve">Daily Temperatures </w:t>
+      </w:r>
+    </w:p>
+    <w:p>
+      <w:pPr>
+        <w:numPr>
+          <w:ilvl w:val="0"/>
+          <w:numId w:val="64"/>
+        </w:numPr>
+        <w:spacing w:before="100" w:beforeAutospacing="1" w:after="100" w:afterAutospacing="1" w:line="240" w:lineRule="auto"/>
+      </w:pPr>
+      <w:r>
+        <w:t xml:space="preserve">Remove Adjacent Duplicates </w:t>
+      </w:r>
+    </w:p>
+    <w:p>
+      <w:pPr>
+        <w:numPr>
+          <w:ilvl w:val="0"/>
+          <w:numId w:val="64"/>
+        </w:numPr>
+        <w:spacing w:before="100" w:beforeAutospacing="1" w:after="100" w:afterAutospacing="1" w:line="240" w:lineRule="auto"/>
+      </w:pPr>
+      <w:r>
+        <w:t xml:space="preserve">Infix to Postfix </w:t>
+      </w:r>
+    </w:p>
+    <w:p>
+      <w:pPr>
+        <w:numPr>
+          <w:ilvl w:val="0"/>
+          <w:numId w:val="64"/>
+        </w:numPr>
+        <w:spacing w:before="100" w:beforeAutospacing="1" w:after="100" w:afterAutospacing="1" w:line="240" w:lineRule="auto"/>
+      </w:pPr>
+      <w:r>
+        <w:t xml:space="preserve">Postfix Evaluation </w:t>
+      </w:r>
+    </w:p>
+    <w:p>
+      <w:pPr>
+        <w:numPr>
+          <w:ilvl w:val="0"/>
+          <w:numId w:val="64"/>
+        </w:numPr>
+        <w:spacing w:before="100" w:beforeAutospacing="1" w:after="100" w:afterAutospacing="1" w:line="240" w:lineRule="auto"/>
+      </w:pPr>
+      <w:r>
+        <w:t xml:space="preserve">Balanced Brackets </w:t>
+      </w:r>
+    </w:p>
+    <w:p>
+      <w:pPr>
+        <w:spacing w:after="0"/>
+      </w:pPr>
+      <w:r>
+        <w:pict w14:anchorId="5FA9555A">
+          <v:rect id="_x0000_i1036" style="width:0;height:1.5pt" o:hralign="center" o:hrstd="t" o:hr="t" fillcolor="#a0a0a0" stroked="f"/>
+        </w:pict>
+      </w:r>
+    </w:p>
+    <w:p>
+      <w:pPr>
+        <w:pStyle w:val="Heading1"/>
+      </w:pPr>
+      <w:r>
+        <w:t xml:space="preserve">8. Binary Search </w:t>
+      </w:r>
+      <w:r>
+        <w:rPr>
+          <w:rFonts w:ascii="Segoe UI Emoji" w:hAnsi="Segoe UI Emoji" w:cs="Segoe UI Emoji"/>
+        </w:rPr>
+        <w:t>⭐⭐⭐⭐⭐</w:t>
+      </w:r>
+    </w:p>
+    <w:p>
+      <w:pPr>
+        <w:pStyle w:val="NormalWeb"/>
+      </w:pPr>
+      <w:r>
+        <w:t>Most favourite.</w:t>
+      </w:r>
+    </w:p>
+    <w:p>
+      <w:pPr>
+        <w:numPr>
+          <w:ilvl w:val="0"/>
+          <w:numId w:val="65"/>
+        </w:numPr>
+        <w:spacing w:before="100" w:beforeAutospacing="1" w:after="100" w:afterAutospacing="1" w:line="240" w:lineRule="auto"/>
+      </w:pPr>
+      <w:r>
+        <w:t xml:space="preserve">Binary Search </w:t>
+      </w:r>
+    </w:p>
+    <w:p>
+      <w:pPr>
+        <w:numPr>
+          <w:ilvl w:val="0"/>
+          <w:numId w:val="65"/>
+        </w:numPr>
+        <w:spacing w:before="100" w:beforeAutospacing="1" w:after="100" w:afterAutospacing="1" w:line="240" w:lineRule="auto"/>
+      </w:pPr>
+      <w:r>
+        <w:t xml:space="preserve">First Occurrence </w:t>
+      </w:r>
+    </w:p>
+    <w:p>
+      <w:pPr>
+        <w:numPr>
+          <w:ilvl w:val="0"/>
+          <w:numId w:val="65"/>
+        </w:numPr>
+        <w:spacing w:before="100" w:beforeAutospacing="1" w:after="100" w:afterAutospacing="1" w:line="240" w:lineRule="auto"/>
+      </w:pPr>
+      <w:r>
+        <w:t xml:space="preserve">Last Occurrence </w:t>
+      </w:r>
+    </w:p>
+    <w:p>
+      <w:pPr>
+        <w:numPr>
+          <w:ilvl w:val="0"/>
+          <w:numId w:val="65"/>
+        </w:numPr>
+        <w:spacing w:before="100" w:beforeAutospacing="1" w:after="100" w:afterAutospacing="1" w:line="240" w:lineRule="auto"/>
+      </w:pPr>
+      <w:r>
+        <w:t xml:space="preserve">Count Occurrence </w:t>
+      </w:r>
+    </w:p>
+    <w:p>
+      <w:pPr>
+        <w:numPr>
+          <w:ilvl w:val="0"/>
+          <w:numId w:val="65"/>
+        </w:numPr>
+        <w:spacing w:before="100" w:beforeAutospacing="1" w:after="100" w:afterAutospacing="1" w:line="240" w:lineRule="auto"/>
+      </w:pPr>
+      <w:r>
+        <w:t xml:space="preserve">Lower Bound </w:t>
+      </w:r>
+    </w:p>
+    <w:p>
+      <w:pPr>
+        <w:numPr>
+          <w:ilvl w:val="0"/>
+          <w:numId w:val="65"/>
+        </w:numPr>
+        <w:spacing w:before="100" w:beforeAutospacing="1" w:after="100" w:afterAutospacing="1" w:line="240" w:lineRule="auto"/>
+      </w:pPr>
+      <w:r>
+        <w:t xml:space="preserve">Upper Bound </w:t>
+      </w:r>
+    </w:p>
+    <w:p>
+      <w:pPr>
+        <w:numPr>
+          <w:ilvl w:val="0"/>
+          <w:numId w:val="65"/>
+        </w:numPr>
+        <w:spacing w:before="100" w:beforeAutospacing="1" w:after="100" w:afterAutospacing="1" w:line="240" w:lineRule="auto"/>
+      </w:pPr>
+      <w:r>
+        <w:t xml:space="preserve">Search Insert Position </w:t>
+      </w:r>
+    </w:p>
+    <w:p>
+      <w:pPr>
+        <w:numPr>
+          <w:ilvl w:val="0"/>
+          <w:numId w:val="65"/>
+        </w:numPr>
+        <w:spacing w:before="100" w:beforeAutospacing="1" w:after="100" w:afterAutospacing="1" w:line="240" w:lineRule="auto"/>
+      </w:pPr>
+      <w:r>
+        <w:t xml:space="preserve">Square Root </w:t>
+      </w:r>
+    </w:p>
+    <w:p>
+      <w:pPr>
+        <w:numPr>
+          <w:ilvl w:val="0"/>
+          <w:numId w:val="65"/>
+        </w:numPr>
+        <w:spacing w:before="100" w:beforeAutospacing="1" w:after="100" w:afterAutospacing="1" w:line="240" w:lineRule="auto"/>
+      </w:pPr>
+      <w:r>
+        <w:t xml:space="preserve">Peak Element </w:t>
+      </w:r>
+    </w:p>
+    <w:p>
+      <w:pPr>
+        <w:numPr>
+          <w:ilvl w:val="0"/>
+          <w:numId w:val="65"/>
+        </w:numPr>
+        <w:spacing w:before="100" w:beforeAutospacing="1" w:after="100" w:afterAutospacing="1" w:line="240" w:lineRule="auto"/>
+      </w:pPr>
+      <w:r>
+        <w:t xml:space="preserve">Rotated Sorted Array </w:t>
+      </w:r>
+    </w:p>
+    <w:p>
+      <w:pPr>
+        <w:numPr>
+          <w:ilvl w:val="0"/>
+          <w:numId w:val="65"/>
+        </w:numPr>
+        <w:spacing w:before="100" w:beforeAutospacing="1" w:after="100" w:afterAutospacing="1" w:line="240" w:lineRule="auto"/>
+      </w:pPr>
+      <w:r>
+        <w:t xml:space="preserve">Minimum in Rotated Array </w:t>
+      </w:r>
+    </w:p>
+    <w:p>
+      <w:pPr>
+        <w:spacing w:after="0"/>
+      </w:pPr>
+      <w:r>
+        <w:pict w14:anchorId="7E3C4D8F">
+          <v:rect id="_x0000_i1037" style="width:0;height:1.5pt" o:hralign="center" o:hrstd="t" o:hr="t" fillcolor="#a0a0a0" stroked="f"/>
+        </w:pict>
+      </w:r>
+    </w:p>
+    <w:p>
+      <w:pPr>
+        <w:pStyle w:val="Heading1"/>
+      </w:pPr>
+      <w:r>
+        <w:rPr>
+          <w:rFonts w:ascii="Segoe UI Emoji" w:hAnsi="Segoe UI Emoji" w:cs="Segoe UI Emoji"/>
+        </w:rPr>
+        <w:t>⭐</w:t>
+      </w:r>
+      <w:r>
+        <w:t xml:space="preserve"> String Questions (Must Do)</w:t>
+      </w:r>
+    </w:p>
+    <w:p>
+      <w:pPr>
+        <w:numPr>
+          <w:ilvl w:val="0"/>
+          <w:numId w:val="66"/>
+        </w:numPr>
+        <w:spacing w:before="100" w:beforeAutospacing="1" w:after="100" w:afterAutospacing="1" w:line="240" w:lineRule="auto"/>
+      </w:pPr>
+      <w:r>
+        <w:t xml:space="preserve">Reverse String </w:t>
+      </w:r>
+    </w:p>
+    <w:p>
+      <w:pPr>
+        <w:numPr>
+          <w:ilvl w:val="0"/>
+          <w:numId w:val="66"/>
+        </w:numPr>
+        <w:spacing w:before="100" w:beforeAutospacing="1" w:after="100" w:afterAutospacing="1" w:line="240" w:lineRule="auto"/>
+      </w:pPr>
+      <w:r>
+        <w:t xml:space="preserve">Reverse Words </w:t>
+      </w:r>
+    </w:p>
+    <w:p>
+      <w:pPr>
+        <w:numPr>
+          <w:ilvl w:val="0"/>
+          <w:numId w:val="66"/>
+        </w:numPr>
+        <w:spacing w:before="100" w:beforeAutospacing="1" w:after="100" w:afterAutospacing="1" w:line="240" w:lineRule="auto"/>
+      </w:pPr>
+      <w:r>
+        <w:t xml:space="preserve">Palindrome </w:t>
+      </w:r>
+    </w:p>
+    <w:p>
+      <w:pPr>
+        <w:numPr>
+          <w:ilvl w:val="0"/>
+          <w:numId w:val="66"/>
+        </w:numPr>
+        <w:spacing w:before="100" w:beforeAutospacing="1" w:after="100" w:afterAutospacing="1" w:line="240" w:lineRule="auto"/>
+      </w:pPr>
+      <w:r>
+        <w:t xml:space="preserve">Count Vowels </w:t>
+      </w:r>
+    </w:p>
+    <w:p>
+      <w:pPr>
+        <w:numPr>
+          <w:ilvl w:val="0"/>
+          <w:numId w:val="66"/>
+        </w:numPr>
+        <w:spacing w:before="100" w:beforeAutospacing="1" w:after="100" w:afterAutospacing="1" w:line="240" w:lineRule="auto"/>
+      </w:pPr>
+      <w:r>
+        <w:t xml:space="preserve">Count Consonants </w:t>
+      </w:r>
+    </w:p>
+    <w:p>
+      <w:pPr>
+        <w:numPr>
+          <w:ilvl w:val="0"/>
+          <w:numId w:val="66"/>
+        </w:numPr>
+        <w:spacing w:before="100" w:beforeAutospacing="1" w:after="100" w:afterAutospacing="1" w:line="240" w:lineRule="auto"/>
+      </w:pPr>
+      <w:r>
+        <w:t xml:space="preserve">Remove Spaces </w:t>
+      </w:r>
+    </w:p>
+    <w:p>
+      <w:pPr>
+        <w:numPr>
+          <w:ilvl w:val="0"/>
+          <w:numId w:val="66"/>
+        </w:numPr>
+        <w:spacing w:before="100" w:beforeAutospacing="1" w:after="100" w:afterAutospacing="1" w:line="240" w:lineRule="auto"/>
+      </w:pPr>
+      <w:r>
+        <w:t xml:space="preserve">Remove Duplicates </w:t>
+      </w:r>
+    </w:p>
+    <w:p>
+      <w:pPr>
+        <w:numPr>
+          <w:ilvl w:val="0"/>
+          <w:numId w:val="66"/>
+        </w:numPr>
+        <w:spacing w:before="100" w:beforeAutospacing="1" w:after="100" w:afterAutospacing="1" w:line="240" w:lineRule="auto"/>
+      </w:pPr>
+      <w:r>
+        <w:t xml:space="preserve">Character Frequency </w:t>
+      </w:r>
+    </w:p>
+    <w:p>
+      <w:pPr>
+        <w:numPr>
+          <w:ilvl w:val="0"/>
+          <w:numId w:val="66"/>
+        </w:numPr>
+        <w:spacing w:before="100" w:beforeAutospacing="1" w:after="100" w:afterAutospacing="1" w:line="240" w:lineRule="auto"/>
+      </w:pPr>
+      <w:r>
+        <w:t xml:space="preserve">Longest Word </w:t>
+      </w:r>
+    </w:p>
+    <w:p>
+      <w:pPr>
+        <w:numPr>
+          <w:ilvl w:val="0"/>
+          <w:numId w:val="66"/>
+        </w:numPr>
+        <w:spacing w:before="100" w:beforeAutospacing="1" w:after="100" w:afterAutospacing="1" w:line="240" w:lineRule="auto"/>
+      </w:pPr>
+      <w:r>
+        <w:t xml:space="preserve">Capitalize Words </w:t>
+      </w:r>
+    </w:p>
+    <w:p>
+      <w:pPr>
+        <w:numPr>
+          <w:ilvl w:val="0"/>
+          <w:numId w:val="66"/>
+        </w:numPr>
+        <w:spacing w:before="100" w:beforeAutospacing="1" w:after="100" w:afterAutospacing="1" w:line="240" w:lineRule="auto"/>
+      </w:pPr>
+      <w:r>
+        <w:t xml:space="preserve">String Compression </w:t>
+      </w:r>
+    </w:p>
+    <w:p>
+      <w:pPr>
+        <w:numPr>
+          <w:ilvl w:val="0"/>
+          <w:numId w:val="66"/>
+        </w:numPr>
+        <w:spacing w:before="100" w:beforeAutospacing="1" w:after="100" w:afterAutospacing="1" w:line="240" w:lineRule="auto"/>
+      </w:pPr>
+      <w:r>
+        <w:t xml:space="preserve">Anagram </w:t>
+      </w:r>
+    </w:p>
+    <w:p>
+      <w:pPr>
+        <w:numPr>
+          <w:ilvl w:val="0"/>
+          <w:numId w:val="66"/>
+        </w:numPr>
+        <w:spacing w:before="100" w:beforeAutospacing="1" w:after="100" w:afterAutospacing="1" w:line="240" w:lineRule="auto"/>
+      </w:pPr>
+      <w:r>
+        <w:t xml:space="preserve">Rotation Check </w:t>
+      </w:r>
+    </w:p>
+    <w:p>
+      <w:pPr>
+        <w:numPr>
+          <w:ilvl w:val="0"/>
+          <w:numId w:val="66"/>
+        </w:numPr>
+        <w:spacing w:before="100" w:beforeAutospacing="1" w:after="100" w:afterAutospacing="1" w:line="240" w:lineRule="auto"/>
+      </w:pPr>
+      <w:r>
+        <w:t xml:space="preserve">Count Digits </w:t>
+      </w:r>
+    </w:p>
+    <w:p>
+      <w:pPr>
+        <w:numPr>
+          <w:ilvl w:val="0"/>
+          <w:numId w:val="66"/>
+        </w:numPr>
+        <w:spacing w:before="100" w:beforeAutospacing="1" w:after="100" w:afterAutospacing="1" w:line="240" w:lineRule="auto"/>
+      </w:pPr>
+      <w:r>
+        <w:lastRenderedPageBreak/>
+        <w:t xml:space="preserve">Count Alphabets </w:t>
+      </w:r>
+    </w:p>
+    <w:p>
+      <w:pPr>
+        <w:spacing w:after="0"/>
+      </w:pPr>
+      <w:r>
+        <w:pict w14:anchorId="6A786E6B">
+          <v:rect id="_x0000_i1038" style="width:0;height:1.5pt" o:hralign="center" o:hrstd="t" o:hr="t" fillcolor="#a0a0a0" stroked="f"/>
+        </w:pict>
+      </w:r>
+    </w:p>
+    <w:p>
+      <w:pPr>
+        <w:pStyle w:val="Heading1"/>
+      </w:pPr>
+      <w:r>
+        <w:rPr>
+          <w:rFonts w:ascii="Segoe UI Emoji" w:hAnsi="Segoe UI Emoji" w:cs="Segoe UI Emoji"/>
+        </w:rPr>
+        <w:t>⭐</w:t>
+      </w:r>
+      <w:r>
+        <w:t xml:space="preserve"> Matrix Questions</w:t>
+      </w:r>
+    </w:p>
+    <w:p>
+      <w:pPr>
+        <w:numPr>
+          <w:ilvl w:val="0"/>
+          <w:numId w:val="67"/>
+        </w:numPr>
+        <w:spacing w:before="100" w:beforeAutospacing="1" w:after="100" w:afterAutospacing="1" w:line="240" w:lineRule="auto"/>
+      </w:pPr>
+      <w:r>
+        <w:t xml:space="preserve">Matrix Transpose </w:t>
+      </w:r>
+    </w:p>
+    <w:p>
+      <w:pPr>
+        <w:numPr>
+          <w:ilvl w:val="0"/>
+          <w:numId w:val="67"/>
+        </w:numPr>
+        <w:spacing w:before="100" w:beforeAutospacing="1" w:after="100" w:afterAutospacing="1" w:line="240" w:lineRule="auto"/>
+      </w:pPr>
+      <w:r>
+        <w:t xml:space="preserve">Rotate Matrix 90° </w:t>
+      </w:r>
+    </w:p>
+    <w:p>
+      <w:pPr>
+        <w:numPr>
+          <w:ilvl w:val="0"/>
+          <w:numId w:val="67"/>
+        </w:numPr>
+        <w:spacing w:before="100" w:beforeAutospacing="1" w:after="100" w:afterAutospacing="1" w:line="240" w:lineRule="auto"/>
+      </w:pPr>
+      <w:r>
+        <w:t xml:space="preserve">Diagonal Sum </w:t>
+      </w:r>
+    </w:p>
+    <w:p>
+      <w:pPr>
+        <w:numPr>
+          <w:ilvl w:val="0"/>
+          <w:numId w:val="67"/>
+        </w:numPr>
+        <w:spacing w:before="100" w:beforeAutospacing="1" w:after="100" w:afterAutospacing="1" w:line="240" w:lineRule="auto"/>
+      </w:pPr>
+      <w:r>
+        <w:t xml:space="preserve">Boundary Traversal </w:t>
+      </w:r>
+    </w:p>
+    <w:p>
+      <w:pPr>
+        <w:numPr>
+          <w:ilvl w:val="0"/>
+          <w:numId w:val="67"/>
+        </w:numPr>
+        <w:spacing w:before="100" w:beforeAutospacing="1" w:after="100" w:afterAutospacing="1" w:line="240" w:lineRule="auto"/>
+      </w:pPr>
+      <w:r>
+        <w:t xml:space="preserve">Spiral Traversal (Basic) </w:t>
+      </w:r>
+    </w:p>
+    <w:p>
+      <w:pPr>
+        <w:numPr>
+          <w:ilvl w:val="0"/>
+          <w:numId w:val="67"/>
+        </w:numPr>
+        <w:spacing w:before="100" w:beforeAutospacing="1" w:after="100" w:afterAutospacing="1" w:line="240" w:lineRule="auto"/>
+      </w:pPr>
+      <w:r>
+        <w:t xml:space="preserve">Row Sum </w:t>
+      </w:r>
+    </w:p>
+    <w:p>
+      <w:pPr>
+        <w:numPr>
+          <w:ilvl w:val="0"/>
+          <w:numId w:val="67"/>
+        </w:numPr>
+        <w:spacing w:before="100" w:beforeAutospacing="1" w:after="100" w:afterAutospacing="1" w:line="240" w:lineRule="auto"/>
+      </w:pPr>
+      <w:r>
+        <w:t xml:space="preserve">Column Sum </w:t>
+      </w:r>
+    </w:p>
+    <w:p>
+      <w:pPr>
+        <w:numPr>
+          <w:ilvl w:val="0"/>
+          <w:numId w:val="67"/>
+        </w:numPr>
+        <w:spacing w:before="100" w:beforeAutospacing="1" w:after="100" w:afterAutospacing="1" w:line="240" w:lineRule="auto"/>
+      </w:pPr>
+      <w:r>
+        <w:t xml:space="preserve">Maximum Row Sum </w:t>
+      </w:r>
+    </w:p>
+    <w:p>
+      <w:pPr>
+        <w:spacing w:after="0"/>
+      </w:pPr>
+      <w:r>
+        <w:pict w14:anchorId="2930E84C">
+          <v:rect id="_x0000_i1039" style="width:0;height:1.5pt" o:hralign="center" o:hrstd="t" o:hr="t" fillcolor="#a0a0a0" stroked="f"/>
+        </w:pict>
+      </w:r>
+    </w:p>
+    <w:p>
+      <w:pPr>
+        <w:pStyle w:val="Heading1"/>
+      </w:pPr>
+      <w:r>
+        <w:rPr>
+          <w:rFonts w:ascii="Segoe UI Emoji" w:hAnsi="Segoe UI Emoji" w:cs="Segoe UI Emoji"/>
+        </w:rPr>
+        <w:t>⭐</w:t>
+      </w:r>
+      <w:r>
+        <w:t xml:space="preserve"> Recursion (Service-Based)</w:t>
+      </w:r>
+    </w:p>
+    <w:p>
+      <w:pPr>
+        <w:numPr>
+          <w:ilvl w:val="0"/>
+          <w:numId w:val="68"/>
+        </w:numPr>
+        <w:spacing w:before="100" w:beforeAutospacing="1" w:after="100" w:afterAutospacing="1" w:line="240" w:lineRule="auto"/>
+      </w:pPr>
+      <w:r>
+        <w:t xml:space="preserve">Factorial </w:t>
+      </w:r>
+    </w:p>
+    <w:p>
+      <w:pPr>
+        <w:numPr>
+          <w:ilvl w:val="0"/>
+          <w:numId w:val="68"/>
+        </w:numPr>
+        <w:spacing w:before="100" w:beforeAutospacing="1" w:after="100" w:afterAutospacing="1" w:line="240" w:lineRule="auto"/>
+      </w:pPr>
+      <w:r>
+        <w:t xml:space="preserve">Fibonacci </w:t>
+      </w:r>
+    </w:p>
+    <w:p>
+      <w:pPr>
+        <w:numPr>
+          <w:ilvl w:val="0"/>
+          <w:numId w:val="68"/>
+        </w:numPr>
+        <w:spacing w:before="100" w:beforeAutospacing="1" w:after="100" w:afterAutospacing="1" w:line="240" w:lineRule="auto"/>
+      </w:pPr>
+      <w:r>
+        <w:t xml:space="preserve">Reverse String </w:t>
+      </w:r>
+    </w:p>
+    <w:p>
+      <w:pPr>
+        <w:numPr>
+          <w:ilvl w:val="0"/>
+          <w:numId w:val="68"/>
+        </w:numPr>
+        <w:spacing w:before="100" w:beforeAutospacing="1" w:after="100" w:afterAutospacing="1" w:line="240" w:lineRule="auto"/>
+      </w:pPr>
+      <w:r>
+        <w:t xml:space="preserve">Sum of Digits </w:t>
+      </w:r>
+    </w:p>
+    <w:p>
+      <w:pPr>
+        <w:numPr>
+          <w:ilvl w:val="0"/>
+          <w:numId w:val="68"/>
+        </w:numPr>
+        <w:spacing w:before="100" w:beforeAutospacing="1" w:after="100" w:afterAutospacing="1" w:line="240" w:lineRule="auto"/>
+      </w:pPr>
+      <w:r>
+        <w:t xml:space="preserve">Power </w:t>
+      </w:r>
+    </w:p>
+    <w:p>
+      <w:pPr>
+        <w:numPr>
+          <w:ilvl w:val="0"/>
+          <w:numId w:val="68"/>
+        </w:numPr>
+        <w:spacing w:before="100" w:beforeAutospacing="1" w:after="100" w:afterAutospacing="1" w:line="240" w:lineRule="auto"/>
+      </w:pPr>
+      <w:r>
+        <w:t xml:space="preserve">GCD </w:t>
+      </w:r>
+    </w:p>
+    <w:p>
+      <w:pPr>
+        <w:numPr>
+          <w:ilvl w:val="0"/>
+          <w:numId w:val="68"/>
+        </w:numPr>
+        <w:spacing w:before="100" w:beforeAutospacing="1" w:after="100" w:afterAutospacing="1" w:line="240" w:lineRule="auto"/>
+      </w:pPr>
+      <w:r>
+        <w:t xml:space="preserve">Binary Search </w:t>
+      </w:r>
+    </w:p>
+    <w:p>
+      <w:pPr>
+        <w:numPr>
+          <w:ilvl w:val="0"/>
+          <w:numId w:val="68"/>
+        </w:numPr>
+        <w:spacing w:before="100" w:beforeAutospacing="1" w:after="100" w:afterAutospacing="1" w:line="240" w:lineRule="auto"/>
+      </w:pPr>
+      <w:r>
+        <w:t xml:space="preserve">Palindrome </w:t>
+      </w:r>
+    </w:p>
+    <w:p>
+      <w:pPr>
+        <w:spacing w:after="0"/>
+      </w:pPr>
+      <w:r>
+        <w:pict w14:anchorId="544C74E3">
+          <v:rect id="_x0000_i1040" style="width:0;height:1.5pt" o:hralign="center" o:hrstd="t" o:hr="t" fillcolor="#a0a0a0" stroked="f"/>
+        </w:pict>
+      </w:r>
+    </w:p>
+    <w:p>
+      <w:pPr>
+        <w:pStyle w:val="Heading1"/>
+      </w:pPr>
+      <w:r>
+        <w:rPr>
+          <w:rFonts w:ascii="Segoe UI Emoji" w:hAnsi="Segoe UI Emoji" w:cs="Segoe UI Emoji"/>
+        </w:rPr>
+        <w:t>⭐</w:t>
+      </w:r>
+      <w:r>
+        <w:t xml:space="preserve"> Sorting Questions</w:t>
+      </w:r>
+    </w:p>
+    <w:p>
+      <w:pPr>
+        <w:numPr>
+          <w:ilvl w:val="0"/>
+          <w:numId w:val="69"/>
+        </w:numPr>
+        <w:spacing w:before="100" w:beforeAutospacing="1" w:after="100" w:afterAutospacing="1" w:line="240" w:lineRule="auto"/>
+      </w:pPr>
+      <w:r>
+        <w:t xml:space="preserve">Bubble Sort </w:t>
+      </w:r>
+    </w:p>
+    <w:p>
+      <w:pPr>
+        <w:numPr>
+          <w:ilvl w:val="0"/>
+          <w:numId w:val="69"/>
+        </w:numPr>
+        <w:spacing w:before="100" w:beforeAutospacing="1" w:after="100" w:afterAutospacing="1" w:line="240" w:lineRule="auto"/>
+      </w:pPr>
+      <w:r>
+        <w:t xml:space="preserve">Selection Sort </w:t>
+      </w:r>
+    </w:p>
+    <w:p>
+      <w:pPr>
+        <w:numPr>
+          <w:ilvl w:val="0"/>
+          <w:numId w:val="69"/>
+        </w:numPr>
+        <w:spacing w:before="100" w:beforeAutospacing="1" w:after="100" w:afterAutospacing="1" w:line="240" w:lineRule="auto"/>
+      </w:pPr>
+      <w:r>
+        <w:t xml:space="preserve">Insertion Sort </w:t>
+      </w:r>
+    </w:p>
+    <w:p>
+      <w:pPr>
+        <w:numPr>
+          <w:ilvl w:val="0"/>
+          <w:numId w:val="69"/>
+        </w:numPr>
+        <w:spacing w:before="100" w:beforeAutospacing="1" w:after="100" w:afterAutospacing="1" w:line="240" w:lineRule="auto"/>
+      </w:pPr>
+      <w:r>
+        <w:t xml:space="preserve">Merge Two Sorted Arrays </w:t>
+      </w:r>
+    </w:p>
+    <w:p>
+      <w:pPr>
+        <w:numPr>
+          <w:ilvl w:val="0"/>
+          <w:numId w:val="69"/>
+        </w:numPr>
+        <w:spacing w:before="100" w:beforeAutospacing="1" w:after="100" w:afterAutospacing="1" w:line="240" w:lineRule="auto"/>
+      </w:pPr>
+      <w:r>
+        <w:t xml:space="preserve">Merge Sort (Basic) </w:t>
+      </w:r>
+    </w:p>
+    <w:p>
+      <w:pPr>
+        <w:numPr>
+          <w:ilvl w:val="0"/>
+          <w:numId w:val="69"/>
+        </w:numPr>
+        <w:spacing w:before="100" w:beforeAutospacing="1" w:after="100" w:afterAutospacing="1" w:line="240" w:lineRule="auto"/>
+      </w:pPr>
+      <w:r>
+        <w:t xml:space="preserve">Quick Sort (Basic Idea) </w:t>
+      </w:r>
+    </w:p>
+    <w:p>
+      <w:pPr>
+        <w:spacing w:after="0"/>
+      </w:pPr>
+      <w:r>
+        <w:pict w14:anchorId="142D1B08">
+          <v:rect id="_x0000_i1041" style="width:0;height:1.5pt" o:hralign="center" o:hrstd="t" o:hr="t" fillcolor="#a0a0a0" stroked="f"/>
+        </w:pict>
+      </w:r>
+    </w:p>
+    <w:p>
+      <w:pPr>
+        <w:pStyle w:val="Heading1"/>
+      </w:pPr>
+      <w:r>
+        <w:rPr>
+          <w:rFonts w:ascii="Segoe UI Emoji" w:hAnsi="Segoe UI Emoji" w:cs="Segoe UI Emoji"/>
+        </w:rPr>
+        <w:t>⭐</w:t>
+      </w:r>
+      <w:r>
+        <w:t xml:space="preserve"> Searching Questions</w:t>
+      </w:r>
+    </w:p>
+    <w:p>
+      <w:pPr>
+        <w:numPr>
+          <w:ilvl w:val="0"/>
+          <w:numId w:val="70"/>
+        </w:numPr>
+        <w:spacing w:before="100" w:beforeAutospacing="1" w:after="100" w:afterAutospacing="1" w:line="240" w:lineRule="auto"/>
+      </w:pPr>
+      <w:r>
+        <w:t xml:space="preserve">Linear Search </w:t>
+      </w:r>
+    </w:p>
+    <w:p>
+      <w:pPr>
+        <w:numPr>
+          <w:ilvl w:val="0"/>
+          <w:numId w:val="70"/>
+        </w:numPr>
+        <w:spacing w:before="100" w:beforeAutospacing="1" w:after="100" w:afterAutospacing="1" w:line="240" w:lineRule="auto"/>
+      </w:pPr>
+      <w:r>
+        <w:t xml:space="preserve">Binary Search </w:t>
+      </w:r>
+    </w:p>
+    <w:p>
+      <w:pPr>
+        <w:numPr>
+          <w:ilvl w:val="0"/>
+          <w:numId w:val="70"/>
+        </w:numPr>
+        <w:spacing w:before="100" w:beforeAutospacing="1" w:after="100" w:afterAutospacing="1" w:line="240" w:lineRule="auto"/>
+      </w:pPr>
+      <w:r>
+        <w:lastRenderedPageBreak/>
+        <w:t xml:space="preserve">Search in Rotated Array </w:t>
+      </w:r>
+    </w:p>
+    <w:p>
+      <w:pPr>
+        <w:numPr>
+          <w:ilvl w:val="0"/>
+          <w:numId w:val="70"/>
+        </w:numPr>
+        <w:spacing w:before="100" w:beforeAutospacing="1" w:after="100" w:afterAutospacing="1" w:line="240" w:lineRule="auto"/>
+      </w:pPr>
+      <w:r>
+        <w:t xml:space="preserve">First Occurrence </w:t>
+      </w:r>
+    </w:p>
+    <w:p>
+      <w:pPr>
+        <w:numPr>
+          <w:ilvl w:val="0"/>
+          <w:numId w:val="70"/>
+        </w:numPr>
+        <w:spacing w:before="100" w:beforeAutospacing="1" w:after="100" w:afterAutospacing="1" w:line="240" w:lineRule="auto"/>
+      </w:pPr>
+      <w:r>
+        <w:t xml:space="preserve">Last Occurrence </w:t>
+      </w:r>
+    </w:p>
+    <w:p>
+      <w:pPr>
+        <w:numPr>
+          <w:ilvl w:val="0"/>
+          <w:numId w:val="70"/>
+        </w:numPr>
+        <w:spacing w:before="100" w:beforeAutospacing="1" w:after="100" w:afterAutospacing="1" w:line="240" w:lineRule="auto"/>
+      </w:pPr>
+      <w:r>
+        <w:t xml:space="preserve">Missing Number </w:t>
+      </w:r>
+    </w:p>
+    <w:p>
+      <w:pPr>
+        <w:spacing w:after="0"/>
+      </w:pPr>
+      <w:r>
+        <w:pict w14:anchorId="2172D155">
+          <v:rect id="_x0000_i1042" style="width:0;height:1.5pt" o:hralign="center" o:hrstd="t" o:hr="t" fillcolor="#a0a0a0" stroked="f"/>
+        </w:pict>
+      </w:r>
+    </w:p>
+    <w:p>
+      <w:pPr>
+        <w:pStyle w:val="Heading1"/>
+      </w:pPr>
+      <w:r>
+        <w:rPr>
+          <w:rFonts w:ascii="Segoe UI Emoji" w:hAnsi="Segoe UI Emoji" w:cs="Segoe UI Emoji"/>
+        </w:rPr>
+        <w:t>⭐</w:t>
+      </w:r>
+      <w:r>
+        <w:t xml:space="preserve"> Numbers Questions</w:t>
+      </w:r>
+    </w:p>
+    <w:p>
+      <w:pPr>
+        <w:numPr>
+          <w:ilvl w:val="0"/>
+          <w:numId w:val="71"/>
+        </w:numPr>
+        <w:spacing w:before="100" w:beforeAutospacing="1" w:after="100" w:afterAutospacing="1" w:line="240" w:lineRule="auto"/>
+      </w:pPr>
+      <w:r>
+        <w:t xml:space="preserve">Prime </w:t>
+      </w:r>
+    </w:p>
+    <w:p>
+      <w:pPr>
+        <w:numPr>
+          <w:ilvl w:val="0"/>
+          <w:numId w:val="71"/>
+        </w:numPr>
+        <w:spacing w:before="100" w:beforeAutospacing="1" w:after="100" w:afterAutospacing="1" w:line="240" w:lineRule="auto"/>
+      </w:pPr>
+      <w:r>
+        <w:t xml:space="preserve">Armstrong </w:t>
+      </w:r>
+    </w:p>
+    <w:p>
+      <w:pPr>
+        <w:numPr>
+          <w:ilvl w:val="0"/>
+          <w:numId w:val="71"/>
+        </w:numPr>
+        <w:spacing w:before="100" w:beforeAutospacing="1" w:after="100" w:afterAutospacing="1" w:line="240" w:lineRule="auto"/>
+      </w:pPr>
+      <w:r>
+        <w:t xml:space="preserve">Perfect Number </w:t>
+      </w:r>
+    </w:p>
+    <w:p>
+      <w:pPr>
+        <w:numPr>
+          <w:ilvl w:val="0"/>
+          <w:numId w:val="71"/>
+        </w:numPr>
+        <w:spacing w:before="100" w:beforeAutospacing="1" w:after="100" w:afterAutospacing="1" w:line="240" w:lineRule="auto"/>
+      </w:pPr>
+      <w:r>
+        <w:t xml:space="preserve">Strong Number </w:t>
+      </w:r>
+    </w:p>
+    <w:p>
+      <w:pPr>
+        <w:numPr>
+          <w:ilvl w:val="0"/>
+          <w:numId w:val="71"/>
+        </w:numPr>
+        <w:spacing w:before="100" w:beforeAutospacing="1" w:after="100" w:afterAutospacing="1" w:line="240" w:lineRule="auto"/>
+      </w:pPr>
+      <w:r>
+        <w:t xml:space="preserve">Automorphic </w:t>
+      </w:r>
+    </w:p>
+    <w:p>
+      <w:pPr>
+        <w:numPr>
+          <w:ilvl w:val="0"/>
+          <w:numId w:val="71"/>
+        </w:numPr>
+        <w:spacing w:before="100" w:beforeAutospacing="1" w:after="100" w:afterAutospacing="1" w:line="240" w:lineRule="auto"/>
+      </w:pPr>
+      <w:r>
+        <w:t xml:space="preserve">Neon Number </w:t>
+      </w:r>
+    </w:p>
+    <w:p>
+      <w:pPr>
+        <w:numPr>
+          <w:ilvl w:val="0"/>
+          <w:numId w:val="71"/>
+        </w:numPr>
+        <w:spacing w:before="100" w:beforeAutospacing="1" w:after="100" w:afterAutospacing="1" w:line="240" w:lineRule="auto"/>
+      </w:pPr>
+      <w:r>
+        <w:t xml:space="preserve">Happy Number </w:t>
+      </w:r>
+    </w:p>
+    <w:p>
+      <w:pPr>
+        <w:numPr>
+          <w:ilvl w:val="0"/>
+          <w:numId w:val="71"/>
+        </w:numPr>
+        <w:spacing w:before="100" w:beforeAutospacing="1" w:after="100" w:afterAutospacing="1" w:line="240" w:lineRule="auto"/>
+      </w:pPr>
+      <w:r>
+        <w:t xml:space="preserve">Palindrome Number </w:t>
+      </w:r>
+    </w:p>
+    <w:p>
+      <w:pPr>
+        <w:numPr>
+          <w:ilvl w:val="0"/>
+          <w:numId w:val="71"/>
+        </w:numPr>
+        <w:spacing w:before="100" w:beforeAutospacing="1" w:after="100" w:afterAutospacing="1" w:line="240" w:lineRule="auto"/>
+      </w:pPr>
+      <w:r>
+        <w:t xml:space="preserve">Reverse Number </w:t>
+      </w:r>
+    </w:p>
+    <w:p>
+      <w:pPr>
+        <w:numPr>
+          <w:ilvl w:val="0"/>
+          <w:numId w:val="71"/>
+        </w:numPr>
+        <w:spacing w:before="100" w:beforeAutospacing="1" w:after="100" w:afterAutospacing="1" w:line="240" w:lineRule="auto"/>
+      </w:pPr>
+      <w:r>
+        <w:t xml:space="preserve">Sum of Digits </w:t>
+      </w:r>
+    </w:p>
+    <w:p>
+      <w:pPr>
+        <w:numPr>
+          <w:ilvl w:val="0"/>
+          <w:numId w:val="71"/>
+        </w:numPr>
+        <w:spacing w:before="100" w:beforeAutospacing="1" w:after="100" w:afterAutospacing="1" w:line="240" w:lineRule="auto"/>
+      </w:pPr>
+      <w:r>
+        <w:t xml:space="preserve">Count Digits </w:t>
+      </w:r>
+    </w:p>
+    <w:p>
+      <w:pPr>
+        <w:numPr>
+          <w:ilvl w:val="0"/>
+          <w:numId w:val="71"/>
+        </w:numPr>
+        <w:spacing w:before="100" w:beforeAutospacing="1" w:after="100" w:afterAutospacing="1" w:line="240" w:lineRule="auto"/>
+      </w:pPr>
+      <w:r>
+        <w:t xml:space="preserve">GCD </w:t>
+      </w:r>
+    </w:p>
+    <w:p>
+      <w:pPr>
+        <w:numPr>
+          <w:ilvl w:val="0"/>
+          <w:numId w:val="71"/>
+        </w:numPr>
+        <w:spacing w:before="100" w:beforeAutospacing="1" w:after="100" w:afterAutospacing="1" w:line="240" w:lineRule="auto"/>
+      </w:pPr>
+      <w:r>
+        <w:t xml:space="preserve">LCM </w:t>
+      </w:r>
+    </w:p>
+    <w:p>
+      <w:pPr>
+        <w:numPr>
+          <w:ilvl w:val="0"/>
+          <w:numId w:val="71"/>
+        </w:numPr>
+        <w:spacing w:before="100" w:beforeAutospacing="1" w:after="100" w:afterAutospacing="1" w:line="240" w:lineRule="auto"/>
+      </w:pPr>
+      <w:r>
+        <w:t xml:space="preserve">Power </w:t>
+      </w:r>
+    </w:p>
+    <w:p>
+      <w:pPr>
+        <w:numPr>
+          <w:ilvl w:val="0"/>
+          <w:numId w:val="71"/>
+        </w:numPr>
+        <w:spacing w:before="100" w:beforeAutospacing="1" w:after="100" w:afterAutospacing="1" w:line="240" w:lineRule="auto"/>
+      </w:pPr>
+      <w:r>
+        <w:t xml:space="preserve">Fibonacci </w:t>
+      </w:r>
+    </w:p>
+    <w:p>
+      <w:pPr>
+        <w:spacing w:after="0"/>
+      </w:pPr>
+      <w:r>
+        <w:pict w14:anchorId="4CD57209">
+          <v:rect id="_x0000_i1043" style="width:0;height:1.5pt" o:hralign="center" o:hrstd="t" o:hr="t" fillcolor="#a0a0a0" stroked="f"/>
+        </w:pict>
+      </w:r>
+    </w:p>
+    <w:p>
+      <w:pPr>
+        <w:pStyle w:val="Heading1"/>
+      </w:pPr>
+      <w:r>
+        <w:rPr>
+          <w:rFonts w:ascii="Segoe UI Emoji" w:hAnsi="Segoe UI Emoji" w:cs="Segoe UI Emoji"/>
+        </w:rPr>
+        <w:t>⭐</w:t>
+      </w:r>
+      <w:r>
+        <w:t xml:space="preserve"> If I had only 1 month before interviews</w:t>
+      </w:r>
+    </w:p>
+    <w:p>
+      <w:pPr>
+        <w:pStyle w:val="NormalWeb"/>
+      </w:pPr>
+      <w:r>
+        <w:t xml:space="preserve">Main </w:t>
+      </w:r>
+      <w:proofErr w:type="spellStart"/>
+      <w:r>
+        <w:t>sirf</w:t>
+      </w:r>
+      <w:proofErr w:type="spellEnd"/>
+      <w:r>
+        <w:t xml:space="preserve"> ye </w:t>
+      </w:r>
+      <w:proofErr w:type="spellStart"/>
+      <w:r>
+        <w:t>karwata</w:t>
+      </w:r>
+      <w:proofErr w:type="spellEnd"/>
+      <w:r>
+        <w:t>:</w:t>
+      </w:r>
+    </w:p>
+    <w:p>
+      <w:pPr>
+        <w:pStyle w:val="Heading3"/>
+      </w:pPr>
+      <w:r>
+        <w:t>Week 1</w:t>
+      </w:r>
+    </w:p>
+    <w:p>
+      <w:pPr>
+        <w:numPr>
+          <w:ilvl w:val="0"/>
+          <w:numId w:val="72"/>
+        </w:numPr>
+        <w:spacing w:before="100" w:beforeAutospacing="1" w:after="100" w:afterAutospacing="1" w:line="240" w:lineRule="auto"/>
+      </w:pPr>
+      <w:r>
+        <w:t xml:space="preserve">Arrays (60 Questions) </w:t>
+      </w:r>
+    </w:p>
+    <w:p>
+      <w:pPr>
+        <w:numPr>
+          <w:ilvl w:val="0"/>
+          <w:numId w:val="72"/>
+        </w:numPr>
+        <w:spacing w:before="100" w:beforeAutospacing="1" w:after="100" w:afterAutospacing="1" w:line="240" w:lineRule="auto"/>
+      </w:pPr>
+      <w:r>
+        <w:t xml:space="preserve">Strings (30 Questions) </w:t>
+      </w:r>
+    </w:p>
+    <w:p>
+      <w:pPr>
+        <w:spacing w:after="0"/>
+      </w:pPr>
+      <w:r>
+        <w:pict w14:anchorId="33849A0A">
           <v:rect id="_x0000_i1044" style="width:0;height:1.5pt" o:hralign="center" o:hrstd="t" o:hr="t" fillcolor="#a0a0a0" stroked="f"/>
         </w:pict>
       </w:r>
     </w:p>
     <w:p>
       <w:pPr>
-        <w:pStyle w:val="Heading1"/>
-      </w:pPr>
-      <w:r>
-        <w:t xml:space="preserve">2. Frequency Dictionary </w:t>
-      </w:r>
-      <w:r>
-        <w:rPr>
-          <w:rFonts w:ascii="Segoe UI Emoji" w:hAnsi="Segoe UI Emoji" w:cs="Segoe UI Emoji"/>
-        </w:rPr>
-        <w:t>⭐⭐⭐⭐⭐</w:t>
-      </w:r>
-    </w:p>
-    <w:p>
-      <w:pPr>
-        <w:pStyle w:val="NormalWeb"/>
-      </w:pPr>
-      <w:r>
-        <w:t xml:space="preserve">Ye service-based interviews ka favourite pattern </w:t>
-      </w:r>
-      <w:proofErr w:type="spellStart"/>
-      <w:r>
-        <w:t>hai</w:t>
-      </w:r>
-      <w:proofErr w:type="spellEnd"/>
-      <w:r>
-        <w:t>.</w:t>
-      </w:r>
-    </w:p>
-    <w:p>
-      <w:pPr>
-        <w:numPr>
-          <w:ilvl w:val="0"/>
-          <w:numId w:val="59"/>
-        </w:numPr>
-        <w:spacing w:before="100" w:beforeAutospacing="1" w:after="100" w:afterAutospacing="1" w:line="240" w:lineRule="auto"/>
-      </w:pPr>
-      <w:r>
-        <w:t xml:space="preserve">Frequency Count </w:t>
-      </w:r>
-    </w:p>
-    <w:p>
-      <w:pPr>
-        <w:numPr>
-          <w:ilvl w:val="0"/>
-          <w:numId w:val="59"/>
-        </w:numPr>
-        <w:spacing w:before="100" w:beforeAutospacing="1" w:after="100" w:afterAutospacing="1" w:line="240" w:lineRule="auto"/>
-      </w:pPr>
-      <w:r>
-        <w:t xml:space="preserve">Character Frequency </w:t>
-      </w:r>
-    </w:p>
-    <w:p>
-      <w:pPr>
-        <w:numPr>
-          <w:ilvl w:val="0"/>
-          <w:numId w:val="59"/>
-        </w:numPr>
-        <w:spacing w:before="100" w:beforeAutospacing="1" w:after="100" w:afterAutospacing="1" w:line="240" w:lineRule="auto"/>
-      </w:pPr>
-      <w:r>
-        <w:t xml:space="preserve">Word Frequency </w:t>
-      </w:r>
-    </w:p>
-    <w:p>
-      <w:pPr>
-        <w:numPr>
-          <w:ilvl w:val="0"/>
-          <w:numId w:val="59"/>
-        </w:numPr>
-        <w:spacing w:before="100" w:beforeAutospacing="1" w:after="100" w:afterAutospacing="1" w:line="240" w:lineRule="auto"/>
-      </w:pPr>
-      <w:r>
-        <w:t xml:space="preserve">Maximum Frequency </w:t>
-      </w:r>
-    </w:p>
-    <w:p>
-      <w:pPr>
-        <w:numPr>
-          <w:ilvl w:val="0"/>
-          <w:numId w:val="59"/>
-        </w:numPr>
-        <w:spacing w:before="100" w:beforeAutospacing="1" w:after="100" w:afterAutospacing="1" w:line="240" w:lineRule="auto"/>
-      </w:pPr>
-      <w:r>
-        <w:t xml:space="preserve">Minimum Frequency </w:t>
-      </w:r>
-    </w:p>
-    <w:p>
-      <w:pPr>
-        <w:numPr>
-          <w:ilvl w:val="0"/>
-          <w:numId w:val="59"/>
-        </w:numPr>
-        <w:spacing w:before="100" w:beforeAutospacing="1" w:after="100" w:afterAutospacing="1" w:line="240" w:lineRule="auto"/>
-      </w:pPr>
-      <w:r>
-        <w:t xml:space="preserve">First Non-Repeating </w:t>
-      </w:r>
-    </w:p>
-    <w:p>
-      <w:pPr>
-        <w:numPr>
-          <w:ilvl w:val="0"/>
-          <w:numId w:val="59"/>
-        </w:numPr>
-        <w:spacing w:before="100" w:beforeAutospacing="1" w:after="100" w:afterAutospacing="1" w:line="240" w:lineRule="auto"/>
-      </w:pPr>
-      <w:r>
-        <w:lastRenderedPageBreak/>
-        <w:t xml:space="preserve">First Repeating </w:t>
-      </w:r>
-    </w:p>
-    <w:p>
-      <w:pPr>
-        <w:numPr>
-          <w:ilvl w:val="0"/>
-          <w:numId w:val="59"/>
-        </w:numPr>
-        <w:spacing w:before="100" w:beforeAutospacing="1" w:after="100" w:afterAutospacing="1" w:line="240" w:lineRule="auto"/>
-      </w:pPr>
-      <w:r>
-        <w:t xml:space="preserve">Remove Duplicates </w:t>
-      </w:r>
-    </w:p>
-    <w:p>
-      <w:pPr>
-        <w:numPr>
-          <w:ilvl w:val="0"/>
-          <w:numId w:val="59"/>
-        </w:numPr>
-        <w:spacing w:before="100" w:beforeAutospacing="1" w:after="100" w:afterAutospacing="1" w:line="240" w:lineRule="auto"/>
-      </w:pPr>
-      <w:r>
-        <w:t xml:space="preserve">Count Duplicates </w:t>
-      </w:r>
-    </w:p>
-    <w:p>
-      <w:pPr>
-        <w:numPr>
-          <w:ilvl w:val="0"/>
-          <w:numId w:val="59"/>
-        </w:numPr>
-        <w:spacing w:before="100" w:beforeAutospacing="1" w:after="100" w:afterAutospacing="1" w:line="240" w:lineRule="auto"/>
-      </w:pPr>
-      <w:r>
-        <w:t xml:space="preserve">Even Frequency </w:t>
-      </w:r>
-    </w:p>
-    <w:p>
-      <w:pPr>
-        <w:numPr>
-          <w:ilvl w:val="0"/>
-          <w:numId w:val="59"/>
-        </w:numPr>
-        <w:spacing w:before="100" w:beforeAutospacing="1" w:after="100" w:afterAutospacing="1" w:line="240" w:lineRule="auto"/>
-      </w:pPr>
-      <w:r>
-        <w:t xml:space="preserve">Odd Frequency </w:t>
-      </w:r>
-    </w:p>
-    <w:p>
-      <w:pPr>
-        <w:numPr>
-          <w:ilvl w:val="0"/>
-          <w:numId w:val="59"/>
-        </w:numPr>
-        <w:spacing w:before="100" w:beforeAutospacing="1" w:after="100" w:afterAutospacing="1" w:line="240" w:lineRule="auto"/>
-      </w:pPr>
-      <w:r>
-        <w:t xml:space="preserve">Prime Frequency </w:t>
-      </w:r>
-    </w:p>
-    <w:p>
-      <w:pPr>
-        <w:numPr>
-          <w:ilvl w:val="0"/>
-          <w:numId w:val="59"/>
-        </w:numPr>
-        <w:spacing w:before="100" w:beforeAutospacing="1" w:after="100" w:afterAutospacing="1" w:line="240" w:lineRule="auto"/>
-      </w:pPr>
-      <w:r>
-        <w:t xml:space="preserve">Replace Prime Frequency </w:t>
-      </w:r>
-    </w:p>
-    <w:p>
-      <w:pPr>
-        <w:numPr>
-          <w:ilvl w:val="0"/>
-          <w:numId w:val="59"/>
-        </w:numPr>
-        <w:spacing w:before="100" w:beforeAutospacing="1" w:after="100" w:afterAutospacing="1" w:line="240" w:lineRule="auto"/>
-      </w:pPr>
-      <w:r>
-        <w:t xml:space="preserve">Frequency Sort </w:t>
-      </w:r>
-    </w:p>
-    <w:p>
-      <w:pPr>
-        <w:numPr>
-          <w:ilvl w:val="0"/>
-          <w:numId w:val="59"/>
-        </w:numPr>
-        <w:spacing w:before="100" w:beforeAutospacing="1" w:after="100" w:afterAutospacing="1" w:line="240" w:lineRule="auto"/>
-      </w:pPr>
-      <w:r>
-        <w:t xml:space="preserve">Group By Frequency </w:t>
-      </w:r>
-    </w:p>
-    <w:p>
-      <w:pPr>
-        <w:numPr>
-          <w:ilvl w:val="0"/>
-          <w:numId w:val="59"/>
-        </w:numPr>
-        <w:spacing w:before="100" w:beforeAutospacing="1" w:after="100" w:afterAutospacing="1" w:line="240" w:lineRule="auto"/>
-      </w:pPr>
-      <w:r>
-        <w:t xml:space="preserve">Group By Digit Count </w:t>
-      </w:r>
-    </w:p>
-    <w:p>
-      <w:pPr>
-        <w:numPr>
-          <w:ilvl w:val="0"/>
-          <w:numId w:val="59"/>
-        </w:numPr>
-        <w:spacing w:before="100" w:beforeAutospacing="1" w:after="100" w:afterAutospacing="1" w:line="240" w:lineRule="auto"/>
-      </w:pPr>
-      <w:r>
-        <w:t xml:space="preserve">Group By Digit Sum </w:t>
-      </w:r>
-    </w:p>
-    <w:p>
-      <w:pPr>
-        <w:numPr>
-          <w:ilvl w:val="0"/>
-          <w:numId w:val="59"/>
-        </w:numPr>
-        <w:spacing w:before="100" w:beforeAutospacing="1" w:after="100" w:afterAutospacing="1" w:line="240" w:lineRule="auto"/>
-      </w:pPr>
-      <w:r>
-        <w:t xml:space="preserve">Count Anagrams </w:t>
-      </w:r>
-    </w:p>
-    <w:p>
-      <w:pPr>
-        <w:numPr>
-          <w:ilvl w:val="0"/>
-          <w:numId w:val="59"/>
-        </w:numPr>
-        <w:spacing w:before="100" w:beforeAutospacing="1" w:after="100" w:afterAutospacing="1" w:line="240" w:lineRule="auto"/>
-      </w:pPr>
-      <w:r>
-        <w:t xml:space="preserve">Check Anagram </w:t>
-      </w:r>
-    </w:p>
-    <w:p>
-      <w:pPr>
-        <w:numPr>
-          <w:ilvl w:val="0"/>
-          <w:numId w:val="59"/>
-        </w:numPr>
-        <w:spacing w:before="100" w:beforeAutospacing="1" w:after="100" w:afterAutospacing="1" w:line="240" w:lineRule="auto"/>
-      </w:pPr>
-      <w:r>
-        <w:t xml:space="preserve">Common Elements </w:t>
-      </w:r>
-    </w:p>
-    <w:p>
-      <w:pPr>
-        <w:numPr>
-          <w:ilvl w:val="0"/>
-          <w:numId w:val="59"/>
-        </w:numPr>
-        <w:spacing w:before="100" w:beforeAutospacing="1" w:after="100" w:afterAutospacing="1" w:line="240" w:lineRule="auto"/>
-      </w:pPr>
-      <w:r>
-        <w:t xml:space="preserve">Intersection </w:t>
-      </w:r>
-    </w:p>
-    <w:p>
-      <w:pPr>
-        <w:numPr>
-          <w:ilvl w:val="0"/>
-          <w:numId w:val="59"/>
-        </w:numPr>
-        <w:spacing w:before="100" w:beforeAutospacing="1" w:after="100" w:afterAutospacing="1" w:line="240" w:lineRule="auto"/>
-      </w:pPr>
-      <w:r>
-        <w:t xml:space="preserve">Union </w:t>
+        <w:pStyle w:val="Heading3"/>
+      </w:pPr>
+      <w:r>
+        <w:t>Week 2</w:t>
+      </w:r>
+    </w:p>
+    <w:p>
+      <w:pPr>
+        <w:numPr>
+          <w:ilvl w:val="0"/>
+          <w:numId w:val="73"/>
+        </w:numPr>
+        <w:spacing w:before="100" w:beforeAutospacing="1" w:after="100" w:afterAutospacing="1" w:line="240" w:lineRule="auto"/>
+      </w:pPr>
+      <w:r>
+        <w:t xml:space="preserve">Dictionary </w:t>
+      </w:r>
+    </w:p>
+    <w:p>
+      <w:pPr>
+        <w:numPr>
+          <w:ilvl w:val="0"/>
+          <w:numId w:val="73"/>
+        </w:numPr>
+        <w:spacing w:before="100" w:beforeAutospacing="1" w:after="100" w:afterAutospacing="1" w:line="240" w:lineRule="auto"/>
+      </w:pPr>
+      <w:r>
+        <w:t xml:space="preserve">HashMap </w:t>
+      </w:r>
+    </w:p>
+    <w:p>
+      <w:pPr>
+        <w:numPr>
+          <w:ilvl w:val="0"/>
+          <w:numId w:val="73"/>
+        </w:numPr>
+        <w:spacing w:before="100" w:beforeAutospacing="1" w:after="100" w:afterAutospacing="1" w:line="240" w:lineRule="auto"/>
+      </w:pPr>
+      <w:r>
+        <w:t xml:space="preserve">Two Sum </w:t>
+      </w:r>
+    </w:p>
+    <w:p>
+      <w:pPr>
+        <w:numPr>
+          <w:ilvl w:val="0"/>
+          <w:numId w:val="73"/>
+        </w:numPr>
+        <w:spacing w:before="100" w:beforeAutospacing="1" w:after="100" w:afterAutospacing="1" w:line="240" w:lineRule="auto"/>
+      </w:pPr>
+      <w:r>
+        <w:t xml:space="preserve">Sliding Window </w:t>
       </w:r>
     </w:p>
     <w:p>
@@ -4117,199 +6139,66 @@
         <w:spacing w:after="0"/>
       </w:pPr>
       <w:r>
-        <w:pict w14:anchorId="30D92232">
+        <w:pict w14:anchorId="01163226">
           <v:rect id="_x0000_i1045" style="width:0;height:1.5pt" o:hralign="center" o:hrstd="t" o:hr="t" fillcolor="#a0a0a0" stroked="f"/>
         </w:pict>
       </w:r>
     </w:p>
     <w:p>
       <w:pPr>
-        <w:pStyle w:val="Heading1"/>
-      </w:pPr>
-      <w:r>
-        <w:t xml:space="preserve">3. HashMap (Two Sum Pattern) </w:t>
-      </w:r>
-      <w:r>
-        <w:rPr>
-          <w:rFonts w:ascii="Segoe UI Emoji" w:hAnsi="Segoe UI Emoji" w:cs="Segoe UI Emoji"/>
-        </w:rPr>
-        <w:t>⭐⭐⭐⭐⭐</w:t>
-      </w:r>
-    </w:p>
-    <w:p>
-      <w:pPr>
-        <w:pStyle w:val="NormalWeb"/>
-      </w:pPr>
-      <w:r>
-        <w:t>Bahut important.</w:t>
-      </w:r>
-    </w:p>
-    <w:p>
-      <w:pPr>
-        <w:numPr>
-          <w:ilvl w:val="0"/>
-          <w:numId w:val="60"/>
-        </w:numPr>
-        <w:spacing w:before="100" w:beforeAutospacing="1" w:after="100" w:afterAutospacing="1" w:line="240" w:lineRule="auto"/>
-      </w:pPr>
-      <w:r>
-        <w:t xml:space="preserve">Two Sum </w:t>
-      </w:r>
-    </w:p>
-    <w:p>
-      <w:pPr>
-        <w:numPr>
-          <w:ilvl w:val="0"/>
-          <w:numId w:val="60"/>
-        </w:numPr>
-        <w:spacing w:before="100" w:beforeAutospacing="1" w:after="100" w:afterAutospacing="1" w:line="240" w:lineRule="auto"/>
-      </w:pPr>
-      <w:r>
-        <w:t xml:space="preserve">Two Difference </w:t>
-      </w:r>
-    </w:p>
-    <w:p>
-      <w:pPr>
-        <w:numPr>
-          <w:ilvl w:val="0"/>
-          <w:numId w:val="60"/>
-        </w:numPr>
-        <w:spacing w:before="100" w:beforeAutospacing="1" w:after="100" w:afterAutospacing="1" w:line="240" w:lineRule="auto"/>
-      </w:pPr>
-      <w:r>
-        <w:t xml:space="preserve">Pair Product </w:t>
-      </w:r>
-    </w:p>
-    <w:p>
-      <w:pPr>
-        <w:numPr>
-          <w:ilvl w:val="0"/>
-          <w:numId w:val="60"/>
-        </w:numPr>
-        <w:spacing w:before="100" w:beforeAutospacing="1" w:after="100" w:afterAutospacing="1" w:line="240" w:lineRule="auto"/>
-      </w:pPr>
-      <w:r>
-        <w:t xml:space="preserve">Pair XOR </w:t>
-      </w:r>
-    </w:p>
-    <w:p>
-      <w:pPr>
-        <w:numPr>
-          <w:ilvl w:val="0"/>
-          <w:numId w:val="60"/>
-        </w:numPr>
-        <w:spacing w:before="100" w:beforeAutospacing="1" w:after="100" w:afterAutospacing="1" w:line="240" w:lineRule="auto"/>
-      </w:pPr>
-      <w:r>
-        <w:t xml:space="preserve">Pair Equals Target </w:t>
-      </w:r>
-    </w:p>
-    <w:p>
-      <w:pPr>
-        <w:numPr>
-          <w:ilvl w:val="0"/>
-          <w:numId w:val="60"/>
-        </w:numPr>
-        <w:spacing w:before="100" w:beforeAutospacing="1" w:after="100" w:afterAutospacing="1" w:line="240" w:lineRule="auto"/>
-      </w:pPr>
-      <w:r>
-        <w:t xml:space="preserve">Three Sum </w:t>
-      </w:r>
-    </w:p>
-    <w:p>
-      <w:pPr>
-        <w:numPr>
-          <w:ilvl w:val="0"/>
-          <w:numId w:val="60"/>
-        </w:numPr>
-        <w:spacing w:before="100" w:beforeAutospacing="1" w:after="100" w:afterAutospacing="1" w:line="240" w:lineRule="auto"/>
-      </w:pPr>
-      <w:r>
-        <w:t xml:space="preserve">Four Sum (Basic Idea) </w:t>
-      </w:r>
-    </w:p>
-    <w:p>
-      <w:pPr>
-        <w:numPr>
-          <w:ilvl w:val="0"/>
-          <w:numId w:val="60"/>
-        </w:numPr>
-        <w:spacing w:before="100" w:beforeAutospacing="1" w:after="100" w:afterAutospacing="1" w:line="240" w:lineRule="auto"/>
-      </w:pPr>
-      <w:r>
-        <w:t xml:space="preserve">Contains Duplicate </w:t>
-      </w:r>
-    </w:p>
-    <w:p>
-      <w:pPr>
-        <w:numPr>
-          <w:ilvl w:val="0"/>
-          <w:numId w:val="60"/>
-        </w:numPr>
-        <w:spacing w:before="100" w:beforeAutospacing="1" w:after="100" w:afterAutospacing="1" w:line="240" w:lineRule="auto"/>
-      </w:pPr>
-      <w:r>
-        <w:t xml:space="preserve">Contains Nearby Duplicate </w:t>
-      </w:r>
-    </w:p>
-    <w:p>
-      <w:pPr>
-        <w:numPr>
-          <w:ilvl w:val="0"/>
-          <w:numId w:val="60"/>
-        </w:numPr>
-        <w:spacing w:before="100" w:beforeAutospacing="1" w:after="100" w:afterAutospacing="1" w:line="240" w:lineRule="auto"/>
-      </w:pPr>
-      <w:r>
-        <w:t xml:space="preserve">Happy Number </w:t>
-      </w:r>
-    </w:p>
-    <w:p>
-      <w:pPr>
-        <w:numPr>
-          <w:ilvl w:val="0"/>
-          <w:numId w:val="60"/>
-        </w:numPr>
-        <w:spacing w:before="100" w:beforeAutospacing="1" w:after="100" w:afterAutospacing="1" w:line="240" w:lineRule="auto"/>
-      </w:pPr>
-      <w:r>
-        <w:t xml:space="preserve">Longest Consecutive Sequence </w:t>
-      </w:r>
-    </w:p>
-    <w:p>
-      <w:pPr>
-        <w:numPr>
-          <w:ilvl w:val="0"/>
-          <w:numId w:val="60"/>
-        </w:numPr>
-        <w:spacing w:before="100" w:beforeAutospacing="1" w:after="100" w:afterAutospacing="1" w:line="240" w:lineRule="auto"/>
-      </w:pPr>
-      <w:r>
-        <w:t xml:space="preserve">Missing Number </w:t>
-      </w:r>
-    </w:p>
-    <w:p>
-      <w:pPr>
-        <w:numPr>
-          <w:ilvl w:val="0"/>
-          <w:numId w:val="60"/>
-        </w:numPr>
-        <w:spacing w:before="100" w:beforeAutospacing="1" w:after="100" w:afterAutospacing="1" w:line="240" w:lineRule="auto"/>
-      </w:pPr>
-      <w:r>
-        <w:t xml:space="preserve">Duplicate Number </w:t>
-      </w:r>
-    </w:p>
-    <w:p>
-      <w:pPr>
-        <w:numPr>
-          <w:ilvl w:val="0"/>
-          <w:numId w:val="60"/>
-        </w:numPr>
-        <w:spacing w:before="100" w:beforeAutospacing="1" w:after="100" w:afterAutospacing="1" w:line="240" w:lineRule="auto"/>
-      </w:pPr>
-      <w:r>
-        <w:t xml:space="preserve">Count Pairs </w:t>
+        <w:pStyle w:val="Heading3"/>
+      </w:pPr>
+      <w:r>
+        <w:lastRenderedPageBreak/>
+        <w:t>Week 3</w:t>
+      </w:r>
+    </w:p>
+    <w:p>
+      <w:pPr>
+        <w:numPr>
+          <w:ilvl w:val="0"/>
+          <w:numId w:val="74"/>
+        </w:numPr>
+        <w:spacing w:before="100" w:beforeAutospacing="1" w:after="100" w:afterAutospacing="1" w:line="240" w:lineRule="auto"/>
+      </w:pPr>
+      <w:r>
+        <w:t xml:space="preserve">Stack </w:t>
+      </w:r>
+    </w:p>
+    <w:p>
+      <w:pPr>
+        <w:numPr>
+          <w:ilvl w:val="0"/>
+          <w:numId w:val="74"/>
+        </w:numPr>
+        <w:spacing w:before="100" w:beforeAutospacing="1" w:after="100" w:afterAutospacing="1" w:line="240" w:lineRule="auto"/>
+      </w:pPr>
+      <w:r>
+        <w:t xml:space="preserve">Binary Search </w:t>
+      </w:r>
+    </w:p>
+    <w:p>
+      <w:pPr>
+        <w:numPr>
+          <w:ilvl w:val="0"/>
+          <w:numId w:val="74"/>
+        </w:numPr>
+        <w:spacing w:before="100" w:beforeAutospacing="1" w:after="100" w:afterAutospacing="1" w:line="240" w:lineRule="auto"/>
+      </w:pPr>
+      <w:r>
+        <w:t xml:space="preserve">Prefix Sum </w:t>
+      </w:r>
+    </w:p>
+    <w:p>
+      <w:pPr>
+        <w:numPr>
+          <w:ilvl w:val="0"/>
+          <w:numId w:val="74"/>
+        </w:numPr>
+        <w:spacing w:before="100" w:beforeAutospacing="1" w:after="100" w:afterAutospacing="1" w:line="240" w:lineRule="auto"/>
+      </w:pPr>
+      <w:r>
+        <w:t xml:space="preserve">Two Pointers </w:t>
       </w:r>
     </w:p>
     <w:p>
@@ -4317,184 +6206,53 @@
         <w:spacing w:after="0"/>
       </w:pPr>
       <w:r>
-        <w:pict w14:anchorId="15019C80">
+        <w:pict w14:anchorId="4B8E9E57">
           <v:rect id="_x0000_i1046" style="width:0;height:1.5pt" o:hralign="center" o:hrstd="t" o:hr="t" fillcolor="#a0a0a0" stroked="f"/>
         </w:pict>
       </w:r>
     </w:p>
     <w:p>
       <w:pPr>
-        <w:pStyle w:val="Heading1"/>
-      </w:pPr>
-      <w:r>
-        <w:t xml:space="preserve">4. Two Pointers </w:t>
-      </w:r>
-      <w:r>
-        <w:rPr>
-          <w:rFonts w:ascii="Segoe UI Emoji" w:hAnsi="Segoe UI Emoji" w:cs="Segoe UI Emoji"/>
-        </w:rPr>
-        <w:t>⭐⭐⭐⭐⭐</w:t>
-      </w:r>
-    </w:p>
-    <w:p>
-      <w:pPr>
-        <w:pStyle w:val="NormalWeb"/>
-      </w:pPr>
-      <w:r>
-        <w:t xml:space="preserve">Bahut companies </w:t>
-      </w:r>
-      <w:proofErr w:type="spellStart"/>
-      <w:r>
-        <w:t>poochti</w:t>
-      </w:r>
-      <w:proofErr w:type="spellEnd"/>
-      <w:r>
-        <w:t xml:space="preserve"> hain.</w:t>
-      </w:r>
-    </w:p>
-    <w:p>
-      <w:pPr>
-        <w:numPr>
-          <w:ilvl w:val="0"/>
-          <w:numId w:val="61"/>
-        </w:numPr>
-        <w:spacing w:before="100" w:beforeAutospacing="1" w:after="100" w:afterAutospacing="1" w:line="240" w:lineRule="auto"/>
-      </w:pPr>
-      <w:r>
-        <w:t xml:space="preserve">Reverse Array </w:t>
-      </w:r>
-    </w:p>
-    <w:p>
-      <w:pPr>
-        <w:numPr>
-          <w:ilvl w:val="0"/>
-          <w:numId w:val="61"/>
-        </w:numPr>
-        <w:spacing w:before="100" w:beforeAutospacing="1" w:after="100" w:afterAutospacing="1" w:line="240" w:lineRule="auto"/>
-      </w:pPr>
-      <w:r>
-        <w:t xml:space="preserve">Reverse String </w:t>
-      </w:r>
-    </w:p>
-    <w:p>
-      <w:pPr>
-        <w:numPr>
-          <w:ilvl w:val="0"/>
-          <w:numId w:val="61"/>
-        </w:numPr>
-        <w:spacing w:before="100" w:beforeAutospacing="1" w:after="100" w:afterAutospacing="1" w:line="240" w:lineRule="auto"/>
-      </w:pPr>
-      <w:r>
-        <w:lastRenderedPageBreak/>
-        <w:t xml:space="preserve">Palindrome </w:t>
-      </w:r>
-    </w:p>
-    <w:p>
-      <w:pPr>
-        <w:numPr>
-          <w:ilvl w:val="0"/>
-          <w:numId w:val="61"/>
-        </w:numPr>
-        <w:spacing w:before="100" w:beforeAutospacing="1" w:after="100" w:afterAutospacing="1" w:line="240" w:lineRule="auto"/>
-      </w:pPr>
-      <w:r>
-        <w:t xml:space="preserve">Valid Palindrome </w:t>
-      </w:r>
-    </w:p>
-    <w:p>
-      <w:pPr>
-        <w:numPr>
-          <w:ilvl w:val="0"/>
-          <w:numId w:val="61"/>
-        </w:numPr>
-        <w:spacing w:before="100" w:beforeAutospacing="1" w:after="100" w:afterAutospacing="1" w:line="240" w:lineRule="auto"/>
-      </w:pPr>
-      <w:r>
-        <w:t xml:space="preserve">Move Zeros </w:t>
-      </w:r>
-    </w:p>
-    <w:p>
-      <w:pPr>
-        <w:numPr>
-          <w:ilvl w:val="0"/>
-          <w:numId w:val="61"/>
-        </w:numPr>
-        <w:spacing w:before="100" w:beforeAutospacing="1" w:after="100" w:afterAutospacing="1" w:line="240" w:lineRule="auto"/>
-      </w:pPr>
-      <w:r>
-        <w:t xml:space="preserve">Remove Duplicates </w:t>
-      </w:r>
-    </w:p>
-    <w:p>
-      <w:pPr>
-        <w:numPr>
-          <w:ilvl w:val="0"/>
-          <w:numId w:val="61"/>
-        </w:numPr>
-        <w:spacing w:before="100" w:beforeAutospacing="1" w:after="100" w:afterAutospacing="1" w:line="240" w:lineRule="auto"/>
-      </w:pPr>
-      <w:r>
-        <w:t xml:space="preserve">Remove Element </w:t>
-      </w:r>
-    </w:p>
-    <w:p>
-      <w:pPr>
-        <w:numPr>
-          <w:ilvl w:val="0"/>
-          <w:numId w:val="61"/>
-        </w:numPr>
-        <w:spacing w:before="100" w:beforeAutospacing="1" w:after="100" w:afterAutospacing="1" w:line="240" w:lineRule="auto"/>
-      </w:pPr>
-      <w:r>
-        <w:t xml:space="preserve">Sorted Two Sum </w:t>
-      </w:r>
-    </w:p>
-    <w:p>
-      <w:pPr>
-        <w:numPr>
-          <w:ilvl w:val="0"/>
-          <w:numId w:val="61"/>
-        </w:numPr>
-        <w:spacing w:before="100" w:beforeAutospacing="1" w:after="100" w:afterAutospacing="1" w:line="240" w:lineRule="auto"/>
-      </w:pPr>
-      <w:r>
-        <w:t xml:space="preserve">Merge Sorted Arrays </w:t>
-      </w:r>
-    </w:p>
-    <w:p>
-      <w:pPr>
-        <w:numPr>
-          <w:ilvl w:val="0"/>
-          <w:numId w:val="61"/>
-        </w:numPr>
-        <w:spacing w:before="100" w:beforeAutospacing="1" w:after="100" w:afterAutospacing="1" w:line="240" w:lineRule="auto"/>
-      </w:pPr>
-      <w:r>
-        <w:t xml:space="preserve">Container With Most Water (Basic) </w:t>
-      </w:r>
-    </w:p>
-    <w:p>
-      <w:pPr>
-        <w:numPr>
-          <w:ilvl w:val="0"/>
-          <w:numId w:val="61"/>
-        </w:numPr>
-        <w:spacing w:before="100" w:beforeAutospacing="1" w:after="100" w:afterAutospacing="1" w:line="240" w:lineRule="auto"/>
-      </w:pPr>
-      <w:r>
-        <w:t xml:space="preserve">Squares of Sorted Array </w:t>
-      </w:r>
-    </w:p>
-    <w:p>
-      <w:pPr>
-        <w:numPr>
-          <w:ilvl w:val="0"/>
-          <w:numId w:val="61"/>
-        </w:numPr>
-        <w:spacing w:before="100" w:beforeAutospacing="1" w:after="100" w:afterAutospacing="1" w:line="240" w:lineRule="auto"/>
-      </w:pPr>
-      <w:r>
-        <w:t xml:space="preserve">Dutch National Flag (0,1,2 Sort) </w:t>
+        <w:pStyle w:val="Heading3"/>
+      </w:pPr>
+      <w:r>
+        <w:t>Week 4</w:t>
+      </w:r>
+    </w:p>
+    <w:p>
+      <w:pPr>
+        <w:numPr>
+          <w:ilvl w:val="0"/>
+          <w:numId w:val="75"/>
+        </w:numPr>
+        <w:spacing w:before="100" w:beforeAutospacing="1" w:after="100" w:afterAutospacing="1" w:line="240" w:lineRule="auto"/>
+      </w:pPr>
+      <w:r>
+        <w:t xml:space="preserve">Mock Interviews </w:t>
+      </w:r>
+    </w:p>
+    <w:p>
+      <w:pPr>
+        <w:numPr>
+          <w:ilvl w:val="0"/>
+          <w:numId w:val="75"/>
+        </w:numPr>
+        <w:spacing w:before="100" w:beforeAutospacing="1" w:after="100" w:afterAutospacing="1" w:line="240" w:lineRule="auto"/>
+      </w:pPr>
+      <w:r>
+        <w:t xml:space="preserve">Revision </w:t>
+      </w:r>
+    </w:p>
+    <w:p>
+      <w:pPr>
+        <w:numPr>
+          <w:ilvl w:val="0"/>
+          <w:numId w:val="75"/>
+        </w:numPr>
+        <w:spacing w:before="100" w:beforeAutospacing="1" w:after="100" w:afterAutospacing="1" w:line="240" w:lineRule="auto"/>
+      </w:pPr>
+      <w:r>
+        <w:t xml:space="preserve">Company Questions </w:t>
       </w:r>
     </w:p>
     <w:p>
@@ -4502,1768 +6260,13 @@
         <w:spacing w:after="0"/>
       </w:pPr>
       <w:r>
-        <w:pict w14:anchorId="79DDA726">
+        <w:pict w14:anchorId="395D54D6">
           <v:rect id="_x0000_i1047" style="width:0;height:1.5pt" o:hralign="center" o:hrstd="t" o:hr="t" fillcolor="#a0a0a0" stroked="f"/>
         </w:pict>
       </w:r>
     </w:p>
     <w:p>
       <w:pPr>
-        <w:pStyle w:val="Heading1"/>
-      </w:pPr>
-      <w:r>
-        <w:t xml:space="preserve">5. Sliding Window </w:t>
-      </w:r>
-      <w:r>
-        <w:rPr>
-          <w:rFonts w:ascii="Segoe UI Emoji" w:hAnsi="Segoe UI Emoji" w:cs="Segoe UI Emoji"/>
-        </w:rPr>
-        <w:t>⭐⭐⭐⭐⭐</w:t>
-      </w:r>
-    </w:p>
-    <w:p>
-      <w:pPr>
-        <w:pStyle w:val="NormalWeb"/>
-      </w:pPr>
-      <w:r>
-        <w:t>Most asked pattern.</w:t>
-      </w:r>
-    </w:p>
-    <w:p>
-      <w:pPr>
-        <w:numPr>
-          <w:ilvl w:val="0"/>
-          <w:numId w:val="62"/>
-        </w:numPr>
-        <w:spacing w:before="100" w:beforeAutospacing="1" w:after="100" w:afterAutospacing="1" w:line="240" w:lineRule="auto"/>
-      </w:pPr>
-      <w:r>
-        <w:t xml:space="preserve">Maximum Sum Subarray of Size K </w:t>
-      </w:r>
-    </w:p>
-    <w:p>
-      <w:pPr>
-        <w:numPr>
-          <w:ilvl w:val="0"/>
-          <w:numId w:val="62"/>
-        </w:numPr>
-        <w:spacing w:before="100" w:beforeAutospacing="1" w:after="100" w:afterAutospacing="1" w:line="240" w:lineRule="auto"/>
-      </w:pPr>
-      <w:r>
-        <w:t xml:space="preserve">Minimum Sum Subarray </w:t>
-      </w:r>
-    </w:p>
-    <w:p>
-      <w:pPr>
-        <w:numPr>
-          <w:ilvl w:val="0"/>
-          <w:numId w:val="62"/>
-        </w:numPr>
-        <w:spacing w:before="100" w:beforeAutospacing="1" w:after="100" w:afterAutospacing="1" w:line="240" w:lineRule="auto"/>
-      </w:pPr>
-      <w:r>
-        <w:t xml:space="preserve">First Negative in Window </w:t>
-      </w:r>
-    </w:p>
-    <w:p>
-      <w:pPr>
-        <w:numPr>
-          <w:ilvl w:val="0"/>
-          <w:numId w:val="62"/>
-        </w:numPr>
-        <w:spacing w:before="100" w:beforeAutospacing="1" w:after="100" w:afterAutospacing="1" w:line="240" w:lineRule="auto"/>
-      </w:pPr>
-      <w:r>
-        <w:t xml:space="preserve">Maximum in Window </w:t>
-      </w:r>
-    </w:p>
-    <w:p>
-      <w:pPr>
-        <w:numPr>
-          <w:ilvl w:val="0"/>
-          <w:numId w:val="62"/>
-        </w:numPr>
-        <w:spacing w:before="100" w:beforeAutospacing="1" w:after="100" w:afterAutospacing="1" w:line="240" w:lineRule="auto"/>
-      </w:pPr>
-      <w:r>
-        <w:t xml:space="preserve">Longest Substring Without Repeat </w:t>
-      </w:r>
-    </w:p>
-    <w:p>
-      <w:pPr>
-        <w:numPr>
-          <w:ilvl w:val="0"/>
-          <w:numId w:val="62"/>
-        </w:numPr>
-        <w:spacing w:before="100" w:beforeAutospacing="1" w:after="100" w:afterAutospacing="1" w:line="240" w:lineRule="auto"/>
-      </w:pPr>
-      <w:r>
-        <w:t xml:space="preserve">Longest Unique Substring </w:t>
-      </w:r>
-    </w:p>
-    <w:p>
-      <w:pPr>
-        <w:numPr>
-          <w:ilvl w:val="0"/>
-          <w:numId w:val="62"/>
-        </w:numPr>
-        <w:spacing w:before="100" w:beforeAutospacing="1" w:after="100" w:afterAutospacing="1" w:line="240" w:lineRule="auto"/>
-      </w:pPr>
-      <w:r>
-        <w:t xml:space="preserve">Longest Ones </w:t>
-      </w:r>
-    </w:p>
-    <w:p>
-      <w:pPr>
-        <w:numPr>
-          <w:ilvl w:val="0"/>
-          <w:numId w:val="62"/>
-        </w:numPr>
-        <w:spacing w:before="100" w:beforeAutospacing="1" w:after="100" w:afterAutospacing="1" w:line="240" w:lineRule="auto"/>
-      </w:pPr>
-      <w:r>
-        <w:t xml:space="preserve">Maximum Consecutive Ones </w:t>
-      </w:r>
-    </w:p>
-    <w:p>
-      <w:pPr>
-        <w:numPr>
-          <w:ilvl w:val="0"/>
-          <w:numId w:val="62"/>
-        </w:numPr>
-        <w:spacing w:before="100" w:beforeAutospacing="1" w:after="100" w:afterAutospacing="1" w:line="240" w:lineRule="auto"/>
-      </w:pPr>
-      <w:r>
-        <w:t xml:space="preserve">Fruits Into Basket </w:t>
-      </w:r>
-    </w:p>
-    <w:p>
-      <w:pPr>
-        <w:numPr>
-          <w:ilvl w:val="0"/>
-          <w:numId w:val="62"/>
-        </w:numPr>
-        <w:spacing w:before="100" w:beforeAutospacing="1" w:after="100" w:afterAutospacing="1" w:line="240" w:lineRule="auto"/>
-      </w:pPr>
-      <w:r>
-        <w:t xml:space="preserve">Smallest Window </w:t>
-      </w:r>
-    </w:p>
-    <w:p>
-      <w:pPr>
-        <w:numPr>
-          <w:ilvl w:val="0"/>
-          <w:numId w:val="62"/>
-        </w:numPr>
-        <w:spacing w:before="100" w:beforeAutospacing="1" w:after="100" w:afterAutospacing="1" w:line="240" w:lineRule="auto"/>
-      </w:pPr>
-      <w:r>
-        <w:t xml:space="preserve">Minimum Window Substring (Basic Idea) </w:t>
-      </w:r>
-    </w:p>
-    <w:p>
-      <w:pPr>
-        <w:spacing w:after="0"/>
-      </w:pPr>
-      <w:r>
-        <w:pict w14:anchorId="4762560A">
-          <v:rect id="_x0000_i1048" style="width:0;height:1.5pt" o:hralign="center" o:hrstd="t" o:hr="t" fillcolor="#a0a0a0" stroked="f"/>
-        </w:pict>
-      </w:r>
-    </w:p>
-    <w:p>
-      <w:pPr>
-        <w:pStyle w:val="Heading1"/>
-      </w:pPr>
-      <w:r>
-        <w:t xml:space="preserve">6. Prefix Sum </w:t>
-      </w:r>
-      <w:r>
-        <w:rPr>
-          <w:rFonts w:ascii="Segoe UI Emoji" w:hAnsi="Segoe UI Emoji" w:cs="Segoe UI Emoji"/>
-        </w:rPr>
-        <w:t>⭐⭐⭐⭐</w:t>
-      </w:r>
-      <w:r>
-        <w:rPr>
-          <w:rFonts w:ascii="Segoe UI Symbol" w:hAnsi="Segoe UI Symbol" w:cs="Segoe UI Symbol"/>
-        </w:rPr>
-        <w:t>☆</w:t>
-      </w:r>
-    </w:p>
-    <w:p>
-      <w:pPr>
-        <w:numPr>
-          <w:ilvl w:val="0"/>
-          <w:numId w:val="63"/>
-        </w:numPr>
-        <w:spacing w:before="100" w:beforeAutospacing="1" w:after="100" w:afterAutospacing="1" w:line="240" w:lineRule="auto"/>
-      </w:pPr>
-      <w:r>
-        <w:t xml:space="preserve">Prefix Sum </w:t>
-      </w:r>
-    </w:p>
-    <w:p>
-      <w:pPr>
-        <w:numPr>
-          <w:ilvl w:val="0"/>
-          <w:numId w:val="63"/>
-        </w:numPr>
-        <w:spacing w:before="100" w:beforeAutospacing="1" w:after="100" w:afterAutospacing="1" w:line="240" w:lineRule="auto"/>
-      </w:pPr>
-      <w:r>
-        <w:t xml:space="preserve">Range Sum Query </w:t>
-      </w:r>
-    </w:p>
-    <w:p>
-      <w:pPr>
-        <w:numPr>
-          <w:ilvl w:val="0"/>
-          <w:numId w:val="63"/>
-        </w:numPr>
-        <w:spacing w:before="100" w:beforeAutospacing="1" w:after="100" w:afterAutospacing="1" w:line="240" w:lineRule="auto"/>
-      </w:pPr>
-      <w:r>
-        <w:t xml:space="preserve">Equilibrium Index </w:t>
-      </w:r>
-    </w:p>
-    <w:p>
-      <w:pPr>
-        <w:numPr>
-          <w:ilvl w:val="0"/>
-          <w:numId w:val="63"/>
-        </w:numPr>
-        <w:spacing w:before="100" w:beforeAutospacing="1" w:after="100" w:afterAutospacing="1" w:line="240" w:lineRule="auto"/>
-      </w:pPr>
-      <w:r>
-        <w:t xml:space="preserve">Subarray Sum = K </w:t>
-      </w:r>
-    </w:p>
-    <w:p>
-      <w:pPr>
-        <w:numPr>
-          <w:ilvl w:val="0"/>
-          <w:numId w:val="63"/>
-        </w:numPr>
-        <w:spacing w:before="100" w:beforeAutospacing="1" w:after="100" w:afterAutospacing="1" w:line="240" w:lineRule="auto"/>
-      </w:pPr>
-      <w:r>
-        <w:t xml:space="preserve">Count Subarrays </w:t>
-      </w:r>
-    </w:p>
-    <w:p>
-      <w:pPr>
-        <w:numPr>
-          <w:ilvl w:val="0"/>
-          <w:numId w:val="63"/>
-        </w:numPr>
-        <w:spacing w:before="100" w:beforeAutospacing="1" w:after="100" w:afterAutospacing="1" w:line="240" w:lineRule="auto"/>
-      </w:pPr>
-      <w:r>
-        <w:t xml:space="preserve">Running Sum </w:t>
-      </w:r>
-    </w:p>
-    <w:p>
-      <w:pPr>
-        <w:numPr>
-          <w:ilvl w:val="0"/>
-          <w:numId w:val="63"/>
-        </w:numPr>
-        <w:spacing w:before="100" w:beforeAutospacing="1" w:after="100" w:afterAutospacing="1" w:line="240" w:lineRule="auto"/>
-      </w:pPr>
-      <w:r>
-        <w:t xml:space="preserve">Product Except Self (Idea) </w:t>
-      </w:r>
-    </w:p>
-    <w:p>
-      <w:pPr>
-        <w:numPr>
-          <w:ilvl w:val="0"/>
-          <w:numId w:val="63"/>
-        </w:numPr>
-        <w:spacing w:before="100" w:beforeAutospacing="1" w:after="100" w:afterAutospacing="1" w:line="240" w:lineRule="auto"/>
-      </w:pPr>
-      <w:r>
-        <w:t xml:space="preserve">Difference Array (Basic) </w:t>
-      </w:r>
-    </w:p>
-    <w:p>
-      <w:pPr>
-        <w:spacing w:after="0"/>
-      </w:pPr>
-      <w:r>
-        <w:pict w14:anchorId="228B9394">
-          <v:rect id="_x0000_i1049" style="width:0;height:1.5pt" o:hralign="center" o:hrstd="t" o:hr="t" fillcolor="#a0a0a0" stroked="f"/>
-        </w:pict>
-      </w:r>
-    </w:p>
-    <w:p>
-      <w:pPr>
-        <w:pStyle w:val="Heading1"/>
-      </w:pPr>
-      <w:r>
-        <w:t xml:space="preserve">7. Stack </w:t>
-      </w:r>
-      <w:r>
-        <w:rPr>
-          <w:rFonts w:ascii="Segoe UI Emoji" w:hAnsi="Segoe UI Emoji" w:cs="Segoe UI Emoji"/>
-        </w:rPr>
-        <w:t>⭐⭐⭐⭐⭐</w:t>
-      </w:r>
-    </w:p>
-    <w:p>
-      <w:pPr>
-        <w:pStyle w:val="NormalWeb"/>
-      </w:pPr>
-      <w:r>
-        <w:t>Very common.</w:t>
-      </w:r>
-    </w:p>
-    <w:p>
-      <w:pPr>
-        <w:numPr>
-          <w:ilvl w:val="0"/>
-          <w:numId w:val="64"/>
-        </w:numPr>
-        <w:spacing w:before="100" w:beforeAutospacing="1" w:after="100" w:afterAutospacing="1" w:line="240" w:lineRule="auto"/>
-      </w:pPr>
-      <w:r>
-        <w:lastRenderedPageBreak/>
-        <w:t xml:space="preserve">Valid Parentheses </w:t>
-      </w:r>
-      <w:r>
-        <w:rPr>
-          <w:rFonts w:ascii="Segoe UI Emoji" w:hAnsi="Segoe UI Emoji" w:cs="Segoe UI Emoji"/>
-        </w:rPr>
-        <w:t>⭐</w:t>
-      </w:r>
-      <w:r>
-        <w:t xml:space="preserve"> </w:t>
-      </w:r>
-    </w:p>
-    <w:p>
-      <w:pPr>
-        <w:numPr>
-          <w:ilvl w:val="0"/>
-          <w:numId w:val="64"/>
-        </w:numPr>
-        <w:spacing w:before="100" w:beforeAutospacing="1" w:after="100" w:afterAutospacing="1" w:line="240" w:lineRule="auto"/>
-      </w:pPr>
-      <w:r>
-        <w:t xml:space="preserve">Next Greater Element </w:t>
-      </w:r>
-      <w:r>
-        <w:rPr>
-          <w:rFonts w:ascii="Segoe UI Emoji" w:hAnsi="Segoe UI Emoji" w:cs="Segoe UI Emoji"/>
-        </w:rPr>
-        <w:t>⭐</w:t>
-      </w:r>
-      <w:r>
-        <w:t xml:space="preserve"> </w:t>
-      </w:r>
-    </w:p>
-    <w:p>
-      <w:pPr>
-        <w:numPr>
-          <w:ilvl w:val="0"/>
-          <w:numId w:val="64"/>
-        </w:numPr>
-        <w:spacing w:before="100" w:beforeAutospacing="1" w:after="100" w:afterAutospacing="1" w:line="240" w:lineRule="auto"/>
-      </w:pPr>
-      <w:r>
-        <w:t xml:space="preserve">Previous Greater Element </w:t>
-      </w:r>
-    </w:p>
-    <w:p>
-      <w:pPr>
-        <w:numPr>
-          <w:ilvl w:val="0"/>
-          <w:numId w:val="64"/>
-        </w:numPr>
-        <w:spacing w:before="100" w:beforeAutospacing="1" w:after="100" w:afterAutospacing="1" w:line="240" w:lineRule="auto"/>
-      </w:pPr>
-      <w:r>
-        <w:t xml:space="preserve">Next Smaller Element </w:t>
-      </w:r>
-    </w:p>
-    <w:p>
-      <w:pPr>
-        <w:numPr>
-          <w:ilvl w:val="0"/>
-          <w:numId w:val="64"/>
-        </w:numPr>
-        <w:spacing w:before="100" w:beforeAutospacing="1" w:after="100" w:afterAutospacing="1" w:line="240" w:lineRule="auto"/>
-      </w:pPr>
-      <w:r>
-        <w:t xml:space="preserve">Previous Smaller Element </w:t>
-      </w:r>
-    </w:p>
-    <w:p>
-      <w:pPr>
-        <w:numPr>
-          <w:ilvl w:val="0"/>
-          <w:numId w:val="64"/>
-        </w:numPr>
-        <w:spacing w:before="100" w:beforeAutospacing="1" w:after="100" w:afterAutospacing="1" w:line="240" w:lineRule="auto"/>
-      </w:pPr>
-      <w:r>
-        <w:t xml:space="preserve">Stock Span </w:t>
-      </w:r>
-      <w:r>
-        <w:rPr>
-          <w:rFonts w:ascii="Segoe UI Emoji" w:hAnsi="Segoe UI Emoji" w:cs="Segoe UI Emoji"/>
-        </w:rPr>
-        <w:t>⭐</w:t>
-      </w:r>
-      <w:r>
-        <w:t xml:space="preserve"> </w:t>
-      </w:r>
-    </w:p>
-    <w:p>
-      <w:pPr>
-        <w:numPr>
-          <w:ilvl w:val="0"/>
-          <w:numId w:val="64"/>
-        </w:numPr>
-        <w:spacing w:before="100" w:beforeAutospacing="1" w:after="100" w:afterAutospacing="1" w:line="240" w:lineRule="auto"/>
-      </w:pPr>
-      <w:r>
-        <w:t xml:space="preserve">Daily Temperatures </w:t>
-      </w:r>
-    </w:p>
-    <w:p>
-      <w:pPr>
-        <w:numPr>
-          <w:ilvl w:val="0"/>
-          <w:numId w:val="64"/>
-        </w:numPr>
-        <w:spacing w:before="100" w:beforeAutospacing="1" w:after="100" w:afterAutospacing="1" w:line="240" w:lineRule="auto"/>
-      </w:pPr>
-      <w:r>
-        <w:t xml:space="preserve">Remove Adjacent Duplicates </w:t>
-      </w:r>
-    </w:p>
-    <w:p>
-      <w:pPr>
-        <w:numPr>
-          <w:ilvl w:val="0"/>
-          <w:numId w:val="64"/>
-        </w:numPr>
-        <w:spacing w:before="100" w:beforeAutospacing="1" w:after="100" w:afterAutospacing="1" w:line="240" w:lineRule="auto"/>
-      </w:pPr>
-      <w:r>
-        <w:t xml:space="preserve">Infix to Postfix </w:t>
-      </w:r>
-    </w:p>
-    <w:p>
-      <w:pPr>
-        <w:numPr>
-          <w:ilvl w:val="0"/>
-          <w:numId w:val="64"/>
-        </w:numPr>
-        <w:spacing w:before="100" w:beforeAutospacing="1" w:after="100" w:afterAutospacing="1" w:line="240" w:lineRule="auto"/>
-      </w:pPr>
-      <w:r>
-        <w:t xml:space="preserve">Postfix Evaluation </w:t>
-      </w:r>
-    </w:p>
-    <w:p>
-      <w:pPr>
-        <w:numPr>
-          <w:ilvl w:val="0"/>
-          <w:numId w:val="64"/>
-        </w:numPr>
-        <w:spacing w:before="100" w:beforeAutospacing="1" w:after="100" w:afterAutospacing="1" w:line="240" w:lineRule="auto"/>
-      </w:pPr>
-      <w:r>
-        <w:t xml:space="preserve">Balanced Brackets </w:t>
-      </w:r>
-    </w:p>
-    <w:p>
-      <w:pPr>
-        <w:spacing w:after="0"/>
-      </w:pPr>
-      <w:r>
-        <w:pict w14:anchorId="5FA9555A">
-          <v:rect id="_x0000_i1050" style="width:0;height:1.5pt" o:hralign="center" o:hrstd="t" o:hr="t" fillcolor="#a0a0a0" stroked="f"/>
-        </w:pict>
-      </w:r>
-    </w:p>
-    <w:p>
-      <w:pPr>
-        <w:pStyle w:val="Heading1"/>
-      </w:pPr>
-      <w:r>
-        <w:t xml:space="preserve">8. Binary Search </w:t>
-      </w:r>
-      <w:r>
-        <w:rPr>
-          <w:rFonts w:ascii="Segoe UI Emoji" w:hAnsi="Segoe UI Emoji" w:cs="Segoe UI Emoji"/>
-        </w:rPr>
-        <w:t>⭐⭐⭐⭐⭐</w:t>
-      </w:r>
-    </w:p>
-    <w:p>
-      <w:pPr>
-        <w:pStyle w:val="NormalWeb"/>
-      </w:pPr>
-      <w:r>
-        <w:t>Most favourite.</w:t>
-      </w:r>
-    </w:p>
-    <w:p>
-      <w:pPr>
-        <w:numPr>
-          <w:ilvl w:val="0"/>
-          <w:numId w:val="65"/>
-        </w:numPr>
-        <w:spacing w:before="100" w:beforeAutospacing="1" w:after="100" w:afterAutospacing="1" w:line="240" w:lineRule="auto"/>
-      </w:pPr>
-      <w:r>
-        <w:t xml:space="preserve">Binary Search </w:t>
-      </w:r>
-    </w:p>
-    <w:p>
-      <w:pPr>
-        <w:numPr>
-          <w:ilvl w:val="0"/>
-          <w:numId w:val="65"/>
-        </w:numPr>
-        <w:spacing w:before="100" w:beforeAutospacing="1" w:after="100" w:afterAutospacing="1" w:line="240" w:lineRule="auto"/>
-      </w:pPr>
-      <w:r>
-        <w:t xml:space="preserve">First Occurrence </w:t>
-      </w:r>
-    </w:p>
-    <w:p>
-      <w:pPr>
-        <w:numPr>
-          <w:ilvl w:val="0"/>
-          <w:numId w:val="65"/>
-        </w:numPr>
-        <w:spacing w:before="100" w:beforeAutospacing="1" w:after="100" w:afterAutospacing="1" w:line="240" w:lineRule="auto"/>
-      </w:pPr>
-      <w:r>
-        <w:t xml:space="preserve">Last Occurrence </w:t>
-      </w:r>
-    </w:p>
-    <w:p>
-      <w:pPr>
-        <w:numPr>
-          <w:ilvl w:val="0"/>
-          <w:numId w:val="65"/>
-        </w:numPr>
-        <w:spacing w:before="100" w:beforeAutospacing="1" w:after="100" w:afterAutospacing="1" w:line="240" w:lineRule="auto"/>
-      </w:pPr>
-      <w:r>
-        <w:t xml:space="preserve">Count Occurrence </w:t>
-      </w:r>
-    </w:p>
-    <w:p>
-      <w:pPr>
-        <w:numPr>
-          <w:ilvl w:val="0"/>
-          <w:numId w:val="65"/>
-        </w:numPr>
-        <w:spacing w:before="100" w:beforeAutospacing="1" w:after="100" w:afterAutospacing="1" w:line="240" w:lineRule="auto"/>
-      </w:pPr>
-      <w:r>
-        <w:t xml:space="preserve">Lower Bound </w:t>
-      </w:r>
-    </w:p>
-    <w:p>
-      <w:pPr>
-        <w:numPr>
-          <w:ilvl w:val="0"/>
-          <w:numId w:val="65"/>
-        </w:numPr>
-        <w:spacing w:before="100" w:beforeAutospacing="1" w:after="100" w:afterAutospacing="1" w:line="240" w:lineRule="auto"/>
-      </w:pPr>
-      <w:r>
-        <w:t xml:space="preserve">Upper Bound </w:t>
-      </w:r>
-    </w:p>
-    <w:p>
-      <w:pPr>
-        <w:numPr>
-          <w:ilvl w:val="0"/>
-          <w:numId w:val="65"/>
-        </w:numPr>
-        <w:spacing w:before="100" w:beforeAutospacing="1" w:after="100" w:afterAutospacing="1" w:line="240" w:lineRule="auto"/>
-      </w:pPr>
-      <w:r>
-        <w:t xml:space="preserve">Search Insert Position </w:t>
-      </w:r>
-    </w:p>
-    <w:p>
-      <w:pPr>
-        <w:numPr>
-          <w:ilvl w:val="0"/>
-          <w:numId w:val="65"/>
-        </w:numPr>
-        <w:spacing w:before="100" w:beforeAutospacing="1" w:after="100" w:afterAutospacing="1" w:line="240" w:lineRule="auto"/>
-      </w:pPr>
-      <w:r>
-        <w:t xml:space="preserve">Square Root </w:t>
-      </w:r>
-    </w:p>
-    <w:p>
-      <w:pPr>
-        <w:numPr>
-          <w:ilvl w:val="0"/>
-          <w:numId w:val="65"/>
-        </w:numPr>
-        <w:spacing w:before="100" w:beforeAutospacing="1" w:after="100" w:afterAutospacing="1" w:line="240" w:lineRule="auto"/>
-      </w:pPr>
-      <w:r>
-        <w:t xml:space="preserve">Peak Element </w:t>
-      </w:r>
-    </w:p>
-    <w:p>
-      <w:pPr>
-        <w:numPr>
-          <w:ilvl w:val="0"/>
-          <w:numId w:val="65"/>
-        </w:numPr>
-        <w:spacing w:before="100" w:beforeAutospacing="1" w:after="100" w:afterAutospacing="1" w:line="240" w:lineRule="auto"/>
-      </w:pPr>
-      <w:r>
-        <w:t xml:space="preserve">Rotated Sorted Array </w:t>
-      </w:r>
-    </w:p>
-    <w:p>
-      <w:pPr>
-        <w:numPr>
-          <w:ilvl w:val="0"/>
-          <w:numId w:val="65"/>
-        </w:numPr>
-        <w:spacing w:before="100" w:beforeAutospacing="1" w:after="100" w:afterAutospacing="1" w:line="240" w:lineRule="auto"/>
-      </w:pPr>
-      <w:r>
-        <w:t xml:space="preserve">Minimum in Rotated Array </w:t>
-      </w:r>
-    </w:p>
-    <w:p>
-      <w:pPr>
-        <w:spacing w:after="0"/>
-      </w:pPr>
-      <w:r>
-        <w:pict w14:anchorId="7E3C4D8F">
-          <v:rect id="_x0000_i1051" style="width:0;height:1.5pt" o:hralign="center" o:hrstd="t" o:hr="t" fillcolor="#a0a0a0" stroked="f"/>
-        </w:pict>
-      </w:r>
-    </w:p>
-    <w:p>
-      <w:pPr>
-        <w:pStyle w:val="Heading1"/>
-      </w:pPr>
-      <w:r>
-        <w:rPr>
-          <w:rFonts w:ascii="Segoe UI Emoji" w:hAnsi="Segoe UI Emoji" w:cs="Segoe UI Emoji"/>
-        </w:rPr>
-        <w:t>⭐</w:t>
-      </w:r>
-      <w:r>
-        <w:t xml:space="preserve"> String Questions (Must Do)</w:t>
-      </w:r>
-    </w:p>
-    <w:p>
-      <w:pPr>
-        <w:numPr>
-          <w:ilvl w:val="0"/>
-          <w:numId w:val="66"/>
-        </w:numPr>
-        <w:spacing w:before="100" w:beforeAutospacing="1" w:after="100" w:afterAutospacing="1" w:line="240" w:lineRule="auto"/>
-      </w:pPr>
-      <w:r>
-        <w:t xml:space="preserve">Reverse String </w:t>
-      </w:r>
-    </w:p>
-    <w:p>
-      <w:pPr>
-        <w:numPr>
-          <w:ilvl w:val="0"/>
-          <w:numId w:val="66"/>
-        </w:numPr>
-        <w:spacing w:before="100" w:beforeAutospacing="1" w:after="100" w:afterAutospacing="1" w:line="240" w:lineRule="auto"/>
-      </w:pPr>
-      <w:r>
-        <w:t xml:space="preserve">Reverse Words </w:t>
-      </w:r>
-    </w:p>
-    <w:p>
-      <w:pPr>
-        <w:numPr>
-          <w:ilvl w:val="0"/>
-          <w:numId w:val="66"/>
-        </w:numPr>
-        <w:spacing w:before="100" w:beforeAutospacing="1" w:after="100" w:afterAutospacing="1" w:line="240" w:lineRule="auto"/>
-      </w:pPr>
-      <w:r>
-        <w:t xml:space="preserve">Palindrome </w:t>
-      </w:r>
-    </w:p>
-    <w:p>
-      <w:pPr>
-        <w:numPr>
-          <w:ilvl w:val="0"/>
-          <w:numId w:val="66"/>
-        </w:numPr>
-        <w:spacing w:before="100" w:beforeAutospacing="1" w:after="100" w:afterAutospacing="1" w:line="240" w:lineRule="auto"/>
-      </w:pPr>
-      <w:r>
-        <w:t xml:space="preserve">Count Vowels </w:t>
-      </w:r>
-    </w:p>
-    <w:p>
-      <w:pPr>
-        <w:numPr>
-          <w:ilvl w:val="0"/>
-          <w:numId w:val="66"/>
-        </w:numPr>
-        <w:spacing w:before="100" w:beforeAutospacing="1" w:after="100" w:afterAutospacing="1" w:line="240" w:lineRule="auto"/>
-      </w:pPr>
-      <w:r>
-        <w:t xml:space="preserve">Count Consonants </w:t>
-      </w:r>
-    </w:p>
-    <w:p>
-      <w:pPr>
-        <w:numPr>
-          <w:ilvl w:val="0"/>
-          <w:numId w:val="66"/>
-        </w:numPr>
-        <w:spacing w:before="100" w:beforeAutospacing="1" w:after="100" w:afterAutospacing="1" w:line="240" w:lineRule="auto"/>
-      </w:pPr>
-      <w:r>
-        <w:t xml:space="preserve">Remove Spaces </w:t>
-      </w:r>
-    </w:p>
-    <w:p>
-      <w:pPr>
-        <w:numPr>
-          <w:ilvl w:val="0"/>
-          <w:numId w:val="66"/>
-        </w:numPr>
-        <w:spacing w:before="100" w:beforeAutospacing="1" w:after="100" w:afterAutospacing="1" w:line="240" w:lineRule="auto"/>
-      </w:pPr>
-      <w:r>
-        <w:t xml:space="preserve">Remove Duplicates </w:t>
-      </w:r>
-    </w:p>
-    <w:p>
-      <w:pPr>
-        <w:numPr>
-          <w:ilvl w:val="0"/>
-          <w:numId w:val="66"/>
-        </w:numPr>
-        <w:spacing w:before="100" w:beforeAutospacing="1" w:after="100" w:afterAutospacing="1" w:line="240" w:lineRule="auto"/>
-      </w:pPr>
-      <w:r>
-        <w:t xml:space="preserve">Character Frequency </w:t>
-      </w:r>
-    </w:p>
-    <w:p>
-      <w:pPr>
-        <w:numPr>
-          <w:ilvl w:val="0"/>
-          <w:numId w:val="66"/>
-        </w:numPr>
-        <w:spacing w:before="100" w:beforeAutospacing="1" w:after="100" w:afterAutospacing="1" w:line="240" w:lineRule="auto"/>
-      </w:pPr>
-      <w:r>
-        <w:t xml:space="preserve">Longest Word </w:t>
-      </w:r>
-    </w:p>
-    <w:p>
-      <w:pPr>
-        <w:numPr>
-          <w:ilvl w:val="0"/>
-          <w:numId w:val="66"/>
-        </w:numPr>
-        <w:spacing w:before="100" w:beforeAutospacing="1" w:after="100" w:afterAutospacing="1" w:line="240" w:lineRule="auto"/>
-      </w:pPr>
-      <w:r>
-        <w:t xml:space="preserve">Capitalize Words </w:t>
-      </w:r>
-    </w:p>
-    <w:p>
-      <w:pPr>
-        <w:numPr>
-          <w:ilvl w:val="0"/>
-          <w:numId w:val="66"/>
-        </w:numPr>
-        <w:spacing w:before="100" w:beforeAutospacing="1" w:after="100" w:afterAutospacing="1" w:line="240" w:lineRule="auto"/>
-      </w:pPr>
-      <w:r>
-        <w:t xml:space="preserve">String Compression </w:t>
-      </w:r>
-    </w:p>
-    <w:p>
-      <w:pPr>
-        <w:numPr>
-          <w:ilvl w:val="0"/>
-          <w:numId w:val="66"/>
-        </w:numPr>
-        <w:spacing w:before="100" w:beforeAutospacing="1" w:after="100" w:afterAutospacing="1" w:line="240" w:lineRule="auto"/>
-      </w:pPr>
-      <w:r>
-        <w:t xml:space="preserve">Anagram </w:t>
-      </w:r>
-    </w:p>
-    <w:p>
-      <w:pPr>
-        <w:numPr>
-          <w:ilvl w:val="0"/>
-          <w:numId w:val="66"/>
-        </w:numPr>
-        <w:spacing w:before="100" w:beforeAutospacing="1" w:after="100" w:afterAutospacing="1" w:line="240" w:lineRule="auto"/>
-      </w:pPr>
-      <w:r>
-        <w:t xml:space="preserve">Rotation Check </w:t>
-      </w:r>
-    </w:p>
-    <w:p>
-      <w:pPr>
-        <w:numPr>
-          <w:ilvl w:val="0"/>
-          <w:numId w:val="66"/>
-        </w:numPr>
-        <w:spacing w:before="100" w:beforeAutospacing="1" w:after="100" w:afterAutospacing="1" w:line="240" w:lineRule="auto"/>
-      </w:pPr>
-      <w:r>
-        <w:t xml:space="preserve">Count Digits </w:t>
-      </w:r>
-    </w:p>
-    <w:p>
-      <w:pPr>
-        <w:numPr>
-          <w:ilvl w:val="0"/>
-          <w:numId w:val="66"/>
-        </w:numPr>
-        <w:spacing w:before="100" w:beforeAutospacing="1" w:after="100" w:afterAutospacing="1" w:line="240" w:lineRule="auto"/>
-      </w:pPr>
-      <w:r>
-        <w:lastRenderedPageBreak/>
-        <w:t xml:space="preserve">Count Alphabets </w:t>
-      </w:r>
-    </w:p>
-    <w:p>
-      <w:pPr>
-        <w:spacing w:after="0"/>
-      </w:pPr>
-      <w:r>
-        <w:pict w14:anchorId="6A786E6B">
-          <v:rect id="_x0000_i1052" style="width:0;height:1.5pt" o:hralign="center" o:hrstd="t" o:hr="t" fillcolor="#a0a0a0" stroked="f"/>
-        </w:pict>
-      </w:r>
-    </w:p>
-    <w:p>
-      <w:pPr>
-        <w:pStyle w:val="Heading1"/>
-      </w:pPr>
-      <w:r>
-        <w:rPr>
-          <w:rFonts w:ascii="Segoe UI Emoji" w:hAnsi="Segoe UI Emoji" w:cs="Segoe UI Emoji"/>
-        </w:rPr>
-        <w:t>⭐</w:t>
-      </w:r>
-      <w:r>
-        <w:t xml:space="preserve"> Matrix Questions</w:t>
-      </w:r>
-    </w:p>
-    <w:p>
-      <w:pPr>
-        <w:numPr>
-          <w:ilvl w:val="0"/>
-          <w:numId w:val="67"/>
-        </w:numPr>
-        <w:spacing w:before="100" w:beforeAutospacing="1" w:after="100" w:afterAutospacing="1" w:line="240" w:lineRule="auto"/>
-      </w:pPr>
-      <w:r>
-        <w:t xml:space="preserve">Matrix Transpose </w:t>
-      </w:r>
-    </w:p>
-    <w:p>
-      <w:pPr>
-        <w:numPr>
-          <w:ilvl w:val="0"/>
-          <w:numId w:val="67"/>
-        </w:numPr>
-        <w:spacing w:before="100" w:beforeAutospacing="1" w:after="100" w:afterAutospacing="1" w:line="240" w:lineRule="auto"/>
-      </w:pPr>
-      <w:r>
-        <w:t xml:space="preserve">Rotate Matrix 90° </w:t>
-      </w:r>
-    </w:p>
-    <w:p>
-      <w:pPr>
-        <w:numPr>
-          <w:ilvl w:val="0"/>
-          <w:numId w:val="67"/>
-        </w:numPr>
-        <w:spacing w:before="100" w:beforeAutospacing="1" w:after="100" w:afterAutospacing="1" w:line="240" w:lineRule="auto"/>
-      </w:pPr>
-      <w:r>
-        <w:t xml:space="preserve">Diagonal Sum </w:t>
-      </w:r>
-    </w:p>
-    <w:p>
-      <w:pPr>
-        <w:numPr>
-          <w:ilvl w:val="0"/>
-          <w:numId w:val="67"/>
-        </w:numPr>
-        <w:spacing w:before="100" w:beforeAutospacing="1" w:after="100" w:afterAutospacing="1" w:line="240" w:lineRule="auto"/>
-      </w:pPr>
-      <w:r>
-        <w:t xml:space="preserve">Boundary Traversal </w:t>
-      </w:r>
-    </w:p>
-    <w:p>
-      <w:pPr>
-        <w:numPr>
-          <w:ilvl w:val="0"/>
-          <w:numId w:val="67"/>
-        </w:numPr>
-        <w:spacing w:before="100" w:beforeAutospacing="1" w:after="100" w:afterAutospacing="1" w:line="240" w:lineRule="auto"/>
-      </w:pPr>
-      <w:r>
-        <w:t xml:space="preserve">Spiral Traversal (Basic) </w:t>
-      </w:r>
-    </w:p>
-    <w:p>
-      <w:pPr>
-        <w:numPr>
-          <w:ilvl w:val="0"/>
-          <w:numId w:val="67"/>
-        </w:numPr>
-        <w:spacing w:before="100" w:beforeAutospacing="1" w:after="100" w:afterAutospacing="1" w:line="240" w:lineRule="auto"/>
-      </w:pPr>
-      <w:r>
-        <w:t xml:space="preserve">Row Sum </w:t>
-      </w:r>
-    </w:p>
-    <w:p>
-      <w:pPr>
-        <w:numPr>
-          <w:ilvl w:val="0"/>
-          <w:numId w:val="67"/>
-        </w:numPr>
-        <w:spacing w:before="100" w:beforeAutospacing="1" w:after="100" w:afterAutospacing="1" w:line="240" w:lineRule="auto"/>
-      </w:pPr>
-      <w:r>
-        <w:t xml:space="preserve">Column Sum </w:t>
-      </w:r>
-    </w:p>
-    <w:p>
-      <w:pPr>
-        <w:numPr>
-          <w:ilvl w:val="0"/>
-          <w:numId w:val="67"/>
-        </w:numPr>
-        <w:spacing w:before="100" w:beforeAutospacing="1" w:after="100" w:afterAutospacing="1" w:line="240" w:lineRule="auto"/>
-      </w:pPr>
-      <w:r>
-        <w:t xml:space="preserve">Maximum Row Sum </w:t>
-      </w:r>
-    </w:p>
-    <w:p>
-      <w:pPr>
-        <w:spacing w:after="0"/>
-      </w:pPr>
-      <w:r>
-        <w:pict w14:anchorId="2930E84C">
-          <v:rect id="_x0000_i1053" style="width:0;height:1.5pt" o:hralign="center" o:hrstd="t" o:hr="t" fillcolor="#a0a0a0" stroked="f"/>
-        </w:pict>
-      </w:r>
-    </w:p>
-    <w:p>
-      <w:pPr>
-        <w:pStyle w:val="Heading1"/>
-      </w:pPr>
-      <w:r>
-        <w:rPr>
-          <w:rFonts w:ascii="Segoe UI Emoji" w:hAnsi="Segoe UI Emoji" w:cs="Segoe UI Emoji"/>
-        </w:rPr>
-        <w:t>⭐</w:t>
-      </w:r>
-      <w:r>
-        <w:t xml:space="preserve"> Recursion (Service-Based)</w:t>
-      </w:r>
-    </w:p>
-    <w:p>
-      <w:pPr>
-        <w:numPr>
-          <w:ilvl w:val="0"/>
-          <w:numId w:val="68"/>
-        </w:numPr>
-        <w:spacing w:before="100" w:beforeAutospacing="1" w:after="100" w:afterAutospacing="1" w:line="240" w:lineRule="auto"/>
-      </w:pPr>
-      <w:r>
-        <w:t xml:space="preserve">Factorial </w:t>
-      </w:r>
-    </w:p>
-    <w:p>
-      <w:pPr>
-        <w:numPr>
-          <w:ilvl w:val="0"/>
-          <w:numId w:val="68"/>
-        </w:numPr>
-        <w:spacing w:before="100" w:beforeAutospacing="1" w:after="100" w:afterAutospacing="1" w:line="240" w:lineRule="auto"/>
-      </w:pPr>
-      <w:r>
-        <w:t xml:space="preserve">Fibonacci </w:t>
-      </w:r>
-    </w:p>
-    <w:p>
-      <w:pPr>
-        <w:numPr>
-          <w:ilvl w:val="0"/>
-          <w:numId w:val="68"/>
-        </w:numPr>
-        <w:spacing w:before="100" w:beforeAutospacing="1" w:after="100" w:afterAutospacing="1" w:line="240" w:lineRule="auto"/>
-      </w:pPr>
-      <w:r>
-        <w:t xml:space="preserve">Reverse String </w:t>
-      </w:r>
-    </w:p>
-    <w:p>
-      <w:pPr>
-        <w:numPr>
-          <w:ilvl w:val="0"/>
-          <w:numId w:val="68"/>
-        </w:numPr>
-        <w:spacing w:before="100" w:beforeAutospacing="1" w:after="100" w:afterAutospacing="1" w:line="240" w:lineRule="auto"/>
-      </w:pPr>
-      <w:r>
-        <w:t xml:space="preserve">Sum of Digits </w:t>
-      </w:r>
-    </w:p>
-    <w:p>
-      <w:pPr>
-        <w:numPr>
-          <w:ilvl w:val="0"/>
-          <w:numId w:val="68"/>
-        </w:numPr>
-        <w:spacing w:before="100" w:beforeAutospacing="1" w:after="100" w:afterAutospacing="1" w:line="240" w:lineRule="auto"/>
-      </w:pPr>
-      <w:r>
-        <w:t xml:space="preserve">Power </w:t>
-      </w:r>
-    </w:p>
-    <w:p>
-      <w:pPr>
-        <w:numPr>
-          <w:ilvl w:val="0"/>
-          <w:numId w:val="68"/>
-        </w:numPr>
-        <w:spacing w:before="100" w:beforeAutospacing="1" w:after="100" w:afterAutospacing="1" w:line="240" w:lineRule="auto"/>
-      </w:pPr>
-      <w:r>
-        <w:t xml:space="preserve">GCD </w:t>
-      </w:r>
-    </w:p>
-    <w:p>
-      <w:pPr>
-        <w:numPr>
-          <w:ilvl w:val="0"/>
-          <w:numId w:val="68"/>
-        </w:numPr>
-        <w:spacing w:before="100" w:beforeAutospacing="1" w:after="100" w:afterAutospacing="1" w:line="240" w:lineRule="auto"/>
-      </w:pPr>
-      <w:r>
-        <w:t xml:space="preserve">Binary Search </w:t>
-      </w:r>
-    </w:p>
-    <w:p>
-      <w:pPr>
-        <w:numPr>
-          <w:ilvl w:val="0"/>
-          <w:numId w:val="68"/>
-        </w:numPr>
-        <w:spacing w:before="100" w:beforeAutospacing="1" w:after="100" w:afterAutospacing="1" w:line="240" w:lineRule="auto"/>
-      </w:pPr>
-      <w:r>
-        <w:t xml:space="preserve">Palindrome </w:t>
-      </w:r>
-    </w:p>
-    <w:p>
-      <w:pPr>
-        <w:spacing w:after="0"/>
-      </w:pPr>
-      <w:r>
-        <w:pict w14:anchorId="544C74E3">
-          <v:rect id="_x0000_i1054" style="width:0;height:1.5pt" o:hralign="center" o:hrstd="t" o:hr="t" fillcolor="#a0a0a0" stroked="f"/>
-        </w:pict>
-      </w:r>
-    </w:p>
-    <w:p>
-      <w:pPr>
-        <w:pStyle w:val="Heading1"/>
-      </w:pPr>
-      <w:r>
-        <w:rPr>
-          <w:rFonts w:ascii="Segoe UI Emoji" w:hAnsi="Segoe UI Emoji" w:cs="Segoe UI Emoji"/>
-        </w:rPr>
-        <w:t>⭐</w:t>
-      </w:r>
-      <w:r>
-        <w:t xml:space="preserve"> Sorting Questions</w:t>
-      </w:r>
-    </w:p>
-    <w:p>
-      <w:pPr>
-        <w:numPr>
-          <w:ilvl w:val="0"/>
-          <w:numId w:val="69"/>
-        </w:numPr>
-        <w:spacing w:before="100" w:beforeAutospacing="1" w:after="100" w:afterAutospacing="1" w:line="240" w:lineRule="auto"/>
-      </w:pPr>
-      <w:r>
-        <w:t xml:space="preserve">Bubble Sort </w:t>
-      </w:r>
-    </w:p>
-    <w:p>
-      <w:pPr>
-        <w:numPr>
-          <w:ilvl w:val="0"/>
-          <w:numId w:val="69"/>
-        </w:numPr>
-        <w:spacing w:before="100" w:beforeAutospacing="1" w:after="100" w:afterAutospacing="1" w:line="240" w:lineRule="auto"/>
-      </w:pPr>
-      <w:r>
-        <w:t xml:space="preserve">Selection Sort </w:t>
-      </w:r>
-    </w:p>
-    <w:p>
-      <w:pPr>
-        <w:numPr>
-          <w:ilvl w:val="0"/>
-          <w:numId w:val="69"/>
-        </w:numPr>
-        <w:spacing w:before="100" w:beforeAutospacing="1" w:after="100" w:afterAutospacing="1" w:line="240" w:lineRule="auto"/>
-      </w:pPr>
-      <w:r>
-        <w:t xml:space="preserve">Insertion Sort </w:t>
-      </w:r>
-    </w:p>
-    <w:p>
-      <w:pPr>
-        <w:numPr>
-          <w:ilvl w:val="0"/>
-          <w:numId w:val="69"/>
-        </w:numPr>
-        <w:spacing w:before="100" w:beforeAutospacing="1" w:after="100" w:afterAutospacing="1" w:line="240" w:lineRule="auto"/>
-      </w:pPr>
-      <w:r>
-        <w:t xml:space="preserve">Merge Two Sorted Arrays </w:t>
-      </w:r>
-    </w:p>
-    <w:p>
-      <w:pPr>
-        <w:numPr>
-          <w:ilvl w:val="0"/>
-          <w:numId w:val="69"/>
-        </w:numPr>
-        <w:spacing w:before="100" w:beforeAutospacing="1" w:after="100" w:afterAutospacing="1" w:line="240" w:lineRule="auto"/>
-      </w:pPr>
-      <w:r>
-        <w:t xml:space="preserve">Merge Sort (Basic) </w:t>
-      </w:r>
-    </w:p>
-    <w:p>
-      <w:pPr>
-        <w:numPr>
-          <w:ilvl w:val="0"/>
-          <w:numId w:val="69"/>
-        </w:numPr>
-        <w:spacing w:before="100" w:beforeAutospacing="1" w:after="100" w:afterAutospacing="1" w:line="240" w:lineRule="auto"/>
-      </w:pPr>
-      <w:r>
-        <w:t xml:space="preserve">Quick Sort (Basic Idea) </w:t>
-      </w:r>
-    </w:p>
-    <w:p>
-      <w:pPr>
-        <w:spacing w:after="0"/>
-      </w:pPr>
-      <w:r>
-        <w:pict w14:anchorId="142D1B08">
-          <v:rect id="_x0000_i1055" style="width:0;height:1.5pt" o:hralign="center" o:hrstd="t" o:hr="t" fillcolor="#a0a0a0" stroked="f"/>
-        </w:pict>
-      </w:r>
-    </w:p>
-    <w:p>
-      <w:pPr>
-        <w:pStyle w:val="Heading1"/>
-      </w:pPr>
-      <w:r>
-        <w:rPr>
-          <w:rFonts w:ascii="Segoe UI Emoji" w:hAnsi="Segoe UI Emoji" w:cs="Segoe UI Emoji"/>
-        </w:rPr>
-        <w:t>⭐</w:t>
-      </w:r>
-      <w:r>
-        <w:t xml:space="preserve"> Searching Questions</w:t>
-      </w:r>
-    </w:p>
-    <w:p>
-      <w:pPr>
-        <w:numPr>
-          <w:ilvl w:val="0"/>
-          <w:numId w:val="70"/>
-        </w:numPr>
-        <w:spacing w:before="100" w:beforeAutospacing="1" w:after="100" w:afterAutospacing="1" w:line="240" w:lineRule="auto"/>
-      </w:pPr>
-      <w:r>
-        <w:t xml:space="preserve">Linear Search </w:t>
-      </w:r>
-    </w:p>
-    <w:p>
-      <w:pPr>
-        <w:numPr>
-          <w:ilvl w:val="0"/>
-          <w:numId w:val="70"/>
-        </w:numPr>
-        <w:spacing w:before="100" w:beforeAutospacing="1" w:after="100" w:afterAutospacing="1" w:line="240" w:lineRule="auto"/>
-      </w:pPr>
-      <w:r>
-        <w:t xml:space="preserve">Binary Search </w:t>
-      </w:r>
-    </w:p>
-    <w:p>
-      <w:pPr>
-        <w:numPr>
-          <w:ilvl w:val="0"/>
-          <w:numId w:val="70"/>
-        </w:numPr>
-        <w:spacing w:before="100" w:beforeAutospacing="1" w:after="100" w:afterAutospacing="1" w:line="240" w:lineRule="auto"/>
-      </w:pPr>
-      <w:r>
-        <w:lastRenderedPageBreak/>
-        <w:t xml:space="preserve">Search in Rotated Array </w:t>
-      </w:r>
-    </w:p>
-    <w:p>
-      <w:pPr>
-        <w:numPr>
-          <w:ilvl w:val="0"/>
-          <w:numId w:val="70"/>
-        </w:numPr>
-        <w:spacing w:before="100" w:beforeAutospacing="1" w:after="100" w:afterAutospacing="1" w:line="240" w:lineRule="auto"/>
-      </w:pPr>
-      <w:r>
-        <w:t xml:space="preserve">First Occurrence </w:t>
-      </w:r>
-    </w:p>
-    <w:p>
-      <w:pPr>
-        <w:numPr>
-          <w:ilvl w:val="0"/>
-          <w:numId w:val="70"/>
-        </w:numPr>
-        <w:spacing w:before="100" w:beforeAutospacing="1" w:after="100" w:afterAutospacing="1" w:line="240" w:lineRule="auto"/>
-      </w:pPr>
-      <w:r>
-        <w:t xml:space="preserve">Last Occurrence </w:t>
-      </w:r>
-    </w:p>
-    <w:p>
-      <w:pPr>
-        <w:numPr>
-          <w:ilvl w:val="0"/>
-          <w:numId w:val="70"/>
-        </w:numPr>
-        <w:spacing w:before="100" w:beforeAutospacing="1" w:after="100" w:afterAutospacing="1" w:line="240" w:lineRule="auto"/>
-      </w:pPr>
-      <w:r>
-        <w:t xml:space="preserve">Missing Number </w:t>
-      </w:r>
-    </w:p>
-    <w:p>
-      <w:pPr>
-        <w:spacing w:after="0"/>
-      </w:pPr>
-      <w:r>
-        <w:pict w14:anchorId="2172D155">
-          <v:rect id="_x0000_i1056" style="width:0;height:1.5pt" o:hralign="center" o:hrstd="t" o:hr="t" fillcolor="#a0a0a0" stroked="f"/>
-        </w:pict>
-      </w:r>
-    </w:p>
-    <w:p>
-      <w:pPr>
-        <w:pStyle w:val="Heading1"/>
-      </w:pPr>
-      <w:r>
-        <w:rPr>
-          <w:rFonts w:ascii="Segoe UI Emoji" w:hAnsi="Segoe UI Emoji" w:cs="Segoe UI Emoji"/>
-        </w:rPr>
-        <w:t>⭐</w:t>
-      </w:r>
-      <w:r>
-        <w:t xml:space="preserve"> Numbers Questions</w:t>
-      </w:r>
-    </w:p>
-    <w:p>
-      <w:pPr>
-        <w:numPr>
-          <w:ilvl w:val="0"/>
-          <w:numId w:val="71"/>
-        </w:numPr>
-        <w:spacing w:before="100" w:beforeAutospacing="1" w:after="100" w:afterAutospacing="1" w:line="240" w:lineRule="auto"/>
-      </w:pPr>
-      <w:r>
-        <w:t xml:space="preserve">Prime </w:t>
-      </w:r>
-    </w:p>
-    <w:p>
-      <w:pPr>
-        <w:numPr>
-          <w:ilvl w:val="0"/>
-          <w:numId w:val="71"/>
-        </w:numPr>
-        <w:spacing w:before="100" w:beforeAutospacing="1" w:after="100" w:afterAutospacing="1" w:line="240" w:lineRule="auto"/>
-      </w:pPr>
-      <w:r>
-        <w:t xml:space="preserve">Armstrong </w:t>
-      </w:r>
-    </w:p>
-    <w:p>
-      <w:pPr>
-        <w:numPr>
-          <w:ilvl w:val="0"/>
-          <w:numId w:val="71"/>
-        </w:numPr>
-        <w:spacing w:before="100" w:beforeAutospacing="1" w:after="100" w:afterAutospacing="1" w:line="240" w:lineRule="auto"/>
-      </w:pPr>
-      <w:r>
-        <w:t xml:space="preserve">Perfect Number </w:t>
-      </w:r>
-    </w:p>
-    <w:p>
-      <w:pPr>
-        <w:numPr>
-          <w:ilvl w:val="0"/>
-          <w:numId w:val="71"/>
-        </w:numPr>
-        <w:spacing w:before="100" w:beforeAutospacing="1" w:after="100" w:afterAutospacing="1" w:line="240" w:lineRule="auto"/>
-      </w:pPr>
-      <w:r>
-        <w:t xml:space="preserve">Strong Number </w:t>
-      </w:r>
-    </w:p>
-    <w:p>
-      <w:pPr>
-        <w:numPr>
-          <w:ilvl w:val="0"/>
-          <w:numId w:val="71"/>
-        </w:numPr>
-        <w:spacing w:before="100" w:beforeAutospacing="1" w:after="100" w:afterAutospacing="1" w:line="240" w:lineRule="auto"/>
-      </w:pPr>
-      <w:r>
-        <w:t xml:space="preserve">Automorphic </w:t>
-      </w:r>
-    </w:p>
-    <w:p>
-      <w:pPr>
-        <w:numPr>
-          <w:ilvl w:val="0"/>
-          <w:numId w:val="71"/>
-        </w:numPr>
-        <w:spacing w:before="100" w:beforeAutospacing="1" w:after="100" w:afterAutospacing="1" w:line="240" w:lineRule="auto"/>
-      </w:pPr>
-      <w:r>
-        <w:t xml:space="preserve">Neon Number </w:t>
-      </w:r>
-    </w:p>
-    <w:p>
-      <w:pPr>
-        <w:numPr>
-          <w:ilvl w:val="0"/>
-          <w:numId w:val="71"/>
-        </w:numPr>
-        <w:spacing w:before="100" w:beforeAutospacing="1" w:after="100" w:afterAutospacing="1" w:line="240" w:lineRule="auto"/>
-      </w:pPr>
-      <w:r>
-        <w:t xml:space="preserve">Happy Number </w:t>
-      </w:r>
-    </w:p>
-    <w:p>
-      <w:pPr>
-        <w:numPr>
-          <w:ilvl w:val="0"/>
-          <w:numId w:val="71"/>
-        </w:numPr>
-        <w:spacing w:before="100" w:beforeAutospacing="1" w:after="100" w:afterAutospacing="1" w:line="240" w:lineRule="auto"/>
-      </w:pPr>
-      <w:r>
-        <w:t xml:space="preserve">Palindrome Number </w:t>
-      </w:r>
-    </w:p>
-    <w:p>
-      <w:pPr>
-        <w:numPr>
-          <w:ilvl w:val="0"/>
-          <w:numId w:val="71"/>
-        </w:numPr>
-        <w:spacing w:before="100" w:beforeAutospacing="1" w:after="100" w:afterAutospacing="1" w:line="240" w:lineRule="auto"/>
-      </w:pPr>
-      <w:r>
-        <w:t xml:space="preserve">Reverse Number </w:t>
-      </w:r>
-    </w:p>
-    <w:p>
-      <w:pPr>
-        <w:numPr>
-          <w:ilvl w:val="0"/>
-          <w:numId w:val="71"/>
-        </w:numPr>
-        <w:spacing w:before="100" w:beforeAutospacing="1" w:after="100" w:afterAutospacing="1" w:line="240" w:lineRule="auto"/>
-      </w:pPr>
-      <w:r>
-        <w:t xml:space="preserve">Sum of Digits </w:t>
-      </w:r>
-    </w:p>
-    <w:p>
-      <w:pPr>
-        <w:numPr>
-          <w:ilvl w:val="0"/>
-          <w:numId w:val="71"/>
-        </w:numPr>
-        <w:spacing w:before="100" w:beforeAutospacing="1" w:after="100" w:afterAutospacing="1" w:line="240" w:lineRule="auto"/>
-      </w:pPr>
-      <w:r>
-        <w:t xml:space="preserve">Count Digits </w:t>
-      </w:r>
-    </w:p>
-    <w:p>
-      <w:pPr>
-        <w:numPr>
-          <w:ilvl w:val="0"/>
-          <w:numId w:val="71"/>
-        </w:numPr>
-        <w:spacing w:before="100" w:beforeAutospacing="1" w:after="100" w:afterAutospacing="1" w:line="240" w:lineRule="auto"/>
-      </w:pPr>
-      <w:r>
-        <w:t xml:space="preserve">GCD </w:t>
-      </w:r>
-    </w:p>
-    <w:p>
-      <w:pPr>
-        <w:numPr>
-          <w:ilvl w:val="0"/>
-          <w:numId w:val="71"/>
-        </w:numPr>
-        <w:spacing w:before="100" w:beforeAutospacing="1" w:after="100" w:afterAutospacing="1" w:line="240" w:lineRule="auto"/>
-      </w:pPr>
-      <w:r>
-        <w:t xml:space="preserve">LCM </w:t>
-      </w:r>
-    </w:p>
-    <w:p>
-      <w:pPr>
-        <w:numPr>
-          <w:ilvl w:val="0"/>
-          <w:numId w:val="71"/>
-        </w:numPr>
-        <w:spacing w:before="100" w:beforeAutospacing="1" w:after="100" w:afterAutospacing="1" w:line="240" w:lineRule="auto"/>
-      </w:pPr>
-      <w:r>
-        <w:t xml:space="preserve">Power </w:t>
-      </w:r>
-    </w:p>
-    <w:p>
-      <w:pPr>
-        <w:numPr>
-          <w:ilvl w:val="0"/>
-          <w:numId w:val="71"/>
-        </w:numPr>
-        <w:spacing w:before="100" w:beforeAutospacing="1" w:after="100" w:afterAutospacing="1" w:line="240" w:lineRule="auto"/>
-      </w:pPr>
-      <w:r>
-        <w:t xml:space="preserve">Fibonacci </w:t>
-      </w:r>
-    </w:p>
-    <w:p>
-      <w:pPr>
-        <w:spacing w:after="0"/>
-      </w:pPr>
-      <w:r>
-        <w:pict w14:anchorId="4CD57209">
-          <v:rect id="_x0000_i1057" style="width:0;height:1.5pt" o:hralign="center" o:hrstd="t" o:hr="t" fillcolor="#a0a0a0" stroked="f"/>
-        </w:pict>
-      </w:r>
-    </w:p>
-    <w:p>
-      <w:pPr>
-        <w:pStyle w:val="Heading1"/>
-      </w:pPr>
-      <w:r>
-        <w:rPr>
-          <w:rFonts w:ascii="Segoe UI Emoji" w:hAnsi="Segoe UI Emoji" w:cs="Segoe UI Emoji"/>
-        </w:rPr>
-        <w:t>⭐</w:t>
-      </w:r>
-      <w:r>
-        <w:t xml:space="preserve"> If I had only 1 month before interviews</w:t>
-      </w:r>
-    </w:p>
-    <w:p>
-      <w:pPr>
-        <w:pStyle w:val="NormalWeb"/>
-      </w:pPr>
-      <w:r>
-        <w:t xml:space="preserve">Main </w:t>
-      </w:r>
-      <w:proofErr w:type="spellStart"/>
-      <w:r>
-        <w:t>sirf</w:t>
-      </w:r>
-      <w:proofErr w:type="spellEnd"/>
-      <w:r>
-        <w:t xml:space="preserve"> ye </w:t>
-      </w:r>
-      <w:proofErr w:type="spellStart"/>
-      <w:r>
-        <w:t>karwata</w:t>
-      </w:r>
-      <w:proofErr w:type="spellEnd"/>
-      <w:r>
-        <w:t>:</w:t>
-      </w:r>
-    </w:p>
-    <w:p>
-      <w:pPr>
-        <w:pStyle w:val="Heading3"/>
-      </w:pPr>
-      <w:r>
-        <w:t>Week 1</w:t>
-      </w:r>
-    </w:p>
-    <w:p>
-      <w:pPr>
-        <w:numPr>
-          <w:ilvl w:val="0"/>
-          <w:numId w:val="72"/>
-        </w:numPr>
-        <w:spacing w:before="100" w:beforeAutospacing="1" w:after="100" w:afterAutospacing="1" w:line="240" w:lineRule="auto"/>
-      </w:pPr>
-      <w:r>
-        <w:t xml:space="preserve">Arrays (60 Questions) </w:t>
-      </w:r>
-    </w:p>
-    <w:p>
-      <w:pPr>
-        <w:numPr>
-          <w:ilvl w:val="0"/>
-          <w:numId w:val="72"/>
-        </w:numPr>
-        <w:spacing w:before="100" w:beforeAutospacing="1" w:after="100" w:afterAutospacing="1" w:line="240" w:lineRule="auto"/>
-      </w:pPr>
-      <w:r>
-        <w:t xml:space="preserve">Strings (30 Questions) </w:t>
-      </w:r>
-    </w:p>
-    <w:p>
-      <w:pPr>
-        <w:spacing w:after="0"/>
-      </w:pPr>
-      <w:r>
-        <w:pict w14:anchorId="33849A0A">
-          <v:rect id="_x0000_i1058" style="width:0;height:1.5pt" o:hralign="center" o:hrstd="t" o:hr="t" fillcolor="#a0a0a0" stroked="f"/>
-        </w:pict>
-      </w:r>
-    </w:p>
-    <w:p>
-      <w:pPr>
-        <w:pStyle w:val="Heading3"/>
-      </w:pPr>
-      <w:r>
-        <w:t>Week 2</w:t>
-      </w:r>
-    </w:p>
-    <w:p>
-      <w:pPr>
-        <w:numPr>
-          <w:ilvl w:val="0"/>
-          <w:numId w:val="73"/>
-        </w:numPr>
-        <w:spacing w:before="100" w:beforeAutospacing="1" w:after="100" w:afterAutospacing="1" w:line="240" w:lineRule="auto"/>
-      </w:pPr>
-      <w:r>
-        <w:t xml:space="preserve">Dictionary </w:t>
-      </w:r>
-    </w:p>
-    <w:p>
-      <w:pPr>
-        <w:numPr>
-          <w:ilvl w:val="0"/>
-          <w:numId w:val="73"/>
-        </w:numPr>
-        <w:spacing w:before="100" w:beforeAutospacing="1" w:after="100" w:afterAutospacing="1" w:line="240" w:lineRule="auto"/>
-      </w:pPr>
-      <w:r>
-        <w:t xml:space="preserve">HashMap </w:t>
-      </w:r>
-    </w:p>
-    <w:p>
-      <w:pPr>
-        <w:numPr>
-          <w:ilvl w:val="0"/>
-          <w:numId w:val="73"/>
-        </w:numPr>
-        <w:spacing w:before="100" w:beforeAutospacing="1" w:after="100" w:afterAutospacing="1" w:line="240" w:lineRule="auto"/>
-      </w:pPr>
-      <w:r>
-        <w:t xml:space="preserve">Two Sum </w:t>
-      </w:r>
-    </w:p>
-    <w:p>
-      <w:pPr>
-        <w:numPr>
-          <w:ilvl w:val="0"/>
-          <w:numId w:val="73"/>
-        </w:numPr>
-        <w:spacing w:before="100" w:beforeAutospacing="1" w:after="100" w:afterAutospacing="1" w:line="240" w:lineRule="auto"/>
-      </w:pPr>
-      <w:r>
-        <w:t xml:space="preserve">Sliding Window </w:t>
-      </w:r>
-    </w:p>
-    <w:p>
-      <w:pPr>
-        <w:spacing w:after="0"/>
-      </w:pPr>
-      <w:r>
-        <w:pict w14:anchorId="01163226">
-          <v:rect id="_x0000_i1059" style="width:0;height:1.5pt" o:hralign="center" o:hrstd="t" o:hr="t" fillcolor="#a0a0a0" stroked="f"/>
-        </w:pict>
-      </w:r>
-    </w:p>
-    <w:p>
-      <w:pPr>
-        <w:pStyle w:val="Heading3"/>
-      </w:pPr>
-      <w:r>
-        <w:lastRenderedPageBreak/>
-        <w:t>Week 3</w:t>
-      </w:r>
-    </w:p>
-    <w:p>
-      <w:pPr>
-        <w:numPr>
-          <w:ilvl w:val="0"/>
-          <w:numId w:val="74"/>
-        </w:numPr>
-        <w:spacing w:before="100" w:beforeAutospacing="1" w:after="100" w:afterAutospacing="1" w:line="240" w:lineRule="auto"/>
-      </w:pPr>
-      <w:r>
-        <w:t xml:space="preserve">Stack </w:t>
-      </w:r>
-    </w:p>
-    <w:p>
-      <w:pPr>
-        <w:numPr>
-          <w:ilvl w:val="0"/>
-          <w:numId w:val="74"/>
-        </w:numPr>
-        <w:spacing w:before="100" w:beforeAutospacing="1" w:after="100" w:afterAutospacing="1" w:line="240" w:lineRule="auto"/>
-      </w:pPr>
-      <w:r>
-        <w:t xml:space="preserve">Binary Search </w:t>
-      </w:r>
-    </w:p>
-    <w:p>
-      <w:pPr>
-        <w:numPr>
-          <w:ilvl w:val="0"/>
-          <w:numId w:val="74"/>
-        </w:numPr>
-        <w:spacing w:before="100" w:beforeAutospacing="1" w:after="100" w:afterAutospacing="1" w:line="240" w:lineRule="auto"/>
-      </w:pPr>
-      <w:r>
-        <w:t xml:space="preserve">Prefix Sum </w:t>
-      </w:r>
-    </w:p>
-    <w:p>
-      <w:pPr>
-        <w:numPr>
-          <w:ilvl w:val="0"/>
-          <w:numId w:val="74"/>
-        </w:numPr>
-        <w:spacing w:before="100" w:beforeAutospacing="1" w:after="100" w:afterAutospacing="1" w:line="240" w:lineRule="auto"/>
-      </w:pPr>
-      <w:r>
-        <w:t xml:space="preserve">Two Pointers </w:t>
-      </w:r>
-    </w:p>
-    <w:p>
-      <w:pPr>
-        <w:spacing w:after="0"/>
-      </w:pPr>
-      <w:r>
-        <w:pict w14:anchorId="4B8E9E57">
-          <v:rect id="_x0000_i1060" style="width:0;height:1.5pt" o:hralign="center" o:hrstd="t" o:hr="t" fillcolor="#a0a0a0" stroked="f"/>
-        </w:pict>
-      </w:r>
-    </w:p>
-    <w:p>
-      <w:pPr>
-        <w:pStyle w:val="Heading3"/>
-      </w:pPr>
-      <w:r>
-        <w:t>Week 4</w:t>
-      </w:r>
-    </w:p>
-    <w:p>
-      <w:pPr>
-        <w:numPr>
-          <w:ilvl w:val="0"/>
-          <w:numId w:val="75"/>
-        </w:numPr>
-        <w:spacing w:before="100" w:beforeAutospacing="1" w:after="100" w:afterAutospacing="1" w:line="240" w:lineRule="auto"/>
-      </w:pPr>
-      <w:r>
-        <w:t xml:space="preserve">Mock Interviews </w:t>
-      </w:r>
-    </w:p>
-    <w:p>
-      <w:pPr>
-        <w:numPr>
-          <w:ilvl w:val="0"/>
-          <w:numId w:val="75"/>
-        </w:numPr>
-        <w:spacing w:before="100" w:beforeAutospacing="1" w:after="100" w:afterAutospacing="1" w:line="240" w:lineRule="auto"/>
-      </w:pPr>
-      <w:r>
-        <w:t xml:space="preserve">Revision </w:t>
-      </w:r>
-    </w:p>
-    <w:p>
-      <w:pPr>
-        <w:numPr>
-          <w:ilvl w:val="0"/>
-          <w:numId w:val="75"/>
-        </w:numPr>
-        <w:spacing w:before="100" w:beforeAutospacing="1" w:after="100" w:afterAutospacing="1" w:line="240" w:lineRule="auto"/>
-      </w:pPr>
-      <w:r>
-        <w:t xml:space="preserve">Company Questions </w:t>
-      </w:r>
-    </w:p>
-    <w:p>
-      <w:pPr>
-        <w:spacing w:after="0"/>
-      </w:pPr>
-      <w:r>
-        <w:pict w14:anchorId="395D54D6">
-          <v:rect id="_x0000_i1061" style="width:0;height:1.5pt" o:hralign="center" o:hrstd="t" o:hr="t" fillcolor="#a0a0a0" stroked="f"/>
-        </w:pict>
-      </w:r>
-    </w:p>
-    <w:p>
-      <w:pPr>
         <w:pStyle w:val="Heading2"/>
       </w:pPr>
       <w:r>
@@ -6851,7 +6854,7 @@
           <w:lang w:eastAsia="en-IN"/>
         </w:rPr>
         <w:pict w14:anchorId="36F49D0F">
-          <v:rect id="_x0000_i1030" style="width:0;height:1.5pt" o:hralign="center" o:hrstd="t" o:hr="t" fillcolor="#a0a0a0" stroked="f"/>
+          <v:rect id="_x0000_i1048" style="width:0;height:1.5pt" o:hralign="center" o:hrstd="t" o:hr="t" fillcolor="#a0a0a0" stroked="f"/>
         </w:pict>
       </w:r>
     </w:p>
@@ -7373,7 +7376,7 @@
       </w:pPr>
       <w:r>
         <w:pict w14:anchorId="1D21F2FE">
-          <v:rect id="_x0000_i1031" style="width:0;height:1.5pt" o:hralign="center" o:hrstd="t" o:hr="t" fillcolor="#a0a0a0" stroked="f"/>
+          <v:rect id="_x0000_i1049" style="width:0;height:1.5pt" o:hralign="center" o:hrstd="t" o:hr="t" fillcolor="#a0a0a0" stroked="f"/>
         </w:pict>
       </w:r>
     </w:p>
@@ -7511,7 +7514,7 @@
       </w:pPr>
       <w:r>
         <w:pict w14:anchorId="3A73A9C7">
-          <v:rect id="_x0000_i1032" style="width:0;height:1.5pt" o:hralign="center" o:hrstd="t" o:hr="t" fillcolor="#a0a0a0" stroked="f"/>
+          <v:rect id="_x0000_i1050" style="width:0;height:1.5pt" o:hralign="center" o:hrstd="t" o:hr="t" fillcolor="#a0a0a0" stroked="f"/>
         </w:pict>
       </w:r>
     </w:p>
@@ -7649,7 +7652,7 @@
       </w:pPr>
       <w:r>
         <w:pict w14:anchorId="02451748">
-          <v:rect id="_x0000_i1033" style="width:0;height:1.5pt" o:hralign="center" o:hrstd="t" o:hr="t" fillcolor="#a0a0a0" stroked="f"/>
+          <v:rect id="_x0000_i1051" style="width:0;height:1.5pt" o:hralign="center" o:hrstd="t" o:hr="t" fillcolor="#a0a0a0" stroked="f"/>
         </w:pict>
       </w:r>
     </w:p>
@@ -7908,7 +7911,7 @@
       </w:pPr>
       <w:r>
         <w:pict w14:anchorId="2F9ACC6C">
-          <v:rect id="_x0000_i1034" style="width:0;height:1.5pt" o:hralign="center" o:hrstd="t" o:hr="t" fillcolor="#a0a0a0" stroked="f"/>
+          <v:rect id="_x0000_i1052" style="width:0;height:1.5pt" o:hralign="center" o:hrstd="t" o:hr="t" fillcolor="#a0a0a0" stroked="f"/>
         </w:pict>
       </w:r>
     </w:p>
@@ -8022,7 +8025,7 @@
       </w:pPr>
       <w:r>
         <w:pict w14:anchorId="60A1059B">
-          <v:rect id="_x0000_i1035" style="width:0;height:1.5pt" o:hralign="center" o:hrstd="t" o:hr="t" fillcolor="#a0a0a0" stroked="f"/>
+          <v:rect id="_x0000_i1053" style="width:0;height:1.5pt" o:hralign="center" o:hrstd="t" o:hr="t" fillcolor="#a0a0a0" stroked="f"/>
         </w:pict>
       </w:r>
     </w:p>
@@ -8198,7 +8201,7 @@
       <w:r>
         <w:lastRenderedPageBreak/>
         <w:pict w14:anchorId="1C60E8E6">
-          <v:rect id="_x0000_i1036" style="width:0;height:1.5pt" o:hralign="center" o:hrstd="t" o:hr="t" fillcolor="#a0a0a0" stroked="f"/>
+          <v:rect id="_x0000_i1054" style="width:0;height:1.5pt" o:hralign="center" o:hrstd="t" o:hr="t" fillcolor="#a0a0a0" stroked="f"/>
         </w:pict>
       </w:r>
     </w:p>
@@ -8341,7 +8344,7 @@
       </w:pPr>
       <w:r>
         <w:pict w14:anchorId="4CD36E03">
-          <v:rect id="_x0000_i1037" style="width:0;height:1.5pt" o:hralign="center" o:hrstd="t" o:hr="t" fillcolor="#a0a0a0" stroked="f"/>
+          <v:rect id="_x0000_i1055" style="width:0;height:1.5pt" o:hralign="center" o:hrstd="t" o:hr="t" fillcolor="#a0a0a0" stroked="f"/>
         </w:pict>
       </w:r>
     </w:p>
@@ -9207,7 +9210,7 @@
       <w:r>
         <w:lastRenderedPageBreak/>
         <w:pict w14:anchorId="5217E1A9">
-          <v:rect id="_x0000_i1038" style="width:0;height:1.5pt" o:hralign="center" o:hrstd="t" o:hr="t" fillcolor="#a0a0a0" stroked="f"/>
+          <v:rect id="_x0000_i1056" style="width:0;height:1.5pt" o:hralign="center" o:hrstd="t" o:hr="t" fillcolor="#a0a0a0" stroked="f"/>
         </w:pict>
       </w:r>
     </w:p>
@@ -9714,7 +9717,7 @@
       </w:pPr>
       <w:r>
         <w:pict w14:anchorId="7938DEFE">
-          <v:rect id="_x0000_i1039" style="width:0;height:1.5pt" o:hralign="center" o:hrstd="t" o:hr="t" fillcolor="#a0a0a0" stroked="f"/>
+          <v:rect id="_x0000_i1057" style="width:0;height:1.5pt" o:hralign="center" o:hrstd="t" o:hr="t" fillcolor="#a0a0a0" stroked="f"/>
         </w:pict>
       </w:r>
     </w:p>
@@ -10819,7 +10822,7 @@
       </w:pPr>
       <w:r>
         <w:pict w14:anchorId="5012CA28">
-          <v:rect id="_x0000_i1040" style="width:0;height:1.5pt" o:hralign="center" o:hrstd="t" o:hr="t" fillcolor="#a0a0a0" stroked="f"/>
+          <v:rect id="_x0000_i1058" style="width:0;height:1.5pt" o:hralign="center" o:hrstd="t" o:hr="t" fillcolor="#a0a0a0" stroked="f"/>
         </w:pict>
       </w:r>
     </w:p>
@@ -10911,7 +10914,7 @@
     <w:p>
       <w:r>
         <w:pict w14:anchorId="7BE24FF2">
-          <v:rect id="_x0000_i1041" style="width:0;height:1.5pt" o:hralign="center" o:hrstd="t" o:hr="t" fillcolor="#a0a0a0" stroked="f"/>
+          <v:rect id="_x0000_i1059" style="width:0;height:1.5pt" o:hralign="center" o:hrstd="t" o:hr="t" fillcolor="#a0a0a0" stroked="f"/>
         </w:pict>
       </w:r>
     </w:p>
@@ -13181,7 +13184,7 @@
           <w:lang w:eastAsia="en-IN"/>
         </w:rPr>
         <w:pict w14:anchorId="00DF8BE0">
-          <v:rect id="_x0000_i1042" style="width:0;height:1.5pt" o:hralign="center" o:hrstd="t" o:hr="t" fillcolor="#a0a0a0" stroked="f"/>
+          <v:rect id="_x0000_i1060" style="width:0;height:1.5pt" o:hralign="center" o:hrstd="t" o:hr="t" fillcolor="#a0a0a0" stroked="f"/>
         </w:pict>
       </w:r>
     </w:p>
@@ -14057,7 +14060,7 @@
           <w:lang w:eastAsia="en-IN"/>
         </w:rPr>
         <w:pict w14:anchorId="1B05D324">
-          <v:rect id="_x0000_i1043" style="width:0;height:1.5pt" o:hralign="center" o:hrstd="t" o:hr="t" fillcolor="#a0a0a0" stroked="f"/>
+          <v:rect id="_x0000_i1061" style="width:0;height:1.5pt" o:hralign="center" o:hrstd="t" o:hr="t" fillcolor="#a0a0a0" stroked="f"/>
         </w:pict>
       </w:r>
     </w:p>

--- a/Djangopythonservieques.docx
+++ b/Djangopythonservieques.docx
@@ -3125,7 +3125,7 @@
           </mc:Choice>
           <mc:Fallback>
             <w:pict>
-              <v:rect w14:anchorId="404699A3" id="Rectangle 3" o:spid="_x0000_s1026" style="position:absolute;margin-left:62pt;margin-top:.4pt;width:291.3pt;height:52pt;z-index:251661312;visibility:visible;mso-wrap-style:square;mso-height-percent:0;mso-wrap-distance-left:9pt;mso-wrap-distance-top:0;mso-wrap-distance-right:9pt;mso-wrap-distance-bottom:0;mso-position-horizontal:absolute;mso-position-horizontal-relative:text;mso-position-vertical:absolute;mso-position-vertical-relative:text;mso-height-percent:0;mso-height-relative:margin;v-text-anchor:middle" o:gfxdata="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" filled="f" strokecolor="yellow" strokeweight="1pt"/>
+              <v:rect w14:anchorId="75D2A18F" id="Rectangle 3" o:spid="_x0000_s1026" style="position:absolute;margin-left:62pt;margin-top:.4pt;width:291.3pt;height:52pt;z-index:251661312;visibility:visible;mso-wrap-style:square;mso-height-percent:0;mso-wrap-distance-left:9pt;mso-wrap-distance-top:0;mso-wrap-distance-right:9pt;mso-wrap-distance-bottom:0;mso-position-horizontal:absolute;mso-position-horizontal-relative:text;mso-position-vertical:absolute;mso-position-vertical-relative:text;mso-height-percent:0;mso-height-relative:margin;v-text-anchor:middle" o:gfxdata="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" filled="f" strokecolor="yellow" strokeweight="1pt"/>
             </w:pict>
           </mc:Fallback>
         </mc:AlternateContent>
@@ -3205,6 +3205,102 @@
       <w:r>
         <w:rPr>
           <w:rFonts w:ascii="Times New Roman" w:eastAsia="Times New Roman" w:hAnsi="Times New Roman" w:cs="Times New Roman"/>
+          <w:sz w:val="24"/>
+          <w:szCs w:val="24"/>
+          <w:lang w:eastAsia="en-IN"/>
+        </w:rPr>
+        <w:t xml:space="preserve">Find Pair Closest to Zero </w:t>
+      </w:r>
+    </w:p>
+    <w:p>
+      <w:pPr>
+        <w:numPr>
+          <w:ilvl w:val="0"/>
+          <w:numId w:val="6"/>
+        </w:numPr>
+        <w:spacing w:before="100" w:beforeAutospacing="1" w:after="100" w:afterAutospacing="1" w:line="240" w:lineRule="auto"/>
+        <w:rPr>
+          <w:rFonts w:ascii="Times New Roman" w:eastAsia="Times New Roman" w:hAnsi="Times New Roman" w:cs="Times New Roman"/>
+          <w:sz w:val="24"/>
+          <w:szCs w:val="24"/>
+          <w:lang w:eastAsia="en-IN"/>
+        </w:rPr>
+      </w:pPr>
+      <w:r>
+        <w:rPr>
+          <w:rFonts w:ascii="Times New Roman" w:eastAsia="Times New Roman" w:hAnsi="Times New Roman" w:cs="Times New Roman"/>
+          <w:sz w:val="24"/>
+          <w:szCs w:val="24"/>
+          <w:lang w:eastAsia="en-IN"/>
+        </w:rPr>
+        <w:t xml:space="preserve">Find Triplet Sum = Target </w:t>
+      </w:r>
+    </w:p>
+    <w:p>
+      <w:pPr>
+        <w:numPr>
+          <w:ilvl w:val="0"/>
+          <w:numId w:val="6"/>
+        </w:numPr>
+        <w:spacing w:before="100" w:beforeAutospacing="1" w:after="100" w:afterAutospacing="1" w:line="240" w:lineRule="auto"/>
+        <w:rPr>
+          <w:rFonts w:ascii="Times New Roman" w:eastAsia="Times New Roman" w:hAnsi="Times New Roman" w:cs="Times New Roman"/>
+          <w:sz w:val="24"/>
+          <w:szCs w:val="24"/>
+          <w:lang w:eastAsia="en-IN"/>
+        </w:rPr>
+      </w:pPr>
+      <w:r>
+        <w:rPr>
+          <w:rFonts w:ascii="Times New Roman" w:eastAsia="Times New Roman" w:hAnsi="Times New Roman" w:cs="Times New Roman"/>
+          <w:sz w:val="24"/>
+          <w:szCs w:val="24"/>
+          <w:lang w:eastAsia="en-IN"/>
+        </w:rPr>
+        <w:t xml:space="preserve">Find Triplet Sum = Zero </w:t>
+      </w:r>
+    </w:p>
+    <w:p>
+      <w:pPr>
+        <w:numPr>
+          <w:ilvl w:val="0"/>
+          <w:numId w:val="6"/>
+        </w:numPr>
+        <w:spacing w:before="100" w:beforeAutospacing="1" w:after="100" w:afterAutospacing="1" w:line="240" w:lineRule="auto"/>
+        <w:rPr>
+          <w:rFonts w:ascii="Times New Roman" w:eastAsia="Times New Roman" w:hAnsi="Times New Roman" w:cs="Times New Roman"/>
+          <w:sz w:val="24"/>
+          <w:szCs w:val="24"/>
+          <w:lang w:eastAsia="en-IN"/>
+        </w:rPr>
+      </w:pPr>
+      <w:r>
+        <w:rPr>
+          <w:rFonts w:ascii="Times New Roman" w:eastAsia="Times New Roman" w:hAnsi="Times New Roman" w:cs="Times New Roman"/>
+          <w:sz w:val="24"/>
+          <w:szCs w:val="24"/>
+          <w:lang w:eastAsia="en-IN"/>
+        </w:rPr>
+        <w:t xml:space="preserve">Maximum Product Pair </w:t>
+      </w:r>
+    </w:p>
+    <w:p>
+      <w:pPr>
+        <w:numPr>
+          <w:ilvl w:val="0"/>
+          <w:numId w:val="6"/>
+        </w:numPr>
+        <w:spacing w:before="100" w:beforeAutospacing="1" w:after="100" w:afterAutospacing="1" w:line="240" w:lineRule="auto"/>
+        <w:rPr>
+          <w:rFonts w:ascii="Times New Roman" w:eastAsia="Times New Roman" w:hAnsi="Times New Roman" w:cs="Times New Roman"/>
+          <w:sz w:val="24"/>
+          <w:szCs w:val="24"/>
+          <w:lang w:eastAsia="en-IN"/>
+        </w:rPr>
+      </w:pPr>
+      <w:r>
+        <w:rPr>
+          <w:rFonts w:ascii="Times New Roman" w:eastAsia="Times New Roman" w:hAnsi="Times New Roman" w:cs="Times New Roman"/>
           <w:noProof/>
           <w:sz w:val="24"/>
           <w:szCs w:val="24"/>
@@ -3213,13 +3309,13 @@
         <mc:AlternateContent>
           <mc:Choice Requires="wps">
             <w:drawing>
-              <wp:anchor distT="0" distB="0" distL="114300" distR="114300" simplePos="0" relativeHeight="251662336" behindDoc="0" locked="0" layoutInCell="1" allowOverlap="1" wp14:anchorId="2516CE98" wp14:editId="111B4126">
+              <wp:anchor distT="0" distB="0" distL="114300" distR="114300" simplePos="0" relativeHeight="251662336" behindDoc="0" locked="0" layoutInCell="1" allowOverlap="1" wp14:anchorId="2516CE98" wp14:editId="56C69F49">
                 <wp:simplePos x="0" y="0"/>
                 <wp:positionH relativeFrom="column">
-                  <wp:posOffset>-215901</wp:posOffset>
+                  <wp:posOffset>-252941</wp:posOffset>
                 </wp:positionH>
                 <wp:positionV relativeFrom="paragraph">
-                  <wp:posOffset>164888</wp:posOffset>
+                  <wp:posOffset>173143</wp:posOffset>
                 </wp:positionV>
                 <wp:extent cx="4440767" cy="0"/>
                 <wp:effectExtent l="0" t="0" r="0" b="0"/>
@@ -3262,109 +3358,13 @@
           </mc:Choice>
           <mc:Fallback>
             <w:pict>
-              <v:line w14:anchorId="73E25287" id="Straight Connector 4" o:spid="_x0000_s1026" style="position:absolute;z-index:251662336;visibility:visible;mso-wrap-style:square;mso-wrap-distance-left:9pt;mso-wrap-distance-top:0;mso-wrap-distance-right:9pt;mso-wrap-distance-bottom:0;mso-position-horizontal:absolute;mso-position-horizontal-relative:text;mso-position-vertical:absolute;mso-position-vertical-relative:text" from="-17pt,13pt" to="332.65pt,13pt" o:gfxdata="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" strokecolor="#4472c4 [3204]" strokeweight=".5pt">
+              <v:line w14:anchorId="4F4FB915" id="Straight Connector 4" o:spid="_x0000_s1026" style="position:absolute;z-index:251662336;visibility:visible;mso-wrap-style:square;mso-wrap-distance-left:9pt;mso-wrap-distance-top:0;mso-wrap-distance-right:9pt;mso-wrap-distance-bottom:0;mso-position-horizontal:absolute;mso-position-horizontal-relative:text;mso-position-vertical:absolute;mso-position-vertical-relative:text" from="-19.9pt,13.65pt" to="329.75pt,13.65pt" o:gfxdata="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" strokecolor="#4472c4 [3204]" strokeweight=".5pt">
                 <v:stroke joinstyle="miter"/>
               </v:line>
             </w:pict>
           </mc:Fallback>
         </mc:AlternateContent>
       </w:r>
-      <w:r>
-        <w:rPr>
-          <w:rFonts w:ascii="Times New Roman" w:eastAsia="Times New Roman" w:hAnsi="Times New Roman" w:cs="Times New Roman"/>
-          <w:sz w:val="24"/>
-          <w:szCs w:val="24"/>
-          <w:lang w:eastAsia="en-IN"/>
-        </w:rPr>
-        <w:t xml:space="preserve">Find Pair Closest to Zero </w:t>
-      </w:r>
-    </w:p>
-    <w:p>
-      <w:pPr>
-        <w:numPr>
-          <w:ilvl w:val="0"/>
-          <w:numId w:val="6"/>
-        </w:numPr>
-        <w:spacing w:before="100" w:beforeAutospacing="1" w:after="100" w:afterAutospacing="1" w:line="240" w:lineRule="auto"/>
-        <w:rPr>
-          <w:rFonts w:ascii="Times New Roman" w:eastAsia="Times New Roman" w:hAnsi="Times New Roman" w:cs="Times New Roman"/>
-          <w:sz w:val="24"/>
-          <w:szCs w:val="24"/>
-          <w:lang w:eastAsia="en-IN"/>
-        </w:rPr>
-      </w:pPr>
-      <w:r>
-        <w:rPr>
-          <w:rFonts w:ascii="Times New Roman" w:eastAsia="Times New Roman" w:hAnsi="Times New Roman" w:cs="Times New Roman"/>
-          <w:sz w:val="24"/>
-          <w:szCs w:val="24"/>
-          <w:lang w:eastAsia="en-IN"/>
-        </w:rPr>
-        <w:t xml:space="preserve">Find Triplet Sum = Target </w:t>
-      </w:r>
-    </w:p>
-    <w:p>
-      <w:pPr>
-        <w:numPr>
-          <w:ilvl w:val="0"/>
-          <w:numId w:val="6"/>
-        </w:numPr>
-        <w:spacing w:before="100" w:beforeAutospacing="1" w:after="100" w:afterAutospacing="1" w:line="240" w:lineRule="auto"/>
-        <w:rPr>
-          <w:rFonts w:ascii="Times New Roman" w:eastAsia="Times New Roman" w:hAnsi="Times New Roman" w:cs="Times New Roman"/>
-          <w:sz w:val="24"/>
-          <w:szCs w:val="24"/>
-          <w:lang w:eastAsia="en-IN"/>
-        </w:rPr>
-      </w:pPr>
-      <w:r>
-        <w:rPr>
-          <w:rFonts w:ascii="Times New Roman" w:eastAsia="Times New Roman" w:hAnsi="Times New Roman" w:cs="Times New Roman"/>
-          <w:sz w:val="24"/>
-          <w:szCs w:val="24"/>
-          <w:lang w:eastAsia="en-IN"/>
-        </w:rPr>
-        <w:t xml:space="preserve">Find Triplet Sum = Zero </w:t>
-      </w:r>
-    </w:p>
-    <w:p>
-      <w:pPr>
-        <w:numPr>
-          <w:ilvl w:val="0"/>
-          <w:numId w:val="6"/>
-        </w:numPr>
-        <w:spacing w:before="100" w:beforeAutospacing="1" w:after="100" w:afterAutospacing="1" w:line="240" w:lineRule="auto"/>
-        <w:rPr>
-          <w:rFonts w:ascii="Times New Roman" w:eastAsia="Times New Roman" w:hAnsi="Times New Roman" w:cs="Times New Roman"/>
-          <w:sz w:val="24"/>
-          <w:szCs w:val="24"/>
-          <w:lang w:eastAsia="en-IN"/>
-        </w:rPr>
-      </w:pPr>
-      <w:r>
-        <w:rPr>
-          <w:rFonts w:ascii="Times New Roman" w:eastAsia="Times New Roman" w:hAnsi="Times New Roman" w:cs="Times New Roman"/>
-          <w:sz w:val="24"/>
-          <w:szCs w:val="24"/>
-          <w:lang w:eastAsia="en-IN"/>
-        </w:rPr>
-        <w:t xml:space="preserve">Maximum Product Pair </w:t>
-      </w:r>
-    </w:p>
-    <w:p>
-      <w:pPr>
-        <w:numPr>
-          <w:ilvl w:val="0"/>
-          <w:numId w:val="6"/>
-        </w:numPr>
-        <w:spacing w:before="100" w:beforeAutospacing="1" w:after="100" w:afterAutospacing="1" w:line="240" w:lineRule="auto"/>
-        <w:rPr>
-          <w:rFonts w:ascii="Times New Roman" w:eastAsia="Times New Roman" w:hAnsi="Times New Roman" w:cs="Times New Roman"/>
-          <w:sz w:val="24"/>
-          <w:szCs w:val="24"/>
-          <w:lang w:eastAsia="en-IN"/>
-        </w:rPr>
-      </w:pPr>
       <w:r>
         <w:rPr>
           <w:rFonts w:ascii="Times New Roman" w:eastAsia="Times New Roman" w:hAnsi="Times New Roman" w:cs="Times New Roman"/>

--- a/Djangopythonservieques.docx
+++ b/Djangopythonservieques.docx
@@ -2581,27 +2581,7 @@
           <w:szCs w:val="24"/>
           <w:lang w:eastAsia="en-IN"/>
         </w:rPr>
-        <w:t xml:space="preserve">Replace elements </w:t>
-      </w:r>
-      <w:proofErr w:type="gramStart"/>
-      <w:r>
-        <w:rPr>
-          <w:rFonts w:ascii="Times New Roman" w:eastAsia="Times New Roman" w:hAnsi="Times New Roman" w:cs="Times New Roman"/>
-          <w:sz w:val="24"/>
-          <w:szCs w:val="24"/>
-          <w:lang w:eastAsia="en-IN"/>
-        </w:rPr>
-        <w:t>whose</w:t>
-      </w:r>
-      <w:proofErr w:type="gramEnd"/>
-      <w:r>
-        <w:rPr>
-          <w:rFonts w:ascii="Times New Roman" w:eastAsia="Times New Roman" w:hAnsi="Times New Roman" w:cs="Times New Roman"/>
-          <w:sz w:val="24"/>
-          <w:szCs w:val="24"/>
-          <w:lang w:eastAsia="en-IN"/>
-        </w:rPr>
-        <w:t xml:space="preserve"> binary 1-count is prime </w:t>
+        <w:t xml:space="preserve">Replace elements whose binary 1-count is prime </w:t>
       </w:r>
     </w:p>
     <w:p>
@@ -2649,27 +2629,7 @@
           <w:szCs w:val="24"/>
           <w:lang w:eastAsia="en-IN"/>
         </w:rPr>
-        <w:t>Count square-</w:t>
-      </w:r>
-      <w:proofErr w:type="spellStart"/>
-      <w:r>
-        <w:rPr>
-          <w:rFonts w:ascii="Times New Roman" w:eastAsia="Times New Roman" w:hAnsi="Times New Roman" w:cs="Times New Roman"/>
-          <w:sz w:val="24"/>
-          <w:szCs w:val="24"/>
-          <w:lang w:eastAsia="en-IN"/>
-        </w:rPr>
-        <w:t>root</w:t>
-      </w:r>
-      <w:proofErr w:type="spellEnd"/>
-      <w:r>
-        <w:rPr>
-          <w:rFonts w:ascii="Times New Roman" w:eastAsia="Times New Roman" w:hAnsi="Times New Roman" w:cs="Times New Roman"/>
-          <w:sz w:val="24"/>
-          <w:szCs w:val="24"/>
-          <w:lang w:eastAsia="en-IN"/>
-        </w:rPr>
-        <w:t xml:space="preserve"> digit sums that are even </w:t>
+        <w:t xml:space="preserve">Count square-root digit sums that are even </w:t>
       </w:r>
     </w:p>
     <w:p>
@@ -2814,33 +2774,7 @@
           <w:szCs w:val="48"/>
           <w:lang w:eastAsia="en-IN"/>
         </w:rPr>
-        <w:t>Interview-</w:t>
-      </w:r>
-      <w:proofErr w:type="spellStart"/>
-      <w:r>
-        <w:rPr>
-          <w:rFonts w:ascii="Times New Roman" w:eastAsia="Times New Roman" w:hAnsi="Times New Roman" w:cs="Times New Roman"/>
-          <w:b/>
-          <w:bCs/>
-          <w:kern w:val="36"/>
-          <w:sz w:val="48"/>
-          <w:szCs w:val="48"/>
-          <w:lang w:eastAsia="en-IN"/>
-        </w:rPr>
-        <w:t>Favorite</w:t>
-      </w:r>
-      <w:proofErr w:type="spellEnd"/>
-      <w:r>
-        <w:rPr>
-          <w:rFonts w:ascii="Times New Roman" w:eastAsia="Times New Roman" w:hAnsi="Times New Roman" w:cs="Times New Roman"/>
-          <w:b/>
-          <w:bCs/>
-          <w:kern w:val="36"/>
-          <w:sz w:val="48"/>
-          <w:szCs w:val="48"/>
-          <w:lang w:eastAsia="en-IN"/>
-        </w:rPr>
-        <w:t xml:space="preserve"> Questions (101–120)</w:t>
+        <w:t>Interview-Favorite Questions (101–120)</w:t>
       </w:r>
     </w:p>
     <w:p>
@@ -3301,73 +3235,6 @@
       <w:r>
         <w:rPr>
           <w:rFonts w:ascii="Times New Roman" w:eastAsia="Times New Roman" w:hAnsi="Times New Roman" w:cs="Times New Roman"/>
-          <w:noProof/>
-          <w:sz w:val="24"/>
-          <w:szCs w:val="24"/>
-          <w:lang w:eastAsia="en-IN"/>
-        </w:rPr>
-        <mc:AlternateContent>
-          <mc:Choice Requires="wps">
-            <w:drawing>
-              <wp:anchor distT="0" distB="0" distL="114300" distR="114300" simplePos="0" relativeHeight="251662336" behindDoc="0" locked="0" layoutInCell="1" allowOverlap="1" wp14:anchorId="2516CE98" wp14:editId="56C69F49">
-                <wp:simplePos x="0" y="0"/>
-                <wp:positionH relativeFrom="column">
-                  <wp:posOffset>-252941</wp:posOffset>
-                </wp:positionH>
-                <wp:positionV relativeFrom="paragraph">
-                  <wp:posOffset>173143</wp:posOffset>
-                </wp:positionV>
-                <wp:extent cx="4440767" cy="0"/>
-                <wp:effectExtent l="0" t="0" r="0" b="0"/>
-                <wp:wrapNone/>
-                <wp:docPr id="4" name="Straight Connector 4"/>
-                <wp:cNvGraphicFramePr/>
-                <a:graphic xmlns:a="http://schemas.openxmlformats.org/drawingml/2006/main">
-                  <a:graphicData uri="http://schemas.microsoft.com/office/word/2010/wordprocessingShape">
-                    <wps:wsp>
-                      <wps:cNvCnPr/>
-                      <wps:spPr>
-                        <a:xfrm>
-                          <a:off x="0" y="0"/>
-                          <a:ext cx="4440767" cy="0"/>
-                        </a:xfrm>
-                        <a:prstGeom prst="line">
-                          <a:avLst/>
-                        </a:prstGeom>
-                      </wps:spPr>
-                      <wps:style>
-                        <a:lnRef idx="1">
-                          <a:schemeClr val="accent1"/>
-                        </a:lnRef>
-                        <a:fillRef idx="0">
-                          <a:schemeClr val="accent1"/>
-                        </a:fillRef>
-                        <a:effectRef idx="0">
-                          <a:schemeClr val="accent1"/>
-                        </a:effectRef>
-                        <a:fontRef idx="minor">
-                          <a:schemeClr val="tx1"/>
-                        </a:fontRef>
-                      </wps:style>
-                      <wps:bodyPr/>
-                    </wps:wsp>
-                  </a:graphicData>
-                </a:graphic>
-              </wp:anchor>
-            </w:drawing>
-          </mc:Choice>
-          <mc:Fallback>
-            <w:pict>
-              <v:line w14:anchorId="4F4FB915" id="Straight Connector 4" o:spid="_x0000_s1026" style="position:absolute;z-index:251662336;visibility:visible;mso-wrap-style:square;mso-wrap-distance-left:9pt;mso-wrap-distance-top:0;mso-wrap-distance-right:9pt;mso-wrap-distance-bottom:0;mso-position-horizontal:absolute;mso-position-horizontal-relative:text;mso-position-vertical:absolute;mso-position-vertical-relative:text" from="-19.9pt,13.65pt" to="329.75pt,13.65pt" o:gfxdata="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" strokecolor="#4472c4 [3204]" strokeweight=".5pt">
-                <v:stroke joinstyle="miter"/>
-              </v:line>
-            </w:pict>
-          </mc:Fallback>
-        </mc:AlternateContent>
-      </w:r>
-      <w:r>
-        <w:rPr>
-          <w:rFonts w:ascii="Times New Roman" w:eastAsia="Times New Roman" w:hAnsi="Times New Roman" w:cs="Times New Roman"/>
           <w:sz w:val="24"/>
           <w:szCs w:val="24"/>
           <w:lang w:eastAsia="en-IN"/>
@@ -3491,23 +3358,7 @@
         <w:pStyle w:val="NormalWeb"/>
       </w:pPr>
       <w:r>
-        <w:t xml:space="preserve">Ye </w:t>
-      </w:r>
-      <w:proofErr w:type="spellStart"/>
-      <w:r>
-        <w:t>sabse</w:t>
-      </w:r>
-      <w:proofErr w:type="spellEnd"/>
-      <w:r>
-        <w:t xml:space="preserve"> important </w:t>
-      </w:r>
-      <w:proofErr w:type="spellStart"/>
-      <w:r>
-        <w:t>hai</w:t>
-      </w:r>
-      <w:proofErr w:type="spellEnd"/>
-      <w:r>
-        <w:t>.</w:t>
+        <w:t>Ye sabse important hai.</w:t>
       </w:r>
     </w:p>
     <w:p>
@@ -3839,15 +3690,7 @@
         <w:pStyle w:val="NormalWeb"/>
       </w:pPr>
       <w:r>
-        <w:t xml:space="preserve">Ye service-based interviews ka favourite pattern </w:t>
-      </w:r>
-      <w:proofErr w:type="spellStart"/>
-      <w:r>
-        <w:t>hai</w:t>
-      </w:r>
-      <w:proofErr w:type="spellEnd"/>
-      <w:r>
-        <w:t>.</w:t>
+        <w:t>Ye service-based interviews ka favourite pattern hai.</w:t>
       </w:r>
     </w:p>
     <w:p>
@@ -4344,15 +4187,7 @@
         <w:pStyle w:val="NormalWeb"/>
       </w:pPr>
       <w:r>
-        <w:t xml:space="preserve">Bahut companies </w:t>
-      </w:r>
-      <w:proofErr w:type="spellStart"/>
-      <w:r>
-        <w:t>poochti</w:t>
-      </w:r>
-      <w:proofErr w:type="spellEnd"/>
-      <w:r>
-        <w:t xml:space="preserve"> hain.</w:t>
+        <w:t>Bahut companies poochti hain.</w:t>
       </w:r>
     </w:p>
     <w:p>
@@ -6017,23 +5852,7 @@
         <w:pStyle w:val="NormalWeb"/>
       </w:pPr>
       <w:r>
-        <w:t xml:space="preserve">Main </w:t>
-      </w:r>
-      <w:proofErr w:type="spellStart"/>
-      <w:r>
-        <w:t>sirf</w:t>
-      </w:r>
-      <w:proofErr w:type="spellEnd"/>
-      <w:r>
-        <w:t xml:space="preserve"> ye </w:t>
-      </w:r>
-      <w:proofErr w:type="spellStart"/>
-      <w:r>
-        <w:t>karwata</w:t>
-      </w:r>
-      <w:proofErr w:type="spellEnd"/>
-      <w:r>
-        <w:t>:</w:t>
+        <w:t>Main sirf ye karwata:</w:t>
       </w:r>
     </w:p>
     <w:p>
@@ -6276,15 +6095,7 @@
         <w:t>🔥</w:t>
       </w:r>
       <w:r>
-        <w:t xml:space="preserve"> Mere </w:t>
-      </w:r>
-      <w:proofErr w:type="spellStart"/>
-      <w:r>
-        <w:t>hisaab</w:t>
-      </w:r>
-      <w:proofErr w:type="spellEnd"/>
-      <w:r>
-        <w:t xml:space="preserve"> se Top 40 Questions (Highest Priority)</w:t>
+        <w:t xml:space="preserve"> Mere hisaab se Top 40 Questions (Highest Priority)</w:t>
       </w:r>
     </w:p>
     <w:p>
@@ -6292,56 +6103,16 @@
         <w:pStyle w:val="NormalWeb"/>
       </w:pPr>
       <w:r>
-        <w:t xml:space="preserve">Ye 40 </w:t>
-      </w:r>
-      <w:proofErr w:type="spellStart"/>
-      <w:r>
-        <w:t>tumhe</w:t>
-      </w:r>
-      <w:proofErr w:type="spellEnd"/>
-      <w:r>
-        <w:t xml:space="preserve"> </w:t>
-      </w:r>
-      <w:proofErr w:type="spellStart"/>
+        <w:t xml:space="preserve">Ye 40 tumhe </w:t>
+      </w:r>
       <w:r>
         <w:rPr>
           <w:rStyle w:val="Strong"/>
         </w:rPr>
-        <w:t>aankh</w:t>
-      </w:r>
-      <w:proofErr w:type="spellEnd"/>
-      <w:r>
-        <w:rPr>
-          <w:rStyle w:val="Strong"/>
-        </w:rPr>
-        <w:t xml:space="preserve"> band </w:t>
-      </w:r>
-      <w:proofErr w:type="spellStart"/>
-      <w:r>
-        <w:rPr>
-          <w:rStyle w:val="Strong"/>
-        </w:rPr>
-        <w:t>karke</w:t>
-      </w:r>
-      <w:proofErr w:type="spellEnd"/>
-      <w:r>
-        <w:t xml:space="preserve"> </w:t>
-      </w:r>
-      <w:proofErr w:type="spellStart"/>
-      <w:r>
-        <w:t>aane</w:t>
-      </w:r>
-      <w:proofErr w:type="spellEnd"/>
-      <w:r>
-        <w:t xml:space="preserve"> </w:t>
-      </w:r>
-      <w:proofErr w:type="spellStart"/>
-      <w:r>
-        <w:t>chahiye</w:t>
-      </w:r>
-      <w:proofErr w:type="spellEnd"/>
-      <w:r>
-        <w:t>:</w:t>
+        <w:t>aankh band karke</w:t>
+      </w:r>
+      <w:r>
+        <w:t xml:space="preserve"> aane chahiye:</w:t>
       </w:r>
     </w:p>
     <w:p>
@@ -7086,15 +6857,7 @@
         <w:t>service-based company Python interviews</w:t>
       </w:r>
       <w:r>
-        <w:t xml:space="preserve"> (TCS, Infosys, Wipro, Cognizant, Accenture, Capgemini, </w:t>
-      </w:r>
-      <w:proofErr w:type="spellStart"/>
-      <w:r>
-        <w:t>LTIMindtree</w:t>
-      </w:r>
-      <w:proofErr w:type="spellEnd"/>
-      <w:r>
-        <w:t>, HCL, Tech Mahindra, etc.), these are the questions that repeatedly show up and have a very high probability of being asked.</w:t>
+        <w:t xml:space="preserve"> (TCS, Infosys, Wipro, Cognizant, Accenture, Capgemini, LTIMindtree, HCL, Tech Mahindra, etc.), these are the questions that repeatedly show up and have a very high probability of being asked.</w:t>
       </w:r>
     </w:p>
     <w:p>
@@ -7102,15 +6865,7 @@
         <w:pStyle w:val="NormalWeb"/>
       </w:pPr>
       <w:r>
-        <w:t xml:space="preserve">Based on your </w:t>
-      </w:r>
-      <w:proofErr w:type="gramStart"/>
-      <w:r>
-        <w:t>document ,</w:t>
-      </w:r>
-      <w:proofErr w:type="gramEnd"/>
-      <w:r>
-        <w:t xml:space="preserve"> focus on adding these:</w:t>
+        <w:t>Based on your document , focus on adding these:</w:t>
       </w:r>
     </w:p>
     <w:p>
@@ -7323,15 +7078,7 @@
         <w:spacing w:before="100" w:beforeAutospacing="1" w:after="100" w:afterAutospacing="1"/>
       </w:pPr>
       <w:r>
-        <w:t>String compression (</w:t>
-      </w:r>
-      <w:proofErr w:type="spellStart"/>
-      <w:r>
-        <w:t>aaabbc</w:t>
-      </w:r>
-      <w:proofErr w:type="spellEnd"/>
-      <w:r>
-        <w:t xml:space="preserve"> → a3b2c1) </w:t>
+        <w:t xml:space="preserve">String compression (aaabbc → a3b2c1) </w:t>
       </w:r>
     </w:p>
     <w:p>
@@ -8034,15 +7781,7 @@
         <w:pStyle w:val="Heading2"/>
       </w:pPr>
       <w:r>
-        <w:t xml:space="preserve">Service-Based </w:t>
-      </w:r>
-      <w:proofErr w:type="spellStart"/>
-      <w:r>
-        <w:t>Favorite</w:t>
-      </w:r>
-      <w:proofErr w:type="spellEnd"/>
-      <w:r>
-        <w:t xml:space="preserve"> Logic Questions</w:t>
+        <w:t>Service-Based Favorite Logic Questions</w:t>
       </w:r>
     </w:p>
     <w:p>
@@ -8065,13 +7804,8 @@
         </w:numPr>
         <w:spacing w:before="100" w:beforeAutospacing="1" w:after="100" w:afterAutospacing="1"/>
       </w:pPr>
-      <w:proofErr w:type="spellStart"/>
-      <w:r>
-        <w:t>Kadane's</w:t>
-      </w:r>
-      <w:proofErr w:type="spellEnd"/>
-      <w:r>
-        <w:t xml:space="preserve"> Algorithm (maximum subarray sum) </w:t>
+      <w:r>
+        <w:t xml:space="preserve">Kadane's Algorithm (maximum subarray sum) </w:t>
       </w:r>
     </w:p>
     <w:p>
@@ -8210,13 +7944,8 @@
         <w:pStyle w:val="Heading2"/>
       </w:pPr>
       <w:r>
-        <w:t xml:space="preserve">Django/Python Interview </w:t>
-      </w:r>
-      <w:proofErr w:type="spellStart"/>
-      <w:r>
-        <w:t>Favorites</w:t>
-      </w:r>
-      <w:proofErr w:type="spellEnd"/>
+        <w:t>Django/Python Interview Favorites</w:t>
+      </w:r>
     </w:p>
     <w:p>
       <w:pPr>
@@ -8389,15 +8118,7 @@
         <w:spacing w:before="100" w:beforeAutospacing="1" w:after="100" w:afterAutospacing="1"/>
       </w:pPr>
       <w:r>
-        <w:t xml:space="preserve">Difference between </w:t>
-      </w:r>
-      <w:proofErr w:type="gramStart"/>
-      <w:r>
-        <w:t>append(</w:t>
-      </w:r>
-      <w:proofErr w:type="gramEnd"/>
-      <w:r>
-        <w:t xml:space="preserve">) and extend() </w:t>
+        <w:t xml:space="preserve">Difference between append() and extend() </w:t>
       </w:r>
     </w:p>
     <w:p>
@@ -8409,15 +8130,7 @@
         <w:spacing w:before="100" w:beforeAutospacing="1" w:after="100" w:afterAutospacing="1"/>
       </w:pPr>
       <w:r>
-        <w:t xml:space="preserve">Difference between </w:t>
-      </w:r>
-      <w:proofErr w:type="gramStart"/>
-      <w:r>
-        <w:t>remove(</w:t>
-      </w:r>
-      <w:proofErr w:type="gramEnd"/>
-      <w:r>
-        <w:t xml:space="preserve">), pop(), discard() </w:t>
+        <w:t xml:space="preserve">Difference between remove(), pop(), discard() </w:t>
       </w:r>
     </w:p>
     <w:p>
@@ -8440,13 +8153,8 @@
         </w:numPr>
         <w:spacing w:before="100" w:beforeAutospacing="1" w:after="100" w:afterAutospacing="1"/>
       </w:pPr>
-      <w:proofErr w:type="gramStart"/>
-      <w:r>
-        <w:t>map(</w:t>
-      </w:r>
-      <w:proofErr w:type="gramEnd"/>
-      <w:r>
-        <w:t xml:space="preserve">), filter(), reduce() </w:t>
+      <w:r>
+        <w:t xml:space="preserve">map(), filter(), reduce() </w:t>
       </w:r>
     </w:p>
     <w:p>
@@ -8457,13 +8165,8 @@
         </w:numPr>
         <w:spacing w:before="100" w:beforeAutospacing="1" w:after="100" w:afterAutospacing="1"/>
       </w:pPr>
-      <w:proofErr w:type="gramStart"/>
-      <w:r>
-        <w:t>zip(</w:t>
-      </w:r>
-      <w:proofErr w:type="gramEnd"/>
-      <w:r>
-        <w:t xml:space="preserve">) function </w:t>
+      <w:r>
+        <w:t xml:space="preserve">zip() function </w:t>
       </w:r>
     </w:p>
     <w:p>
@@ -8474,13 +8177,8 @@
         </w:numPr>
         <w:spacing w:before="100" w:beforeAutospacing="1" w:after="100" w:afterAutospacing="1"/>
       </w:pPr>
-      <w:proofErr w:type="gramStart"/>
-      <w:r>
-        <w:t>enumerate(</w:t>
-      </w:r>
-      <w:proofErr w:type="gramEnd"/>
-      <w:r>
-        <w:t xml:space="preserve">) </w:t>
+      <w:r>
+        <w:t xml:space="preserve">enumerate() </w:t>
       </w:r>
     </w:p>
     <w:p>
@@ -8492,25 +8190,7 @@
         <w:spacing w:before="100" w:beforeAutospacing="1" w:after="100" w:afterAutospacing="1"/>
       </w:pPr>
       <w:r>
-        <w:t>*</w:t>
-      </w:r>
-      <w:proofErr w:type="spellStart"/>
-      <w:proofErr w:type="gramStart"/>
-      <w:r>
-        <w:t>args</w:t>
-      </w:r>
-      <w:proofErr w:type="spellEnd"/>
-      <w:proofErr w:type="gramEnd"/>
-      <w:r>
-        <w:t xml:space="preserve"> and **</w:t>
-      </w:r>
-      <w:proofErr w:type="spellStart"/>
-      <w:r>
-        <w:t>kwargs</w:t>
-      </w:r>
-      <w:proofErr w:type="spellEnd"/>
-      <w:r>
-        <w:t xml:space="preserve"> </w:t>
+        <w:t xml:space="preserve">*args and **kwargs </w:t>
       </w:r>
     </w:p>
     <w:p>
@@ -8693,13 +8373,8 @@
         </w:numPr>
         <w:spacing w:before="100" w:beforeAutospacing="1" w:after="100" w:afterAutospacing="1"/>
       </w:pPr>
-      <w:proofErr w:type="spellStart"/>
-      <w:r>
-        <w:t>Kadane's</w:t>
-      </w:r>
-      <w:proofErr w:type="spellEnd"/>
-      <w:r>
-        <w:t xml:space="preserve"> Algorithm </w:t>
+      <w:r>
+        <w:t xml:space="preserve">Kadane's Algorithm </w:t>
       </w:r>
     </w:p>
     <w:p>
@@ -8844,25 +8519,7 @@
         <w:spacing w:before="100" w:beforeAutospacing="1" w:after="100" w:afterAutospacing="1"/>
       </w:pPr>
       <w:r>
-        <w:t>*</w:t>
-      </w:r>
-      <w:proofErr w:type="spellStart"/>
-      <w:proofErr w:type="gramStart"/>
-      <w:r>
-        <w:t>args</w:t>
-      </w:r>
-      <w:proofErr w:type="spellEnd"/>
-      <w:proofErr w:type="gramEnd"/>
-      <w:r>
-        <w:t xml:space="preserve"> and **</w:t>
-      </w:r>
-      <w:proofErr w:type="spellStart"/>
-      <w:r>
-        <w:t>kwargs</w:t>
-      </w:r>
-      <w:proofErr w:type="spellEnd"/>
-      <w:r>
-        <w:t xml:space="preserve"> </w:t>
+        <w:t xml:space="preserve">*args and **kwargs </w:t>
       </w:r>
     </w:p>
     <w:p>
@@ -9052,15 +8709,7 @@
         <w:spacing w:before="100" w:beforeAutospacing="1" w:after="100" w:afterAutospacing="1" w:line="240" w:lineRule="auto"/>
       </w:pPr>
       <w:r>
-        <w:t>List/</w:t>
-      </w:r>
-      <w:proofErr w:type="spellStart"/>
-      <w:r>
-        <w:t>Dict</w:t>
-      </w:r>
-      <w:proofErr w:type="spellEnd"/>
-      <w:r>
-        <w:t xml:space="preserve">/Set/Tuple </w:t>
+        <w:t xml:space="preserve">List/Dict/Set/Tuple </w:t>
       </w:r>
     </w:p>
     <w:p>
@@ -9334,14 +8983,12 @@
       <w:r>
         <w:t>Constructor (</w:t>
       </w:r>
-      <w:proofErr w:type="spellStart"/>
       <w:r>
         <w:rPr>
           <w:rStyle w:val="Strong"/>
         </w:rPr>
         <w:t>init</w:t>
       </w:r>
-      <w:proofErr w:type="spellEnd"/>
       <w:r>
         <w:t xml:space="preserve">) </w:t>
       </w:r>
@@ -9607,15 +9254,7 @@
         <w:spacing w:before="100" w:beforeAutospacing="1" w:after="100" w:afterAutospacing="1" w:line="240" w:lineRule="auto"/>
       </w:pPr>
       <w:r>
-        <w:t xml:space="preserve">with </w:t>
-      </w:r>
-      <w:proofErr w:type="gramStart"/>
-      <w:r>
-        <w:t>open(</w:t>
-      </w:r>
-      <w:proofErr w:type="gramEnd"/>
-      <w:r>
-        <w:t xml:space="preserve">) </w:t>
+        <w:t xml:space="preserve">with open() </w:t>
       </w:r>
     </w:p>
     <w:p>
@@ -11473,25 +11112,14 @@
           <w:lang w:eastAsia="en-IN"/>
         </w:rPr>
       </w:pPr>
-      <w:proofErr w:type="spellStart"/>
-      <w:r>
-        <w:rPr>
-          <w:rFonts w:ascii="Times New Roman" w:eastAsia="Times New Roman" w:hAnsi="Times New Roman" w:cs="Times New Roman"/>
-          <w:sz w:val="24"/>
-          <w:szCs w:val="24"/>
-          <w:lang w:eastAsia="en-IN"/>
-        </w:rPr>
-        <w:t>Kadane's</w:t>
-      </w:r>
-      <w:proofErr w:type="spellEnd"/>
-      <w:r>
-        <w:rPr>
-          <w:rFonts w:ascii="Times New Roman" w:eastAsia="Times New Roman" w:hAnsi="Times New Roman" w:cs="Times New Roman"/>
-          <w:sz w:val="24"/>
-          <w:szCs w:val="24"/>
-          <w:lang w:eastAsia="en-IN"/>
-        </w:rPr>
-        <w:t xml:space="preserve"> Algorithm </w:t>
+      <w:r>
+        <w:rPr>
+          <w:rFonts w:ascii="Times New Roman" w:eastAsia="Times New Roman" w:hAnsi="Times New Roman" w:cs="Times New Roman"/>
+          <w:sz w:val="24"/>
+          <w:szCs w:val="24"/>
+          <w:lang w:eastAsia="en-IN"/>
+        </w:rPr>
+        <w:t xml:space="preserve">Kadane's Algorithm </w:t>
       </w:r>
     </w:p>
     <w:p>
@@ -11883,25 +11511,14 @@
           <w:lang w:eastAsia="en-IN"/>
         </w:rPr>
       </w:pPr>
-      <w:proofErr w:type="spellStart"/>
-      <w:r>
-        <w:rPr>
-          <w:rFonts w:ascii="Times New Roman" w:eastAsia="Times New Roman" w:hAnsi="Times New Roman" w:cs="Times New Roman"/>
-          <w:sz w:val="24"/>
-          <w:szCs w:val="24"/>
-          <w:lang w:eastAsia="en-IN"/>
-        </w:rPr>
-        <w:t>Kadane's</w:t>
-      </w:r>
-      <w:proofErr w:type="spellEnd"/>
-      <w:r>
-        <w:rPr>
-          <w:rFonts w:ascii="Times New Roman" w:eastAsia="Times New Roman" w:hAnsi="Times New Roman" w:cs="Times New Roman"/>
-          <w:sz w:val="24"/>
-          <w:szCs w:val="24"/>
-          <w:lang w:eastAsia="en-IN"/>
-        </w:rPr>
-        <w:t xml:space="preserve"> Algorithm </w:t>
+      <w:r>
+        <w:rPr>
+          <w:rFonts w:ascii="Times New Roman" w:eastAsia="Times New Roman" w:hAnsi="Times New Roman" w:cs="Times New Roman"/>
+          <w:sz w:val="24"/>
+          <w:szCs w:val="24"/>
+          <w:lang w:eastAsia="en-IN"/>
+        </w:rPr>
+        <w:t xml:space="preserve">Kadane's Algorithm </w:t>
       </w:r>
     </w:p>
     <w:p>
@@ -12091,47 +11708,7 @@
           <w:szCs w:val="24"/>
           <w:lang w:eastAsia="en-IN"/>
         </w:rPr>
-        <w:t>*</w:t>
-      </w:r>
-      <w:proofErr w:type="spellStart"/>
-      <w:r>
-        <w:rPr>
-          <w:rFonts w:ascii="Times New Roman" w:eastAsia="Times New Roman" w:hAnsi="Times New Roman" w:cs="Times New Roman"/>
-          <w:sz w:val="24"/>
-          <w:szCs w:val="24"/>
-          <w:lang w:eastAsia="en-IN"/>
-        </w:rPr>
-        <w:t>args</w:t>
-      </w:r>
-      <w:proofErr w:type="spellEnd"/>
-      <w:r>
-        <w:rPr>
-          <w:rFonts w:ascii="Times New Roman" w:eastAsia="Times New Roman" w:hAnsi="Times New Roman" w:cs="Times New Roman"/>
-          <w:sz w:val="24"/>
-          <w:szCs w:val="24"/>
-          <w:lang w:eastAsia="en-IN"/>
-        </w:rPr>
-        <w:t xml:space="preserve"> / **</w:t>
-      </w:r>
-      <w:proofErr w:type="spellStart"/>
-      <w:r>
-        <w:rPr>
-          <w:rFonts w:ascii="Times New Roman" w:eastAsia="Times New Roman" w:hAnsi="Times New Roman" w:cs="Times New Roman"/>
-          <w:sz w:val="24"/>
-          <w:szCs w:val="24"/>
-          <w:lang w:eastAsia="en-IN"/>
-        </w:rPr>
-        <w:t>kwargs</w:t>
-      </w:r>
-      <w:proofErr w:type="spellEnd"/>
-      <w:r>
-        <w:rPr>
-          <w:rFonts w:ascii="Times New Roman" w:eastAsia="Times New Roman" w:hAnsi="Times New Roman" w:cs="Times New Roman"/>
-          <w:sz w:val="24"/>
-          <w:szCs w:val="24"/>
-          <w:lang w:eastAsia="en-IN"/>
-        </w:rPr>
-        <w:t xml:space="preserve"> </w:t>
+        <w:t xml:space="preserve">*args / **kwargs </w:t>
       </w:r>
     </w:p>
     <w:p>
@@ -12519,25 +12096,14 @@
           <w:lang w:eastAsia="en-IN"/>
         </w:rPr>
       </w:pPr>
-      <w:proofErr w:type="gramStart"/>
-      <w:r>
-        <w:rPr>
-          <w:rFonts w:ascii="Times New Roman" w:eastAsia="Times New Roman" w:hAnsi="Times New Roman" w:cs="Times New Roman"/>
-          <w:sz w:val="24"/>
-          <w:szCs w:val="24"/>
-          <w:lang w:eastAsia="en-IN"/>
-        </w:rPr>
-        <w:t>So</w:t>
-      </w:r>
-      <w:proofErr w:type="gramEnd"/>
-      <w:r>
-        <w:rPr>
-          <w:rFonts w:ascii="Times New Roman" w:eastAsia="Times New Roman" w:hAnsi="Times New Roman" w:cs="Times New Roman"/>
-          <w:sz w:val="24"/>
-          <w:szCs w:val="24"/>
-          <w:lang w:eastAsia="en-IN"/>
-        </w:rPr>
-        <w:t xml:space="preserve"> unless you're targeting tougher product-company interviews, </w:t>
+      <w:r>
+        <w:rPr>
+          <w:rFonts w:ascii="Times New Roman" w:eastAsia="Times New Roman" w:hAnsi="Times New Roman" w:cs="Times New Roman"/>
+          <w:sz w:val="24"/>
+          <w:szCs w:val="24"/>
+          <w:lang w:eastAsia="en-IN"/>
+        </w:rPr>
+        <w:t xml:space="preserve">So unless you're targeting tougher product-company interviews, </w:t>
       </w:r>
       <w:r>
         <w:rPr>
@@ -12577,47 +12143,7 @@
           <w:szCs w:val="24"/>
           <w:lang w:eastAsia="en-IN"/>
         </w:rPr>
-        <w:t xml:space="preserve">ok </w:t>
-      </w:r>
-      <w:proofErr w:type="spellStart"/>
-      <w:r>
-        <w:rPr>
-          <w:rFonts w:ascii="Times New Roman" w:eastAsia="Times New Roman" w:hAnsi="Times New Roman" w:cs="Times New Roman"/>
-          <w:sz w:val="24"/>
-          <w:szCs w:val="24"/>
-          <w:lang w:eastAsia="en-IN"/>
-        </w:rPr>
-        <w:t>i</w:t>
-      </w:r>
-      <w:proofErr w:type="spellEnd"/>
-      <w:r>
-        <w:rPr>
-          <w:rFonts w:ascii="Times New Roman" w:eastAsia="Times New Roman" w:hAnsi="Times New Roman" w:cs="Times New Roman"/>
-          <w:sz w:val="24"/>
-          <w:szCs w:val="24"/>
-          <w:lang w:eastAsia="en-IN"/>
-        </w:rPr>
-        <w:t xml:space="preserve"> have made all the question from my list and some ques </w:t>
-      </w:r>
-      <w:proofErr w:type="gramStart"/>
-      <w:r>
-        <w:rPr>
-          <w:rFonts w:ascii="Times New Roman" w:eastAsia="Times New Roman" w:hAnsi="Times New Roman" w:cs="Times New Roman"/>
-          <w:sz w:val="24"/>
-          <w:szCs w:val="24"/>
-          <w:lang w:eastAsia="en-IN"/>
-        </w:rPr>
-        <w:t>logic</w:t>
-      </w:r>
-      <w:proofErr w:type="gramEnd"/>
-      <w:r>
-        <w:rPr>
-          <w:rFonts w:ascii="Times New Roman" w:eastAsia="Times New Roman" w:hAnsi="Times New Roman" w:cs="Times New Roman"/>
-          <w:sz w:val="24"/>
-          <w:szCs w:val="24"/>
-          <w:lang w:eastAsia="en-IN"/>
-        </w:rPr>
-        <w:t xml:space="preserve"> are clear but some of not is not clear</w:t>
+        <w:t>ok i have made all the question from my list and some ques logic are clear but some of not is not clear</w:t>
       </w:r>
     </w:p>
     <w:p>
@@ -13853,27 +13379,7 @@
           <w:szCs w:val="24"/>
           <w:lang w:eastAsia="en-IN"/>
         </w:rPr>
-        <w:t>Maximum Sum Subarray (</w:t>
-      </w:r>
-      <w:proofErr w:type="spellStart"/>
-      <w:r>
-        <w:rPr>
-          <w:rFonts w:ascii="Times New Roman" w:eastAsia="Times New Roman" w:hAnsi="Times New Roman" w:cs="Times New Roman"/>
-          <w:sz w:val="24"/>
-          <w:szCs w:val="24"/>
-          <w:lang w:eastAsia="en-IN"/>
-        </w:rPr>
-        <w:t>Kadane</w:t>
-      </w:r>
-      <w:proofErr w:type="spellEnd"/>
-      <w:r>
-        <w:rPr>
-          <w:rFonts w:ascii="Times New Roman" w:eastAsia="Times New Roman" w:hAnsi="Times New Roman" w:cs="Times New Roman"/>
-          <w:sz w:val="24"/>
-          <w:szCs w:val="24"/>
-          <w:lang w:eastAsia="en-IN"/>
-        </w:rPr>
-        <w:t xml:space="preserve">) </w:t>
+        <w:t xml:space="preserve">Maximum Sum Subarray (Kadane) </w:t>
       </w:r>
     </w:p>
     <w:p>

--- a/Djangopythonservieques.docx
+++ b/Djangopythonservieques.docx
@@ -2581,7 +2581,27 @@
           <w:szCs w:val="24"/>
           <w:lang w:eastAsia="en-IN"/>
         </w:rPr>
-        <w:t xml:space="preserve">Replace elements whose binary 1-count is prime </w:t>
+        <w:t xml:space="preserve">Replace elements </w:t>
+      </w:r>
+      <w:proofErr w:type="gramStart"/>
+      <w:r>
+        <w:rPr>
+          <w:rFonts w:ascii="Times New Roman" w:eastAsia="Times New Roman" w:hAnsi="Times New Roman" w:cs="Times New Roman"/>
+          <w:sz w:val="24"/>
+          <w:szCs w:val="24"/>
+          <w:lang w:eastAsia="en-IN"/>
+        </w:rPr>
+        <w:t>whose</w:t>
+      </w:r>
+      <w:proofErr w:type="gramEnd"/>
+      <w:r>
+        <w:rPr>
+          <w:rFonts w:ascii="Times New Roman" w:eastAsia="Times New Roman" w:hAnsi="Times New Roman" w:cs="Times New Roman"/>
+          <w:sz w:val="24"/>
+          <w:szCs w:val="24"/>
+          <w:lang w:eastAsia="en-IN"/>
+        </w:rPr>
+        <w:t xml:space="preserve"> binary 1-count is prime </w:t>
       </w:r>
     </w:p>
     <w:p>
@@ -2629,7 +2649,27 @@
           <w:szCs w:val="24"/>
           <w:lang w:eastAsia="en-IN"/>
         </w:rPr>
-        <w:t xml:space="preserve">Count square-root digit sums that are even </w:t>
+        <w:t>Count square-</w:t>
+      </w:r>
+      <w:proofErr w:type="spellStart"/>
+      <w:r>
+        <w:rPr>
+          <w:rFonts w:ascii="Times New Roman" w:eastAsia="Times New Roman" w:hAnsi="Times New Roman" w:cs="Times New Roman"/>
+          <w:sz w:val="24"/>
+          <w:szCs w:val="24"/>
+          <w:lang w:eastAsia="en-IN"/>
+        </w:rPr>
+        <w:t>root</w:t>
+      </w:r>
+      <w:proofErr w:type="spellEnd"/>
+      <w:r>
+        <w:rPr>
+          <w:rFonts w:ascii="Times New Roman" w:eastAsia="Times New Roman" w:hAnsi="Times New Roman" w:cs="Times New Roman"/>
+          <w:sz w:val="24"/>
+          <w:szCs w:val="24"/>
+          <w:lang w:eastAsia="en-IN"/>
+        </w:rPr>
+        <w:t xml:space="preserve"> digit sums that are even </w:t>
       </w:r>
     </w:p>
     <w:p>
@@ -2774,7 +2814,33 @@
           <w:szCs w:val="48"/>
           <w:lang w:eastAsia="en-IN"/>
         </w:rPr>
-        <w:t>Interview-Favorite Questions (101–120)</w:t>
+        <w:t>Interview-</w:t>
+      </w:r>
+      <w:proofErr w:type="spellStart"/>
+      <w:r>
+        <w:rPr>
+          <w:rFonts w:ascii="Times New Roman" w:eastAsia="Times New Roman" w:hAnsi="Times New Roman" w:cs="Times New Roman"/>
+          <w:b/>
+          <w:bCs/>
+          <w:kern w:val="36"/>
+          <w:sz w:val="48"/>
+          <w:szCs w:val="48"/>
+          <w:lang w:eastAsia="en-IN"/>
+        </w:rPr>
+        <w:t>Favorite</w:t>
+      </w:r>
+      <w:proofErr w:type="spellEnd"/>
+      <w:r>
+        <w:rPr>
+          <w:rFonts w:ascii="Times New Roman" w:eastAsia="Times New Roman" w:hAnsi="Times New Roman" w:cs="Times New Roman"/>
+          <w:b/>
+          <w:bCs/>
+          <w:kern w:val="36"/>
+          <w:sz w:val="48"/>
+          <w:szCs w:val="48"/>
+          <w:lang w:eastAsia="en-IN"/>
+        </w:rPr>
+        <w:t xml:space="preserve"> Questions (101–120)</w:t>
       </w:r>
     </w:p>
     <w:p>
@@ -3358,7 +3424,23 @@
         <w:pStyle w:val="NormalWeb"/>
       </w:pPr>
       <w:r>
-        <w:t>Ye sabse important hai.</w:t>
+        <w:t xml:space="preserve">Ye </w:t>
+      </w:r>
+      <w:proofErr w:type="spellStart"/>
+      <w:r>
+        <w:t>sabse</w:t>
+      </w:r>
+      <w:proofErr w:type="spellEnd"/>
+      <w:r>
+        <w:t xml:space="preserve"> important </w:t>
+      </w:r>
+      <w:proofErr w:type="spellStart"/>
+      <w:r>
+        <w:t>hai</w:t>
+      </w:r>
+      <w:proofErr w:type="spellEnd"/>
+      <w:r>
+        <w:t>.</w:t>
       </w:r>
     </w:p>
     <w:p>
@@ -3690,7 +3772,15 @@
         <w:pStyle w:val="NormalWeb"/>
       </w:pPr>
       <w:r>
-        <w:t>Ye service-based interviews ka favourite pattern hai.</w:t>
+        <w:t xml:space="preserve">Ye service-based interviews ka favourite pattern </w:t>
+      </w:r>
+      <w:proofErr w:type="spellStart"/>
+      <w:r>
+        <w:t>hai</w:t>
+      </w:r>
+      <w:proofErr w:type="spellEnd"/>
+      <w:r>
+        <w:t>.</w:t>
       </w:r>
     </w:p>
     <w:p>
@@ -3930,6 +4020,82 @@
         </w:numPr>
         <w:spacing w:before="100" w:beforeAutospacing="1" w:after="100" w:afterAutospacing="1" w:line="240" w:lineRule="auto"/>
       </w:pPr>
+      <w:r>
+        <w:rPr>
+          <w:noProof/>
+        </w:rPr>
+        <mc:AlternateContent>
+          <mc:Choice Requires="wps">
+            <w:drawing>
+              <wp:anchor distT="0" distB="0" distL="114300" distR="114300" simplePos="0" relativeHeight="251662336" behindDoc="0" locked="0" layoutInCell="1" allowOverlap="1" wp14:anchorId="680356C1" wp14:editId="12FAA16F">
+                <wp:simplePos x="0" y="0"/>
+                <wp:positionH relativeFrom="column">
+                  <wp:posOffset>51683</wp:posOffset>
+                </wp:positionH>
+                <wp:positionV relativeFrom="paragraph">
+                  <wp:posOffset>172582</wp:posOffset>
+                </wp:positionV>
+                <wp:extent cx="1622067" cy="373711"/>
+                <wp:effectExtent l="0" t="0" r="16510" b="26670"/>
+                <wp:wrapNone/>
+                <wp:docPr id="1" name="Rectangle 1"/>
+                <wp:cNvGraphicFramePr/>
+                <a:graphic xmlns:a="http://schemas.openxmlformats.org/drawingml/2006/main">
+                  <a:graphicData uri="http://schemas.microsoft.com/office/word/2010/wordprocessingShape">
+                    <wps:wsp>
+                      <wps:cNvSpPr/>
+                      <wps:spPr>
+                        <a:xfrm>
+                          <a:off x="0" y="0"/>
+                          <a:ext cx="1622067" cy="373711"/>
+                        </a:xfrm>
+                        <a:prstGeom prst="rect">
+                          <a:avLst/>
+                        </a:prstGeom>
+                        <a:noFill/>
+                        <a:ln>
+                          <a:solidFill>
+                            <a:schemeClr val="accent2">
+                              <a:lumMod val="50000"/>
+                            </a:schemeClr>
+                          </a:solidFill>
+                        </a:ln>
+                      </wps:spPr>
+                      <wps:style>
+                        <a:lnRef idx="2">
+                          <a:schemeClr val="accent1">
+                            <a:shade val="50000"/>
+                          </a:schemeClr>
+                        </a:lnRef>
+                        <a:fillRef idx="1">
+                          <a:schemeClr val="accent1"/>
+                        </a:fillRef>
+                        <a:effectRef idx="0">
+                          <a:schemeClr val="accent1"/>
+                        </a:effectRef>
+                        <a:fontRef idx="minor">
+                          <a:schemeClr val="lt1"/>
+                        </a:fontRef>
+                      </wps:style>
+                      <wps:bodyPr rot="0" spcFirstLastPara="0" vertOverflow="overflow" horzOverflow="overflow" vert="horz" wrap="square" lIns="91440" tIns="45720" rIns="91440" bIns="45720" numCol="1" spcCol="0" rtlCol="0" fromWordArt="0" anchor="ctr" anchorCtr="0" forceAA="0" compatLnSpc="1">
+                        <a:prstTxWarp prst="textNoShape">
+                          <a:avLst/>
+                        </a:prstTxWarp>
+                        <a:noAutofit/>
+                      </wps:bodyPr>
+                    </wps:wsp>
+                  </a:graphicData>
+                </a:graphic>
+              </wp:anchor>
+            </w:drawing>
+          </mc:Choice>
+          <mc:Fallback>
+            <w:pict>
+              <v:rect w14:anchorId="1E245965" id="Rectangle 1" o:spid="_x0000_s1026" style="position:absolute;margin-left:4.05pt;margin-top:13.6pt;width:127.7pt;height:29.45pt;z-index:251662336;visibility:visible;mso-wrap-style:square;mso-wrap-distance-left:9pt;mso-wrap-distance-top:0;mso-wrap-distance-right:9pt;mso-wrap-distance-bottom:0;mso-position-horizontal:absolute;mso-position-horizontal-relative:text;mso-position-vertical:absolute;mso-position-vertical-relative:text;v-text-anchor:middle" o:gfxdata="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" filled="f" strokecolor="#823b0b [1605]" strokeweight="1pt"/>
+            </w:pict>
+          </mc:Fallback>
+        </mc:AlternateContent>
+      </w:r>
       <w:r>
         <w:t xml:space="preserve">Common Elements </w:t>
       </w:r>
@@ -4187,7 +4353,15 @@
         <w:pStyle w:val="NormalWeb"/>
       </w:pPr>
       <w:r>
-        <w:t>Bahut companies poochti hain.</w:t>
+        <w:t xml:space="preserve">Bahut companies </w:t>
+      </w:r>
+      <w:proofErr w:type="spellStart"/>
+      <w:r>
+        <w:t>poochti</w:t>
+      </w:r>
+      <w:proofErr w:type="spellEnd"/>
+      <w:r>
+        <w:t xml:space="preserve"> hain.</w:t>
       </w:r>
     </w:p>
     <w:p>
@@ -5852,7 +6026,23 @@
         <w:pStyle w:val="NormalWeb"/>
       </w:pPr>
       <w:r>
-        <w:t>Main sirf ye karwata:</w:t>
+        <w:t xml:space="preserve">Main </w:t>
+      </w:r>
+      <w:proofErr w:type="spellStart"/>
+      <w:r>
+        <w:t>sirf</w:t>
+      </w:r>
+      <w:proofErr w:type="spellEnd"/>
+      <w:r>
+        <w:t xml:space="preserve"> ye </w:t>
+      </w:r>
+      <w:proofErr w:type="spellStart"/>
+      <w:r>
+        <w:t>karwata</w:t>
+      </w:r>
+      <w:proofErr w:type="spellEnd"/>
+      <w:r>
+        <w:t>:</w:t>
       </w:r>
     </w:p>
     <w:p>
@@ -6095,7 +6285,15 @@
         <w:t>🔥</w:t>
       </w:r>
       <w:r>
-        <w:t xml:space="preserve"> Mere hisaab se Top 40 Questions (Highest Priority)</w:t>
+        <w:t xml:space="preserve"> Mere </w:t>
+      </w:r>
+      <w:proofErr w:type="spellStart"/>
+      <w:r>
+        <w:t>hisaab</w:t>
+      </w:r>
+      <w:proofErr w:type="spellEnd"/>
+      <w:r>
+        <w:t xml:space="preserve"> se Top 40 Questions (Highest Priority)</w:t>
       </w:r>
     </w:p>
     <w:p>
@@ -6103,16 +6301,56 @@
         <w:pStyle w:val="NormalWeb"/>
       </w:pPr>
       <w:r>
-        <w:t xml:space="preserve">Ye 40 tumhe </w:t>
-      </w:r>
+        <w:t xml:space="preserve">Ye 40 </w:t>
+      </w:r>
+      <w:proofErr w:type="spellStart"/>
+      <w:r>
+        <w:t>tumhe</w:t>
+      </w:r>
+      <w:proofErr w:type="spellEnd"/>
+      <w:r>
+        <w:t xml:space="preserve"> </w:t>
+      </w:r>
+      <w:proofErr w:type="spellStart"/>
       <w:r>
         <w:rPr>
           <w:rStyle w:val="Strong"/>
         </w:rPr>
-        <w:t>aankh band karke</w:t>
-      </w:r>
-      <w:r>
-        <w:t xml:space="preserve"> aane chahiye:</w:t>
+        <w:t>aankh</w:t>
+      </w:r>
+      <w:proofErr w:type="spellEnd"/>
+      <w:r>
+        <w:rPr>
+          <w:rStyle w:val="Strong"/>
+        </w:rPr>
+        <w:t xml:space="preserve"> band </w:t>
+      </w:r>
+      <w:proofErr w:type="spellStart"/>
+      <w:r>
+        <w:rPr>
+          <w:rStyle w:val="Strong"/>
+        </w:rPr>
+        <w:t>karke</w:t>
+      </w:r>
+      <w:proofErr w:type="spellEnd"/>
+      <w:r>
+        <w:t xml:space="preserve"> </w:t>
+      </w:r>
+      <w:proofErr w:type="spellStart"/>
+      <w:r>
+        <w:t>aane</w:t>
+      </w:r>
+      <w:proofErr w:type="spellEnd"/>
+      <w:r>
+        <w:t xml:space="preserve"> </w:t>
+      </w:r>
+      <w:proofErr w:type="spellStart"/>
+      <w:r>
+        <w:t>chahiye</w:t>
+      </w:r>
+      <w:proofErr w:type="spellEnd"/>
+      <w:r>
+        <w:t>:</w:t>
       </w:r>
     </w:p>
     <w:p>
@@ -6857,7 +7095,15 @@
         <w:t>service-based company Python interviews</w:t>
       </w:r>
       <w:r>
-        <w:t xml:space="preserve"> (TCS, Infosys, Wipro, Cognizant, Accenture, Capgemini, LTIMindtree, HCL, Tech Mahindra, etc.), these are the questions that repeatedly show up and have a very high probability of being asked.</w:t>
+        <w:t xml:space="preserve"> (TCS, Infosys, Wipro, Cognizant, Accenture, Capgemini, </w:t>
+      </w:r>
+      <w:proofErr w:type="spellStart"/>
+      <w:r>
+        <w:t>LTIMindtree</w:t>
+      </w:r>
+      <w:proofErr w:type="spellEnd"/>
+      <w:r>
+        <w:t>, HCL, Tech Mahindra, etc.), these are the questions that repeatedly show up and have a very high probability of being asked.</w:t>
       </w:r>
     </w:p>
     <w:p>
@@ -6865,7 +7111,15 @@
         <w:pStyle w:val="NormalWeb"/>
       </w:pPr>
       <w:r>
-        <w:t>Based on your document , focus on adding these:</w:t>
+        <w:t xml:space="preserve">Based on your </w:t>
+      </w:r>
+      <w:proofErr w:type="gramStart"/>
+      <w:r>
+        <w:t>document ,</w:t>
+      </w:r>
+      <w:proofErr w:type="gramEnd"/>
+      <w:r>
+        <w:t xml:space="preserve"> focus on adding these:</w:t>
       </w:r>
     </w:p>
     <w:p>
@@ -7078,7 +7332,15 @@
         <w:spacing w:before="100" w:beforeAutospacing="1" w:after="100" w:afterAutospacing="1"/>
       </w:pPr>
       <w:r>
-        <w:t xml:space="preserve">String compression (aaabbc → a3b2c1) </w:t>
+        <w:t>String compression (</w:t>
+      </w:r>
+      <w:proofErr w:type="spellStart"/>
+      <w:r>
+        <w:t>aaabbc</w:t>
+      </w:r>
+      <w:proofErr w:type="spellEnd"/>
+      <w:r>
+        <w:t xml:space="preserve"> → a3b2c1) </w:t>
       </w:r>
     </w:p>
     <w:p>
@@ -7781,7 +8043,15 @@
         <w:pStyle w:val="Heading2"/>
       </w:pPr>
       <w:r>
-        <w:t>Service-Based Favorite Logic Questions</w:t>
+        <w:t xml:space="preserve">Service-Based </w:t>
+      </w:r>
+      <w:proofErr w:type="spellStart"/>
+      <w:r>
+        <w:t>Favorite</w:t>
+      </w:r>
+      <w:proofErr w:type="spellEnd"/>
+      <w:r>
+        <w:t xml:space="preserve"> Logic Questions</w:t>
       </w:r>
     </w:p>
     <w:p>
@@ -7804,8 +8074,13 @@
         </w:numPr>
         <w:spacing w:before="100" w:beforeAutospacing="1" w:after="100" w:afterAutospacing="1"/>
       </w:pPr>
-      <w:r>
-        <w:t xml:space="preserve">Kadane's Algorithm (maximum subarray sum) </w:t>
+      <w:proofErr w:type="spellStart"/>
+      <w:r>
+        <w:t>Kadane's</w:t>
+      </w:r>
+      <w:proofErr w:type="spellEnd"/>
+      <w:r>
+        <w:t xml:space="preserve"> Algorithm (maximum subarray sum) </w:t>
       </w:r>
     </w:p>
     <w:p>
@@ -7944,8 +8219,13 @@
         <w:pStyle w:val="Heading2"/>
       </w:pPr>
       <w:r>
-        <w:t>Django/Python Interview Favorites</w:t>
-      </w:r>
+        <w:t xml:space="preserve">Django/Python Interview </w:t>
+      </w:r>
+      <w:proofErr w:type="spellStart"/>
+      <w:r>
+        <w:t>Favorites</w:t>
+      </w:r>
+      <w:proofErr w:type="spellEnd"/>
     </w:p>
     <w:p>
       <w:pPr>
@@ -8118,7 +8398,15 @@
         <w:spacing w:before="100" w:beforeAutospacing="1" w:after="100" w:afterAutospacing="1"/>
       </w:pPr>
       <w:r>
-        <w:t xml:space="preserve">Difference between append() and extend() </w:t>
+        <w:t xml:space="preserve">Difference between </w:t>
+      </w:r>
+      <w:proofErr w:type="gramStart"/>
+      <w:r>
+        <w:t>append(</w:t>
+      </w:r>
+      <w:proofErr w:type="gramEnd"/>
+      <w:r>
+        <w:t xml:space="preserve">) and extend() </w:t>
       </w:r>
     </w:p>
     <w:p>
@@ -8130,7 +8418,15 @@
         <w:spacing w:before="100" w:beforeAutospacing="1" w:after="100" w:afterAutospacing="1"/>
       </w:pPr>
       <w:r>
-        <w:t xml:space="preserve">Difference between remove(), pop(), discard() </w:t>
+        <w:t xml:space="preserve">Difference between </w:t>
+      </w:r>
+      <w:proofErr w:type="gramStart"/>
+      <w:r>
+        <w:t>remove(</w:t>
+      </w:r>
+      <w:proofErr w:type="gramEnd"/>
+      <w:r>
+        <w:t xml:space="preserve">), pop(), discard() </w:t>
       </w:r>
     </w:p>
     <w:p>
@@ -8153,8 +8449,13 @@
         </w:numPr>
         <w:spacing w:before="100" w:beforeAutospacing="1" w:after="100" w:afterAutospacing="1"/>
       </w:pPr>
-      <w:r>
-        <w:t xml:space="preserve">map(), filter(), reduce() </w:t>
+      <w:proofErr w:type="gramStart"/>
+      <w:r>
+        <w:t>map(</w:t>
+      </w:r>
+      <w:proofErr w:type="gramEnd"/>
+      <w:r>
+        <w:t xml:space="preserve">), filter(), reduce() </w:t>
       </w:r>
     </w:p>
     <w:p>
@@ -8165,8 +8466,13 @@
         </w:numPr>
         <w:spacing w:before="100" w:beforeAutospacing="1" w:after="100" w:afterAutospacing="1"/>
       </w:pPr>
-      <w:r>
-        <w:t xml:space="preserve">zip() function </w:t>
+      <w:proofErr w:type="gramStart"/>
+      <w:r>
+        <w:t>zip(</w:t>
+      </w:r>
+      <w:proofErr w:type="gramEnd"/>
+      <w:r>
+        <w:t xml:space="preserve">) function </w:t>
       </w:r>
     </w:p>
     <w:p>
@@ -8177,8 +8483,13 @@
         </w:numPr>
         <w:spacing w:before="100" w:beforeAutospacing="1" w:after="100" w:afterAutospacing="1"/>
       </w:pPr>
-      <w:r>
-        <w:t xml:space="preserve">enumerate() </w:t>
+      <w:proofErr w:type="gramStart"/>
+      <w:r>
+        <w:t>enumerate(</w:t>
+      </w:r>
+      <w:proofErr w:type="gramEnd"/>
+      <w:r>
+        <w:t xml:space="preserve">) </w:t>
       </w:r>
     </w:p>
     <w:p>
@@ -8190,7 +8501,25 @@
         <w:spacing w:before="100" w:beforeAutospacing="1" w:after="100" w:afterAutospacing="1"/>
       </w:pPr>
       <w:r>
-        <w:t xml:space="preserve">*args and **kwargs </w:t>
+        <w:t>*</w:t>
+      </w:r>
+      <w:proofErr w:type="spellStart"/>
+      <w:proofErr w:type="gramStart"/>
+      <w:r>
+        <w:t>args</w:t>
+      </w:r>
+      <w:proofErr w:type="spellEnd"/>
+      <w:proofErr w:type="gramEnd"/>
+      <w:r>
+        <w:t xml:space="preserve"> and **</w:t>
+      </w:r>
+      <w:proofErr w:type="spellStart"/>
+      <w:r>
+        <w:t>kwargs</w:t>
+      </w:r>
+      <w:proofErr w:type="spellEnd"/>
+      <w:r>
+        <w:t xml:space="preserve"> </w:t>
       </w:r>
     </w:p>
     <w:p>
@@ -8373,8 +8702,13 @@
         </w:numPr>
         <w:spacing w:before="100" w:beforeAutospacing="1" w:after="100" w:afterAutospacing="1"/>
       </w:pPr>
-      <w:r>
-        <w:t xml:space="preserve">Kadane's Algorithm </w:t>
+      <w:proofErr w:type="spellStart"/>
+      <w:r>
+        <w:t>Kadane's</w:t>
+      </w:r>
+      <w:proofErr w:type="spellEnd"/>
+      <w:r>
+        <w:t xml:space="preserve"> Algorithm </w:t>
       </w:r>
     </w:p>
     <w:p>
@@ -8519,7 +8853,25 @@
         <w:spacing w:before="100" w:beforeAutospacing="1" w:after="100" w:afterAutospacing="1"/>
       </w:pPr>
       <w:r>
-        <w:t xml:space="preserve">*args and **kwargs </w:t>
+        <w:t>*</w:t>
+      </w:r>
+      <w:proofErr w:type="spellStart"/>
+      <w:proofErr w:type="gramStart"/>
+      <w:r>
+        <w:t>args</w:t>
+      </w:r>
+      <w:proofErr w:type="spellEnd"/>
+      <w:proofErr w:type="gramEnd"/>
+      <w:r>
+        <w:t xml:space="preserve"> and **</w:t>
+      </w:r>
+      <w:proofErr w:type="spellStart"/>
+      <w:r>
+        <w:t>kwargs</w:t>
+      </w:r>
+      <w:proofErr w:type="spellEnd"/>
+      <w:r>
+        <w:t xml:space="preserve"> </w:t>
       </w:r>
     </w:p>
     <w:p>
@@ -8709,7 +9061,15 @@
         <w:spacing w:before="100" w:beforeAutospacing="1" w:after="100" w:afterAutospacing="1" w:line="240" w:lineRule="auto"/>
       </w:pPr>
       <w:r>
-        <w:t xml:space="preserve">List/Dict/Set/Tuple </w:t>
+        <w:t>List/</w:t>
+      </w:r>
+      <w:proofErr w:type="spellStart"/>
+      <w:r>
+        <w:t>Dict</w:t>
+      </w:r>
+      <w:proofErr w:type="spellEnd"/>
+      <w:r>
+        <w:t xml:space="preserve">/Set/Tuple </w:t>
       </w:r>
     </w:p>
     <w:p>
@@ -8983,12 +9343,14 @@
       <w:r>
         <w:t>Constructor (</w:t>
       </w:r>
+      <w:proofErr w:type="spellStart"/>
       <w:r>
         <w:rPr>
           <w:rStyle w:val="Strong"/>
         </w:rPr>
         <w:t>init</w:t>
       </w:r>
+      <w:proofErr w:type="spellEnd"/>
       <w:r>
         <w:t xml:space="preserve">) </w:t>
       </w:r>
@@ -9254,7 +9616,15 @@
         <w:spacing w:before="100" w:beforeAutospacing="1" w:after="100" w:afterAutospacing="1" w:line="240" w:lineRule="auto"/>
       </w:pPr>
       <w:r>
-        <w:t xml:space="preserve">with open() </w:t>
+        <w:t xml:space="preserve">with </w:t>
+      </w:r>
+      <w:proofErr w:type="gramStart"/>
+      <w:r>
+        <w:t>open(</w:t>
+      </w:r>
+      <w:proofErr w:type="gramEnd"/>
+      <w:r>
+        <w:t xml:space="preserve">) </w:t>
       </w:r>
     </w:p>
     <w:p>
@@ -11112,14 +11482,25 @@
           <w:lang w:eastAsia="en-IN"/>
         </w:rPr>
       </w:pPr>
-      <w:r>
-        <w:rPr>
-          <w:rFonts w:ascii="Times New Roman" w:eastAsia="Times New Roman" w:hAnsi="Times New Roman" w:cs="Times New Roman"/>
-          <w:sz w:val="24"/>
-          <w:szCs w:val="24"/>
-          <w:lang w:eastAsia="en-IN"/>
-        </w:rPr>
-        <w:t xml:space="preserve">Kadane's Algorithm </w:t>
+      <w:proofErr w:type="spellStart"/>
+      <w:r>
+        <w:rPr>
+          <w:rFonts w:ascii="Times New Roman" w:eastAsia="Times New Roman" w:hAnsi="Times New Roman" w:cs="Times New Roman"/>
+          <w:sz w:val="24"/>
+          <w:szCs w:val="24"/>
+          <w:lang w:eastAsia="en-IN"/>
+        </w:rPr>
+        <w:t>Kadane's</w:t>
+      </w:r>
+      <w:proofErr w:type="spellEnd"/>
+      <w:r>
+        <w:rPr>
+          <w:rFonts w:ascii="Times New Roman" w:eastAsia="Times New Roman" w:hAnsi="Times New Roman" w:cs="Times New Roman"/>
+          <w:sz w:val="24"/>
+          <w:szCs w:val="24"/>
+          <w:lang w:eastAsia="en-IN"/>
+        </w:rPr>
+        <w:t xml:space="preserve"> Algorithm </w:t>
       </w:r>
     </w:p>
     <w:p>
@@ -11511,14 +11892,25 @@
           <w:lang w:eastAsia="en-IN"/>
         </w:rPr>
       </w:pPr>
-      <w:r>
-        <w:rPr>
-          <w:rFonts w:ascii="Times New Roman" w:eastAsia="Times New Roman" w:hAnsi="Times New Roman" w:cs="Times New Roman"/>
-          <w:sz w:val="24"/>
-          <w:szCs w:val="24"/>
-          <w:lang w:eastAsia="en-IN"/>
-        </w:rPr>
-        <w:t xml:space="preserve">Kadane's Algorithm </w:t>
+      <w:proofErr w:type="spellStart"/>
+      <w:r>
+        <w:rPr>
+          <w:rFonts w:ascii="Times New Roman" w:eastAsia="Times New Roman" w:hAnsi="Times New Roman" w:cs="Times New Roman"/>
+          <w:sz w:val="24"/>
+          <w:szCs w:val="24"/>
+          <w:lang w:eastAsia="en-IN"/>
+        </w:rPr>
+        <w:t>Kadane's</w:t>
+      </w:r>
+      <w:proofErr w:type="spellEnd"/>
+      <w:r>
+        <w:rPr>
+          <w:rFonts w:ascii="Times New Roman" w:eastAsia="Times New Roman" w:hAnsi="Times New Roman" w:cs="Times New Roman"/>
+          <w:sz w:val="24"/>
+          <w:szCs w:val="24"/>
+          <w:lang w:eastAsia="en-IN"/>
+        </w:rPr>
+        <w:t xml:space="preserve"> Algorithm </w:t>
       </w:r>
     </w:p>
     <w:p>
@@ -11708,7 +12100,47 @@
           <w:szCs w:val="24"/>
           <w:lang w:eastAsia="en-IN"/>
         </w:rPr>
-        <w:t xml:space="preserve">*args / **kwargs </w:t>
+        <w:t>*</w:t>
+      </w:r>
+      <w:proofErr w:type="spellStart"/>
+      <w:r>
+        <w:rPr>
+          <w:rFonts w:ascii="Times New Roman" w:eastAsia="Times New Roman" w:hAnsi="Times New Roman" w:cs="Times New Roman"/>
+          <w:sz w:val="24"/>
+          <w:szCs w:val="24"/>
+          <w:lang w:eastAsia="en-IN"/>
+        </w:rPr>
+        <w:t>args</w:t>
+      </w:r>
+      <w:proofErr w:type="spellEnd"/>
+      <w:r>
+        <w:rPr>
+          <w:rFonts w:ascii="Times New Roman" w:eastAsia="Times New Roman" w:hAnsi="Times New Roman" w:cs="Times New Roman"/>
+          <w:sz w:val="24"/>
+          <w:szCs w:val="24"/>
+          <w:lang w:eastAsia="en-IN"/>
+        </w:rPr>
+        <w:t xml:space="preserve"> / **</w:t>
+      </w:r>
+      <w:proofErr w:type="spellStart"/>
+      <w:r>
+        <w:rPr>
+          <w:rFonts w:ascii="Times New Roman" w:eastAsia="Times New Roman" w:hAnsi="Times New Roman" w:cs="Times New Roman"/>
+          <w:sz w:val="24"/>
+          <w:szCs w:val="24"/>
+          <w:lang w:eastAsia="en-IN"/>
+        </w:rPr>
+        <w:t>kwargs</w:t>
+      </w:r>
+      <w:proofErr w:type="spellEnd"/>
+      <w:r>
+        <w:rPr>
+          <w:rFonts w:ascii="Times New Roman" w:eastAsia="Times New Roman" w:hAnsi="Times New Roman" w:cs="Times New Roman"/>
+          <w:sz w:val="24"/>
+          <w:szCs w:val="24"/>
+          <w:lang w:eastAsia="en-IN"/>
+        </w:rPr>
+        <w:t xml:space="preserve"> </w:t>
       </w:r>
     </w:p>
     <w:p>
@@ -12096,14 +12528,25 @@
           <w:lang w:eastAsia="en-IN"/>
         </w:rPr>
       </w:pPr>
-      <w:r>
-        <w:rPr>
-          <w:rFonts w:ascii="Times New Roman" w:eastAsia="Times New Roman" w:hAnsi="Times New Roman" w:cs="Times New Roman"/>
-          <w:sz w:val="24"/>
-          <w:szCs w:val="24"/>
-          <w:lang w:eastAsia="en-IN"/>
-        </w:rPr>
-        <w:t xml:space="preserve">So unless you're targeting tougher product-company interviews, </w:t>
+      <w:proofErr w:type="gramStart"/>
+      <w:r>
+        <w:rPr>
+          <w:rFonts w:ascii="Times New Roman" w:eastAsia="Times New Roman" w:hAnsi="Times New Roman" w:cs="Times New Roman"/>
+          <w:sz w:val="24"/>
+          <w:szCs w:val="24"/>
+          <w:lang w:eastAsia="en-IN"/>
+        </w:rPr>
+        <w:t>So</w:t>
+      </w:r>
+      <w:proofErr w:type="gramEnd"/>
+      <w:r>
+        <w:rPr>
+          <w:rFonts w:ascii="Times New Roman" w:eastAsia="Times New Roman" w:hAnsi="Times New Roman" w:cs="Times New Roman"/>
+          <w:sz w:val="24"/>
+          <w:szCs w:val="24"/>
+          <w:lang w:eastAsia="en-IN"/>
+        </w:rPr>
+        <w:t xml:space="preserve"> unless you're targeting tougher product-company interviews, </w:t>
       </w:r>
       <w:r>
         <w:rPr>
@@ -12143,7 +12586,47 @@
           <w:szCs w:val="24"/>
           <w:lang w:eastAsia="en-IN"/>
         </w:rPr>
-        <w:t>ok i have made all the question from my list and some ques logic are clear but some of not is not clear</w:t>
+        <w:t xml:space="preserve">ok </w:t>
+      </w:r>
+      <w:proofErr w:type="spellStart"/>
+      <w:r>
+        <w:rPr>
+          <w:rFonts w:ascii="Times New Roman" w:eastAsia="Times New Roman" w:hAnsi="Times New Roman" w:cs="Times New Roman"/>
+          <w:sz w:val="24"/>
+          <w:szCs w:val="24"/>
+          <w:lang w:eastAsia="en-IN"/>
+        </w:rPr>
+        <w:t>i</w:t>
+      </w:r>
+      <w:proofErr w:type="spellEnd"/>
+      <w:r>
+        <w:rPr>
+          <w:rFonts w:ascii="Times New Roman" w:eastAsia="Times New Roman" w:hAnsi="Times New Roman" w:cs="Times New Roman"/>
+          <w:sz w:val="24"/>
+          <w:szCs w:val="24"/>
+          <w:lang w:eastAsia="en-IN"/>
+        </w:rPr>
+        <w:t xml:space="preserve"> have made all the question from my list and some ques </w:t>
+      </w:r>
+      <w:proofErr w:type="gramStart"/>
+      <w:r>
+        <w:rPr>
+          <w:rFonts w:ascii="Times New Roman" w:eastAsia="Times New Roman" w:hAnsi="Times New Roman" w:cs="Times New Roman"/>
+          <w:sz w:val="24"/>
+          <w:szCs w:val="24"/>
+          <w:lang w:eastAsia="en-IN"/>
+        </w:rPr>
+        <w:t>logic</w:t>
+      </w:r>
+      <w:proofErr w:type="gramEnd"/>
+      <w:r>
+        <w:rPr>
+          <w:rFonts w:ascii="Times New Roman" w:eastAsia="Times New Roman" w:hAnsi="Times New Roman" w:cs="Times New Roman"/>
+          <w:sz w:val="24"/>
+          <w:szCs w:val="24"/>
+          <w:lang w:eastAsia="en-IN"/>
+        </w:rPr>
+        <w:t xml:space="preserve"> are clear but some of not is not clear</w:t>
       </w:r>
     </w:p>
     <w:p>
@@ -13379,7 +13862,27 @@
           <w:szCs w:val="24"/>
           <w:lang w:eastAsia="en-IN"/>
         </w:rPr>
-        <w:t xml:space="preserve">Maximum Sum Subarray (Kadane) </w:t>
+        <w:t>Maximum Sum Subarray (</w:t>
+      </w:r>
+      <w:proofErr w:type="spellStart"/>
+      <w:r>
+        <w:rPr>
+          <w:rFonts w:ascii="Times New Roman" w:eastAsia="Times New Roman" w:hAnsi="Times New Roman" w:cs="Times New Roman"/>
+          <w:sz w:val="24"/>
+          <w:szCs w:val="24"/>
+          <w:lang w:eastAsia="en-IN"/>
+        </w:rPr>
+        <w:t>Kadane</w:t>
+      </w:r>
+      <w:proofErr w:type="spellEnd"/>
+      <w:r>
+        <w:rPr>
+          <w:rFonts w:ascii="Times New Roman" w:eastAsia="Times New Roman" w:hAnsi="Times New Roman" w:cs="Times New Roman"/>
+          <w:sz w:val="24"/>
+          <w:szCs w:val="24"/>
+          <w:lang w:eastAsia="en-IN"/>
+        </w:rPr>
+        <w:t xml:space="preserve">) </w:t>
       </w:r>
     </w:p>
     <w:p>

--- a/Djangopythonservieques.docx
+++ b/Djangopythonservieques.docx
@@ -2581,27 +2581,7 @@
           <w:szCs w:val="24"/>
           <w:lang w:eastAsia="en-IN"/>
         </w:rPr>
-        <w:t xml:space="preserve">Replace elements </w:t>
-      </w:r>
-      <w:proofErr w:type="gramStart"/>
-      <w:r>
-        <w:rPr>
-          <w:rFonts w:ascii="Times New Roman" w:eastAsia="Times New Roman" w:hAnsi="Times New Roman" w:cs="Times New Roman"/>
-          <w:sz w:val="24"/>
-          <w:szCs w:val="24"/>
-          <w:lang w:eastAsia="en-IN"/>
-        </w:rPr>
-        <w:t>whose</w:t>
-      </w:r>
-      <w:proofErr w:type="gramEnd"/>
-      <w:r>
-        <w:rPr>
-          <w:rFonts w:ascii="Times New Roman" w:eastAsia="Times New Roman" w:hAnsi="Times New Roman" w:cs="Times New Roman"/>
-          <w:sz w:val="24"/>
-          <w:szCs w:val="24"/>
-          <w:lang w:eastAsia="en-IN"/>
-        </w:rPr>
-        <w:t xml:space="preserve"> binary 1-count is prime </w:t>
+        <w:t xml:space="preserve">Replace elements whose binary 1-count is prime </w:t>
       </w:r>
     </w:p>
     <w:p>
@@ -2649,27 +2629,7 @@
           <w:szCs w:val="24"/>
           <w:lang w:eastAsia="en-IN"/>
         </w:rPr>
-        <w:t>Count square-</w:t>
-      </w:r>
-      <w:proofErr w:type="spellStart"/>
-      <w:r>
-        <w:rPr>
-          <w:rFonts w:ascii="Times New Roman" w:eastAsia="Times New Roman" w:hAnsi="Times New Roman" w:cs="Times New Roman"/>
-          <w:sz w:val="24"/>
-          <w:szCs w:val="24"/>
-          <w:lang w:eastAsia="en-IN"/>
-        </w:rPr>
-        <w:t>root</w:t>
-      </w:r>
-      <w:proofErr w:type="spellEnd"/>
-      <w:r>
-        <w:rPr>
-          <w:rFonts w:ascii="Times New Roman" w:eastAsia="Times New Roman" w:hAnsi="Times New Roman" w:cs="Times New Roman"/>
-          <w:sz w:val="24"/>
-          <w:szCs w:val="24"/>
-          <w:lang w:eastAsia="en-IN"/>
-        </w:rPr>
-        <w:t xml:space="preserve"> digit sums that are even </w:t>
+        <w:t xml:space="preserve">Count square-root digit sums that are even </w:t>
       </w:r>
     </w:p>
     <w:p>
@@ -2814,33 +2774,7 @@
           <w:szCs w:val="48"/>
           <w:lang w:eastAsia="en-IN"/>
         </w:rPr>
-        <w:t>Interview-</w:t>
-      </w:r>
-      <w:proofErr w:type="spellStart"/>
-      <w:r>
-        <w:rPr>
-          <w:rFonts w:ascii="Times New Roman" w:eastAsia="Times New Roman" w:hAnsi="Times New Roman" w:cs="Times New Roman"/>
-          <w:b/>
-          <w:bCs/>
-          <w:kern w:val="36"/>
-          <w:sz w:val="48"/>
-          <w:szCs w:val="48"/>
-          <w:lang w:eastAsia="en-IN"/>
-        </w:rPr>
-        <w:t>Favorite</w:t>
-      </w:r>
-      <w:proofErr w:type="spellEnd"/>
-      <w:r>
-        <w:rPr>
-          <w:rFonts w:ascii="Times New Roman" w:eastAsia="Times New Roman" w:hAnsi="Times New Roman" w:cs="Times New Roman"/>
-          <w:b/>
-          <w:bCs/>
-          <w:kern w:val="36"/>
-          <w:sz w:val="48"/>
-          <w:szCs w:val="48"/>
-          <w:lang w:eastAsia="en-IN"/>
-        </w:rPr>
-        <w:t xml:space="preserve"> Questions (101–120)</w:t>
+        <w:t>Interview-Favorite Questions (101–120)</w:t>
       </w:r>
     </w:p>
     <w:p>
@@ -3424,23 +3358,7 @@
         <w:pStyle w:val="NormalWeb"/>
       </w:pPr>
       <w:r>
-        <w:t xml:space="preserve">Ye </w:t>
-      </w:r>
-      <w:proofErr w:type="spellStart"/>
-      <w:r>
-        <w:t>sabse</w:t>
-      </w:r>
-      <w:proofErr w:type="spellEnd"/>
-      <w:r>
-        <w:t xml:space="preserve"> important </w:t>
-      </w:r>
-      <w:proofErr w:type="spellStart"/>
-      <w:r>
-        <w:t>hai</w:t>
-      </w:r>
-      <w:proofErr w:type="spellEnd"/>
-      <w:r>
-        <w:t>.</w:t>
+        <w:t>Ye sabse important hai.</w:t>
       </w:r>
     </w:p>
     <w:p>
@@ -3772,15 +3690,7 @@
         <w:pStyle w:val="NormalWeb"/>
       </w:pPr>
       <w:r>
-        <w:t xml:space="preserve">Ye service-based interviews ka favourite pattern </w:t>
-      </w:r>
-      <w:proofErr w:type="spellStart"/>
-      <w:r>
-        <w:t>hai</w:t>
-      </w:r>
-      <w:proofErr w:type="spellEnd"/>
-      <w:r>
-        <w:t>.</w:t>
+        <w:t>Ye service-based interviews ka favourite pattern hai.</w:t>
       </w:r>
     </w:p>
     <w:p>
@@ -4091,7 +4001,7 @@
           </mc:Choice>
           <mc:Fallback>
             <w:pict>
-              <v:rect w14:anchorId="1E245965" id="Rectangle 1" o:spid="_x0000_s1026" style="position:absolute;margin-left:4.05pt;margin-top:13.6pt;width:127.7pt;height:29.45pt;z-index:251662336;visibility:visible;mso-wrap-style:square;mso-wrap-distance-left:9pt;mso-wrap-distance-top:0;mso-wrap-distance-right:9pt;mso-wrap-distance-bottom:0;mso-position-horizontal:absolute;mso-position-horizontal-relative:text;mso-position-vertical:absolute;mso-position-vertical-relative:text;v-text-anchor:middle" o:gfxdata="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" filled="f" strokecolor="#823b0b [1605]" strokeweight="1pt"/>
+              <v:rect w14:anchorId="6C9E7980" id="Rectangle 1" o:spid="_x0000_s1026" style="position:absolute;margin-left:4.05pt;margin-top:13.6pt;width:127.7pt;height:29.45pt;z-index:251662336;visibility:visible;mso-wrap-style:square;mso-wrap-distance-left:9pt;mso-wrap-distance-top:0;mso-wrap-distance-right:9pt;mso-wrap-distance-bottom:0;mso-position-horizontal:absolute;mso-position-horizontal-relative:text;mso-position-vertical:absolute;mso-position-vertical-relative:text;v-text-anchor:middle" o:gfxdata="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" filled="f" strokecolor="#823b0b [1605]" strokeweight="1pt"/>
             </w:pict>
           </mc:Fallback>
         </mc:AlternateContent>
@@ -4177,6 +4087,80 @@
         <w:spacing w:before="100" w:beforeAutospacing="1" w:after="100" w:afterAutospacing="1" w:line="240" w:lineRule="auto"/>
       </w:pPr>
       <w:r>
+        <w:rPr>
+          <w:noProof/>
+        </w:rPr>
+        <mc:AlternateContent>
+          <mc:Choice Requires="wps">
+            <w:drawing>
+              <wp:anchor distT="0" distB="0" distL="114300" distR="114300" simplePos="0" relativeHeight="251663360" behindDoc="0" locked="0" layoutInCell="1" allowOverlap="1" wp14:anchorId="27A0221E" wp14:editId="595E2165">
+                <wp:simplePos x="0" y="0"/>
+                <wp:positionH relativeFrom="column">
+                  <wp:posOffset>-405461</wp:posOffset>
+                </wp:positionH>
+                <wp:positionV relativeFrom="paragraph">
+                  <wp:posOffset>167640</wp:posOffset>
+                </wp:positionV>
+                <wp:extent cx="3474720" cy="19878"/>
+                <wp:effectExtent l="19050" t="76200" r="87630" b="94615"/>
+                <wp:wrapNone/>
+                <wp:docPr id="4" name="Straight Arrow Connector 4"/>
+                <wp:cNvGraphicFramePr/>
+                <a:graphic xmlns:a="http://schemas.openxmlformats.org/drawingml/2006/main">
+                  <a:graphicData uri="http://schemas.microsoft.com/office/word/2010/wordprocessingShape">
+                    <wps:wsp>
+                      <wps:cNvCnPr/>
+                      <wps:spPr>
+                        <a:xfrm>
+                          <a:off x="0" y="0"/>
+                          <a:ext cx="3474720" cy="19878"/>
+                        </a:xfrm>
+                        <a:prstGeom prst="straightConnector1">
+                          <a:avLst/>
+                        </a:prstGeom>
+                        <a:ln>
+                          <a:solidFill>
+                            <a:srgbClr val="FFFF00"/>
+                          </a:solidFill>
+                          <a:headEnd type="triangle"/>
+                          <a:tailEnd type="triangle"/>
+                        </a:ln>
+                      </wps:spPr>
+                      <wps:style>
+                        <a:lnRef idx="1">
+                          <a:schemeClr val="accent1"/>
+                        </a:lnRef>
+                        <a:fillRef idx="0">
+                          <a:schemeClr val="accent1"/>
+                        </a:fillRef>
+                        <a:effectRef idx="0">
+                          <a:schemeClr val="accent1"/>
+                        </a:effectRef>
+                        <a:fontRef idx="minor">
+                          <a:schemeClr val="tx1"/>
+                        </a:fontRef>
+                      </wps:style>
+                      <wps:bodyPr/>
+                    </wps:wsp>
+                  </a:graphicData>
+                </a:graphic>
+              </wp:anchor>
+            </w:drawing>
+          </mc:Choice>
+          <mc:Fallback>
+            <w:pict>
+              <v:shapetype w14:anchorId="4034D49E" id="_x0000_t32" coordsize="21600,21600" o:spt="32" o:oned="t" path="m,l21600,21600e" filled="f">
+                <v:path arrowok="t" fillok="f" o:connecttype="none"/>
+                <o:lock v:ext="edit" shapetype="t"/>
+              </v:shapetype>
+              <v:shape id="Straight Arrow Connector 4" o:spid="_x0000_s1026" type="#_x0000_t32" style="position:absolute;margin-left:-31.95pt;margin-top:13.2pt;width:273.6pt;height:1.55pt;z-index:251663360;visibility:visible;mso-wrap-style:square;mso-wrap-distance-left:9pt;mso-wrap-distance-top:0;mso-wrap-distance-right:9pt;mso-wrap-distance-bottom:0;mso-position-horizontal:absolute;mso-position-horizontal-relative:text;mso-position-vertical:absolute;mso-position-vertical-relative:text" o:gfxdata="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" strokecolor="yellow" strokeweight=".5pt">
+                <v:stroke startarrow="block" endarrow="block" joinstyle="miter"/>
+              </v:shape>
+            </w:pict>
+          </mc:Fallback>
+        </mc:AlternateContent>
+      </w:r>
+      <w:r>
         <w:t xml:space="preserve">Two Difference </w:t>
       </w:r>
     </w:p>
@@ -4353,15 +4337,7 @@
         <w:pStyle w:val="NormalWeb"/>
       </w:pPr>
       <w:r>
-        <w:t xml:space="preserve">Bahut companies </w:t>
-      </w:r>
-      <w:proofErr w:type="spellStart"/>
-      <w:r>
-        <w:t>poochti</w:t>
-      </w:r>
-      <w:proofErr w:type="spellEnd"/>
-      <w:r>
-        <w:t xml:space="preserve"> hain.</w:t>
+        <w:t>Bahut companies poochti hain.</w:t>
       </w:r>
     </w:p>
     <w:p>
@@ -4562,7 +4538,10 @@
         <w:spacing w:before="100" w:beforeAutospacing="1" w:after="100" w:afterAutospacing="1" w:line="240" w:lineRule="auto"/>
       </w:pPr>
       <w:r>
-        <w:t xml:space="preserve">Minimum Sum Subarray </w:t>
+        <w:t>Minimum Sum Subarray</w:t>
+      </w:r>
+      <w:r>
+        <w:t xml:space="preserve"> of size k</w:t>
       </w:r>
     </w:p>
     <w:p>
@@ -6026,23 +6005,7 @@
         <w:pStyle w:val="NormalWeb"/>
       </w:pPr>
       <w:r>
-        <w:t xml:space="preserve">Main </w:t>
-      </w:r>
-      <w:proofErr w:type="spellStart"/>
-      <w:r>
-        <w:t>sirf</w:t>
-      </w:r>
-      <w:proofErr w:type="spellEnd"/>
-      <w:r>
-        <w:t xml:space="preserve"> ye </w:t>
-      </w:r>
-      <w:proofErr w:type="spellStart"/>
-      <w:r>
-        <w:t>karwata</w:t>
-      </w:r>
-      <w:proofErr w:type="spellEnd"/>
-      <w:r>
-        <w:t>:</w:t>
+        <w:t>Main sirf ye karwata:</w:t>
       </w:r>
     </w:p>
     <w:p>
@@ -6285,15 +6248,7 @@
         <w:t>🔥</w:t>
       </w:r>
       <w:r>
-        <w:t xml:space="preserve"> Mere </w:t>
-      </w:r>
-      <w:proofErr w:type="spellStart"/>
-      <w:r>
-        <w:t>hisaab</w:t>
-      </w:r>
-      <w:proofErr w:type="spellEnd"/>
-      <w:r>
-        <w:t xml:space="preserve"> se Top 40 Questions (Highest Priority)</w:t>
+        <w:t xml:space="preserve"> Mere hisaab se Top 40 Questions (Highest Priority)</w:t>
       </w:r>
     </w:p>
     <w:p>
@@ -6301,56 +6256,16 @@
         <w:pStyle w:val="NormalWeb"/>
       </w:pPr>
       <w:r>
-        <w:t xml:space="preserve">Ye 40 </w:t>
-      </w:r>
-      <w:proofErr w:type="spellStart"/>
-      <w:r>
-        <w:t>tumhe</w:t>
-      </w:r>
-      <w:proofErr w:type="spellEnd"/>
-      <w:r>
-        <w:t xml:space="preserve"> </w:t>
-      </w:r>
-      <w:proofErr w:type="spellStart"/>
+        <w:t xml:space="preserve">Ye 40 tumhe </w:t>
+      </w:r>
       <w:r>
         <w:rPr>
           <w:rStyle w:val="Strong"/>
         </w:rPr>
-        <w:t>aankh</w:t>
-      </w:r>
-      <w:proofErr w:type="spellEnd"/>
-      <w:r>
-        <w:rPr>
-          <w:rStyle w:val="Strong"/>
-        </w:rPr>
-        <w:t xml:space="preserve"> band </w:t>
-      </w:r>
-      <w:proofErr w:type="spellStart"/>
-      <w:r>
-        <w:rPr>
-          <w:rStyle w:val="Strong"/>
-        </w:rPr>
-        <w:t>karke</w:t>
-      </w:r>
-      <w:proofErr w:type="spellEnd"/>
-      <w:r>
-        <w:t xml:space="preserve"> </w:t>
-      </w:r>
-      <w:proofErr w:type="spellStart"/>
-      <w:r>
-        <w:t>aane</w:t>
-      </w:r>
-      <w:proofErr w:type="spellEnd"/>
-      <w:r>
-        <w:t xml:space="preserve"> </w:t>
-      </w:r>
-      <w:proofErr w:type="spellStart"/>
-      <w:r>
-        <w:t>chahiye</w:t>
-      </w:r>
-      <w:proofErr w:type="spellEnd"/>
-      <w:r>
-        <w:t>:</w:t>
+        <w:t>aankh band karke</w:t>
+      </w:r>
+      <w:r>
+        <w:t xml:space="preserve"> aane chahiye:</w:t>
       </w:r>
     </w:p>
     <w:p>
@@ -7095,15 +7010,7 @@
         <w:t>service-based company Python interviews</w:t>
       </w:r>
       <w:r>
-        <w:t xml:space="preserve"> (TCS, Infosys, Wipro, Cognizant, Accenture, Capgemini, </w:t>
-      </w:r>
-      <w:proofErr w:type="spellStart"/>
-      <w:r>
-        <w:t>LTIMindtree</w:t>
-      </w:r>
-      <w:proofErr w:type="spellEnd"/>
-      <w:r>
-        <w:t>, HCL, Tech Mahindra, etc.), these are the questions that repeatedly show up and have a very high probability of being asked.</w:t>
+        <w:t xml:space="preserve"> (TCS, Infosys, Wipro, Cognizant, Accenture, Capgemini, LTIMindtree, HCL, Tech Mahindra, etc.), these are the questions that repeatedly show up and have a very high probability of being asked.</w:t>
       </w:r>
     </w:p>
     <w:p>
@@ -7111,15 +7018,7 @@
         <w:pStyle w:val="NormalWeb"/>
       </w:pPr>
       <w:r>
-        <w:t xml:space="preserve">Based on your </w:t>
-      </w:r>
-      <w:proofErr w:type="gramStart"/>
-      <w:r>
-        <w:t>document ,</w:t>
-      </w:r>
-      <w:proofErr w:type="gramEnd"/>
-      <w:r>
-        <w:t xml:space="preserve"> focus on adding these:</w:t>
+        <w:t>Based on your document , focus on adding these:</w:t>
       </w:r>
     </w:p>
     <w:p>
@@ -7332,15 +7231,7 @@
         <w:spacing w:before="100" w:beforeAutospacing="1" w:after="100" w:afterAutospacing="1"/>
       </w:pPr>
       <w:r>
-        <w:t>String compression (</w:t>
-      </w:r>
-      <w:proofErr w:type="spellStart"/>
-      <w:r>
-        <w:t>aaabbc</w:t>
-      </w:r>
-      <w:proofErr w:type="spellEnd"/>
-      <w:r>
-        <w:t xml:space="preserve"> → a3b2c1) </w:t>
+        <w:t xml:space="preserve">String compression (aaabbc → a3b2c1) </w:t>
       </w:r>
     </w:p>
     <w:p>
@@ -8043,15 +7934,7 @@
         <w:pStyle w:val="Heading2"/>
       </w:pPr>
       <w:r>
-        <w:t xml:space="preserve">Service-Based </w:t>
-      </w:r>
-      <w:proofErr w:type="spellStart"/>
-      <w:r>
-        <w:t>Favorite</w:t>
-      </w:r>
-      <w:proofErr w:type="spellEnd"/>
-      <w:r>
-        <w:t xml:space="preserve"> Logic Questions</w:t>
+        <w:t>Service-Based Favorite Logic Questions</w:t>
       </w:r>
     </w:p>
     <w:p>
@@ -8074,13 +7957,8 @@
         </w:numPr>
         <w:spacing w:before="100" w:beforeAutospacing="1" w:after="100" w:afterAutospacing="1"/>
       </w:pPr>
-      <w:proofErr w:type="spellStart"/>
-      <w:r>
-        <w:t>Kadane's</w:t>
-      </w:r>
-      <w:proofErr w:type="spellEnd"/>
-      <w:r>
-        <w:t xml:space="preserve"> Algorithm (maximum subarray sum) </w:t>
+      <w:r>
+        <w:t xml:space="preserve">Kadane's Algorithm (maximum subarray sum) </w:t>
       </w:r>
     </w:p>
     <w:p>
@@ -8219,13 +8097,8 @@
         <w:pStyle w:val="Heading2"/>
       </w:pPr>
       <w:r>
-        <w:t xml:space="preserve">Django/Python Interview </w:t>
-      </w:r>
-      <w:proofErr w:type="spellStart"/>
-      <w:r>
-        <w:t>Favorites</w:t>
-      </w:r>
-      <w:proofErr w:type="spellEnd"/>
+        <w:t>Django/Python Interview Favorites</w:t>
+      </w:r>
     </w:p>
     <w:p>
       <w:pPr>
@@ -8398,15 +8271,7 @@
         <w:spacing w:before="100" w:beforeAutospacing="1" w:after="100" w:afterAutospacing="1"/>
       </w:pPr>
       <w:r>
-        <w:t xml:space="preserve">Difference between </w:t>
-      </w:r>
-      <w:proofErr w:type="gramStart"/>
-      <w:r>
-        <w:t>append(</w:t>
-      </w:r>
-      <w:proofErr w:type="gramEnd"/>
-      <w:r>
-        <w:t xml:space="preserve">) and extend() </w:t>
+        <w:t xml:space="preserve">Difference between append() and extend() </w:t>
       </w:r>
     </w:p>
     <w:p>
@@ -8418,15 +8283,7 @@
         <w:spacing w:before="100" w:beforeAutospacing="1" w:after="100" w:afterAutospacing="1"/>
       </w:pPr>
       <w:r>
-        <w:t xml:space="preserve">Difference between </w:t>
-      </w:r>
-      <w:proofErr w:type="gramStart"/>
-      <w:r>
-        <w:t>remove(</w:t>
-      </w:r>
-      <w:proofErr w:type="gramEnd"/>
-      <w:r>
-        <w:t xml:space="preserve">), pop(), discard() </w:t>
+        <w:t xml:space="preserve">Difference between remove(), pop(), discard() </w:t>
       </w:r>
     </w:p>
     <w:p>
@@ -8449,13 +8306,8 @@
         </w:numPr>
         <w:spacing w:before="100" w:beforeAutospacing="1" w:after="100" w:afterAutospacing="1"/>
       </w:pPr>
-      <w:proofErr w:type="gramStart"/>
-      <w:r>
-        <w:t>map(</w:t>
-      </w:r>
-      <w:proofErr w:type="gramEnd"/>
-      <w:r>
-        <w:t xml:space="preserve">), filter(), reduce() </w:t>
+      <w:r>
+        <w:t xml:space="preserve">map(), filter(), reduce() </w:t>
       </w:r>
     </w:p>
     <w:p>
@@ -8466,13 +8318,8 @@
         </w:numPr>
         <w:spacing w:before="100" w:beforeAutospacing="1" w:after="100" w:afterAutospacing="1"/>
       </w:pPr>
-      <w:proofErr w:type="gramStart"/>
-      <w:r>
-        <w:t>zip(</w:t>
-      </w:r>
-      <w:proofErr w:type="gramEnd"/>
-      <w:r>
-        <w:t xml:space="preserve">) function </w:t>
+      <w:r>
+        <w:t xml:space="preserve">zip() function </w:t>
       </w:r>
     </w:p>
     <w:p>
@@ -8483,13 +8330,8 @@
         </w:numPr>
         <w:spacing w:before="100" w:beforeAutospacing="1" w:after="100" w:afterAutospacing="1"/>
       </w:pPr>
-      <w:proofErr w:type="gramStart"/>
-      <w:r>
-        <w:t>enumerate(</w:t>
-      </w:r>
-      <w:proofErr w:type="gramEnd"/>
-      <w:r>
-        <w:t xml:space="preserve">) </w:t>
+      <w:r>
+        <w:t xml:space="preserve">enumerate() </w:t>
       </w:r>
     </w:p>
     <w:p>
@@ -8501,25 +8343,7 @@
         <w:spacing w:before="100" w:beforeAutospacing="1" w:after="100" w:afterAutospacing="1"/>
       </w:pPr>
       <w:r>
-        <w:t>*</w:t>
-      </w:r>
-      <w:proofErr w:type="spellStart"/>
-      <w:proofErr w:type="gramStart"/>
-      <w:r>
-        <w:t>args</w:t>
-      </w:r>
-      <w:proofErr w:type="spellEnd"/>
-      <w:proofErr w:type="gramEnd"/>
-      <w:r>
-        <w:t xml:space="preserve"> and **</w:t>
-      </w:r>
-      <w:proofErr w:type="spellStart"/>
-      <w:r>
-        <w:t>kwargs</w:t>
-      </w:r>
-      <w:proofErr w:type="spellEnd"/>
-      <w:r>
-        <w:t xml:space="preserve"> </w:t>
+        <w:t xml:space="preserve">*args and **kwargs </w:t>
       </w:r>
     </w:p>
     <w:p>
@@ -8702,13 +8526,8 @@
         </w:numPr>
         <w:spacing w:before="100" w:beforeAutospacing="1" w:after="100" w:afterAutospacing="1"/>
       </w:pPr>
-      <w:proofErr w:type="spellStart"/>
-      <w:r>
-        <w:t>Kadane's</w:t>
-      </w:r>
-      <w:proofErr w:type="spellEnd"/>
-      <w:r>
-        <w:t xml:space="preserve"> Algorithm </w:t>
+      <w:r>
+        <w:t xml:space="preserve">Kadane's Algorithm </w:t>
       </w:r>
     </w:p>
     <w:p>
@@ -8853,25 +8672,7 @@
         <w:spacing w:before="100" w:beforeAutospacing="1" w:after="100" w:afterAutospacing="1"/>
       </w:pPr>
       <w:r>
-        <w:t>*</w:t>
-      </w:r>
-      <w:proofErr w:type="spellStart"/>
-      <w:proofErr w:type="gramStart"/>
-      <w:r>
-        <w:t>args</w:t>
-      </w:r>
-      <w:proofErr w:type="spellEnd"/>
-      <w:proofErr w:type="gramEnd"/>
-      <w:r>
-        <w:t xml:space="preserve"> and **</w:t>
-      </w:r>
-      <w:proofErr w:type="spellStart"/>
-      <w:r>
-        <w:t>kwargs</w:t>
-      </w:r>
-      <w:proofErr w:type="spellEnd"/>
-      <w:r>
-        <w:t xml:space="preserve"> </w:t>
+        <w:t xml:space="preserve">*args and **kwargs </w:t>
       </w:r>
     </w:p>
     <w:p>
@@ -9061,15 +8862,7 @@
         <w:spacing w:before="100" w:beforeAutospacing="1" w:after="100" w:afterAutospacing="1" w:line="240" w:lineRule="auto"/>
       </w:pPr>
       <w:r>
-        <w:t>List/</w:t>
-      </w:r>
-      <w:proofErr w:type="spellStart"/>
-      <w:r>
-        <w:t>Dict</w:t>
-      </w:r>
-      <w:proofErr w:type="spellEnd"/>
-      <w:r>
-        <w:t xml:space="preserve">/Set/Tuple </w:t>
+        <w:t xml:space="preserve">List/Dict/Set/Tuple </w:t>
       </w:r>
     </w:p>
     <w:p>
@@ -9343,14 +9136,12 @@
       <w:r>
         <w:t>Constructor (</w:t>
       </w:r>
-      <w:proofErr w:type="spellStart"/>
       <w:r>
         <w:rPr>
           <w:rStyle w:val="Strong"/>
         </w:rPr>
         <w:t>init</w:t>
       </w:r>
-      <w:proofErr w:type="spellEnd"/>
       <w:r>
         <w:t xml:space="preserve">) </w:t>
       </w:r>
@@ -9616,15 +9407,7 @@
         <w:spacing w:before="100" w:beforeAutospacing="1" w:after="100" w:afterAutospacing="1" w:line="240" w:lineRule="auto"/>
       </w:pPr>
       <w:r>
-        <w:t xml:space="preserve">with </w:t>
-      </w:r>
-      <w:proofErr w:type="gramStart"/>
-      <w:r>
-        <w:t>open(</w:t>
-      </w:r>
-      <w:proofErr w:type="gramEnd"/>
-      <w:r>
-        <w:t xml:space="preserve">) </w:t>
+        <w:t xml:space="preserve">with open() </w:t>
       </w:r>
     </w:p>
     <w:p>
@@ -11482,25 +11265,14 @@
           <w:lang w:eastAsia="en-IN"/>
         </w:rPr>
       </w:pPr>
-      <w:proofErr w:type="spellStart"/>
-      <w:r>
-        <w:rPr>
-          <w:rFonts w:ascii="Times New Roman" w:eastAsia="Times New Roman" w:hAnsi="Times New Roman" w:cs="Times New Roman"/>
-          <w:sz w:val="24"/>
-          <w:szCs w:val="24"/>
-          <w:lang w:eastAsia="en-IN"/>
-        </w:rPr>
-        <w:t>Kadane's</w:t>
-      </w:r>
-      <w:proofErr w:type="spellEnd"/>
-      <w:r>
-        <w:rPr>
-          <w:rFonts w:ascii="Times New Roman" w:eastAsia="Times New Roman" w:hAnsi="Times New Roman" w:cs="Times New Roman"/>
-          <w:sz w:val="24"/>
-          <w:szCs w:val="24"/>
-          <w:lang w:eastAsia="en-IN"/>
-        </w:rPr>
-        <w:t xml:space="preserve"> Algorithm </w:t>
+      <w:r>
+        <w:rPr>
+          <w:rFonts w:ascii="Times New Roman" w:eastAsia="Times New Roman" w:hAnsi="Times New Roman" w:cs="Times New Roman"/>
+          <w:sz w:val="24"/>
+          <w:szCs w:val="24"/>
+          <w:lang w:eastAsia="en-IN"/>
+        </w:rPr>
+        <w:t xml:space="preserve">Kadane's Algorithm </w:t>
       </w:r>
     </w:p>
     <w:p>
@@ -11892,25 +11664,14 @@
           <w:lang w:eastAsia="en-IN"/>
         </w:rPr>
       </w:pPr>
-      <w:proofErr w:type="spellStart"/>
-      <w:r>
-        <w:rPr>
-          <w:rFonts w:ascii="Times New Roman" w:eastAsia="Times New Roman" w:hAnsi="Times New Roman" w:cs="Times New Roman"/>
-          <w:sz w:val="24"/>
-          <w:szCs w:val="24"/>
-          <w:lang w:eastAsia="en-IN"/>
-        </w:rPr>
-        <w:t>Kadane's</w:t>
-      </w:r>
-      <w:proofErr w:type="spellEnd"/>
-      <w:r>
-        <w:rPr>
-          <w:rFonts w:ascii="Times New Roman" w:eastAsia="Times New Roman" w:hAnsi="Times New Roman" w:cs="Times New Roman"/>
-          <w:sz w:val="24"/>
-          <w:szCs w:val="24"/>
-          <w:lang w:eastAsia="en-IN"/>
-        </w:rPr>
-        <w:t xml:space="preserve"> Algorithm </w:t>
+      <w:r>
+        <w:rPr>
+          <w:rFonts w:ascii="Times New Roman" w:eastAsia="Times New Roman" w:hAnsi="Times New Roman" w:cs="Times New Roman"/>
+          <w:sz w:val="24"/>
+          <w:szCs w:val="24"/>
+          <w:lang w:eastAsia="en-IN"/>
+        </w:rPr>
+        <w:t xml:space="preserve">Kadane's Algorithm </w:t>
       </w:r>
     </w:p>
     <w:p>
@@ -12100,47 +11861,7 @@
           <w:szCs w:val="24"/>
           <w:lang w:eastAsia="en-IN"/>
         </w:rPr>
-        <w:t>*</w:t>
-      </w:r>
-      <w:proofErr w:type="spellStart"/>
-      <w:r>
-        <w:rPr>
-          <w:rFonts w:ascii="Times New Roman" w:eastAsia="Times New Roman" w:hAnsi="Times New Roman" w:cs="Times New Roman"/>
-          <w:sz w:val="24"/>
-          <w:szCs w:val="24"/>
-          <w:lang w:eastAsia="en-IN"/>
-        </w:rPr>
-        <w:t>args</w:t>
-      </w:r>
-      <w:proofErr w:type="spellEnd"/>
-      <w:r>
-        <w:rPr>
-          <w:rFonts w:ascii="Times New Roman" w:eastAsia="Times New Roman" w:hAnsi="Times New Roman" w:cs="Times New Roman"/>
-          <w:sz w:val="24"/>
-          <w:szCs w:val="24"/>
-          <w:lang w:eastAsia="en-IN"/>
-        </w:rPr>
-        <w:t xml:space="preserve"> / **</w:t>
-      </w:r>
-      <w:proofErr w:type="spellStart"/>
-      <w:r>
-        <w:rPr>
-          <w:rFonts w:ascii="Times New Roman" w:eastAsia="Times New Roman" w:hAnsi="Times New Roman" w:cs="Times New Roman"/>
-          <w:sz w:val="24"/>
-          <w:szCs w:val="24"/>
-          <w:lang w:eastAsia="en-IN"/>
-        </w:rPr>
-        <w:t>kwargs</w:t>
-      </w:r>
-      <w:proofErr w:type="spellEnd"/>
-      <w:r>
-        <w:rPr>
-          <w:rFonts w:ascii="Times New Roman" w:eastAsia="Times New Roman" w:hAnsi="Times New Roman" w:cs="Times New Roman"/>
-          <w:sz w:val="24"/>
-          <w:szCs w:val="24"/>
-          <w:lang w:eastAsia="en-IN"/>
-        </w:rPr>
-        <w:t xml:space="preserve"> </w:t>
+        <w:t xml:space="preserve">*args / **kwargs </w:t>
       </w:r>
     </w:p>
     <w:p>
@@ -12528,25 +12249,14 @@
           <w:lang w:eastAsia="en-IN"/>
         </w:rPr>
       </w:pPr>
-      <w:proofErr w:type="gramStart"/>
-      <w:r>
-        <w:rPr>
-          <w:rFonts w:ascii="Times New Roman" w:eastAsia="Times New Roman" w:hAnsi="Times New Roman" w:cs="Times New Roman"/>
-          <w:sz w:val="24"/>
-          <w:szCs w:val="24"/>
-          <w:lang w:eastAsia="en-IN"/>
-        </w:rPr>
-        <w:t>So</w:t>
-      </w:r>
-      <w:proofErr w:type="gramEnd"/>
-      <w:r>
-        <w:rPr>
-          <w:rFonts w:ascii="Times New Roman" w:eastAsia="Times New Roman" w:hAnsi="Times New Roman" w:cs="Times New Roman"/>
-          <w:sz w:val="24"/>
-          <w:szCs w:val="24"/>
-          <w:lang w:eastAsia="en-IN"/>
-        </w:rPr>
-        <w:t xml:space="preserve"> unless you're targeting tougher product-company interviews, </w:t>
+      <w:r>
+        <w:rPr>
+          <w:rFonts w:ascii="Times New Roman" w:eastAsia="Times New Roman" w:hAnsi="Times New Roman" w:cs="Times New Roman"/>
+          <w:sz w:val="24"/>
+          <w:szCs w:val="24"/>
+          <w:lang w:eastAsia="en-IN"/>
+        </w:rPr>
+        <w:t xml:space="preserve">So unless you're targeting tougher product-company interviews, </w:t>
       </w:r>
       <w:r>
         <w:rPr>
@@ -12586,47 +12296,7 @@
           <w:szCs w:val="24"/>
           <w:lang w:eastAsia="en-IN"/>
         </w:rPr>
-        <w:t xml:space="preserve">ok </w:t>
-      </w:r>
-      <w:proofErr w:type="spellStart"/>
-      <w:r>
-        <w:rPr>
-          <w:rFonts w:ascii="Times New Roman" w:eastAsia="Times New Roman" w:hAnsi="Times New Roman" w:cs="Times New Roman"/>
-          <w:sz w:val="24"/>
-          <w:szCs w:val="24"/>
-          <w:lang w:eastAsia="en-IN"/>
-        </w:rPr>
-        <w:t>i</w:t>
-      </w:r>
-      <w:proofErr w:type="spellEnd"/>
-      <w:r>
-        <w:rPr>
-          <w:rFonts w:ascii="Times New Roman" w:eastAsia="Times New Roman" w:hAnsi="Times New Roman" w:cs="Times New Roman"/>
-          <w:sz w:val="24"/>
-          <w:szCs w:val="24"/>
-          <w:lang w:eastAsia="en-IN"/>
-        </w:rPr>
-        <w:t xml:space="preserve"> have made all the question from my list and some ques </w:t>
-      </w:r>
-      <w:proofErr w:type="gramStart"/>
-      <w:r>
-        <w:rPr>
-          <w:rFonts w:ascii="Times New Roman" w:eastAsia="Times New Roman" w:hAnsi="Times New Roman" w:cs="Times New Roman"/>
-          <w:sz w:val="24"/>
-          <w:szCs w:val="24"/>
-          <w:lang w:eastAsia="en-IN"/>
-        </w:rPr>
-        <w:t>logic</w:t>
-      </w:r>
-      <w:proofErr w:type="gramEnd"/>
-      <w:r>
-        <w:rPr>
-          <w:rFonts w:ascii="Times New Roman" w:eastAsia="Times New Roman" w:hAnsi="Times New Roman" w:cs="Times New Roman"/>
-          <w:sz w:val="24"/>
-          <w:szCs w:val="24"/>
-          <w:lang w:eastAsia="en-IN"/>
-        </w:rPr>
-        <w:t xml:space="preserve"> are clear but some of not is not clear</w:t>
+        <w:t>ok i have made all the question from my list and some ques logic are clear but some of not is not clear</w:t>
       </w:r>
     </w:p>
     <w:p>
@@ -13862,27 +13532,7 @@
           <w:szCs w:val="24"/>
           <w:lang w:eastAsia="en-IN"/>
         </w:rPr>
-        <w:t>Maximum Sum Subarray (</w:t>
-      </w:r>
-      <w:proofErr w:type="spellStart"/>
-      <w:r>
-        <w:rPr>
-          <w:rFonts w:ascii="Times New Roman" w:eastAsia="Times New Roman" w:hAnsi="Times New Roman" w:cs="Times New Roman"/>
-          <w:sz w:val="24"/>
-          <w:szCs w:val="24"/>
-          <w:lang w:eastAsia="en-IN"/>
-        </w:rPr>
-        <w:t>Kadane</w:t>
-      </w:r>
-      <w:proofErr w:type="spellEnd"/>
-      <w:r>
-        <w:rPr>
-          <w:rFonts w:ascii="Times New Roman" w:eastAsia="Times New Roman" w:hAnsi="Times New Roman" w:cs="Times New Roman"/>
-          <w:sz w:val="24"/>
-          <w:szCs w:val="24"/>
-          <w:lang w:eastAsia="en-IN"/>
-        </w:rPr>
-        <w:t xml:space="preserve">) </w:t>
+        <w:t xml:space="preserve">Maximum Sum Subarray (Kadane) </w:t>
       </w:r>
     </w:p>
     <w:p>

--- a/Djangopythonservieques.docx
+++ b/Djangopythonservieques.docx
@@ -2581,7 +2581,27 @@
           <w:szCs w:val="24"/>
           <w:lang w:eastAsia="en-IN"/>
         </w:rPr>
-        <w:t xml:space="preserve">Replace elements whose binary 1-count is prime </w:t>
+        <w:t xml:space="preserve">Replace elements </w:t>
+      </w:r>
+      <w:proofErr w:type="gramStart"/>
+      <w:r>
+        <w:rPr>
+          <w:rFonts w:ascii="Times New Roman" w:eastAsia="Times New Roman" w:hAnsi="Times New Roman" w:cs="Times New Roman"/>
+          <w:sz w:val="24"/>
+          <w:szCs w:val="24"/>
+          <w:lang w:eastAsia="en-IN"/>
+        </w:rPr>
+        <w:t>whose</w:t>
+      </w:r>
+      <w:proofErr w:type="gramEnd"/>
+      <w:r>
+        <w:rPr>
+          <w:rFonts w:ascii="Times New Roman" w:eastAsia="Times New Roman" w:hAnsi="Times New Roman" w:cs="Times New Roman"/>
+          <w:sz w:val="24"/>
+          <w:szCs w:val="24"/>
+          <w:lang w:eastAsia="en-IN"/>
+        </w:rPr>
+        <w:t xml:space="preserve"> binary 1-count is prime </w:t>
       </w:r>
     </w:p>
     <w:p>
@@ -2629,7 +2649,27 @@
           <w:szCs w:val="24"/>
           <w:lang w:eastAsia="en-IN"/>
         </w:rPr>
-        <w:t xml:space="preserve">Count square-root digit sums that are even </w:t>
+        <w:t>Count square-</w:t>
+      </w:r>
+      <w:proofErr w:type="spellStart"/>
+      <w:r>
+        <w:rPr>
+          <w:rFonts w:ascii="Times New Roman" w:eastAsia="Times New Roman" w:hAnsi="Times New Roman" w:cs="Times New Roman"/>
+          <w:sz w:val="24"/>
+          <w:szCs w:val="24"/>
+          <w:lang w:eastAsia="en-IN"/>
+        </w:rPr>
+        <w:t>root</w:t>
+      </w:r>
+      <w:proofErr w:type="spellEnd"/>
+      <w:r>
+        <w:rPr>
+          <w:rFonts w:ascii="Times New Roman" w:eastAsia="Times New Roman" w:hAnsi="Times New Roman" w:cs="Times New Roman"/>
+          <w:sz w:val="24"/>
+          <w:szCs w:val="24"/>
+          <w:lang w:eastAsia="en-IN"/>
+        </w:rPr>
+        <w:t xml:space="preserve"> digit sums that are even </w:t>
       </w:r>
     </w:p>
     <w:p>
@@ -2774,7 +2814,33 @@
           <w:szCs w:val="48"/>
           <w:lang w:eastAsia="en-IN"/>
         </w:rPr>
-        <w:t>Interview-Favorite Questions (101–120)</w:t>
+        <w:t>Interview-</w:t>
+      </w:r>
+      <w:proofErr w:type="spellStart"/>
+      <w:r>
+        <w:rPr>
+          <w:rFonts w:ascii="Times New Roman" w:eastAsia="Times New Roman" w:hAnsi="Times New Roman" w:cs="Times New Roman"/>
+          <w:b/>
+          <w:bCs/>
+          <w:kern w:val="36"/>
+          <w:sz w:val="48"/>
+          <w:szCs w:val="48"/>
+          <w:lang w:eastAsia="en-IN"/>
+        </w:rPr>
+        <w:t>Favorite</w:t>
+      </w:r>
+      <w:proofErr w:type="spellEnd"/>
+      <w:r>
+        <w:rPr>
+          <w:rFonts w:ascii="Times New Roman" w:eastAsia="Times New Roman" w:hAnsi="Times New Roman" w:cs="Times New Roman"/>
+          <w:b/>
+          <w:bCs/>
+          <w:kern w:val="36"/>
+          <w:sz w:val="48"/>
+          <w:szCs w:val="48"/>
+          <w:lang w:eastAsia="en-IN"/>
+        </w:rPr>
+        <w:t xml:space="preserve"> Questions (101–120)</w:t>
       </w:r>
     </w:p>
     <w:p>
@@ -3358,7 +3424,23 @@
         <w:pStyle w:val="NormalWeb"/>
       </w:pPr>
       <w:r>
-        <w:t>Ye sabse important hai.</w:t>
+        <w:t xml:space="preserve">Ye </w:t>
+      </w:r>
+      <w:proofErr w:type="spellStart"/>
+      <w:r>
+        <w:t>sabse</w:t>
+      </w:r>
+      <w:proofErr w:type="spellEnd"/>
+      <w:r>
+        <w:t xml:space="preserve"> important </w:t>
+      </w:r>
+      <w:proofErr w:type="spellStart"/>
+      <w:r>
+        <w:t>hai</w:t>
+      </w:r>
+      <w:proofErr w:type="spellEnd"/>
+      <w:r>
+        <w:t>.</w:t>
       </w:r>
     </w:p>
     <w:p>
@@ -3690,7 +3772,15 @@
         <w:pStyle w:val="NormalWeb"/>
       </w:pPr>
       <w:r>
-        <w:t>Ye service-based interviews ka favourite pattern hai.</w:t>
+        <w:t xml:space="preserve">Ye service-based interviews ka favourite pattern </w:t>
+      </w:r>
+      <w:proofErr w:type="spellStart"/>
+      <w:r>
+        <w:t>hai</w:t>
+      </w:r>
+      <w:proofErr w:type="spellEnd"/>
+      <w:r>
+        <w:t>.</w:t>
       </w:r>
     </w:p>
     <w:p>
@@ -4087,19 +4177,404 @@
         <w:spacing w:before="100" w:beforeAutospacing="1" w:after="100" w:afterAutospacing="1" w:line="240" w:lineRule="auto"/>
       </w:pPr>
       <w:r>
+        <w:t xml:space="preserve">Two Difference </w:t>
+      </w:r>
+    </w:p>
+    <w:p>
+      <w:pPr>
+        <w:numPr>
+          <w:ilvl w:val="0"/>
+          <w:numId w:val="60"/>
+        </w:numPr>
+        <w:spacing w:before="100" w:beforeAutospacing="1" w:after="100" w:afterAutospacing="1" w:line="240" w:lineRule="auto"/>
+      </w:pPr>
+      <w:r>
+        <w:t xml:space="preserve">Pair Product </w:t>
+      </w:r>
+    </w:p>
+    <w:p>
+      <w:pPr>
+        <w:numPr>
+          <w:ilvl w:val="0"/>
+          <w:numId w:val="60"/>
+        </w:numPr>
+        <w:spacing w:before="100" w:beforeAutospacing="1" w:after="100" w:afterAutospacing="1" w:line="240" w:lineRule="auto"/>
+      </w:pPr>
+      <w:r>
+        <w:t xml:space="preserve">Pair XOR </w:t>
+      </w:r>
+    </w:p>
+    <w:p>
+      <w:pPr>
+        <w:numPr>
+          <w:ilvl w:val="0"/>
+          <w:numId w:val="60"/>
+        </w:numPr>
+        <w:spacing w:before="100" w:beforeAutospacing="1" w:after="100" w:afterAutospacing="1" w:line="240" w:lineRule="auto"/>
+      </w:pPr>
+      <w:r>
+        <w:t xml:space="preserve">Pair Equals Target </w:t>
+      </w:r>
+    </w:p>
+    <w:p>
+      <w:pPr>
+        <w:numPr>
+          <w:ilvl w:val="0"/>
+          <w:numId w:val="60"/>
+        </w:numPr>
+        <w:spacing w:before="100" w:beforeAutospacing="1" w:after="100" w:afterAutospacing="1" w:line="240" w:lineRule="auto"/>
+      </w:pPr>
+      <w:r>
+        <w:t xml:space="preserve">Three Sum </w:t>
+      </w:r>
+    </w:p>
+    <w:p>
+      <w:pPr>
+        <w:numPr>
+          <w:ilvl w:val="0"/>
+          <w:numId w:val="60"/>
+        </w:numPr>
+        <w:spacing w:before="100" w:beforeAutospacing="1" w:after="100" w:afterAutospacing="1" w:line="240" w:lineRule="auto"/>
+      </w:pPr>
+      <w:r>
+        <w:t xml:space="preserve">Four Sum (Basic Idea) </w:t>
+      </w:r>
+    </w:p>
+    <w:p>
+      <w:pPr>
+        <w:numPr>
+          <w:ilvl w:val="0"/>
+          <w:numId w:val="60"/>
+        </w:numPr>
+        <w:spacing w:before="100" w:beforeAutospacing="1" w:after="100" w:afterAutospacing="1" w:line="240" w:lineRule="auto"/>
+      </w:pPr>
+      <w:r>
+        <w:t xml:space="preserve">Contains Duplicate </w:t>
+      </w:r>
+    </w:p>
+    <w:p>
+      <w:pPr>
+        <w:numPr>
+          <w:ilvl w:val="0"/>
+          <w:numId w:val="60"/>
+        </w:numPr>
+        <w:spacing w:before="100" w:beforeAutospacing="1" w:after="100" w:afterAutospacing="1" w:line="240" w:lineRule="auto"/>
+      </w:pPr>
+      <w:r>
+        <w:t xml:space="preserve">Contains Nearby Duplicate </w:t>
+      </w:r>
+    </w:p>
+    <w:p>
+      <w:pPr>
+        <w:numPr>
+          <w:ilvl w:val="0"/>
+          <w:numId w:val="60"/>
+        </w:numPr>
+        <w:spacing w:before="100" w:beforeAutospacing="1" w:after="100" w:afterAutospacing="1" w:line="240" w:lineRule="auto"/>
+      </w:pPr>
+      <w:r>
+        <w:t xml:space="preserve">Happy Number </w:t>
+      </w:r>
+    </w:p>
+    <w:p>
+      <w:pPr>
+        <w:numPr>
+          <w:ilvl w:val="0"/>
+          <w:numId w:val="60"/>
+        </w:numPr>
+        <w:spacing w:before="100" w:beforeAutospacing="1" w:after="100" w:afterAutospacing="1" w:line="240" w:lineRule="auto"/>
+      </w:pPr>
+      <w:r>
+        <w:t xml:space="preserve">Longest Consecutive Sequence </w:t>
+      </w:r>
+    </w:p>
+    <w:p>
+      <w:pPr>
+        <w:numPr>
+          <w:ilvl w:val="0"/>
+          <w:numId w:val="60"/>
+        </w:numPr>
+        <w:spacing w:before="100" w:beforeAutospacing="1" w:after="100" w:afterAutospacing="1" w:line="240" w:lineRule="auto"/>
+      </w:pPr>
+      <w:r>
+        <w:t xml:space="preserve">Missing Number </w:t>
+      </w:r>
+    </w:p>
+    <w:p>
+      <w:pPr>
+        <w:numPr>
+          <w:ilvl w:val="0"/>
+          <w:numId w:val="60"/>
+        </w:numPr>
+        <w:spacing w:before="100" w:beforeAutospacing="1" w:after="100" w:afterAutospacing="1" w:line="240" w:lineRule="auto"/>
+      </w:pPr>
+      <w:r>
+        <w:t xml:space="preserve">Duplicate Number </w:t>
+      </w:r>
+    </w:p>
+    <w:p>
+      <w:pPr>
+        <w:numPr>
+          <w:ilvl w:val="0"/>
+          <w:numId w:val="60"/>
+        </w:numPr>
+        <w:spacing w:before="100" w:beforeAutospacing="1" w:after="100" w:afterAutospacing="1" w:line="240" w:lineRule="auto"/>
+      </w:pPr>
+      <w:r>
+        <w:t xml:space="preserve">Count Pairs </w:t>
+      </w:r>
+    </w:p>
+    <w:p>
+      <w:pPr>
+        <w:spacing w:after="0"/>
+      </w:pPr>
+      <w:r>
+        <w:pict w14:anchorId="15019C80">
+          <v:rect id="_x0000_i1032" style="width:0;height:1.5pt" o:hralign="center" o:hrstd="t" o:hr="t" fillcolor="#a0a0a0" stroked="f"/>
+        </w:pict>
+      </w:r>
+    </w:p>
+    <w:p>
+      <w:pPr>
+        <w:pStyle w:val="Heading1"/>
+      </w:pPr>
+      <w:r>
+        <w:t xml:space="preserve">4. Two Pointers </w:t>
+      </w:r>
+      <w:r>
+        <w:rPr>
+          <w:rFonts w:ascii="Segoe UI Emoji" w:hAnsi="Segoe UI Emoji" w:cs="Segoe UI Emoji"/>
+        </w:rPr>
+        <w:t>⭐⭐⭐⭐⭐</w:t>
+      </w:r>
+    </w:p>
+    <w:p>
+      <w:pPr>
+        <w:pStyle w:val="NormalWeb"/>
+      </w:pPr>
+      <w:r>
+        <w:t xml:space="preserve">Bahut companies </w:t>
+      </w:r>
+      <w:proofErr w:type="spellStart"/>
+      <w:r>
+        <w:t>poochti</w:t>
+      </w:r>
+      <w:proofErr w:type="spellEnd"/>
+      <w:r>
+        <w:t xml:space="preserve"> hain.</w:t>
+      </w:r>
+    </w:p>
+    <w:p>
+      <w:pPr>
+        <w:numPr>
+          <w:ilvl w:val="0"/>
+          <w:numId w:val="61"/>
+        </w:numPr>
+        <w:spacing w:before="100" w:beforeAutospacing="1" w:after="100" w:afterAutospacing="1" w:line="240" w:lineRule="auto"/>
+      </w:pPr>
+      <w:r>
+        <w:t xml:space="preserve">Reverse Array </w:t>
+      </w:r>
+    </w:p>
+    <w:p>
+      <w:pPr>
+        <w:numPr>
+          <w:ilvl w:val="0"/>
+          <w:numId w:val="61"/>
+        </w:numPr>
+        <w:spacing w:before="100" w:beforeAutospacing="1" w:after="100" w:afterAutospacing="1" w:line="240" w:lineRule="auto"/>
+      </w:pPr>
+      <w:r>
+        <w:t xml:space="preserve">Reverse String </w:t>
+      </w:r>
+    </w:p>
+    <w:p>
+      <w:pPr>
+        <w:numPr>
+          <w:ilvl w:val="0"/>
+          <w:numId w:val="61"/>
+        </w:numPr>
+        <w:spacing w:before="100" w:beforeAutospacing="1" w:after="100" w:afterAutospacing="1" w:line="240" w:lineRule="auto"/>
+      </w:pPr>
+      <w:r>
+        <w:lastRenderedPageBreak/>
+        <w:t xml:space="preserve">Palindrome </w:t>
+      </w:r>
+    </w:p>
+    <w:p>
+      <w:pPr>
+        <w:numPr>
+          <w:ilvl w:val="0"/>
+          <w:numId w:val="61"/>
+        </w:numPr>
+        <w:spacing w:before="100" w:beforeAutospacing="1" w:after="100" w:afterAutospacing="1" w:line="240" w:lineRule="auto"/>
+      </w:pPr>
+      <w:r>
+        <w:t xml:space="preserve">Valid Palindrome </w:t>
+      </w:r>
+    </w:p>
+    <w:p>
+      <w:pPr>
+        <w:numPr>
+          <w:ilvl w:val="0"/>
+          <w:numId w:val="61"/>
+        </w:numPr>
+        <w:spacing w:before="100" w:beforeAutospacing="1" w:after="100" w:afterAutospacing="1" w:line="240" w:lineRule="auto"/>
+      </w:pPr>
+      <w:r>
+        <w:t xml:space="preserve">Move Zeros </w:t>
+      </w:r>
+    </w:p>
+    <w:p>
+      <w:pPr>
+        <w:numPr>
+          <w:ilvl w:val="0"/>
+          <w:numId w:val="61"/>
+        </w:numPr>
+        <w:spacing w:before="100" w:beforeAutospacing="1" w:after="100" w:afterAutospacing="1" w:line="240" w:lineRule="auto"/>
+      </w:pPr>
+      <w:r>
+        <w:t xml:space="preserve">Remove Duplicates </w:t>
+      </w:r>
+    </w:p>
+    <w:p>
+      <w:pPr>
+        <w:numPr>
+          <w:ilvl w:val="0"/>
+          <w:numId w:val="61"/>
+        </w:numPr>
+        <w:spacing w:before="100" w:beforeAutospacing="1" w:after="100" w:afterAutospacing="1" w:line="240" w:lineRule="auto"/>
+      </w:pPr>
+      <w:r>
+        <w:t xml:space="preserve">Remove Element </w:t>
+      </w:r>
+    </w:p>
+    <w:p>
+      <w:pPr>
+        <w:numPr>
+          <w:ilvl w:val="0"/>
+          <w:numId w:val="61"/>
+        </w:numPr>
+        <w:spacing w:before="100" w:beforeAutospacing="1" w:after="100" w:afterAutospacing="1" w:line="240" w:lineRule="auto"/>
+      </w:pPr>
+      <w:r>
+        <w:t xml:space="preserve">Sorted Two Sum </w:t>
+      </w:r>
+    </w:p>
+    <w:p>
+      <w:pPr>
+        <w:numPr>
+          <w:ilvl w:val="0"/>
+          <w:numId w:val="61"/>
+        </w:numPr>
+        <w:spacing w:before="100" w:beforeAutospacing="1" w:after="100" w:afterAutospacing="1" w:line="240" w:lineRule="auto"/>
+      </w:pPr>
+      <w:r>
+        <w:t xml:space="preserve">Merge Sorted Arrays </w:t>
+      </w:r>
+    </w:p>
+    <w:p>
+      <w:pPr>
+        <w:numPr>
+          <w:ilvl w:val="0"/>
+          <w:numId w:val="61"/>
+        </w:numPr>
+        <w:spacing w:before="100" w:beforeAutospacing="1" w:after="100" w:afterAutospacing="1" w:line="240" w:lineRule="auto"/>
+      </w:pPr>
+      <w:r>
+        <w:t xml:space="preserve">Container With Most Water (Basic) </w:t>
+      </w:r>
+    </w:p>
+    <w:p>
+      <w:pPr>
+        <w:numPr>
+          <w:ilvl w:val="0"/>
+          <w:numId w:val="61"/>
+        </w:numPr>
+        <w:spacing w:before="100" w:beforeAutospacing="1" w:after="100" w:afterAutospacing="1" w:line="240" w:lineRule="auto"/>
+      </w:pPr>
+      <w:r>
+        <w:t xml:space="preserve">Squares of Sorted Array </w:t>
+      </w:r>
+    </w:p>
+    <w:p>
+      <w:pPr>
+        <w:numPr>
+          <w:ilvl w:val="0"/>
+          <w:numId w:val="61"/>
+        </w:numPr>
+        <w:spacing w:before="100" w:beforeAutospacing="1" w:after="100" w:afterAutospacing="1" w:line="240" w:lineRule="auto"/>
+      </w:pPr>
+      <w:r>
+        <w:t xml:space="preserve">Dutch National Flag (0,1,2 Sort) </w:t>
+      </w:r>
+    </w:p>
+    <w:p>
+      <w:pPr>
+        <w:spacing w:after="0"/>
+      </w:pPr>
+      <w:r>
+        <w:pict w14:anchorId="79DDA726">
+          <v:rect id="_x0000_i1033" style="width:0;height:1.5pt" o:hralign="center" o:hrstd="t" o:hr="t" fillcolor="#a0a0a0" stroked="f"/>
+        </w:pict>
+      </w:r>
+    </w:p>
+    <w:p>
+      <w:pPr>
+        <w:pStyle w:val="Heading1"/>
+      </w:pPr>
+      <w:r>
+        <w:t xml:space="preserve">5. Sliding Window </w:t>
+      </w:r>
+      <w:r>
+        <w:rPr>
+          <w:rFonts w:ascii="Segoe UI Emoji" w:hAnsi="Segoe UI Emoji" w:cs="Segoe UI Emoji"/>
+        </w:rPr>
+        <w:t>⭐⭐⭐⭐⭐</w:t>
+      </w:r>
+    </w:p>
+    <w:p>
+      <w:pPr>
+        <w:pStyle w:val="NormalWeb"/>
+      </w:pPr>
+      <w:r>
+        <w:t>Most asked pattern.</w:t>
+      </w:r>
+    </w:p>
+    <w:p>
+      <w:pPr>
+        <w:numPr>
+          <w:ilvl w:val="0"/>
+          <w:numId w:val="62"/>
+        </w:numPr>
+        <w:spacing w:before="100" w:beforeAutospacing="1" w:after="100" w:afterAutospacing="1" w:line="240" w:lineRule="auto"/>
+      </w:pPr>
+      <w:r>
+        <w:t xml:space="preserve">Maximum Sum Subarray of Size K </w:t>
+      </w:r>
+    </w:p>
+    <w:p>
+      <w:pPr>
+        <w:numPr>
+          <w:ilvl w:val="0"/>
+          <w:numId w:val="62"/>
+        </w:numPr>
+        <w:spacing w:before="100" w:beforeAutospacing="1" w:after="100" w:afterAutospacing="1" w:line="240" w:lineRule="auto"/>
+      </w:pPr>
+      <w:r>
         <w:rPr>
           <w:noProof/>
         </w:rPr>
         <mc:AlternateContent>
           <mc:Choice Requires="wps">
             <w:drawing>
-              <wp:anchor distT="0" distB="0" distL="114300" distR="114300" simplePos="0" relativeHeight="251663360" behindDoc="0" locked="0" layoutInCell="1" allowOverlap="1" wp14:anchorId="27A0221E" wp14:editId="595E2165">
+              <wp:anchor distT="0" distB="0" distL="114300" distR="114300" simplePos="0" relativeHeight="251664384" behindDoc="0" locked="0" layoutInCell="1" allowOverlap="1" wp14:anchorId="6B6A67C9" wp14:editId="0CFB8ECE">
                 <wp:simplePos x="0" y="0"/>
                 <wp:positionH relativeFrom="column">
-                  <wp:posOffset>-405461</wp:posOffset>
+                  <wp:posOffset>-95416</wp:posOffset>
                 </wp:positionH>
                 <wp:positionV relativeFrom="paragraph">
-                  <wp:posOffset>167640</wp:posOffset>
+                  <wp:posOffset>166867</wp:posOffset>
                 </wp:positionV>
                 <wp:extent cx="3474720" cy="19878"/>
                 <wp:effectExtent l="19050" t="76200" r="87630" b="94615"/>
@@ -4149,11 +4624,11 @@
           </mc:Choice>
           <mc:Fallback>
             <w:pict>
-              <v:shapetype w14:anchorId="4034D49E" id="_x0000_t32" coordsize="21600,21600" o:spt="32" o:oned="t" path="m,l21600,21600e" filled="f">
+              <v:shapetype w14:anchorId="50380BAC" id="_x0000_t32" coordsize="21600,21600" o:spt="32" o:oned="t" path="m,l21600,21600e" filled="f">
                 <v:path arrowok="t" fillok="f" o:connecttype="none"/>
                 <o:lock v:ext="edit" shapetype="t"/>
               </v:shapetype>
-              <v:shape id="Straight Arrow Connector 4" o:spid="_x0000_s1026" type="#_x0000_t32" style="position:absolute;margin-left:-31.95pt;margin-top:13.2pt;width:273.6pt;height:1.55pt;z-index:251663360;visibility:visible;mso-wrap-style:square;mso-wrap-distance-left:9pt;mso-wrap-distance-top:0;mso-wrap-distance-right:9pt;mso-wrap-distance-bottom:0;mso-position-horizontal:absolute;mso-position-horizontal-relative:text;mso-position-vertical:absolute;mso-position-vertical-relative:text" o:gfxdata="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" strokecolor="yellow" strokeweight=".5pt">
+              <v:shape id="Straight Arrow Connector 4" o:spid="_x0000_s1026" type="#_x0000_t32" style="position:absolute;margin-left:-7.5pt;margin-top:13.15pt;width:273.6pt;height:1.55pt;z-index:251664384;visibility:visible;mso-wrap-style:square;mso-wrap-distance-left:9pt;mso-wrap-distance-top:0;mso-wrap-distance-right:9pt;mso-wrap-distance-bottom:0;mso-position-horizontal:absolute;mso-position-horizontal-relative:text;mso-position-vertical:absolute;mso-position-vertical-relative:text" o:gfxdata="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" strokecolor="yellow" strokeweight=".5pt">
                 <v:stroke startarrow="block" endarrow="block" joinstyle="miter"/>
               </v:shape>
             </w:pict>
@@ -4161,383 +4636,6 @@
         </mc:AlternateContent>
       </w:r>
       <w:r>
-        <w:t xml:space="preserve">Two Difference </w:t>
-      </w:r>
-    </w:p>
-    <w:p>
-      <w:pPr>
-        <w:numPr>
-          <w:ilvl w:val="0"/>
-          <w:numId w:val="60"/>
-        </w:numPr>
-        <w:spacing w:before="100" w:beforeAutospacing="1" w:after="100" w:afterAutospacing="1" w:line="240" w:lineRule="auto"/>
-      </w:pPr>
-      <w:r>
-        <w:t xml:space="preserve">Pair Product </w:t>
-      </w:r>
-    </w:p>
-    <w:p>
-      <w:pPr>
-        <w:numPr>
-          <w:ilvl w:val="0"/>
-          <w:numId w:val="60"/>
-        </w:numPr>
-        <w:spacing w:before="100" w:beforeAutospacing="1" w:after="100" w:afterAutospacing="1" w:line="240" w:lineRule="auto"/>
-      </w:pPr>
-      <w:r>
-        <w:t xml:space="preserve">Pair XOR </w:t>
-      </w:r>
-    </w:p>
-    <w:p>
-      <w:pPr>
-        <w:numPr>
-          <w:ilvl w:val="0"/>
-          <w:numId w:val="60"/>
-        </w:numPr>
-        <w:spacing w:before="100" w:beforeAutospacing="1" w:after="100" w:afterAutospacing="1" w:line="240" w:lineRule="auto"/>
-      </w:pPr>
-      <w:r>
-        <w:t xml:space="preserve">Pair Equals Target </w:t>
-      </w:r>
-    </w:p>
-    <w:p>
-      <w:pPr>
-        <w:numPr>
-          <w:ilvl w:val="0"/>
-          <w:numId w:val="60"/>
-        </w:numPr>
-        <w:spacing w:before="100" w:beforeAutospacing="1" w:after="100" w:afterAutospacing="1" w:line="240" w:lineRule="auto"/>
-      </w:pPr>
-      <w:r>
-        <w:t xml:space="preserve">Three Sum </w:t>
-      </w:r>
-    </w:p>
-    <w:p>
-      <w:pPr>
-        <w:numPr>
-          <w:ilvl w:val="0"/>
-          <w:numId w:val="60"/>
-        </w:numPr>
-        <w:spacing w:before="100" w:beforeAutospacing="1" w:after="100" w:afterAutospacing="1" w:line="240" w:lineRule="auto"/>
-      </w:pPr>
-      <w:r>
-        <w:t xml:space="preserve">Four Sum (Basic Idea) </w:t>
-      </w:r>
-    </w:p>
-    <w:p>
-      <w:pPr>
-        <w:numPr>
-          <w:ilvl w:val="0"/>
-          <w:numId w:val="60"/>
-        </w:numPr>
-        <w:spacing w:before="100" w:beforeAutospacing="1" w:after="100" w:afterAutospacing="1" w:line="240" w:lineRule="auto"/>
-      </w:pPr>
-      <w:r>
-        <w:t xml:space="preserve">Contains Duplicate </w:t>
-      </w:r>
-    </w:p>
-    <w:p>
-      <w:pPr>
-        <w:numPr>
-          <w:ilvl w:val="0"/>
-          <w:numId w:val="60"/>
-        </w:numPr>
-        <w:spacing w:before="100" w:beforeAutospacing="1" w:after="100" w:afterAutospacing="1" w:line="240" w:lineRule="auto"/>
-      </w:pPr>
-      <w:r>
-        <w:t xml:space="preserve">Contains Nearby Duplicate </w:t>
-      </w:r>
-    </w:p>
-    <w:p>
-      <w:pPr>
-        <w:numPr>
-          <w:ilvl w:val="0"/>
-          <w:numId w:val="60"/>
-        </w:numPr>
-        <w:spacing w:before="100" w:beforeAutospacing="1" w:after="100" w:afterAutospacing="1" w:line="240" w:lineRule="auto"/>
-      </w:pPr>
-      <w:r>
-        <w:t xml:space="preserve">Happy Number </w:t>
-      </w:r>
-    </w:p>
-    <w:p>
-      <w:pPr>
-        <w:numPr>
-          <w:ilvl w:val="0"/>
-          <w:numId w:val="60"/>
-        </w:numPr>
-        <w:spacing w:before="100" w:beforeAutospacing="1" w:after="100" w:afterAutospacing="1" w:line="240" w:lineRule="auto"/>
-      </w:pPr>
-      <w:r>
-        <w:t xml:space="preserve">Longest Consecutive Sequence </w:t>
-      </w:r>
-    </w:p>
-    <w:p>
-      <w:pPr>
-        <w:numPr>
-          <w:ilvl w:val="0"/>
-          <w:numId w:val="60"/>
-        </w:numPr>
-        <w:spacing w:before="100" w:beforeAutospacing="1" w:after="100" w:afterAutospacing="1" w:line="240" w:lineRule="auto"/>
-      </w:pPr>
-      <w:r>
-        <w:t xml:space="preserve">Missing Number </w:t>
-      </w:r>
-    </w:p>
-    <w:p>
-      <w:pPr>
-        <w:numPr>
-          <w:ilvl w:val="0"/>
-          <w:numId w:val="60"/>
-        </w:numPr>
-        <w:spacing w:before="100" w:beforeAutospacing="1" w:after="100" w:afterAutospacing="1" w:line="240" w:lineRule="auto"/>
-      </w:pPr>
-      <w:r>
-        <w:t xml:space="preserve">Duplicate Number </w:t>
-      </w:r>
-    </w:p>
-    <w:p>
-      <w:pPr>
-        <w:numPr>
-          <w:ilvl w:val="0"/>
-          <w:numId w:val="60"/>
-        </w:numPr>
-        <w:spacing w:before="100" w:beforeAutospacing="1" w:after="100" w:afterAutospacing="1" w:line="240" w:lineRule="auto"/>
-      </w:pPr>
-      <w:r>
-        <w:t xml:space="preserve">Count Pairs </w:t>
-      </w:r>
-    </w:p>
-    <w:p>
-      <w:pPr>
-        <w:spacing w:after="0"/>
-      </w:pPr>
-      <w:r>
-        <w:pict w14:anchorId="15019C80">
-          <v:rect id="_x0000_i1032" style="width:0;height:1.5pt" o:hralign="center" o:hrstd="t" o:hr="t" fillcolor="#a0a0a0" stroked="f"/>
-        </w:pict>
-      </w:r>
-    </w:p>
-    <w:p>
-      <w:pPr>
-        <w:pStyle w:val="Heading1"/>
-      </w:pPr>
-      <w:r>
-        <w:t xml:space="preserve">4. Two Pointers </w:t>
-      </w:r>
-      <w:r>
-        <w:rPr>
-          <w:rFonts w:ascii="Segoe UI Emoji" w:hAnsi="Segoe UI Emoji" w:cs="Segoe UI Emoji"/>
-        </w:rPr>
-        <w:t>⭐⭐⭐⭐⭐</w:t>
-      </w:r>
-    </w:p>
-    <w:p>
-      <w:pPr>
-        <w:pStyle w:val="NormalWeb"/>
-      </w:pPr>
-      <w:r>
-        <w:t>Bahut companies poochti hain.</w:t>
-      </w:r>
-    </w:p>
-    <w:p>
-      <w:pPr>
-        <w:numPr>
-          <w:ilvl w:val="0"/>
-          <w:numId w:val="61"/>
-        </w:numPr>
-        <w:spacing w:before="100" w:beforeAutospacing="1" w:after="100" w:afterAutospacing="1" w:line="240" w:lineRule="auto"/>
-      </w:pPr>
-      <w:r>
-        <w:t xml:space="preserve">Reverse Array </w:t>
-      </w:r>
-    </w:p>
-    <w:p>
-      <w:pPr>
-        <w:numPr>
-          <w:ilvl w:val="0"/>
-          <w:numId w:val="61"/>
-        </w:numPr>
-        <w:spacing w:before="100" w:beforeAutospacing="1" w:after="100" w:afterAutospacing="1" w:line="240" w:lineRule="auto"/>
-      </w:pPr>
-      <w:r>
-        <w:t xml:space="preserve">Reverse String </w:t>
-      </w:r>
-    </w:p>
-    <w:p>
-      <w:pPr>
-        <w:numPr>
-          <w:ilvl w:val="0"/>
-          <w:numId w:val="61"/>
-        </w:numPr>
-        <w:spacing w:before="100" w:beforeAutospacing="1" w:after="100" w:afterAutospacing="1" w:line="240" w:lineRule="auto"/>
-      </w:pPr>
-      <w:r>
-        <w:lastRenderedPageBreak/>
-        <w:t xml:space="preserve">Palindrome </w:t>
-      </w:r>
-    </w:p>
-    <w:p>
-      <w:pPr>
-        <w:numPr>
-          <w:ilvl w:val="0"/>
-          <w:numId w:val="61"/>
-        </w:numPr>
-        <w:spacing w:before="100" w:beforeAutospacing="1" w:after="100" w:afterAutospacing="1" w:line="240" w:lineRule="auto"/>
-      </w:pPr>
-      <w:r>
-        <w:t xml:space="preserve">Valid Palindrome </w:t>
-      </w:r>
-    </w:p>
-    <w:p>
-      <w:pPr>
-        <w:numPr>
-          <w:ilvl w:val="0"/>
-          <w:numId w:val="61"/>
-        </w:numPr>
-        <w:spacing w:before="100" w:beforeAutospacing="1" w:after="100" w:afterAutospacing="1" w:line="240" w:lineRule="auto"/>
-      </w:pPr>
-      <w:r>
-        <w:t xml:space="preserve">Move Zeros </w:t>
-      </w:r>
-    </w:p>
-    <w:p>
-      <w:pPr>
-        <w:numPr>
-          <w:ilvl w:val="0"/>
-          <w:numId w:val="61"/>
-        </w:numPr>
-        <w:spacing w:before="100" w:beforeAutospacing="1" w:after="100" w:afterAutospacing="1" w:line="240" w:lineRule="auto"/>
-      </w:pPr>
-      <w:r>
-        <w:t xml:space="preserve">Remove Duplicates </w:t>
-      </w:r>
-    </w:p>
-    <w:p>
-      <w:pPr>
-        <w:numPr>
-          <w:ilvl w:val="0"/>
-          <w:numId w:val="61"/>
-        </w:numPr>
-        <w:spacing w:before="100" w:beforeAutospacing="1" w:after="100" w:afterAutospacing="1" w:line="240" w:lineRule="auto"/>
-      </w:pPr>
-      <w:r>
-        <w:t xml:space="preserve">Remove Element </w:t>
-      </w:r>
-    </w:p>
-    <w:p>
-      <w:pPr>
-        <w:numPr>
-          <w:ilvl w:val="0"/>
-          <w:numId w:val="61"/>
-        </w:numPr>
-        <w:spacing w:before="100" w:beforeAutospacing="1" w:after="100" w:afterAutospacing="1" w:line="240" w:lineRule="auto"/>
-      </w:pPr>
-      <w:r>
-        <w:t xml:space="preserve">Sorted Two Sum </w:t>
-      </w:r>
-    </w:p>
-    <w:p>
-      <w:pPr>
-        <w:numPr>
-          <w:ilvl w:val="0"/>
-          <w:numId w:val="61"/>
-        </w:numPr>
-        <w:spacing w:before="100" w:beforeAutospacing="1" w:after="100" w:afterAutospacing="1" w:line="240" w:lineRule="auto"/>
-      </w:pPr>
-      <w:r>
-        <w:t xml:space="preserve">Merge Sorted Arrays </w:t>
-      </w:r>
-    </w:p>
-    <w:p>
-      <w:pPr>
-        <w:numPr>
-          <w:ilvl w:val="0"/>
-          <w:numId w:val="61"/>
-        </w:numPr>
-        <w:spacing w:before="100" w:beforeAutospacing="1" w:after="100" w:afterAutospacing="1" w:line="240" w:lineRule="auto"/>
-      </w:pPr>
-      <w:r>
-        <w:t xml:space="preserve">Container With Most Water (Basic) </w:t>
-      </w:r>
-    </w:p>
-    <w:p>
-      <w:pPr>
-        <w:numPr>
-          <w:ilvl w:val="0"/>
-          <w:numId w:val="61"/>
-        </w:numPr>
-        <w:spacing w:before="100" w:beforeAutospacing="1" w:after="100" w:afterAutospacing="1" w:line="240" w:lineRule="auto"/>
-      </w:pPr>
-      <w:r>
-        <w:t xml:space="preserve">Squares of Sorted Array </w:t>
-      </w:r>
-    </w:p>
-    <w:p>
-      <w:pPr>
-        <w:numPr>
-          <w:ilvl w:val="0"/>
-          <w:numId w:val="61"/>
-        </w:numPr>
-        <w:spacing w:before="100" w:beforeAutospacing="1" w:after="100" w:afterAutospacing="1" w:line="240" w:lineRule="auto"/>
-      </w:pPr>
-      <w:r>
-        <w:t xml:space="preserve">Dutch National Flag (0,1,2 Sort) </w:t>
-      </w:r>
-    </w:p>
-    <w:p>
-      <w:pPr>
-        <w:spacing w:after="0"/>
-      </w:pPr>
-      <w:r>
-        <w:pict w14:anchorId="79DDA726">
-          <v:rect id="_x0000_i1033" style="width:0;height:1.5pt" o:hralign="center" o:hrstd="t" o:hr="t" fillcolor="#a0a0a0" stroked="f"/>
-        </w:pict>
-      </w:r>
-    </w:p>
-    <w:p>
-      <w:pPr>
-        <w:pStyle w:val="Heading1"/>
-      </w:pPr>
-      <w:r>
-        <w:t xml:space="preserve">5. Sliding Window </w:t>
-      </w:r>
-      <w:r>
-        <w:rPr>
-          <w:rFonts w:ascii="Segoe UI Emoji" w:hAnsi="Segoe UI Emoji" w:cs="Segoe UI Emoji"/>
-        </w:rPr>
-        <w:t>⭐⭐⭐⭐⭐</w:t>
-      </w:r>
-    </w:p>
-    <w:p>
-      <w:pPr>
-        <w:pStyle w:val="NormalWeb"/>
-      </w:pPr>
-      <w:r>
-        <w:t>Most asked pattern.</w:t>
-      </w:r>
-    </w:p>
-    <w:p>
-      <w:pPr>
-        <w:numPr>
-          <w:ilvl w:val="0"/>
-          <w:numId w:val="62"/>
-        </w:numPr>
-        <w:spacing w:before="100" w:beforeAutospacing="1" w:after="100" w:afterAutospacing="1" w:line="240" w:lineRule="auto"/>
-      </w:pPr>
-      <w:r>
-        <w:t xml:space="preserve">Maximum Sum Subarray of Size K </w:t>
-      </w:r>
-    </w:p>
-    <w:p>
-      <w:pPr>
-        <w:numPr>
-          <w:ilvl w:val="0"/>
-          <w:numId w:val="62"/>
-        </w:numPr>
-        <w:spacing w:before="100" w:beforeAutospacing="1" w:after="100" w:afterAutospacing="1" w:line="240" w:lineRule="auto"/>
-      </w:pPr>
-      <w:r>
         <w:t>Minimum Sum Subarray</w:t>
       </w:r>
       <w:r>
@@ -6005,7 +6103,23 @@
         <w:pStyle w:val="NormalWeb"/>
       </w:pPr>
       <w:r>
-        <w:t>Main sirf ye karwata:</w:t>
+        <w:t xml:space="preserve">Main </w:t>
+      </w:r>
+      <w:proofErr w:type="spellStart"/>
+      <w:r>
+        <w:t>sirf</w:t>
+      </w:r>
+      <w:proofErr w:type="spellEnd"/>
+      <w:r>
+        <w:t xml:space="preserve"> ye </w:t>
+      </w:r>
+      <w:proofErr w:type="spellStart"/>
+      <w:r>
+        <w:t>karwata</w:t>
+      </w:r>
+      <w:proofErr w:type="spellEnd"/>
+      <w:r>
+        <w:t>:</w:t>
       </w:r>
     </w:p>
     <w:p>
@@ -6248,7 +6362,15 @@
         <w:t>🔥</w:t>
       </w:r>
       <w:r>
-        <w:t xml:space="preserve"> Mere hisaab se Top 40 Questions (Highest Priority)</w:t>
+        <w:t xml:space="preserve"> Mere </w:t>
+      </w:r>
+      <w:proofErr w:type="spellStart"/>
+      <w:r>
+        <w:t>hisaab</w:t>
+      </w:r>
+      <w:proofErr w:type="spellEnd"/>
+      <w:r>
+        <w:t xml:space="preserve"> se Top 40 Questions (Highest Priority)</w:t>
       </w:r>
     </w:p>
     <w:p>
@@ -6256,16 +6378,56 @@
         <w:pStyle w:val="NormalWeb"/>
       </w:pPr>
       <w:r>
-        <w:t xml:space="preserve">Ye 40 tumhe </w:t>
-      </w:r>
+        <w:t xml:space="preserve">Ye 40 </w:t>
+      </w:r>
+      <w:proofErr w:type="spellStart"/>
+      <w:r>
+        <w:t>tumhe</w:t>
+      </w:r>
+      <w:proofErr w:type="spellEnd"/>
+      <w:r>
+        <w:t xml:space="preserve"> </w:t>
+      </w:r>
+      <w:proofErr w:type="spellStart"/>
       <w:r>
         <w:rPr>
           <w:rStyle w:val="Strong"/>
         </w:rPr>
-        <w:t>aankh band karke</w:t>
-      </w:r>
-      <w:r>
-        <w:t xml:space="preserve"> aane chahiye:</w:t>
+        <w:t>aankh</w:t>
+      </w:r>
+      <w:proofErr w:type="spellEnd"/>
+      <w:r>
+        <w:rPr>
+          <w:rStyle w:val="Strong"/>
+        </w:rPr>
+        <w:t xml:space="preserve"> band </w:t>
+      </w:r>
+      <w:proofErr w:type="spellStart"/>
+      <w:r>
+        <w:rPr>
+          <w:rStyle w:val="Strong"/>
+        </w:rPr>
+        <w:t>karke</w:t>
+      </w:r>
+      <w:proofErr w:type="spellEnd"/>
+      <w:r>
+        <w:t xml:space="preserve"> </w:t>
+      </w:r>
+      <w:proofErr w:type="spellStart"/>
+      <w:r>
+        <w:t>aane</w:t>
+      </w:r>
+      <w:proofErr w:type="spellEnd"/>
+      <w:r>
+        <w:t xml:space="preserve"> </w:t>
+      </w:r>
+      <w:proofErr w:type="spellStart"/>
+      <w:r>
+        <w:t>chahiye</w:t>
+      </w:r>
+      <w:proofErr w:type="spellEnd"/>
+      <w:r>
+        <w:t>:</w:t>
       </w:r>
     </w:p>
     <w:p>
@@ -7010,7 +7172,15 @@
         <w:t>service-based company Python interviews</w:t>
       </w:r>
       <w:r>
-        <w:t xml:space="preserve"> (TCS, Infosys, Wipro, Cognizant, Accenture, Capgemini, LTIMindtree, HCL, Tech Mahindra, etc.), these are the questions that repeatedly show up and have a very high probability of being asked.</w:t>
+        <w:t xml:space="preserve"> (TCS, Infosys, Wipro, Cognizant, Accenture, Capgemini, </w:t>
+      </w:r>
+      <w:proofErr w:type="spellStart"/>
+      <w:r>
+        <w:t>LTIMindtree</w:t>
+      </w:r>
+      <w:proofErr w:type="spellEnd"/>
+      <w:r>
+        <w:t>, HCL, Tech Mahindra, etc.), these are the questions that repeatedly show up and have a very high probability of being asked.</w:t>
       </w:r>
     </w:p>
     <w:p>
@@ -7018,7 +7188,15 @@
         <w:pStyle w:val="NormalWeb"/>
       </w:pPr>
       <w:r>
-        <w:t>Based on your document , focus on adding these:</w:t>
+        <w:t xml:space="preserve">Based on your </w:t>
+      </w:r>
+      <w:proofErr w:type="gramStart"/>
+      <w:r>
+        <w:t>document ,</w:t>
+      </w:r>
+      <w:proofErr w:type="gramEnd"/>
+      <w:r>
+        <w:t xml:space="preserve"> focus on adding these:</w:t>
       </w:r>
     </w:p>
     <w:p>
@@ -7231,7 +7409,15 @@
         <w:spacing w:before="100" w:beforeAutospacing="1" w:after="100" w:afterAutospacing="1"/>
       </w:pPr>
       <w:r>
-        <w:t xml:space="preserve">String compression (aaabbc → a3b2c1) </w:t>
+        <w:t>String compression (</w:t>
+      </w:r>
+      <w:proofErr w:type="spellStart"/>
+      <w:r>
+        <w:t>aaabbc</w:t>
+      </w:r>
+      <w:proofErr w:type="spellEnd"/>
+      <w:r>
+        <w:t xml:space="preserve"> → a3b2c1) </w:t>
       </w:r>
     </w:p>
     <w:p>
@@ -7934,7 +8120,15 @@
         <w:pStyle w:val="Heading2"/>
       </w:pPr>
       <w:r>
-        <w:t>Service-Based Favorite Logic Questions</w:t>
+        <w:t xml:space="preserve">Service-Based </w:t>
+      </w:r>
+      <w:proofErr w:type="spellStart"/>
+      <w:r>
+        <w:t>Favorite</w:t>
+      </w:r>
+      <w:proofErr w:type="spellEnd"/>
+      <w:r>
+        <w:t xml:space="preserve"> Logic Questions</w:t>
       </w:r>
     </w:p>
     <w:p>
@@ -7957,8 +8151,13 @@
         </w:numPr>
         <w:spacing w:before="100" w:beforeAutospacing="1" w:after="100" w:afterAutospacing="1"/>
       </w:pPr>
-      <w:r>
-        <w:t xml:space="preserve">Kadane's Algorithm (maximum subarray sum) </w:t>
+      <w:proofErr w:type="spellStart"/>
+      <w:r>
+        <w:t>Kadane's</w:t>
+      </w:r>
+      <w:proofErr w:type="spellEnd"/>
+      <w:r>
+        <w:t xml:space="preserve"> Algorithm (maximum subarray sum) </w:t>
       </w:r>
     </w:p>
     <w:p>
@@ -8097,8 +8296,13 @@
         <w:pStyle w:val="Heading2"/>
       </w:pPr>
       <w:r>
-        <w:t>Django/Python Interview Favorites</w:t>
-      </w:r>
+        <w:t xml:space="preserve">Django/Python Interview </w:t>
+      </w:r>
+      <w:proofErr w:type="spellStart"/>
+      <w:r>
+        <w:t>Favorites</w:t>
+      </w:r>
+      <w:proofErr w:type="spellEnd"/>
     </w:p>
     <w:p>
       <w:pPr>
@@ -8271,7 +8475,15 @@
         <w:spacing w:before="100" w:beforeAutospacing="1" w:after="100" w:afterAutospacing="1"/>
       </w:pPr>
       <w:r>
-        <w:t xml:space="preserve">Difference between append() and extend() </w:t>
+        <w:t xml:space="preserve">Difference between </w:t>
+      </w:r>
+      <w:proofErr w:type="gramStart"/>
+      <w:r>
+        <w:t>append(</w:t>
+      </w:r>
+      <w:proofErr w:type="gramEnd"/>
+      <w:r>
+        <w:t xml:space="preserve">) and extend() </w:t>
       </w:r>
     </w:p>
     <w:p>
@@ -8283,7 +8495,15 @@
         <w:spacing w:before="100" w:beforeAutospacing="1" w:after="100" w:afterAutospacing="1"/>
       </w:pPr>
       <w:r>
-        <w:t xml:space="preserve">Difference between remove(), pop(), discard() </w:t>
+        <w:t xml:space="preserve">Difference between </w:t>
+      </w:r>
+      <w:proofErr w:type="gramStart"/>
+      <w:r>
+        <w:t>remove(</w:t>
+      </w:r>
+      <w:proofErr w:type="gramEnd"/>
+      <w:r>
+        <w:t xml:space="preserve">), pop(), discard() </w:t>
       </w:r>
     </w:p>
     <w:p>
@@ -8306,8 +8526,13 @@
         </w:numPr>
         <w:spacing w:before="100" w:beforeAutospacing="1" w:after="100" w:afterAutospacing="1"/>
       </w:pPr>
-      <w:r>
-        <w:t xml:space="preserve">map(), filter(), reduce() </w:t>
+      <w:proofErr w:type="gramStart"/>
+      <w:r>
+        <w:t>map(</w:t>
+      </w:r>
+      <w:proofErr w:type="gramEnd"/>
+      <w:r>
+        <w:t xml:space="preserve">), filter(), reduce() </w:t>
       </w:r>
     </w:p>
     <w:p>
@@ -8318,8 +8543,13 @@
         </w:numPr>
         <w:spacing w:before="100" w:beforeAutospacing="1" w:after="100" w:afterAutospacing="1"/>
       </w:pPr>
-      <w:r>
-        <w:t xml:space="preserve">zip() function </w:t>
+      <w:proofErr w:type="gramStart"/>
+      <w:r>
+        <w:t>zip(</w:t>
+      </w:r>
+      <w:proofErr w:type="gramEnd"/>
+      <w:r>
+        <w:t xml:space="preserve">) function </w:t>
       </w:r>
     </w:p>
     <w:p>
@@ -8330,8 +8560,13 @@
         </w:numPr>
         <w:spacing w:before="100" w:beforeAutospacing="1" w:after="100" w:afterAutospacing="1"/>
       </w:pPr>
-      <w:r>
-        <w:t xml:space="preserve">enumerate() </w:t>
+      <w:proofErr w:type="gramStart"/>
+      <w:r>
+        <w:t>enumerate(</w:t>
+      </w:r>
+      <w:proofErr w:type="gramEnd"/>
+      <w:r>
+        <w:t xml:space="preserve">) </w:t>
       </w:r>
     </w:p>
     <w:p>
@@ -8343,7 +8578,25 @@
         <w:spacing w:before="100" w:beforeAutospacing="1" w:after="100" w:afterAutospacing="1"/>
       </w:pPr>
       <w:r>
-        <w:t xml:space="preserve">*args and **kwargs </w:t>
+        <w:t>*</w:t>
+      </w:r>
+      <w:proofErr w:type="spellStart"/>
+      <w:proofErr w:type="gramStart"/>
+      <w:r>
+        <w:t>args</w:t>
+      </w:r>
+      <w:proofErr w:type="spellEnd"/>
+      <w:proofErr w:type="gramEnd"/>
+      <w:r>
+        <w:t xml:space="preserve"> and **</w:t>
+      </w:r>
+      <w:proofErr w:type="spellStart"/>
+      <w:r>
+        <w:t>kwargs</w:t>
+      </w:r>
+      <w:proofErr w:type="spellEnd"/>
+      <w:r>
+        <w:t xml:space="preserve"> </w:t>
       </w:r>
     </w:p>
     <w:p>
@@ -8526,8 +8779,13 @@
         </w:numPr>
         <w:spacing w:before="100" w:beforeAutospacing="1" w:after="100" w:afterAutospacing="1"/>
       </w:pPr>
-      <w:r>
-        <w:t xml:space="preserve">Kadane's Algorithm </w:t>
+      <w:proofErr w:type="spellStart"/>
+      <w:r>
+        <w:t>Kadane's</w:t>
+      </w:r>
+      <w:proofErr w:type="spellEnd"/>
+      <w:r>
+        <w:t xml:space="preserve"> Algorithm </w:t>
       </w:r>
     </w:p>
     <w:p>
@@ -8672,7 +8930,25 @@
         <w:spacing w:before="100" w:beforeAutospacing="1" w:after="100" w:afterAutospacing="1"/>
       </w:pPr>
       <w:r>
-        <w:t xml:space="preserve">*args and **kwargs </w:t>
+        <w:t>*</w:t>
+      </w:r>
+      <w:proofErr w:type="spellStart"/>
+      <w:proofErr w:type="gramStart"/>
+      <w:r>
+        <w:t>args</w:t>
+      </w:r>
+      <w:proofErr w:type="spellEnd"/>
+      <w:proofErr w:type="gramEnd"/>
+      <w:r>
+        <w:t xml:space="preserve"> and **</w:t>
+      </w:r>
+      <w:proofErr w:type="spellStart"/>
+      <w:r>
+        <w:t>kwargs</w:t>
+      </w:r>
+      <w:proofErr w:type="spellEnd"/>
+      <w:r>
+        <w:t xml:space="preserve"> </w:t>
       </w:r>
     </w:p>
     <w:p>
@@ -8862,7 +9138,15 @@
         <w:spacing w:before="100" w:beforeAutospacing="1" w:after="100" w:afterAutospacing="1" w:line="240" w:lineRule="auto"/>
       </w:pPr>
       <w:r>
-        <w:t xml:space="preserve">List/Dict/Set/Tuple </w:t>
+        <w:t>List/</w:t>
+      </w:r>
+      <w:proofErr w:type="spellStart"/>
+      <w:r>
+        <w:t>Dict</w:t>
+      </w:r>
+      <w:proofErr w:type="spellEnd"/>
+      <w:r>
+        <w:t xml:space="preserve">/Set/Tuple </w:t>
       </w:r>
     </w:p>
     <w:p>
@@ -9136,12 +9420,14 @@
       <w:r>
         <w:t>Constructor (</w:t>
       </w:r>
+      <w:proofErr w:type="spellStart"/>
       <w:r>
         <w:rPr>
           <w:rStyle w:val="Strong"/>
         </w:rPr>
         <w:t>init</w:t>
       </w:r>
+      <w:proofErr w:type="spellEnd"/>
       <w:r>
         <w:t xml:space="preserve">) </w:t>
       </w:r>
@@ -9407,7 +9693,15 @@
         <w:spacing w:before="100" w:beforeAutospacing="1" w:after="100" w:afterAutospacing="1" w:line="240" w:lineRule="auto"/>
       </w:pPr>
       <w:r>
-        <w:t xml:space="preserve">with open() </w:t>
+        <w:t xml:space="preserve">with </w:t>
+      </w:r>
+      <w:proofErr w:type="gramStart"/>
+      <w:r>
+        <w:t>open(</w:t>
+      </w:r>
+      <w:proofErr w:type="gramEnd"/>
+      <w:r>
+        <w:t xml:space="preserve">) </w:t>
       </w:r>
     </w:p>
     <w:p>
@@ -11265,14 +11559,25 @@
           <w:lang w:eastAsia="en-IN"/>
         </w:rPr>
       </w:pPr>
-      <w:r>
-        <w:rPr>
-          <w:rFonts w:ascii="Times New Roman" w:eastAsia="Times New Roman" w:hAnsi="Times New Roman" w:cs="Times New Roman"/>
-          <w:sz w:val="24"/>
-          <w:szCs w:val="24"/>
-          <w:lang w:eastAsia="en-IN"/>
-        </w:rPr>
-        <w:t xml:space="preserve">Kadane's Algorithm </w:t>
+      <w:proofErr w:type="spellStart"/>
+      <w:r>
+        <w:rPr>
+          <w:rFonts w:ascii="Times New Roman" w:eastAsia="Times New Roman" w:hAnsi="Times New Roman" w:cs="Times New Roman"/>
+          <w:sz w:val="24"/>
+          <w:szCs w:val="24"/>
+          <w:lang w:eastAsia="en-IN"/>
+        </w:rPr>
+        <w:t>Kadane's</w:t>
+      </w:r>
+      <w:proofErr w:type="spellEnd"/>
+      <w:r>
+        <w:rPr>
+          <w:rFonts w:ascii="Times New Roman" w:eastAsia="Times New Roman" w:hAnsi="Times New Roman" w:cs="Times New Roman"/>
+          <w:sz w:val="24"/>
+          <w:szCs w:val="24"/>
+          <w:lang w:eastAsia="en-IN"/>
+        </w:rPr>
+        <w:t xml:space="preserve"> Algorithm </w:t>
       </w:r>
     </w:p>
     <w:p>
@@ -11664,14 +11969,25 @@
           <w:lang w:eastAsia="en-IN"/>
         </w:rPr>
       </w:pPr>
-      <w:r>
-        <w:rPr>
-          <w:rFonts w:ascii="Times New Roman" w:eastAsia="Times New Roman" w:hAnsi="Times New Roman" w:cs="Times New Roman"/>
-          <w:sz w:val="24"/>
-          <w:szCs w:val="24"/>
-          <w:lang w:eastAsia="en-IN"/>
-        </w:rPr>
-        <w:t xml:space="preserve">Kadane's Algorithm </w:t>
+      <w:proofErr w:type="spellStart"/>
+      <w:r>
+        <w:rPr>
+          <w:rFonts w:ascii="Times New Roman" w:eastAsia="Times New Roman" w:hAnsi="Times New Roman" w:cs="Times New Roman"/>
+          <w:sz w:val="24"/>
+          <w:szCs w:val="24"/>
+          <w:lang w:eastAsia="en-IN"/>
+        </w:rPr>
+        <w:t>Kadane's</w:t>
+      </w:r>
+      <w:proofErr w:type="spellEnd"/>
+      <w:r>
+        <w:rPr>
+          <w:rFonts w:ascii="Times New Roman" w:eastAsia="Times New Roman" w:hAnsi="Times New Roman" w:cs="Times New Roman"/>
+          <w:sz w:val="24"/>
+          <w:szCs w:val="24"/>
+          <w:lang w:eastAsia="en-IN"/>
+        </w:rPr>
+        <w:t xml:space="preserve"> Algorithm </w:t>
       </w:r>
     </w:p>
     <w:p>
@@ -11861,7 +12177,47 @@
           <w:szCs w:val="24"/>
           <w:lang w:eastAsia="en-IN"/>
         </w:rPr>
-        <w:t xml:space="preserve">*args / **kwargs </w:t>
+        <w:t>*</w:t>
+      </w:r>
+      <w:proofErr w:type="spellStart"/>
+      <w:r>
+        <w:rPr>
+          <w:rFonts w:ascii="Times New Roman" w:eastAsia="Times New Roman" w:hAnsi="Times New Roman" w:cs="Times New Roman"/>
+          <w:sz w:val="24"/>
+          <w:szCs w:val="24"/>
+          <w:lang w:eastAsia="en-IN"/>
+        </w:rPr>
+        <w:t>args</w:t>
+      </w:r>
+      <w:proofErr w:type="spellEnd"/>
+      <w:r>
+        <w:rPr>
+          <w:rFonts w:ascii="Times New Roman" w:eastAsia="Times New Roman" w:hAnsi="Times New Roman" w:cs="Times New Roman"/>
+          <w:sz w:val="24"/>
+          <w:szCs w:val="24"/>
+          <w:lang w:eastAsia="en-IN"/>
+        </w:rPr>
+        <w:t xml:space="preserve"> / **</w:t>
+      </w:r>
+      <w:proofErr w:type="spellStart"/>
+      <w:r>
+        <w:rPr>
+          <w:rFonts w:ascii="Times New Roman" w:eastAsia="Times New Roman" w:hAnsi="Times New Roman" w:cs="Times New Roman"/>
+          <w:sz w:val="24"/>
+          <w:szCs w:val="24"/>
+          <w:lang w:eastAsia="en-IN"/>
+        </w:rPr>
+        <w:t>kwargs</w:t>
+      </w:r>
+      <w:proofErr w:type="spellEnd"/>
+      <w:r>
+        <w:rPr>
+          <w:rFonts w:ascii="Times New Roman" w:eastAsia="Times New Roman" w:hAnsi="Times New Roman" w:cs="Times New Roman"/>
+          <w:sz w:val="24"/>
+          <w:szCs w:val="24"/>
+          <w:lang w:eastAsia="en-IN"/>
+        </w:rPr>
+        <w:t xml:space="preserve"> </w:t>
       </w:r>
     </w:p>
     <w:p>
@@ -12249,14 +12605,25 @@
           <w:lang w:eastAsia="en-IN"/>
         </w:rPr>
       </w:pPr>
-      <w:r>
-        <w:rPr>
-          <w:rFonts w:ascii="Times New Roman" w:eastAsia="Times New Roman" w:hAnsi="Times New Roman" w:cs="Times New Roman"/>
-          <w:sz w:val="24"/>
-          <w:szCs w:val="24"/>
-          <w:lang w:eastAsia="en-IN"/>
-        </w:rPr>
-        <w:t xml:space="preserve">So unless you're targeting tougher product-company interviews, </w:t>
+      <w:proofErr w:type="gramStart"/>
+      <w:r>
+        <w:rPr>
+          <w:rFonts w:ascii="Times New Roman" w:eastAsia="Times New Roman" w:hAnsi="Times New Roman" w:cs="Times New Roman"/>
+          <w:sz w:val="24"/>
+          <w:szCs w:val="24"/>
+          <w:lang w:eastAsia="en-IN"/>
+        </w:rPr>
+        <w:t>So</w:t>
+      </w:r>
+      <w:proofErr w:type="gramEnd"/>
+      <w:r>
+        <w:rPr>
+          <w:rFonts w:ascii="Times New Roman" w:eastAsia="Times New Roman" w:hAnsi="Times New Roman" w:cs="Times New Roman"/>
+          <w:sz w:val="24"/>
+          <w:szCs w:val="24"/>
+          <w:lang w:eastAsia="en-IN"/>
+        </w:rPr>
+        <w:t xml:space="preserve"> unless you're targeting tougher product-company interviews, </w:t>
       </w:r>
       <w:r>
         <w:rPr>
@@ -12296,7 +12663,47 @@
           <w:szCs w:val="24"/>
           <w:lang w:eastAsia="en-IN"/>
         </w:rPr>
-        <w:t>ok i have made all the question from my list and some ques logic are clear but some of not is not clear</w:t>
+        <w:t xml:space="preserve">ok </w:t>
+      </w:r>
+      <w:proofErr w:type="spellStart"/>
+      <w:r>
+        <w:rPr>
+          <w:rFonts w:ascii="Times New Roman" w:eastAsia="Times New Roman" w:hAnsi="Times New Roman" w:cs="Times New Roman"/>
+          <w:sz w:val="24"/>
+          <w:szCs w:val="24"/>
+          <w:lang w:eastAsia="en-IN"/>
+        </w:rPr>
+        <w:t>i</w:t>
+      </w:r>
+      <w:proofErr w:type="spellEnd"/>
+      <w:r>
+        <w:rPr>
+          <w:rFonts w:ascii="Times New Roman" w:eastAsia="Times New Roman" w:hAnsi="Times New Roman" w:cs="Times New Roman"/>
+          <w:sz w:val="24"/>
+          <w:szCs w:val="24"/>
+          <w:lang w:eastAsia="en-IN"/>
+        </w:rPr>
+        <w:t xml:space="preserve"> have made all the question from my list and some ques </w:t>
+      </w:r>
+      <w:proofErr w:type="gramStart"/>
+      <w:r>
+        <w:rPr>
+          <w:rFonts w:ascii="Times New Roman" w:eastAsia="Times New Roman" w:hAnsi="Times New Roman" w:cs="Times New Roman"/>
+          <w:sz w:val="24"/>
+          <w:szCs w:val="24"/>
+          <w:lang w:eastAsia="en-IN"/>
+        </w:rPr>
+        <w:t>logic</w:t>
+      </w:r>
+      <w:proofErr w:type="gramEnd"/>
+      <w:r>
+        <w:rPr>
+          <w:rFonts w:ascii="Times New Roman" w:eastAsia="Times New Roman" w:hAnsi="Times New Roman" w:cs="Times New Roman"/>
+          <w:sz w:val="24"/>
+          <w:szCs w:val="24"/>
+          <w:lang w:eastAsia="en-IN"/>
+        </w:rPr>
+        <w:t xml:space="preserve"> are clear but some of not is not clear</w:t>
       </w:r>
     </w:p>
     <w:p>
@@ -13532,7 +13939,27 @@
           <w:szCs w:val="24"/>
           <w:lang w:eastAsia="en-IN"/>
         </w:rPr>
-        <w:t xml:space="preserve">Maximum Sum Subarray (Kadane) </w:t>
+        <w:t>Maximum Sum Subarray (</w:t>
+      </w:r>
+      <w:proofErr w:type="spellStart"/>
+      <w:r>
+        <w:rPr>
+          <w:rFonts w:ascii="Times New Roman" w:eastAsia="Times New Roman" w:hAnsi="Times New Roman" w:cs="Times New Roman"/>
+          <w:sz w:val="24"/>
+          <w:szCs w:val="24"/>
+          <w:lang w:eastAsia="en-IN"/>
+        </w:rPr>
+        <w:t>Kadane</w:t>
+      </w:r>
+      <w:proofErr w:type="spellEnd"/>
+      <w:r>
+        <w:rPr>
+          <w:rFonts w:ascii="Times New Roman" w:eastAsia="Times New Roman" w:hAnsi="Times New Roman" w:cs="Times New Roman"/>
+          <w:sz w:val="24"/>
+          <w:szCs w:val="24"/>
+          <w:lang w:eastAsia="en-IN"/>
+        </w:rPr>
+        <w:t xml:space="preserve">) </w:t>
       </w:r>
     </w:p>
     <w:p>

--- a/Djangopythonservieques.docx
+++ b/Djangopythonservieques.docx
@@ -4562,19 +4562,34 @@
         <w:spacing w:before="100" w:beforeAutospacing="1" w:after="100" w:afterAutospacing="1" w:line="240" w:lineRule="auto"/>
       </w:pPr>
       <w:r>
+        <w:t>Minimum Sum Subarray</w:t>
+      </w:r>
+      <w:r>
+        <w:t xml:space="preserve"> of size k</w:t>
+      </w:r>
+    </w:p>
+    <w:p>
+      <w:pPr>
+        <w:numPr>
+          <w:ilvl w:val="0"/>
+          <w:numId w:val="62"/>
+        </w:numPr>
+        <w:spacing w:before="100" w:beforeAutospacing="1" w:after="100" w:afterAutospacing="1" w:line="240" w:lineRule="auto"/>
+      </w:pPr>
+      <w:r>
         <w:rPr>
           <w:noProof/>
         </w:rPr>
         <mc:AlternateContent>
           <mc:Choice Requires="wps">
             <w:drawing>
-              <wp:anchor distT="0" distB="0" distL="114300" distR="114300" simplePos="0" relativeHeight="251664384" behindDoc="0" locked="0" layoutInCell="1" allowOverlap="1" wp14:anchorId="6B6A67C9" wp14:editId="0CFB8ECE">
+              <wp:anchor distT="0" distB="0" distL="114300" distR="114300" simplePos="0" relativeHeight="251664384" behindDoc="0" locked="0" layoutInCell="1" allowOverlap="1" wp14:anchorId="6B6A67C9" wp14:editId="48338CE8">
                 <wp:simplePos x="0" y="0"/>
                 <wp:positionH relativeFrom="column">
-                  <wp:posOffset>-95416</wp:posOffset>
+                  <wp:posOffset>-111153</wp:posOffset>
                 </wp:positionH>
                 <wp:positionV relativeFrom="paragraph">
-                  <wp:posOffset>166867</wp:posOffset>
+                  <wp:posOffset>158557</wp:posOffset>
                 </wp:positionV>
                 <wp:extent cx="3474720" cy="19878"/>
                 <wp:effectExtent l="19050" t="76200" r="87630" b="94615"/>
@@ -4624,32 +4639,17 @@
           </mc:Choice>
           <mc:Fallback>
             <w:pict>
-              <v:shapetype w14:anchorId="50380BAC" id="_x0000_t32" coordsize="21600,21600" o:spt="32" o:oned="t" path="m,l21600,21600e" filled="f">
+              <v:shapetype w14:anchorId="66535DBE" id="_x0000_t32" coordsize="21600,21600" o:spt="32" o:oned="t" path="m,l21600,21600e" filled="f">
                 <v:path arrowok="t" fillok="f" o:connecttype="none"/>
                 <o:lock v:ext="edit" shapetype="t"/>
               </v:shapetype>
-              <v:shape id="Straight Arrow Connector 4" o:spid="_x0000_s1026" type="#_x0000_t32" style="position:absolute;margin-left:-7.5pt;margin-top:13.15pt;width:273.6pt;height:1.55pt;z-index:251664384;visibility:visible;mso-wrap-style:square;mso-wrap-distance-left:9pt;mso-wrap-distance-top:0;mso-wrap-distance-right:9pt;mso-wrap-distance-bottom:0;mso-position-horizontal:absolute;mso-position-horizontal-relative:text;mso-position-vertical:absolute;mso-position-vertical-relative:text" o:gfxdata="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" strokecolor="yellow" strokeweight=".5pt">
+              <v:shape id="Straight Arrow Connector 4" o:spid="_x0000_s1026" type="#_x0000_t32" style="position:absolute;margin-left:-8.75pt;margin-top:12.5pt;width:273.6pt;height:1.55pt;z-index:251664384;visibility:visible;mso-wrap-style:square;mso-wrap-distance-left:9pt;mso-wrap-distance-top:0;mso-wrap-distance-right:9pt;mso-wrap-distance-bottom:0;mso-position-horizontal:absolute;mso-position-horizontal-relative:text;mso-position-vertical:absolute;mso-position-vertical-relative:text" o:gfxdata="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" strokecolor="yellow" strokeweight=".5pt">
                 <v:stroke startarrow="block" endarrow="block" joinstyle="miter"/>
               </v:shape>
             </w:pict>
           </mc:Fallback>
         </mc:AlternateContent>
       </w:r>
-      <w:r>
-        <w:t>Minimum Sum Subarray</w:t>
-      </w:r>
-      <w:r>
-        <w:t xml:space="preserve"> of size k</w:t>
-      </w:r>
-    </w:p>
-    <w:p>
-      <w:pPr>
-        <w:numPr>
-          <w:ilvl w:val="0"/>
-          <w:numId w:val="62"/>
-        </w:numPr>
-        <w:spacing w:before="100" w:beforeAutospacing="1" w:after="100" w:afterAutospacing="1" w:line="240" w:lineRule="auto"/>
-      </w:pPr>
       <w:r>
         <w:t xml:space="preserve">First Negative in Window </w:t>
       </w:r>
